--- a/docs/06_SIL功能安全认证/02_软件架构/CG01.系统架构设计-V1.2.docx
+++ b/docs/06_SIL功能安全认证/02_软件架构/CG01.系统架构设计-V1.2.docx
@@ -1,6 +1,6 @@
 
 <file path=word/document.xml><?xml version="1.0" encoding="utf-8"?>
-<w:document xmlns:wpc="http://schemas.microsoft.com/office/word/2010/wordprocessingCanvas" xmlns:mc="http://schemas.openxmlformats.org/markup-compatibility/2006" xmlns:o="urn:schemas-microsoft-com:office:office" xmlns:r="http://schemas.openxmlformats.org/officeDocument/2006/relationships" xmlns:m="http://schemas.openxmlformats.org/officeDocument/2006/math" xmlns:v="urn:schemas-microsoft-com:vml" xmlns:wp14="http://schemas.microsoft.com/office/word/2010/wordprocessingDrawing" xmlns:wp="http://schemas.openxmlformats.org/drawingml/2006/wordprocessingDrawing" xmlns:w="http://schemas.openxmlformats.org/wordprocessingml/2006/main" xmlns:w14="http://schemas.microsoft.com/office/word/2010/wordml" xmlns:w10="urn:schemas-microsoft-com:office:word" xmlns:w15="http://schemas.microsoft.com/office/word/2012/wordml" xmlns:wpg="http://schemas.microsoft.com/office/word/2010/wordprocessingGroup" xmlns:wpi="http://schemas.microsoft.com/office/word/2010/wordprocessingInk" xmlns:wne="http://schemas.microsoft.com/office/word/2006/wordml" xmlns:wps="http://schemas.microsoft.com/office/word/2010/wordprocessingShape" xmlns:wpsCustomData="http://www.wps.cn/officeDocument/2013/wpsCustomData" mc:Ignorable="w14 w15 wp14">
+<w:document xmlns:wpc="http://schemas.microsoft.com/office/word/2010/wordprocessingCanvas" xmlns:cx="http://schemas.microsoft.com/office/drawing/2014/chartex" xmlns:cx1="http://schemas.microsoft.com/office/drawing/2015/9/8/chartex" xmlns:cx2="http://schemas.microsoft.com/office/drawing/2015/10/21/chartex" xmlns:cx3="http://schemas.microsoft.com/office/drawing/2016/5/9/chartex" xmlns:cx4="http://schemas.microsoft.com/office/drawing/2016/5/10/chartex" xmlns:cx5="http://schemas.microsoft.com/office/drawing/2016/5/11/chartex" xmlns:cx6="http://schemas.microsoft.com/office/drawing/2016/5/12/chartex" xmlns:cx7="http://schemas.microsoft.com/office/drawing/2016/5/13/chartex" xmlns:cx8="http://schemas.microsoft.com/office/drawing/2016/5/14/chartex" xmlns:mc="http://schemas.openxmlformats.org/markup-compatibility/2006" xmlns:o="urn:schemas-microsoft-com:office:office" xmlns:r="http://schemas.openxmlformats.org/officeDocument/2006/relationships" xmlns:m="http://schemas.openxmlformats.org/officeDocument/2006/math" xmlns:v="urn:schemas-microsoft-com:vml" xmlns:wp14="http://schemas.microsoft.com/office/word/2010/wordprocessingDrawing" xmlns:wp="http://schemas.openxmlformats.org/drawingml/2006/wordprocessingDrawing" xmlns:w="http://schemas.openxmlformats.org/wordprocessingml/2006/main" xmlns:w14="http://schemas.microsoft.com/office/word/2010/wordml" xmlns:w10="urn:schemas-microsoft-com:office:word" xmlns:w15="http://schemas.microsoft.com/office/word/2012/wordml" xmlns:wpg="http://schemas.microsoft.com/office/word/2010/wordprocessingGroup" xmlns:wpi="http://schemas.microsoft.com/office/word/2010/wordprocessingInk" xmlns:wne="http://schemas.microsoft.com/office/word/2006/wordml" xmlns:wps="http://schemas.microsoft.com/office/word/2010/wordprocessingShape" xmlns:wpsCustomData="http://www.wps.cn/officeDocument/2013/wpsCustomData" mc:Ignorable="w14 w15 wp14">
   <w:body>
     <w:p>
       <w:pPr>
@@ -2769,7 +2769,7 @@
         <w:rPr>
           <w:szCs w:val="24"/>
         </w:rPr>
-        <w:instrText xml:space="preserve"> HYPERLINK \l _Toc7682 </w:instrText>
+        <w:instrText xml:space="preserve"> HYPERLINK \l _Toc21736 </w:instrText>
       </w:r>
       <w:r>
         <w:rPr>
@@ -2790,7 +2790,7 @@
         <w:fldChar w:fldCharType="begin"/>
       </w:r>
       <w:r>
-        <w:instrText xml:space="preserve"> PAGEREF _Toc7682 \h </w:instrText>
+        <w:instrText xml:space="preserve"> PAGEREF _Toc21736 \h </w:instrText>
       </w:r>
       <w:r>
         <w:fldChar w:fldCharType="separate"/>
@@ -2827,7 +2827,7 @@
         <w:rPr>
           <w:szCs w:val="24"/>
         </w:rPr>
-        <w:instrText xml:space="preserve"> HYPERLINK \l _Toc18638 </w:instrText>
+        <w:instrText xml:space="preserve"> HYPERLINK \l _Toc23495 </w:instrText>
       </w:r>
       <w:r>
         <w:rPr>
@@ -2848,7 +2848,7 @@
         <w:fldChar w:fldCharType="begin"/>
       </w:r>
       <w:r>
-        <w:instrText xml:space="preserve"> PAGEREF _Toc18638 \h </w:instrText>
+        <w:instrText xml:space="preserve"> PAGEREF _Toc23495 \h </w:instrText>
       </w:r>
       <w:r>
         <w:fldChar w:fldCharType="separate"/>
@@ -2885,7 +2885,7 @@
         <w:rPr>
           <w:szCs w:val="24"/>
         </w:rPr>
-        <w:instrText xml:space="preserve"> HYPERLINK \l _Toc23918 </w:instrText>
+        <w:instrText xml:space="preserve"> HYPERLINK \l _Toc9607 </w:instrText>
       </w:r>
       <w:r>
         <w:rPr>
@@ -2906,7 +2906,7 @@
         <w:fldChar w:fldCharType="begin"/>
       </w:r>
       <w:r>
-        <w:instrText xml:space="preserve"> PAGEREF _Toc23918 \h </w:instrText>
+        <w:instrText xml:space="preserve"> PAGEREF _Toc9607 \h </w:instrText>
       </w:r>
       <w:r>
         <w:fldChar w:fldCharType="separate"/>
@@ -2943,7 +2943,7 @@
         <w:rPr>
           <w:szCs w:val="24"/>
         </w:rPr>
-        <w:instrText xml:space="preserve"> HYPERLINK \l _Toc1393 </w:instrText>
+        <w:instrText xml:space="preserve"> HYPERLINK \l _Toc12832 </w:instrText>
       </w:r>
       <w:r>
         <w:rPr>
@@ -2964,7 +2964,7 @@
         <w:fldChar w:fldCharType="begin"/>
       </w:r>
       <w:r>
-        <w:instrText xml:space="preserve"> PAGEREF _Toc1393 \h </w:instrText>
+        <w:instrText xml:space="preserve"> PAGEREF _Toc12832 \h </w:instrText>
       </w:r>
       <w:r>
         <w:fldChar w:fldCharType="separate"/>
@@ -2999,7 +2999,7 @@
         <w:rPr>
           <w:szCs w:val="24"/>
         </w:rPr>
-        <w:instrText xml:space="preserve"> HYPERLINK \l _Toc11506 </w:instrText>
+        <w:instrText xml:space="preserve"> HYPERLINK \l _Toc32759 </w:instrText>
       </w:r>
       <w:r>
         <w:rPr>
@@ -3020,7 +3020,7 @@
         <w:fldChar w:fldCharType="begin"/>
       </w:r>
       <w:r>
-        <w:instrText xml:space="preserve"> PAGEREF _Toc11506 \h </w:instrText>
+        <w:instrText xml:space="preserve"> PAGEREF _Toc32759 \h </w:instrText>
       </w:r>
       <w:r>
         <w:fldChar w:fldCharType="separate"/>
@@ -3057,7 +3057,7 @@
         <w:rPr>
           <w:szCs w:val="24"/>
         </w:rPr>
-        <w:instrText xml:space="preserve"> HYPERLINK \l _Toc9284 </w:instrText>
+        <w:instrText xml:space="preserve"> HYPERLINK \l _Toc26624 </w:instrText>
       </w:r>
       <w:r>
         <w:rPr>
@@ -3079,7 +3079,7 @@
         <w:fldChar w:fldCharType="begin"/>
       </w:r>
       <w:r>
-        <w:instrText xml:space="preserve"> PAGEREF _Toc9284 \h </w:instrText>
+        <w:instrText xml:space="preserve"> PAGEREF _Toc26624 \h </w:instrText>
       </w:r>
       <w:r>
         <w:fldChar w:fldCharType="separate"/>
@@ -3116,7 +3116,7 @@
         <w:rPr>
           <w:szCs w:val="24"/>
         </w:rPr>
-        <w:instrText xml:space="preserve"> HYPERLINK \l _Toc20347 </w:instrText>
+        <w:instrText xml:space="preserve"> HYPERLINK \l _Toc30185 </w:instrText>
       </w:r>
       <w:r>
         <w:rPr>
@@ -3138,7 +3138,7 @@
         <w:fldChar w:fldCharType="begin"/>
       </w:r>
       <w:r>
-        <w:instrText xml:space="preserve"> PAGEREF _Toc20347 \h </w:instrText>
+        <w:instrText xml:space="preserve"> PAGEREF _Toc30185 \h </w:instrText>
       </w:r>
       <w:r>
         <w:fldChar w:fldCharType="separate"/>
@@ -3175,7 +3175,7 @@
         <w:rPr>
           <w:szCs w:val="24"/>
         </w:rPr>
-        <w:instrText xml:space="preserve"> HYPERLINK \l _Toc19013 </w:instrText>
+        <w:instrText xml:space="preserve"> HYPERLINK \l _Toc2581 </w:instrText>
       </w:r>
       <w:r>
         <w:rPr>
@@ -3197,13 +3197,13 @@
         <w:fldChar w:fldCharType="begin"/>
       </w:r>
       <w:r>
-        <w:instrText xml:space="preserve"> PAGEREF _Toc19013 \h </w:instrText>
+        <w:instrText xml:space="preserve"> PAGEREF _Toc2581 \h </w:instrText>
       </w:r>
       <w:r>
         <w:fldChar w:fldCharType="separate"/>
       </w:r>
       <w:r>
-        <w:t>4</w:t>
+        <w:t>5</w:t>
       </w:r>
       <w:r>
         <w:fldChar w:fldCharType="end"/>
@@ -3234,7 +3234,7 @@
         <w:rPr>
           <w:szCs w:val="24"/>
         </w:rPr>
-        <w:instrText xml:space="preserve"> HYPERLINK \l _Toc5324 </w:instrText>
+        <w:instrText xml:space="preserve"> HYPERLINK \l _Toc9230 </w:instrText>
       </w:r>
       <w:r>
         <w:rPr>
@@ -3256,13 +3256,13 @@
         <w:fldChar w:fldCharType="begin"/>
       </w:r>
       <w:r>
-        <w:instrText xml:space="preserve"> PAGEREF _Toc5324 \h </w:instrText>
+        <w:instrText xml:space="preserve"> PAGEREF _Toc9230 \h </w:instrText>
       </w:r>
       <w:r>
         <w:fldChar w:fldCharType="separate"/>
       </w:r>
       <w:r>
-        <w:t>5</w:t>
+        <w:t>6</w:t>
       </w:r>
       <w:r>
         <w:fldChar w:fldCharType="end"/>
@@ -3291,7 +3291,7 @@
         <w:rPr>
           <w:szCs w:val="24"/>
         </w:rPr>
-        <w:instrText xml:space="preserve"> HYPERLINK \l _Toc13302 </w:instrText>
+        <w:instrText xml:space="preserve"> HYPERLINK \l _Toc25114 </w:instrText>
       </w:r>
       <w:r>
         <w:rPr>
@@ -3313,7 +3313,7 @@
         <w:fldChar w:fldCharType="begin"/>
       </w:r>
       <w:r>
-        <w:instrText xml:space="preserve"> PAGEREF _Toc13302 \h </w:instrText>
+        <w:instrText xml:space="preserve"> PAGEREF _Toc25114 \h </w:instrText>
       </w:r>
       <w:r>
         <w:fldChar w:fldCharType="separate"/>
@@ -3350,7 +3350,7 @@
         <w:rPr>
           <w:szCs w:val="24"/>
         </w:rPr>
-        <w:instrText xml:space="preserve"> HYPERLINK \l _Toc3046 </w:instrText>
+        <w:instrText xml:space="preserve"> HYPERLINK \l _Toc5563 </w:instrText>
       </w:r>
       <w:r>
         <w:rPr>
@@ -3372,7 +3372,7 @@
         <w:fldChar w:fldCharType="begin"/>
       </w:r>
       <w:r>
-        <w:instrText xml:space="preserve"> PAGEREF _Toc3046 \h </w:instrText>
+        <w:instrText xml:space="preserve"> PAGEREF _Toc5563 \h </w:instrText>
       </w:r>
       <w:r>
         <w:fldChar w:fldCharType="separate"/>
@@ -3409,7 +3409,7 @@
         <w:rPr>
           <w:szCs w:val="24"/>
         </w:rPr>
-        <w:instrText xml:space="preserve"> HYPERLINK \l _Toc3773 </w:instrText>
+        <w:instrText xml:space="preserve"> HYPERLINK \l _Toc15479 </w:instrText>
       </w:r>
       <w:r>
         <w:rPr>
@@ -3431,7 +3431,7 @@
         <w:fldChar w:fldCharType="begin"/>
       </w:r>
       <w:r>
-        <w:instrText xml:space="preserve"> PAGEREF _Toc3773 \h </w:instrText>
+        <w:instrText xml:space="preserve"> PAGEREF _Toc15479 \h </w:instrText>
       </w:r>
       <w:r>
         <w:fldChar w:fldCharType="separate"/>
@@ -3468,7 +3468,7 @@
         <w:rPr>
           <w:szCs w:val="24"/>
         </w:rPr>
-        <w:instrText xml:space="preserve"> HYPERLINK \l _Toc9588 </w:instrText>
+        <w:instrText xml:space="preserve"> HYPERLINK \l _Toc8858 </w:instrText>
       </w:r>
       <w:r>
         <w:rPr>
@@ -3490,7 +3490,7 @@
         <w:fldChar w:fldCharType="begin"/>
       </w:r>
       <w:r>
-        <w:instrText xml:space="preserve"> PAGEREF _Toc9588 \h </w:instrText>
+        <w:instrText xml:space="preserve"> PAGEREF _Toc8858 \h </w:instrText>
       </w:r>
       <w:r>
         <w:fldChar w:fldCharType="separate"/>
@@ -3527,7 +3527,7 @@
         <w:rPr>
           <w:szCs w:val="24"/>
         </w:rPr>
-        <w:instrText xml:space="preserve"> HYPERLINK \l _Toc1542 </w:instrText>
+        <w:instrText xml:space="preserve"> HYPERLINK \l _Toc17311 </w:instrText>
       </w:r>
       <w:r>
         <w:rPr>
@@ -3549,13 +3549,76 @@
         <w:fldChar w:fldCharType="begin"/>
       </w:r>
       <w:r>
-        <w:instrText xml:space="preserve"> PAGEREF _Toc1542 \h </w:instrText>
+        <w:instrText xml:space="preserve"> PAGEREF _Toc17311 \h </w:instrText>
       </w:r>
       <w:r>
         <w:fldChar w:fldCharType="separate"/>
       </w:r>
       <w:r>
-        <w:t>7</w:t>
+        <w:t>8</w:t>
+      </w:r>
+      <w:r>
+        <w:fldChar w:fldCharType="end"/>
+      </w:r>
+      <w:r>
+        <w:rPr>
+          <w:szCs w:val="24"/>
+        </w:rPr>
+        <w:fldChar w:fldCharType="end"/>
+      </w:r>
+    </w:p>
+    <w:p>
+      <w:pPr>
+        <w:pStyle w:val="15"/>
+        <w:tabs>
+          <w:tab w:val="right" w:leader="dot" w:pos="8312"/>
+        </w:tabs>
+      </w:pPr>
+      <w:r>
+        <w:rPr>
+          <w:szCs w:val="24"/>
+        </w:rPr>
+        <w:fldChar w:fldCharType="begin"/>
+      </w:r>
+      <w:r>
+        <w:rPr>
+          <w:szCs w:val="24"/>
+        </w:rPr>
+        <w:instrText xml:space="preserve"> HYPERLINK \l _Toc32502 </w:instrText>
+      </w:r>
+      <w:r>
+        <w:rPr>
+          <w:szCs w:val="24"/>
+        </w:rPr>
+        <w:fldChar w:fldCharType="separate"/>
+      </w:r>
+      <w:r>
+        <w:rPr>
+          <w:rFonts w:hint="eastAsia"/>
+          <w:lang w:val="en-US" w:eastAsia="zh-CN"/>
+        </w:rPr>
+        <w:t>4. 模块通信</w:t>
+      </w:r>
+      <w:r>
+        <w:rPr>
+          <w:rFonts w:hint="eastAsia"/>
+        </w:rPr>
+        <w:t>接口</w:t>
+      </w:r>
+      <w:r>
+        <w:tab/>
+      </w:r>
+      <w:r>
+        <w:fldChar w:fldCharType="begin"/>
+      </w:r>
+      <w:r>
+        <w:instrText xml:space="preserve"> PAGEREF _Toc32502 \h </w:instrText>
+      </w:r>
+      <w:r>
+        <w:fldChar w:fldCharType="separate"/>
+      </w:r>
+      <w:r>
+        <w:t>9</w:t>
       </w:r>
       <w:r>
         <w:fldChar w:fldCharType="end"/>
@@ -3586,48 +3649,20 @@
         <w:rPr>
           <w:szCs w:val="24"/>
         </w:rPr>
-        <w:instrText xml:space="preserve"> HYPERLINK \l _Toc11998 </w:instrText>
+        <w:instrText xml:space="preserve"> HYPERLINK \l _Toc26546 </w:instrText>
       </w:r>
       <w:r>
         <w:rPr>
           <w:szCs w:val="24"/>
         </w:rPr>
         <w:fldChar w:fldCharType="separate"/>
-      </w:r>
-      <w:r>
-        <w:rPr>
-          <w:rFonts w:hint="eastAsia"/>
-          <w:lang w:val="de-DE"/>
-        </w:rPr>
-        <w:t xml:space="preserve">3.5. </w:t>
       </w:r>
       <w:r>
         <w:rPr>
           <w:rFonts w:hint="eastAsia"/>
           <w:lang w:val="en-US" w:eastAsia="zh-CN"/>
         </w:rPr>
-        <w:t>M</w:t>
-      </w:r>
-      <w:r>
-        <w:rPr>
-          <w:rFonts w:hint="eastAsia"/>
-          <w:lang w:val="de-DE"/>
-        </w:rPr>
-        <w:t>oo</w:t>
-      </w:r>
-      <w:r>
-        <w:rPr>
-          <w:rFonts w:hint="eastAsia"/>
-          <w:lang w:val="en-US" w:eastAsia="zh-CN"/>
-        </w:rPr>
-        <w:t>N</w:t>
-      </w:r>
-      <w:r>
-        <w:rPr>
-          <w:rFonts w:hint="eastAsia"/>
-          <w:lang w:val="de-DE"/>
-        </w:rPr>
-        <w:t>结构</w:t>
+        <w:t>4.1. 传感器电压采集AD转换接口</w:t>
       </w:r>
       <w:r>
         <w:tab/>
@@ -3636,82 +3671,13 @@
         <w:fldChar w:fldCharType="begin"/>
       </w:r>
       <w:r>
-        <w:instrText xml:space="preserve"> PAGEREF _Toc11998 \h </w:instrText>
+        <w:instrText xml:space="preserve"> PAGEREF _Toc26546 \h </w:instrText>
       </w:r>
       <w:r>
         <w:fldChar w:fldCharType="separate"/>
       </w:r>
       <w:r>
-        <w:t>8</w:t>
-      </w:r>
-      <w:r>
-        <w:fldChar w:fldCharType="end"/>
-      </w:r>
-      <w:r>
-        <w:rPr>
-          <w:szCs w:val="24"/>
-        </w:rPr>
-        <w:fldChar w:fldCharType="end"/>
-      </w:r>
-    </w:p>
-    <w:p>
-      <w:pPr>
-        <w:pStyle w:val="15"/>
-        <w:tabs>
-          <w:tab w:val="right" w:leader="dot" w:pos="8312"/>
-        </w:tabs>
-      </w:pPr>
-      <w:r>
-        <w:rPr>
-          <w:szCs w:val="24"/>
-        </w:rPr>
-        <w:fldChar w:fldCharType="begin"/>
-      </w:r>
-      <w:r>
-        <w:rPr>
-          <w:szCs w:val="24"/>
-        </w:rPr>
-        <w:instrText xml:space="preserve"> HYPERLINK \l _Toc27294 </w:instrText>
-      </w:r>
-      <w:r>
-        <w:rPr>
-          <w:szCs w:val="24"/>
-        </w:rPr>
-        <w:fldChar w:fldCharType="separate"/>
-      </w:r>
-      <w:r>
-        <w:rPr>
-          <w:rFonts w:hint="eastAsia"/>
-        </w:rPr>
-        <w:t xml:space="preserve">4. </w:t>
-      </w:r>
-      <w:r>
-        <w:rPr>
-          <w:rFonts w:hint="eastAsia"/>
-          <w:lang w:val="en-US" w:eastAsia="zh-CN"/>
-        </w:rPr>
-        <w:t>模块通信</w:t>
-      </w:r>
-      <w:r>
-        <w:rPr>
-          <w:rFonts w:hint="eastAsia"/>
-        </w:rPr>
-        <w:t>接口</w:t>
-      </w:r>
-      <w:r>
-        <w:tab/>
-      </w:r>
-      <w:r>
-        <w:fldChar w:fldCharType="begin"/>
-      </w:r>
-      <w:r>
-        <w:instrText xml:space="preserve"> PAGEREF _Toc27294 \h </w:instrText>
-      </w:r>
-      <w:r>
-        <w:fldChar w:fldCharType="separate"/>
-      </w:r>
-      <w:r>
-        <w:t>8</w:t>
+        <w:t>9</w:t>
       </w:r>
       <w:r>
         <w:fldChar w:fldCharType="end"/>
@@ -3742,7 +3708,7 @@
         <w:rPr>
           <w:szCs w:val="24"/>
         </w:rPr>
-        <w:instrText xml:space="preserve"> HYPERLINK \l _Toc4785 </w:instrText>
+        <w:instrText xml:space="preserve"> HYPERLINK \l _Toc15209 </w:instrText>
       </w:r>
       <w:r>
         <w:rPr>
@@ -3755,7 +3721,7 @@
           <w:rFonts w:hint="eastAsia"/>
           <w:lang w:val="en-US" w:eastAsia="zh-CN"/>
         </w:rPr>
-        <w:t>4.1. 超声传感器AD转换接口</w:t>
+        <w:t>4.2. 铁电存储器通信接口</w:t>
       </w:r>
       <w:r>
         <w:tab/>
@@ -3764,7 +3730,7 @@
         <w:fldChar w:fldCharType="begin"/>
       </w:r>
       <w:r>
-        <w:instrText xml:space="preserve"> PAGEREF _Toc4785 \h </w:instrText>
+        <w:instrText xml:space="preserve"> PAGEREF _Toc15209 \h </w:instrText>
       </w:r>
       <w:r>
         <w:fldChar w:fldCharType="separate"/>
@@ -3801,20 +3767,26 @@
         <w:rPr>
           <w:szCs w:val="24"/>
         </w:rPr>
-        <w:instrText xml:space="preserve"> HYPERLINK \l _Toc19954 </w:instrText>
+        <w:instrText xml:space="preserve"> HYPERLINK \l _Toc15348 </w:instrText>
       </w:r>
       <w:r>
         <w:rPr>
           <w:szCs w:val="24"/>
         </w:rPr>
         <w:fldChar w:fldCharType="separate"/>
+      </w:r>
+      <w:r>
+        <w:rPr>
+          <w:rFonts w:hint="eastAsia"/>
+        </w:rPr>
+        <w:t xml:space="preserve">4.3. </w:t>
       </w:r>
       <w:r>
         <w:rPr>
           <w:rFonts w:hint="eastAsia"/>
           <w:lang w:val="en-US" w:eastAsia="zh-CN"/>
         </w:rPr>
-        <w:t>4.2. 水位采集AD转换接口</w:t>
+        <w:t>4~20mA模块通信接口</w:t>
       </w:r>
       <w:r>
         <w:tab/>
@@ -3823,7 +3795,7 @@
         <w:fldChar w:fldCharType="begin"/>
       </w:r>
       <w:r>
-        <w:instrText xml:space="preserve"> PAGEREF _Toc19954 \h </w:instrText>
+        <w:instrText xml:space="preserve"> PAGEREF _Toc15348 \h </w:instrText>
       </w:r>
       <w:r>
         <w:fldChar w:fldCharType="separate"/>
@@ -3860,20 +3832,26 @@
         <w:rPr>
           <w:szCs w:val="24"/>
         </w:rPr>
-        <w:instrText xml:space="preserve"> HYPERLINK \l _Toc29045 </w:instrText>
+        <w:instrText xml:space="preserve"> HYPERLINK \l _Toc5874 </w:instrText>
       </w:r>
       <w:r>
         <w:rPr>
           <w:szCs w:val="24"/>
         </w:rPr>
         <w:fldChar w:fldCharType="separate"/>
+      </w:r>
+      <w:r>
+        <w:rPr>
+          <w:rFonts w:hint="eastAsia"/>
+        </w:rPr>
+        <w:t xml:space="preserve">4.4. </w:t>
       </w:r>
       <w:r>
         <w:rPr>
           <w:rFonts w:hint="eastAsia"/>
           <w:lang w:val="en-US" w:eastAsia="zh-CN"/>
         </w:rPr>
-        <w:t>4.3. 零点采集AD转换接口</w:t>
+        <w:t>步进电机的控制接口</w:t>
       </w:r>
       <w:r>
         <w:tab/>
@@ -3882,13 +3860,13 @@
         <w:fldChar w:fldCharType="begin"/>
       </w:r>
       <w:r>
-        <w:instrText xml:space="preserve"> PAGEREF _Toc29045 \h </w:instrText>
+        <w:instrText xml:space="preserve"> PAGEREF _Toc5874 \h </w:instrText>
       </w:r>
       <w:r>
         <w:fldChar w:fldCharType="separate"/>
       </w:r>
       <w:r>
-        <w:t>10</w:t>
+        <w:t>9</w:t>
       </w:r>
       <w:r>
         <w:fldChar w:fldCharType="end"/>
@@ -3919,20 +3897,26 @@
         <w:rPr>
           <w:szCs w:val="24"/>
         </w:rPr>
-        <w:instrText xml:space="preserve"> HYPERLINK \l _Toc30725 </w:instrText>
+        <w:instrText xml:space="preserve"> HYPERLINK \l _Toc16650 </w:instrText>
       </w:r>
       <w:r>
         <w:rPr>
           <w:szCs w:val="24"/>
         </w:rPr>
         <w:fldChar w:fldCharType="separate"/>
+      </w:r>
+      <w:r>
+        <w:rPr>
+          <w:rFonts w:hint="eastAsia"/>
+        </w:rPr>
+        <w:t xml:space="preserve">4.5. </w:t>
       </w:r>
       <w:r>
         <w:rPr>
           <w:rFonts w:hint="eastAsia"/>
           <w:lang w:val="en-US" w:eastAsia="zh-CN"/>
         </w:rPr>
-        <w:t>4.4. 传感器电压采集AD转换接口</w:t>
+        <w:t>编码器的采集接口</w:t>
       </w:r>
       <w:r>
         <w:tab/>
@@ -3941,7 +3925,7 @@
         <w:fldChar w:fldCharType="begin"/>
       </w:r>
       <w:r>
-        <w:instrText xml:space="preserve"> PAGEREF _Toc30725 \h </w:instrText>
+        <w:instrText xml:space="preserve"> PAGEREF _Toc16650 \h </w:instrText>
       </w:r>
       <w:r>
         <w:fldChar w:fldCharType="separate"/>
@@ -3978,20 +3962,26 @@
         <w:rPr>
           <w:szCs w:val="24"/>
         </w:rPr>
-        <w:instrText xml:space="preserve"> HYPERLINK \l _Toc32315 </w:instrText>
+        <w:instrText xml:space="preserve"> HYPERLINK \l _Toc24252 </w:instrText>
       </w:r>
       <w:r>
         <w:rPr>
           <w:szCs w:val="24"/>
         </w:rPr>
         <w:fldChar w:fldCharType="separate"/>
+      </w:r>
+      <w:r>
+        <w:rPr>
+          <w:rFonts w:hint="eastAsia"/>
+        </w:rPr>
+        <w:t xml:space="preserve">4.6. </w:t>
       </w:r>
       <w:r>
         <w:rPr>
           <w:rFonts w:hint="eastAsia"/>
           <w:lang w:val="en-US" w:eastAsia="zh-CN"/>
         </w:rPr>
-        <w:t>4.5. 陀螺仪通信接口</w:t>
+        <w:t>继电器输出接口</w:t>
       </w:r>
       <w:r>
         <w:tab/>
@@ -4000,7 +3990,7 @@
         <w:fldChar w:fldCharType="begin"/>
       </w:r>
       <w:r>
-        <w:instrText xml:space="preserve"> PAGEREF _Toc32315 \h </w:instrText>
+        <w:instrText xml:space="preserve"> PAGEREF _Toc24252 \h </w:instrText>
       </w:r>
       <w:r>
         <w:fldChar w:fldCharType="separate"/>
@@ -4037,20 +4027,26 @@
         <w:rPr>
           <w:szCs w:val="24"/>
         </w:rPr>
-        <w:instrText xml:space="preserve"> HYPERLINK \l _Toc5726 </w:instrText>
+        <w:instrText xml:space="preserve"> HYPERLINK \l _Toc2598 </w:instrText>
       </w:r>
       <w:r>
         <w:rPr>
           <w:szCs w:val="24"/>
         </w:rPr>
         <w:fldChar w:fldCharType="separate"/>
+      </w:r>
+      <w:r>
+        <w:rPr>
+          <w:rFonts w:hint="eastAsia"/>
+        </w:rPr>
+        <w:t xml:space="preserve">4.7. </w:t>
       </w:r>
       <w:r>
         <w:rPr>
           <w:rFonts w:hint="eastAsia"/>
           <w:lang w:val="en-US" w:eastAsia="zh-CN"/>
         </w:rPr>
-        <w:t>4.6. 铁电存储器通信接口</w:t>
+        <w:t>继电器状态采集接口</w:t>
       </w:r>
       <w:r>
         <w:tab/>
@@ -4059,7 +4055,7 @@
         <w:fldChar w:fldCharType="begin"/>
       </w:r>
       <w:r>
-        <w:instrText xml:space="preserve"> PAGEREF _Toc5726 \h </w:instrText>
+        <w:instrText xml:space="preserve"> PAGEREF _Toc2598 \h </w:instrText>
       </w:r>
       <w:r>
         <w:fldChar w:fldCharType="separate"/>
@@ -4096,7 +4092,7 @@
         <w:rPr>
           <w:szCs w:val="24"/>
         </w:rPr>
-        <w:instrText xml:space="preserve"> HYPERLINK \l _Toc9299 </w:instrText>
+        <w:instrText xml:space="preserve"> HYPERLINK \l _Toc12574 </w:instrText>
       </w:r>
       <w:r>
         <w:rPr>
@@ -4108,29 +4104,31 @@
         <w:rPr>
           <w:rFonts w:hint="eastAsia"/>
         </w:rPr>
-        <w:t xml:space="preserve">4.7. </w:t>
+        <w:t xml:space="preserve">4.8. </w:t>
       </w:r>
       <w:r>
         <w:rPr>
           <w:rFonts w:hint="eastAsia"/>
           <w:lang w:val="en-US" w:eastAsia="zh-CN"/>
         </w:rPr>
-        <w:t>4~20mA模块通信接口</w:t>
+        <w:t>主电源电压采集接口</w:t>
       </w:r>
       <w:r>
         <w:tab/>
       </w:r>
+      <w:bookmarkStart w:id="34" w:name="_GoBack"/>
+      <w:bookmarkEnd w:id="34"/>
       <w:r>
         <w:fldChar w:fldCharType="begin"/>
       </w:r>
       <w:r>
-        <w:instrText xml:space="preserve"> PAGEREF _Toc9299 \h </w:instrText>
+        <w:instrText xml:space="preserve"> PAGEREF _Toc12574 \h </w:instrText>
       </w:r>
       <w:r>
         <w:fldChar w:fldCharType="separate"/>
       </w:r>
       <w:r>
-        <w:t>11</w:t>
+        <w:t>10</w:t>
       </w:r>
       <w:r>
         <w:fldChar w:fldCharType="end"/>
@@ -4161,7 +4159,7 @@
         <w:rPr>
           <w:szCs w:val="24"/>
         </w:rPr>
-        <w:instrText xml:space="preserve"> HYPERLINK \l _Toc13130 </w:instrText>
+        <w:instrText xml:space="preserve"> HYPERLINK \l _Toc23682 </w:instrText>
       </w:r>
       <w:r>
         <w:rPr>
@@ -4173,14 +4171,14 @@
         <w:rPr>
           <w:rFonts w:hint="eastAsia"/>
         </w:rPr>
-        <w:t xml:space="preserve">4.8. </w:t>
+        <w:t xml:space="preserve">4.9. </w:t>
       </w:r>
       <w:r>
         <w:rPr>
           <w:rFonts w:hint="eastAsia"/>
           <w:lang w:val="en-US" w:eastAsia="zh-CN"/>
         </w:rPr>
-        <w:t>步进电机的控制接口</w:t>
+        <w:t>CPU1与CPU2通信串口</w:t>
       </w:r>
       <w:r>
         <w:tab/>
@@ -4189,7 +4187,7 @@
         <w:fldChar w:fldCharType="begin"/>
       </w:r>
       <w:r>
-        <w:instrText xml:space="preserve"> PAGEREF _Toc13130 \h </w:instrText>
+        <w:instrText xml:space="preserve"> PAGEREF _Toc23682 \h </w:instrText>
       </w:r>
       <w:r>
         <w:fldChar w:fldCharType="separate"/>
@@ -4226,7 +4224,7 @@
         <w:rPr>
           <w:szCs w:val="24"/>
         </w:rPr>
-        <w:instrText xml:space="preserve"> HYPERLINK \l _Toc26645 </w:instrText>
+        <w:instrText xml:space="preserve"> HYPERLINK \l _Toc26013 </w:instrText>
       </w:r>
       <w:r>
         <w:rPr>
@@ -4238,14 +4236,14 @@
         <w:rPr>
           <w:rFonts w:hint="eastAsia"/>
         </w:rPr>
-        <w:t xml:space="preserve">4.9. </w:t>
+        <w:t xml:space="preserve">4.10. </w:t>
       </w:r>
       <w:r>
         <w:rPr>
           <w:rFonts w:hint="eastAsia"/>
           <w:lang w:val="en-US" w:eastAsia="zh-CN"/>
         </w:rPr>
-        <w:t>编码器的采集接口</w:t>
+        <w:t>CPU2与CPU3通信串口</w:t>
       </w:r>
       <w:r>
         <w:tab/>
@@ -4254,7 +4252,7 @@
         <w:fldChar w:fldCharType="begin"/>
       </w:r>
       <w:r>
-        <w:instrText xml:space="preserve"> PAGEREF _Toc26645 \h </w:instrText>
+        <w:instrText xml:space="preserve"> PAGEREF _Toc26013 \h </w:instrText>
       </w:r>
       <w:r>
         <w:fldChar w:fldCharType="separate"/>
@@ -4291,7 +4289,7 @@
         <w:rPr>
           <w:szCs w:val="24"/>
         </w:rPr>
-        <w:instrText xml:space="preserve"> HYPERLINK \l _Toc16404 </w:instrText>
+        <w:instrText xml:space="preserve"> HYPERLINK \l _Toc9189 </w:instrText>
       </w:r>
       <w:r>
         <w:rPr>
@@ -4303,14 +4301,14 @@
         <w:rPr>
           <w:rFonts w:hint="eastAsia"/>
         </w:rPr>
-        <w:t xml:space="preserve">4.10. </w:t>
+        <w:t xml:space="preserve">4.11. </w:t>
       </w:r>
       <w:r>
         <w:rPr>
           <w:rFonts w:hint="eastAsia"/>
           <w:lang w:val="en-US" w:eastAsia="zh-CN"/>
         </w:rPr>
-        <w:t>继电器输出接口</w:t>
+        <w:t>CPU3与CPU4通信串口</w:t>
       </w:r>
       <w:r>
         <w:tab/>
@@ -4319,7 +4317,7 @@
         <w:fldChar w:fldCharType="begin"/>
       </w:r>
       <w:r>
-        <w:instrText xml:space="preserve"> PAGEREF _Toc16404 \h </w:instrText>
+        <w:instrText xml:space="preserve"> PAGEREF _Toc9189 \h </w:instrText>
       </w:r>
       <w:r>
         <w:fldChar w:fldCharType="separate"/>
@@ -4356,26 +4354,20 @@
         <w:rPr>
           <w:szCs w:val="24"/>
         </w:rPr>
-        <w:instrText xml:space="preserve"> HYPERLINK \l _Toc17063 </w:instrText>
+        <w:instrText xml:space="preserve"> HYPERLINK \l _Toc10740 </w:instrText>
       </w:r>
       <w:r>
         <w:rPr>
           <w:szCs w:val="24"/>
         </w:rPr>
         <w:fldChar w:fldCharType="separate"/>
-      </w:r>
-      <w:r>
-        <w:rPr>
-          <w:rFonts w:hint="eastAsia"/>
-        </w:rPr>
-        <w:t xml:space="preserve">4.11. </w:t>
       </w:r>
       <w:r>
         <w:rPr>
           <w:rFonts w:hint="eastAsia"/>
           <w:lang w:val="en-US" w:eastAsia="zh-CN"/>
         </w:rPr>
-        <w:t>继电器状态采集接口</w:t>
+        <w:t>4.12. 显示屏幕通信接口</w:t>
       </w:r>
       <w:r>
         <w:tab/>
@@ -4384,7 +4376,7 @@
         <w:fldChar w:fldCharType="begin"/>
       </w:r>
       <w:r>
-        <w:instrText xml:space="preserve"> PAGEREF _Toc17063 \h </w:instrText>
+        <w:instrText xml:space="preserve"> PAGEREF _Toc10740 \h </w:instrText>
       </w:r>
       <w:r>
         <w:fldChar w:fldCharType="separate"/>
@@ -4421,26 +4413,20 @@
         <w:rPr>
           <w:szCs w:val="24"/>
         </w:rPr>
-        <w:instrText xml:space="preserve"> HYPERLINK \l _Toc4649 </w:instrText>
+        <w:instrText xml:space="preserve"> HYPERLINK \l _Toc11261 </w:instrText>
       </w:r>
       <w:r>
         <w:rPr>
           <w:szCs w:val="24"/>
         </w:rPr>
         <w:fldChar w:fldCharType="separate"/>
-      </w:r>
-      <w:r>
-        <w:rPr>
-          <w:rFonts w:hint="eastAsia"/>
-        </w:rPr>
-        <w:t xml:space="preserve">4.12. </w:t>
       </w:r>
       <w:r>
         <w:rPr>
           <w:rFonts w:hint="eastAsia"/>
           <w:lang w:val="en-US" w:eastAsia="zh-CN"/>
         </w:rPr>
-        <w:t>主电源电压采集接口</w:t>
+        <w:t>4.13. 按键通信接口</w:t>
       </w:r>
       <w:r>
         <w:tab/>
@@ -4449,7 +4435,7 @@
         <w:fldChar w:fldCharType="begin"/>
       </w:r>
       <w:r>
-        <w:instrText xml:space="preserve"> PAGEREF _Toc4649 \h </w:instrText>
+        <w:instrText xml:space="preserve"> PAGEREF _Toc11261 \h </w:instrText>
       </w:r>
       <w:r>
         <w:fldChar w:fldCharType="separate"/>
@@ -4486,7 +4472,7 @@
         <w:rPr>
           <w:szCs w:val="24"/>
         </w:rPr>
-        <w:instrText xml:space="preserve"> HYPERLINK \l _Toc31004 </w:instrText>
+        <w:instrText xml:space="preserve"> HYPERLINK \l _Toc9330 </w:instrText>
       </w:r>
       <w:r>
         <w:rPr>
@@ -4498,14 +4484,14 @@
         <w:rPr>
           <w:rFonts w:hint="eastAsia"/>
         </w:rPr>
-        <w:t xml:space="preserve">4.13. </w:t>
+        <w:t xml:space="preserve">4.14. </w:t>
       </w:r>
       <w:r>
         <w:rPr>
           <w:rFonts w:hint="eastAsia"/>
           <w:lang w:val="en-US" w:eastAsia="zh-CN"/>
         </w:rPr>
-        <w:t>电机电流采集接口</w:t>
+        <w:t>RS485数字信号通信工程师站</w:t>
       </w:r>
       <w:r>
         <w:tab/>
@@ -4514,7 +4500,7 @@
         <w:fldChar w:fldCharType="begin"/>
       </w:r>
       <w:r>
-        <w:instrText xml:space="preserve"> PAGEREF _Toc31004 \h </w:instrText>
+        <w:instrText xml:space="preserve"> PAGEREF _Toc9330 \h </w:instrText>
       </w:r>
       <w:r>
         <w:fldChar w:fldCharType="separate"/>
@@ -4551,7 +4537,7 @@
         <w:rPr>
           <w:szCs w:val="24"/>
         </w:rPr>
-        <w:instrText xml:space="preserve"> HYPERLINK \l _Toc29257 </w:instrText>
+        <w:instrText xml:space="preserve"> HYPERLINK \l _Toc19921 </w:instrText>
       </w:r>
       <w:r>
         <w:rPr>
@@ -4563,14 +4549,14 @@
         <w:rPr>
           <w:rFonts w:hint="eastAsia"/>
         </w:rPr>
-        <w:t xml:space="preserve">4.14. </w:t>
+        <w:t xml:space="preserve">4.15. </w:t>
       </w:r>
       <w:r>
         <w:rPr>
           <w:rFonts w:hint="eastAsia"/>
           <w:lang w:val="en-US" w:eastAsia="zh-CN"/>
         </w:rPr>
-        <w:t>变送器输入接口</w:t>
+        <w:t>CPU2_Hart 数字信号通信</w:t>
       </w:r>
       <w:r>
         <w:tab/>
@@ -4579,7 +4565,7 @@
         <w:fldChar w:fldCharType="begin"/>
       </w:r>
       <w:r>
-        <w:instrText xml:space="preserve"> PAGEREF _Toc29257 \h </w:instrText>
+        <w:instrText xml:space="preserve"> PAGEREF _Toc19921 \h </w:instrText>
       </w:r>
       <w:r>
         <w:fldChar w:fldCharType="separate"/>
@@ -4616,7 +4602,7 @@
         <w:rPr>
           <w:szCs w:val="24"/>
         </w:rPr>
-        <w:instrText xml:space="preserve"> HYPERLINK \l _Toc12644 </w:instrText>
+        <w:instrText xml:space="preserve"> HYPERLINK \l _Toc11820 </w:instrText>
       </w:r>
       <w:r>
         <w:rPr>
@@ -4628,14 +4614,14 @@
         <w:rPr>
           <w:rFonts w:hint="eastAsia"/>
         </w:rPr>
-        <w:t xml:space="preserve">4.15. </w:t>
+        <w:t xml:space="preserve">4.16. </w:t>
       </w:r>
       <w:r>
         <w:rPr>
           <w:rFonts w:hint="eastAsia"/>
           <w:lang w:val="en-US" w:eastAsia="zh-CN"/>
         </w:rPr>
-        <w:t>CPU0与CPU1通信串口</w:t>
+        <w:t>CPU3_Hart 数字信号通信</w:t>
       </w:r>
       <w:r>
         <w:tab/>
@@ -4644,456 +4630,13 @@
         <w:fldChar w:fldCharType="begin"/>
       </w:r>
       <w:r>
-        <w:instrText xml:space="preserve"> PAGEREF _Toc12644 \h </w:instrText>
+        <w:instrText xml:space="preserve"> PAGEREF _Toc11820 \h </w:instrText>
       </w:r>
       <w:r>
         <w:fldChar w:fldCharType="separate"/>
       </w:r>
       <w:r>
         <w:t>13</w:t>
-      </w:r>
-      <w:r>
-        <w:fldChar w:fldCharType="end"/>
-      </w:r>
-      <w:r>
-        <w:rPr>
-          <w:szCs w:val="24"/>
-        </w:rPr>
-        <w:fldChar w:fldCharType="end"/>
-      </w:r>
-    </w:p>
-    <w:p>
-      <w:pPr>
-        <w:pStyle w:val="19"/>
-        <w:tabs>
-          <w:tab w:val="right" w:leader="dot" w:pos="8312"/>
-          <w:tab w:val="clear" w:pos="1260"/>
-          <w:tab w:val="clear" w:pos="8296"/>
-        </w:tabs>
-      </w:pPr>
-      <w:r>
-        <w:rPr>
-          <w:szCs w:val="24"/>
-        </w:rPr>
-        <w:fldChar w:fldCharType="begin"/>
-      </w:r>
-      <w:r>
-        <w:rPr>
-          <w:szCs w:val="24"/>
-        </w:rPr>
-        <w:instrText xml:space="preserve"> HYPERLINK \l _Toc5668 </w:instrText>
-      </w:r>
-      <w:r>
-        <w:rPr>
-          <w:szCs w:val="24"/>
-        </w:rPr>
-        <w:fldChar w:fldCharType="separate"/>
-      </w:r>
-      <w:r>
-        <w:rPr>
-          <w:rFonts w:hint="eastAsia"/>
-        </w:rPr>
-        <w:t xml:space="preserve">4.16. </w:t>
-      </w:r>
-      <w:r>
-        <w:rPr>
-          <w:rFonts w:hint="eastAsia"/>
-          <w:lang w:val="en-US" w:eastAsia="zh-CN"/>
-        </w:rPr>
-        <w:t>CPU1与CPU2通信串口</w:t>
-      </w:r>
-      <w:r>
-        <w:tab/>
-      </w:r>
-      <w:r>
-        <w:fldChar w:fldCharType="begin"/>
-      </w:r>
-      <w:r>
-        <w:instrText xml:space="preserve"> PAGEREF _Toc5668 \h </w:instrText>
-      </w:r>
-      <w:r>
-        <w:fldChar w:fldCharType="separate"/>
-      </w:r>
-      <w:r>
-        <w:t>13</w:t>
-      </w:r>
-      <w:r>
-        <w:fldChar w:fldCharType="end"/>
-      </w:r>
-      <w:r>
-        <w:rPr>
-          <w:szCs w:val="24"/>
-        </w:rPr>
-        <w:fldChar w:fldCharType="end"/>
-      </w:r>
-    </w:p>
-    <w:p>
-      <w:pPr>
-        <w:pStyle w:val="19"/>
-        <w:tabs>
-          <w:tab w:val="right" w:leader="dot" w:pos="8312"/>
-          <w:tab w:val="clear" w:pos="1260"/>
-          <w:tab w:val="clear" w:pos="8296"/>
-        </w:tabs>
-      </w:pPr>
-      <w:r>
-        <w:rPr>
-          <w:szCs w:val="24"/>
-        </w:rPr>
-        <w:fldChar w:fldCharType="begin"/>
-      </w:r>
-      <w:r>
-        <w:rPr>
-          <w:szCs w:val="24"/>
-        </w:rPr>
-        <w:instrText xml:space="preserve"> HYPERLINK \l _Toc23521 </w:instrText>
-      </w:r>
-      <w:r>
-        <w:rPr>
-          <w:szCs w:val="24"/>
-        </w:rPr>
-        <w:fldChar w:fldCharType="separate"/>
-      </w:r>
-      <w:r>
-        <w:rPr>
-          <w:rFonts w:hint="eastAsia"/>
-        </w:rPr>
-        <w:t xml:space="preserve">4.17. </w:t>
-      </w:r>
-      <w:r>
-        <w:rPr>
-          <w:rFonts w:hint="eastAsia"/>
-          <w:lang w:val="en-US" w:eastAsia="zh-CN"/>
-        </w:rPr>
-        <w:t>CPU2与CPU3通信串口</w:t>
-      </w:r>
-      <w:r>
-        <w:tab/>
-      </w:r>
-      <w:r>
-        <w:fldChar w:fldCharType="begin"/>
-      </w:r>
-      <w:r>
-        <w:instrText xml:space="preserve"> PAGEREF _Toc23521 \h </w:instrText>
-      </w:r>
-      <w:r>
-        <w:fldChar w:fldCharType="separate"/>
-      </w:r>
-      <w:r>
-        <w:t>13</w:t>
-      </w:r>
-      <w:r>
-        <w:fldChar w:fldCharType="end"/>
-      </w:r>
-      <w:r>
-        <w:rPr>
-          <w:szCs w:val="24"/>
-        </w:rPr>
-        <w:fldChar w:fldCharType="end"/>
-      </w:r>
-    </w:p>
-    <w:p>
-      <w:pPr>
-        <w:pStyle w:val="19"/>
-        <w:tabs>
-          <w:tab w:val="right" w:leader="dot" w:pos="8312"/>
-          <w:tab w:val="clear" w:pos="1260"/>
-          <w:tab w:val="clear" w:pos="8296"/>
-        </w:tabs>
-      </w:pPr>
-      <w:r>
-        <w:rPr>
-          <w:szCs w:val="24"/>
-        </w:rPr>
-        <w:fldChar w:fldCharType="begin"/>
-      </w:r>
-      <w:r>
-        <w:rPr>
-          <w:szCs w:val="24"/>
-        </w:rPr>
-        <w:instrText xml:space="preserve"> HYPERLINK \l _Toc24610 </w:instrText>
-      </w:r>
-      <w:r>
-        <w:rPr>
-          <w:szCs w:val="24"/>
-        </w:rPr>
-        <w:fldChar w:fldCharType="separate"/>
-      </w:r>
-      <w:r>
-        <w:rPr>
-          <w:rFonts w:hint="eastAsia"/>
-          <w:lang w:val="en-US" w:eastAsia="zh-CN"/>
-        </w:rPr>
-        <w:t>4.18. 显示屏幕通信接口</w:t>
-      </w:r>
-      <w:r>
-        <w:tab/>
-      </w:r>
-      <w:r>
-        <w:fldChar w:fldCharType="begin"/>
-      </w:r>
-      <w:r>
-        <w:instrText xml:space="preserve"> PAGEREF _Toc24610 \h </w:instrText>
-      </w:r>
-      <w:r>
-        <w:fldChar w:fldCharType="separate"/>
-      </w:r>
-      <w:r>
-        <w:t>13</w:t>
-      </w:r>
-      <w:r>
-        <w:fldChar w:fldCharType="end"/>
-      </w:r>
-      <w:r>
-        <w:rPr>
-          <w:szCs w:val="24"/>
-        </w:rPr>
-        <w:fldChar w:fldCharType="end"/>
-      </w:r>
-    </w:p>
-    <w:p>
-      <w:pPr>
-        <w:pStyle w:val="19"/>
-        <w:tabs>
-          <w:tab w:val="right" w:leader="dot" w:pos="8312"/>
-          <w:tab w:val="clear" w:pos="1260"/>
-          <w:tab w:val="clear" w:pos="8296"/>
-        </w:tabs>
-      </w:pPr>
-      <w:r>
-        <w:rPr>
-          <w:szCs w:val="24"/>
-        </w:rPr>
-        <w:fldChar w:fldCharType="begin"/>
-      </w:r>
-      <w:r>
-        <w:rPr>
-          <w:szCs w:val="24"/>
-        </w:rPr>
-        <w:instrText xml:space="preserve"> HYPERLINK \l _Toc32425 </w:instrText>
-      </w:r>
-      <w:r>
-        <w:rPr>
-          <w:szCs w:val="24"/>
-        </w:rPr>
-        <w:fldChar w:fldCharType="separate"/>
-      </w:r>
-      <w:r>
-        <w:rPr>
-          <w:rFonts w:hint="eastAsia"/>
-          <w:lang w:val="en-US" w:eastAsia="zh-CN"/>
-        </w:rPr>
-        <w:t>4.19. 按键通信接口</w:t>
-      </w:r>
-      <w:r>
-        <w:tab/>
-      </w:r>
-      <w:r>
-        <w:fldChar w:fldCharType="begin"/>
-      </w:r>
-      <w:r>
-        <w:instrText xml:space="preserve"> PAGEREF _Toc32425 \h </w:instrText>
-      </w:r>
-      <w:r>
-        <w:fldChar w:fldCharType="separate"/>
-      </w:r>
-      <w:r>
-        <w:t>14</w:t>
-      </w:r>
-      <w:r>
-        <w:fldChar w:fldCharType="end"/>
-      </w:r>
-      <w:r>
-        <w:rPr>
-          <w:szCs w:val="24"/>
-        </w:rPr>
-        <w:fldChar w:fldCharType="end"/>
-      </w:r>
-    </w:p>
-    <w:p>
-      <w:pPr>
-        <w:pStyle w:val="19"/>
-        <w:tabs>
-          <w:tab w:val="right" w:leader="dot" w:pos="8312"/>
-          <w:tab w:val="clear" w:pos="1260"/>
-          <w:tab w:val="clear" w:pos="8296"/>
-        </w:tabs>
-      </w:pPr>
-      <w:r>
-        <w:rPr>
-          <w:szCs w:val="24"/>
-        </w:rPr>
-        <w:fldChar w:fldCharType="begin"/>
-      </w:r>
-      <w:r>
-        <w:rPr>
-          <w:szCs w:val="24"/>
-        </w:rPr>
-        <w:instrText xml:space="preserve"> HYPERLINK \l _Toc24099 </w:instrText>
-      </w:r>
-      <w:r>
-        <w:rPr>
-          <w:szCs w:val="24"/>
-        </w:rPr>
-        <w:fldChar w:fldCharType="separate"/>
-      </w:r>
-      <w:r>
-        <w:rPr>
-          <w:rFonts w:hint="eastAsia"/>
-        </w:rPr>
-        <w:t xml:space="preserve">4.20. </w:t>
-      </w:r>
-      <w:r>
-        <w:rPr>
-          <w:rFonts w:hint="eastAsia"/>
-          <w:lang w:val="en-US" w:eastAsia="zh-CN"/>
-        </w:rPr>
-        <w:t>多点温度采集的接口</w:t>
-      </w:r>
-      <w:r>
-        <w:tab/>
-      </w:r>
-      <w:r>
-        <w:fldChar w:fldCharType="begin"/>
-      </w:r>
-      <w:r>
-        <w:instrText xml:space="preserve"> PAGEREF _Toc24099 \h </w:instrText>
-      </w:r>
-      <w:r>
-        <w:fldChar w:fldCharType="separate"/>
-      </w:r>
-      <w:r>
-        <w:t>14</w:t>
-      </w:r>
-      <w:r>
-        <w:fldChar w:fldCharType="end"/>
-      </w:r>
-      <w:r>
-        <w:rPr>
-          <w:szCs w:val="24"/>
-        </w:rPr>
-        <w:fldChar w:fldCharType="end"/>
-      </w:r>
-    </w:p>
-    <w:p>
-      <w:pPr>
-        <w:pStyle w:val="19"/>
-        <w:tabs>
-          <w:tab w:val="right" w:leader="dot" w:pos="8312"/>
-          <w:tab w:val="clear" w:pos="1260"/>
-          <w:tab w:val="clear" w:pos="8296"/>
-        </w:tabs>
-      </w:pPr>
-      <w:r>
-        <w:rPr>
-          <w:szCs w:val="24"/>
-        </w:rPr>
-        <w:fldChar w:fldCharType="begin"/>
-      </w:r>
-      <w:r>
-        <w:rPr>
-          <w:szCs w:val="24"/>
-        </w:rPr>
-        <w:instrText xml:space="preserve"> HYPERLINK \l _Toc6068 </w:instrText>
-      </w:r>
-      <w:r>
-        <w:rPr>
-          <w:szCs w:val="24"/>
-        </w:rPr>
-        <w:fldChar w:fldCharType="separate"/>
-      </w:r>
-      <w:r>
-        <w:rPr>
-          <w:rFonts w:hint="eastAsia"/>
-        </w:rPr>
-        <w:t xml:space="preserve">4.21. </w:t>
-      </w:r>
-      <w:r>
-        <w:rPr>
-          <w:rFonts w:hint="eastAsia"/>
-          <w:lang w:val="en-US" w:eastAsia="zh-CN"/>
-        </w:rPr>
-        <w:t>RS485数字信号通信工程师站</w:t>
-      </w:r>
-      <w:r>
-        <w:tab/>
-      </w:r>
-      <w:r>
-        <w:fldChar w:fldCharType="begin"/>
-      </w:r>
-      <w:r>
-        <w:instrText xml:space="preserve"> PAGEREF _Toc6068 \h </w:instrText>
-      </w:r>
-      <w:r>
-        <w:fldChar w:fldCharType="separate"/>
-      </w:r>
-      <w:r>
-        <w:t>14</w:t>
-      </w:r>
-      <w:r>
-        <w:fldChar w:fldCharType="end"/>
-      </w:r>
-      <w:r>
-        <w:rPr>
-          <w:szCs w:val="24"/>
-        </w:rPr>
-        <w:fldChar w:fldCharType="end"/>
-      </w:r>
-    </w:p>
-    <w:p>
-      <w:pPr>
-        <w:pStyle w:val="19"/>
-        <w:tabs>
-          <w:tab w:val="right" w:leader="dot" w:pos="8312"/>
-          <w:tab w:val="clear" w:pos="1260"/>
-          <w:tab w:val="clear" w:pos="8296"/>
-        </w:tabs>
-      </w:pPr>
-      <w:r>
-        <w:rPr>
-          <w:szCs w:val="24"/>
-        </w:rPr>
-        <w:fldChar w:fldCharType="begin"/>
-      </w:r>
-      <w:r>
-        <w:rPr>
-          <w:szCs w:val="24"/>
-        </w:rPr>
-        <w:instrText xml:space="preserve"> HYPERLINK \l _Toc1910 </w:instrText>
-      </w:r>
-      <w:r>
-        <w:rPr>
-          <w:szCs w:val="24"/>
-        </w:rPr>
-        <w:fldChar w:fldCharType="separate"/>
-      </w:r>
-      <w:r>
-        <w:rPr>
-          <w:rFonts w:hint="eastAsia"/>
-        </w:rPr>
-        <w:t xml:space="preserve">4.22. </w:t>
-      </w:r>
-      <w:r>
-        <w:rPr>
-          <w:rFonts w:hint="eastAsia"/>
-          <w:lang w:val="en-US" w:eastAsia="zh-CN"/>
-        </w:rPr>
-        <w:t>Hart HO及Hart SL数字信号通信</w:t>
-      </w:r>
-      <w:r>
-        <w:tab/>
-      </w:r>
-      <w:r>
-        <w:fldChar w:fldCharType="begin"/>
-      </w:r>
-      <w:r>
-        <w:instrText xml:space="preserve"> PAGEREF _Toc1910 \h </w:instrText>
-      </w:r>
-      <w:r>
-        <w:fldChar w:fldCharType="separate"/>
-      </w:r>
-      <w:r>
-        <w:t>14</w:t>
       </w:r>
       <w:r>
         <w:fldChar w:fldCharType="end"/>
@@ -5122,7 +4665,7 @@
         <w:rPr>
           <w:szCs w:val="24"/>
         </w:rPr>
-        <w:instrText xml:space="preserve"> HYPERLINK \l _Toc13696 </w:instrText>
+        <w:instrText xml:space="preserve"> HYPERLINK \l _Toc31140 </w:instrText>
       </w:r>
       <w:r>
         <w:rPr>
@@ -5150,13 +4693,13 @@
         <w:fldChar w:fldCharType="begin"/>
       </w:r>
       <w:r>
-        <w:instrText xml:space="preserve"> PAGEREF _Toc13696 \h </w:instrText>
+        <w:instrText xml:space="preserve"> PAGEREF _Toc31140 \h </w:instrText>
       </w:r>
       <w:r>
         <w:fldChar w:fldCharType="separate"/>
       </w:r>
       <w:r>
-        <w:t>15</w:t>
+        <w:t>13</w:t>
       </w:r>
       <w:r>
         <w:fldChar w:fldCharType="end"/>
@@ -5223,7 +4766,7 @@
           <w:rFonts w:hint="eastAsia"/>
         </w:rPr>
       </w:pPr>
-      <w:bookmarkStart w:id="0" w:name="_Toc7682"/>
+      <w:bookmarkStart w:id="0" w:name="_Toc21736"/>
       <w:r>
         <w:rPr>
           <w:rFonts w:hint="eastAsia"/>
@@ -5239,7 +4782,7 @@
           <w:rFonts w:hint="eastAsia"/>
         </w:rPr>
       </w:pPr>
-      <w:bookmarkStart w:id="1" w:name="_Toc18638"/>
+      <w:bookmarkStart w:id="1" w:name="_Toc23495"/>
       <w:r>
         <w:rPr>
           <w:rFonts w:hint="eastAsia"/>
@@ -5320,7 +4863,7 @@
           <w:rFonts w:hint="eastAsia"/>
         </w:rPr>
       </w:pPr>
-      <w:bookmarkStart w:id="2" w:name="_Toc23918"/>
+      <w:bookmarkStart w:id="2" w:name="_Toc9607"/>
       <w:r>
         <w:rPr>
           <w:rFonts w:hint="eastAsia"/>
@@ -5812,7 +5355,7 @@
           <w:rFonts w:hint="eastAsia"/>
         </w:rPr>
       </w:pPr>
-      <w:bookmarkStart w:id="3" w:name="_Toc1393"/>
+      <w:bookmarkStart w:id="3" w:name="_Toc12832"/>
       <w:r>
         <w:rPr>
           <w:rFonts w:hint="eastAsia"/>
@@ -5852,7 +5395,7 @@
           <w:rFonts w:hint="eastAsia"/>
         </w:rPr>
       </w:pPr>
-      <w:bookmarkStart w:id="4" w:name="_Toc11506"/>
+      <w:bookmarkStart w:id="4" w:name="_Toc32759"/>
       <w:r>
         <w:rPr>
           <w:rFonts w:hint="eastAsia"/>
@@ -5870,7 +5413,7 @@
           <w:lang w:val="en-US" w:eastAsia="zh-CN"/>
         </w:rPr>
       </w:pPr>
-      <w:bookmarkStart w:id="5" w:name="_Toc9284"/>
+      <w:bookmarkStart w:id="5" w:name="_Toc26624"/>
       <w:r>
         <w:rPr>
           <w:rFonts w:hint="eastAsia"/>
@@ -6435,7 +5978,7 @@
           <w:lang w:val="en-US" w:eastAsia="zh-CN"/>
         </w:rPr>
       </w:pPr>
-      <w:bookmarkStart w:id="6" w:name="_Toc20347"/>
+      <w:bookmarkStart w:id="6" w:name="_Toc30185"/>
       <w:r>
         <w:rPr>
           <w:rFonts w:hint="eastAsia"/>
@@ -6861,7 +6404,7 @@
             </w:pPr>
             <w:r>
               <w:object>
-                <v:shape id="_x0000_i1026" o:spt="75" alt="" type="#_x0000_t75" style="height:596.5pt;width:350.3pt;" o:ole="t" filled="f" o:preferrelative="t" stroked="f" coordsize="21600,21600">
+                <v:shape id="_x0000_i1026" o:spt="75" type="#_x0000_t75" style="height:650.05pt;width:353pt;" o:ole="t" filled="f" o:preferrelative="t" stroked="f" coordsize="21600,21600">
                   <v:path/>
                   <v:fill on="f" focussize="0,0"/>
                   <v:stroke on="f"/>
@@ -6979,18 +6522,7 @@
                 <w:szCs w:val="21"/>
                 <w:lang w:val="en-US" w:eastAsia="zh-CN"/>
               </w:rPr>
-              <w:t>安全功能部分：电源(PWOER)、电压采集(V ACQ)、处理器（CPU2）、铁电（FRAM1）、模拟输出（AO）、数字输出（DO1、DO2</w:t>
-            </w:r>
-            <w:bookmarkStart w:id="32" w:name="_GoBack"/>
-            <w:bookmarkEnd w:id="32"/>
-            <w:r>
-              <w:rPr>
-                <w:rFonts w:hint="eastAsia"/>
-                <w:sz w:val="21"/>
-                <w:szCs w:val="21"/>
-                <w:lang w:val="en-US" w:eastAsia="zh-CN"/>
-              </w:rPr>
-              <w:t>）、编码器（ENCODE）、电机和驱动(DRIVER)、电机电流检测（CUR ACQ）、液位/压力的采集（AI）、液位测量（DR/ACQ1、2）、水位测量（WATER）；</w:t>
+              <w:t>安全功能部分：电源(PWOER)、电压采集(V ACQ)、处理器（CPU2）、铁电（FRAM1）、模拟输出（AO）、数字输出（DO1、DO2）、编码器（ENCODE）、电机和驱动(DRIVER)、电机电流检测（CUR ACQ）、液位/压力的采集（AI）、液位测量（DR/ACQ1、2）、水位测量（WATER）；</w:t>
             </w:r>
           </w:p>
           <w:p>
@@ -7072,6 +6604,7 @@
                   <w:insideH w:val="none" w:color="auto" w:sz="0" w:space="0"/>
                   <w:insideV w:val="none" w:color="auto" w:sz="0" w:space="0"/>
                 </w:tblBorders>
+                <w:shd w:val="clear" w:color="auto" w:fill="auto"/>
                 <w:tblCellMar>
                   <w:top w:w="0" w:type="dxa"/>
                   <w:left w:w="108" w:type="dxa"/>
@@ -8995,6 +8528,20 @@
                       <w:lang w:val="en-US" w:eastAsia="zh-CN" w:bidi="ar"/>
                     </w:rPr>
                   </w:pPr>
+                  <w:r>
+                    <w:rPr>
+                      <w:rFonts w:hint="eastAsia" w:ascii="华文楷体" w:hAnsi="华文楷体" w:cs="华文楷体"/>
+                      <w:i w:val="0"/>
+                      <w:iCs w:val="0"/>
+                      <w:color w:val="000000"/>
+                      <w:kern w:val="0"/>
+                      <w:sz w:val="21"/>
+                      <w:szCs w:val="21"/>
+                      <w:u w:val="none"/>
+                      <w:lang w:val="en-US" w:eastAsia="zh-CN" w:bidi="ar"/>
+                    </w:rPr>
+                    <w:t>主控板电压监测</w:t>
+                  </w:r>
                 </w:p>
               </w:tc>
             </w:tr>
@@ -9103,6 +8650,20 @@
                       <w:lang w:val="en-US" w:eastAsia="zh-CN" w:bidi="ar"/>
                     </w:rPr>
                   </w:pPr>
+                  <w:r>
+                    <w:rPr>
+                      <w:rFonts w:hint="eastAsia" w:ascii="华文楷体" w:hAnsi="华文楷体" w:cs="华文楷体"/>
+                      <w:i w:val="0"/>
+                      <w:iCs w:val="0"/>
+                      <w:color w:val="000000"/>
+                      <w:kern w:val="0"/>
+                      <w:sz w:val="21"/>
+                      <w:szCs w:val="21"/>
+                      <w:u w:val="none"/>
+                      <w:lang w:val="en-US" w:eastAsia="zh-CN" w:bidi="ar"/>
+                    </w:rPr>
+                    <w:t>传感器电压监测</w:t>
+                  </w:r>
                 </w:p>
               </w:tc>
             </w:tr>
@@ -10244,6 +9805,372 @@
                     <w:jc w:val="center"/>
                     <w:textAlignment w:val="center"/>
                     <w:rPr>
+                      <w:rFonts w:hint="default" w:ascii="华文楷体" w:hAnsi="华文楷体" w:eastAsia="华文楷体" w:cs="华文楷体"/>
+                      <w:b/>
+                      <w:bCs/>
+                      <w:i w:val="0"/>
+                      <w:iCs w:val="0"/>
+                      <w:color w:val="000000"/>
+                      <w:kern w:val="0"/>
+                      <w:sz w:val="21"/>
+                      <w:szCs w:val="21"/>
+                      <w:u w:val="none"/>
+                      <w:lang w:val="en-US" w:eastAsia="zh-CN" w:bidi="ar"/>
+                    </w:rPr>
+                  </w:pPr>
+                  <w:r>
+                    <w:rPr>
+                      <w:rFonts w:hint="eastAsia" w:ascii="华文楷体" w:hAnsi="华文楷体" w:cs="华文楷体"/>
+                      <w:b/>
+                      <w:bCs/>
+                      <w:i w:val="0"/>
+                      <w:iCs w:val="0"/>
+                      <w:color w:val="000000"/>
+                      <w:kern w:val="0"/>
+                      <w:sz w:val="21"/>
+                      <w:szCs w:val="21"/>
+                      <w:u w:val="none"/>
+                      <w:lang w:val="en-US" w:eastAsia="zh-CN" w:bidi="ar"/>
+                    </w:rPr>
+                    <w:t>HALL</w:t>
+                  </w:r>
+                </w:p>
+              </w:tc>
+              <w:tc>
+                <w:tcPr>
+                  <w:tcW w:w="5884" w:type="dxa"/>
+                  <w:tcBorders>
+                    <w:top w:val="single" w:color="000000" w:sz="4" w:space="0"/>
+                    <w:left w:val="single" w:color="000000" w:sz="4" w:space="0"/>
+                    <w:bottom w:val="single" w:color="000000" w:sz="4" w:space="0"/>
+                    <w:right w:val="single" w:color="000000" w:sz="4" w:space="0"/>
+                  </w:tcBorders>
+                  <w:shd w:val="clear" w:color="auto" w:fill="auto"/>
+                  <w:vAlign w:val="center"/>
+                </w:tcPr>
+                <w:p>
+                  <w:pPr>
+                    <w:keepNext w:val="0"/>
+                    <w:keepLines w:val="0"/>
+                    <w:widowControl/>
+                    <w:suppressLineNumbers w:val="0"/>
+                    <w:jc w:val="left"/>
+                    <w:textAlignment w:val="center"/>
+                    <w:rPr>
+                      <w:rFonts w:hint="default" w:ascii="华文楷体" w:hAnsi="华文楷体" w:cs="华文楷体"/>
+                      <w:i w:val="0"/>
+                      <w:iCs w:val="0"/>
+                      <w:color w:val="000000"/>
+                      <w:kern w:val="0"/>
+                      <w:sz w:val="21"/>
+                      <w:szCs w:val="21"/>
+                      <w:u w:val="none"/>
+                      <w:lang w:val="en-US" w:eastAsia="zh-CN" w:bidi="ar"/>
+                    </w:rPr>
+                  </w:pPr>
+                  <w:r>
+                    <w:rPr>
+                      <w:rFonts w:hint="eastAsia" w:ascii="华文楷体" w:hAnsi="华文楷体" w:cs="华文楷体"/>
+                      <w:i w:val="0"/>
+                      <w:iCs w:val="0"/>
+                      <w:color w:val="000000"/>
+                      <w:kern w:val="0"/>
+                      <w:sz w:val="21"/>
+                      <w:szCs w:val="21"/>
+                      <w:u w:val="none"/>
+                      <w:lang w:val="en-US" w:eastAsia="zh-CN" w:bidi="ar"/>
+                    </w:rPr>
+                    <w:t>感知磁场强度，用于磁零点检测</w:t>
+                  </w:r>
+                </w:p>
+              </w:tc>
+            </w:tr>
+            <w:tr>
+              <w:tblPrEx>
+                <w:tblBorders>
+                  <w:top w:val="none" w:color="auto" w:sz="0" w:space="0"/>
+                  <w:left w:val="none" w:color="auto" w:sz="0" w:space="0"/>
+                  <w:bottom w:val="none" w:color="auto" w:sz="0" w:space="0"/>
+                  <w:right w:val="none" w:color="auto" w:sz="0" w:space="0"/>
+                  <w:insideH w:val="none" w:color="auto" w:sz="0" w:space="0"/>
+                  <w:insideV w:val="none" w:color="auto" w:sz="0" w:space="0"/>
+                </w:tblBorders>
+                <w:shd w:val="clear" w:color="auto" w:fill="auto"/>
+                <w:tblCellMar>
+                  <w:top w:w="0" w:type="dxa"/>
+                  <w:left w:w="108" w:type="dxa"/>
+                  <w:bottom w:w="0" w:type="dxa"/>
+                  <w:right w:w="108" w:type="dxa"/>
+                </w:tblCellMar>
+              </w:tblPrEx>
+              <w:trPr>
+                <w:trHeight w:val="300" w:hRule="atLeast"/>
+              </w:trPr>
+              <w:tc>
+                <w:tcPr>
+                  <w:tcW w:w="1420" w:type="dxa"/>
+                  <w:tcBorders>
+                    <w:top w:val="single" w:color="000000" w:sz="4" w:space="0"/>
+                    <w:left w:val="single" w:color="000000" w:sz="4" w:space="0"/>
+                    <w:bottom w:val="single" w:color="000000" w:sz="4" w:space="0"/>
+                    <w:right w:val="single" w:color="000000" w:sz="4" w:space="0"/>
+                  </w:tcBorders>
+                  <w:shd w:val="clear" w:color="auto" w:fill="auto"/>
+                  <w:vAlign w:val="center"/>
+                </w:tcPr>
+                <w:p>
+                  <w:pPr>
+                    <w:keepNext w:val="0"/>
+                    <w:keepLines w:val="0"/>
+                    <w:widowControl/>
+                    <w:suppressLineNumbers w:val="0"/>
+                    <w:jc w:val="center"/>
+                    <w:textAlignment w:val="center"/>
+                    <w:rPr>
+                      <w:rFonts w:hint="default" w:ascii="华文楷体" w:hAnsi="华文楷体" w:eastAsia="华文楷体" w:cs="华文楷体"/>
+                      <w:b/>
+                      <w:bCs/>
+                      <w:i w:val="0"/>
+                      <w:iCs w:val="0"/>
+                      <w:color w:val="000000"/>
+                      <w:kern w:val="0"/>
+                      <w:sz w:val="21"/>
+                      <w:szCs w:val="21"/>
+                      <w:u w:val="none"/>
+                      <w:lang w:val="en-US" w:eastAsia="zh-CN" w:bidi="ar"/>
+                    </w:rPr>
+                  </w:pPr>
+                  <w:r>
+                    <w:rPr>
+                      <w:rFonts w:hint="eastAsia" w:ascii="华文楷体" w:hAnsi="华文楷体" w:cs="华文楷体"/>
+                      <w:b/>
+                      <w:bCs/>
+                      <w:i w:val="0"/>
+                      <w:iCs w:val="0"/>
+                      <w:color w:val="000000"/>
+                      <w:kern w:val="0"/>
+                      <w:sz w:val="21"/>
+                      <w:szCs w:val="21"/>
+                      <w:u w:val="none"/>
+                      <w:lang w:val="en-US" w:eastAsia="zh-CN" w:bidi="ar"/>
+                    </w:rPr>
+                    <w:t>WATER SEN</w:t>
+                  </w:r>
+                </w:p>
+              </w:tc>
+              <w:tc>
+                <w:tcPr>
+                  <w:tcW w:w="5884" w:type="dxa"/>
+                  <w:tcBorders>
+                    <w:top w:val="single" w:color="000000" w:sz="4" w:space="0"/>
+                    <w:left w:val="single" w:color="000000" w:sz="4" w:space="0"/>
+                    <w:bottom w:val="single" w:color="000000" w:sz="4" w:space="0"/>
+                    <w:right w:val="single" w:color="000000" w:sz="4" w:space="0"/>
+                  </w:tcBorders>
+                  <w:shd w:val="clear" w:color="auto" w:fill="auto"/>
+                  <w:vAlign w:val="center"/>
+                </w:tcPr>
+                <w:p>
+                  <w:pPr>
+                    <w:keepNext w:val="0"/>
+                    <w:keepLines w:val="0"/>
+                    <w:widowControl/>
+                    <w:suppressLineNumbers w:val="0"/>
+                    <w:jc w:val="left"/>
+                    <w:textAlignment w:val="center"/>
+                    <w:rPr>
+                      <w:rFonts w:hint="eastAsia" w:ascii="华文楷体" w:hAnsi="华文楷体" w:cs="华文楷体"/>
+                      <w:i w:val="0"/>
+                      <w:iCs w:val="0"/>
+                      <w:color w:val="000000"/>
+                      <w:kern w:val="0"/>
+                      <w:sz w:val="21"/>
+                      <w:szCs w:val="21"/>
+                      <w:u w:val="none"/>
+                      <w:lang w:val="en-US" w:eastAsia="zh-CN" w:bidi="ar"/>
+                    </w:rPr>
+                  </w:pPr>
+                  <w:r>
+                    <w:rPr>
+                      <w:rFonts w:hint="eastAsia" w:ascii="华文楷体" w:hAnsi="华文楷体" w:cs="华文楷体"/>
+                      <w:i w:val="0"/>
+                      <w:iCs w:val="0"/>
+                      <w:color w:val="000000"/>
+                      <w:kern w:val="0"/>
+                      <w:sz w:val="21"/>
+                      <w:szCs w:val="21"/>
+                      <w:u w:val="none"/>
+                      <w:lang w:val="en-US" w:eastAsia="zh-CN" w:bidi="ar"/>
+                    </w:rPr>
+                    <w:t>通过电容原理测水。</w:t>
+                  </w:r>
+                </w:p>
+              </w:tc>
+            </w:tr>
+            <w:tr>
+              <w:tblPrEx>
+                <w:tblBorders>
+                  <w:top w:val="none" w:color="auto" w:sz="0" w:space="0"/>
+                  <w:left w:val="none" w:color="auto" w:sz="0" w:space="0"/>
+                  <w:bottom w:val="none" w:color="auto" w:sz="0" w:space="0"/>
+                  <w:right w:val="none" w:color="auto" w:sz="0" w:space="0"/>
+                  <w:insideH w:val="none" w:color="auto" w:sz="0" w:space="0"/>
+                  <w:insideV w:val="none" w:color="auto" w:sz="0" w:space="0"/>
+                </w:tblBorders>
+                <w:shd w:val="clear" w:color="auto" w:fill="auto"/>
+                <w:tblCellMar>
+                  <w:top w:w="0" w:type="dxa"/>
+                  <w:left w:w="108" w:type="dxa"/>
+                  <w:bottom w:w="0" w:type="dxa"/>
+                  <w:right w:w="108" w:type="dxa"/>
+                </w:tblCellMar>
+              </w:tblPrEx>
+              <w:trPr>
+                <w:trHeight w:val="300" w:hRule="atLeast"/>
+              </w:trPr>
+              <w:tc>
+                <w:tcPr>
+                  <w:tcW w:w="1420" w:type="dxa"/>
+                  <w:tcBorders>
+                    <w:top w:val="single" w:color="000000" w:sz="4" w:space="0"/>
+                    <w:left w:val="single" w:color="000000" w:sz="4" w:space="0"/>
+                    <w:bottom w:val="single" w:color="000000" w:sz="4" w:space="0"/>
+                    <w:right w:val="single" w:color="000000" w:sz="4" w:space="0"/>
+                  </w:tcBorders>
+                  <w:shd w:val="clear" w:color="auto" w:fill="auto"/>
+                  <w:vAlign w:val="center"/>
+                </w:tcPr>
+                <w:p>
+                  <w:pPr>
+                    <w:keepNext w:val="0"/>
+                    <w:keepLines w:val="0"/>
+                    <w:widowControl/>
+                    <w:suppressLineNumbers w:val="0"/>
+                    <w:jc w:val="center"/>
+                    <w:textAlignment w:val="center"/>
+                    <w:rPr>
+                      <w:rFonts w:hint="default" w:ascii="华文楷体" w:hAnsi="华文楷体" w:eastAsia="华文楷体" w:cs="华文楷体"/>
+                      <w:b/>
+                      <w:bCs/>
+                      <w:i w:val="0"/>
+                      <w:iCs w:val="0"/>
+                      <w:color w:val="000000"/>
+                      <w:kern w:val="0"/>
+                      <w:sz w:val="21"/>
+                      <w:szCs w:val="21"/>
+                      <w:u w:val="none"/>
+                      <w:lang w:val="en-US" w:eastAsia="zh-CN" w:bidi="ar"/>
+                    </w:rPr>
+                  </w:pPr>
+                  <w:r>
+                    <w:rPr>
+                      <w:rFonts w:hint="eastAsia" w:ascii="华文楷体" w:hAnsi="华文楷体" w:cs="华文楷体"/>
+                      <w:b/>
+                      <w:bCs/>
+                      <w:i w:val="0"/>
+                      <w:iCs w:val="0"/>
+                      <w:color w:val="000000"/>
+                      <w:kern w:val="0"/>
+                      <w:sz w:val="21"/>
+                      <w:szCs w:val="21"/>
+                      <w:u w:val="none"/>
+                      <w:lang w:val="en-US" w:eastAsia="zh-CN" w:bidi="ar"/>
+                    </w:rPr>
+                    <w:t>AAM</w:t>
+                  </w:r>
+                </w:p>
+              </w:tc>
+              <w:tc>
+                <w:tcPr>
+                  <w:tcW w:w="5884" w:type="dxa"/>
+                  <w:tcBorders>
+                    <w:top w:val="single" w:color="000000" w:sz="4" w:space="0"/>
+                    <w:left w:val="single" w:color="000000" w:sz="4" w:space="0"/>
+                    <w:bottom w:val="single" w:color="000000" w:sz="4" w:space="0"/>
+                    <w:right w:val="single" w:color="000000" w:sz="4" w:space="0"/>
+                  </w:tcBorders>
+                  <w:shd w:val="clear" w:color="auto" w:fill="auto"/>
+                  <w:vAlign w:val="center"/>
+                </w:tcPr>
+                <w:p>
+                  <w:pPr>
+                    <w:keepNext w:val="0"/>
+                    <w:keepLines w:val="0"/>
+                    <w:widowControl/>
+                    <w:suppressLineNumbers w:val="0"/>
+                    <w:jc w:val="left"/>
+                    <w:textAlignment w:val="center"/>
+                    <w:rPr>
+                      <w:rFonts w:hint="eastAsia" w:ascii="华文楷体" w:hAnsi="华文楷体" w:cs="华文楷体"/>
+                      <w:i w:val="0"/>
+                      <w:iCs w:val="0"/>
+                      <w:color w:val="000000"/>
+                      <w:kern w:val="0"/>
+                      <w:sz w:val="21"/>
+                      <w:szCs w:val="21"/>
+                      <w:u w:val="none"/>
+                      <w:lang w:val="en-US" w:eastAsia="zh-CN" w:bidi="ar"/>
+                    </w:rPr>
+                  </w:pPr>
+                  <w:r>
+                    <w:rPr>
+                      <w:rFonts w:hint="eastAsia" w:ascii="华文楷体" w:hAnsi="华文楷体" w:cs="华文楷体"/>
+                      <w:i w:val="0"/>
+                      <w:iCs w:val="0"/>
+                      <w:color w:val="000000"/>
+                      <w:kern w:val="0"/>
+                      <w:sz w:val="21"/>
+                      <w:szCs w:val="21"/>
+                      <w:u w:val="none"/>
+                      <w:lang w:val="en-US" w:eastAsia="zh-CN" w:bidi="ar"/>
+                    </w:rPr>
+                    <w:t>基于加速度计的姿态监测,用于传感器倾角姿态异常监测</w:t>
+                  </w:r>
+                </w:p>
+              </w:tc>
+            </w:tr>
+            <w:tr>
+              <w:tblPrEx>
+                <w:tblBorders>
+                  <w:top w:val="none" w:color="auto" w:sz="0" w:space="0"/>
+                  <w:left w:val="none" w:color="auto" w:sz="0" w:space="0"/>
+                  <w:bottom w:val="none" w:color="auto" w:sz="0" w:space="0"/>
+                  <w:right w:val="none" w:color="auto" w:sz="0" w:space="0"/>
+                  <w:insideH w:val="none" w:color="auto" w:sz="0" w:space="0"/>
+                  <w:insideV w:val="none" w:color="auto" w:sz="0" w:space="0"/>
+                </w:tblBorders>
+                <w:shd w:val="clear" w:color="auto" w:fill="auto"/>
+                <w:tblCellMar>
+                  <w:top w:w="0" w:type="dxa"/>
+                  <w:left w:w="108" w:type="dxa"/>
+                  <w:bottom w:w="0" w:type="dxa"/>
+                  <w:right w:w="108" w:type="dxa"/>
+                </w:tblCellMar>
+              </w:tblPrEx>
+              <w:trPr>
+                <w:trHeight w:val="300" w:hRule="atLeast"/>
+              </w:trPr>
+              <w:tc>
+                <w:tcPr>
+                  <w:tcW w:w="1420" w:type="dxa"/>
+                  <w:tcBorders>
+                    <w:top w:val="single" w:color="000000" w:sz="4" w:space="0"/>
+                    <w:left w:val="single" w:color="000000" w:sz="4" w:space="0"/>
+                    <w:bottom w:val="single" w:color="000000" w:sz="4" w:space="0"/>
+                    <w:right w:val="single" w:color="000000" w:sz="4" w:space="0"/>
+                  </w:tcBorders>
+                  <w:shd w:val="clear" w:color="auto" w:fill="auto"/>
+                  <w:vAlign w:val="center"/>
+                </w:tcPr>
+                <w:p>
+                  <w:pPr>
+                    <w:keepNext w:val="0"/>
+                    <w:keepLines w:val="0"/>
+                    <w:widowControl/>
+                    <w:suppressLineNumbers w:val="0"/>
+                    <w:jc w:val="center"/>
+                    <w:textAlignment w:val="center"/>
+                    <w:rPr>
                       <w:rFonts w:hint="eastAsia" w:ascii="华文楷体" w:hAnsi="华文楷体" w:eastAsia="华文楷体" w:cs="华文楷体"/>
                       <w:b/>
                       <w:bCs/>
@@ -10790,7 +10717,7 @@
           <w:lang w:val="en-US" w:eastAsia="zh-CN"/>
         </w:rPr>
       </w:pPr>
-      <w:bookmarkStart w:id="7" w:name="_Toc19013"/>
+      <w:bookmarkStart w:id="7" w:name="_Toc2581"/>
       <w:r>
         <w:rPr>
           <w:rFonts w:hint="eastAsia"/>
@@ -12039,7 +11966,7 @@
           <w:lang w:val="en-US" w:eastAsia="zh-CN"/>
         </w:rPr>
       </w:pPr>
-      <w:bookmarkStart w:id="8" w:name="_Toc5324"/>
+      <w:bookmarkStart w:id="8" w:name="_Toc9230"/>
       <w:r>
         <w:rPr>
           <w:rFonts w:hint="eastAsia"/>
@@ -12485,7 +12412,7 @@
           <w:lang w:val="de-DE"/>
         </w:rPr>
       </w:pPr>
-      <w:bookmarkStart w:id="9" w:name="_Toc13302"/>
+      <w:bookmarkStart w:id="9" w:name="_Toc25114"/>
       <w:r>
         <w:rPr>
           <w:rFonts w:hint="eastAsia"/>
@@ -12503,7 +12430,7 @@
           <w:lang w:val="de-DE"/>
         </w:rPr>
       </w:pPr>
-      <w:bookmarkStart w:id="10" w:name="_Toc3046"/>
+      <w:bookmarkStart w:id="10" w:name="_Toc5563"/>
       <w:r>
         <w:rPr>
           <w:rFonts w:hint="eastAsia"/>
@@ -12548,6 +12475,12 @@
             <w:insideH w:val="single" w:color="auto" w:sz="4" w:space="0"/>
             <w:insideV w:val="single" w:color="auto" w:sz="4" w:space="0"/>
           </w:tblBorders>
+          <w:tblCellMar>
+            <w:top w:w="0" w:type="dxa"/>
+            <w:left w:w="28" w:type="dxa"/>
+            <w:bottom w:w="0" w:type="dxa"/>
+            <w:right w:w="28" w:type="dxa"/>
+          </w:tblCellMar>
         </w:tblPrEx>
         <w:tc>
           <w:tcPr>
@@ -12677,7 +12610,7 @@
             </w:pPr>
             <w:r>
               <w:object>
-                <v:shape id="_x0000_i1031" o:spt="75" alt="" type="#_x0000_t75" style="height:250.35pt;width:324.85pt;" o:ole="t" filled="f" o:preferrelative="t" stroked="f" coordsize="21600,21600">
+                <v:shape id="_x0000_i1029" o:spt="75" type="#_x0000_t75" style="height:250.35pt;width:324.85pt;" o:ole="t" filled="f" o:preferrelative="t" stroked="f" coordsize="21600,21600">
                   <v:path/>
                   <v:fill on="f" focussize="0,0"/>
                   <v:stroke on="f"/>
@@ -12686,7 +12619,7 @@
                   <w10:wrap type="none"/>
                   <w10:anchorlock/>
                 </v:shape>
-                <o:OLEObject Type="Embed" ProgID="Visio.Drawing.15" ShapeID="_x0000_i1031" DrawAspect="Content" ObjectID="_1468075729" r:id="rId18">
+                <o:OLEObject Type="Embed" ProgID="Visio.Drawing.15" ShapeID="_x0000_i1029" DrawAspect="Content" ObjectID="_1468075729" r:id="rId18">
                   <o:LockedField>false</o:LockedField>
                 </o:OLEObject>
               </w:object>
@@ -12883,7 +12816,7 @@
           <w:lang w:val="en-US" w:eastAsia="zh-CN"/>
         </w:rPr>
       </w:pPr>
-      <w:bookmarkStart w:id="13" w:name="_Toc3773"/>
+      <w:bookmarkStart w:id="13" w:name="_Toc15479"/>
       <w:r>
         <w:rPr>
           <w:rFonts w:hint="eastAsia"/>
@@ -13327,7 +13260,7 @@
           <w:lang w:val="de-DE"/>
         </w:rPr>
       </w:pPr>
-      <w:bookmarkStart w:id="14" w:name="_Toc9588"/>
+      <w:bookmarkStart w:id="14" w:name="_Toc8858"/>
       <w:r>
         <w:rPr>
           <w:rFonts w:hint="eastAsia"/>
@@ -13768,7 +13701,7 @@
           <w:lang w:val="de-DE"/>
         </w:rPr>
       </w:pPr>
-      <w:bookmarkStart w:id="15" w:name="_Toc1542"/>
+      <w:bookmarkStart w:id="15" w:name="_Toc17311"/>
       <w:r>
         <w:rPr>
           <w:rFonts w:hint="eastAsia"/>
@@ -15233,13 +15166,20 @@
           <w:lang w:val="en-US" w:eastAsia="zh-CN"/>
         </w:rPr>
       </w:pPr>
-      <w:bookmarkStart w:id="16" w:name="_Toc27294"/>
       <w:r>
         <w:rPr>
           <w:rFonts w:hint="eastAsia"/>
           <w:lang w:val="en-US" w:eastAsia="zh-CN"/>
         </w:rPr>
-        <w:t xml:space="preserve"> 模块通信</w:t>
+        <w:t xml:space="preserve"> </w:t>
+      </w:r>
+      <w:bookmarkStart w:id="16" w:name="_Toc32502"/>
+      <w:r>
+        <w:rPr>
+          <w:rFonts w:hint="eastAsia"/>
+          <w:lang w:val="en-US" w:eastAsia="zh-CN"/>
+        </w:rPr>
+        <w:t>模块通信</w:t>
       </w:r>
       <w:r>
         <w:rPr>
@@ -15258,7 +15198,7 @@
           <w:lang w:val="en-US" w:eastAsia="zh-CN"/>
         </w:rPr>
       </w:pPr>
-      <w:bookmarkStart w:id="17" w:name="_Toc30725"/>
+      <w:bookmarkStart w:id="17" w:name="_Toc26546"/>
       <w:r>
         <w:rPr>
           <w:rFonts w:hint="eastAsia"/>
@@ -15304,6 +15244,12 @@
             <w:insideH w:val="single" w:color="auto" w:sz="4" w:space="0"/>
             <w:insideV w:val="single" w:color="auto" w:sz="4" w:space="0"/>
           </w:tblBorders>
+          <w:tblCellMar>
+            <w:top w:w="0" w:type="dxa"/>
+            <w:left w:w="28" w:type="dxa"/>
+            <w:bottom w:w="0" w:type="dxa"/>
+            <w:right w:w="28" w:type="dxa"/>
+          </w:tblCellMar>
         </w:tblPrEx>
         <w:tc>
           <w:tcPr>
@@ -15753,7 +15699,7 @@
           <w:lang w:val="en-US" w:eastAsia="zh-CN"/>
         </w:rPr>
       </w:pPr>
-      <w:bookmarkStart w:id="18" w:name="_Toc5726"/>
+      <w:bookmarkStart w:id="18" w:name="_Toc15209"/>
       <w:r>
         <w:rPr>
           <w:rFonts w:hint="eastAsia"/>
@@ -16258,7 +16204,7 @@
           <w:color w:val="auto"/>
         </w:rPr>
       </w:pPr>
-      <w:bookmarkStart w:id="19" w:name="_Toc9299"/>
+      <w:bookmarkStart w:id="19" w:name="_Toc15348"/>
       <w:r>
         <w:rPr>
           <w:rFonts w:hint="eastAsia"/>
@@ -16705,7 +16651,7 @@
           <w:color w:val="auto"/>
         </w:rPr>
       </w:pPr>
-      <w:bookmarkStart w:id="20" w:name="_Toc13130"/>
+      <w:bookmarkStart w:id="20" w:name="_Toc5874"/>
       <w:r>
         <w:rPr>
           <w:rFonts w:hint="eastAsia"/>
@@ -17161,7 +17107,7 @@
           <w:color w:val="auto"/>
         </w:rPr>
       </w:pPr>
-      <w:bookmarkStart w:id="21" w:name="_Toc26645"/>
+      <w:bookmarkStart w:id="21" w:name="_Toc16650"/>
       <w:r>
         <w:rPr>
           <w:rFonts w:hint="eastAsia"/>
@@ -17617,7 +17563,7 @@
           <w:color w:val="auto"/>
         </w:rPr>
       </w:pPr>
-      <w:bookmarkStart w:id="22" w:name="_Toc16404"/>
+      <w:bookmarkStart w:id="22" w:name="_Toc24252"/>
       <w:r>
         <w:rPr>
           <w:rFonts w:hint="eastAsia"/>
@@ -18073,7 +18019,7 @@
           <w:color w:val="auto"/>
         </w:rPr>
       </w:pPr>
-      <w:bookmarkStart w:id="23" w:name="_Toc17063"/>
+      <w:bookmarkStart w:id="23" w:name="_Toc2598"/>
       <w:r>
         <w:rPr>
           <w:rFonts w:hint="eastAsia"/>
@@ -18526,7 +18472,7 @@
           <w:rFonts w:hint="eastAsia"/>
         </w:rPr>
       </w:pPr>
-      <w:bookmarkStart w:id="24" w:name="_Toc4649"/>
+      <w:bookmarkStart w:id="24" w:name="_Toc12574"/>
       <w:r>
         <w:rPr>
           <w:rFonts w:hint="eastAsia"/>
@@ -19024,7 +18970,7 @@
           <w:color w:val="auto"/>
         </w:rPr>
       </w:pPr>
-      <w:bookmarkStart w:id="25" w:name="_Toc5668"/>
+      <w:bookmarkStart w:id="25" w:name="_Toc23682"/>
       <w:r>
         <w:rPr>
           <w:rFonts w:hint="eastAsia"/>
@@ -19478,7 +19424,7 @@
           <w:color w:val="auto"/>
         </w:rPr>
       </w:pPr>
-      <w:bookmarkStart w:id="26" w:name="_Toc23521"/>
+      <w:bookmarkStart w:id="26" w:name="_Toc26013"/>
       <w:r>
         <w:rPr>
           <w:rFonts w:hint="eastAsia"/>
@@ -19983,7 +19929,7 @@
           <w:color w:val="auto"/>
         </w:rPr>
       </w:pPr>
-      <w:bookmarkStart w:id="27" w:name="_Toc24610"/>
+      <w:bookmarkStart w:id="27" w:name="_Toc9189"/>
       <w:r>
         <w:rPr>
           <w:rFonts w:hint="eastAsia"/>
@@ -19991,520 +19937,6 @@
           <w:lang w:val="en-US" w:eastAsia="zh-CN"/>
         </w:rPr>
         <w:t>CPU3与CPU4通信串口</w:t>
-      </w:r>
-    </w:p>
-    <w:tbl>
-      <w:tblPr>
-        <w:tblStyle w:val="23"/>
-        <w:tblW w:w="5000" w:type="pct"/>
-        <w:tblInd w:w="0" w:type="dxa"/>
-        <w:tblBorders>
-          <w:top w:val="single" w:color="auto" w:sz="4" w:space="0"/>
-          <w:left w:val="single" w:color="auto" w:sz="4" w:space="0"/>
-          <w:bottom w:val="single" w:color="auto" w:sz="4" w:space="0"/>
-          <w:right w:val="single" w:color="auto" w:sz="4" w:space="0"/>
-          <w:insideH w:val="single" w:color="auto" w:sz="4" w:space="0"/>
-          <w:insideV w:val="single" w:color="auto" w:sz="4" w:space="0"/>
-        </w:tblBorders>
-        <w:tblLayout w:type="autofit"/>
-        <w:tblCellMar>
-          <w:top w:w="0" w:type="dxa"/>
-          <w:left w:w="28" w:type="dxa"/>
-          <w:bottom w:w="0" w:type="dxa"/>
-          <w:right w:w="28" w:type="dxa"/>
-        </w:tblCellMar>
-      </w:tblPr>
-      <w:tblGrid>
-        <w:gridCol w:w="1233"/>
-        <w:gridCol w:w="7135"/>
-      </w:tblGrid>
-      <w:tr>
-        <w:tblPrEx>
-          <w:tblBorders>
-            <w:top w:val="single" w:color="auto" w:sz="4" w:space="0"/>
-            <w:left w:val="single" w:color="auto" w:sz="4" w:space="0"/>
-            <w:bottom w:val="single" w:color="auto" w:sz="4" w:space="0"/>
-            <w:right w:val="single" w:color="auto" w:sz="4" w:space="0"/>
-            <w:insideH w:val="single" w:color="auto" w:sz="4" w:space="0"/>
-            <w:insideV w:val="single" w:color="auto" w:sz="4" w:space="0"/>
-          </w:tblBorders>
-          <w:tblCellMar>
-            <w:top w:w="0" w:type="dxa"/>
-            <w:left w:w="28" w:type="dxa"/>
-            <w:bottom w:w="0" w:type="dxa"/>
-            <w:right w:w="28" w:type="dxa"/>
-          </w:tblCellMar>
-        </w:tblPrEx>
-        <w:tc>
-          <w:tcPr>
-            <w:tcW w:w="737" w:type="pct"/>
-            <w:tcBorders>
-              <w:top w:val="single" w:color="auto" w:sz="4" w:space="0"/>
-              <w:left w:val="single" w:color="auto" w:sz="4" w:space="0"/>
-              <w:bottom w:val="single" w:color="auto" w:sz="4" w:space="0"/>
-              <w:right w:val="single" w:color="auto" w:sz="4" w:space="0"/>
-            </w:tcBorders>
-            <w:noWrap w:val="0"/>
-            <w:vAlign w:val="top"/>
-          </w:tcPr>
-          <w:p>
-            <w:pPr>
-              <w:jc w:val="center"/>
-              <w:rPr>
-                <w:rFonts w:hint="eastAsia"/>
-                <w:color w:val="auto"/>
-              </w:rPr>
-            </w:pPr>
-            <w:r>
-              <w:rPr>
-                <w:color w:val="auto"/>
-              </w:rPr>
-              <w:t>架构编号</w:t>
-            </w:r>
-          </w:p>
-        </w:tc>
-        <w:tc>
-          <w:tcPr>
-            <w:tcW w:w="4263" w:type="pct"/>
-            <w:tcBorders>
-              <w:top w:val="single" w:color="auto" w:sz="4" w:space="0"/>
-              <w:left w:val="single" w:color="auto" w:sz="4" w:space="0"/>
-              <w:bottom w:val="single" w:color="auto" w:sz="4" w:space="0"/>
-              <w:right w:val="single" w:color="auto" w:sz="4" w:space="0"/>
-            </w:tcBorders>
-            <w:noWrap w:val="0"/>
-            <w:vAlign w:val="top"/>
-          </w:tcPr>
-          <w:p>
-            <w:pPr>
-              <w:rPr>
-                <w:rFonts w:hint="default"/>
-                <w:color w:val="auto"/>
-                <w:lang w:val="en-US"/>
-              </w:rPr>
-            </w:pPr>
-            <w:r>
-              <w:rPr>
-                <w:rFonts w:hint="eastAsia"/>
-                <w:color w:val="auto"/>
-                <w:lang w:val="en-US" w:eastAsia="zh-CN"/>
-              </w:rPr>
-              <w:t>ABDSM</w:t>
-            </w:r>
-            <w:r>
-              <w:rPr>
-                <w:rFonts w:hint="eastAsia"/>
-                <w:color w:val="auto"/>
-                <w:lang w:val="de-DE"/>
-              </w:rPr>
-              <w:t>-Arch-SYS-</w:t>
-            </w:r>
-            <w:r>
-              <w:rPr>
-                <w:rFonts w:hint="eastAsia"/>
-                <w:color w:val="auto"/>
-                <w:lang w:val="en-US" w:eastAsia="zh-CN"/>
-              </w:rPr>
-              <w:t>024</w:t>
-            </w:r>
-          </w:p>
-        </w:tc>
-      </w:tr>
-      <w:tr>
-        <w:tblPrEx>
-          <w:tblBorders>
-            <w:top w:val="single" w:color="auto" w:sz="4" w:space="0"/>
-            <w:left w:val="single" w:color="auto" w:sz="4" w:space="0"/>
-            <w:bottom w:val="single" w:color="auto" w:sz="4" w:space="0"/>
-            <w:right w:val="single" w:color="auto" w:sz="4" w:space="0"/>
-            <w:insideH w:val="single" w:color="auto" w:sz="4" w:space="0"/>
-            <w:insideV w:val="single" w:color="auto" w:sz="4" w:space="0"/>
-          </w:tblBorders>
-          <w:tblCellMar>
-            <w:top w:w="0" w:type="dxa"/>
-            <w:left w:w="28" w:type="dxa"/>
-            <w:bottom w:w="0" w:type="dxa"/>
-            <w:right w:w="28" w:type="dxa"/>
-          </w:tblCellMar>
-        </w:tblPrEx>
-        <w:tc>
-          <w:tcPr>
-            <w:tcW w:w="737" w:type="pct"/>
-            <w:tcBorders>
-              <w:top w:val="single" w:color="auto" w:sz="4" w:space="0"/>
-              <w:left w:val="single" w:color="auto" w:sz="4" w:space="0"/>
-              <w:bottom w:val="single" w:color="auto" w:sz="4" w:space="0"/>
-              <w:right w:val="single" w:color="auto" w:sz="4" w:space="0"/>
-            </w:tcBorders>
-            <w:noWrap w:val="0"/>
-            <w:vAlign w:val="top"/>
-          </w:tcPr>
-          <w:p>
-            <w:pPr>
-              <w:jc w:val="center"/>
-              <w:rPr>
-                <w:color w:val="auto"/>
-              </w:rPr>
-            </w:pPr>
-            <w:r>
-              <w:rPr>
-                <w:color w:val="auto"/>
-              </w:rPr>
-              <w:t>架构摘要</w:t>
-            </w:r>
-          </w:p>
-        </w:tc>
-        <w:tc>
-          <w:tcPr>
-            <w:tcW w:w="4263" w:type="pct"/>
-            <w:tcBorders>
-              <w:top w:val="single" w:color="auto" w:sz="4" w:space="0"/>
-              <w:left w:val="single" w:color="auto" w:sz="4" w:space="0"/>
-              <w:bottom w:val="single" w:color="auto" w:sz="4" w:space="0"/>
-              <w:right w:val="single" w:color="auto" w:sz="4" w:space="0"/>
-            </w:tcBorders>
-            <w:noWrap w:val="0"/>
-            <w:vAlign w:val="top"/>
-          </w:tcPr>
-          <w:p>
-            <w:pPr>
-              <w:rPr>
-                <w:rFonts w:hint="default" w:eastAsia="华文楷体"/>
-                <w:color w:val="auto"/>
-                <w:lang w:val="en-US" w:eastAsia="zh-CN"/>
-              </w:rPr>
-            </w:pPr>
-            <w:r>
-              <w:rPr>
-                <w:rFonts w:hint="eastAsia"/>
-                <w:color w:val="auto"/>
-                <w:lang w:val="en-US" w:eastAsia="zh-CN"/>
-              </w:rPr>
-              <w:t>UART串口</w:t>
-            </w:r>
-          </w:p>
-        </w:tc>
-      </w:tr>
-      <w:tr>
-        <w:tblPrEx>
-          <w:tblBorders>
-            <w:top w:val="single" w:color="auto" w:sz="4" w:space="0"/>
-            <w:left w:val="single" w:color="auto" w:sz="4" w:space="0"/>
-            <w:bottom w:val="single" w:color="auto" w:sz="4" w:space="0"/>
-            <w:right w:val="single" w:color="auto" w:sz="4" w:space="0"/>
-            <w:insideH w:val="single" w:color="auto" w:sz="4" w:space="0"/>
-            <w:insideV w:val="single" w:color="auto" w:sz="4" w:space="0"/>
-          </w:tblBorders>
-          <w:tblCellMar>
-            <w:top w:w="0" w:type="dxa"/>
-            <w:left w:w="28" w:type="dxa"/>
-            <w:bottom w:w="0" w:type="dxa"/>
-            <w:right w:w="28" w:type="dxa"/>
-          </w:tblCellMar>
-        </w:tblPrEx>
-        <w:tc>
-          <w:tcPr>
-            <w:tcW w:w="737" w:type="pct"/>
-            <w:tcBorders>
-              <w:top w:val="single" w:color="auto" w:sz="4" w:space="0"/>
-              <w:left w:val="single" w:color="auto" w:sz="4" w:space="0"/>
-              <w:bottom w:val="single" w:color="auto" w:sz="4" w:space="0"/>
-              <w:right w:val="single" w:color="auto" w:sz="4" w:space="0"/>
-            </w:tcBorders>
-            <w:noWrap w:val="0"/>
-            <w:vAlign w:val="top"/>
-          </w:tcPr>
-          <w:p>
-            <w:pPr>
-              <w:jc w:val="center"/>
-              <w:rPr>
-                <w:color w:val="auto"/>
-              </w:rPr>
-            </w:pPr>
-            <w:r>
-              <w:rPr>
-                <w:color w:val="auto"/>
-              </w:rPr>
-              <w:t>架构描述</w:t>
-            </w:r>
-          </w:p>
-        </w:tc>
-        <w:tc>
-          <w:tcPr>
-            <w:tcW w:w="4263" w:type="pct"/>
-            <w:tcBorders>
-              <w:top w:val="single" w:color="auto" w:sz="4" w:space="0"/>
-              <w:left w:val="single" w:color="auto" w:sz="4" w:space="0"/>
-              <w:bottom w:val="single" w:color="auto" w:sz="4" w:space="0"/>
-              <w:right w:val="single" w:color="auto" w:sz="4" w:space="0"/>
-            </w:tcBorders>
-            <w:noWrap w:val="0"/>
-            <w:vAlign w:val="top"/>
-          </w:tcPr>
-          <w:p>
-            <w:pPr>
-              <w:numPr>
-                <w:ilvl w:val="0"/>
-                <w:numId w:val="0"/>
-              </w:numPr>
-              <w:rPr>
-                <w:rFonts w:hint="default"/>
-                <w:color w:val="auto"/>
-                <w:lang w:val="en-US" w:eastAsia="zh-CN"/>
-              </w:rPr>
-            </w:pPr>
-            <w:r>
-              <w:rPr>
-                <w:rFonts w:hint="eastAsia"/>
-                <w:color w:val="auto"/>
-                <w:lang w:val="en-US" w:eastAsia="zh-CN"/>
-              </w:rPr>
-              <w:t>CPU3与CPU4信息交互串口</w:t>
-            </w:r>
-          </w:p>
-        </w:tc>
-      </w:tr>
-      <w:tr>
-        <w:tblPrEx>
-          <w:tblBorders>
-            <w:top w:val="single" w:color="auto" w:sz="4" w:space="0"/>
-            <w:left w:val="single" w:color="auto" w:sz="4" w:space="0"/>
-            <w:bottom w:val="single" w:color="auto" w:sz="4" w:space="0"/>
-            <w:right w:val="single" w:color="auto" w:sz="4" w:space="0"/>
-            <w:insideH w:val="single" w:color="auto" w:sz="4" w:space="0"/>
-            <w:insideV w:val="single" w:color="auto" w:sz="4" w:space="0"/>
-          </w:tblBorders>
-          <w:tblCellMar>
-            <w:top w:w="0" w:type="dxa"/>
-            <w:left w:w="28" w:type="dxa"/>
-            <w:bottom w:w="0" w:type="dxa"/>
-            <w:right w:w="28" w:type="dxa"/>
-          </w:tblCellMar>
-        </w:tblPrEx>
-        <w:tc>
-          <w:tcPr>
-            <w:tcW w:w="737" w:type="pct"/>
-            <w:tcBorders>
-              <w:top w:val="single" w:color="auto" w:sz="4" w:space="0"/>
-              <w:left w:val="single" w:color="auto" w:sz="4" w:space="0"/>
-              <w:bottom w:val="single" w:color="auto" w:sz="4" w:space="0"/>
-              <w:right w:val="single" w:color="auto" w:sz="4" w:space="0"/>
-            </w:tcBorders>
-            <w:noWrap w:val="0"/>
-            <w:vAlign w:val="top"/>
-          </w:tcPr>
-          <w:p>
-            <w:pPr>
-              <w:jc w:val="center"/>
-              <w:rPr>
-                <w:rFonts w:hint="eastAsia"/>
-                <w:color w:val="auto"/>
-              </w:rPr>
-            </w:pPr>
-            <w:r>
-              <w:rPr>
-                <w:color w:val="auto"/>
-              </w:rPr>
-              <w:t>对应需求</w:t>
-            </w:r>
-          </w:p>
-        </w:tc>
-        <w:tc>
-          <w:tcPr>
-            <w:tcW w:w="4263" w:type="pct"/>
-            <w:tcBorders>
-              <w:top w:val="single" w:color="auto" w:sz="4" w:space="0"/>
-              <w:left w:val="single" w:color="auto" w:sz="4" w:space="0"/>
-              <w:bottom w:val="single" w:color="auto" w:sz="4" w:space="0"/>
-              <w:right w:val="single" w:color="auto" w:sz="4" w:space="0"/>
-            </w:tcBorders>
-            <w:noWrap w:val="0"/>
-            <w:vAlign w:val="top"/>
-          </w:tcPr>
-          <w:p>
-            <w:pPr>
-              <w:rPr>
-                <w:rFonts w:hint="eastAsia"/>
-                <w:color w:val="auto"/>
-                <w:lang w:val="en-US" w:eastAsia="zh-CN"/>
-              </w:rPr>
-            </w:pPr>
-            <w:r>
-              <w:rPr>
-                <w:rFonts w:hint="eastAsia"/>
-                <w:color w:val="auto"/>
-                <w:lang w:val="en-US" w:eastAsia="zh-CN"/>
-              </w:rPr>
-              <w:t>ABDSM-R-005-A、ABDSM-R-006-A、ABDSM-R-007-A、ABDSM-R-015-A;</w:t>
-            </w:r>
-          </w:p>
-        </w:tc>
-      </w:tr>
-      <w:tr>
-        <w:tblPrEx>
-          <w:tblBorders>
-            <w:top w:val="single" w:color="auto" w:sz="4" w:space="0"/>
-            <w:left w:val="single" w:color="auto" w:sz="4" w:space="0"/>
-            <w:bottom w:val="single" w:color="auto" w:sz="4" w:space="0"/>
-            <w:right w:val="single" w:color="auto" w:sz="4" w:space="0"/>
-            <w:insideH w:val="single" w:color="auto" w:sz="4" w:space="0"/>
-            <w:insideV w:val="single" w:color="auto" w:sz="4" w:space="0"/>
-          </w:tblBorders>
-          <w:tblCellMar>
-            <w:top w:w="0" w:type="dxa"/>
-            <w:left w:w="28" w:type="dxa"/>
-            <w:bottom w:w="0" w:type="dxa"/>
-            <w:right w:w="28" w:type="dxa"/>
-          </w:tblCellMar>
-        </w:tblPrEx>
-        <w:tc>
-          <w:tcPr>
-            <w:tcW w:w="737" w:type="pct"/>
-            <w:tcBorders>
-              <w:top w:val="single" w:color="auto" w:sz="4" w:space="0"/>
-              <w:left w:val="single" w:color="auto" w:sz="4" w:space="0"/>
-              <w:bottom w:val="single" w:color="auto" w:sz="4" w:space="0"/>
-              <w:right w:val="single" w:color="auto" w:sz="4" w:space="0"/>
-            </w:tcBorders>
-            <w:noWrap w:val="0"/>
-            <w:vAlign w:val="center"/>
-          </w:tcPr>
-          <w:p>
-            <w:pPr>
-              <w:jc w:val="center"/>
-              <w:rPr>
-                <w:rFonts w:hint="eastAsia" w:eastAsia="华文楷体"/>
-                <w:color w:val="auto"/>
-                <w:lang w:val="en-US" w:eastAsia="zh-CN"/>
-              </w:rPr>
-            </w:pPr>
-            <w:r>
-              <w:rPr>
-                <w:rFonts w:hint="eastAsia"/>
-                <w:color w:val="auto"/>
-                <w:lang w:val="en-US" w:eastAsia="zh-CN"/>
-              </w:rPr>
-              <w:t>简介</w:t>
-            </w:r>
-          </w:p>
-        </w:tc>
-        <w:tc>
-          <w:tcPr>
-            <w:tcW w:w="4263" w:type="pct"/>
-            <w:tcBorders>
-              <w:top w:val="single" w:color="auto" w:sz="4" w:space="0"/>
-              <w:left w:val="single" w:color="auto" w:sz="4" w:space="0"/>
-              <w:bottom w:val="single" w:color="auto" w:sz="4" w:space="0"/>
-              <w:right w:val="single" w:color="auto" w:sz="4" w:space="0"/>
-            </w:tcBorders>
-            <w:noWrap w:val="0"/>
-            <w:vAlign w:val="top"/>
-          </w:tcPr>
-          <w:p>
-            <w:pPr>
-              <w:rPr>
-                <w:rFonts w:hint="eastAsia"/>
-                <w:color w:val="auto"/>
-                <w:lang w:val="en-US" w:eastAsia="zh-CN"/>
-              </w:rPr>
-            </w:pPr>
-            <w:r>
-              <w:rPr>
-                <w:rFonts w:hint="eastAsia"/>
-                <w:color w:val="auto"/>
-                <w:lang w:val="en-US" w:eastAsia="zh-CN"/>
-              </w:rPr>
-              <w:t>通过UART串口实现CPU2与CPU3的数据交互，安全功能模式下：CPU3接收CPU2发送的测量信息，为单向通信。</w:t>
-            </w:r>
-          </w:p>
-          <w:p>
-            <w:pPr>
-              <w:rPr>
-                <w:rFonts w:hint="eastAsia"/>
-                <w:color w:val="auto"/>
-                <w:lang w:val="en-US" w:eastAsia="zh-CN"/>
-              </w:rPr>
-            </w:pPr>
-            <w:r>
-              <w:rPr>
-                <w:rFonts w:hint="eastAsia"/>
-                <w:color w:val="auto"/>
-                <w:lang w:val="en-US" w:eastAsia="zh-CN"/>
-              </w:rPr>
-              <w:t>在非安全功能模式下，CPU3向CPU2下发测量指令、配置参数，CPU2返回所需信息，为双向通信。</w:t>
-            </w:r>
-          </w:p>
-          <w:p>
-            <w:pPr>
-              <w:rPr>
-                <w:rFonts w:hint="eastAsia"/>
-                <w:color w:val="auto"/>
-                <w:lang w:val="en-US" w:eastAsia="zh-CN"/>
-              </w:rPr>
-            </w:pPr>
-            <w:r>
-              <w:rPr>
-                <w:rFonts w:hint="eastAsia"/>
-                <w:color w:val="auto"/>
-                <w:lang w:val="en-US" w:eastAsia="zh-CN"/>
-              </w:rPr>
-              <w:t>安全功能下，使用内部封装的协议，通过CRC16检验方式诊断通信异常；</w:t>
-            </w:r>
-          </w:p>
-          <w:p>
-            <w:pPr>
-              <w:rPr>
-                <w:rFonts w:hint="default"/>
-                <w:color w:val="auto"/>
-                <w:lang w:val="en-US" w:eastAsia="zh-CN"/>
-              </w:rPr>
-            </w:pPr>
-            <w:r>
-              <w:rPr>
-                <w:rFonts w:hint="eastAsia"/>
-                <w:color w:val="auto"/>
-                <w:lang w:val="en-US" w:eastAsia="zh-CN"/>
-              </w:rPr>
-              <w:t>非安全功能时，使用modbus-RTU协议，通过CRC16检验方式诊断通信异常。</w:t>
-            </w:r>
-          </w:p>
-        </w:tc>
-      </w:tr>
-    </w:tbl>
-    <w:p>
-      <w:pPr>
-        <w:pStyle w:val="3"/>
-        <w:numPr>
-          <w:ilvl w:val="1"/>
-          <w:numId w:val="0"/>
-        </w:numPr>
-        <w:tabs>
-          <w:tab w:val="clear" w:pos="567"/>
-        </w:tabs>
-        <w:ind w:leftChars="0"/>
-        <w:rPr>
-          <w:rFonts w:hint="default"/>
-          <w:color w:val="auto"/>
-          <w:lang w:val="en-US" w:eastAsia="zh-CN"/>
-        </w:rPr>
-      </w:pPr>
-    </w:p>
-    <w:p>
-      <w:pPr>
-        <w:pStyle w:val="3"/>
-        <w:rPr>
-          <w:rFonts w:hint="default"/>
-          <w:color w:val="auto"/>
-          <w:lang w:val="en-US" w:eastAsia="zh-CN"/>
-        </w:rPr>
-      </w:pPr>
-      <w:r>
-        <w:rPr>
-          <w:rFonts w:hint="eastAsia"/>
-          <w:color w:val="auto"/>
-          <w:lang w:val="en-US" w:eastAsia="zh-CN"/>
-        </w:rPr>
-        <w:t>显示屏幕通信接口</w:t>
       </w:r>
       <w:bookmarkEnd w:id="27"/>
     </w:p>
@@ -20550,9 +19982,6 @@
             <w:right w:w="28" w:type="dxa"/>
           </w:tblCellMar>
         </w:tblPrEx>
-        <w:trPr>
-          <w:trHeight w:val="90" w:hRule="atLeast"/>
-        </w:trPr>
         <w:tc>
           <w:tcPr>
             <w:tcW w:w="737" w:type="pct"/>
@@ -20571,15 +20000,11 @@
               <w:rPr>
                 <w:rFonts w:hint="eastAsia"/>
                 <w:color w:val="auto"/>
-                <w:sz w:val="21"/>
-                <w:szCs w:val="21"/>
-              </w:rPr>
-            </w:pPr>
-            <w:r>
-              <w:rPr>
-                <w:color w:val="auto"/>
-                <w:sz w:val="21"/>
-                <w:szCs w:val="21"/>
+              </w:rPr>
+            </w:pPr>
+            <w:r>
+              <w:rPr>
+                <w:color w:val="auto"/>
               </w:rPr>
               <w:t>架构编号</w:t>
             </w:r>
@@ -20602,8 +20027,6 @@
               <w:rPr>
                 <w:rFonts w:hint="default"/>
                 <w:color w:val="auto"/>
-                <w:sz w:val="21"/>
-                <w:szCs w:val="21"/>
                 <w:lang w:val="en-US"/>
               </w:rPr>
             </w:pPr>
@@ -20611,8 +20034,6 @@
               <w:rPr>
                 <w:rFonts w:hint="eastAsia"/>
                 <w:color w:val="auto"/>
-                <w:sz w:val="21"/>
-                <w:szCs w:val="21"/>
                 <w:lang w:val="en-US" w:eastAsia="zh-CN"/>
               </w:rPr>
               <w:t>ABDSM</w:t>
@@ -20621,8 +20042,6 @@
               <w:rPr>
                 <w:rFonts w:hint="eastAsia"/>
                 <w:color w:val="auto"/>
-                <w:sz w:val="21"/>
-                <w:szCs w:val="21"/>
                 <w:lang w:val="de-DE"/>
               </w:rPr>
               <w:t>-Arch-SYS-</w:t>
@@ -20631,11 +20050,9 @@
               <w:rPr>
                 <w:rFonts w:hint="eastAsia"/>
                 <w:color w:val="auto"/>
-                <w:sz w:val="21"/>
-                <w:szCs w:val="21"/>
-                <w:lang w:val="en-US" w:eastAsia="zh-CN"/>
-              </w:rPr>
-              <w:t>025</w:t>
+                <w:lang w:val="en-US" w:eastAsia="zh-CN"/>
+              </w:rPr>
+              <w:t>024</w:t>
             </w:r>
           </w:p>
         </w:tc>
@@ -20674,15 +20091,11 @@
               <w:jc w:val="center"/>
               <w:rPr>
                 <w:color w:val="auto"/>
-                <w:sz w:val="21"/>
-                <w:szCs w:val="21"/>
-              </w:rPr>
-            </w:pPr>
-            <w:r>
-              <w:rPr>
-                <w:color w:val="auto"/>
-                <w:sz w:val="21"/>
-                <w:szCs w:val="21"/>
+              </w:rPr>
+            </w:pPr>
+            <w:r>
+              <w:rPr>
+                <w:color w:val="auto"/>
               </w:rPr>
               <w:t>架构摘要</w:t>
             </w:r>
@@ -20705,20 +20118,16 @@
               <w:rPr>
                 <w:rFonts w:hint="default" w:eastAsia="华文楷体"/>
                 <w:color w:val="auto"/>
-                <w:sz w:val="21"/>
-                <w:szCs w:val="21"/>
-                <w:lang w:val="en-US" w:eastAsia="zh-CN"/>
-              </w:rPr>
-            </w:pPr>
-            <w:r>
-              <w:rPr>
-                <w:rFonts w:hint="eastAsia"/>
-                <w:color w:val="auto"/>
-                <w:sz w:val="21"/>
-                <w:szCs w:val="21"/>
-                <w:lang w:val="en-US" w:eastAsia="zh-CN"/>
-              </w:rPr>
-              <w:t>SPI接口</w:t>
+                <w:lang w:val="en-US" w:eastAsia="zh-CN"/>
+              </w:rPr>
+            </w:pPr>
+            <w:r>
+              <w:rPr>
+                <w:rFonts w:hint="eastAsia"/>
+                <w:color w:val="auto"/>
+                <w:lang w:val="en-US" w:eastAsia="zh-CN"/>
+              </w:rPr>
+              <w:t>UART串口</w:t>
             </w:r>
           </w:p>
         </w:tc>
@@ -20757,15 +20166,11 @@
               <w:jc w:val="center"/>
               <w:rPr>
                 <w:color w:val="auto"/>
-                <w:sz w:val="21"/>
-                <w:szCs w:val="21"/>
-              </w:rPr>
-            </w:pPr>
-            <w:r>
-              <w:rPr>
-                <w:color w:val="auto"/>
-                <w:sz w:val="21"/>
-                <w:szCs w:val="21"/>
+              </w:rPr>
+            </w:pPr>
+            <w:r>
+              <w:rPr>
+                <w:color w:val="auto"/>
               </w:rPr>
               <w:t>架构描述</w:t>
             </w:r>
@@ -20792,20 +20197,16 @@
               <w:rPr>
                 <w:rFonts w:hint="default"/>
                 <w:color w:val="auto"/>
-                <w:sz w:val="21"/>
-                <w:szCs w:val="21"/>
-                <w:lang w:val="en-US" w:eastAsia="zh-CN"/>
-              </w:rPr>
-            </w:pPr>
-            <w:r>
-              <w:rPr>
-                <w:rFonts w:hint="eastAsia"/>
-                <w:color w:val="auto"/>
-                <w:sz w:val="21"/>
-                <w:szCs w:val="21"/>
-                <w:lang w:val="en-US" w:eastAsia="zh-CN"/>
-              </w:rPr>
-              <w:t>控制屏幕显示数据</w:t>
+                <w:lang w:val="en-US" w:eastAsia="zh-CN"/>
+              </w:rPr>
+            </w:pPr>
+            <w:r>
+              <w:rPr>
+                <w:rFonts w:hint="eastAsia"/>
+                <w:color w:val="auto"/>
+                <w:lang w:val="en-US" w:eastAsia="zh-CN"/>
+              </w:rPr>
+              <w:t>CPU3与CPU4信息交互串口</w:t>
             </w:r>
           </w:p>
         </w:tc>
@@ -20845,15 +20246,11 @@
               <w:rPr>
                 <w:rFonts w:hint="eastAsia"/>
                 <w:color w:val="auto"/>
-                <w:sz w:val="21"/>
-                <w:szCs w:val="21"/>
-              </w:rPr>
-            </w:pPr>
-            <w:r>
-              <w:rPr>
-                <w:color w:val="auto"/>
-                <w:sz w:val="21"/>
-                <w:szCs w:val="21"/>
+              </w:rPr>
+            </w:pPr>
+            <w:r>
+              <w:rPr>
+                <w:color w:val="auto"/>
               </w:rPr>
               <w:t>对应需求</w:t>
             </w:r>
@@ -20876,18 +20273,16 @@
               <w:rPr>
                 <w:rFonts w:hint="eastAsia"/>
                 <w:color w:val="auto"/>
-                <w:sz w:val="21"/>
-                <w:szCs w:val="21"/>
-                <w:lang w:val="en-US" w:eastAsia="zh-CN"/>
-              </w:rPr>
-            </w:pPr>
-            <w:r>
-              <w:rPr>
-                <w:rFonts w:hint="eastAsia"/>
-                <w:color w:val="auto"/>
-                <w:lang w:val="en-US" w:eastAsia="zh-CN"/>
-              </w:rPr>
-              <w:t>ABDSM-R-007-A</w:t>
+                <w:lang w:val="en-US" w:eastAsia="zh-CN"/>
+              </w:rPr>
+            </w:pPr>
+            <w:r>
+              <w:rPr>
+                <w:rFonts w:hint="eastAsia"/>
+                <w:color w:val="auto"/>
+                <w:lang w:val="en-US" w:eastAsia="zh-CN"/>
+              </w:rPr>
+              <w:t>ABDSM-R-005-A、ABDSM-R-006-A、ABDSM-R-007-A、ABDSM-R-015-A;</w:t>
             </w:r>
           </w:p>
         </w:tc>
@@ -20909,9 +20304,6 @@
             <w:right w:w="28" w:type="dxa"/>
           </w:tblCellMar>
         </w:tblPrEx>
-        <w:trPr>
-          <w:trHeight w:val="959" w:hRule="atLeast"/>
-        </w:trPr>
         <w:tc>
           <w:tcPr>
             <w:tcW w:w="737" w:type="pct"/>
@@ -20930,17 +20322,13 @@
               <w:rPr>
                 <w:rFonts w:hint="eastAsia" w:eastAsia="华文楷体"/>
                 <w:color w:val="auto"/>
-                <w:sz w:val="21"/>
-                <w:szCs w:val="21"/>
-                <w:lang w:val="en-US" w:eastAsia="zh-CN"/>
-              </w:rPr>
-            </w:pPr>
-            <w:r>
-              <w:rPr>
-                <w:rFonts w:hint="eastAsia"/>
-                <w:color w:val="auto"/>
-                <w:sz w:val="21"/>
-                <w:szCs w:val="21"/>
+                <w:lang w:val="en-US" w:eastAsia="zh-CN"/>
+              </w:rPr>
+            </w:pPr>
+            <w:r>
+              <w:rPr>
+                <w:rFonts w:hint="eastAsia"/>
+                <w:color w:val="auto"/>
                 <w:lang w:val="en-US" w:eastAsia="zh-CN"/>
               </w:rPr>
               <w:t>简介</w:t>
@@ -20962,22 +20350,69 @@
           <w:p>
             <w:pPr>
               <w:rPr>
+                <w:rFonts w:hint="eastAsia"/>
+                <w:color w:val="auto"/>
+                <w:lang w:val="en-US" w:eastAsia="zh-CN"/>
+              </w:rPr>
+            </w:pPr>
+            <w:r>
+              <w:rPr>
+                <w:rFonts w:hint="eastAsia"/>
+                <w:color w:val="auto"/>
+                <w:lang w:val="en-US" w:eastAsia="zh-CN"/>
+              </w:rPr>
+              <w:t>通过UART串口实现CPU2与CPU3的数据交互，安全功能模式下：CPU3接收CPU2发送的测量信息，为单向通信。</w:t>
+            </w:r>
+          </w:p>
+          <w:p>
+            <w:pPr>
+              <w:rPr>
+                <w:rFonts w:hint="eastAsia"/>
+                <w:color w:val="auto"/>
+                <w:lang w:val="en-US" w:eastAsia="zh-CN"/>
+              </w:rPr>
+            </w:pPr>
+            <w:r>
+              <w:rPr>
+                <w:rFonts w:hint="eastAsia"/>
+                <w:color w:val="auto"/>
+                <w:lang w:val="en-US" w:eastAsia="zh-CN"/>
+              </w:rPr>
+              <w:t>在非安全功能模式下，CPU3向CPU2下发测量指令、配置参数，CPU2返回所需信息，为双向通信。</w:t>
+            </w:r>
+          </w:p>
+          <w:p>
+            <w:pPr>
+              <w:rPr>
+                <w:rFonts w:hint="eastAsia"/>
+                <w:color w:val="auto"/>
+                <w:lang w:val="en-US" w:eastAsia="zh-CN"/>
+              </w:rPr>
+            </w:pPr>
+            <w:r>
+              <w:rPr>
+                <w:rFonts w:hint="eastAsia"/>
+                <w:color w:val="auto"/>
+                <w:lang w:val="en-US" w:eastAsia="zh-CN"/>
+              </w:rPr>
+              <w:t>安全功能下，使用内部封装的协议，通过CRC16检验方式诊断通信异常；</w:t>
+            </w:r>
+          </w:p>
+          <w:p>
+            <w:pPr>
+              <w:rPr>
                 <w:rFonts w:hint="default"/>
                 <w:color w:val="auto"/>
-                <w:sz w:val="21"/>
-                <w:szCs w:val="21"/>
-                <w:lang w:val="en-US" w:eastAsia="zh-CN"/>
-              </w:rPr>
-            </w:pPr>
-            <w:r>
-              <w:rPr>
-                <w:rFonts w:hint="eastAsia"/>
-                <w:color w:val="auto"/>
-                <w:sz w:val="21"/>
-                <w:szCs w:val="21"/>
-                <w:lang w:val="en-US" w:eastAsia="zh-CN"/>
-              </w:rPr>
-              <w:t>通过SPI接口与屏幕中的芯片进行通信，实现测量数据的显示及信息录入，接口为双向通信，使用封装的SPI协议，过程无检验。</w:t>
+                <w:lang w:val="en-US" w:eastAsia="zh-CN"/>
+              </w:rPr>
+            </w:pPr>
+            <w:r>
+              <w:rPr>
+                <w:rFonts w:hint="eastAsia"/>
+                <w:color w:val="auto"/>
+                <w:lang w:val="en-US" w:eastAsia="zh-CN"/>
+              </w:rPr>
+              <w:t>非安全功能时，使用modbus-RTU协议，通过CRC16检验方式诊断通信异常。</w:t>
             </w:r>
           </w:p>
         </w:tc>
@@ -20986,20 +20421,38 @@
     <w:p>
       <w:pPr>
         <w:pStyle w:val="3"/>
+        <w:numPr>
+          <w:ilvl w:val="1"/>
+          <w:numId w:val="0"/>
+        </w:numPr>
+        <w:tabs>
+          <w:tab w:val="clear" w:pos="567"/>
+        </w:tabs>
+        <w:ind w:leftChars="0"/>
         <w:rPr>
           <w:rFonts w:hint="default"/>
           <w:color w:val="auto"/>
           <w:lang w:val="en-US" w:eastAsia="zh-CN"/>
         </w:rPr>
       </w:pPr>
-      <w:bookmarkStart w:id="28" w:name="_Toc32425"/>
+    </w:p>
+    <w:p>
+      <w:pPr>
+        <w:pStyle w:val="3"/>
+        <w:rPr>
+          <w:rFonts w:hint="default"/>
+          <w:color w:val="auto"/>
+          <w:lang w:val="en-US" w:eastAsia="zh-CN"/>
+        </w:rPr>
+      </w:pPr>
+      <w:bookmarkStart w:id="28" w:name="_Toc10740"/>
       <w:r>
         <w:rPr>
           <w:rFonts w:hint="eastAsia"/>
           <w:color w:val="auto"/>
           <w:lang w:val="en-US" w:eastAsia="zh-CN"/>
         </w:rPr>
-        <w:t>按键通信接口</w:t>
+        <w:t>显示屏幕通信接口</w:t>
       </w:r>
       <w:bookmarkEnd w:id="28"/>
     </w:p>
@@ -21130,7 +20583,7 @@
                 <w:szCs w:val="21"/>
                 <w:lang w:val="en-US" w:eastAsia="zh-CN"/>
               </w:rPr>
-              <w:t>026</w:t>
+              <w:t>025</w:t>
             </w:r>
           </w:p>
         </w:tc>
@@ -21185,7 +20638,7 @@
         </w:tc>
         <w:tc>
           <w:tcPr>
-            <w:tcW w:w="7135" w:type="dxa"/>
+            <w:tcW w:w="4263" w:type="pct"/>
             <w:tcBorders>
               <w:top w:val="single" w:color="auto" w:sz="4" w:space="0"/>
               <w:left w:val="single" w:color="auto" w:sz="4" w:space="0"/>
@@ -21209,9 +20662,11 @@
               <w:rPr>
                 <w:rFonts w:hint="eastAsia"/>
                 <w:color w:val="auto"/>
-                <w:lang w:val="en-US" w:eastAsia="zh-CN"/>
-              </w:rPr>
-              <w:t>按键输入；</w:t>
+                <w:sz w:val="21"/>
+                <w:szCs w:val="21"/>
+                <w:lang w:val="en-US" w:eastAsia="zh-CN"/>
+              </w:rPr>
+              <w:t>SPI接口</w:t>
             </w:r>
           </w:p>
         </w:tc>
@@ -21266,7 +20721,7 @@
         </w:tc>
         <w:tc>
           <w:tcPr>
-            <w:tcW w:w="7135" w:type="dxa"/>
+            <w:tcW w:w="4263" w:type="pct"/>
             <w:tcBorders>
               <w:top w:val="single" w:color="auto" w:sz="4" w:space="0"/>
               <w:left w:val="single" w:color="auto" w:sz="4" w:space="0"/>
@@ -21278,6 +20733,10 @@
           </w:tcPr>
           <w:p>
             <w:pPr>
+              <w:numPr>
+                <w:ilvl w:val="0"/>
+                <w:numId w:val="0"/>
+              </w:numPr>
               <w:rPr>
                 <w:rFonts w:hint="default"/>
                 <w:color w:val="auto"/>
@@ -21290,9 +20749,11 @@
               <w:rPr>
                 <w:rFonts w:hint="eastAsia"/>
                 <w:color w:val="auto"/>
-                <w:lang w:val="en-US" w:eastAsia="zh-CN"/>
-              </w:rPr>
-              <w:t>进行设备操作；</w:t>
+                <w:sz w:val="21"/>
+                <w:szCs w:val="21"/>
+                <w:lang w:val="en-US" w:eastAsia="zh-CN"/>
+              </w:rPr>
+              <w:t>控制屏幕显示数据</w:t>
             </w:r>
           </w:p>
         </w:tc>
@@ -21348,7 +20809,7 @@
         </w:tc>
         <w:tc>
           <w:tcPr>
-            <w:tcW w:w="7135" w:type="dxa"/>
+            <w:tcW w:w="4263" w:type="pct"/>
             <w:tcBorders>
               <w:top w:val="single" w:color="auto" w:sz="4" w:space="0"/>
               <w:left w:val="single" w:color="auto" w:sz="4" w:space="0"/>
@@ -21374,7 +20835,7 @@
                 <w:color w:val="auto"/>
                 <w:lang w:val="en-US" w:eastAsia="zh-CN"/>
               </w:rPr>
-              <w:t>ABDSM-R-006-A</w:t>
+              <w:t>ABDSM-R-007-A</w:t>
             </w:r>
           </w:p>
         </w:tc>
@@ -21436,6 +20897,242 @@
         </w:tc>
         <w:tc>
           <w:tcPr>
+            <w:tcW w:w="4263" w:type="pct"/>
+            <w:tcBorders>
+              <w:top w:val="single" w:color="auto" w:sz="4" w:space="0"/>
+              <w:left w:val="single" w:color="auto" w:sz="4" w:space="0"/>
+              <w:bottom w:val="single" w:color="auto" w:sz="4" w:space="0"/>
+              <w:right w:val="single" w:color="auto" w:sz="4" w:space="0"/>
+            </w:tcBorders>
+            <w:noWrap w:val="0"/>
+            <w:vAlign w:val="top"/>
+          </w:tcPr>
+          <w:p>
+            <w:pPr>
+              <w:rPr>
+                <w:rFonts w:hint="default"/>
+                <w:color w:val="auto"/>
+                <w:sz w:val="21"/>
+                <w:szCs w:val="21"/>
+                <w:lang w:val="en-US" w:eastAsia="zh-CN"/>
+              </w:rPr>
+            </w:pPr>
+            <w:r>
+              <w:rPr>
+                <w:rFonts w:hint="eastAsia"/>
+                <w:color w:val="auto"/>
+                <w:sz w:val="21"/>
+                <w:szCs w:val="21"/>
+                <w:lang w:val="en-US" w:eastAsia="zh-CN"/>
+              </w:rPr>
+              <w:t>通过SPI接口与屏幕中的芯片进行通信，实现测量数据的显示及信息录入，接口为双向通信，使用封装的SPI协议，过程无检验。</w:t>
+            </w:r>
+          </w:p>
+        </w:tc>
+      </w:tr>
+    </w:tbl>
+    <w:p>
+      <w:pPr>
+        <w:pStyle w:val="3"/>
+        <w:rPr>
+          <w:rFonts w:hint="default"/>
+          <w:color w:val="auto"/>
+          <w:lang w:val="en-US" w:eastAsia="zh-CN"/>
+        </w:rPr>
+      </w:pPr>
+      <w:bookmarkStart w:id="29" w:name="_Toc11261"/>
+      <w:r>
+        <w:rPr>
+          <w:rFonts w:hint="eastAsia"/>
+          <w:color w:val="auto"/>
+          <w:lang w:val="en-US" w:eastAsia="zh-CN"/>
+        </w:rPr>
+        <w:t>按键通信接口</w:t>
+      </w:r>
+      <w:bookmarkEnd w:id="29"/>
+    </w:p>
+    <w:tbl>
+      <w:tblPr>
+        <w:tblStyle w:val="23"/>
+        <w:tblW w:w="5000" w:type="pct"/>
+        <w:tblInd w:w="0" w:type="dxa"/>
+        <w:tblBorders>
+          <w:top w:val="single" w:color="auto" w:sz="4" w:space="0"/>
+          <w:left w:val="single" w:color="auto" w:sz="4" w:space="0"/>
+          <w:bottom w:val="single" w:color="auto" w:sz="4" w:space="0"/>
+          <w:right w:val="single" w:color="auto" w:sz="4" w:space="0"/>
+          <w:insideH w:val="single" w:color="auto" w:sz="4" w:space="0"/>
+          <w:insideV w:val="single" w:color="auto" w:sz="4" w:space="0"/>
+        </w:tblBorders>
+        <w:tblLayout w:type="autofit"/>
+        <w:tblCellMar>
+          <w:top w:w="0" w:type="dxa"/>
+          <w:left w:w="28" w:type="dxa"/>
+          <w:bottom w:w="0" w:type="dxa"/>
+          <w:right w:w="28" w:type="dxa"/>
+        </w:tblCellMar>
+      </w:tblPr>
+      <w:tblGrid>
+        <w:gridCol w:w="1233"/>
+        <w:gridCol w:w="7135"/>
+      </w:tblGrid>
+      <w:tr>
+        <w:tblPrEx>
+          <w:tblBorders>
+            <w:top w:val="single" w:color="auto" w:sz="4" w:space="0"/>
+            <w:left w:val="single" w:color="auto" w:sz="4" w:space="0"/>
+            <w:bottom w:val="single" w:color="auto" w:sz="4" w:space="0"/>
+            <w:right w:val="single" w:color="auto" w:sz="4" w:space="0"/>
+            <w:insideH w:val="single" w:color="auto" w:sz="4" w:space="0"/>
+            <w:insideV w:val="single" w:color="auto" w:sz="4" w:space="0"/>
+          </w:tblBorders>
+          <w:tblCellMar>
+            <w:top w:w="0" w:type="dxa"/>
+            <w:left w:w="28" w:type="dxa"/>
+            <w:bottom w:w="0" w:type="dxa"/>
+            <w:right w:w="28" w:type="dxa"/>
+          </w:tblCellMar>
+        </w:tblPrEx>
+        <w:trPr>
+          <w:trHeight w:val="90" w:hRule="atLeast"/>
+        </w:trPr>
+        <w:tc>
+          <w:tcPr>
+            <w:tcW w:w="737" w:type="pct"/>
+            <w:tcBorders>
+              <w:top w:val="single" w:color="auto" w:sz="4" w:space="0"/>
+              <w:left w:val="single" w:color="auto" w:sz="4" w:space="0"/>
+              <w:bottom w:val="single" w:color="auto" w:sz="4" w:space="0"/>
+              <w:right w:val="single" w:color="auto" w:sz="4" w:space="0"/>
+            </w:tcBorders>
+            <w:noWrap w:val="0"/>
+            <w:vAlign w:val="top"/>
+          </w:tcPr>
+          <w:p>
+            <w:pPr>
+              <w:jc w:val="center"/>
+              <w:rPr>
+                <w:rFonts w:hint="eastAsia"/>
+                <w:color w:val="auto"/>
+                <w:sz w:val="21"/>
+                <w:szCs w:val="21"/>
+              </w:rPr>
+            </w:pPr>
+            <w:r>
+              <w:rPr>
+                <w:color w:val="auto"/>
+                <w:sz w:val="21"/>
+                <w:szCs w:val="21"/>
+              </w:rPr>
+              <w:t>架构编号</w:t>
+            </w:r>
+          </w:p>
+        </w:tc>
+        <w:tc>
+          <w:tcPr>
+            <w:tcW w:w="4263" w:type="pct"/>
+            <w:tcBorders>
+              <w:top w:val="single" w:color="auto" w:sz="4" w:space="0"/>
+              <w:left w:val="single" w:color="auto" w:sz="4" w:space="0"/>
+              <w:bottom w:val="single" w:color="auto" w:sz="4" w:space="0"/>
+              <w:right w:val="single" w:color="auto" w:sz="4" w:space="0"/>
+            </w:tcBorders>
+            <w:noWrap w:val="0"/>
+            <w:vAlign w:val="top"/>
+          </w:tcPr>
+          <w:p>
+            <w:pPr>
+              <w:rPr>
+                <w:rFonts w:hint="default"/>
+                <w:color w:val="auto"/>
+                <w:sz w:val="21"/>
+                <w:szCs w:val="21"/>
+                <w:lang w:val="en-US"/>
+              </w:rPr>
+            </w:pPr>
+            <w:r>
+              <w:rPr>
+                <w:rFonts w:hint="eastAsia"/>
+                <w:color w:val="auto"/>
+                <w:sz w:val="21"/>
+                <w:szCs w:val="21"/>
+                <w:lang w:val="en-US" w:eastAsia="zh-CN"/>
+              </w:rPr>
+              <w:t>ABDSM</w:t>
+            </w:r>
+            <w:r>
+              <w:rPr>
+                <w:rFonts w:hint="eastAsia"/>
+                <w:color w:val="auto"/>
+                <w:sz w:val="21"/>
+                <w:szCs w:val="21"/>
+                <w:lang w:val="de-DE"/>
+              </w:rPr>
+              <w:t>-Arch-SYS-</w:t>
+            </w:r>
+            <w:r>
+              <w:rPr>
+                <w:rFonts w:hint="eastAsia"/>
+                <w:color w:val="auto"/>
+                <w:sz w:val="21"/>
+                <w:szCs w:val="21"/>
+                <w:lang w:val="en-US" w:eastAsia="zh-CN"/>
+              </w:rPr>
+              <w:t>026</w:t>
+            </w:r>
+          </w:p>
+        </w:tc>
+      </w:tr>
+      <w:tr>
+        <w:tblPrEx>
+          <w:tblBorders>
+            <w:top w:val="single" w:color="auto" w:sz="4" w:space="0"/>
+            <w:left w:val="single" w:color="auto" w:sz="4" w:space="0"/>
+            <w:bottom w:val="single" w:color="auto" w:sz="4" w:space="0"/>
+            <w:right w:val="single" w:color="auto" w:sz="4" w:space="0"/>
+            <w:insideH w:val="single" w:color="auto" w:sz="4" w:space="0"/>
+            <w:insideV w:val="single" w:color="auto" w:sz="4" w:space="0"/>
+          </w:tblBorders>
+          <w:tblCellMar>
+            <w:top w:w="0" w:type="dxa"/>
+            <w:left w:w="28" w:type="dxa"/>
+            <w:bottom w:w="0" w:type="dxa"/>
+            <w:right w:w="28" w:type="dxa"/>
+          </w:tblCellMar>
+        </w:tblPrEx>
+        <w:tc>
+          <w:tcPr>
+            <w:tcW w:w="737" w:type="pct"/>
+            <w:tcBorders>
+              <w:top w:val="single" w:color="auto" w:sz="4" w:space="0"/>
+              <w:left w:val="single" w:color="auto" w:sz="4" w:space="0"/>
+              <w:bottom w:val="single" w:color="auto" w:sz="4" w:space="0"/>
+              <w:right w:val="single" w:color="auto" w:sz="4" w:space="0"/>
+            </w:tcBorders>
+            <w:noWrap w:val="0"/>
+            <w:vAlign w:val="top"/>
+          </w:tcPr>
+          <w:p>
+            <w:pPr>
+              <w:jc w:val="center"/>
+              <w:rPr>
+                <w:color w:val="auto"/>
+                <w:sz w:val="21"/>
+                <w:szCs w:val="21"/>
+              </w:rPr>
+            </w:pPr>
+            <w:r>
+              <w:rPr>
+                <w:color w:val="auto"/>
+                <w:sz w:val="21"/>
+                <w:szCs w:val="21"/>
+              </w:rPr>
+              <w:t>架构摘要</w:t>
+            </w:r>
+          </w:p>
+        </w:tc>
+        <w:tc>
+          <w:tcPr>
             <w:tcW w:w="7135" w:type="dxa"/>
             <w:tcBorders>
               <w:top w:val="single" w:color="auto" w:sz="4" w:space="0"/>
@@ -21449,6 +21146,257 @@
           <w:p>
             <w:pPr>
               <w:rPr>
+                <w:rFonts w:hint="default" w:eastAsia="华文楷体"/>
+                <w:color w:val="auto"/>
+                <w:sz w:val="21"/>
+                <w:szCs w:val="21"/>
+                <w:lang w:val="en-US" w:eastAsia="zh-CN"/>
+              </w:rPr>
+            </w:pPr>
+            <w:r>
+              <w:rPr>
+                <w:rFonts w:hint="eastAsia"/>
+                <w:color w:val="auto"/>
+                <w:lang w:val="en-US" w:eastAsia="zh-CN"/>
+              </w:rPr>
+              <w:t>按键输入；</w:t>
+            </w:r>
+          </w:p>
+        </w:tc>
+      </w:tr>
+      <w:tr>
+        <w:tblPrEx>
+          <w:tblBorders>
+            <w:top w:val="single" w:color="auto" w:sz="4" w:space="0"/>
+            <w:left w:val="single" w:color="auto" w:sz="4" w:space="0"/>
+            <w:bottom w:val="single" w:color="auto" w:sz="4" w:space="0"/>
+            <w:right w:val="single" w:color="auto" w:sz="4" w:space="0"/>
+            <w:insideH w:val="single" w:color="auto" w:sz="4" w:space="0"/>
+            <w:insideV w:val="single" w:color="auto" w:sz="4" w:space="0"/>
+          </w:tblBorders>
+          <w:tblCellMar>
+            <w:top w:w="0" w:type="dxa"/>
+            <w:left w:w="28" w:type="dxa"/>
+            <w:bottom w:w="0" w:type="dxa"/>
+            <w:right w:w="28" w:type="dxa"/>
+          </w:tblCellMar>
+        </w:tblPrEx>
+        <w:tc>
+          <w:tcPr>
+            <w:tcW w:w="737" w:type="pct"/>
+            <w:tcBorders>
+              <w:top w:val="single" w:color="auto" w:sz="4" w:space="0"/>
+              <w:left w:val="single" w:color="auto" w:sz="4" w:space="0"/>
+              <w:bottom w:val="single" w:color="auto" w:sz="4" w:space="0"/>
+              <w:right w:val="single" w:color="auto" w:sz="4" w:space="0"/>
+            </w:tcBorders>
+            <w:noWrap w:val="0"/>
+            <w:vAlign w:val="top"/>
+          </w:tcPr>
+          <w:p>
+            <w:pPr>
+              <w:jc w:val="center"/>
+              <w:rPr>
+                <w:color w:val="auto"/>
+                <w:sz w:val="21"/>
+                <w:szCs w:val="21"/>
+              </w:rPr>
+            </w:pPr>
+            <w:r>
+              <w:rPr>
+                <w:color w:val="auto"/>
+                <w:sz w:val="21"/>
+                <w:szCs w:val="21"/>
+              </w:rPr>
+              <w:t>架构描述</w:t>
+            </w:r>
+          </w:p>
+        </w:tc>
+        <w:tc>
+          <w:tcPr>
+            <w:tcW w:w="7135" w:type="dxa"/>
+            <w:tcBorders>
+              <w:top w:val="single" w:color="auto" w:sz="4" w:space="0"/>
+              <w:left w:val="single" w:color="auto" w:sz="4" w:space="0"/>
+              <w:bottom w:val="single" w:color="auto" w:sz="4" w:space="0"/>
+              <w:right w:val="single" w:color="auto" w:sz="4" w:space="0"/>
+            </w:tcBorders>
+            <w:noWrap w:val="0"/>
+            <w:vAlign w:val="top"/>
+          </w:tcPr>
+          <w:p>
+            <w:pPr>
+              <w:rPr>
+                <w:rFonts w:hint="default"/>
+                <w:color w:val="auto"/>
+                <w:sz w:val="21"/>
+                <w:szCs w:val="21"/>
+                <w:lang w:val="en-US" w:eastAsia="zh-CN"/>
+              </w:rPr>
+            </w:pPr>
+            <w:r>
+              <w:rPr>
+                <w:rFonts w:hint="eastAsia"/>
+                <w:color w:val="auto"/>
+                <w:lang w:val="en-US" w:eastAsia="zh-CN"/>
+              </w:rPr>
+              <w:t>进行设备操作；</w:t>
+            </w:r>
+          </w:p>
+        </w:tc>
+      </w:tr>
+      <w:tr>
+        <w:tblPrEx>
+          <w:tblBorders>
+            <w:top w:val="single" w:color="auto" w:sz="4" w:space="0"/>
+            <w:left w:val="single" w:color="auto" w:sz="4" w:space="0"/>
+            <w:bottom w:val="single" w:color="auto" w:sz="4" w:space="0"/>
+            <w:right w:val="single" w:color="auto" w:sz="4" w:space="0"/>
+            <w:insideH w:val="single" w:color="auto" w:sz="4" w:space="0"/>
+            <w:insideV w:val="single" w:color="auto" w:sz="4" w:space="0"/>
+          </w:tblBorders>
+          <w:tblCellMar>
+            <w:top w:w="0" w:type="dxa"/>
+            <w:left w:w="28" w:type="dxa"/>
+            <w:bottom w:w="0" w:type="dxa"/>
+            <w:right w:w="28" w:type="dxa"/>
+          </w:tblCellMar>
+        </w:tblPrEx>
+        <w:tc>
+          <w:tcPr>
+            <w:tcW w:w="737" w:type="pct"/>
+            <w:tcBorders>
+              <w:top w:val="single" w:color="auto" w:sz="4" w:space="0"/>
+              <w:left w:val="single" w:color="auto" w:sz="4" w:space="0"/>
+              <w:bottom w:val="single" w:color="auto" w:sz="4" w:space="0"/>
+              <w:right w:val="single" w:color="auto" w:sz="4" w:space="0"/>
+            </w:tcBorders>
+            <w:noWrap w:val="0"/>
+            <w:vAlign w:val="top"/>
+          </w:tcPr>
+          <w:p>
+            <w:pPr>
+              <w:jc w:val="center"/>
+              <w:rPr>
+                <w:rFonts w:hint="eastAsia"/>
+                <w:color w:val="auto"/>
+                <w:sz w:val="21"/>
+                <w:szCs w:val="21"/>
+              </w:rPr>
+            </w:pPr>
+            <w:r>
+              <w:rPr>
+                <w:color w:val="auto"/>
+                <w:sz w:val="21"/>
+                <w:szCs w:val="21"/>
+              </w:rPr>
+              <w:t>对应需求</w:t>
+            </w:r>
+          </w:p>
+        </w:tc>
+        <w:tc>
+          <w:tcPr>
+            <w:tcW w:w="7135" w:type="dxa"/>
+            <w:tcBorders>
+              <w:top w:val="single" w:color="auto" w:sz="4" w:space="0"/>
+              <w:left w:val="single" w:color="auto" w:sz="4" w:space="0"/>
+              <w:bottom w:val="single" w:color="auto" w:sz="4" w:space="0"/>
+              <w:right w:val="single" w:color="auto" w:sz="4" w:space="0"/>
+            </w:tcBorders>
+            <w:noWrap w:val="0"/>
+            <w:vAlign w:val="top"/>
+          </w:tcPr>
+          <w:p>
+            <w:pPr>
+              <w:rPr>
+                <w:rFonts w:hint="eastAsia"/>
+                <w:color w:val="auto"/>
+                <w:sz w:val="21"/>
+                <w:szCs w:val="21"/>
+                <w:lang w:val="en-US" w:eastAsia="zh-CN"/>
+              </w:rPr>
+            </w:pPr>
+            <w:r>
+              <w:rPr>
+                <w:rFonts w:hint="eastAsia"/>
+                <w:color w:val="auto"/>
+                <w:lang w:val="en-US" w:eastAsia="zh-CN"/>
+              </w:rPr>
+              <w:t>ABDSM-R-006-A</w:t>
+            </w:r>
+          </w:p>
+        </w:tc>
+      </w:tr>
+      <w:tr>
+        <w:tblPrEx>
+          <w:tblBorders>
+            <w:top w:val="single" w:color="auto" w:sz="4" w:space="0"/>
+            <w:left w:val="single" w:color="auto" w:sz="4" w:space="0"/>
+            <w:bottom w:val="single" w:color="auto" w:sz="4" w:space="0"/>
+            <w:right w:val="single" w:color="auto" w:sz="4" w:space="0"/>
+            <w:insideH w:val="single" w:color="auto" w:sz="4" w:space="0"/>
+            <w:insideV w:val="single" w:color="auto" w:sz="4" w:space="0"/>
+          </w:tblBorders>
+          <w:tblCellMar>
+            <w:top w:w="0" w:type="dxa"/>
+            <w:left w:w="28" w:type="dxa"/>
+            <w:bottom w:w="0" w:type="dxa"/>
+            <w:right w:w="28" w:type="dxa"/>
+          </w:tblCellMar>
+        </w:tblPrEx>
+        <w:trPr>
+          <w:trHeight w:val="959" w:hRule="atLeast"/>
+        </w:trPr>
+        <w:tc>
+          <w:tcPr>
+            <w:tcW w:w="737" w:type="pct"/>
+            <w:tcBorders>
+              <w:top w:val="single" w:color="auto" w:sz="4" w:space="0"/>
+              <w:left w:val="single" w:color="auto" w:sz="4" w:space="0"/>
+              <w:bottom w:val="single" w:color="auto" w:sz="4" w:space="0"/>
+              <w:right w:val="single" w:color="auto" w:sz="4" w:space="0"/>
+            </w:tcBorders>
+            <w:noWrap w:val="0"/>
+            <w:vAlign w:val="center"/>
+          </w:tcPr>
+          <w:p>
+            <w:pPr>
+              <w:jc w:val="center"/>
+              <w:rPr>
+                <w:rFonts w:hint="eastAsia" w:eastAsia="华文楷体"/>
+                <w:color w:val="auto"/>
+                <w:sz w:val="21"/>
+                <w:szCs w:val="21"/>
+                <w:lang w:val="en-US" w:eastAsia="zh-CN"/>
+              </w:rPr>
+            </w:pPr>
+            <w:r>
+              <w:rPr>
+                <w:rFonts w:hint="eastAsia"/>
+                <w:color w:val="auto"/>
+                <w:sz w:val="21"/>
+                <w:szCs w:val="21"/>
+                <w:lang w:val="en-US" w:eastAsia="zh-CN"/>
+              </w:rPr>
+              <w:t>简介</w:t>
+            </w:r>
+          </w:p>
+        </w:tc>
+        <w:tc>
+          <w:tcPr>
+            <w:tcW w:w="7135" w:type="dxa"/>
+            <w:tcBorders>
+              <w:top w:val="single" w:color="auto" w:sz="4" w:space="0"/>
+              <w:left w:val="single" w:color="auto" w:sz="4" w:space="0"/>
+              <w:bottom w:val="single" w:color="auto" w:sz="4" w:space="0"/>
+              <w:right w:val="single" w:color="auto" w:sz="4" w:space="0"/>
+            </w:tcBorders>
+            <w:noWrap w:val="0"/>
+            <w:vAlign w:val="top"/>
+          </w:tcPr>
+          <w:p>
+            <w:pPr>
+              <w:rPr>
                 <w:rFonts w:hint="default"/>
                 <w:color w:val="auto"/>
                 <w:sz w:val="21"/>
@@ -21484,7 +21432,7 @@
           <w:color w:val="auto"/>
         </w:rPr>
       </w:pPr>
-      <w:bookmarkStart w:id="29" w:name="_Toc6068"/>
+      <w:bookmarkStart w:id="30" w:name="_Toc9330"/>
       <w:r>
         <w:rPr>
           <w:rFonts w:hint="eastAsia"/>
@@ -21493,7 +21441,7 @@
         </w:rPr>
         <w:t>RS485数字信号通信工程师站</w:t>
       </w:r>
-      <w:bookmarkEnd w:id="29"/>
+      <w:bookmarkEnd w:id="30"/>
     </w:p>
     <w:tbl>
       <w:tblPr>
@@ -21938,7 +21886,7 @@
           <w:color w:val="auto"/>
         </w:rPr>
       </w:pPr>
-      <w:bookmarkStart w:id="30" w:name="_Toc1910"/>
+      <w:bookmarkStart w:id="31" w:name="_Toc19921"/>
       <w:r>
         <w:rPr>
           <w:rFonts w:hint="eastAsia"/>
@@ -21947,6 +21895,7 @@
         </w:rPr>
         <w:t>CPU2_Hart 数字信号通信</w:t>
       </w:r>
+      <w:bookmarkEnd w:id="31"/>
     </w:p>
     <w:tbl>
       <w:tblPr>
@@ -22450,6 +22399,7 @@
           <w:color w:val="auto"/>
         </w:rPr>
       </w:pPr>
+      <w:bookmarkStart w:id="32" w:name="_Toc11820"/>
       <w:r>
         <w:rPr>
           <w:rFonts w:hint="eastAsia"/>
@@ -22458,7 +22408,7 @@
         </w:rPr>
         <w:t>CPU3_Hart 数字信号通信</w:t>
       </w:r>
-      <w:bookmarkEnd w:id="30"/>
+      <w:bookmarkEnd w:id="32"/>
     </w:p>
     <w:tbl>
       <w:tblPr>
@@ -22962,7 +22912,7 @@
           <w:rFonts w:hint="eastAsia"/>
         </w:rPr>
       </w:pPr>
-      <w:bookmarkStart w:id="31" w:name="_Toc13696"/>
+      <w:bookmarkStart w:id="33" w:name="_Toc31140"/>
       <w:r>
         <w:rPr>
           <w:rFonts w:hint="eastAsia"/>
@@ -22970,7 +22920,7 @@
         </w:rPr>
         <w:t>状态转移</w:t>
       </w:r>
-      <w:bookmarkEnd w:id="31"/>
+      <w:bookmarkEnd w:id="33"/>
     </w:p>
     <w:p>
       <w:pPr>
@@ -28059,6 +28009,14 @@
     </w:tblGrid>
     <w:tr>
       <w:tblPrEx>
+        <w:tblBorders>
+          <w:top w:val="single" w:color="FFFFFF" w:sz="4" w:space="0"/>
+          <w:left w:val="single" w:color="FFFFFF" w:sz="4" w:space="0"/>
+          <w:bottom w:val="single" w:color="FFFFFF" w:sz="4" w:space="0"/>
+          <w:right w:val="single" w:color="FFFFFF" w:sz="4" w:space="0"/>
+          <w:insideH w:val="single" w:color="FFFFFF" w:sz="4" w:space="0"/>
+          <w:insideV w:val="single" w:color="FFFFFF" w:sz="4" w:space="0"/>
+        </w:tblBorders>
         <w:tblCellMar>
           <w:top w:w="0" w:type="dxa"/>
           <w:left w:w="28" w:type="dxa"/>
@@ -28202,6 +28160,12 @@
           <w:insideH w:val="single" w:color="FFFFFF" w:sz="4" w:space="0"/>
           <w:insideV w:val="single" w:color="FFFFFF" w:sz="4" w:space="0"/>
         </w:tblBorders>
+        <w:tblCellMar>
+          <w:top w:w="0" w:type="dxa"/>
+          <w:left w:w="28" w:type="dxa"/>
+          <w:bottom w:w="0" w:type="dxa"/>
+          <w:right w:w="28" w:type="dxa"/>
+        </w:tblCellMar>
       </w:tblPrEx>
       <w:tc>
         <w:tcPr>

--- a/docs/06_SIL功能安全认证/02_软件架构/CG01.系统架构设计-V1.2.docx
+++ b/docs/06_SIL功能安全认证/02_软件架构/CG01.系统架构设计-V1.2.docx
@@ -8,6 +8,8 @@
           <w:rFonts w:hint="eastAsia"/>
         </w:rPr>
       </w:pPr>
+      <w:bookmarkStart w:id="34" w:name="_GoBack"/>
+      <w:bookmarkEnd w:id="34"/>
     </w:p>
     <w:p/>
     <w:p/>
@@ -1614,7 +1616,7 @@
           </w:tblCellMar>
         </w:tblPrEx>
         <w:trPr>
-          <w:trHeight w:val="283" w:hRule="atLeast"/>
+          <w:trHeight w:val="0" w:hRule="atLeast"/>
           <w:jc w:val="center"/>
         </w:trPr>
         <w:tc>
@@ -1633,9 +1635,21 @@
             <w:pPr>
               <w:jc w:val="center"/>
               <w:rPr>
-                <w:rFonts w:hint="eastAsia"/>
-              </w:rPr>
-            </w:pPr>
+                <w:rFonts w:hint="eastAsia" w:eastAsia="华文楷体"/>
+                <w:b w:val="0"/>
+                <w:sz w:val="21"/>
+                <w:lang w:eastAsia="zh-CN"/>
+              </w:rPr>
+            </w:pPr>
+            <w:r>
+              <w:rPr>
+                <w:rFonts w:hint="eastAsia" w:eastAsia="华文楷体"/>
+                <w:b w:val="0"/>
+                <w:sz w:val="21"/>
+                <w:lang w:eastAsia="zh-CN"/>
+              </w:rPr>
+              <w:t>V1.2-R1</w:t>
+            </w:r>
           </w:p>
         </w:tc>
         <w:tc>
@@ -1650,8 +1664,23 @@
           </w:tcPr>
           <w:p>
             <w:pPr>
-              <w:jc w:val="center"/>
-            </w:pPr>
+              <w:jc w:val="left"/>
+              <w:rPr>
+                <w:rFonts w:hint="eastAsia" w:eastAsia="华文楷体"/>
+                <w:b w:val="0"/>
+                <w:sz w:val="21"/>
+                <w:lang w:eastAsia="zh-CN"/>
+              </w:rPr>
+            </w:pPr>
+            <w:r>
+              <w:rPr>
+                <w:rFonts w:hint="eastAsia" w:eastAsia="华文楷体"/>
+                <w:b w:val="0"/>
+                <w:sz w:val="21"/>
+                <w:lang w:eastAsia="zh-CN"/>
+              </w:rPr>
+              <w:t>更新状态转移设计：配置模式作为默认待命，分离界位安全测量与非安全流程（待签审）</w:t>
+            </w:r>
           </w:p>
         </w:tc>
         <w:tc>
@@ -1668,7 +1697,10 @@
             <w:pPr>
               <w:jc w:val="center"/>
               <w:rPr>
-                <w:rFonts w:hint="eastAsia"/>
+                <w:rFonts w:hint="eastAsia" w:eastAsia="华文楷体"/>
+                <w:b w:val="0"/>
+                <w:sz w:val="21"/>
+                <w:lang w:eastAsia="zh-CN"/>
               </w:rPr>
             </w:pPr>
           </w:p>
@@ -1689,7 +1721,10 @@
             <w:pPr>
               <w:jc w:val="center"/>
               <w:rPr>
-                <w:rFonts w:hint="eastAsia"/>
+                <w:rFonts w:hint="eastAsia" w:eastAsia="华文楷体"/>
+                <w:b w:val="0"/>
+                <w:sz w:val="21"/>
+                <w:lang w:eastAsia="zh-CN"/>
               </w:rPr>
             </w:pPr>
           </w:p>
@@ -1710,9 +1745,195 @@
             <w:pPr>
               <w:jc w:val="center"/>
               <w:rPr>
-                <w:rFonts w:hint="eastAsia"/>
-              </w:rPr>
-            </w:pPr>
+                <w:rFonts w:hint="eastAsia" w:eastAsia="华文楷体"/>
+                <w:b w:val="0"/>
+                <w:sz w:val="21"/>
+                <w:lang w:eastAsia="zh-CN"/>
+              </w:rPr>
+            </w:pPr>
+            <w:r>
+              <w:rPr>
+                <w:rFonts w:hint="eastAsia" w:eastAsia="华文楷体"/>
+                <w:b w:val="0"/>
+                <w:sz w:val="21"/>
+                <w:lang w:eastAsia="zh-CN"/>
+              </w:rPr>
+              <w:t>2026.08.07</w:t>
+            </w:r>
+          </w:p>
+        </w:tc>
+      </w:tr>
+      <w:tr>
+        <w:tblPrEx>
+          <w:tblBorders>
+            <w:top w:val="single" w:color="auto" w:sz="4" w:space="0"/>
+            <w:left w:val="single" w:color="auto" w:sz="4" w:space="0"/>
+            <w:bottom w:val="single" w:color="auto" w:sz="4" w:space="0"/>
+            <w:right w:val="single" w:color="auto" w:sz="4" w:space="0"/>
+            <w:insideH w:val="single" w:color="auto" w:sz="4" w:space="0"/>
+            <w:insideV w:val="single" w:color="auto" w:sz="4" w:space="0"/>
+          </w:tblBorders>
+          <w:tblCellMar>
+            <w:top w:w="0" w:type="dxa"/>
+            <w:left w:w="28" w:type="dxa"/>
+            <w:bottom w:w="0" w:type="dxa"/>
+            <w:right w:w="28" w:type="dxa"/>
+          </w:tblCellMar>
+        </w:tblPrEx>
+        <w:trPr>
+          <w:trHeight w:val="0" w:hRule="atLeast"/>
+          <w:jc w:val="center"/>
+        </w:trPr>
+        <w:tc>
+          <w:tcPr>
+            <w:tcW w:w="506" w:type="pct"/>
+            <w:tcBorders>
+              <w:top w:val="single" w:color="auto" w:sz="6" w:space="0"/>
+              <w:left w:val="single" w:color="auto" w:sz="18" w:space="0"/>
+              <w:bottom w:val="single" w:color="auto" w:sz="6" w:space="0"/>
+              <w:right w:val="single" w:color="auto" w:sz="6" w:space="0"/>
+            </w:tcBorders>
+            <w:noWrap w:val="0"/>
+            <w:vAlign w:val="center"/>
+          </w:tcPr>
+          <w:p>
+            <w:pPr>
+              <w:jc w:val="center"/>
+              <w:rPr>
+                <w:rFonts w:hint="eastAsia" w:eastAsia="华文楷体"/>
+                <w:b w:val="0"/>
+                <w:sz w:val="21"/>
+                <w:lang w:eastAsia="zh-CN"/>
+              </w:rPr>
+            </w:pPr>
+            <w:r>
+              <w:rPr>
+                <w:rFonts w:hint="eastAsia" w:eastAsia="华文楷体"/>
+                <w:b w:val="0"/>
+                <w:sz w:val="21"/>
+                <w:lang w:eastAsia="zh-CN"/>
+              </w:rPr>
+              <w:t>V1.2-R2</w:t>
+            </w:r>
+          </w:p>
+        </w:tc>
+        <w:tc>
+          <w:tcPr>
+            <w:tcW w:w="2456" w:type="pct"/>
+            <w:tcBorders>
+              <w:left w:val="single" w:color="auto" w:sz="6" w:space="0"/>
+              <w:right w:val="single" w:color="auto" w:sz="4" w:space="0"/>
+            </w:tcBorders>
+            <w:noWrap w:val="0"/>
+            <w:vAlign w:val="center"/>
+          </w:tcPr>
+          <w:p>
+            <w:pPr>
+              <w:jc w:val="left"/>
+              <w:rPr>
+                <w:rFonts w:hint="eastAsia" w:eastAsia="华文楷体"/>
+                <w:b w:val="0"/>
+                <w:sz w:val="21"/>
+                <w:lang w:eastAsia="zh-CN"/>
+              </w:rPr>
+            </w:pPr>
+            <w:r>
+              <w:rPr>
+                <w:rFonts w:hint="eastAsia" w:eastAsia="华文楷体"/>
+                <w:b w:val="0"/>
+                <w:sz w:val="21"/>
+                <w:lang w:eastAsia="zh-CN"/>
+              </w:rPr>
+              <w:t>细化状态架构：界位安全测量、受控维护、独立安全监督及故障分级（待签审）</w:t>
+            </w:r>
+          </w:p>
+        </w:tc>
+        <w:tc>
+          <w:tcPr>
+            <w:tcW w:w="703" w:type="pct"/>
+            <w:tcBorders>
+              <w:left w:val="single" w:color="auto" w:sz="6" w:space="0"/>
+              <w:right w:val="single" w:color="auto" w:sz="4" w:space="0"/>
+            </w:tcBorders>
+            <w:noWrap w:val="0"/>
+            <w:vAlign w:val="center"/>
+          </w:tcPr>
+          <w:p>
+            <w:pPr>
+              <w:jc w:val="center"/>
+              <w:rPr>
+                <w:rFonts w:hint="eastAsia" w:eastAsia="华文楷体"/>
+                <w:b w:val="0"/>
+                <w:sz w:val="21"/>
+                <w:lang w:eastAsia="zh-CN"/>
+              </w:rPr>
+            </w:pPr>
+            <w:r>
+              <w:rPr>
+                <w:rFonts w:hint="eastAsia" w:eastAsia="华文楷体"/>
+                <w:b w:val="0"/>
+                <w:sz w:val="21"/>
+                <w:lang w:eastAsia="zh-CN"/>
+              </w:rPr>
+              <w:t>软件设计组</w:t>
+            </w:r>
+          </w:p>
+        </w:tc>
+        <w:tc>
+          <w:tcPr>
+            <w:tcW w:w="703" w:type="pct"/>
+            <w:tcBorders>
+              <w:top w:val="single" w:color="auto" w:sz="6" w:space="0"/>
+              <w:left w:val="single" w:color="auto" w:sz="6" w:space="0"/>
+              <w:bottom w:val="single" w:color="auto" w:sz="6" w:space="0"/>
+              <w:right w:val="single" w:color="auto" w:sz="4" w:space="0"/>
+            </w:tcBorders>
+            <w:noWrap w:val="0"/>
+            <w:vAlign w:val="center"/>
+          </w:tcPr>
+          <w:p>
+            <w:pPr>
+              <w:jc w:val="center"/>
+              <w:rPr>
+                <w:rFonts w:hint="eastAsia" w:eastAsia="华文楷体"/>
+                <w:b w:val="0"/>
+                <w:sz w:val="21"/>
+                <w:lang w:eastAsia="zh-CN"/>
+              </w:rPr>
+            </w:pPr>
+          </w:p>
+        </w:tc>
+        <w:tc>
+          <w:tcPr>
+            <w:tcW w:w="629" w:type="pct"/>
+            <w:tcBorders>
+              <w:top w:val="single" w:color="auto" w:sz="6" w:space="0"/>
+              <w:left w:val="single" w:color="auto" w:sz="6" w:space="0"/>
+              <w:bottom w:val="single" w:color="auto" w:sz="6" w:space="0"/>
+              <w:right w:val="single" w:color="auto" w:sz="18" w:space="0"/>
+            </w:tcBorders>
+            <w:noWrap w:val="0"/>
+            <w:vAlign w:val="center"/>
+          </w:tcPr>
+          <w:p>
+            <w:pPr>
+              <w:jc w:val="center"/>
+              <w:rPr>
+                <w:rFonts w:hint="eastAsia" w:eastAsia="华文楷体"/>
+                <w:b w:val="0"/>
+                <w:sz w:val="21"/>
+                <w:lang w:eastAsia="zh-CN"/>
+              </w:rPr>
+            </w:pPr>
+            <w:r>
+              <w:rPr>
+                <w:rFonts w:hint="eastAsia" w:eastAsia="华文楷体"/>
+                <w:b w:val="0"/>
+                <w:sz w:val="21"/>
+                <w:lang w:eastAsia="zh-CN"/>
+              </w:rPr>
+              <w:t>2026.08.08</w:t>
+            </w:r>
           </w:p>
         </w:tc>
       </w:tr>
@@ -2499,114 +2720,6 @@
             <w:tcBorders>
               <w:top w:val="single" w:color="auto" w:sz="6" w:space="0"/>
               <w:left w:val="single" w:color="auto" w:sz="18" w:space="0"/>
-              <w:bottom w:val="single" w:color="auto" w:sz="6" w:space="0"/>
-              <w:right w:val="single" w:color="auto" w:sz="6" w:space="0"/>
-            </w:tcBorders>
-            <w:noWrap w:val="0"/>
-            <w:vAlign w:val="center"/>
-          </w:tcPr>
-          <w:p>
-            <w:pPr>
-              <w:jc w:val="center"/>
-            </w:pPr>
-          </w:p>
-        </w:tc>
-        <w:tc>
-          <w:tcPr>
-            <w:tcW w:w="2456" w:type="pct"/>
-            <w:tcBorders>
-              <w:left w:val="single" w:color="auto" w:sz="6" w:space="0"/>
-              <w:right w:val="single" w:color="auto" w:sz="4" w:space="0"/>
-            </w:tcBorders>
-            <w:noWrap w:val="0"/>
-            <w:vAlign w:val="center"/>
-          </w:tcPr>
-          <w:p>
-            <w:pPr>
-              <w:jc w:val="center"/>
-            </w:pPr>
-          </w:p>
-        </w:tc>
-        <w:tc>
-          <w:tcPr>
-            <w:tcW w:w="703" w:type="pct"/>
-            <w:tcBorders>
-              <w:left w:val="single" w:color="auto" w:sz="6" w:space="0"/>
-              <w:right w:val="single" w:color="auto" w:sz="4" w:space="0"/>
-            </w:tcBorders>
-            <w:noWrap w:val="0"/>
-            <w:vAlign w:val="center"/>
-          </w:tcPr>
-          <w:p>
-            <w:pPr>
-              <w:jc w:val="center"/>
-            </w:pPr>
-          </w:p>
-        </w:tc>
-        <w:tc>
-          <w:tcPr>
-            <w:tcW w:w="703" w:type="pct"/>
-            <w:tcBorders>
-              <w:top w:val="single" w:color="auto" w:sz="6" w:space="0"/>
-              <w:left w:val="single" w:color="auto" w:sz="6" w:space="0"/>
-              <w:bottom w:val="single" w:color="auto" w:sz="6" w:space="0"/>
-              <w:right w:val="single" w:color="auto" w:sz="4" w:space="0"/>
-            </w:tcBorders>
-            <w:noWrap w:val="0"/>
-            <w:vAlign w:val="center"/>
-          </w:tcPr>
-          <w:p>
-            <w:pPr>
-              <w:jc w:val="center"/>
-            </w:pPr>
-          </w:p>
-        </w:tc>
-        <w:tc>
-          <w:tcPr>
-            <w:tcW w:w="629" w:type="pct"/>
-            <w:tcBorders>
-              <w:top w:val="single" w:color="auto" w:sz="6" w:space="0"/>
-              <w:left w:val="single" w:color="auto" w:sz="6" w:space="0"/>
-              <w:bottom w:val="single" w:color="auto" w:sz="6" w:space="0"/>
-              <w:right w:val="single" w:color="auto" w:sz="18" w:space="0"/>
-            </w:tcBorders>
-            <w:noWrap w:val="0"/>
-            <w:vAlign w:val="center"/>
-          </w:tcPr>
-          <w:p>
-            <w:pPr>
-              <w:jc w:val="center"/>
-            </w:pPr>
-          </w:p>
-        </w:tc>
-      </w:tr>
-      <w:tr>
-        <w:tblPrEx>
-          <w:tblBorders>
-            <w:top w:val="single" w:color="auto" w:sz="4" w:space="0"/>
-            <w:left w:val="single" w:color="auto" w:sz="4" w:space="0"/>
-            <w:bottom w:val="single" w:color="auto" w:sz="4" w:space="0"/>
-            <w:right w:val="single" w:color="auto" w:sz="4" w:space="0"/>
-            <w:insideH w:val="single" w:color="auto" w:sz="4" w:space="0"/>
-            <w:insideV w:val="single" w:color="auto" w:sz="4" w:space="0"/>
-          </w:tblBorders>
-          <w:tblCellMar>
-            <w:top w:w="0" w:type="dxa"/>
-            <w:left w:w="28" w:type="dxa"/>
-            <w:bottom w:w="0" w:type="dxa"/>
-            <w:right w:w="28" w:type="dxa"/>
-          </w:tblCellMar>
-        </w:tblPrEx>
-        <w:trPr>
-          <w:trHeight w:val="90" w:hRule="atLeast"/>
-          <w:jc w:val="center"/>
-        </w:trPr>
-        <w:tc>
-          <w:tcPr>
-            <w:tcW w:w="506" w:type="pct"/>
-            <w:tcBorders>
-              <w:top w:val="single" w:color="auto" w:sz="6" w:space="0"/>
-              <w:left w:val="single" w:color="auto" w:sz="18" w:space="0"/>
               <w:bottom w:val="single" w:color="auto" w:sz="18" w:space="0"/>
               <w:right w:val="single" w:color="auto" w:sz="6" w:space="0"/>
             </w:tcBorders>
@@ -2769,7 +2882,7 @@
         <w:rPr>
           <w:szCs w:val="24"/>
         </w:rPr>
-        <w:instrText xml:space="preserve"> HYPERLINK \l _Toc21736 </w:instrText>
+        <w:instrText xml:space="preserve"> HYPERLINK \l _Toc12917 </w:instrText>
       </w:r>
       <w:r>
         <w:rPr>
@@ -2790,7 +2903,7 @@
         <w:fldChar w:fldCharType="begin"/>
       </w:r>
       <w:r>
-        <w:instrText xml:space="preserve"> PAGEREF _Toc21736 \h </w:instrText>
+        <w:instrText xml:space="preserve"> PAGEREF _Toc12917 \h </w:instrText>
       </w:r>
       <w:r>
         <w:fldChar w:fldCharType="separate"/>
@@ -2827,7 +2940,7 @@
         <w:rPr>
           <w:szCs w:val="24"/>
         </w:rPr>
-        <w:instrText xml:space="preserve"> HYPERLINK \l _Toc23495 </w:instrText>
+        <w:instrText xml:space="preserve"> HYPERLINK \l _Toc15411 </w:instrText>
       </w:r>
       <w:r>
         <w:rPr>
@@ -2848,7 +2961,7 @@
         <w:fldChar w:fldCharType="begin"/>
       </w:r>
       <w:r>
-        <w:instrText xml:space="preserve"> PAGEREF _Toc23495 \h </w:instrText>
+        <w:instrText xml:space="preserve"> PAGEREF _Toc15411 \h </w:instrText>
       </w:r>
       <w:r>
         <w:fldChar w:fldCharType="separate"/>
@@ -2885,7 +2998,7 @@
         <w:rPr>
           <w:szCs w:val="24"/>
         </w:rPr>
-        <w:instrText xml:space="preserve"> HYPERLINK \l _Toc9607 </w:instrText>
+        <w:instrText xml:space="preserve"> HYPERLINK \l _Toc7508 </w:instrText>
       </w:r>
       <w:r>
         <w:rPr>
@@ -2906,7 +3019,7 @@
         <w:fldChar w:fldCharType="begin"/>
       </w:r>
       <w:r>
-        <w:instrText xml:space="preserve"> PAGEREF _Toc9607 \h </w:instrText>
+        <w:instrText xml:space="preserve"> PAGEREF _Toc7508 \h </w:instrText>
       </w:r>
       <w:r>
         <w:fldChar w:fldCharType="separate"/>
@@ -2943,7 +3056,7 @@
         <w:rPr>
           <w:szCs w:val="24"/>
         </w:rPr>
-        <w:instrText xml:space="preserve"> HYPERLINK \l _Toc12832 </w:instrText>
+        <w:instrText xml:space="preserve"> HYPERLINK \l _Toc12950 </w:instrText>
       </w:r>
       <w:r>
         <w:rPr>
@@ -2964,7 +3077,7 @@
         <w:fldChar w:fldCharType="begin"/>
       </w:r>
       <w:r>
-        <w:instrText xml:space="preserve"> PAGEREF _Toc12832 \h </w:instrText>
+        <w:instrText xml:space="preserve"> PAGEREF _Toc12950 \h </w:instrText>
       </w:r>
       <w:r>
         <w:fldChar w:fldCharType="separate"/>
@@ -2999,7 +3112,7 @@
         <w:rPr>
           <w:szCs w:val="24"/>
         </w:rPr>
-        <w:instrText xml:space="preserve"> HYPERLINK \l _Toc32759 </w:instrText>
+        <w:instrText xml:space="preserve"> HYPERLINK \l _Toc28112 </w:instrText>
       </w:r>
       <w:r>
         <w:rPr>
@@ -3020,7 +3133,7 @@
         <w:fldChar w:fldCharType="begin"/>
       </w:r>
       <w:r>
-        <w:instrText xml:space="preserve"> PAGEREF _Toc32759 \h </w:instrText>
+        <w:instrText xml:space="preserve"> PAGEREF _Toc28112 \h </w:instrText>
       </w:r>
       <w:r>
         <w:fldChar w:fldCharType="separate"/>
@@ -3057,7 +3170,7 @@
         <w:rPr>
           <w:szCs w:val="24"/>
         </w:rPr>
-        <w:instrText xml:space="preserve"> HYPERLINK \l _Toc26624 </w:instrText>
+        <w:instrText xml:space="preserve"> HYPERLINK \l _Toc7243 </w:instrText>
       </w:r>
       <w:r>
         <w:rPr>
@@ -3079,7 +3192,7 @@
         <w:fldChar w:fldCharType="begin"/>
       </w:r>
       <w:r>
-        <w:instrText xml:space="preserve"> PAGEREF _Toc26624 \h </w:instrText>
+        <w:instrText xml:space="preserve"> PAGEREF _Toc7243 \h </w:instrText>
       </w:r>
       <w:r>
         <w:fldChar w:fldCharType="separate"/>
@@ -3116,7 +3229,7 @@
         <w:rPr>
           <w:szCs w:val="24"/>
         </w:rPr>
-        <w:instrText xml:space="preserve"> HYPERLINK \l _Toc30185 </w:instrText>
+        <w:instrText xml:space="preserve"> HYPERLINK \l _Toc15570 </w:instrText>
       </w:r>
       <w:r>
         <w:rPr>
@@ -3138,7 +3251,7 @@
         <w:fldChar w:fldCharType="begin"/>
       </w:r>
       <w:r>
-        <w:instrText xml:space="preserve"> PAGEREF _Toc30185 \h </w:instrText>
+        <w:instrText xml:space="preserve"> PAGEREF _Toc15570 \h </w:instrText>
       </w:r>
       <w:r>
         <w:fldChar w:fldCharType="separate"/>
@@ -3175,7 +3288,7 @@
         <w:rPr>
           <w:szCs w:val="24"/>
         </w:rPr>
-        <w:instrText xml:space="preserve"> HYPERLINK \l _Toc2581 </w:instrText>
+        <w:instrText xml:space="preserve"> HYPERLINK \l _Toc12810 </w:instrText>
       </w:r>
       <w:r>
         <w:rPr>
@@ -3197,7 +3310,7 @@
         <w:fldChar w:fldCharType="begin"/>
       </w:r>
       <w:r>
-        <w:instrText xml:space="preserve"> PAGEREF _Toc2581 \h </w:instrText>
+        <w:instrText xml:space="preserve"> PAGEREF _Toc12810 \h </w:instrText>
       </w:r>
       <w:r>
         <w:fldChar w:fldCharType="separate"/>
@@ -3234,7 +3347,7 @@
         <w:rPr>
           <w:szCs w:val="24"/>
         </w:rPr>
-        <w:instrText xml:space="preserve"> HYPERLINK \l _Toc9230 </w:instrText>
+        <w:instrText xml:space="preserve"> HYPERLINK \l _Toc32240 </w:instrText>
       </w:r>
       <w:r>
         <w:rPr>
@@ -3256,7 +3369,7 @@
         <w:fldChar w:fldCharType="begin"/>
       </w:r>
       <w:r>
-        <w:instrText xml:space="preserve"> PAGEREF _Toc9230 \h </w:instrText>
+        <w:instrText xml:space="preserve"> PAGEREF _Toc32240 \h </w:instrText>
       </w:r>
       <w:r>
         <w:fldChar w:fldCharType="separate"/>
@@ -3291,7 +3404,7 @@
         <w:rPr>
           <w:szCs w:val="24"/>
         </w:rPr>
-        <w:instrText xml:space="preserve"> HYPERLINK \l _Toc25114 </w:instrText>
+        <w:instrText xml:space="preserve"> HYPERLINK \l _Toc18371 </w:instrText>
       </w:r>
       <w:r>
         <w:rPr>
@@ -3313,7 +3426,7 @@
         <w:fldChar w:fldCharType="begin"/>
       </w:r>
       <w:r>
-        <w:instrText xml:space="preserve"> PAGEREF _Toc25114 \h </w:instrText>
+        <w:instrText xml:space="preserve"> PAGEREF _Toc18371 \h </w:instrText>
       </w:r>
       <w:r>
         <w:fldChar w:fldCharType="separate"/>
@@ -3350,7 +3463,7 @@
         <w:rPr>
           <w:szCs w:val="24"/>
         </w:rPr>
-        <w:instrText xml:space="preserve"> HYPERLINK \l _Toc5563 </w:instrText>
+        <w:instrText xml:space="preserve"> HYPERLINK \l _Toc4394 </w:instrText>
       </w:r>
       <w:r>
         <w:rPr>
@@ -3372,7 +3485,7 @@
         <w:fldChar w:fldCharType="begin"/>
       </w:r>
       <w:r>
-        <w:instrText xml:space="preserve"> PAGEREF _Toc5563 \h </w:instrText>
+        <w:instrText xml:space="preserve"> PAGEREF _Toc4394 \h </w:instrText>
       </w:r>
       <w:r>
         <w:fldChar w:fldCharType="separate"/>
@@ -3409,7 +3522,7 @@
         <w:rPr>
           <w:szCs w:val="24"/>
         </w:rPr>
-        <w:instrText xml:space="preserve"> HYPERLINK \l _Toc15479 </w:instrText>
+        <w:instrText xml:space="preserve"> HYPERLINK \l _Toc29186 </w:instrText>
       </w:r>
       <w:r>
         <w:rPr>
@@ -3431,7 +3544,7 @@
         <w:fldChar w:fldCharType="begin"/>
       </w:r>
       <w:r>
-        <w:instrText xml:space="preserve"> PAGEREF _Toc15479 \h </w:instrText>
+        <w:instrText xml:space="preserve"> PAGEREF _Toc29186 \h </w:instrText>
       </w:r>
       <w:r>
         <w:fldChar w:fldCharType="separate"/>
@@ -3468,7 +3581,7 @@
         <w:rPr>
           <w:szCs w:val="24"/>
         </w:rPr>
-        <w:instrText xml:space="preserve"> HYPERLINK \l _Toc8858 </w:instrText>
+        <w:instrText xml:space="preserve"> HYPERLINK \l _Toc17218 </w:instrText>
       </w:r>
       <w:r>
         <w:rPr>
@@ -3490,7 +3603,7 @@
         <w:fldChar w:fldCharType="begin"/>
       </w:r>
       <w:r>
-        <w:instrText xml:space="preserve"> PAGEREF _Toc8858 \h </w:instrText>
+        <w:instrText xml:space="preserve"> PAGEREF _Toc17218 \h </w:instrText>
       </w:r>
       <w:r>
         <w:fldChar w:fldCharType="separate"/>
@@ -3527,7 +3640,7 @@
         <w:rPr>
           <w:szCs w:val="24"/>
         </w:rPr>
-        <w:instrText xml:space="preserve"> HYPERLINK \l _Toc17311 </w:instrText>
+        <w:instrText xml:space="preserve"> HYPERLINK \l _Toc13151 </w:instrText>
       </w:r>
       <w:r>
         <w:rPr>
@@ -3549,7 +3662,7 @@
         <w:fldChar w:fldCharType="begin"/>
       </w:r>
       <w:r>
-        <w:instrText xml:space="preserve"> PAGEREF _Toc17311 \h </w:instrText>
+        <w:instrText xml:space="preserve"> PAGEREF _Toc13151 \h </w:instrText>
       </w:r>
       <w:r>
         <w:fldChar w:fldCharType="separate"/>
@@ -3584,7 +3697,7 @@
         <w:rPr>
           <w:szCs w:val="24"/>
         </w:rPr>
-        <w:instrText xml:space="preserve"> HYPERLINK \l _Toc32502 </w:instrText>
+        <w:instrText xml:space="preserve"> HYPERLINK \l _Toc14814 </w:instrText>
       </w:r>
       <w:r>
         <w:rPr>
@@ -3612,7 +3725,7 @@
         <w:fldChar w:fldCharType="begin"/>
       </w:r>
       <w:r>
-        <w:instrText xml:space="preserve"> PAGEREF _Toc32502 \h </w:instrText>
+        <w:instrText xml:space="preserve"> PAGEREF _Toc14814 \h </w:instrText>
       </w:r>
       <w:r>
         <w:fldChar w:fldCharType="separate"/>
@@ -3649,7 +3762,7 @@
         <w:rPr>
           <w:szCs w:val="24"/>
         </w:rPr>
-        <w:instrText xml:space="preserve"> HYPERLINK \l _Toc26546 </w:instrText>
+        <w:instrText xml:space="preserve"> HYPERLINK \l _Toc23181 </w:instrText>
       </w:r>
       <w:r>
         <w:rPr>
@@ -3671,7 +3784,7 @@
         <w:fldChar w:fldCharType="begin"/>
       </w:r>
       <w:r>
-        <w:instrText xml:space="preserve"> PAGEREF _Toc26546 \h </w:instrText>
+        <w:instrText xml:space="preserve"> PAGEREF _Toc23181 \h </w:instrText>
       </w:r>
       <w:r>
         <w:fldChar w:fldCharType="separate"/>
@@ -3708,7 +3821,7 @@
         <w:rPr>
           <w:szCs w:val="24"/>
         </w:rPr>
-        <w:instrText xml:space="preserve"> HYPERLINK \l _Toc15209 </w:instrText>
+        <w:instrText xml:space="preserve"> HYPERLINK \l _Toc29162 </w:instrText>
       </w:r>
       <w:r>
         <w:rPr>
@@ -3730,7 +3843,7 @@
         <w:fldChar w:fldCharType="begin"/>
       </w:r>
       <w:r>
-        <w:instrText xml:space="preserve"> PAGEREF _Toc15209 \h </w:instrText>
+        <w:instrText xml:space="preserve"> PAGEREF _Toc29162 \h </w:instrText>
       </w:r>
       <w:r>
         <w:fldChar w:fldCharType="separate"/>
@@ -3767,7 +3880,7 @@
         <w:rPr>
           <w:szCs w:val="24"/>
         </w:rPr>
-        <w:instrText xml:space="preserve"> HYPERLINK \l _Toc15348 </w:instrText>
+        <w:instrText xml:space="preserve"> HYPERLINK \l _Toc15813 </w:instrText>
       </w:r>
       <w:r>
         <w:rPr>
@@ -3795,7 +3908,7 @@
         <w:fldChar w:fldCharType="begin"/>
       </w:r>
       <w:r>
-        <w:instrText xml:space="preserve"> PAGEREF _Toc15348 \h </w:instrText>
+        <w:instrText xml:space="preserve"> PAGEREF _Toc15813 \h </w:instrText>
       </w:r>
       <w:r>
         <w:fldChar w:fldCharType="separate"/>
@@ -3832,7 +3945,7 @@
         <w:rPr>
           <w:szCs w:val="24"/>
         </w:rPr>
-        <w:instrText xml:space="preserve"> HYPERLINK \l _Toc5874 </w:instrText>
+        <w:instrText xml:space="preserve"> HYPERLINK \l _Toc27085 </w:instrText>
       </w:r>
       <w:r>
         <w:rPr>
@@ -3860,7 +3973,7 @@
         <w:fldChar w:fldCharType="begin"/>
       </w:r>
       <w:r>
-        <w:instrText xml:space="preserve"> PAGEREF _Toc5874 \h </w:instrText>
+        <w:instrText xml:space="preserve"> PAGEREF _Toc27085 \h </w:instrText>
       </w:r>
       <w:r>
         <w:fldChar w:fldCharType="separate"/>
@@ -3897,7 +4010,7 @@
         <w:rPr>
           <w:szCs w:val="24"/>
         </w:rPr>
-        <w:instrText xml:space="preserve"> HYPERLINK \l _Toc16650 </w:instrText>
+        <w:instrText xml:space="preserve"> HYPERLINK \l _Toc9885 </w:instrText>
       </w:r>
       <w:r>
         <w:rPr>
@@ -3925,7 +4038,7 @@
         <w:fldChar w:fldCharType="begin"/>
       </w:r>
       <w:r>
-        <w:instrText xml:space="preserve"> PAGEREF _Toc16650 \h </w:instrText>
+        <w:instrText xml:space="preserve"> PAGEREF _Toc9885 \h </w:instrText>
       </w:r>
       <w:r>
         <w:fldChar w:fldCharType="separate"/>
@@ -3962,7 +4075,7 @@
         <w:rPr>
           <w:szCs w:val="24"/>
         </w:rPr>
-        <w:instrText xml:space="preserve"> HYPERLINK \l _Toc24252 </w:instrText>
+        <w:instrText xml:space="preserve"> HYPERLINK \l _Toc7782 </w:instrText>
       </w:r>
       <w:r>
         <w:rPr>
@@ -3990,7 +4103,7 @@
         <w:fldChar w:fldCharType="begin"/>
       </w:r>
       <w:r>
-        <w:instrText xml:space="preserve"> PAGEREF _Toc24252 \h </w:instrText>
+        <w:instrText xml:space="preserve"> PAGEREF _Toc7782 \h </w:instrText>
       </w:r>
       <w:r>
         <w:fldChar w:fldCharType="separate"/>
@@ -4027,7 +4140,7 @@
         <w:rPr>
           <w:szCs w:val="24"/>
         </w:rPr>
-        <w:instrText xml:space="preserve"> HYPERLINK \l _Toc2598 </w:instrText>
+        <w:instrText xml:space="preserve"> HYPERLINK \l _Toc6543 </w:instrText>
       </w:r>
       <w:r>
         <w:rPr>
@@ -4055,7 +4168,7 @@
         <w:fldChar w:fldCharType="begin"/>
       </w:r>
       <w:r>
-        <w:instrText xml:space="preserve"> PAGEREF _Toc2598 \h </w:instrText>
+        <w:instrText xml:space="preserve"> PAGEREF _Toc6543 \h </w:instrText>
       </w:r>
       <w:r>
         <w:fldChar w:fldCharType="separate"/>
@@ -4092,7 +4205,7 @@
         <w:rPr>
           <w:szCs w:val="24"/>
         </w:rPr>
-        <w:instrText xml:space="preserve"> HYPERLINK \l _Toc12574 </w:instrText>
+        <w:instrText xml:space="preserve"> HYPERLINK \l _Toc30969 </w:instrText>
       </w:r>
       <w:r>
         <w:rPr>
@@ -4116,13 +4229,11 @@
       <w:r>
         <w:tab/>
       </w:r>
-      <w:bookmarkStart w:id="34" w:name="_GoBack"/>
-      <w:bookmarkEnd w:id="34"/>
       <w:r>
         <w:fldChar w:fldCharType="begin"/>
       </w:r>
       <w:r>
-        <w:instrText xml:space="preserve"> PAGEREF _Toc12574 \h </w:instrText>
+        <w:instrText xml:space="preserve"> PAGEREF _Toc30969 \h </w:instrText>
       </w:r>
       <w:r>
         <w:fldChar w:fldCharType="separate"/>
@@ -4159,7 +4270,7 @@
         <w:rPr>
           <w:szCs w:val="24"/>
         </w:rPr>
-        <w:instrText xml:space="preserve"> HYPERLINK \l _Toc23682 </w:instrText>
+        <w:instrText xml:space="preserve"> HYPERLINK \l _Toc16057 </w:instrText>
       </w:r>
       <w:r>
         <w:rPr>
@@ -4187,7 +4298,7 @@
         <w:fldChar w:fldCharType="begin"/>
       </w:r>
       <w:r>
-        <w:instrText xml:space="preserve"> PAGEREF _Toc23682 \h </w:instrText>
+        <w:instrText xml:space="preserve"> PAGEREF _Toc16057 \h </w:instrText>
       </w:r>
       <w:r>
         <w:fldChar w:fldCharType="separate"/>
@@ -4224,7 +4335,7 @@
         <w:rPr>
           <w:szCs w:val="24"/>
         </w:rPr>
-        <w:instrText xml:space="preserve"> HYPERLINK \l _Toc26013 </w:instrText>
+        <w:instrText xml:space="preserve"> HYPERLINK \l _Toc32110 </w:instrText>
       </w:r>
       <w:r>
         <w:rPr>
@@ -4252,7 +4363,7 @@
         <w:fldChar w:fldCharType="begin"/>
       </w:r>
       <w:r>
-        <w:instrText xml:space="preserve"> PAGEREF _Toc26013 \h </w:instrText>
+        <w:instrText xml:space="preserve"> PAGEREF _Toc32110 \h </w:instrText>
       </w:r>
       <w:r>
         <w:fldChar w:fldCharType="separate"/>
@@ -4289,7 +4400,7 @@
         <w:rPr>
           <w:szCs w:val="24"/>
         </w:rPr>
-        <w:instrText xml:space="preserve"> HYPERLINK \l _Toc9189 </w:instrText>
+        <w:instrText xml:space="preserve"> HYPERLINK \l _Toc7583 </w:instrText>
       </w:r>
       <w:r>
         <w:rPr>
@@ -4317,7 +4428,7 @@
         <w:fldChar w:fldCharType="begin"/>
       </w:r>
       <w:r>
-        <w:instrText xml:space="preserve"> PAGEREF _Toc9189 \h </w:instrText>
+        <w:instrText xml:space="preserve"> PAGEREF _Toc7583 \h </w:instrText>
       </w:r>
       <w:r>
         <w:fldChar w:fldCharType="separate"/>
@@ -4354,7 +4465,7 @@
         <w:rPr>
           <w:szCs w:val="24"/>
         </w:rPr>
-        <w:instrText xml:space="preserve"> HYPERLINK \l _Toc10740 </w:instrText>
+        <w:instrText xml:space="preserve"> HYPERLINK \l _Toc17293 </w:instrText>
       </w:r>
       <w:r>
         <w:rPr>
@@ -4376,7 +4487,7 @@
         <w:fldChar w:fldCharType="begin"/>
       </w:r>
       <w:r>
-        <w:instrText xml:space="preserve"> PAGEREF _Toc10740 \h </w:instrText>
+        <w:instrText xml:space="preserve"> PAGEREF _Toc17293 \h </w:instrText>
       </w:r>
       <w:r>
         <w:fldChar w:fldCharType="separate"/>
@@ -4413,7 +4524,7 @@
         <w:rPr>
           <w:szCs w:val="24"/>
         </w:rPr>
-        <w:instrText xml:space="preserve"> HYPERLINK \l _Toc11261 </w:instrText>
+        <w:instrText xml:space="preserve"> HYPERLINK \l _Toc11251 </w:instrText>
       </w:r>
       <w:r>
         <w:rPr>
@@ -4435,7 +4546,7 @@
         <w:fldChar w:fldCharType="begin"/>
       </w:r>
       <w:r>
-        <w:instrText xml:space="preserve"> PAGEREF _Toc11261 \h </w:instrText>
+        <w:instrText xml:space="preserve"> PAGEREF _Toc11251 \h </w:instrText>
       </w:r>
       <w:r>
         <w:fldChar w:fldCharType="separate"/>
@@ -4472,7 +4583,7 @@
         <w:rPr>
           <w:szCs w:val="24"/>
         </w:rPr>
-        <w:instrText xml:space="preserve"> HYPERLINK \l _Toc9330 </w:instrText>
+        <w:instrText xml:space="preserve"> HYPERLINK \l _Toc23327 </w:instrText>
       </w:r>
       <w:r>
         <w:rPr>
@@ -4500,7 +4611,7 @@
         <w:fldChar w:fldCharType="begin"/>
       </w:r>
       <w:r>
-        <w:instrText xml:space="preserve"> PAGEREF _Toc9330 \h </w:instrText>
+        <w:instrText xml:space="preserve"> PAGEREF _Toc23327 \h </w:instrText>
       </w:r>
       <w:r>
         <w:fldChar w:fldCharType="separate"/>
@@ -4537,7 +4648,7 @@
         <w:rPr>
           <w:szCs w:val="24"/>
         </w:rPr>
-        <w:instrText xml:space="preserve"> HYPERLINK \l _Toc19921 </w:instrText>
+        <w:instrText xml:space="preserve"> HYPERLINK \l _Toc28594 </w:instrText>
       </w:r>
       <w:r>
         <w:rPr>
@@ -4565,7 +4676,7 @@
         <w:fldChar w:fldCharType="begin"/>
       </w:r>
       <w:r>
-        <w:instrText xml:space="preserve"> PAGEREF _Toc19921 \h </w:instrText>
+        <w:instrText xml:space="preserve"> PAGEREF _Toc28594 \h </w:instrText>
       </w:r>
       <w:r>
         <w:fldChar w:fldCharType="separate"/>
@@ -4602,7 +4713,7 @@
         <w:rPr>
           <w:szCs w:val="24"/>
         </w:rPr>
-        <w:instrText xml:space="preserve"> HYPERLINK \l _Toc11820 </w:instrText>
+        <w:instrText xml:space="preserve"> HYPERLINK \l _Toc31263 </w:instrText>
       </w:r>
       <w:r>
         <w:rPr>
@@ -4630,7 +4741,7 @@
         <w:fldChar w:fldCharType="begin"/>
       </w:r>
       <w:r>
-        <w:instrText xml:space="preserve"> PAGEREF _Toc11820 \h </w:instrText>
+        <w:instrText xml:space="preserve"> PAGEREF _Toc31263 \h </w:instrText>
       </w:r>
       <w:r>
         <w:fldChar w:fldCharType="separate"/>
@@ -4665,7 +4776,7 @@
         <w:rPr>
           <w:szCs w:val="24"/>
         </w:rPr>
-        <w:instrText xml:space="preserve"> HYPERLINK \l _Toc31140 </w:instrText>
+        <w:instrText xml:space="preserve"> HYPERLINK \l _Toc14106 </w:instrText>
       </w:r>
       <w:r>
         <w:rPr>
@@ -4693,7 +4804,7 @@
         <w:fldChar w:fldCharType="begin"/>
       </w:r>
       <w:r>
-        <w:instrText xml:space="preserve"> PAGEREF _Toc31140 \h </w:instrText>
+        <w:instrText xml:space="preserve"> PAGEREF _Toc14106 \h </w:instrText>
       </w:r>
       <w:r>
         <w:fldChar w:fldCharType="separate"/>
@@ -4766,7 +4877,7 @@
           <w:rFonts w:hint="eastAsia"/>
         </w:rPr>
       </w:pPr>
-      <w:bookmarkStart w:id="0" w:name="_Toc21736"/>
+      <w:bookmarkStart w:id="0" w:name="_Toc12917"/>
       <w:r>
         <w:rPr>
           <w:rFonts w:hint="eastAsia"/>
@@ -4782,7 +4893,7 @@
           <w:rFonts w:hint="eastAsia"/>
         </w:rPr>
       </w:pPr>
-      <w:bookmarkStart w:id="1" w:name="_Toc23495"/>
+      <w:bookmarkStart w:id="1" w:name="_Toc15411"/>
       <w:r>
         <w:rPr>
           <w:rFonts w:hint="eastAsia"/>
@@ -4863,7 +4974,7 @@
           <w:rFonts w:hint="eastAsia"/>
         </w:rPr>
       </w:pPr>
-      <w:bookmarkStart w:id="2" w:name="_Toc9607"/>
+      <w:bookmarkStart w:id="2" w:name="_Toc7508"/>
       <w:r>
         <w:rPr>
           <w:rFonts w:hint="eastAsia"/>
@@ -5355,7 +5466,7 @@
           <w:rFonts w:hint="eastAsia"/>
         </w:rPr>
       </w:pPr>
-      <w:bookmarkStart w:id="3" w:name="_Toc12832"/>
+      <w:bookmarkStart w:id="3" w:name="_Toc12950"/>
       <w:r>
         <w:rPr>
           <w:rFonts w:hint="eastAsia"/>
@@ -5395,7 +5506,7 @@
           <w:rFonts w:hint="eastAsia"/>
         </w:rPr>
       </w:pPr>
-      <w:bookmarkStart w:id="4" w:name="_Toc32759"/>
+      <w:bookmarkStart w:id="4" w:name="_Toc28112"/>
       <w:r>
         <w:rPr>
           <w:rFonts w:hint="eastAsia"/>
@@ -5413,7 +5524,7 @@
           <w:lang w:val="en-US" w:eastAsia="zh-CN"/>
         </w:rPr>
       </w:pPr>
-      <w:bookmarkStart w:id="5" w:name="_Toc26624"/>
+      <w:bookmarkStart w:id="5" w:name="_Toc7243"/>
       <w:r>
         <w:rPr>
           <w:rFonts w:hint="eastAsia"/>
@@ -5978,7 +6089,7 @@
           <w:lang w:val="en-US" w:eastAsia="zh-CN"/>
         </w:rPr>
       </w:pPr>
-      <w:bookmarkStart w:id="6" w:name="_Toc30185"/>
+      <w:bookmarkStart w:id="6" w:name="_Toc15570"/>
       <w:r>
         <w:rPr>
           <w:rFonts w:hint="eastAsia"/>
@@ -6852,7 +6963,6 @@
                   <w:insideH w:val="none" w:color="auto" w:sz="0" w:space="0"/>
                   <w:insideV w:val="none" w:color="auto" w:sz="0" w:space="0"/>
                 </w:tblBorders>
-                <w:shd w:val="clear" w:color="auto" w:fill="auto"/>
                 <w:tblCellMar>
                   <w:top w:w="0" w:type="dxa"/>
                   <w:left w:w="108" w:type="dxa"/>
@@ -6932,7 +7042,6 @@
                   <w:insideH w:val="none" w:color="auto" w:sz="0" w:space="0"/>
                   <w:insideV w:val="none" w:color="auto" w:sz="0" w:space="0"/>
                 </w:tblBorders>
-                <w:shd w:val="clear" w:color="auto" w:fill="auto"/>
                 <w:tblCellMar>
                   <w:top w:w="0" w:type="dxa"/>
                   <w:left w:w="108" w:type="dxa"/>
@@ -7259,7 +7368,6 @@
                   <w:insideH w:val="none" w:color="auto" w:sz="0" w:space="0"/>
                   <w:insideV w:val="none" w:color="auto" w:sz="0" w:space="0"/>
                 </w:tblBorders>
-                <w:shd w:val="clear" w:color="auto" w:fill="auto"/>
                 <w:tblCellMar>
                   <w:top w:w="0" w:type="dxa"/>
                   <w:left w:w="108" w:type="dxa"/>
@@ -7465,7 +7573,6 @@
                   <w:insideH w:val="none" w:color="auto" w:sz="0" w:space="0"/>
                   <w:insideV w:val="none" w:color="auto" w:sz="0" w:space="0"/>
                 </w:tblBorders>
-                <w:shd w:val="clear" w:color="auto" w:fill="auto"/>
                 <w:tblCellMar>
                   <w:top w:w="0" w:type="dxa"/>
                   <w:left w:w="108" w:type="dxa"/>
@@ -8677,7 +8784,6 @@
                   <w:insideH w:val="none" w:color="auto" w:sz="0" w:space="0"/>
                   <w:insideV w:val="none" w:color="auto" w:sz="0" w:space="0"/>
                 </w:tblBorders>
-                <w:shd w:val="clear" w:color="auto" w:fill="auto"/>
                 <w:tblCellMar>
                   <w:top w:w="0" w:type="dxa"/>
                   <w:left w:w="108" w:type="dxa"/>
@@ -8838,7 +8944,6 @@
                   <w:insideH w:val="none" w:color="auto" w:sz="0" w:space="0"/>
                   <w:insideV w:val="none" w:color="auto" w:sz="0" w:space="0"/>
                 </w:tblBorders>
-                <w:shd w:val="clear" w:color="auto" w:fill="auto"/>
                 <w:tblCellMar>
                   <w:top w:w="0" w:type="dxa"/>
                   <w:left w:w="108" w:type="dxa"/>
@@ -9082,7 +9187,6 @@
                   <w:insideH w:val="none" w:color="auto" w:sz="0" w:space="0"/>
                   <w:insideV w:val="none" w:color="auto" w:sz="0" w:space="0"/>
                 </w:tblBorders>
-                <w:shd w:val="clear" w:color="auto" w:fill="auto"/>
                 <w:tblCellMar>
                   <w:top w:w="0" w:type="dxa"/>
                   <w:left w:w="108" w:type="dxa"/>
@@ -9348,7 +9452,6 @@
                   <w:insideH w:val="none" w:color="auto" w:sz="0" w:space="0"/>
                   <w:insideV w:val="none" w:color="auto" w:sz="0" w:space="0"/>
                 </w:tblBorders>
-                <w:shd w:val="clear" w:color="auto" w:fill="auto"/>
                 <w:tblCellMar>
                   <w:top w:w="0" w:type="dxa"/>
                   <w:left w:w="108" w:type="dxa"/>
@@ -9773,7 +9876,6 @@
                   <w:insideH w:val="none" w:color="auto" w:sz="0" w:space="0"/>
                   <w:insideV w:val="none" w:color="auto" w:sz="0" w:space="0"/>
                 </w:tblBorders>
-                <w:shd w:val="clear" w:color="auto" w:fill="auto"/>
                 <w:tblCellMar>
                   <w:top w:w="0" w:type="dxa"/>
                   <w:left w:w="108" w:type="dxa"/>
@@ -10139,7 +10241,6 @@
                   <w:insideH w:val="none" w:color="auto" w:sz="0" w:space="0"/>
                   <w:insideV w:val="none" w:color="auto" w:sz="0" w:space="0"/>
                 </w:tblBorders>
-                <w:shd w:val="clear" w:color="auto" w:fill="auto"/>
                 <w:tblCellMar>
                   <w:top w:w="0" w:type="dxa"/>
                   <w:left w:w="108" w:type="dxa"/>
@@ -10717,7 +10818,7 @@
           <w:lang w:val="en-US" w:eastAsia="zh-CN"/>
         </w:rPr>
       </w:pPr>
-      <w:bookmarkStart w:id="7" w:name="_Toc2581"/>
+      <w:bookmarkStart w:id="7" w:name="_Toc12810"/>
       <w:r>
         <w:rPr>
           <w:rFonts w:hint="eastAsia"/>
@@ -11966,7 +12067,7 @@
           <w:lang w:val="en-US" w:eastAsia="zh-CN"/>
         </w:rPr>
       </w:pPr>
-      <w:bookmarkStart w:id="8" w:name="_Toc9230"/>
+      <w:bookmarkStart w:id="8" w:name="_Toc32240"/>
       <w:r>
         <w:rPr>
           <w:rFonts w:hint="eastAsia"/>
@@ -12412,7 +12513,7 @@
           <w:lang w:val="de-DE"/>
         </w:rPr>
       </w:pPr>
-      <w:bookmarkStart w:id="9" w:name="_Toc25114"/>
+      <w:bookmarkStart w:id="9" w:name="_Toc18371"/>
       <w:r>
         <w:rPr>
           <w:rFonts w:hint="eastAsia"/>
@@ -12430,7 +12531,7 @@
           <w:lang w:val="de-DE"/>
         </w:rPr>
       </w:pPr>
-      <w:bookmarkStart w:id="10" w:name="_Toc5563"/>
+      <w:bookmarkStart w:id="10" w:name="_Toc4394"/>
       <w:r>
         <w:rPr>
           <w:rFonts w:hint="eastAsia"/>
@@ -12501,8 +12602,8 @@
                 <w:rFonts w:hint="eastAsia"/>
               </w:rPr>
             </w:pPr>
-            <w:bookmarkStart w:id="11" w:name="OLE_LINK3"/>
-            <w:bookmarkStart w:id="12" w:name="OLE_LINK4"/>
+            <w:bookmarkStart w:id="11" w:name="OLE_LINK4"/>
+            <w:bookmarkStart w:id="12" w:name="OLE_LINK3"/>
             <w:r>
               <w:t>架构编号</w:t>
             </w:r>
@@ -12816,7 +12917,7 @@
           <w:lang w:val="en-US" w:eastAsia="zh-CN"/>
         </w:rPr>
       </w:pPr>
-      <w:bookmarkStart w:id="13" w:name="_Toc15479"/>
+      <w:bookmarkStart w:id="13" w:name="_Toc29186"/>
       <w:r>
         <w:rPr>
           <w:rFonts w:hint="eastAsia"/>
@@ -13260,7 +13361,7 @@
           <w:lang w:val="de-DE"/>
         </w:rPr>
       </w:pPr>
-      <w:bookmarkStart w:id="14" w:name="_Toc8858"/>
+      <w:bookmarkStart w:id="14" w:name="_Toc17218"/>
       <w:r>
         <w:rPr>
           <w:rFonts w:hint="eastAsia"/>
@@ -13701,7 +13802,7 @@
           <w:lang w:val="de-DE"/>
         </w:rPr>
       </w:pPr>
-      <w:bookmarkStart w:id="15" w:name="_Toc17311"/>
+      <w:bookmarkStart w:id="15" w:name="_Toc13151"/>
       <w:r>
         <w:rPr>
           <w:rFonts w:hint="eastAsia"/>
@@ -14158,7 +14259,7 @@
                       <w:vertAlign w:val="baseline"/>
                       <w:lang w:val="en-US" w:eastAsia="zh-CN"/>
                     </w:rPr>
-                    <w:t>检修模式</w:t>
+                    <w:t>初始化模式</w:t>
                   </w:r>
                 </w:p>
               </w:tc>
@@ -14188,7 +14289,7 @@
                       <w:vertAlign w:val="baseline"/>
                       <w:lang w:val="en-US" w:eastAsia="zh-CN"/>
                     </w:rPr>
-                    <w:t>开启仪表检修功能，此时仪表处于非安全状态。</w:t>
+                    <w:t>上电或软件重启后执行初始化与安全自检；安全输出先进入定义的安全态。</w:t>
                   </w:r>
                 </w:p>
               </w:tc>
@@ -14218,28 +14319,7 @@
                       <w:vertAlign w:val="baseline"/>
                       <w:lang w:val="en-US" w:eastAsia="zh-CN"/>
                     </w:rPr>
-                    <w:t>3.5mA\24mA</w:t>
-                  </w:r>
-                </w:p>
-                <w:p>
-                  <w:pPr>
-                    <w:pStyle w:val="6"/>
-                    <w:ind w:left="0" w:leftChars="0" w:firstLine="0" w:firstLineChars="0"/>
-                    <w:jc w:val="center"/>
-                    <w:rPr>
-                      <w:rFonts w:hint="default"/>
-                      <w:sz w:val="21"/>
-                      <w:szCs w:val="21"/>
-                      <w:vertAlign w:val="baseline"/>
-                      <w:lang w:val="en-US" w:eastAsia="zh-CN"/>
-                    </w:rPr>
-                  </w:pPr>
-                  <w:r>
-                    <w:rPr>
-                      <w:rFonts w:hint="eastAsia"/>
-                      <w:lang w:val="en-US" w:eastAsia="zh-CN"/>
-                    </w:rPr>
-                    <w:t>开关信号为常闭</w:t>
+                    <w:t>定义的安全状态输出</w:t>
                   </w:r>
                 </w:p>
               </w:tc>
@@ -14317,7 +14397,7 @@
                       <w:vertAlign w:val="baseline"/>
                       <w:lang w:val="en-US" w:eastAsia="zh-CN"/>
                     </w:rPr>
-                    <w:t>系统参数设置，此时仪表处于安全状态。</w:t>
+                    <w:t>默认待命并接收命令、配置参数；安全参数默认锁定，独立安全监督持续有效。</w:t>
                   </w:r>
                 </w:p>
               </w:tc>
@@ -14347,28 +14427,7 @@
                       <w:vertAlign w:val="baseline"/>
                       <w:lang w:val="en-US" w:eastAsia="zh-CN"/>
                     </w:rPr>
-                    <w:t>24mA</w:t>
-                  </w:r>
-                </w:p>
-                <w:p>
-                  <w:pPr>
-                    <w:pStyle w:val="6"/>
-                    <w:ind w:left="0" w:leftChars="0" w:firstLine="0" w:firstLineChars="0"/>
-                    <w:jc w:val="center"/>
-                    <w:rPr>
-                      <w:rFonts w:hint="default"/>
-                      <w:sz w:val="21"/>
-                      <w:szCs w:val="21"/>
-                      <w:vertAlign w:val="baseline"/>
-                      <w:lang w:val="en-US" w:eastAsia="zh-CN"/>
-                    </w:rPr>
-                  </w:pPr>
-                  <w:r>
-                    <w:rPr>
-                      <w:rFonts w:hint="eastAsia"/>
-                      <w:lang w:val="en-US" w:eastAsia="zh-CN"/>
-                    </w:rPr>
-                    <w:t>开关信号为常闭</w:t>
+                    <w:t>配置态受控输出</w:t>
                   </w:r>
                 </w:p>
               </w:tc>
@@ -14416,7 +14475,7 @@
                       <w:vertAlign w:val="baseline"/>
                       <w:lang w:val="en-US" w:eastAsia="zh-CN"/>
                     </w:rPr>
-                    <w:t>故障模式</w:t>
+                    <w:t>界位安全测量模式</w:t>
                   </w:r>
                 </w:p>
               </w:tc>
@@ -14446,7 +14505,7 @@
                       <w:vertAlign w:val="baseline"/>
                       <w:lang w:val="en-US" w:eastAsia="zh-CN"/>
                     </w:rPr>
-                    <w:t>仪表发生故障，此时仪表处于安全状态。</w:t>
+                    <w:t>仅在 SIL 配置采用 DM4 安全协议、安全会话有效且入口检查通过时执行油水界位定位／跟随。</w:t>
                   </w:r>
                 </w:p>
               </w:tc>
@@ -14476,28 +14535,7 @@
                       <w:vertAlign w:val="baseline"/>
                       <w:lang w:val="en-US" w:eastAsia="zh-CN"/>
                     </w:rPr>
-                    <w:t>22mA</w:t>
-                  </w:r>
-                </w:p>
-                <w:p>
-                  <w:pPr>
-                    <w:pStyle w:val="6"/>
-                    <w:ind w:left="0" w:leftChars="0" w:firstLine="0" w:firstLineChars="0"/>
-                    <w:jc w:val="center"/>
-                    <w:rPr>
-                      <w:rFonts w:hint="default"/>
-                      <w:sz w:val="21"/>
-                      <w:szCs w:val="21"/>
-                      <w:vertAlign w:val="baseline"/>
-                      <w:lang w:val="en-US" w:eastAsia="zh-CN"/>
-                    </w:rPr>
-                  </w:pPr>
-                  <w:r>
-                    <w:rPr>
-                      <w:rFonts w:hint="eastAsia"/>
-                      <w:lang w:val="en-US" w:eastAsia="zh-CN"/>
-                    </w:rPr>
-                    <w:t>开关信号为常开</w:t>
+                    <w:t>有效界位安全输出</w:t>
                   </w:r>
                 </w:p>
               </w:tc>
@@ -14548,7 +14586,7 @@
                       <w:vertAlign w:val="baseline"/>
                       <w:lang w:val="en-US" w:eastAsia="zh-CN"/>
                     </w:rPr>
-                    <w:t>初始化模式</w:t>
+                    <w:t>其他测量模式</w:t>
                   </w:r>
                 </w:p>
               </w:tc>
@@ -14578,7 +14616,7 @@
                       <w:vertAlign w:val="baseline"/>
                       <w:lang w:val="en-US" w:eastAsia="zh-CN"/>
                     </w:rPr>
-                    <w:t>仪表初始化并进行诊断，此时仪表处于安全状态。</w:t>
+                    <w:t>执行液面、密度、温度、罐底等非安全测量；与界位安全测量互斥执行。</w:t>
                   </w:r>
                 </w:p>
               </w:tc>
@@ -14608,28 +14646,7 @@
                       <w:vertAlign w:val="baseline"/>
                       <w:lang w:val="en-US" w:eastAsia="zh-CN"/>
                     </w:rPr>
-                    <w:t>3.5mA</w:t>
-                  </w:r>
-                </w:p>
-                <w:p>
-                  <w:pPr>
-                    <w:pStyle w:val="6"/>
-                    <w:ind w:left="0" w:leftChars="0" w:firstLine="0" w:firstLineChars="0"/>
-                    <w:jc w:val="center"/>
-                    <w:rPr>
-                      <w:rFonts w:hint="default"/>
-                      <w:sz w:val="21"/>
-                      <w:szCs w:val="21"/>
-                      <w:vertAlign w:val="baseline"/>
-                      <w:lang w:val="en-US" w:eastAsia="zh-CN"/>
-                    </w:rPr>
-                  </w:pPr>
-                  <w:r>
-                    <w:rPr>
-                      <w:rFonts w:hint="eastAsia"/>
-                      <w:lang w:val="en-US" w:eastAsia="zh-CN"/>
-                    </w:rPr>
-                    <w:t>开关信号为常闭</w:t>
+                    <w:t>非安全测量输出</w:t>
                   </w:r>
                 </w:p>
               </w:tc>
@@ -14680,7 +14697,7 @@
                       <w:vertAlign w:val="baseline"/>
                       <w:lang w:val="en-US" w:eastAsia="zh-CN"/>
                     </w:rPr>
-                    <w:t>待机中</w:t>
+                    <w:t>安全受控维护状态</w:t>
                   </w:r>
                 </w:p>
               </w:tc>
@@ -14710,7 +14727,7 @@
                       <w:vertAlign w:val="baseline"/>
                       <w:lang w:val="en-US" w:eastAsia="zh-CN"/>
                     </w:rPr>
-                    <w:t>设备进入默认等待指令状态</w:t>
+                    <w:t>授权且替代保护已建立后进入；从安全故障状态转入时故障锁存和安全输出持续有效，恢复检查失败返回安全故障状态。</w:t>
                   </w:r>
                 </w:p>
               </w:tc>
@@ -14740,28 +14757,7 @@
                       <w:vertAlign w:val="baseline"/>
                       <w:lang w:val="en-US" w:eastAsia="zh-CN"/>
                     </w:rPr>
-                    <w:t>23mA</w:t>
-                  </w:r>
-                </w:p>
-                <w:p>
-                  <w:pPr>
-                    <w:pStyle w:val="6"/>
-                    <w:ind w:left="0" w:leftChars="0" w:firstLine="0" w:firstLineChars="0"/>
-                    <w:jc w:val="center"/>
-                    <w:rPr>
-                      <w:rFonts w:hint="default"/>
-                      <w:sz w:val="21"/>
-                      <w:szCs w:val="21"/>
-                      <w:vertAlign w:val="baseline"/>
-                      <w:lang w:val="en-US" w:eastAsia="zh-CN"/>
-                    </w:rPr>
-                  </w:pPr>
-                  <w:r>
-                    <w:rPr>
-                      <w:rFonts w:hint="eastAsia"/>
-                      <w:lang w:val="en-US" w:eastAsia="zh-CN"/>
-                    </w:rPr>
-                    <w:t>开关信号为常闭</w:t>
+                    <w:t>定义的受控安全输出</w:t>
                   </w:r>
                 </w:p>
               </w:tc>
@@ -14809,7 +14805,7 @@
                       <w:vertAlign w:val="baseline"/>
                       <w:lang w:val="en-US" w:eastAsia="zh-CN"/>
                     </w:rPr>
-                    <w:t>综合测量模式</w:t>
+                    <w:t>安全故障状态</w:t>
                   </w:r>
                 </w:p>
               </w:tc>
@@ -14839,7 +14835,7 @@
                       <w:vertAlign w:val="baseline"/>
                       <w:lang w:val="en-US" w:eastAsia="zh-CN"/>
                     </w:rPr>
-                    <w:t>仪表进行特殊的测量功能。</w:t>
+                    <w:t>安全相关故障时停止运动、界位数据无效并执行定义的安全输出。</w:t>
                   </w:r>
                 </w:p>
               </w:tc>
@@ -14869,187 +14865,7 @@
                       <w:vertAlign w:val="baseline"/>
                       <w:lang w:val="en-US" w:eastAsia="zh-CN"/>
                     </w:rPr>
-                    <w:t>21.5mA</w:t>
-                  </w:r>
-                </w:p>
-                <w:p>
-                  <w:pPr>
-                    <w:pStyle w:val="6"/>
-                    <w:ind w:left="0" w:leftChars="0" w:firstLine="0" w:firstLineChars="0"/>
-                    <w:jc w:val="center"/>
-                    <w:rPr>
-                      <w:rFonts w:hint="default"/>
-                      <w:sz w:val="21"/>
-                      <w:szCs w:val="21"/>
-                      <w:vertAlign w:val="baseline"/>
-                      <w:lang w:val="en-US" w:eastAsia="zh-CN"/>
-                    </w:rPr>
-                  </w:pPr>
-                  <w:r>
-                    <w:rPr>
-                      <w:rFonts w:hint="eastAsia"/>
-                      <w:lang w:val="en-US" w:eastAsia="zh-CN"/>
-                    </w:rPr>
-                    <w:t>开关信号为常闭</w:t>
-                  </w:r>
-                </w:p>
-              </w:tc>
-            </w:tr>
-            <w:tr>
-              <w:tblPrEx>
-                <w:tblBorders>
-                  <w:top w:val="single" w:color="auto" w:sz="4" w:space="0"/>
-                  <w:left w:val="single" w:color="auto" w:sz="4" w:space="0"/>
-                  <w:bottom w:val="single" w:color="auto" w:sz="4" w:space="0"/>
-                  <w:right w:val="single" w:color="auto" w:sz="4" w:space="0"/>
-                  <w:insideH w:val="single" w:color="auto" w:sz="4" w:space="0"/>
-                  <w:insideV w:val="single" w:color="auto" w:sz="4" w:space="0"/>
-                </w:tblBorders>
-                <w:tblCellMar>
-                  <w:top w:w="0" w:type="dxa"/>
-                  <w:left w:w="108" w:type="dxa"/>
-                  <w:bottom w:w="0" w:type="dxa"/>
-                  <w:right w:w="108" w:type="dxa"/>
-                </w:tblCellMar>
-              </w:tblPrEx>
-              <w:trPr>
-                <w:trHeight w:val="833" w:hRule="atLeast"/>
-              </w:trPr>
-              <w:tc>
-                <w:tcPr>
-                  <w:tcW w:w="1089" w:type="dxa"/>
-                  <w:vAlign w:val="center"/>
-                </w:tcPr>
-                <w:p>
-                  <w:pPr>
-                    <w:pStyle w:val="6"/>
-                    <w:ind w:left="0" w:leftChars="0" w:firstLine="0" w:firstLineChars="0"/>
-                    <w:jc w:val="both"/>
-                    <w:rPr>
-                      <w:rFonts w:hint="default"/>
-                      <w:sz w:val="21"/>
-                      <w:szCs w:val="21"/>
-                      <w:vertAlign w:val="baseline"/>
-                      <w:lang w:val="en-US" w:eastAsia="zh-CN"/>
-                    </w:rPr>
-                  </w:pPr>
-                  <w:r>
-                    <w:rPr>
-                      <w:rFonts w:hint="eastAsia"/>
-                      <w:sz w:val="21"/>
-                      <w:szCs w:val="21"/>
-                      <w:vertAlign w:val="baseline"/>
-                      <w:lang w:val="en-US" w:eastAsia="zh-CN"/>
-                    </w:rPr>
-                    <w:t>正常工作模式</w:t>
-                  </w:r>
-                </w:p>
-              </w:tc>
-              <w:tc>
-                <w:tcPr>
-                  <w:tcW w:w="3165" w:type="dxa"/>
-                  <w:vAlign w:val="center"/>
-                </w:tcPr>
-                <w:p>
-                  <w:pPr>
-                    <w:pStyle w:val="6"/>
-                    <w:ind w:left="0" w:leftChars="0" w:firstLine="0" w:firstLineChars="0"/>
-                    <w:jc w:val="left"/>
-                    <w:rPr>
-                      <w:rFonts w:hint="default"/>
-                      <w:sz w:val="21"/>
-                      <w:szCs w:val="21"/>
-                      <w:vertAlign w:val="baseline"/>
-                      <w:lang w:val="en-US" w:eastAsia="zh-CN"/>
-                    </w:rPr>
-                  </w:pPr>
-                  <w:r>
-                    <w:rPr>
-                      <w:rFonts w:hint="eastAsia"/>
-                      <w:sz w:val="21"/>
-                      <w:szCs w:val="21"/>
-                      <w:vertAlign w:val="baseline"/>
-                      <w:lang w:val="en-US" w:eastAsia="zh-CN"/>
-                    </w:rPr>
-                    <w:t>仪表进行液位跟随，计算输出对应液位的电流信号。</w:t>
-                  </w:r>
-                </w:p>
-              </w:tc>
-              <w:tc>
-                <w:tcPr>
-                  <w:tcW w:w="2495" w:type="dxa"/>
-                  <w:vAlign w:val="center"/>
-                </w:tcPr>
-                <w:p>
-                  <w:pPr>
-                    <w:pStyle w:val="6"/>
-                    <w:ind w:left="0" w:leftChars="0" w:firstLine="0" w:firstLineChars="0"/>
-                    <w:jc w:val="center"/>
-                    <w:rPr>
-                      <w:rFonts w:hint="eastAsia"/>
-                      <w:sz w:val="21"/>
-                      <w:szCs w:val="21"/>
-                      <w:vertAlign w:val="baseline"/>
-                      <w:lang w:val="en-US" w:eastAsia="zh-CN"/>
-                    </w:rPr>
-                  </w:pPr>
-                  <w:r>
-                    <w:rPr>
-                      <w:rFonts w:hint="eastAsia"/>
-                      <w:sz w:val="21"/>
-                      <w:szCs w:val="21"/>
-                      <w:vertAlign w:val="baseline"/>
-                      <w:lang w:val="en-US" w:eastAsia="zh-CN"/>
-                    </w:rPr>
-                    <w:t>4-20mA（正常液位）</w:t>
-                  </w:r>
-                </w:p>
-                <w:p>
-                  <w:pPr>
-                    <w:pStyle w:val="6"/>
-                    <w:ind w:left="0" w:leftChars="0" w:firstLine="0" w:firstLineChars="0"/>
-                    <w:jc w:val="center"/>
-                    <w:rPr>
-                      <w:rFonts w:hint="eastAsia"/>
-                      <w:sz w:val="21"/>
-                      <w:szCs w:val="21"/>
-                      <w:vertAlign w:val="baseline"/>
-                      <w:lang w:val="en-US" w:eastAsia="zh-CN"/>
-                    </w:rPr>
-                  </w:pPr>
-                  <w:r>
-                    <w:rPr>
-                      <w:rFonts w:hint="eastAsia"/>
-                      <w:sz w:val="21"/>
-                      <w:szCs w:val="21"/>
-                      <w:vertAlign w:val="baseline"/>
-                      <w:lang w:val="en-US" w:eastAsia="zh-CN"/>
-                    </w:rPr>
-                    <w:t>21.0mA(AO高报)</w:t>
-                  </w:r>
-                </w:p>
-                <w:p>
-                  <w:pPr>
-                    <w:pStyle w:val="6"/>
-                    <w:ind w:left="0" w:leftChars="0" w:firstLine="0" w:firstLineChars="0"/>
-                    <w:jc w:val="center"/>
-                    <w:rPr>
-                      <w:rFonts w:hint="default"/>
-                      <w:sz w:val="21"/>
-                      <w:szCs w:val="21"/>
-                      <w:vertAlign w:val="baseline"/>
-                      <w:lang w:val="en-US" w:eastAsia="zh-CN"/>
-                    </w:rPr>
-                  </w:pPr>
-                  <w:r>
-                    <w:rPr>
-                      <w:rFonts w:hint="eastAsia"/>
-                      <w:sz w:val="21"/>
-                      <w:szCs w:val="21"/>
-                      <w:vertAlign w:val="baseline"/>
-                      <w:lang w:val="en-US" w:eastAsia="zh-CN"/>
-                    </w:rPr>
-                    <w:t>3.7mA（AO低报）</w:t>
+                    <w:t>定义的安全状态输出</w:t>
                   </w:r>
                 </w:p>
               </w:tc>
@@ -15173,7 +14989,7 @@
         </w:rPr>
         <w:t xml:space="preserve"> </w:t>
       </w:r>
-      <w:bookmarkStart w:id="16" w:name="_Toc32502"/>
+      <w:bookmarkStart w:id="16" w:name="_Toc14814"/>
       <w:r>
         <w:rPr>
           <w:rFonts w:hint="eastAsia"/>
@@ -15198,7 +15014,7 @@
           <w:lang w:val="en-US" w:eastAsia="zh-CN"/>
         </w:rPr>
       </w:pPr>
-      <w:bookmarkStart w:id="17" w:name="_Toc26546"/>
+      <w:bookmarkStart w:id="17" w:name="_Toc23181"/>
       <w:r>
         <w:rPr>
           <w:rFonts w:hint="eastAsia"/>
@@ -15699,7 +15515,7 @@
           <w:lang w:val="en-US" w:eastAsia="zh-CN"/>
         </w:rPr>
       </w:pPr>
-      <w:bookmarkStart w:id="18" w:name="_Toc15209"/>
+      <w:bookmarkStart w:id="18" w:name="_Toc29162"/>
       <w:r>
         <w:rPr>
           <w:rFonts w:hint="eastAsia"/>
@@ -16204,7 +16020,7 @@
           <w:color w:val="auto"/>
         </w:rPr>
       </w:pPr>
-      <w:bookmarkStart w:id="19" w:name="_Toc15348"/>
+      <w:bookmarkStart w:id="19" w:name="_Toc15813"/>
       <w:r>
         <w:rPr>
           <w:rFonts w:hint="eastAsia"/>
@@ -16651,7 +16467,7 @@
           <w:color w:val="auto"/>
         </w:rPr>
       </w:pPr>
-      <w:bookmarkStart w:id="20" w:name="_Toc5874"/>
+      <w:bookmarkStart w:id="20" w:name="_Toc27085"/>
       <w:r>
         <w:rPr>
           <w:rFonts w:hint="eastAsia"/>
@@ -17107,7 +16923,7 @@
           <w:color w:val="auto"/>
         </w:rPr>
       </w:pPr>
-      <w:bookmarkStart w:id="21" w:name="_Toc16650"/>
+      <w:bookmarkStart w:id="21" w:name="_Toc9885"/>
       <w:r>
         <w:rPr>
           <w:rFonts w:hint="eastAsia"/>
@@ -17563,7 +17379,7 @@
           <w:color w:val="auto"/>
         </w:rPr>
       </w:pPr>
-      <w:bookmarkStart w:id="22" w:name="_Toc24252"/>
+      <w:bookmarkStart w:id="22" w:name="_Toc7782"/>
       <w:r>
         <w:rPr>
           <w:rFonts w:hint="eastAsia"/>
@@ -18019,7 +17835,7 @@
           <w:color w:val="auto"/>
         </w:rPr>
       </w:pPr>
-      <w:bookmarkStart w:id="23" w:name="_Toc2598"/>
+      <w:bookmarkStart w:id="23" w:name="_Toc6543"/>
       <w:r>
         <w:rPr>
           <w:rFonts w:hint="eastAsia"/>
@@ -18472,7 +18288,7 @@
           <w:rFonts w:hint="eastAsia"/>
         </w:rPr>
       </w:pPr>
-      <w:bookmarkStart w:id="24" w:name="_Toc12574"/>
+      <w:bookmarkStart w:id="24" w:name="_Toc30969"/>
       <w:r>
         <w:rPr>
           <w:rFonts w:hint="eastAsia"/>
@@ -18970,7 +18786,7 @@
           <w:color w:val="auto"/>
         </w:rPr>
       </w:pPr>
-      <w:bookmarkStart w:id="25" w:name="_Toc23682"/>
+      <w:bookmarkStart w:id="25" w:name="_Toc16057"/>
       <w:r>
         <w:rPr>
           <w:rFonts w:hint="eastAsia"/>
@@ -19424,7 +19240,7 @@
           <w:color w:val="auto"/>
         </w:rPr>
       </w:pPr>
-      <w:bookmarkStart w:id="26" w:name="_Toc26013"/>
+      <w:bookmarkStart w:id="26" w:name="_Toc32110"/>
       <w:r>
         <w:rPr>
           <w:rFonts w:hint="eastAsia"/>
@@ -19929,7 +19745,7 @@
           <w:color w:val="auto"/>
         </w:rPr>
       </w:pPr>
-      <w:bookmarkStart w:id="27" w:name="_Toc9189"/>
+      <w:bookmarkStart w:id="27" w:name="_Toc7583"/>
       <w:r>
         <w:rPr>
           <w:rFonts w:hint="eastAsia"/>
@@ -20445,7 +20261,7 @@
           <w:lang w:val="en-US" w:eastAsia="zh-CN"/>
         </w:rPr>
       </w:pPr>
-      <w:bookmarkStart w:id="28" w:name="_Toc10740"/>
+      <w:bookmarkStart w:id="28" w:name="_Toc17293"/>
       <w:r>
         <w:rPr>
           <w:rFonts w:hint="eastAsia"/>
@@ -20940,7 +20756,7 @@
           <w:lang w:val="en-US" w:eastAsia="zh-CN"/>
         </w:rPr>
       </w:pPr>
-      <w:bookmarkStart w:id="29" w:name="_Toc11261"/>
+      <w:bookmarkStart w:id="29" w:name="_Toc11251"/>
       <w:r>
         <w:rPr>
           <w:rFonts w:hint="eastAsia"/>
@@ -21432,7 +21248,7 @@
           <w:color w:val="auto"/>
         </w:rPr>
       </w:pPr>
-      <w:bookmarkStart w:id="30" w:name="_Toc9330"/>
+      <w:bookmarkStart w:id="30" w:name="_Toc23327"/>
       <w:r>
         <w:rPr>
           <w:rFonts w:hint="eastAsia"/>
@@ -21886,7 +21702,7 @@
           <w:color w:val="auto"/>
         </w:rPr>
       </w:pPr>
-      <w:bookmarkStart w:id="31" w:name="_Toc19921"/>
+      <w:bookmarkStart w:id="31" w:name="_Toc28594"/>
       <w:r>
         <w:rPr>
           <w:rFonts w:hint="eastAsia"/>
@@ -22399,7 +22215,7 @@
           <w:color w:val="auto"/>
         </w:rPr>
       </w:pPr>
-      <w:bookmarkStart w:id="32" w:name="_Toc11820"/>
+      <w:bookmarkStart w:id="32" w:name="_Toc31263"/>
       <w:r>
         <w:rPr>
           <w:rFonts w:hint="eastAsia"/>
@@ -22912,7 +22728,7 @@
           <w:rFonts w:hint="eastAsia"/>
         </w:rPr>
       </w:pPr>
-      <w:bookmarkStart w:id="33" w:name="_Toc31140"/>
+      <w:bookmarkStart w:id="33" w:name="_Toc14106"/>
       <w:r>
         <w:rPr>
           <w:rFonts w:hint="eastAsia"/>
@@ -22938,30 +22754,13 @@
           <w:szCs w:val="24"/>
           <w:lang w:val="en-US" w:eastAsia="zh-CN"/>
         </w:rPr>
-        <w:t>DSM系列储罐在线自动计量仪的</w:t>
-      </w:r>
-      <w:r>
-        <w:rPr>
-          <w:rFonts w:hint="eastAsia"/>
-          <w:sz w:val="24"/>
-          <w:szCs w:val="24"/>
-        </w:rPr>
-        <w:t>状态定义</w:t>
-      </w:r>
-      <w:r>
-        <w:rPr>
-          <w:rFonts w:hint="eastAsia"/>
-          <w:sz w:val="24"/>
-          <w:szCs w:val="24"/>
-          <w:lang w:val="en-US" w:eastAsia="zh-CN"/>
-        </w:rPr>
-        <w:t>如下表：</w:t>
+        <w:t>DSM系列储罐在线自动计量仪的状态定义如下表。各模式的具体电流与继电器值由安全需求及输出接口设计规定，本节仅定义状态关系。</w:t>
       </w:r>
     </w:p>
     <w:tbl>
       <w:tblPr>
         <w:tblStyle w:val="24"/>
-        <w:tblW w:w="8918" w:type="dxa"/>
+        <w:tblW w:w="8920" w:type="dxa"/>
         <w:tblInd w:w="0" w:type="dxa"/>
         <w:tblBorders>
           <w:top w:val="single" w:color="auto" w:sz="4" w:space="0"/>
@@ -22981,9 +22780,9 @@
       </w:tblPr>
       <w:tblGrid>
         <w:gridCol w:w="1642"/>
-        <w:gridCol w:w="4455"/>
-        <w:gridCol w:w="2083"/>
-        <w:gridCol w:w="738"/>
+        <w:gridCol w:w="4200"/>
+        <w:gridCol w:w="1940"/>
+        <w:gridCol w:w="1138"/>
       </w:tblGrid>
       <w:tr>
         <w:tblPrEx>
@@ -23016,14 +22815,18 @@
               <w:ind w:left="0" w:leftChars="0" w:firstLine="0" w:firstLineChars="0"/>
               <w:jc w:val="center"/>
               <w:rPr>
-                <w:rFonts w:hint="default"/>
+                <w:rFonts w:hint="default" w:eastAsia="华文楷体"/>
+                <w:b w:val="0"/>
+                <w:sz w:val="21"/>
                 <w:vertAlign w:val="baseline"/>
                 <w:lang w:val="en-US" w:eastAsia="zh-CN"/>
               </w:rPr>
             </w:pPr>
             <w:r>
               <w:rPr>
-                <w:rFonts w:hint="eastAsia"/>
+                <w:rFonts w:hint="eastAsia" w:eastAsia="华文楷体"/>
+                <w:b w:val="0"/>
+                <w:sz w:val="21"/>
                 <w:vertAlign w:val="baseline"/>
                 <w:lang w:val="en-US" w:eastAsia="zh-CN"/>
               </w:rPr>
@@ -23033,7 +22836,7 @@
         </w:tc>
         <w:tc>
           <w:tcPr>
-            <w:tcW w:w="4455" w:type="dxa"/>
+            <w:tcW w:w="4200" w:type="dxa"/>
             <w:vAlign w:val="top"/>
           </w:tcPr>
           <w:p>
@@ -23042,14 +22845,18 @@
               <w:ind w:left="0" w:leftChars="0" w:firstLine="0" w:firstLineChars="0"/>
               <w:jc w:val="center"/>
               <w:rPr>
-                <w:rFonts w:hint="default"/>
+                <w:rFonts w:hint="default" w:eastAsia="华文楷体"/>
+                <w:b w:val="0"/>
+                <w:sz w:val="21"/>
                 <w:vertAlign w:val="baseline"/>
                 <w:lang w:val="en-US" w:eastAsia="zh-CN"/>
               </w:rPr>
             </w:pPr>
             <w:r>
               <w:rPr>
-                <w:rFonts w:hint="eastAsia"/>
+                <w:rFonts w:hint="eastAsia" w:eastAsia="华文楷体"/>
+                <w:b w:val="0"/>
+                <w:sz w:val="21"/>
                 <w:vertAlign w:val="baseline"/>
                 <w:lang w:val="en-US" w:eastAsia="zh-CN"/>
               </w:rPr>
@@ -23059,7 +22866,7 @@
         </w:tc>
         <w:tc>
           <w:tcPr>
-            <w:tcW w:w="2083" w:type="dxa"/>
+            <w:tcW w:w="1940" w:type="dxa"/>
             <w:vAlign w:val="top"/>
           </w:tcPr>
           <w:p>
@@ -23068,14 +22875,18 @@
               <w:ind w:left="0" w:leftChars="0" w:firstLine="0" w:firstLineChars="0"/>
               <w:jc w:val="center"/>
               <w:rPr>
-                <w:rFonts w:hint="default"/>
+                <w:rFonts w:hint="default" w:eastAsia="华文楷体"/>
+                <w:b w:val="0"/>
+                <w:sz w:val="21"/>
                 <w:vertAlign w:val="baseline"/>
                 <w:lang w:val="en-US" w:eastAsia="zh-CN"/>
               </w:rPr>
             </w:pPr>
             <w:r>
               <w:rPr>
-                <w:rFonts w:hint="eastAsia"/>
+                <w:rFonts w:hint="eastAsia" w:eastAsia="华文楷体"/>
+                <w:b w:val="0"/>
+                <w:sz w:val="21"/>
                 <w:vertAlign w:val="baseline"/>
                 <w:lang w:val="en-US" w:eastAsia="zh-CN"/>
               </w:rPr>
@@ -23085,7 +22896,7 @@
         </w:tc>
         <w:tc>
           <w:tcPr>
-            <w:tcW w:w="738" w:type="dxa"/>
+            <w:tcW w:w="1138" w:type="dxa"/>
             <w:vAlign w:val="top"/>
           </w:tcPr>
           <w:p>
@@ -23094,14 +22905,18 @@
               <w:ind w:left="0" w:leftChars="0" w:firstLine="0" w:firstLineChars="0"/>
               <w:jc w:val="center"/>
               <w:rPr>
-                <w:rFonts w:hint="default"/>
+                <w:rFonts w:hint="default" w:eastAsia="华文楷体"/>
+                <w:b w:val="0"/>
+                <w:sz w:val="21"/>
                 <w:vertAlign w:val="baseline"/>
                 <w:lang w:val="en-US" w:eastAsia="zh-CN"/>
               </w:rPr>
             </w:pPr>
             <w:r>
               <w:rPr>
-                <w:rFonts w:hint="eastAsia"/>
+                <w:rFonts w:hint="eastAsia" w:eastAsia="华文楷体"/>
+                <w:b w:val="0"/>
+                <w:sz w:val="21"/>
                 <w:vertAlign w:val="baseline"/>
                 <w:lang w:val="en-US" w:eastAsia="zh-CN"/>
               </w:rPr>
@@ -23128,7 +22943,7 @@
           </w:tblCellMar>
         </w:tblPrEx>
         <w:trPr>
-          <w:trHeight w:val="948" w:hRule="atLeast"/>
+          <w:trHeight w:val="0" w:hRule="atLeast"/>
         </w:trPr>
         <w:tc>
           <w:tcPr>
@@ -23141,24 +22956,28 @@
               <w:ind w:left="0" w:leftChars="0" w:firstLine="0" w:firstLineChars="0"/>
               <w:jc w:val="center"/>
               <w:rPr>
-                <w:rFonts w:hint="default"/>
+                <w:rFonts w:hint="default" w:eastAsia="华文楷体"/>
+                <w:b w:val="0"/>
+                <w:sz w:val="21"/>
                 <w:vertAlign w:val="baseline"/>
                 <w:lang w:val="en-US" w:eastAsia="zh-CN"/>
               </w:rPr>
             </w:pPr>
             <w:r>
               <w:rPr>
-                <w:rFonts w:hint="eastAsia"/>
+                <w:rFonts w:hint="eastAsia" w:eastAsia="华文楷体"/>
+                <w:b w:val="0"/>
+                <w:sz w:val="21"/>
                 <w:vertAlign w:val="baseline"/>
                 <w:lang w:val="en-US" w:eastAsia="zh-CN"/>
               </w:rPr>
-              <w:t>正常模式</w:t>
-            </w:r>
-          </w:p>
-        </w:tc>
-        <w:tc>
-          <w:tcPr>
-            <w:tcW w:w="4455" w:type="dxa"/>
+              <w:t>初始化模式</w:t>
+            </w:r>
+          </w:p>
+        </w:tc>
+        <w:tc>
+          <w:tcPr>
+            <w:tcW w:w="4200" w:type="dxa"/>
             <w:vAlign w:val="center"/>
           </w:tcPr>
           <w:p>
@@ -23167,122 +22986,83 @@
               <w:ind w:left="0" w:leftChars="0" w:firstLine="0" w:firstLineChars="0"/>
               <w:jc w:val="left"/>
               <w:rPr>
-                <w:rFonts w:hint="default"/>
+                <w:rFonts w:hint="default" w:eastAsia="华文楷体"/>
+                <w:b w:val="0"/>
+                <w:sz w:val="21"/>
                 <w:vertAlign w:val="baseline"/>
                 <w:lang w:val="en-US" w:eastAsia="zh-CN"/>
               </w:rPr>
             </w:pPr>
             <w:r>
               <w:rPr>
-                <w:rFonts w:hint="eastAsia"/>
+                <w:rFonts w:hint="eastAsia" w:eastAsia="华文楷体"/>
+                <w:b w:val="0"/>
+                <w:sz w:val="21"/>
                 <w:vertAlign w:val="baseline"/>
                 <w:lang w:val="en-US" w:eastAsia="zh-CN"/>
               </w:rPr>
-              <w:t>开启仪表所有安全功能，液位测量。液位开关。</w:t>
-            </w:r>
-          </w:p>
-        </w:tc>
-        <w:tc>
-          <w:tcPr>
-            <w:tcW w:w="2083" w:type="dxa"/>
-            <w:vAlign w:val="top"/>
+              <w:t>上电或软件重启后执行初始化与安全自检；安全输出先进入定义的安全态。</w:t>
+            </w:r>
+          </w:p>
+        </w:tc>
+        <w:tc>
+          <w:tcPr>
+            <w:tcW w:w="1940" w:type="dxa"/>
+            <w:vAlign w:val="center"/>
           </w:tcPr>
           <w:p>
             <w:pPr>
               <w:pStyle w:val="6"/>
               <w:ind w:left="0" w:leftChars="0" w:firstLine="0" w:firstLineChars="0"/>
-              <w:jc w:val="both"/>
-              <w:rPr>
-                <w:rFonts w:hint="eastAsia"/>
+              <w:jc w:val="center"/>
+              <w:rPr>
+                <w:rFonts w:hint="default" w:eastAsia="华文楷体"/>
+                <w:b w:val="0"/>
+                <w:sz w:val="21"/>
                 <w:vertAlign w:val="baseline"/>
                 <w:lang w:val="en-US" w:eastAsia="zh-CN"/>
               </w:rPr>
             </w:pPr>
             <w:r>
               <w:rPr>
-                <w:rFonts w:hint="eastAsia"/>
+                <w:rFonts w:hint="eastAsia" w:eastAsia="华文楷体"/>
+                <w:b w:val="0"/>
+                <w:sz w:val="21"/>
                 <w:vertAlign w:val="baseline"/>
                 <w:lang w:val="en-US" w:eastAsia="zh-CN"/>
               </w:rPr>
-              <w:t>4-20mA（正常液位）</w:t>
-            </w:r>
-          </w:p>
+              <w:t>定义的安全状态输出</w:t>
+            </w:r>
+          </w:p>
+        </w:tc>
+        <w:tc>
+          <w:tcPr>
+            <w:tcW w:w="1138" w:type="dxa"/>
+            <w:vAlign w:val="center"/>
+          </w:tcPr>
           <w:p>
             <w:pPr>
               <w:pStyle w:val="6"/>
               <w:ind w:left="0" w:leftChars="0" w:firstLine="0" w:firstLineChars="0"/>
-              <w:jc w:val="both"/>
-              <w:rPr>
-                <w:rFonts w:hint="eastAsia"/>
+              <w:jc w:val="center"/>
+              <w:rPr>
+                <w:rFonts w:hint="eastAsia" w:eastAsia="华文楷体"/>
+                <w:b w:val="0"/>
+                <w:sz w:val="21"/>
                 <w:vertAlign w:val="baseline"/>
                 <w:lang w:val="en-US" w:eastAsia="zh-CN"/>
               </w:rPr>
             </w:pPr>
             <w:r>
               <w:rPr>
-                <w:rFonts w:hint="eastAsia"/>
+                <w:rFonts w:hint="eastAsia" w:eastAsia="华文楷体"/>
+                <w:b w:val="0"/>
+                <w:sz w:val="21"/>
                 <w:vertAlign w:val="baseline"/>
                 <w:lang w:val="en-US" w:eastAsia="zh-CN"/>
               </w:rPr>
-              <w:t>21.0mA(AO高报)</w:t>
-            </w:r>
-          </w:p>
-          <w:p>
-            <w:pPr>
-              <w:pStyle w:val="6"/>
-              <w:ind w:left="0" w:leftChars="0" w:firstLine="0" w:firstLineChars="0"/>
-              <w:jc w:val="both"/>
-              <w:rPr>
-                <w:rFonts w:hint="eastAsia"/>
-                <w:vertAlign w:val="baseline"/>
-                <w:lang w:val="en-US" w:eastAsia="zh-CN"/>
-              </w:rPr>
-            </w:pPr>
-            <w:r>
-              <w:rPr>
-                <w:rFonts w:hint="eastAsia"/>
-                <w:vertAlign w:val="baseline"/>
-                <w:lang w:val="en-US" w:eastAsia="zh-CN"/>
-              </w:rPr>
-              <w:t>3.7mA（AO低报）</w:t>
-            </w:r>
-          </w:p>
-          <w:p>
-            <w:pPr>
-              <w:pStyle w:val="6"/>
-              <w:ind w:left="0" w:leftChars="0" w:firstLine="0" w:firstLineChars="0"/>
-              <w:jc w:val="both"/>
-              <w:rPr>
-                <w:rFonts w:hint="default"/>
-                <w:vertAlign w:val="baseline"/>
-                <w:lang w:val="en-US" w:eastAsia="zh-CN"/>
-              </w:rPr>
-            </w:pPr>
-            <w:r>
-              <w:rPr>
-                <w:rFonts w:hint="eastAsia"/>
-                <w:lang w:val="en-US" w:eastAsia="zh-CN"/>
-              </w:rPr>
-              <w:t>开关信号为常闭</w:t>
-            </w:r>
-          </w:p>
-        </w:tc>
-        <w:tc>
-          <w:tcPr>
-            <w:tcW w:w="738" w:type="dxa"/>
-            <w:vAlign w:val="top"/>
-          </w:tcPr>
-          <w:p>
-            <w:pPr>
-              <w:pStyle w:val="6"/>
-              <w:ind w:left="0" w:leftChars="0" w:firstLine="0" w:firstLineChars="0"/>
-              <w:jc w:val="both"/>
-              <w:rPr>
-                <w:rFonts w:hint="eastAsia"/>
-                <w:vertAlign w:val="baseline"/>
-                <w:lang w:val="en-US" w:eastAsia="zh-CN"/>
-              </w:rPr>
-            </w:pPr>
+              <w:t>启动／重启</w:t>
+            </w:r>
           </w:p>
         </w:tc>
       </w:tr>
@@ -23304,7 +23084,7 @@
           </w:tblCellMar>
         </w:tblPrEx>
         <w:trPr>
-          <w:trHeight w:val="635" w:hRule="atLeast"/>
+          <w:trHeight w:val="0" w:hRule="atLeast"/>
         </w:trPr>
         <w:tc>
           <w:tcPr>
@@ -23317,25 +23097,29 @@
               <w:ind w:left="0" w:leftChars="0" w:firstLine="0" w:firstLineChars="0"/>
               <w:jc w:val="center"/>
               <w:rPr>
-                <w:rFonts w:hint="default"/>
+                <w:rFonts w:hint="default" w:eastAsia="华文楷体"/>
+                <w:b w:val="0"/>
+                <w:sz w:val="21"/>
                 <w:vertAlign w:val="baseline"/>
                 <w:lang w:val="en-US" w:eastAsia="zh-CN"/>
               </w:rPr>
             </w:pPr>
             <w:r>
               <w:rPr>
-                <w:rFonts w:hint="eastAsia"/>
+                <w:rFonts w:hint="eastAsia" w:eastAsia="华文楷体"/>
+                <w:b w:val="0"/>
+                <w:sz w:val="21"/>
                 <w:vertAlign w:val="baseline"/>
                 <w:lang w:val="en-US" w:eastAsia="zh-CN"/>
               </w:rPr>
-              <w:t>检修模式</w:t>
-            </w:r>
-          </w:p>
-        </w:tc>
-        <w:tc>
-          <w:tcPr>
-            <w:tcW w:w="4455" w:type="dxa"/>
-            <w:vAlign w:val="top"/>
+              <w:t>配置模式</w:t>
+            </w:r>
+          </w:p>
+        </w:tc>
+        <w:tc>
+          <w:tcPr>
+            <w:tcW w:w="4200" w:type="dxa"/>
+            <w:vAlign w:val="center"/>
           </w:tcPr>
           <w:p>
             <w:pPr>
@@ -23343,82 +23127,83 @@
               <w:ind w:left="0" w:leftChars="0" w:firstLine="0" w:firstLineChars="0"/>
               <w:jc w:val="left"/>
               <w:rPr>
-                <w:rFonts w:hint="default"/>
+                <w:rFonts w:hint="default" w:eastAsia="华文楷体"/>
+                <w:b w:val="0"/>
+                <w:sz w:val="21"/>
                 <w:vertAlign w:val="baseline"/>
                 <w:lang w:val="en-US" w:eastAsia="zh-CN"/>
               </w:rPr>
             </w:pPr>
             <w:r>
               <w:rPr>
-                <w:rFonts w:hint="eastAsia"/>
+                <w:rFonts w:hint="eastAsia" w:eastAsia="华文楷体"/>
+                <w:b w:val="0"/>
+                <w:sz w:val="21"/>
                 <w:vertAlign w:val="baseline"/>
                 <w:lang w:val="en-US" w:eastAsia="zh-CN"/>
               </w:rPr>
-              <w:t>开启仪表检修功能，此时仪表处于非安全状态。</w:t>
-            </w:r>
-          </w:p>
-        </w:tc>
-        <w:tc>
-          <w:tcPr>
-            <w:tcW w:w="2083" w:type="dxa"/>
-            <w:vAlign w:val="top"/>
+              <w:t>默认待命，接收命令并配置参数；安全参数默认锁定，独立安全监督持续有效。</w:t>
+            </w:r>
+          </w:p>
+        </w:tc>
+        <w:tc>
+          <w:tcPr>
+            <w:tcW w:w="1940" w:type="dxa"/>
+            <w:vAlign w:val="center"/>
           </w:tcPr>
           <w:p>
             <w:pPr>
               <w:pStyle w:val="6"/>
               <w:ind w:left="0" w:leftChars="0" w:firstLine="0" w:firstLineChars="0"/>
-              <w:jc w:val="both"/>
-              <w:rPr>
-                <w:rFonts w:hint="eastAsia"/>
+              <w:jc w:val="center"/>
+              <w:rPr>
+                <w:rFonts w:hint="default" w:eastAsia="华文楷体"/>
+                <w:b w:val="0"/>
+                <w:sz w:val="21"/>
                 <w:vertAlign w:val="baseline"/>
                 <w:lang w:val="en-US" w:eastAsia="zh-CN"/>
               </w:rPr>
             </w:pPr>
             <w:r>
               <w:rPr>
-                <w:rFonts w:hint="eastAsia"/>
+                <w:rFonts w:hint="eastAsia" w:eastAsia="华文楷体"/>
+                <w:b w:val="0"/>
+                <w:sz w:val="21"/>
                 <w:vertAlign w:val="baseline"/>
                 <w:lang w:val="en-US" w:eastAsia="zh-CN"/>
               </w:rPr>
-              <w:t>3.5mA\24mA</w:t>
-            </w:r>
-          </w:p>
+              <w:t>配置态受控输出</w:t>
+            </w:r>
+          </w:p>
+        </w:tc>
+        <w:tc>
+          <w:tcPr>
+            <w:tcW w:w="1138" w:type="dxa"/>
+            <w:vAlign w:val="center"/>
+          </w:tcPr>
           <w:p>
             <w:pPr>
               <w:pStyle w:val="6"/>
               <w:ind w:left="0" w:leftChars="0" w:firstLine="0" w:firstLineChars="0"/>
-              <w:jc w:val="both"/>
-              <w:rPr>
-                <w:rFonts w:hint="default"/>
+              <w:jc w:val="center"/>
+              <w:rPr>
+                <w:rFonts w:hint="eastAsia" w:eastAsia="华文楷体"/>
+                <w:b w:val="0"/>
+                <w:sz w:val="21"/>
                 <w:vertAlign w:val="baseline"/>
                 <w:lang w:val="en-US" w:eastAsia="zh-CN"/>
               </w:rPr>
             </w:pPr>
             <w:r>
               <w:rPr>
-                <w:rFonts w:hint="eastAsia"/>
-                <w:lang w:val="en-US" w:eastAsia="zh-CN"/>
-              </w:rPr>
-              <w:t>开关信号为常闭</w:t>
-            </w:r>
-          </w:p>
-        </w:tc>
-        <w:tc>
-          <w:tcPr>
-            <w:tcW w:w="738" w:type="dxa"/>
-            <w:vAlign w:val="top"/>
-          </w:tcPr>
-          <w:p>
-            <w:pPr>
-              <w:pStyle w:val="6"/>
-              <w:ind w:left="0" w:leftChars="0" w:firstLine="0" w:firstLineChars="0"/>
-              <w:jc w:val="both"/>
-              <w:rPr>
-                <w:rFonts w:hint="eastAsia"/>
+                <w:rFonts w:hint="eastAsia" w:eastAsia="华文楷体"/>
+                <w:b w:val="0"/>
+                <w:sz w:val="21"/>
                 <w:vertAlign w:val="baseline"/>
                 <w:lang w:val="en-US" w:eastAsia="zh-CN"/>
               </w:rPr>
-            </w:pPr>
+              <w:t>默认待命</w:t>
+            </w:r>
           </w:p>
         </w:tc>
       </w:tr>
@@ -23440,7 +23225,7 @@
           </w:tblCellMar>
         </w:tblPrEx>
         <w:trPr>
-          <w:trHeight w:val="322" w:hRule="atLeast"/>
+          <w:trHeight w:val="0" w:hRule="atLeast"/>
         </w:trPr>
         <w:tc>
           <w:tcPr>
@@ -23453,25 +23238,29 @@
               <w:ind w:left="0" w:leftChars="0" w:firstLine="0" w:firstLineChars="0"/>
               <w:jc w:val="center"/>
               <w:rPr>
-                <w:rFonts w:hint="default"/>
+                <w:rFonts w:hint="default" w:eastAsia="华文楷体"/>
+                <w:b w:val="0"/>
+                <w:sz w:val="21"/>
                 <w:vertAlign w:val="baseline"/>
                 <w:lang w:val="en-US" w:eastAsia="zh-CN"/>
               </w:rPr>
             </w:pPr>
             <w:r>
               <w:rPr>
-                <w:rFonts w:hint="eastAsia"/>
+                <w:rFonts w:hint="eastAsia" w:eastAsia="华文楷体"/>
+                <w:b w:val="0"/>
+                <w:sz w:val="21"/>
                 <w:vertAlign w:val="baseline"/>
                 <w:lang w:val="en-US" w:eastAsia="zh-CN"/>
               </w:rPr>
-              <w:t>配置模式</w:t>
-            </w:r>
-          </w:p>
-        </w:tc>
-        <w:tc>
-          <w:tcPr>
-            <w:tcW w:w="4455" w:type="dxa"/>
-            <w:vAlign w:val="top"/>
+              <w:t>界位安全测量模式</w:t>
+            </w:r>
+          </w:p>
+        </w:tc>
+        <w:tc>
+          <w:tcPr>
+            <w:tcW w:w="4200" w:type="dxa"/>
+            <w:vAlign w:val="center"/>
           </w:tcPr>
           <w:p>
             <w:pPr>
@@ -23479,82 +23268,83 @@
               <w:ind w:left="0" w:leftChars="0" w:firstLine="0" w:firstLineChars="0"/>
               <w:jc w:val="left"/>
               <w:rPr>
-                <w:rFonts w:hint="default"/>
+                <w:rFonts w:hint="default" w:eastAsia="华文楷体"/>
+                <w:b w:val="0"/>
+                <w:sz w:val="21"/>
                 <w:vertAlign w:val="baseline"/>
                 <w:lang w:val="en-US" w:eastAsia="zh-CN"/>
               </w:rPr>
             </w:pPr>
             <w:r>
               <w:rPr>
-                <w:rFonts w:hint="eastAsia"/>
+                <w:rFonts w:hint="eastAsia" w:eastAsia="华文楷体"/>
+                <w:b w:val="0"/>
+                <w:sz w:val="21"/>
                 <w:vertAlign w:val="baseline"/>
                 <w:lang w:val="en-US" w:eastAsia="zh-CN"/>
               </w:rPr>
-              <w:t>系统参数设置，此时仪表处于安全状态。</w:t>
-            </w:r>
-          </w:p>
-        </w:tc>
-        <w:tc>
-          <w:tcPr>
-            <w:tcW w:w="2083" w:type="dxa"/>
-            <w:vAlign w:val="top"/>
+              <w:t>仅在 SIL 配置中 DM4 安全会话有效且入口检查通过时执行油水界位定位／跟随。</w:t>
+            </w:r>
+          </w:p>
+        </w:tc>
+        <w:tc>
+          <w:tcPr>
+            <w:tcW w:w="1940" w:type="dxa"/>
+            <w:vAlign w:val="center"/>
           </w:tcPr>
           <w:p>
             <w:pPr>
               <w:pStyle w:val="6"/>
               <w:ind w:left="0" w:leftChars="0" w:firstLine="0" w:firstLineChars="0"/>
-              <w:jc w:val="both"/>
-              <w:rPr>
-                <w:rFonts w:hint="eastAsia"/>
+              <w:jc w:val="center"/>
+              <w:rPr>
+                <w:rFonts w:hint="default" w:eastAsia="华文楷体"/>
+                <w:b w:val="0"/>
+                <w:sz w:val="21"/>
                 <w:vertAlign w:val="baseline"/>
                 <w:lang w:val="en-US" w:eastAsia="zh-CN"/>
               </w:rPr>
             </w:pPr>
             <w:r>
               <w:rPr>
-                <w:rFonts w:hint="eastAsia"/>
+                <w:rFonts w:hint="eastAsia" w:eastAsia="华文楷体"/>
+                <w:b w:val="0"/>
+                <w:sz w:val="21"/>
                 <w:vertAlign w:val="baseline"/>
                 <w:lang w:val="en-US" w:eastAsia="zh-CN"/>
               </w:rPr>
-              <w:t>24mA</w:t>
-            </w:r>
-          </w:p>
+              <w:t>有效界位安全输出</w:t>
+            </w:r>
+          </w:p>
+        </w:tc>
+        <w:tc>
+          <w:tcPr>
+            <w:tcW w:w="1138" w:type="dxa"/>
+            <w:vAlign w:val="center"/>
+          </w:tcPr>
           <w:p>
             <w:pPr>
               <w:pStyle w:val="6"/>
               <w:ind w:left="0" w:leftChars="0" w:firstLine="0" w:firstLineChars="0"/>
-              <w:jc w:val="both"/>
-              <w:rPr>
-                <w:rFonts w:hint="default"/>
+              <w:jc w:val="center"/>
+              <w:rPr>
+                <w:rFonts w:hint="eastAsia" w:eastAsia="华文楷体"/>
+                <w:b w:val="0"/>
+                <w:sz w:val="21"/>
                 <w:vertAlign w:val="baseline"/>
                 <w:lang w:val="en-US" w:eastAsia="zh-CN"/>
               </w:rPr>
             </w:pPr>
             <w:r>
               <w:rPr>
-                <w:rFonts w:hint="eastAsia"/>
-                <w:lang w:val="en-US" w:eastAsia="zh-CN"/>
-              </w:rPr>
-              <w:t>开关信号为常闭</w:t>
-            </w:r>
-          </w:p>
-        </w:tc>
-        <w:tc>
-          <w:tcPr>
-            <w:tcW w:w="738" w:type="dxa"/>
-            <w:vAlign w:val="top"/>
-          </w:tcPr>
-          <w:p>
-            <w:pPr>
-              <w:pStyle w:val="6"/>
-              <w:ind w:left="0" w:leftChars="0" w:firstLine="0" w:firstLineChars="0"/>
-              <w:jc w:val="both"/>
-              <w:rPr>
-                <w:rFonts w:hint="eastAsia"/>
+                <w:rFonts w:hint="eastAsia" w:eastAsia="华文楷体"/>
+                <w:b w:val="0"/>
+                <w:sz w:val="21"/>
                 <w:vertAlign w:val="baseline"/>
                 <w:lang w:val="en-US" w:eastAsia="zh-CN"/>
               </w:rPr>
-            </w:pPr>
+              <w:t>唯一安全测量</w:t>
+            </w:r>
           </w:p>
         </w:tc>
       </w:tr>
@@ -23576,7 +23366,7 @@
           </w:tblCellMar>
         </w:tblPrEx>
         <w:trPr>
-          <w:trHeight w:val="322" w:hRule="atLeast"/>
+          <w:trHeight w:val="0" w:hRule="atLeast"/>
         </w:trPr>
         <w:tc>
           <w:tcPr>
@@ -23589,25 +23379,29 @@
               <w:ind w:left="0" w:leftChars="0" w:firstLine="0" w:firstLineChars="0"/>
               <w:jc w:val="center"/>
               <w:rPr>
-                <w:rFonts w:hint="default"/>
+                <w:rFonts w:hint="default" w:eastAsia="华文楷体"/>
+                <w:b w:val="0"/>
+                <w:sz w:val="21"/>
                 <w:vertAlign w:val="baseline"/>
                 <w:lang w:val="en-US" w:eastAsia="zh-CN"/>
               </w:rPr>
             </w:pPr>
             <w:r>
               <w:rPr>
-                <w:rFonts w:hint="eastAsia"/>
+                <w:rFonts w:hint="eastAsia" w:eastAsia="华文楷体"/>
+                <w:b w:val="0"/>
+                <w:sz w:val="21"/>
                 <w:vertAlign w:val="baseline"/>
                 <w:lang w:val="en-US" w:eastAsia="zh-CN"/>
               </w:rPr>
-              <w:t>故障模式</w:t>
-            </w:r>
-          </w:p>
-        </w:tc>
-        <w:tc>
-          <w:tcPr>
-            <w:tcW w:w="4455" w:type="dxa"/>
-            <w:vAlign w:val="top"/>
+              <w:t>其他测量模式</w:t>
+            </w:r>
+          </w:p>
+        </w:tc>
+        <w:tc>
+          <w:tcPr>
+            <w:tcW w:w="4200" w:type="dxa"/>
+            <w:vAlign w:val="center"/>
           </w:tcPr>
           <w:p>
             <w:pPr>
@@ -23615,90 +23409,83 @@
               <w:ind w:left="0" w:leftChars="0" w:firstLine="0" w:firstLineChars="0"/>
               <w:jc w:val="left"/>
               <w:rPr>
-                <w:rFonts w:hint="default"/>
+                <w:rFonts w:hint="default" w:eastAsia="华文楷体"/>
+                <w:b w:val="0"/>
+                <w:sz w:val="21"/>
                 <w:vertAlign w:val="baseline"/>
                 <w:lang w:val="en-US" w:eastAsia="zh-CN"/>
               </w:rPr>
             </w:pPr>
             <w:r>
               <w:rPr>
-                <w:rFonts w:hint="eastAsia"/>
+                <w:rFonts w:hint="eastAsia" w:eastAsia="华文楷体"/>
+                <w:b w:val="0"/>
+                <w:sz w:val="21"/>
                 <w:vertAlign w:val="baseline"/>
                 <w:lang w:val="en-US" w:eastAsia="zh-CN"/>
               </w:rPr>
-              <w:t>仪表发生故障，此时仪表处于安全状态。</w:t>
-            </w:r>
-          </w:p>
-        </w:tc>
-        <w:tc>
-          <w:tcPr>
-            <w:tcW w:w="2083" w:type="dxa"/>
-            <w:vAlign w:val="top"/>
+              <w:t>执行液面、密度、温度、罐底等非安全测量；与界位安全测量互斥执行。</w:t>
+            </w:r>
+          </w:p>
+        </w:tc>
+        <w:tc>
+          <w:tcPr>
+            <w:tcW w:w="1940" w:type="dxa"/>
+            <w:vAlign w:val="center"/>
           </w:tcPr>
           <w:p>
             <w:pPr>
               <w:pStyle w:val="6"/>
               <w:ind w:left="0" w:leftChars="0" w:firstLine="0" w:firstLineChars="0"/>
-              <w:jc w:val="both"/>
-              <w:rPr>
-                <w:rFonts w:hint="eastAsia"/>
+              <w:jc w:val="center"/>
+              <w:rPr>
+                <w:rFonts w:hint="default" w:eastAsia="华文楷体"/>
+                <w:b w:val="0"/>
+                <w:sz w:val="21"/>
                 <w:vertAlign w:val="baseline"/>
                 <w:lang w:val="en-US" w:eastAsia="zh-CN"/>
               </w:rPr>
             </w:pPr>
             <w:r>
               <w:rPr>
-                <w:rFonts w:hint="eastAsia"/>
+                <w:rFonts w:hint="eastAsia" w:eastAsia="华文楷体"/>
+                <w:b w:val="0"/>
+                <w:sz w:val="21"/>
                 <w:vertAlign w:val="baseline"/>
                 <w:lang w:val="en-US" w:eastAsia="zh-CN"/>
               </w:rPr>
-              <w:t>22mA</w:t>
-            </w:r>
-          </w:p>
+              <w:t>非安全测量输出</w:t>
+            </w:r>
+          </w:p>
+        </w:tc>
+        <w:tc>
+          <w:tcPr>
+            <w:tcW w:w="1138" w:type="dxa"/>
+            <w:vAlign w:val="center"/>
+          </w:tcPr>
           <w:p>
             <w:pPr>
               <w:pStyle w:val="6"/>
               <w:ind w:left="0" w:leftChars="0" w:firstLine="0" w:firstLineChars="0"/>
-              <w:jc w:val="both"/>
-              <w:rPr>
-                <w:rFonts w:hint="default"/>
+              <w:jc w:val="center"/>
+              <w:rPr>
+                <w:rFonts w:hint="eastAsia" w:eastAsia="华文楷体"/>
+                <w:b w:val="0"/>
+                <w:sz w:val="21"/>
                 <w:vertAlign w:val="baseline"/>
                 <w:lang w:val="en-US" w:eastAsia="zh-CN"/>
               </w:rPr>
             </w:pPr>
             <w:r>
               <w:rPr>
-                <w:rFonts w:hint="eastAsia"/>
-                <w:lang w:val="en-US" w:eastAsia="zh-CN"/>
-              </w:rPr>
-              <w:t>开关信号为常</w:t>
-            </w:r>
-            <w:r>
-              <w:rPr>
-                <w:rFonts w:hint="eastAsia"/>
+                <w:rFonts w:hint="eastAsia" w:eastAsia="华文楷体"/>
+                <w:b w:val="0"/>
+                <w:sz w:val="21"/>
                 <w:vertAlign w:val="baseline"/>
                 <w:lang w:val="en-US" w:eastAsia="zh-CN"/>
               </w:rPr>
-              <w:t>开</w:t>
-            </w:r>
-          </w:p>
-        </w:tc>
-        <w:tc>
-          <w:tcPr>
-            <w:tcW w:w="738" w:type="dxa"/>
-            <w:vAlign w:val="top"/>
-          </w:tcPr>
-          <w:p>
-            <w:pPr>
-              <w:pStyle w:val="6"/>
-              <w:ind w:left="0" w:leftChars="0" w:firstLine="0" w:firstLineChars="0"/>
-              <w:jc w:val="both"/>
-              <w:rPr>
-                <w:rFonts w:hint="eastAsia"/>
-                <w:vertAlign w:val="baseline"/>
-                <w:lang w:val="en-US" w:eastAsia="zh-CN"/>
-              </w:rPr>
-            </w:pPr>
+              <w:t>普通错误返回配置</w:t>
+            </w:r>
           </w:p>
         </w:tc>
       </w:tr>
@@ -23720,7 +23507,7 @@
           </w:tblCellMar>
         </w:tblPrEx>
         <w:trPr>
-          <w:trHeight w:val="635" w:hRule="atLeast"/>
+          <w:trHeight w:val="0" w:hRule="atLeast"/>
         </w:trPr>
         <w:tc>
           <w:tcPr>
@@ -23733,108 +23520,113 @@
               <w:ind w:left="0" w:leftChars="0" w:firstLine="0" w:firstLineChars="0"/>
               <w:jc w:val="center"/>
               <w:rPr>
-                <w:rFonts w:hint="default"/>
+                <w:rFonts w:hint="default" w:eastAsia="华文楷体"/>
+                <w:b w:val="0"/>
+                <w:sz w:val="21"/>
                 <w:vertAlign w:val="baseline"/>
                 <w:lang w:val="en-US" w:eastAsia="zh-CN"/>
               </w:rPr>
             </w:pPr>
             <w:r>
               <w:rPr>
-                <w:rFonts w:hint="eastAsia"/>
+                <w:rFonts w:hint="eastAsia" w:eastAsia="华文楷体"/>
+                <w:b w:val="0"/>
+                <w:sz w:val="21"/>
                 <w:vertAlign w:val="baseline"/>
                 <w:lang w:val="en-US" w:eastAsia="zh-CN"/>
               </w:rPr>
-              <w:t>初始化模式</w:t>
-            </w:r>
-          </w:p>
-        </w:tc>
-        <w:tc>
-          <w:tcPr>
-            <w:tcW w:w="4455" w:type="dxa"/>
-            <w:vAlign w:val="top"/>
+              <w:t>安全受控维护状态</w:t>
+            </w:r>
+          </w:p>
+        </w:tc>
+        <w:tc>
+          <w:tcPr>
+            <w:tcW w:w="4200" w:type="dxa"/>
+            <w:vAlign w:val="center"/>
           </w:tcPr>
           <w:p>
             <w:pPr>
               <w:pStyle w:val="6"/>
               <w:ind w:left="0" w:leftChars="0" w:firstLine="0" w:firstLineChars="0"/>
-              <w:jc w:val="both"/>
-              <w:rPr>
-                <w:rFonts w:hint="default"/>
+              <w:jc w:val="left"/>
+              <w:rPr>
+                <w:rFonts w:hint="default" w:eastAsia="华文楷体"/>
+                <w:b w:val="0"/>
+                <w:sz w:val="21"/>
                 <w:vertAlign w:val="baseline"/>
                 <w:lang w:val="en-US" w:eastAsia="zh-CN"/>
               </w:rPr>
             </w:pPr>
             <w:r>
               <w:rPr>
-                <w:rFonts w:hint="eastAsia"/>
+                <w:rFonts w:hint="eastAsia" w:eastAsia="华文楷体"/>
+                <w:b w:val="0"/>
+                <w:sz w:val="21"/>
                 <w:vertAlign w:val="baseline"/>
                 <w:lang w:val="en-US" w:eastAsia="zh-CN"/>
               </w:rPr>
-              <w:t>仪表初始化并进行诊断，此时仪表处于安全状态。</w:t>
-            </w:r>
-          </w:p>
-        </w:tc>
-        <w:tc>
-          <w:tcPr>
-            <w:tcW w:w="2083" w:type="dxa"/>
-            <w:vAlign w:val="top"/>
+              <w:t>授权且替代保护已建立后进入；从安全故障状态转入时故障锁存和安全输出持续有效，不视为故障恢复。</w:t>
+            </w:r>
+          </w:p>
+        </w:tc>
+        <w:tc>
+          <w:tcPr>
+            <w:tcW w:w="1940" w:type="dxa"/>
+            <w:vAlign w:val="center"/>
           </w:tcPr>
           <w:p>
             <w:pPr>
               <w:pStyle w:val="6"/>
               <w:ind w:left="0" w:leftChars="0" w:firstLine="0" w:firstLineChars="0"/>
-              <w:jc w:val="both"/>
-              <w:rPr>
-                <w:rFonts w:hint="eastAsia"/>
+              <w:jc w:val="center"/>
+              <w:rPr>
+                <w:rFonts w:hint="default" w:eastAsia="华文楷体"/>
+                <w:b w:val="0"/>
+                <w:sz w:val="21"/>
                 <w:vertAlign w:val="baseline"/>
                 <w:lang w:val="en-US" w:eastAsia="zh-CN"/>
               </w:rPr>
             </w:pPr>
             <w:r>
               <w:rPr>
-                <w:rFonts w:hint="eastAsia"/>
+                <w:rFonts w:hint="eastAsia" w:eastAsia="华文楷体"/>
+                <w:b w:val="0"/>
+                <w:sz w:val="21"/>
                 <w:vertAlign w:val="baseline"/>
                 <w:lang w:val="en-US" w:eastAsia="zh-CN"/>
               </w:rPr>
-              <w:t>3.5mA</w:t>
-            </w:r>
-          </w:p>
+              <w:t>定义的受控安全输出</w:t>
+            </w:r>
+          </w:p>
+        </w:tc>
+        <w:tc>
+          <w:tcPr>
+            <w:tcW w:w="1138" w:type="dxa"/>
+            <w:vAlign w:val="center"/>
+          </w:tcPr>
           <w:p>
             <w:pPr>
               <w:pStyle w:val="6"/>
               <w:ind w:left="0" w:leftChars="0" w:firstLine="0" w:firstLineChars="0"/>
-              <w:jc w:val="both"/>
-              <w:rPr>
-                <w:rFonts w:hint="default"/>
+              <w:jc w:val="center"/>
+              <w:rPr>
+                <w:rFonts w:hint="eastAsia" w:eastAsia="华文楷体"/>
+                <w:b w:val="0"/>
+                <w:sz w:val="21"/>
                 <w:vertAlign w:val="baseline"/>
                 <w:lang w:val="en-US" w:eastAsia="zh-CN"/>
               </w:rPr>
             </w:pPr>
             <w:r>
               <w:rPr>
-                <w:rFonts w:hint="eastAsia"/>
-                <w:lang w:val="en-US" w:eastAsia="zh-CN"/>
-              </w:rPr>
-              <w:t>开关信号为常闭</w:t>
-            </w:r>
-          </w:p>
-        </w:tc>
-        <w:tc>
-          <w:tcPr>
-            <w:tcW w:w="738" w:type="dxa"/>
-            <w:vAlign w:val="top"/>
-          </w:tcPr>
-          <w:p>
-            <w:pPr>
-              <w:pStyle w:val="6"/>
-              <w:ind w:left="0" w:leftChars="0" w:firstLine="0" w:firstLineChars="0"/>
-              <w:jc w:val="both"/>
-              <w:rPr>
-                <w:rFonts w:hint="eastAsia"/>
+                <w:rFonts w:hint="eastAsia" w:eastAsia="华文楷体"/>
+                <w:b w:val="0"/>
+                <w:sz w:val="21"/>
                 <w:vertAlign w:val="baseline"/>
                 <w:lang w:val="en-US" w:eastAsia="zh-CN"/>
               </w:rPr>
-            </w:pPr>
+              <w:t>安全功能可能不可用</w:t>
+            </w:r>
           </w:p>
         </w:tc>
       </w:tr>
@@ -23856,7 +23648,7 @@
           </w:tblCellMar>
         </w:tblPrEx>
         <w:trPr>
-          <w:trHeight w:val="635" w:hRule="atLeast"/>
+          <w:trHeight w:val="0" w:hRule="atLeast"/>
         </w:trPr>
         <w:tc>
           <w:tcPr>
@@ -23869,134 +23661,58 @@
               <w:ind w:left="0" w:leftChars="0" w:firstLine="0" w:firstLineChars="0"/>
               <w:jc w:val="center"/>
               <w:rPr>
-                <w:rFonts w:hint="default"/>
+                <w:rFonts w:hint="default" w:eastAsia="华文楷体"/>
+                <w:b w:val="0"/>
+                <w:sz w:val="21"/>
                 <w:vertAlign w:val="baseline"/>
                 <w:lang w:val="en-US" w:eastAsia="zh-CN"/>
               </w:rPr>
             </w:pPr>
             <w:r>
               <w:rPr>
-                <w:rFonts w:hint="eastAsia"/>
+                <w:rFonts w:hint="eastAsia" w:eastAsia="华文楷体"/>
+                <w:b w:val="0"/>
+                <w:sz w:val="21"/>
                 <w:vertAlign w:val="baseline"/>
                 <w:lang w:val="en-US" w:eastAsia="zh-CN"/>
               </w:rPr>
-              <w:t>待机中模式</w:t>
-            </w:r>
-          </w:p>
-        </w:tc>
-        <w:tc>
-          <w:tcPr>
-            <w:tcW w:w="4455" w:type="dxa"/>
-            <w:vAlign w:val="top"/>
+              <w:t>安全故障状态</w:t>
+            </w:r>
+          </w:p>
+        </w:tc>
+        <w:tc>
+          <w:tcPr>
+            <w:tcW w:w="4200" w:type="dxa"/>
+            <w:vAlign w:val="center"/>
           </w:tcPr>
           <w:p>
             <w:pPr>
               <w:pStyle w:val="6"/>
               <w:ind w:left="0" w:leftChars="0" w:firstLine="0" w:firstLineChars="0"/>
-              <w:jc w:val="both"/>
-              <w:rPr>
-                <w:rFonts w:hint="default"/>
+              <w:jc w:val="left"/>
+              <w:rPr>
+                <w:rFonts w:hint="default" w:eastAsia="华文楷体"/>
+                <w:b w:val="0"/>
+                <w:sz w:val="21"/>
                 <w:vertAlign w:val="baseline"/>
                 <w:lang w:val="en-US" w:eastAsia="zh-CN"/>
               </w:rPr>
             </w:pPr>
             <w:r>
               <w:rPr>
-                <w:rFonts w:hint="eastAsia"/>
+                <w:rFonts w:hint="eastAsia" w:eastAsia="华文楷体"/>
+                <w:b w:val="0"/>
+                <w:sz w:val="21"/>
                 <w:vertAlign w:val="baseline"/>
                 <w:lang w:val="en-US" w:eastAsia="zh-CN"/>
               </w:rPr>
-              <w:t>设备初始化完成后，进入待机中模式等待指令进行测试</w:t>
-            </w:r>
-          </w:p>
-        </w:tc>
-        <w:tc>
-          <w:tcPr>
-            <w:tcW w:w="2083" w:type="dxa"/>
-            <w:vAlign w:val="top"/>
-          </w:tcPr>
-          <w:p>
-            <w:pPr>
-              <w:pStyle w:val="6"/>
-              <w:ind w:left="0" w:leftChars="0" w:firstLine="0" w:firstLineChars="0"/>
-              <w:jc w:val="both"/>
-              <w:rPr>
-                <w:rFonts w:hint="eastAsia"/>
-                <w:vertAlign w:val="baseline"/>
-                <w:lang w:val="en-US" w:eastAsia="zh-CN"/>
-              </w:rPr>
-            </w:pPr>
-            <w:r>
-              <w:rPr>
-                <w:rFonts w:hint="eastAsia"/>
-                <w:vertAlign w:val="baseline"/>
-                <w:lang w:val="en-US" w:eastAsia="zh-CN"/>
-              </w:rPr>
-              <w:t>23mA</w:t>
-            </w:r>
-          </w:p>
-          <w:p>
-            <w:pPr>
-              <w:pStyle w:val="6"/>
-              <w:ind w:left="0" w:leftChars="0" w:firstLine="0" w:firstLineChars="0"/>
-              <w:jc w:val="both"/>
-              <w:rPr>
-                <w:rFonts w:hint="default"/>
-                <w:vertAlign w:val="baseline"/>
-                <w:lang w:val="en-US" w:eastAsia="zh-CN"/>
-              </w:rPr>
-            </w:pPr>
-            <w:r>
-              <w:rPr>
-                <w:rFonts w:hint="eastAsia"/>
-                <w:lang w:val="en-US" w:eastAsia="zh-CN"/>
-              </w:rPr>
-              <w:t>开关信号为常闭</w:t>
-            </w:r>
-          </w:p>
-        </w:tc>
-        <w:tc>
-          <w:tcPr>
-            <w:tcW w:w="738" w:type="dxa"/>
-            <w:vAlign w:val="top"/>
-          </w:tcPr>
-          <w:p>
-            <w:pPr>
-              <w:pStyle w:val="6"/>
-              <w:ind w:left="0" w:leftChars="0" w:firstLine="0" w:firstLineChars="0"/>
-              <w:jc w:val="both"/>
-              <w:rPr>
-                <w:rFonts w:hint="eastAsia"/>
-                <w:vertAlign w:val="baseline"/>
-                <w:lang w:val="en-US" w:eastAsia="zh-CN"/>
-              </w:rPr>
-            </w:pPr>
-          </w:p>
-        </w:tc>
-      </w:tr>
-      <w:tr>
-        <w:tblPrEx>
-          <w:tblBorders>
-            <w:top w:val="single" w:color="auto" w:sz="4" w:space="0"/>
-            <w:left w:val="single" w:color="auto" w:sz="4" w:space="0"/>
-            <w:bottom w:val="single" w:color="auto" w:sz="4" w:space="0"/>
-            <w:right w:val="single" w:color="auto" w:sz="4" w:space="0"/>
-            <w:insideH w:val="single" w:color="auto" w:sz="4" w:space="0"/>
-            <w:insideV w:val="single" w:color="auto" w:sz="4" w:space="0"/>
-          </w:tblBorders>
-          <w:tblCellMar>
-            <w:top w:w="0" w:type="dxa"/>
-            <w:left w:w="108" w:type="dxa"/>
-            <w:bottom w:w="0" w:type="dxa"/>
-            <w:right w:w="108" w:type="dxa"/>
-          </w:tblCellMar>
-        </w:tblPrEx>
-        <w:trPr>
-          <w:trHeight w:val="419" w:hRule="atLeast"/>
-        </w:trPr>
-        <w:tc>
-          <w:tcPr>
-            <w:tcW w:w="1642" w:type="dxa"/>
+              <w:t>安全相关故障时停止运动、界位数据无效并执行定义的安全输出。</w:t>
+            </w:r>
+          </w:p>
+        </w:tc>
+        <w:tc>
+          <w:tcPr>
+            <w:tcW w:w="1940" w:type="dxa"/>
             <w:vAlign w:val="center"/>
           </w:tcPr>
           <w:p>
@@ -24005,108 +23721,53 @@
               <w:ind w:left="0" w:leftChars="0" w:firstLine="0" w:firstLineChars="0"/>
               <w:jc w:val="center"/>
               <w:rPr>
-                <w:rFonts w:hint="default"/>
+                <w:rFonts w:hint="default" w:eastAsia="华文楷体"/>
+                <w:b w:val="0"/>
+                <w:sz w:val="21"/>
                 <w:vertAlign w:val="baseline"/>
                 <w:lang w:val="en-US" w:eastAsia="zh-CN"/>
               </w:rPr>
             </w:pPr>
             <w:r>
               <w:rPr>
-                <w:rFonts w:hint="eastAsia"/>
+                <w:rFonts w:hint="eastAsia" w:eastAsia="华文楷体"/>
+                <w:b w:val="0"/>
+                <w:sz w:val="21"/>
                 <w:vertAlign w:val="baseline"/>
                 <w:lang w:val="en-US" w:eastAsia="zh-CN"/>
               </w:rPr>
-              <w:t>综合测量模式</w:t>
-            </w:r>
-          </w:p>
-        </w:tc>
-        <w:tc>
-          <w:tcPr>
-            <w:tcW w:w="4455" w:type="dxa"/>
-            <w:vAlign w:val="top"/>
+              <w:t>定义的安全状态输出</w:t>
+            </w:r>
+          </w:p>
+        </w:tc>
+        <w:tc>
+          <w:tcPr>
+            <w:tcW w:w="1138" w:type="dxa"/>
+            <w:vAlign w:val="center"/>
           </w:tcPr>
           <w:p>
             <w:pPr>
               <w:pStyle w:val="6"/>
               <w:ind w:left="0" w:leftChars="0" w:firstLine="0" w:firstLineChars="0"/>
-              <w:jc w:val="both"/>
-              <w:rPr>
-                <w:rFonts w:hint="default"/>
+              <w:jc w:val="center"/>
+              <w:rPr>
+                <w:rFonts w:hint="eastAsia" w:eastAsia="华文楷体"/>
+                <w:b w:val="0"/>
+                <w:sz w:val="21"/>
                 <w:vertAlign w:val="baseline"/>
                 <w:lang w:val="en-US" w:eastAsia="zh-CN"/>
               </w:rPr>
             </w:pPr>
             <w:r>
               <w:rPr>
-                <w:rFonts w:hint="eastAsia"/>
+                <w:rFonts w:hint="eastAsia" w:eastAsia="华文楷体"/>
+                <w:b w:val="0"/>
+                <w:sz w:val="21"/>
                 <w:vertAlign w:val="baseline"/>
                 <w:lang w:val="en-US" w:eastAsia="zh-CN"/>
               </w:rPr>
-              <w:t>特殊的密度、温度、水位、罐高的测量方式</w:t>
-            </w:r>
-          </w:p>
-        </w:tc>
-        <w:tc>
-          <w:tcPr>
-            <w:tcW w:w="2083" w:type="dxa"/>
-            <w:vAlign w:val="top"/>
-          </w:tcPr>
-          <w:p>
-            <w:pPr>
-              <w:pStyle w:val="6"/>
-              <w:ind w:left="0" w:leftChars="0" w:firstLine="0" w:firstLineChars="0"/>
-              <w:jc w:val="both"/>
-              <w:rPr>
-                <w:rFonts w:hint="eastAsia"/>
-                <w:vertAlign w:val="baseline"/>
-                <w:lang w:val="en-US" w:eastAsia="zh-CN"/>
-              </w:rPr>
-            </w:pPr>
-            <w:r>
-              <w:rPr>
-                <w:rFonts w:hint="eastAsia"/>
-                <w:vertAlign w:val="baseline"/>
-                <w:lang w:val="en-US" w:eastAsia="zh-CN"/>
-              </w:rPr>
-              <w:t>21.5mA</w:t>
-            </w:r>
-          </w:p>
-          <w:p>
-            <w:pPr>
-              <w:pStyle w:val="6"/>
-              <w:ind w:left="0" w:leftChars="0" w:firstLine="0" w:firstLineChars="0"/>
-              <w:jc w:val="both"/>
-              <w:rPr>
-                <w:rFonts w:hint="default"/>
-                <w:vertAlign w:val="baseline"/>
-                <w:lang w:val="en-US" w:eastAsia="zh-CN"/>
-              </w:rPr>
-            </w:pPr>
-            <w:r>
-              <w:rPr>
-                <w:rFonts w:hint="eastAsia"/>
-                <w:lang w:val="en-US" w:eastAsia="zh-CN"/>
-              </w:rPr>
-              <w:t>开关信号为常闭</w:t>
-            </w:r>
-          </w:p>
-        </w:tc>
-        <w:tc>
-          <w:tcPr>
-            <w:tcW w:w="738" w:type="dxa"/>
-            <w:vAlign w:val="top"/>
-          </w:tcPr>
-          <w:p>
-            <w:pPr>
-              <w:pStyle w:val="6"/>
-              <w:ind w:left="0" w:leftChars="0" w:firstLine="0" w:firstLineChars="0"/>
-              <w:jc w:val="both"/>
-              <w:rPr>
-                <w:rFonts w:hint="eastAsia"/>
-                <w:vertAlign w:val="baseline"/>
-                <w:lang w:val="en-US" w:eastAsia="zh-CN"/>
-              </w:rPr>
-            </w:pPr>
+              <w:t>故障响应</w:t>
+            </w:r>
           </w:p>
         </w:tc>
       </w:tr>
@@ -24125,6 +23786,8 @@
     </w:p>
     <w:p>
       <w:pPr>
+        <w:keepLines/>
+        <w:spacing w:before="120" w:after="120"/>
         <w:jc w:val="center"/>
         <w:rPr>
           <w:rFonts w:hint="eastAsia"/>
@@ -24136,7 +23799,7 @@
           <w:lang w:val="en-US" w:eastAsia="zh-CN"/>
         </w:rPr>
         <w:object>
-          <v:shape id="_x0000_i1030" o:spt="75" type="#_x0000_t75" style="height:216.9pt;width:342pt;" o:ole="t" filled="f" o:preferrelative="t" stroked="f" coordsize="21600,21600">
+          <v:shape id="_x0000_i1030" o:spt="75" alt="CG01-CPU2-STATE-TRANSITION-V1.2-R2" type="#_x0000_t75" style="height:289.3pt;width:435.6pt;" o:ole="t" filled="f" o:preferrelative="t" stroked="f" coordsize="21600,21600">
             <v:path/>
             <v:fill on="f" focussize="0,0"/>
             <v:stroke on="f"/>
@@ -24174,7 +23837,7 @@
           <w:szCs w:val="32"/>
           <w:lang w:val="en-US" w:eastAsia="zh-CN"/>
         </w:rPr>
-        <w:t>初始化模式：仪表上电后先进入初始化模式，进行自检与参数加载，如出现时钟故障、参数故障、CPU间通信故障、电机通信故障、AD通信故障、编码器通信故障，则转入故障模式。如果正常，则则转入待机中模式。</w:t>
+        <w:t>初始化模式：仪表上电或软件重启后执行初始化与安全自检，安全输出先进入定义的安全态。全部检查通过后进入配置模式；关键自检失败时进入安全故障状态。只有上电、软件重启或必须重启的严重故障才重新执行启动序列。</w:t>
       </w:r>
     </w:p>
     <w:p>
@@ -24200,7 +23863,7 @@
           <w:szCs w:val="32"/>
           <w:lang w:val="en-US" w:eastAsia="zh-CN"/>
         </w:rPr>
-        <w:t>待机中模式：设备初始化完成后，设备传感器处于零点位置，不执行测量任务，通过配置模式进行跟随液位，进入到正常模式。</w:t>
+        <w:t>配置模式：配置模式是默认待命状态，兼具命令接收和参数配置功能；安全参数默认锁定，独立安全监督持续有效。满足 DM4 安全会话和入口检查条件时进入界位安全测量；界位安全功能未被要求时可进入其他测量；授权且替代保护已建立后可进入安全受控维护状态。</w:t>
       </w:r>
     </w:p>
     <w:p>
@@ -24226,7 +23889,7 @@
           <w:szCs w:val="32"/>
           <w:lang w:val="en-US" w:eastAsia="zh-CN"/>
         </w:rPr>
-        <w:t>正常模式：电机、编码器、超声传感器同时协作，控制传感器处于液面位置，使得传感器在液位跟随中，输出响应电流。如若出现通信类故障、电机类故障、编码器类故障、超声采集异常故障，则转入故障状态。若有人工正确操作HMI界面，则进入配置模式。</w:t>
+        <w:t>界位安全测量模式：本模式是唯一安全测量模式，用于油水界位定位／跟随。SIL 配置只允许 DM4 安全协议在安全会话有效且入口检查通过后进入；DSM、LTD 及 DM4 非安全协议不得形成安全有效结果。正常结束或受控停止后返回配置模式；安全测量故障时进入安全故障状态。</w:t>
       </w:r>
     </w:p>
     <w:p>
@@ -24252,7 +23915,7 @@
           <w:szCs w:val="32"/>
           <w:lang w:val="en-US" w:eastAsia="zh-CN"/>
         </w:rPr>
-        <w:t>检修模式：设备处于故障模式时，可以通过配置进入检修模式，检修模式时输出跳动的电流值，检修完成后通过HMI操作退出检修模式，出现故障再进入故障模式，若无故障进入配置模式。</w:t>
+        <w:t>其他测量模式：液面、密度、温度、罐底等均为非安全测量。当前 CPU2 单命令同步执行，界位安全测量与其他测量共享电机、编码器和传感器资源，二者不得并行。完成或普通业务错误后返回配置模式；若故障影响共享安全资源或安全输出，则进入安全故障状态。</w:t>
       </w:r>
     </w:p>
     <w:p>
@@ -24278,7 +23941,7 @@
           <w:szCs w:val="32"/>
           <w:lang w:val="en-US" w:eastAsia="zh-CN"/>
         </w:rPr>
-        <w:t>故障模式：在初始化模式、正常模式时检测到异常则进入故障模式。</w:t>
+        <w:t>安全受控维护状态：维护活动本身不承担安全测量，维护期间界位安全功能可能不可用。只有经授权且替代保护已建立才可从配置模式或安全故障状态进入；从安全故障状态进入时，故障锁存和安全输出持续有效，不视为故障恢复。退出前必须完成配置重锁、自检和界位功能复验，通过后返回配置模式，恢复检查失败则进入安全故障状态。</w:t>
       </w:r>
     </w:p>
     <w:p>
@@ -24304,7 +23967,7 @@
           <w:szCs w:val="32"/>
           <w:lang w:val="en-US" w:eastAsia="zh-CN"/>
         </w:rPr>
-        <w:t>配置模式：对设备进行配置，可以由初始化模式、正常模式、检修模式通过配置进入该模式，该模式下若出现故障则转入故障模式，正常退出时转入到初始化模式。</w:t>
+        <w:t>安全故障状态：关键自检失败、界位安全测量故障、共享安全资源或安全输出故障、维护恢复检查失败，以及独立安全监督检测到的安全相关故障，均进入本状态。在批准 FTTI 内停止运动、使界位数据无效并执行定义的安全输出；授权、替代保护已建立且故障锁存和安全输出持续有效时，可进入安全受控维护状态，该转换不视为故障恢复。故障消除、人工复位、诊断和复验通过后返回配置模式，仅必须重启的严重故障返回上电／软件重启流程。</w:t>
       </w:r>
     </w:p>
     <w:p>
@@ -24329,7 +23992,7 @@
           <w:szCs w:val="32"/>
           <w:lang w:val="en-US" w:eastAsia="zh-CN"/>
         </w:rPr>
-        <w:t>综合测量：实现密度、温度、水位等的测量，可以通过配置的方式，从配置模式进行综合测量模式，也可以通过配置，从综合测量模式进入配置模式。</w:t>
+        <w:t>独立安全监督与运行约束：安全监督层贯穿全部状态但不是业务模式，覆盖 CPU、供电、DM4 安全通信、运动与位置、安全参数和安全输出。本图按界位安全功能按需执行建立；若批准 SRS 后续要求持续在线，其他测量必须改经维护／旁路和替代保护进入。本状态架构按 SIL2 目标设计，不等同于已满足 SIL2。</w:t>
       </w:r>
     </w:p>
     <w:p>
@@ -24370,7 +24033,7 @@
           <w:insideH w:val="single" w:color="auto" w:sz="4" w:space="0"/>
           <w:insideV w:val="single" w:color="auto" w:sz="4" w:space="0"/>
         </w:tblBorders>
-        <w:tblLayout w:type="fixed"/>
+        <w:tblLayout w:type="autofit"/>
         <w:tblCellMar>
           <w:top w:w="0" w:type="dxa"/>
           <w:left w:w="108" w:type="dxa"/>
@@ -24400,29 +24063,34 @@
             <w:right w:w="108" w:type="dxa"/>
           </w:tblCellMar>
         </w:tblPrEx>
+        <w:trPr>
+          <w:cantSplit/>
+          <w:tblHeader/>
+        </w:trPr>
         <w:tc>
           <w:tcPr>
             <w:tcW w:w="1342" w:type="dxa"/>
-            <w:vAlign w:val="center"/>
           </w:tcPr>
           <w:p>
             <w:pPr>
               <w:jc w:val="center"/>
               <w:rPr>
-                <w:rFonts w:hint="default"/>
+                <w:rFonts w:hint="eastAsia" w:eastAsia="华文楷体"/>
+                <w:b w:val="0"/>
                 <w:sz w:val="21"/>
                 <w:szCs w:val="21"/>
                 <w:vertAlign w:val="baseline"/>
-                <w:lang w:val="en-US" w:eastAsia="zh-CN"/>
-              </w:rPr>
-            </w:pPr>
-            <w:r>
-              <w:rPr>
-                <w:rFonts w:hint="eastAsia"/>
+                <w:lang w:eastAsia="zh-CN"/>
+              </w:rPr>
+            </w:pPr>
+            <w:r>
+              <w:rPr>
+                <w:rFonts w:hint="eastAsia" w:eastAsia="华文楷体"/>
+                <w:b w:val="0"/>
                 <w:sz w:val="21"/>
                 <w:szCs w:val="21"/>
                 <w:vertAlign w:val="baseline"/>
-                <w:lang w:val="en-US" w:eastAsia="zh-CN"/>
+                <w:lang w:eastAsia="zh-CN"/>
               </w:rPr>
               <w:t>名称</w:t>
             </w:r>
@@ -24431,26 +24099,27 @@
         <w:tc>
           <w:tcPr>
             <w:tcW w:w="1148" w:type="dxa"/>
-            <w:vAlign w:val="center"/>
           </w:tcPr>
           <w:p>
             <w:pPr>
               <w:jc w:val="center"/>
               <w:rPr>
-                <w:rFonts w:hint="default"/>
+                <w:rFonts w:hint="eastAsia" w:eastAsia="华文楷体"/>
+                <w:b w:val="0"/>
                 <w:sz w:val="21"/>
                 <w:szCs w:val="21"/>
                 <w:vertAlign w:val="baseline"/>
-                <w:lang w:val="en-US" w:eastAsia="zh-CN"/>
-              </w:rPr>
-            </w:pPr>
-            <w:r>
-              <w:rPr>
-                <w:rFonts w:hint="eastAsia"/>
+                <w:lang w:eastAsia="zh-CN"/>
+              </w:rPr>
+            </w:pPr>
+            <w:r>
+              <w:rPr>
+                <w:rFonts w:hint="eastAsia" w:eastAsia="华文楷体"/>
+                <w:b w:val="0"/>
                 <w:sz w:val="21"/>
                 <w:szCs w:val="21"/>
                 <w:vertAlign w:val="baseline"/>
-                <w:lang w:val="en-US" w:eastAsia="zh-CN"/>
+                <w:lang w:eastAsia="zh-CN"/>
               </w:rPr>
               <w:t>属性</w:t>
             </w:r>
@@ -24459,132 +24128,29 @@
         <w:tc>
           <w:tcPr>
             <w:tcW w:w="5674" w:type="dxa"/>
-            <w:vAlign w:val="center"/>
           </w:tcPr>
           <w:p>
             <w:pPr>
               <w:jc w:val="center"/>
               <w:rPr>
-                <w:rFonts w:hint="default"/>
+                <w:rFonts w:hint="eastAsia" w:eastAsia="华文楷体"/>
+                <w:b w:val="0"/>
                 <w:sz w:val="21"/>
                 <w:szCs w:val="21"/>
                 <w:vertAlign w:val="baseline"/>
-                <w:lang w:val="en-US" w:eastAsia="zh-CN"/>
-              </w:rPr>
-            </w:pPr>
-            <w:r>
-              <w:rPr>
-                <w:rFonts w:hint="eastAsia"/>
+                <w:lang w:eastAsia="zh-CN"/>
+              </w:rPr>
+            </w:pPr>
+            <w:r>
+              <w:rPr>
+                <w:rFonts w:hint="eastAsia" w:eastAsia="华文楷体"/>
+                <w:b w:val="0"/>
                 <w:sz w:val="21"/>
                 <w:szCs w:val="21"/>
                 <w:vertAlign w:val="baseline"/>
-                <w:lang w:val="en-US" w:eastAsia="zh-CN"/>
+                <w:lang w:eastAsia="zh-CN"/>
               </w:rPr>
               <w:t>介绍</w:t>
-            </w:r>
-          </w:p>
-        </w:tc>
-      </w:tr>
-      <w:tr>
-        <w:tblPrEx>
-          <w:tblBorders>
-            <w:top w:val="single" w:color="auto" w:sz="4" w:space="0"/>
-            <w:left w:val="single" w:color="auto" w:sz="4" w:space="0"/>
-            <w:bottom w:val="single" w:color="auto" w:sz="4" w:space="0"/>
-            <w:right w:val="single" w:color="auto" w:sz="4" w:space="0"/>
-            <w:insideH w:val="single" w:color="auto" w:sz="4" w:space="0"/>
-            <w:insideV w:val="single" w:color="auto" w:sz="4" w:space="0"/>
-          </w:tblBorders>
-          <w:tblCellMar>
-            <w:top w:w="0" w:type="dxa"/>
-            <w:left w:w="108" w:type="dxa"/>
-            <w:bottom w:w="0" w:type="dxa"/>
-            <w:right w:w="108" w:type="dxa"/>
-          </w:tblCellMar>
-        </w:tblPrEx>
-        <w:tc>
-          <w:tcPr>
-            <w:tcW w:w="1342" w:type="dxa"/>
-            <w:vMerge w:val="restart"/>
-            <w:vAlign w:val="center"/>
-          </w:tcPr>
-          <w:p>
-            <w:pPr>
-              <w:jc w:val="center"/>
-              <w:rPr>
-                <w:rFonts w:hint="default" w:eastAsia="华文楷体"/>
-                <w:sz w:val="21"/>
-                <w:szCs w:val="21"/>
-                <w:vertAlign w:val="baseline"/>
-                <w:lang w:val="en-US" w:eastAsia="zh-CN"/>
-              </w:rPr>
-            </w:pPr>
-            <w:r>
-              <w:rPr>
-                <w:rFonts w:hint="eastAsia"/>
-                <w:sz w:val="21"/>
-                <w:szCs w:val="21"/>
-                <w:vertAlign w:val="baseline"/>
-                <w:lang w:val="en-US" w:eastAsia="zh-CN"/>
-              </w:rPr>
-              <w:t>初始化模式</w:t>
-            </w:r>
-          </w:p>
-        </w:tc>
-        <w:tc>
-          <w:tcPr>
-            <w:tcW w:w="1148" w:type="dxa"/>
-            <w:vMerge w:val="restart"/>
-            <w:vAlign w:val="center"/>
-          </w:tcPr>
-          <w:p>
-            <w:pPr>
-              <w:jc w:val="center"/>
-              <w:rPr>
-                <w:rFonts w:hint="default"/>
-                <w:sz w:val="21"/>
-                <w:szCs w:val="21"/>
-                <w:vertAlign w:val="baseline"/>
-                <w:lang w:val="en-US" w:eastAsia="zh-CN"/>
-              </w:rPr>
-            </w:pPr>
-            <w:r>
-              <w:rPr>
-                <w:rFonts w:hint="eastAsia"/>
-                <w:sz w:val="21"/>
-                <w:szCs w:val="21"/>
-                <w:vertAlign w:val="baseline"/>
-                <w:lang w:val="en-US" w:eastAsia="zh-CN"/>
-              </w:rPr>
-              <w:t>进入条件</w:t>
-            </w:r>
-          </w:p>
-        </w:tc>
-        <w:tc>
-          <w:tcPr>
-            <w:tcW w:w="5674" w:type="dxa"/>
-            <w:vAlign w:val="center"/>
-          </w:tcPr>
-          <w:p>
-            <w:pPr>
-              <w:jc w:val="both"/>
-              <w:rPr>
-                <w:rFonts w:hint="default"/>
-                <w:sz w:val="21"/>
-                <w:szCs w:val="21"/>
-                <w:vertAlign w:val="baseline"/>
-                <w:lang w:val="en-US" w:eastAsia="zh-CN"/>
-              </w:rPr>
-            </w:pPr>
-            <w:r>
-              <w:rPr>
-                <w:rFonts w:hint="eastAsia"/>
-                <w:sz w:val="21"/>
-                <w:szCs w:val="21"/>
-                <w:vertAlign w:val="baseline"/>
-                <w:lang w:val="en-US" w:eastAsia="zh-CN"/>
-              </w:rPr>
-              <w:t>设备上电后，进入初始化模式，接口初始化，通信尝试，寻找液位。</w:t>
             </w:r>
           </w:p>
         </w:tc>
@@ -24607,43 +24173,68 @@
           </w:tblCellMar>
         </w:tblPrEx>
         <w:trPr>
-          <w:trHeight w:val="312" w:hRule="atLeast"/>
+          <w:cantSplit/>
         </w:trPr>
         <w:tc>
           <w:tcPr>
             <w:tcW w:w="1342" w:type="dxa"/>
-            <w:vMerge w:val="continue"/>
+            <w:vMerge w:val="restart"/>
             <w:vAlign w:val="center"/>
           </w:tcPr>
           <w:p>
             <w:pPr>
               <w:jc w:val="center"/>
               <w:rPr>
-                <w:rFonts w:hint="eastAsia"/>
+                <w:rFonts w:hint="eastAsia" w:eastAsia="华文楷体"/>
+                <w:b w:val="0"/>
                 <w:sz w:val="21"/>
                 <w:szCs w:val="21"/>
                 <w:vertAlign w:val="baseline"/>
-              </w:rPr>
-            </w:pPr>
+                <w:lang w:eastAsia="zh-CN"/>
+              </w:rPr>
+            </w:pPr>
+            <w:r>
+              <w:rPr>
+                <w:rFonts w:hint="eastAsia"/>
+                <w:b w:val="0"/>
+                <w:sz w:val="21"/>
+                <w:szCs w:val="21"/>
+                <w:vertAlign w:val="baseline"/>
+                <w:lang w:eastAsia="zh-CN"/>
+              </w:rPr>
+              <w:t>初始化模式</w:t>
+            </w:r>
           </w:p>
         </w:tc>
         <w:tc>
           <w:tcPr>
             <w:tcW w:w="1148" w:type="dxa"/>
-            <w:vMerge w:val="continue"/>
             <w:vAlign w:val="center"/>
           </w:tcPr>
           <w:p>
             <w:pPr>
+              <w:keepNext/>
               <w:jc w:val="center"/>
               <w:rPr>
-                <w:rFonts w:hint="eastAsia"/>
+                <w:rFonts w:hint="eastAsia" w:eastAsia="华文楷体"/>
+                <w:b w:val="0"/>
                 <w:sz w:val="21"/>
                 <w:szCs w:val="21"/>
                 <w:vertAlign w:val="baseline"/>
-                <w:lang w:val="en-US" w:eastAsia="zh-CN"/>
-              </w:rPr>
-            </w:pPr>
+                <w:lang w:eastAsia="zh-CN"/>
+              </w:rPr>
+            </w:pPr>
+            <w:r>
+              <w:rPr>
+                <w:rFonts w:hint="eastAsia"/>
+                <w:b w:val="0"/>
+                <w:sz w:val="21"/>
+                <w:szCs w:val="21"/>
+                <w:vertAlign w:val="baseline"/>
+                <w:lang w:eastAsia="zh-CN"/>
+              </w:rPr>
+              <w:t>进入条件</w:t>
+            </w:r>
           </w:p>
         </w:tc>
         <w:tc>
@@ -24653,24 +24244,27 @@
           </w:tcPr>
           <w:p>
             <w:pPr>
+              <w:keepNext/>
               <w:jc w:val="both"/>
               <w:rPr>
-                <w:rFonts w:hint="default"/>
+                <w:rFonts w:hint="eastAsia" w:eastAsia="华文楷体"/>
+                <w:b w:val="0"/>
                 <w:sz w:val="21"/>
                 <w:szCs w:val="21"/>
                 <w:vertAlign w:val="baseline"/>
-                <w:lang w:val="en-US" w:eastAsia="zh-CN"/>
-              </w:rPr>
-            </w:pPr>
-            <w:r>
-              <w:rPr>
-                <w:rFonts w:hint="eastAsia"/>
+                <w:lang w:eastAsia="zh-CN"/>
+              </w:rPr>
+            </w:pPr>
+            <w:r>
+              <w:rPr>
+                <w:rFonts w:hint="eastAsia"/>
+                <w:b w:val="0"/>
                 <w:sz w:val="21"/>
                 <w:szCs w:val="21"/>
                 <w:vertAlign w:val="baseline"/>
-                <w:lang w:val="en-US" w:eastAsia="zh-CN"/>
-              </w:rPr>
-              <w:t>配置模式下通过按键操作退出配置模式，进入初始化模式。</w:t>
+                <w:lang w:eastAsia="zh-CN"/>
+              </w:rPr>
+              <w:t>设备上电、软件重启，或安全故障状态判定为必须重启时进入。</w:t>
             </w:r>
           </w:p>
         </w:tc>
@@ -24693,50 +24287,51 @@
           </w:tblCellMar>
         </w:tblPrEx>
         <w:trPr>
-          <w:trHeight w:val="312" w:hRule="atLeast"/>
+          <w:cantSplit/>
         </w:trPr>
         <w:tc>
           <w:tcPr>
             <w:tcW w:w="1342" w:type="dxa"/>
             <w:vMerge w:val="continue"/>
+          </w:tcPr>
+          <w:p>
+            <w:pPr>
+              <w:rPr>
+                <w:rFonts w:hint="eastAsia" w:eastAsia="华文楷体"/>
+                <w:b w:val="0"/>
+                <w:sz w:val="21"/>
+                <w:szCs w:val="21"/>
+                <w:vertAlign w:val="baseline"/>
+              </w:rPr>
+            </w:pPr>
+          </w:p>
+        </w:tc>
+        <w:tc>
+          <w:tcPr>
+            <w:tcW w:w="1148" w:type="dxa"/>
             <w:vAlign w:val="center"/>
           </w:tcPr>
           <w:p>
             <w:pPr>
+              <w:keepNext/>
               <w:jc w:val="center"/>
               <w:rPr>
-                <w:rFonts w:hint="eastAsia"/>
+                <w:rFonts w:hint="eastAsia" w:eastAsia="华文楷体"/>
+                <w:b w:val="0"/>
                 <w:sz w:val="21"/>
                 <w:szCs w:val="21"/>
                 <w:vertAlign w:val="baseline"/>
-              </w:rPr>
-            </w:pPr>
-          </w:p>
-        </w:tc>
-        <w:tc>
-          <w:tcPr>
-            <w:tcW w:w="1148" w:type="dxa"/>
-            <w:vMerge w:val="restart"/>
-            <w:vAlign w:val="center"/>
-          </w:tcPr>
-          <w:p>
-            <w:pPr>
-              <w:jc w:val="center"/>
-              <w:rPr>
-                <w:rFonts w:hint="default" w:eastAsia="华文楷体"/>
+                <w:lang w:eastAsia="zh-CN"/>
+              </w:rPr>
+            </w:pPr>
+            <w:r>
+              <w:rPr>
+                <w:rFonts w:hint="eastAsia"/>
+                <w:b w:val="0"/>
                 <w:sz w:val="21"/>
                 <w:szCs w:val="21"/>
                 <w:vertAlign w:val="baseline"/>
-                <w:lang w:val="en-US" w:eastAsia="zh-CN"/>
-              </w:rPr>
-            </w:pPr>
-            <w:r>
-              <w:rPr>
-                <w:rFonts w:hint="eastAsia"/>
-                <w:sz w:val="21"/>
-                <w:szCs w:val="21"/>
-                <w:vertAlign w:val="baseline"/>
-                <w:lang w:val="en-US" w:eastAsia="zh-CN"/>
+                <w:lang w:eastAsia="zh-CN"/>
               </w:rPr>
               <w:t>退出条件</w:t>
             </w:r>
@@ -24749,24 +24344,27 @@
           </w:tcPr>
           <w:p>
             <w:pPr>
+              <w:keepNext/>
               <w:jc w:val="both"/>
               <w:rPr>
-                <w:rFonts w:hint="default"/>
+                <w:rFonts w:hint="eastAsia" w:eastAsia="华文楷体"/>
+                <w:b w:val="0"/>
                 <w:sz w:val="21"/>
                 <w:szCs w:val="21"/>
                 <w:vertAlign w:val="baseline"/>
-                <w:lang w:val="en-US" w:eastAsia="zh-CN"/>
-              </w:rPr>
-            </w:pPr>
-            <w:r>
-              <w:rPr>
-                <w:rFonts w:hint="eastAsia"/>
+                <w:lang w:eastAsia="zh-CN"/>
+              </w:rPr>
+            </w:pPr>
+            <w:r>
+              <w:rPr>
+                <w:rFonts w:hint="eastAsia"/>
+                <w:b w:val="0"/>
                 <w:sz w:val="21"/>
                 <w:szCs w:val="21"/>
                 <w:vertAlign w:val="baseline"/>
-                <w:lang w:val="en-US" w:eastAsia="zh-CN"/>
-              </w:rPr>
-              <w:t>初始化完成后，若无故障，则退出初始化模式，进入正常模式。</w:t>
+                <w:lang w:eastAsia="zh-CN"/>
+              </w:rPr>
+              <w:t>全部初始化和安全自检通过后进入配置模式；关键自检失败时进入安全故障状态。</w:t>
             </w:r>
           </w:p>
         </w:tc>
@@ -24789,43 +24387,54 @@
           </w:tblCellMar>
         </w:tblPrEx>
         <w:trPr>
-          <w:trHeight w:val="312" w:hRule="atLeast"/>
+          <w:cantSplit/>
         </w:trPr>
         <w:tc>
           <w:tcPr>
             <w:tcW w:w="1342" w:type="dxa"/>
             <w:vMerge w:val="continue"/>
+          </w:tcPr>
+          <w:p>
+            <w:pPr>
+              <w:rPr>
+                <w:rFonts w:hint="eastAsia" w:eastAsia="华文楷体"/>
+                <w:b w:val="0"/>
+                <w:sz w:val="21"/>
+                <w:szCs w:val="21"/>
+                <w:vertAlign w:val="baseline"/>
+              </w:rPr>
+            </w:pPr>
+          </w:p>
+        </w:tc>
+        <w:tc>
+          <w:tcPr>
+            <w:tcW w:w="1148" w:type="dxa"/>
             <w:vAlign w:val="center"/>
           </w:tcPr>
           <w:p>
             <w:pPr>
+              <w:keepNext w:val="0"/>
               <w:jc w:val="center"/>
               <w:rPr>
-                <w:rFonts w:hint="eastAsia"/>
+                <w:rFonts w:hint="eastAsia" w:eastAsia="华文楷体"/>
+                <w:b w:val="0"/>
                 <w:sz w:val="21"/>
                 <w:szCs w:val="21"/>
                 <w:vertAlign w:val="baseline"/>
-              </w:rPr>
-            </w:pPr>
-          </w:p>
-        </w:tc>
-        <w:tc>
-          <w:tcPr>
-            <w:tcW w:w="1148" w:type="dxa"/>
-            <w:vMerge w:val="continue"/>
-            <w:vAlign w:val="center"/>
-          </w:tcPr>
-          <w:p>
-            <w:pPr>
-              <w:jc w:val="center"/>
-              <w:rPr>
-                <w:rFonts w:hint="default" w:eastAsia="华文楷体"/>
+                <w:lang w:eastAsia="zh-CN"/>
+              </w:rPr>
+            </w:pPr>
+            <w:r>
+              <w:rPr>
+                <w:rFonts w:hint="eastAsia"/>
+                <w:b w:val="0"/>
                 <w:sz w:val="21"/>
                 <w:szCs w:val="21"/>
                 <w:vertAlign w:val="baseline"/>
-                <w:lang w:val="en-US" w:eastAsia="zh-CN"/>
-              </w:rPr>
-            </w:pPr>
+                <w:lang w:eastAsia="zh-CN"/>
+              </w:rPr>
+              <w:t>描述</w:t>
+            </w:r>
           </w:p>
         </w:tc>
         <w:tc>
@@ -24835,683 +24444,27 @@
           </w:tcPr>
           <w:p>
             <w:pPr>
+              <w:keepNext w:val="0"/>
               <w:jc w:val="both"/>
               <w:rPr>
-                <w:rFonts w:hint="eastAsia"/>
-                <w:sz w:val="21"/>
-                <w:szCs w:val="21"/>
-                <w:vertAlign w:val="baseline"/>
-                <w:lang w:val="en-US" w:eastAsia="zh-CN"/>
-              </w:rPr>
-            </w:pPr>
-            <w:r>
-              <w:rPr>
-                <w:rFonts w:hint="eastAsia"/>
-                <w:sz w:val="21"/>
-                <w:szCs w:val="21"/>
-                <w:vertAlign w:val="baseline"/>
-                <w:lang w:val="en-US" w:eastAsia="zh-CN"/>
-              </w:rPr>
-              <w:t>初始化过程中，检测到出现异常问题，则退出初始化模式，进入故障模式。</w:t>
-            </w:r>
-          </w:p>
-        </w:tc>
-      </w:tr>
-      <w:tr>
-        <w:tblPrEx>
-          <w:tblBorders>
-            <w:top w:val="single" w:color="auto" w:sz="4" w:space="0"/>
-            <w:left w:val="single" w:color="auto" w:sz="4" w:space="0"/>
-            <w:bottom w:val="single" w:color="auto" w:sz="4" w:space="0"/>
-            <w:right w:val="single" w:color="auto" w:sz="4" w:space="0"/>
-            <w:insideH w:val="single" w:color="auto" w:sz="4" w:space="0"/>
-            <w:insideV w:val="single" w:color="auto" w:sz="4" w:space="0"/>
-          </w:tblBorders>
-          <w:tblCellMar>
-            <w:top w:w="0" w:type="dxa"/>
-            <w:left w:w="108" w:type="dxa"/>
-            <w:bottom w:w="0" w:type="dxa"/>
-            <w:right w:w="108" w:type="dxa"/>
-          </w:tblCellMar>
-        </w:tblPrEx>
-        <w:tc>
-          <w:tcPr>
-            <w:tcW w:w="1342" w:type="dxa"/>
-            <w:vMerge w:val="continue"/>
-            <w:vAlign w:val="center"/>
-          </w:tcPr>
-          <w:p>
-            <w:pPr>
-              <w:jc w:val="center"/>
-              <w:rPr>
-                <w:rFonts w:hint="eastAsia"/>
-                <w:sz w:val="21"/>
-                <w:szCs w:val="21"/>
-                <w:vertAlign w:val="baseline"/>
-              </w:rPr>
-            </w:pPr>
-          </w:p>
-        </w:tc>
-        <w:tc>
-          <w:tcPr>
-            <w:tcW w:w="1148" w:type="dxa"/>
-            <w:vAlign w:val="center"/>
-          </w:tcPr>
-          <w:p>
-            <w:pPr>
-              <w:jc w:val="center"/>
-              <w:rPr>
                 <w:rFonts w:hint="eastAsia" w:eastAsia="华文楷体"/>
-                <w:sz w:val="21"/>
-                <w:szCs w:val="21"/>
-                <w:vertAlign w:val="baseline"/>
-                <w:lang w:val="en-US" w:eastAsia="zh-CN"/>
-              </w:rPr>
-            </w:pPr>
-            <w:r>
-              <w:rPr>
-                <w:rFonts w:hint="eastAsia"/>
-                <w:sz w:val="21"/>
-                <w:szCs w:val="21"/>
-                <w:vertAlign w:val="baseline"/>
-                <w:lang w:val="en-US" w:eastAsia="zh-CN"/>
-              </w:rPr>
-              <w:t>描述</w:t>
-            </w:r>
-          </w:p>
-        </w:tc>
-        <w:tc>
-          <w:tcPr>
-            <w:tcW w:w="5674" w:type="dxa"/>
-            <w:vAlign w:val="center"/>
-          </w:tcPr>
-          <w:p>
-            <w:pPr>
-              <w:pStyle w:val="6"/>
-              <w:ind w:left="0" w:leftChars="0" w:firstLine="0" w:firstLineChars="0"/>
-              <w:jc w:val="both"/>
-              <w:rPr>
-                <w:rFonts w:hint="eastAsia"/>
-                <w:sz w:val="21"/>
-                <w:szCs w:val="21"/>
-                <w:vertAlign w:val="baseline"/>
-              </w:rPr>
-            </w:pPr>
-            <w:r>
-              <w:rPr>
-                <w:rFonts w:hint="eastAsia"/>
-                <w:sz w:val="21"/>
-                <w:szCs w:val="21"/>
-                <w:vertAlign w:val="baseline"/>
-              </w:rPr>
-              <w:t>初始化</w:t>
-            </w:r>
-            <w:r>
-              <w:rPr>
-                <w:rFonts w:hint="eastAsia"/>
-                <w:sz w:val="21"/>
-                <w:szCs w:val="21"/>
-                <w:vertAlign w:val="baseline"/>
-                <w:lang w:val="en-US" w:eastAsia="zh-CN"/>
-              </w:rPr>
-              <w:t>状态为安全状态，该状态下</w:t>
-            </w:r>
-            <w:r>
-              <w:rPr>
-                <w:rFonts w:hint="eastAsia"/>
-                <w:sz w:val="21"/>
-                <w:szCs w:val="21"/>
-                <w:vertAlign w:val="baseline"/>
-              </w:rPr>
-              <w:t>进行</w:t>
-            </w:r>
-            <w:r>
-              <w:rPr>
-                <w:rFonts w:hint="eastAsia"/>
-                <w:sz w:val="21"/>
-                <w:szCs w:val="21"/>
-                <w:vertAlign w:val="baseline"/>
-                <w:lang w:val="en-US" w:eastAsia="zh-CN"/>
-              </w:rPr>
-              <w:t>处理器初始化</w:t>
-            </w:r>
-            <w:r>
-              <w:rPr>
-                <w:rFonts w:hint="eastAsia"/>
+                <w:b w:val="0"/>
                 <w:sz w:val="21"/>
                 <w:szCs w:val="21"/>
                 <w:vertAlign w:val="baseline"/>
                 <w:lang w:eastAsia="zh-CN"/>
               </w:rPr>
-              <w:t>、</w:t>
-            </w:r>
-            <w:r>
-              <w:rPr>
-                <w:rFonts w:hint="eastAsia"/>
+            </w:pPr>
+            <w:r>
+              <w:rPr>
+                <w:rFonts w:hint="eastAsia"/>
+                <w:b w:val="0"/>
                 <w:sz w:val="21"/>
                 <w:szCs w:val="21"/>
                 <w:vertAlign w:val="baseline"/>
-                <w:lang w:val="en-US" w:eastAsia="zh-CN"/>
-              </w:rPr>
-              <w:t>接口配置与</w:t>
-            </w:r>
-            <w:r>
-              <w:rPr>
-                <w:rFonts w:hint="eastAsia"/>
-                <w:sz w:val="21"/>
-                <w:szCs w:val="21"/>
-                <w:vertAlign w:val="baseline"/>
-              </w:rPr>
-              <w:t>诊断，</w:t>
-            </w:r>
-            <w:r>
-              <w:rPr>
-                <w:rFonts w:hint="eastAsia"/>
-                <w:sz w:val="21"/>
-                <w:szCs w:val="21"/>
-                <w:vertAlign w:val="baseline"/>
-                <w:lang w:val="en-US" w:eastAsia="zh-CN"/>
-              </w:rPr>
-              <w:t>并寻找液位</w:t>
-            </w:r>
-            <w:r>
-              <w:rPr>
-                <w:rFonts w:hint="eastAsia"/>
-                <w:sz w:val="21"/>
-                <w:szCs w:val="21"/>
-                <w:vertAlign w:val="baseline"/>
-              </w:rPr>
-              <w:t>。</w:t>
-            </w:r>
-          </w:p>
-        </w:tc>
-      </w:tr>
-      <w:tr>
-        <w:tblPrEx>
-          <w:tblBorders>
-            <w:top w:val="single" w:color="auto" w:sz="4" w:space="0"/>
-            <w:left w:val="single" w:color="auto" w:sz="4" w:space="0"/>
-            <w:bottom w:val="single" w:color="auto" w:sz="4" w:space="0"/>
-            <w:right w:val="single" w:color="auto" w:sz="4" w:space="0"/>
-            <w:insideH w:val="single" w:color="auto" w:sz="4" w:space="0"/>
-            <w:insideV w:val="single" w:color="auto" w:sz="4" w:space="0"/>
-          </w:tblBorders>
-          <w:tblCellMar>
-            <w:top w:w="0" w:type="dxa"/>
-            <w:left w:w="108" w:type="dxa"/>
-            <w:bottom w:w="0" w:type="dxa"/>
-            <w:right w:w="108" w:type="dxa"/>
-          </w:tblCellMar>
-        </w:tblPrEx>
-        <w:tc>
-          <w:tcPr>
-            <w:tcW w:w="1342" w:type="dxa"/>
-            <w:vMerge w:val="restart"/>
-            <w:vAlign w:val="center"/>
-          </w:tcPr>
-          <w:p>
-            <w:pPr>
-              <w:jc w:val="center"/>
-              <w:rPr>
-                <w:rFonts w:hint="eastAsia" w:eastAsia="华文楷体"/>
-                <w:sz w:val="21"/>
-                <w:szCs w:val="21"/>
-                <w:vertAlign w:val="baseline"/>
-                <w:lang w:val="en-US" w:eastAsia="zh-CN"/>
-              </w:rPr>
-            </w:pPr>
-            <w:r>
-              <w:rPr>
-                <w:rFonts w:hint="eastAsia"/>
-                <w:sz w:val="21"/>
-                <w:szCs w:val="21"/>
-                <w:vertAlign w:val="baseline"/>
-                <w:lang w:val="en-US" w:eastAsia="zh-CN"/>
-              </w:rPr>
-              <w:t>待机中</w:t>
-            </w:r>
-          </w:p>
-        </w:tc>
-        <w:tc>
-          <w:tcPr>
-            <w:tcW w:w="1148" w:type="dxa"/>
-            <w:vAlign w:val="center"/>
-          </w:tcPr>
-          <w:p>
-            <w:pPr>
-              <w:jc w:val="center"/>
-              <w:rPr>
-                <w:rFonts w:hint="default"/>
-                <w:sz w:val="21"/>
-                <w:szCs w:val="21"/>
-                <w:vertAlign w:val="baseline"/>
-                <w:lang w:val="en-US" w:eastAsia="zh-CN"/>
-              </w:rPr>
-            </w:pPr>
-            <w:r>
-              <w:rPr>
-                <w:rFonts w:hint="eastAsia"/>
-                <w:sz w:val="21"/>
-                <w:szCs w:val="21"/>
-                <w:vertAlign w:val="baseline"/>
-                <w:lang w:val="en-US" w:eastAsia="zh-CN"/>
-              </w:rPr>
-              <w:t>进入条件</w:t>
-            </w:r>
-          </w:p>
-        </w:tc>
-        <w:tc>
-          <w:tcPr>
-            <w:tcW w:w="5674" w:type="dxa"/>
-            <w:vAlign w:val="center"/>
-          </w:tcPr>
-          <w:p>
-            <w:pPr>
-              <w:pStyle w:val="6"/>
-              <w:ind w:left="0" w:leftChars="0" w:firstLine="0" w:firstLineChars="0"/>
-              <w:jc w:val="both"/>
-              <w:rPr>
-                <w:rFonts w:hint="default" w:eastAsia="华文楷体"/>
-                <w:sz w:val="21"/>
-                <w:szCs w:val="21"/>
-                <w:vertAlign w:val="baseline"/>
-                <w:lang w:val="en-US" w:eastAsia="zh-CN"/>
-              </w:rPr>
-            </w:pPr>
-            <w:r>
-              <w:rPr>
-                <w:rFonts w:hint="eastAsia"/>
-                <w:sz w:val="21"/>
-                <w:szCs w:val="21"/>
-                <w:vertAlign w:val="baseline"/>
-                <w:lang w:val="en-US" w:eastAsia="zh-CN"/>
-              </w:rPr>
-              <w:t>设备初始化完成，且没有故障状态时进入。</w:t>
-            </w:r>
-          </w:p>
-        </w:tc>
-      </w:tr>
-      <w:tr>
-        <w:tblPrEx>
-          <w:tblBorders>
-            <w:top w:val="single" w:color="auto" w:sz="4" w:space="0"/>
-            <w:left w:val="single" w:color="auto" w:sz="4" w:space="0"/>
-            <w:bottom w:val="single" w:color="auto" w:sz="4" w:space="0"/>
-            <w:right w:val="single" w:color="auto" w:sz="4" w:space="0"/>
-            <w:insideH w:val="single" w:color="auto" w:sz="4" w:space="0"/>
-            <w:insideV w:val="single" w:color="auto" w:sz="4" w:space="0"/>
-          </w:tblBorders>
-          <w:tblCellMar>
-            <w:top w:w="0" w:type="dxa"/>
-            <w:left w:w="108" w:type="dxa"/>
-            <w:bottom w:w="0" w:type="dxa"/>
-            <w:right w:w="108" w:type="dxa"/>
-          </w:tblCellMar>
-        </w:tblPrEx>
-        <w:tc>
-          <w:tcPr>
-            <w:tcW w:w="1342" w:type="dxa"/>
-            <w:vMerge w:val="continue"/>
-            <w:vAlign w:val="center"/>
-          </w:tcPr>
-          <w:p>
-            <w:pPr>
-              <w:jc w:val="center"/>
-              <w:rPr>
-                <w:rFonts w:hint="eastAsia"/>
-                <w:sz w:val="21"/>
-                <w:szCs w:val="21"/>
-                <w:vertAlign w:val="baseline"/>
-              </w:rPr>
-            </w:pPr>
-          </w:p>
-        </w:tc>
-        <w:tc>
-          <w:tcPr>
-            <w:tcW w:w="1148" w:type="dxa"/>
-            <w:vAlign w:val="center"/>
-          </w:tcPr>
-          <w:p>
-            <w:pPr>
-              <w:jc w:val="center"/>
-              <w:rPr>
-                <w:rFonts w:hint="default"/>
-                <w:sz w:val="21"/>
-                <w:szCs w:val="21"/>
-                <w:vertAlign w:val="baseline"/>
-                <w:lang w:val="en-US" w:eastAsia="zh-CN"/>
-              </w:rPr>
-            </w:pPr>
-            <w:r>
-              <w:rPr>
-                <w:rFonts w:hint="eastAsia"/>
-                <w:sz w:val="21"/>
-                <w:szCs w:val="21"/>
-                <w:vertAlign w:val="baseline"/>
-                <w:lang w:val="en-US" w:eastAsia="zh-CN"/>
-              </w:rPr>
-              <w:t>退出条件</w:t>
-            </w:r>
-          </w:p>
-        </w:tc>
-        <w:tc>
-          <w:tcPr>
-            <w:tcW w:w="5674" w:type="dxa"/>
-            <w:vAlign w:val="center"/>
-          </w:tcPr>
-          <w:p>
-            <w:pPr>
-              <w:pStyle w:val="6"/>
-              <w:ind w:left="0" w:leftChars="0" w:firstLine="0" w:firstLineChars="0"/>
-              <w:jc w:val="both"/>
-              <w:rPr>
-                <w:rFonts w:hint="default" w:eastAsia="华文楷体"/>
-                <w:sz w:val="21"/>
-                <w:szCs w:val="21"/>
-                <w:vertAlign w:val="baseline"/>
-                <w:lang w:val="en-US" w:eastAsia="zh-CN"/>
-              </w:rPr>
-            </w:pPr>
-            <w:r>
-              <w:rPr>
-                <w:rFonts w:hint="eastAsia"/>
-                <w:sz w:val="21"/>
-                <w:szCs w:val="21"/>
-                <w:vertAlign w:val="baseline"/>
-                <w:lang w:val="en-US" w:eastAsia="zh-CN"/>
-              </w:rPr>
-              <w:t>通过HMI进入配置模式，选择设备运行指令。</w:t>
-            </w:r>
-          </w:p>
-        </w:tc>
-      </w:tr>
-      <w:tr>
-        <w:tblPrEx>
-          <w:tblBorders>
-            <w:top w:val="single" w:color="auto" w:sz="4" w:space="0"/>
-            <w:left w:val="single" w:color="auto" w:sz="4" w:space="0"/>
-            <w:bottom w:val="single" w:color="auto" w:sz="4" w:space="0"/>
-            <w:right w:val="single" w:color="auto" w:sz="4" w:space="0"/>
-            <w:insideH w:val="single" w:color="auto" w:sz="4" w:space="0"/>
-            <w:insideV w:val="single" w:color="auto" w:sz="4" w:space="0"/>
-          </w:tblBorders>
-          <w:tblCellMar>
-            <w:top w:w="0" w:type="dxa"/>
-            <w:left w:w="108" w:type="dxa"/>
-            <w:bottom w:w="0" w:type="dxa"/>
-            <w:right w:w="108" w:type="dxa"/>
-          </w:tblCellMar>
-        </w:tblPrEx>
-        <w:tc>
-          <w:tcPr>
-            <w:tcW w:w="1342" w:type="dxa"/>
-            <w:vMerge w:val="continue"/>
-            <w:vAlign w:val="center"/>
-          </w:tcPr>
-          <w:p>
-            <w:pPr>
-              <w:jc w:val="center"/>
-              <w:rPr>
-                <w:rFonts w:hint="eastAsia"/>
-                <w:sz w:val="21"/>
-                <w:szCs w:val="21"/>
-                <w:vertAlign w:val="baseline"/>
-              </w:rPr>
-            </w:pPr>
-          </w:p>
-        </w:tc>
-        <w:tc>
-          <w:tcPr>
-            <w:tcW w:w="1148" w:type="dxa"/>
-            <w:vAlign w:val="center"/>
-          </w:tcPr>
-          <w:p>
-            <w:pPr>
-              <w:jc w:val="center"/>
-              <w:rPr>
-                <w:rFonts w:hint="default"/>
-                <w:sz w:val="21"/>
-                <w:szCs w:val="21"/>
-                <w:vertAlign w:val="baseline"/>
-                <w:lang w:val="en-US" w:eastAsia="zh-CN"/>
-              </w:rPr>
-            </w:pPr>
-            <w:r>
-              <w:rPr>
-                <w:rFonts w:hint="eastAsia"/>
-                <w:sz w:val="21"/>
-                <w:szCs w:val="21"/>
-                <w:vertAlign w:val="baseline"/>
-                <w:lang w:val="en-US" w:eastAsia="zh-CN"/>
-              </w:rPr>
-              <w:t>描述</w:t>
-            </w:r>
-          </w:p>
-        </w:tc>
-        <w:tc>
-          <w:tcPr>
-            <w:tcW w:w="5674" w:type="dxa"/>
-            <w:vAlign w:val="center"/>
-          </w:tcPr>
-          <w:p>
-            <w:pPr>
-              <w:pStyle w:val="6"/>
-              <w:ind w:left="0" w:leftChars="0" w:firstLine="0" w:firstLineChars="0"/>
-              <w:jc w:val="both"/>
-              <w:rPr>
-                <w:rFonts w:hint="default" w:eastAsia="华文楷体"/>
-                <w:sz w:val="21"/>
-                <w:szCs w:val="21"/>
-                <w:vertAlign w:val="baseline"/>
-                <w:lang w:val="en-US" w:eastAsia="zh-CN"/>
-              </w:rPr>
-            </w:pPr>
-            <w:r>
-              <w:rPr>
-                <w:rFonts w:hint="eastAsia"/>
-                <w:sz w:val="21"/>
-                <w:szCs w:val="21"/>
-                <w:vertAlign w:val="baseline"/>
-                <w:lang w:val="en-US" w:eastAsia="zh-CN"/>
-              </w:rPr>
-              <w:t>待机中模式，设备传感器处于零点位置不执行任何安全功能测量功能。</w:t>
-            </w:r>
-          </w:p>
-        </w:tc>
-      </w:tr>
-      <w:tr>
-        <w:tblPrEx>
-          <w:tblBorders>
-            <w:top w:val="single" w:color="auto" w:sz="4" w:space="0"/>
-            <w:left w:val="single" w:color="auto" w:sz="4" w:space="0"/>
-            <w:bottom w:val="single" w:color="auto" w:sz="4" w:space="0"/>
-            <w:right w:val="single" w:color="auto" w:sz="4" w:space="0"/>
-            <w:insideH w:val="single" w:color="auto" w:sz="4" w:space="0"/>
-            <w:insideV w:val="single" w:color="auto" w:sz="4" w:space="0"/>
-          </w:tblBorders>
-          <w:tblCellMar>
-            <w:top w:w="0" w:type="dxa"/>
-            <w:left w:w="108" w:type="dxa"/>
-            <w:bottom w:w="0" w:type="dxa"/>
-            <w:right w:w="108" w:type="dxa"/>
-          </w:tblCellMar>
-        </w:tblPrEx>
-        <w:tc>
-          <w:tcPr>
-            <w:tcW w:w="1342" w:type="dxa"/>
-            <w:vMerge w:val="restart"/>
-            <w:vAlign w:val="center"/>
-          </w:tcPr>
-          <w:p>
-            <w:pPr>
-              <w:jc w:val="center"/>
-              <w:rPr>
-                <w:rFonts w:hint="default" w:eastAsia="华文楷体"/>
-                <w:sz w:val="21"/>
-                <w:szCs w:val="21"/>
-                <w:vertAlign w:val="baseline"/>
-                <w:lang w:val="en-US" w:eastAsia="zh-CN"/>
-              </w:rPr>
-            </w:pPr>
-            <w:r>
-              <w:rPr>
-                <w:rFonts w:hint="eastAsia"/>
-                <w:sz w:val="21"/>
-                <w:szCs w:val="21"/>
-                <w:vertAlign w:val="baseline"/>
-                <w:lang w:val="en-US" w:eastAsia="zh-CN"/>
-              </w:rPr>
-              <w:t>正常模式</w:t>
-            </w:r>
-          </w:p>
-        </w:tc>
-        <w:tc>
-          <w:tcPr>
-            <w:tcW w:w="1148" w:type="dxa"/>
-            <w:vAlign w:val="center"/>
-          </w:tcPr>
-          <w:p>
-            <w:pPr>
-              <w:jc w:val="center"/>
-              <w:rPr>
-                <w:rFonts w:hint="default"/>
-                <w:sz w:val="21"/>
-                <w:szCs w:val="21"/>
-                <w:vertAlign w:val="baseline"/>
-                <w:lang w:val="en-US" w:eastAsia="zh-CN"/>
-              </w:rPr>
-            </w:pPr>
-            <w:r>
-              <w:rPr>
-                <w:rFonts w:hint="eastAsia"/>
-                <w:sz w:val="21"/>
-                <w:szCs w:val="21"/>
-                <w:vertAlign w:val="baseline"/>
-                <w:lang w:val="en-US" w:eastAsia="zh-CN"/>
-              </w:rPr>
-              <w:t>进入条件</w:t>
-            </w:r>
-          </w:p>
-        </w:tc>
-        <w:tc>
-          <w:tcPr>
-            <w:tcW w:w="5674" w:type="dxa"/>
-            <w:vAlign w:val="center"/>
-          </w:tcPr>
-          <w:p>
-            <w:pPr>
-              <w:jc w:val="both"/>
-              <w:rPr>
-                <w:rFonts w:hint="default"/>
-                <w:sz w:val="21"/>
-                <w:szCs w:val="21"/>
-                <w:vertAlign w:val="baseline"/>
-                <w:lang w:val="en-US"/>
-              </w:rPr>
-            </w:pPr>
-            <w:r>
-              <w:rPr>
-                <w:rFonts w:hint="eastAsia"/>
-                <w:sz w:val="21"/>
-                <w:szCs w:val="21"/>
-                <w:vertAlign w:val="baseline"/>
-                <w:lang w:val="en-US" w:eastAsia="zh-CN"/>
-              </w:rPr>
-              <w:t>初始化完成后，若未发现故障，则进入正常模式，进行液位测量。</w:t>
-            </w:r>
-          </w:p>
-        </w:tc>
-      </w:tr>
-      <w:tr>
-        <w:tblPrEx>
-          <w:tblBorders>
-            <w:top w:val="single" w:color="auto" w:sz="4" w:space="0"/>
-            <w:left w:val="single" w:color="auto" w:sz="4" w:space="0"/>
-            <w:bottom w:val="single" w:color="auto" w:sz="4" w:space="0"/>
-            <w:right w:val="single" w:color="auto" w:sz="4" w:space="0"/>
-            <w:insideH w:val="single" w:color="auto" w:sz="4" w:space="0"/>
-            <w:insideV w:val="single" w:color="auto" w:sz="4" w:space="0"/>
-          </w:tblBorders>
-          <w:tblCellMar>
-            <w:top w:w="0" w:type="dxa"/>
-            <w:left w:w="108" w:type="dxa"/>
-            <w:bottom w:w="0" w:type="dxa"/>
-            <w:right w:w="108" w:type="dxa"/>
-          </w:tblCellMar>
-        </w:tblPrEx>
-        <w:tc>
-          <w:tcPr>
-            <w:tcW w:w="1342" w:type="dxa"/>
-            <w:vMerge w:val="continue"/>
-            <w:vAlign w:val="center"/>
-          </w:tcPr>
-          <w:p>
-            <w:pPr>
-              <w:jc w:val="center"/>
-              <w:rPr>
-                <w:rFonts w:hint="eastAsia"/>
-                <w:sz w:val="21"/>
-                <w:szCs w:val="21"/>
-                <w:vertAlign w:val="baseline"/>
-                <w:lang w:val="en-US" w:eastAsia="zh-CN"/>
-              </w:rPr>
-            </w:pPr>
-          </w:p>
-        </w:tc>
-        <w:tc>
-          <w:tcPr>
-            <w:tcW w:w="1148" w:type="dxa"/>
-            <w:vMerge w:val="restart"/>
-            <w:vAlign w:val="center"/>
-          </w:tcPr>
-          <w:p>
-            <w:pPr>
-              <w:jc w:val="center"/>
-              <w:rPr>
-                <w:rFonts w:hint="default" w:eastAsia="华文楷体"/>
-                <w:sz w:val="21"/>
-                <w:szCs w:val="21"/>
-                <w:vertAlign w:val="baseline"/>
-                <w:lang w:val="en-US" w:eastAsia="zh-CN"/>
-              </w:rPr>
-            </w:pPr>
-            <w:r>
-              <w:rPr>
-                <w:rFonts w:hint="eastAsia"/>
-                <w:sz w:val="21"/>
-                <w:szCs w:val="21"/>
-                <w:vertAlign w:val="baseline"/>
-                <w:lang w:val="en-US" w:eastAsia="zh-CN"/>
-              </w:rPr>
-              <w:t>退出条件</w:t>
-            </w:r>
-          </w:p>
-        </w:tc>
-        <w:tc>
-          <w:tcPr>
-            <w:tcW w:w="5674" w:type="dxa"/>
-            <w:vAlign w:val="center"/>
-          </w:tcPr>
-          <w:p>
-            <w:pPr>
-              <w:jc w:val="both"/>
-              <w:rPr>
-                <w:rFonts w:hint="default"/>
-                <w:sz w:val="21"/>
-                <w:szCs w:val="21"/>
-                <w:vertAlign w:val="baseline"/>
-                <w:lang w:val="en-US" w:eastAsia="zh-CN"/>
-              </w:rPr>
-            </w:pPr>
-            <w:r>
-              <w:rPr>
-                <w:rFonts w:hint="eastAsia"/>
-                <w:sz w:val="21"/>
-                <w:szCs w:val="21"/>
-                <w:vertAlign w:val="baseline"/>
-                <w:lang w:val="en-US" w:eastAsia="zh-CN"/>
-              </w:rPr>
-              <w:t>设备运行过程中诊断出设备故障，则退出正常模式，进入故障模式。</w:t>
+                <w:lang w:eastAsia="zh-CN"/>
+              </w:rPr>
+              <w:t>启动时先使安全输出进入定义的安全态，再建立参数、通信、运动、传感器和输出条件。</w:t>
             </w:r>
           </w:p>
         </w:tc>
@@ -25534,44 +24487,68 @@
           </w:tblCellMar>
         </w:tblPrEx>
         <w:trPr>
-          <w:trHeight w:val="746" w:hRule="atLeast"/>
+          <w:cantSplit/>
         </w:trPr>
         <w:tc>
           <w:tcPr>
             <w:tcW w:w="1342" w:type="dxa"/>
-            <w:vMerge w:val="continue"/>
+            <w:vMerge w:val="restart"/>
             <w:vAlign w:val="center"/>
           </w:tcPr>
           <w:p>
             <w:pPr>
               <w:jc w:val="center"/>
               <w:rPr>
-                <w:rFonts w:hint="eastAsia"/>
+                <w:rFonts w:hint="eastAsia" w:eastAsia="华文楷体"/>
+                <w:b w:val="0"/>
                 <w:sz w:val="21"/>
                 <w:szCs w:val="21"/>
                 <w:vertAlign w:val="baseline"/>
-                <w:lang w:val="en-US" w:eastAsia="zh-CN"/>
-              </w:rPr>
-            </w:pPr>
+                <w:lang w:eastAsia="zh-CN"/>
+              </w:rPr>
+            </w:pPr>
+            <w:r>
+              <w:rPr>
+                <w:rFonts w:hint="eastAsia"/>
+                <w:b w:val="0"/>
+                <w:sz w:val="21"/>
+                <w:szCs w:val="21"/>
+                <w:vertAlign w:val="baseline"/>
+                <w:lang w:eastAsia="zh-CN"/>
+              </w:rPr>
+              <w:t>配置模式</w:t>
+            </w:r>
           </w:p>
         </w:tc>
         <w:tc>
           <w:tcPr>
             <w:tcW w:w="1148" w:type="dxa"/>
-            <w:vMerge w:val="continue"/>
             <w:vAlign w:val="center"/>
           </w:tcPr>
           <w:p>
             <w:pPr>
+              <w:keepNext/>
               <w:jc w:val="center"/>
               <w:rPr>
-                <w:rFonts w:hint="eastAsia"/>
+                <w:rFonts w:hint="eastAsia" w:eastAsia="华文楷体"/>
+                <w:b w:val="0"/>
                 <w:sz w:val="21"/>
                 <w:szCs w:val="21"/>
                 <w:vertAlign w:val="baseline"/>
-                <w:lang w:val="en-US" w:eastAsia="zh-CN"/>
-              </w:rPr>
-            </w:pPr>
+                <w:lang w:eastAsia="zh-CN"/>
+              </w:rPr>
+            </w:pPr>
+            <w:r>
+              <w:rPr>
+                <w:rFonts w:hint="eastAsia"/>
+                <w:b w:val="0"/>
+                <w:sz w:val="21"/>
+                <w:szCs w:val="21"/>
+                <w:vertAlign w:val="baseline"/>
+                <w:lang w:eastAsia="zh-CN"/>
+              </w:rPr>
+              <w:t>进入条件</w:t>
+            </w:r>
           </w:p>
         </w:tc>
         <w:tc>
@@ -25581,24 +24558,27 @@
           </w:tcPr>
           <w:p>
             <w:pPr>
+              <w:keepNext/>
               <w:jc w:val="both"/>
               <w:rPr>
-                <w:rFonts w:hint="default"/>
+                <w:rFonts w:hint="eastAsia" w:eastAsia="华文楷体"/>
+                <w:b w:val="0"/>
                 <w:sz w:val="21"/>
                 <w:szCs w:val="21"/>
                 <w:vertAlign w:val="baseline"/>
-                <w:lang w:val="en-US" w:eastAsia="zh-CN"/>
-              </w:rPr>
-            </w:pPr>
-            <w:r>
-              <w:rPr>
-                <w:rFonts w:hint="eastAsia"/>
+                <w:lang w:eastAsia="zh-CN"/>
+              </w:rPr>
+            </w:pPr>
+            <w:r>
+              <w:rPr>
+                <w:rFonts w:hint="eastAsia"/>
+                <w:b w:val="0"/>
                 <w:sz w:val="21"/>
                 <w:szCs w:val="21"/>
                 <w:vertAlign w:val="baseline"/>
-                <w:lang w:val="en-US" w:eastAsia="zh-CN"/>
-              </w:rPr>
-              <w:t>通过按键输入正确的密码，再通过按键对仪表进行配置，会退出正常模式，进入配置模式</w:t>
+                <w:lang w:eastAsia="zh-CN"/>
+              </w:rPr>
+              <w:t>初始化成功；界位安全测量正常结束或受控停止；其他测量完成或普通业务错误；维护重锁、自检和界位复验通过；安全故障复位、诊断和复验通过。</w:t>
             </w:r>
           </w:p>
         </w:tc>
@@ -25621,23 +24601,21 @@
           </w:tblCellMar>
         </w:tblPrEx>
         <w:trPr>
-          <w:trHeight w:val="818" w:hRule="atLeast"/>
+          <w:cantSplit/>
         </w:trPr>
         <w:tc>
           <w:tcPr>
             <w:tcW w:w="1342" w:type="dxa"/>
             <w:vMerge w:val="continue"/>
-            <w:vAlign w:val="center"/>
-          </w:tcPr>
-          <w:p>
-            <w:pPr>
-              <w:jc w:val="center"/>
-              <w:rPr>
-                <w:rFonts w:hint="eastAsia"/>
+          </w:tcPr>
+          <w:p>
+            <w:pPr>
+              <w:rPr>
+                <w:rFonts w:hint="eastAsia" w:eastAsia="华文楷体"/>
+                <w:b w:val="0"/>
                 <w:sz w:val="21"/>
                 <w:szCs w:val="21"/>
                 <w:vertAlign w:val="baseline"/>
-                <w:lang w:val="en-US" w:eastAsia="zh-CN"/>
               </w:rPr>
             </w:pPr>
           </w:p>
@@ -25649,24 +24627,27 @@
           </w:tcPr>
           <w:p>
             <w:pPr>
+              <w:keepNext/>
               <w:jc w:val="center"/>
               <w:rPr>
                 <w:rFonts w:hint="eastAsia" w:eastAsia="华文楷体"/>
+                <w:b w:val="0"/>
                 <w:sz w:val="21"/>
                 <w:szCs w:val="21"/>
                 <w:vertAlign w:val="baseline"/>
-                <w:lang w:val="en-US" w:eastAsia="zh-CN"/>
-              </w:rPr>
-            </w:pPr>
-            <w:r>
-              <w:rPr>
-                <w:rFonts w:hint="eastAsia"/>
+                <w:lang w:eastAsia="zh-CN"/>
+              </w:rPr>
+            </w:pPr>
+            <w:r>
+              <w:rPr>
+                <w:rFonts w:hint="eastAsia"/>
+                <w:b w:val="0"/>
                 <w:sz w:val="21"/>
                 <w:szCs w:val="21"/>
                 <w:vertAlign w:val="baseline"/>
-                <w:lang w:val="en-US" w:eastAsia="zh-CN"/>
-              </w:rPr>
-              <w:t>描述</w:t>
+                <w:lang w:eastAsia="zh-CN"/>
+              </w:rPr>
+              <w:t>退出条件</w:t>
             </w:r>
           </w:p>
         </w:tc>
@@ -25677,131 +24658,27 @@
           </w:tcPr>
           <w:p>
             <w:pPr>
-              <w:pStyle w:val="6"/>
-              <w:ind w:left="0" w:leftChars="0" w:firstLine="0" w:firstLineChars="0"/>
+              <w:keepNext/>
               <w:jc w:val="both"/>
               <w:rPr>
-                <w:rFonts w:hint="default"/>
+                <w:rFonts w:hint="eastAsia" w:eastAsia="华文楷体"/>
+                <w:b w:val="0"/>
                 <w:sz w:val="21"/>
                 <w:szCs w:val="21"/>
                 <w:vertAlign w:val="baseline"/>
-                <w:lang w:val="en-US" w:eastAsia="zh-CN"/>
-              </w:rPr>
-            </w:pPr>
-            <w:r>
-              <w:rPr>
-                <w:rFonts w:hint="eastAsia"/>
+                <w:lang w:eastAsia="zh-CN"/>
+              </w:rPr>
+            </w:pPr>
+            <w:r>
+              <w:rPr>
+                <w:rFonts w:hint="eastAsia"/>
+                <w:b w:val="0"/>
                 <w:sz w:val="21"/>
                 <w:szCs w:val="21"/>
                 <w:vertAlign w:val="baseline"/>
-                <w:lang w:val="en-US" w:eastAsia="zh-CN"/>
-              </w:rPr>
-              <w:t>实时进行液位测量，监测液位变化，并根据液位值更新电流的输出值，此时仪表处于安全状态。</w:t>
-            </w:r>
-          </w:p>
-        </w:tc>
-      </w:tr>
-      <w:tr>
-        <w:tblPrEx>
-          <w:tblBorders>
-            <w:top w:val="single" w:color="auto" w:sz="4" w:space="0"/>
-            <w:left w:val="single" w:color="auto" w:sz="4" w:space="0"/>
-            <w:bottom w:val="single" w:color="auto" w:sz="4" w:space="0"/>
-            <w:right w:val="single" w:color="auto" w:sz="4" w:space="0"/>
-            <w:insideH w:val="single" w:color="auto" w:sz="4" w:space="0"/>
-            <w:insideV w:val="single" w:color="auto" w:sz="4" w:space="0"/>
-          </w:tblBorders>
-          <w:tblCellMar>
-            <w:top w:w="0" w:type="dxa"/>
-            <w:left w:w="108" w:type="dxa"/>
-            <w:bottom w:w="0" w:type="dxa"/>
-            <w:right w:w="108" w:type="dxa"/>
-          </w:tblCellMar>
-        </w:tblPrEx>
-        <w:tc>
-          <w:tcPr>
-            <w:tcW w:w="1342" w:type="dxa"/>
-            <w:vMerge w:val="restart"/>
-            <w:vAlign w:val="center"/>
-          </w:tcPr>
-          <w:p>
-            <w:pPr>
-              <w:jc w:val="center"/>
-              <w:rPr>
-                <w:rFonts w:hint="default" w:eastAsia="华文楷体"/>
-                <w:sz w:val="21"/>
-                <w:szCs w:val="21"/>
-                <w:vertAlign w:val="baseline"/>
-                <w:lang w:val="en-US" w:eastAsia="zh-CN"/>
-              </w:rPr>
-            </w:pPr>
-            <w:r>
-              <w:rPr>
-                <w:rFonts w:hint="eastAsia"/>
-                <w:sz w:val="21"/>
-                <w:szCs w:val="21"/>
-                <w:vertAlign w:val="baseline"/>
-                <w:lang w:val="en-US" w:eastAsia="zh-CN"/>
-              </w:rPr>
-              <w:t>故障模式</w:t>
-            </w:r>
-          </w:p>
-        </w:tc>
-        <w:tc>
-          <w:tcPr>
-            <w:tcW w:w="1148" w:type="dxa"/>
-            <w:vMerge w:val="restart"/>
-            <w:vAlign w:val="center"/>
-          </w:tcPr>
-          <w:p>
-            <w:pPr>
-              <w:jc w:val="center"/>
-              <w:rPr>
-                <w:rFonts w:hint="eastAsia" w:ascii="Times New Roman" w:hAnsi="Times New Roman" w:eastAsia="华文楷体" w:cs="Times New Roman"/>
-                <w:kern w:val="2"/>
-                <w:sz w:val="21"/>
-                <w:szCs w:val="21"/>
-                <w:vertAlign w:val="baseline"/>
-                <w:lang w:val="en-US" w:eastAsia="zh-CN" w:bidi="ar-SA"/>
-              </w:rPr>
-            </w:pPr>
-            <w:r>
-              <w:rPr>
-                <w:rFonts w:hint="eastAsia"/>
-                <w:sz w:val="21"/>
-                <w:szCs w:val="21"/>
-                <w:vertAlign w:val="baseline"/>
-                <w:lang w:val="en-US" w:eastAsia="zh-CN"/>
-              </w:rPr>
-              <w:t>进入条件</w:t>
-            </w:r>
-          </w:p>
-        </w:tc>
-        <w:tc>
-          <w:tcPr>
-            <w:tcW w:w="5674" w:type="dxa"/>
-            <w:vAlign w:val="center"/>
-          </w:tcPr>
-          <w:p>
-            <w:pPr>
-              <w:jc w:val="both"/>
-              <w:rPr>
-                <w:rFonts w:hint="default"/>
-                <w:sz w:val="21"/>
-                <w:szCs w:val="21"/>
-                <w:vertAlign w:val="baseline"/>
-                <w:lang w:val="en-US" w:eastAsia="zh-CN"/>
-              </w:rPr>
-            </w:pPr>
-            <w:r>
-              <w:rPr>
-                <w:rFonts w:hint="eastAsia"/>
-                <w:sz w:val="21"/>
-                <w:szCs w:val="21"/>
-                <w:vertAlign w:val="baseline"/>
-                <w:lang w:val="en-US" w:eastAsia="zh-CN"/>
-              </w:rPr>
-              <w:t>初始化模式下，诊断到设备故障，进入故障模式</w:t>
+                <w:lang w:eastAsia="zh-CN"/>
+              </w:rPr>
+              <w:t>满足安全入口门禁时进入界位安全测量；界位功能未被要求时进入其他测量；授权并建立替代保护后进入维护；发生安全相关故障时进入安全故障状态。</w:t>
             </w:r>
           </w:p>
         </w:tc>
@@ -25824,44 +24701,54 @@
           </w:tblCellMar>
         </w:tblPrEx>
         <w:trPr>
-          <w:trHeight w:val="291" w:hRule="atLeast"/>
+          <w:cantSplit/>
         </w:trPr>
         <w:tc>
           <w:tcPr>
             <w:tcW w:w="1342" w:type="dxa"/>
             <w:vMerge w:val="continue"/>
+          </w:tcPr>
+          <w:p>
+            <w:pPr>
+              <w:rPr>
+                <w:rFonts w:hint="eastAsia" w:eastAsia="华文楷体"/>
+                <w:b w:val="0"/>
+                <w:sz w:val="21"/>
+                <w:szCs w:val="21"/>
+                <w:vertAlign w:val="baseline"/>
+              </w:rPr>
+            </w:pPr>
+          </w:p>
+        </w:tc>
+        <w:tc>
+          <w:tcPr>
+            <w:tcW w:w="1148" w:type="dxa"/>
             <w:vAlign w:val="center"/>
           </w:tcPr>
           <w:p>
             <w:pPr>
+              <w:keepNext w:val="0"/>
               <w:jc w:val="center"/>
               <w:rPr>
-                <w:rFonts w:hint="eastAsia"/>
+                <w:rFonts w:hint="eastAsia" w:eastAsia="华文楷体"/>
+                <w:b w:val="0"/>
                 <w:sz w:val="21"/>
                 <w:szCs w:val="21"/>
                 <w:vertAlign w:val="baseline"/>
-                <w:lang w:val="en-US" w:eastAsia="zh-CN"/>
-              </w:rPr>
-            </w:pPr>
-          </w:p>
-        </w:tc>
-        <w:tc>
-          <w:tcPr>
-            <w:tcW w:w="1148" w:type="dxa"/>
-            <w:vMerge w:val="continue"/>
-            <w:vAlign w:val="center"/>
-          </w:tcPr>
-          <w:p>
-            <w:pPr>
-              <w:jc w:val="center"/>
-              <w:rPr>
-                <w:rFonts w:hint="eastAsia"/>
+                <w:lang w:eastAsia="zh-CN"/>
+              </w:rPr>
+            </w:pPr>
+            <w:r>
+              <w:rPr>
+                <w:rFonts w:hint="eastAsia"/>
+                <w:b w:val="0"/>
                 <w:sz w:val="21"/>
                 <w:szCs w:val="21"/>
                 <w:vertAlign w:val="baseline"/>
-                <w:lang w:val="en-US" w:eastAsia="zh-CN"/>
-              </w:rPr>
-            </w:pPr>
+                <w:lang w:eastAsia="zh-CN"/>
+              </w:rPr>
+              <w:t>描述</w:t>
+            </w:r>
           </w:p>
         </w:tc>
         <w:tc>
@@ -25871,24 +24758,27 @@
           </w:tcPr>
           <w:p>
             <w:pPr>
+              <w:keepNext w:val="0"/>
               <w:jc w:val="both"/>
               <w:rPr>
-                <w:rFonts w:hint="default" w:eastAsia="华文楷体"/>
+                <w:rFonts w:hint="eastAsia" w:eastAsia="华文楷体"/>
+                <w:b w:val="0"/>
                 <w:sz w:val="21"/>
                 <w:szCs w:val="21"/>
                 <w:vertAlign w:val="baseline"/>
-                <w:lang w:val="en-US" w:eastAsia="zh-CN"/>
-              </w:rPr>
-            </w:pPr>
-            <w:r>
-              <w:rPr>
-                <w:rFonts w:hint="eastAsia"/>
+                <w:lang w:eastAsia="zh-CN"/>
+              </w:rPr>
+            </w:pPr>
+            <w:r>
+              <w:rPr>
+                <w:rFonts w:hint="eastAsia"/>
+                <w:b w:val="0"/>
                 <w:sz w:val="21"/>
                 <w:szCs w:val="21"/>
                 <w:vertAlign w:val="baseline"/>
-                <w:lang w:val="en-US" w:eastAsia="zh-CN"/>
-              </w:rPr>
-              <w:t>正常模式下，诊断到设备故障，进入故障模式</w:t>
+                <w:lang w:eastAsia="zh-CN"/>
+              </w:rPr>
+              <w:t>默认待命状态，兼具命令接收和参数配置；安全参数默认锁定，独立安全监督持续有效。</w:t>
             </w:r>
           </w:p>
         </w:tc>
@@ -25911,44 +24801,68 @@
           </w:tblCellMar>
         </w:tblPrEx>
         <w:trPr>
-          <w:trHeight w:val="291" w:hRule="atLeast"/>
+          <w:cantSplit/>
         </w:trPr>
         <w:tc>
           <w:tcPr>
             <w:tcW w:w="1342" w:type="dxa"/>
-            <w:vMerge w:val="continue"/>
+            <w:vMerge w:val="restart"/>
             <w:vAlign w:val="center"/>
           </w:tcPr>
           <w:p>
             <w:pPr>
               <w:jc w:val="center"/>
               <w:rPr>
-                <w:rFonts w:hint="eastAsia"/>
+                <w:rFonts w:hint="eastAsia" w:eastAsia="华文楷体"/>
+                <w:b w:val="0"/>
                 <w:sz w:val="21"/>
                 <w:szCs w:val="21"/>
                 <w:vertAlign w:val="baseline"/>
-                <w:lang w:val="en-US" w:eastAsia="zh-CN"/>
-              </w:rPr>
-            </w:pPr>
+                <w:lang w:eastAsia="zh-CN"/>
+              </w:rPr>
+            </w:pPr>
+            <w:r>
+              <w:rPr>
+                <w:rFonts w:hint="eastAsia"/>
+                <w:b w:val="0"/>
+                <w:sz w:val="21"/>
+                <w:szCs w:val="21"/>
+                <w:vertAlign w:val="baseline"/>
+                <w:lang w:eastAsia="zh-CN"/>
+              </w:rPr>
+              <w:t>界位安全测量模式</w:t>
+            </w:r>
           </w:p>
         </w:tc>
         <w:tc>
           <w:tcPr>
             <w:tcW w:w="1148" w:type="dxa"/>
-            <w:vMerge w:val="continue"/>
             <w:vAlign w:val="center"/>
           </w:tcPr>
           <w:p>
             <w:pPr>
+              <w:keepNext/>
               <w:jc w:val="center"/>
               <w:rPr>
-                <w:rFonts w:hint="eastAsia"/>
+                <w:rFonts w:hint="eastAsia" w:eastAsia="华文楷体"/>
+                <w:b w:val="0"/>
                 <w:sz w:val="21"/>
                 <w:szCs w:val="21"/>
                 <w:vertAlign w:val="baseline"/>
-                <w:lang w:val="en-US" w:eastAsia="zh-CN"/>
-              </w:rPr>
-            </w:pPr>
+                <w:lang w:eastAsia="zh-CN"/>
+              </w:rPr>
+            </w:pPr>
+            <w:r>
+              <w:rPr>
+                <w:rFonts w:hint="eastAsia"/>
+                <w:b w:val="0"/>
+                <w:sz w:val="21"/>
+                <w:szCs w:val="21"/>
+                <w:vertAlign w:val="baseline"/>
+                <w:lang w:eastAsia="zh-CN"/>
+              </w:rPr>
+              <w:t>进入条件</w:t>
+            </w:r>
           </w:p>
         </w:tc>
         <w:tc>
@@ -25958,23 +24872,27 @@
           </w:tcPr>
           <w:p>
             <w:pPr>
+              <w:keepNext/>
               <w:jc w:val="both"/>
               <w:rPr>
-                <w:rFonts w:hint="eastAsia"/>
+                <w:rFonts w:hint="eastAsia" w:eastAsia="华文楷体"/>
+                <w:b w:val="0"/>
                 <w:sz w:val="21"/>
                 <w:szCs w:val="21"/>
                 <w:vertAlign w:val="baseline"/>
-              </w:rPr>
-            </w:pPr>
-            <w:r>
-              <w:rPr>
-                <w:rFonts w:hint="eastAsia"/>
+                <w:lang w:eastAsia="zh-CN"/>
+              </w:rPr>
+            </w:pPr>
+            <w:r>
+              <w:rPr>
+                <w:rFonts w:hint="eastAsia"/>
+                <w:b w:val="0"/>
                 <w:sz w:val="21"/>
                 <w:szCs w:val="21"/>
                 <w:vertAlign w:val="baseline"/>
-                <w:lang w:val="en-US" w:eastAsia="zh-CN"/>
-              </w:rPr>
-              <w:t>配置模式下，诊断到设备故障，进入故障模式</w:t>
+                <w:lang w:eastAsia="zh-CN"/>
+              </w:rPr>
+              <w:t>配置模式下收到界位测量命令，SIL 配置采用 DM4 安全协议，安全会话有效且入口检查通过。</w:t>
             </w:r>
           </w:p>
         </w:tc>
@@ -25997,23 +24915,21 @@
           </w:tblCellMar>
         </w:tblPrEx>
         <w:trPr>
-          <w:trHeight w:val="291" w:hRule="atLeast"/>
+          <w:cantSplit/>
         </w:trPr>
         <w:tc>
           <w:tcPr>
             <w:tcW w:w="1342" w:type="dxa"/>
             <w:vMerge w:val="continue"/>
-            <w:vAlign w:val="center"/>
-          </w:tcPr>
-          <w:p>
-            <w:pPr>
-              <w:jc w:val="center"/>
-              <w:rPr>
-                <w:rFonts w:hint="eastAsia"/>
+          </w:tcPr>
+          <w:p>
+            <w:pPr>
+              <w:rPr>
+                <w:rFonts w:hint="eastAsia" w:eastAsia="华文楷体"/>
+                <w:b w:val="0"/>
                 <w:sz w:val="21"/>
                 <w:szCs w:val="21"/>
                 <w:vertAlign w:val="baseline"/>
-                <w:lang w:val="en-US" w:eastAsia="zh-CN"/>
               </w:rPr>
             </w:pPr>
           </w:p>
@@ -26025,22 +24941,25 @@
           </w:tcPr>
           <w:p>
             <w:pPr>
+              <w:keepNext/>
               <w:jc w:val="center"/>
               <w:rPr>
-                <w:rFonts w:hint="eastAsia"/>
+                <w:rFonts w:hint="eastAsia" w:eastAsia="华文楷体"/>
+                <w:b w:val="0"/>
                 <w:sz w:val="21"/>
                 <w:szCs w:val="21"/>
                 <w:vertAlign w:val="baseline"/>
-                <w:lang w:val="en-US" w:eastAsia="zh-CN"/>
-              </w:rPr>
-            </w:pPr>
-            <w:r>
-              <w:rPr>
-                <w:rFonts w:hint="eastAsia"/>
+                <w:lang w:eastAsia="zh-CN"/>
+              </w:rPr>
+            </w:pPr>
+            <w:r>
+              <w:rPr>
+                <w:rFonts w:hint="eastAsia"/>
+                <w:b w:val="0"/>
                 <w:sz w:val="21"/>
                 <w:szCs w:val="21"/>
                 <w:vertAlign w:val="baseline"/>
-                <w:lang w:val="en-US" w:eastAsia="zh-CN"/>
+                <w:lang w:eastAsia="zh-CN"/>
               </w:rPr>
               <w:t>退出条件</w:t>
             </w:r>
@@ -26053,220 +24972,27 @@
           </w:tcPr>
           <w:p>
             <w:pPr>
+              <w:keepNext/>
               <w:jc w:val="both"/>
               <w:rPr>
-                <w:rFonts w:hint="eastAsia"/>
+                <w:rFonts w:hint="eastAsia" w:eastAsia="华文楷体"/>
+                <w:b w:val="0"/>
                 <w:sz w:val="21"/>
                 <w:szCs w:val="21"/>
                 <w:vertAlign w:val="baseline"/>
-              </w:rPr>
-            </w:pPr>
-            <w:r>
-              <w:rPr>
-                <w:rFonts w:hint="eastAsia"/>
+                <w:lang w:eastAsia="zh-CN"/>
+              </w:rPr>
+            </w:pPr>
+            <w:r>
+              <w:rPr>
+                <w:rFonts w:hint="eastAsia"/>
+                <w:b w:val="0"/>
                 <w:sz w:val="21"/>
                 <w:szCs w:val="21"/>
                 <w:vertAlign w:val="baseline"/>
-                <w:lang w:val="en-US" w:eastAsia="zh-CN"/>
-              </w:rPr>
-              <w:t>通过按键配置，可退出故障模式，进入配置模式</w:t>
-            </w:r>
-          </w:p>
-        </w:tc>
-      </w:tr>
-      <w:tr>
-        <w:tblPrEx>
-          <w:tblBorders>
-            <w:top w:val="single" w:color="auto" w:sz="4" w:space="0"/>
-            <w:left w:val="single" w:color="auto" w:sz="4" w:space="0"/>
-            <w:bottom w:val="single" w:color="auto" w:sz="4" w:space="0"/>
-            <w:right w:val="single" w:color="auto" w:sz="4" w:space="0"/>
-            <w:insideH w:val="single" w:color="auto" w:sz="4" w:space="0"/>
-            <w:insideV w:val="single" w:color="auto" w:sz="4" w:space="0"/>
-          </w:tblBorders>
-          <w:tblCellMar>
-            <w:top w:w="0" w:type="dxa"/>
-            <w:left w:w="108" w:type="dxa"/>
-            <w:bottom w:w="0" w:type="dxa"/>
-            <w:right w:w="108" w:type="dxa"/>
-          </w:tblCellMar>
-        </w:tblPrEx>
-        <w:tc>
-          <w:tcPr>
-            <w:tcW w:w="1342" w:type="dxa"/>
-            <w:vMerge w:val="continue"/>
-            <w:vAlign w:val="center"/>
-          </w:tcPr>
-          <w:p>
-            <w:pPr>
-              <w:jc w:val="center"/>
-              <w:rPr>
-                <w:rFonts w:hint="eastAsia"/>
-                <w:sz w:val="21"/>
-                <w:szCs w:val="21"/>
-                <w:vertAlign w:val="baseline"/>
-                <w:lang w:val="en-US" w:eastAsia="zh-CN"/>
-              </w:rPr>
-            </w:pPr>
-          </w:p>
-        </w:tc>
-        <w:tc>
-          <w:tcPr>
-            <w:tcW w:w="1148" w:type="dxa"/>
-            <w:vAlign w:val="center"/>
-          </w:tcPr>
-          <w:p>
-            <w:pPr>
-              <w:jc w:val="center"/>
-              <w:rPr>
-                <w:rFonts w:hint="eastAsia" w:ascii="Times New Roman" w:hAnsi="Times New Roman" w:eastAsia="华文楷体" w:cs="Times New Roman"/>
-                <w:kern w:val="2"/>
-                <w:sz w:val="21"/>
-                <w:szCs w:val="21"/>
-                <w:vertAlign w:val="baseline"/>
-                <w:lang w:val="en-US" w:eastAsia="zh-CN" w:bidi="ar-SA"/>
-              </w:rPr>
-            </w:pPr>
-            <w:r>
-              <w:rPr>
-                <w:rFonts w:hint="eastAsia"/>
-                <w:sz w:val="21"/>
-                <w:szCs w:val="21"/>
-                <w:vertAlign w:val="baseline"/>
-                <w:lang w:val="en-US" w:eastAsia="zh-CN"/>
-              </w:rPr>
-              <w:t>描述</w:t>
-            </w:r>
-          </w:p>
-        </w:tc>
-        <w:tc>
-          <w:tcPr>
-            <w:tcW w:w="5674" w:type="dxa"/>
-            <w:vAlign w:val="center"/>
-          </w:tcPr>
-          <w:p>
-            <w:pPr>
-              <w:jc w:val="both"/>
-              <w:rPr>
-                <w:rFonts w:hint="eastAsia"/>
-                <w:sz w:val="21"/>
-                <w:szCs w:val="21"/>
-                <w:vertAlign w:val="baseline"/>
-              </w:rPr>
-            </w:pPr>
-            <w:r>
-              <w:rPr>
-                <w:rFonts w:hint="eastAsia"/>
-                <w:sz w:val="21"/>
-                <w:szCs w:val="21"/>
-                <w:vertAlign w:val="baseline"/>
-                <w:lang w:val="en-US" w:eastAsia="zh-CN"/>
-              </w:rPr>
-              <w:t>仪表发生故障，此时仪表处于安全状态。</w:t>
-            </w:r>
-          </w:p>
-        </w:tc>
-      </w:tr>
-      <w:tr>
-        <w:tblPrEx>
-          <w:tblBorders>
-            <w:top w:val="single" w:color="auto" w:sz="4" w:space="0"/>
-            <w:left w:val="single" w:color="auto" w:sz="4" w:space="0"/>
-            <w:bottom w:val="single" w:color="auto" w:sz="4" w:space="0"/>
-            <w:right w:val="single" w:color="auto" w:sz="4" w:space="0"/>
-            <w:insideH w:val="single" w:color="auto" w:sz="4" w:space="0"/>
-            <w:insideV w:val="single" w:color="auto" w:sz="4" w:space="0"/>
-          </w:tblBorders>
-          <w:tblCellMar>
-            <w:top w:w="0" w:type="dxa"/>
-            <w:left w:w="108" w:type="dxa"/>
-            <w:bottom w:w="0" w:type="dxa"/>
-            <w:right w:w="108" w:type="dxa"/>
-          </w:tblCellMar>
-        </w:tblPrEx>
-        <w:tc>
-          <w:tcPr>
-            <w:tcW w:w="1342" w:type="dxa"/>
-            <w:vMerge w:val="restart"/>
-            <w:vAlign w:val="center"/>
-          </w:tcPr>
-          <w:p>
-            <w:pPr>
-              <w:jc w:val="center"/>
-              <w:rPr>
-                <w:rFonts w:hint="default"/>
-                <w:sz w:val="21"/>
-                <w:szCs w:val="21"/>
-                <w:vertAlign w:val="baseline"/>
-                <w:lang w:val="en-US" w:eastAsia="zh-CN"/>
-              </w:rPr>
-            </w:pPr>
-            <w:r>
-              <w:rPr>
-                <w:rFonts w:hint="eastAsia"/>
-                <w:sz w:val="21"/>
-                <w:szCs w:val="21"/>
-                <w:vertAlign w:val="baseline"/>
-                <w:lang w:val="en-US" w:eastAsia="zh-CN"/>
-              </w:rPr>
-              <w:t>配置模式</w:t>
-            </w:r>
-          </w:p>
-        </w:tc>
-        <w:tc>
-          <w:tcPr>
-            <w:tcW w:w="1148" w:type="dxa"/>
-            <w:vMerge w:val="restart"/>
-            <w:vAlign w:val="center"/>
-          </w:tcPr>
-          <w:p>
-            <w:pPr>
-              <w:jc w:val="center"/>
-              <w:rPr>
-                <w:rFonts w:hint="default"/>
-                <w:sz w:val="21"/>
-                <w:szCs w:val="21"/>
-                <w:vertAlign w:val="baseline"/>
-                <w:lang w:val="en-US" w:eastAsia="zh-CN"/>
-              </w:rPr>
-            </w:pPr>
-            <w:r>
-              <w:rPr>
-                <w:rFonts w:hint="eastAsia"/>
-                <w:sz w:val="21"/>
-                <w:szCs w:val="21"/>
-                <w:vertAlign w:val="baseline"/>
-                <w:lang w:val="en-US" w:eastAsia="zh-CN"/>
-              </w:rPr>
-              <w:t>进入条件</w:t>
-            </w:r>
-          </w:p>
-        </w:tc>
-        <w:tc>
-          <w:tcPr>
-            <w:tcW w:w="5674" w:type="dxa"/>
-            <w:vAlign w:val="center"/>
-          </w:tcPr>
-          <w:p>
-            <w:pPr>
-              <w:jc w:val="both"/>
-              <w:rPr>
-                <w:rFonts w:hint="default" w:eastAsia="华文楷体"/>
-                <w:sz w:val="21"/>
-                <w:szCs w:val="21"/>
-                <w:vertAlign w:val="baseline"/>
-                <w:lang w:val="en-US" w:eastAsia="zh-CN"/>
-              </w:rPr>
-            </w:pPr>
-            <w:r>
-              <w:rPr>
-                <w:rFonts w:hint="eastAsia"/>
-                <w:sz w:val="21"/>
-                <w:szCs w:val="21"/>
-                <w:vertAlign w:val="baseline"/>
-                <w:lang w:val="en-US" w:eastAsia="zh-CN"/>
-              </w:rPr>
-              <w:t>初始化模式下，通过按键录入正确的密码，再进行配置操作，进入配置模式</w:t>
+                <w:lang w:eastAsia="zh-CN"/>
+              </w:rPr>
+              <w:t>正常结束或受控停止后返回配置模式；安全测量故障时进入安全故障状态。</w:t>
             </w:r>
           </w:p>
         </w:tc>
@@ -26289,44 +25015,54 @@
           </w:tblCellMar>
         </w:tblPrEx>
         <w:trPr>
-          <w:trHeight w:val="806" w:hRule="atLeast"/>
+          <w:cantSplit/>
         </w:trPr>
         <w:tc>
           <w:tcPr>
             <w:tcW w:w="1342" w:type="dxa"/>
             <w:vMerge w:val="continue"/>
+          </w:tcPr>
+          <w:p>
+            <w:pPr>
+              <w:rPr>
+                <w:rFonts w:hint="eastAsia" w:eastAsia="华文楷体"/>
+                <w:b w:val="0"/>
+                <w:sz w:val="21"/>
+                <w:szCs w:val="21"/>
+                <w:vertAlign w:val="baseline"/>
+              </w:rPr>
+            </w:pPr>
+          </w:p>
+        </w:tc>
+        <w:tc>
+          <w:tcPr>
+            <w:tcW w:w="1148" w:type="dxa"/>
             <w:vAlign w:val="center"/>
           </w:tcPr>
           <w:p>
             <w:pPr>
+              <w:keepNext w:val="0"/>
               <w:jc w:val="center"/>
               <w:rPr>
-                <w:rFonts w:hint="eastAsia"/>
+                <w:rFonts w:hint="eastAsia" w:eastAsia="华文楷体"/>
+                <w:b w:val="0"/>
                 <w:sz w:val="21"/>
                 <w:szCs w:val="21"/>
                 <w:vertAlign w:val="baseline"/>
-                <w:lang w:val="en-US" w:eastAsia="zh-CN"/>
-              </w:rPr>
-            </w:pPr>
-          </w:p>
-        </w:tc>
-        <w:tc>
-          <w:tcPr>
-            <w:tcW w:w="1148" w:type="dxa"/>
-            <w:vMerge w:val="continue"/>
-            <w:vAlign w:val="center"/>
-          </w:tcPr>
-          <w:p>
-            <w:pPr>
-              <w:jc w:val="center"/>
-              <w:rPr>
-                <w:rFonts w:hint="eastAsia"/>
+                <w:lang w:eastAsia="zh-CN"/>
+              </w:rPr>
+            </w:pPr>
+            <w:r>
+              <w:rPr>
+                <w:rFonts w:hint="eastAsia"/>
+                <w:b w:val="0"/>
                 <w:sz w:val="21"/>
                 <w:szCs w:val="21"/>
                 <w:vertAlign w:val="baseline"/>
-                <w:lang w:val="en-US" w:eastAsia="zh-CN"/>
-              </w:rPr>
-            </w:pPr>
+                <w:lang w:eastAsia="zh-CN"/>
+              </w:rPr>
+              <w:t>描述</w:t>
+            </w:r>
           </w:p>
         </w:tc>
         <w:tc>
@@ -26336,616 +25072,27 @@
           </w:tcPr>
           <w:p>
             <w:pPr>
+              <w:keepNext w:val="0"/>
               <w:jc w:val="both"/>
               <w:rPr>
-                <w:rFonts w:hint="default" w:eastAsia="华文楷体"/>
+                <w:rFonts w:hint="eastAsia" w:eastAsia="华文楷体"/>
+                <w:b w:val="0"/>
                 <w:sz w:val="21"/>
                 <w:szCs w:val="21"/>
                 <w:vertAlign w:val="baseline"/>
-                <w:lang w:val="en-US" w:eastAsia="zh-CN"/>
-              </w:rPr>
-            </w:pPr>
-            <w:r>
-              <w:rPr>
-                <w:rFonts w:hint="eastAsia"/>
+                <w:lang w:eastAsia="zh-CN"/>
+              </w:rPr>
+            </w:pPr>
+            <w:r>
+              <w:rPr>
+                <w:rFonts w:hint="eastAsia"/>
+                <w:b w:val="0"/>
                 <w:sz w:val="21"/>
                 <w:szCs w:val="21"/>
                 <w:vertAlign w:val="baseline"/>
-                <w:lang w:val="en-US" w:eastAsia="zh-CN"/>
-              </w:rPr>
-              <w:t>正常模式下，通过按键录入正确的密码，再进行配置操作，进入配置模式</w:t>
-            </w:r>
-          </w:p>
-        </w:tc>
-      </w:tr>
-      <w:tr>
-        <w:tblPrEx>
-          <w:tblBorders>
-            <w:top w:val="single" w:color="auto" w:sz="4" w:space="0"/>
-            <w:left w:val="single" w:color="auto" w:sz="4" w:space="0"/>
-            <w:bottom w:val="single" w:color="auto" w:sz="4" w:space="0"/>
-            <w:right w:val="single" w:color="auto" w:sz="4" w:space="0"/>
-            <w:insideH w:val="single" w:color="auto" w:sz="4" w:space="0"/>
-            <w:insideV w:val="single" w:color="auto" w:sz="4" w:space="0"/>
-          </w:tblBorders>
-          <w:tblCellMar>
-            <w:top w:w="0" w:type="dxa"/>
-            <w:left w:w="108" w:type="dxa"/>
-            <w:bottom w:w="0" w:type="dxa"/>
-            <w:right w:w="108" w:type="dxa"/>
-          </w:tblCellMar>
-        </w:tblPrEx>
-        <w:tc>
-          <w:tcPr>
-            <w:tcW w:w="1342" w:type="dxa"/>
-            <w:vMerge w:val="continue"/>
-            <w:vAlign w:val="center"/>
-          </w:tcPr>
-          <w:p>
-            <w:pPr>
-              <w:jc w:val="center"/>
-              <w:rPr>
-                <w:rFonts w:hint="eastAsia"/>
-                <w:sz w:val="21"/>
-                <w:szCs w:val="21"/>
-                <w:vertAlign w:val="baseline"/>
-                <w:lang w:val="en-US" w:eastAsia="zh-CN"/>
-              </w:rPr>
-            </w:pPr>
-          </w:p>
-        </w:tc>
-        <w:tc>
-          <w:tcPr>
-            <w:tcW w:w="1148" w:type="dxa"/>
-            <w:vMerge w:val="continue"/>
-            <w:vAlign w:val="center"/>
-          </w:tcPr>
-          <w:p>
-            <w:pPr>
-              <w:jc w:val="center"/>
-              <w:rPr>
-                <w:rFonts w:hint="eastAsia"/>
-                <w:sz w:val="21"/>
-                <w:szCs w:val="21"/>
-                <w:vertAlign w:val="baseline"/>
-                <w:lang w:val="en-US" w:eastAsia="zh-CN"/>
-              </w:rPr>
-            </w:pPr>
-          </w:p>
-        </w:tc>
-        <w:tc>
-          <w:tcPr>
-            <w:tcW w:w="5674" w:type="dxa"/>
-            <w:vAlign w:val="center"/>
-          </w:tcPr>
-          <w:p>
-            <w:pPr>
-              <w:jc w:val="both"/>
-              <w:rPr>
-                <w:rFonts w:hint="eastAsia"/>
-                <w:sz w:val="21"/>
-                <w:szCs w:val="21"/>
-                <w:vertAlign w:val="baseline"/>
-              </w:rPr>
-            </w:pPr>
-            <w:r>
-              <w:rPr>
-                <w:rFonts w:hint="eastAsia"/>
-                <w:sz w:val="21"/>
-                <w:szCs w:val="21"/>
-                <w:vertAlign w:val="baseline"/>
-                <w:lang w:val="en-US" w:eastAsia="zh-CN"/>
-              </w:rPr>
-              <w:t>故障模式下，通过按键配置操作，进入配置模式</w:t>
-            </w:r>
-          </w:p>
-        </w:tc>
-      </w:tr>
-      <w:tr>
-        <w:tblPrEx>
-          <w:tblBorders>
-            <w:top w:val="single" w:color="auto" w:sz="4" w:space="0"/>
-            <w:left w:val="single" w:color="auto" w:sz="4" w:space="0"/>
-            <w:bottom w:val="single" w:color="auto" w:sz="4" w:space="0"/>
-            <w:right w:val="single" w:color="auto" w:sz="4" w:space="0"/>
-            <w:insideH w:val="single" w:color="auto" w:sz="4" w:space="0"/>
-            <w:insideV w:val="single" w:color="auto" w:sz="4" w:space="0"/>
-          </w:tblBorders>
-          <w:tblCellMar>
-            <w:top w:w="0" w:type="dxa"/>
-            <w:left w:w="108" w:type="dxa"/>
-            <w:bottom w:w="0" w:type="dxa"/>
-            <w:right w:w="108" w:type="dxa"/>
-          </w:tblCellMar>
-        </w:tblPrEx>
-        <w:tc>
-          <w:tcPr>
-            <w:tcW w:w="1342" w:type="dxa"/>
-            <w:vMerge w:val="continue"/>
-            <w:vAlign w:val="center"/>
-          </w:tcPr>
-          <w:p>
-            <w:pPr>
-              <w:jc w:val="center"/>
-              <w:rPr>
-                <w:rFonts w:hint="eastAsia"/>
-                <w:sz w:val="21"/>
-                <w:szCs w:val="21"/>
-                <w:vertAlign w:val="baseline"/>
-                <w:lang w:val="en-US" w:eastAsia="zh-CN"/>
-              </w:rPr>
-            </w:pPr>
-          </w:p>
-        </w:tc>
-        <w:tc>
-          <w:tcPr>
-            <w:tcW w:w="1148" w:type="dxa"/>
-            <w:vMerge w:val="continue"/>
-            <w:vAlign w:val="center"/>
-          </w:tcPr>
-          <w:p>
-            <w:pPr>
-              <w:jc w:val="center"/>
-              <w:rPr>
-                <w:rFonts w:hint="eastAsia"/>
-                <w:sz w:val="21"/>
-                <w:szCs w:val="21"/>
-                <w:vertAlign w:val="baseline"/>
-                <w:lang w:val="en-US" w:eastAsia="zh-CN"/>
-              </w:rPr>
-            </w:pPr>
-          </w:p>
-        </w:tc>
-        <w:tc>
-          <w:tcPr>
-            <w:tcW w:w="5674" w:type="dxa"/>
-            <w:vAlign w:val="center"/>
-          </w:tcPr>
-          <w:p>
-            <w:pPr>
-              <w:jc w:val="both"/>
-              <w:rPr>
-                <w:rFonts w:hint="eastAsia"/>
-                <w:sz w:val="21"/>
-                <w:szCs w:val="21"/>
-                <w:vertAlign w:val="baseline"/>
-              </w:rPr>
-            </w:pPr>
-            <w:r>
-              <w:rPr>
-                <w:rFonts w:hint="eastAsia"/>
-                <w:sz w:val="21"/>
-                <w:szCs w:val="21"/>
-                <w:vertAlign w:val="baseline"/>
-                <w:lang w:val="en-US" w:eastAsia="zh-CN"/>
-              </w:rPr>
-              <w:t>检修模式下，通过按键配置操作，进入配置模式</w:t>
-            </w:r>
-          </w:p>
-        </w:tc>
-      </w:tr>
-      <w:tr>
-        <w:tblPrEx>
-          <w:tblBorders>
-            <w:top w:val="single" w:color="auto" w:sz="4" w:space="0"/>
-            <w:left w:val="single" w:color="auto" w:sz="4" w:space="0"/>
-            <w:bottom w:val="single" w:color="auto" w:sz="4" w:space="0"/>
-            <w:right w:val="single" w:color="auto" w:sz="4" w:space="0"/>
-            <w:insideH w:val="single" w:color="auto" w:sz="4" w:space="0"/>
-            <w:insideV w:val="single" w:color="auto" w:sz="4" w:space="0"/>
-          </w:tblBorders>
-          <w:tblCellMar>
-            <w:top w:w="0" w:type="dxa"/>
-            <w:left w:w="108" w:type="dxa"/>
-            <w:bottom w:w="0" w:type="dxa"/>
-            <w:right w:w="108" w:type="dxa"/>
-          </w:tblCellMar>
-        </w:tblPrEx>
-        <w:tc>
-          <w:tcPr>
-            <w:tcW w:w="1342" w:type="dxa"/>
-            <w:vMerge w:val="continue"/>
-            <w:vAlign w:val="center"/>
-          </w:tcPr>
-          <w:p>
-            <w:pPr>
-              <w:jc w:val="center"/>
-              <w:rPr>
-                <w:rFonts w:hint="eastAsia"/>
-                <w:sz w:val="21"/>
-                <w:szCs w:val="21"/>
-                <w:vertAlign w:val="baseline"/>
-                <w:lang w:val="en-US" w:eastAsia="zh-CN"/>
-              </w:rPr>
-            </w:pPr>
-          </w:p>
-        </w:tc>
-        <w:tc>
-          <w:tcPr>
-            <w:tcW w:w="1148" w:type="dxa"/>
-            <w:vMerge w:val="continue"/>
-            <w:vAlign w:val="center"/>
-          </w:tcPr>
-          <w:p>
-            <w:pPr>
-              <w:jc w:val="center"/>
-              <w:rPr>
-                <w:rFonts w:hint="eastAsia"/>
-                <w:sz w:val="21"/>
-                <w:szCs w:val="21"/>
-                <w:vertAlign w:val="baseline"/>
-                <w:lang w:val="en-US" w:eastAsia="zh-CN"/>
-              </w:rPr>
-            </w:pPr>
-          </w:p>
-        </w:tc>
-        <w:tc>
-          <w:tcPr>
-            <w:tcW w:w="5674" w:type="dxa"/>
-            <w:vAlign w:val="center"/>
-          </w:tcPr>
-          <w:p>
-            <w:pPr>
-              <w:jc w:val="both"/>
-              <w:rPr>
-                <w:rFonts w:hint="eastAsia"/>
-                <w:sz w:val="21"/>
-                <w:szCs w:val="21"/>
-                <w:vertAlign w:val="baseline"/>
-              </w:rPr>
-            </w:pPr>
-            <w:r>
-              <w:rPr>
-                <w:rFonts w:hint="eastAsia"/>
-                <w:sz w:val="21"/>
-                <w:szCs w:val="21"/>
-                <w:vertAlign w:val="baseline"/>
-                <w:lang w:val="en-US" w:eastAsia="zh-CN"/>
-              </w:rPr>
-              <w:t>综合测量模式下，通过按键配置操作，进入配置模式</w:t>
-            </w:r>
-          </w:p>
-        </w:tc>
-      </w:tr>
-      <w:tr>
-        <w:tblPrEx>
-          <w:tblBorders>
-            <w:top w:val="single" w:color="auto" w:sz="4" w:space="0"/>
-            <w:left w:val="single" w:color="auto" w:sz="4" w:space="0"/>
-            <w:bottom w:val="single" w:color="auto" w:sz="4" w:space="0"/>
-            <w:right w:val="single" w:color="auto" w:sz="4" w:space="0"/>
-            <w:insideH w:val="single" w:color="auto" w:sz="4" w:space="0"/>
-            <w:insideV w:val="single" w:color="auto" w:sz="4" w:space="0"/>
-          </w:tblBorders>
-          <w:tblCellMar>
-            <w:top w:w="0" w:type="dxa"/>
-            <w:left w:w="108" w:type="dxa"/>
-            <w:bottom w:w="0" w:type="dxa"/>
-            <w:right w:w="108" w:type="dxa"/>
-          </w:tblCellMar>
-        </w:tblPrEx>
-        <w:tc>
-          <w:tcPr>
-            <w:tcW w:w="1342" w:type="dxa"/>
-            <w:vMerge w:val="continue"/>
-            <w:vAlign w:val="center"/>
-          </w:tcPr>
-          <w:p>
-            <w:pPr>
-              <w:jc w:val="center"/>
-              <w:rPr>
-                <w:rFonts w:hint="eastAsia"/>
-                <w:sz w:val="21"/>
-                <w:szCs w:val="21"/>
-                <w:vertAlign w:val="baseline"/>
-                <w:lang w:val="en-US" w:eastAsia="zh-CN"/>
-              </w:rPr>
-            </w:pPr>
-          </w:p>
-        </w:tc>
-        <w:tc>
-          <w:tcPr>
-            <w:tcW w:w="1148" w:type="dxa"/>
-            <w:vMerge w:val="restart"/>
-            <w:vAlign w:val="center"/>
-          </w:tcPr>
-          <w:p>
-            <w:pPr>
-              <w:jc w:val="center"/>
-              <w:rPr>
-                <w:rFonts w:hint="eastAsia"/>
-                <w:sz w:val="21"/>
-                <w:szCs w:val="21"/>
-                <w:vertAlign w:val="baseline"/>
-              </w:rPr>
-            </w:pPr>
-            <w:r>
-              <w:rPr>
-                <w:rFonts w:hint="eastAsia"/>
-                <w:sz w:val="21"/>
-                <w:szCs w:val="21"/>
-                <w:vertAlign w:val="baseline"/>
-                <w:lang w:val="en-US" w:eastAsia="zh-CN"/>
-              </w:rPr>
-              <w:t>退出条件</w:t>
-            </w:r>
-          </w:p>
-        </w:tc>
-        <w:tc>
-          <w:tcPr>
-            <w:tcW w:w="5674" w:type="dxa"/>
-            <w:vAlign w:val="center"/>
-          </w:tcPr>
-          <w:p>
-            <w:pPr>
-              <w:jc w:val="both"/>
-              <w:rPr>
-                <w:rFonts w:hint="default" w:eastAsia="华文楷体"/>
-                <w:sz w:val="21"/>
-                <w:szCs w:val="21"/>
-                <w:vertAlign w:val="baseline"/>
-                <w:lang w:val="en-US" w:eastAsia="zh-CN"/>
-              </w:rPr>
-            </w:pPr>
-            <w:r>
-              <w:rPr>
-                <w:rFonts w:hint="eastAsia"/>
-                <w:sz w:val="21"/>
-                <w:szCs w:val="21"/>
-                <w:vertAlign w:val="baseline"/>
-                <w:lang w:val="en-US" w:eastAsia="zh-CN"/>
-              </w:rPr>
-              <w:t>通过按键配置操作，退出配置模式，进入初始化模式</w:t>
-            </w:r>
-          </w:p>
-        </w:tc>
-      </w:tr>
-      <w:tr>
-        <w:tblPrEx>
-          <w:tblBorders>
-            <w:top w:val="single" w:color="auto" w:sz="4" w:space="0"/>
-            <w:left w:val="single" w:color="auto" w:sz="4" w:space="0"/>
-            <w:bottom w:val="single" w:color="auto" w:sz="4" w:space="0"/>
-            <w:right w:val="single" w:color="auto" w:sz="4" w:space="0"/>
-            <w:insideH w:val="single" w:color="auto" w:sz="4" w:space="0"/>
-            <w:insideV w:val="single" w:color="auto" w:sz="4" w:space="0"/>
-          </w:tblBorders>
-          <w:tblCellMar>
-            <w:top w:w="0" w:type="dxa"/>
-            <w:left w:w="108" w:type="dxa"/>
-            <w:bottom w:w="0" w:type="dxa"/>
-            <w:right w:w="108" w:type="dxa"/>
-          </w:tblCellMar>
-        </w:tblPrEx>
-        <w:tc>
-          <w:tcPr>
-            <w:tcW w:w="1342" w:type="dxa"/>
-            <w:vMerge w:val="continue"/>
-            <w:vAlign w:val="center"/>
-          </w:tcPr>
-          <w:p>
-            <w:pPr>
-              <w:jc w:val="center"/>
-              <w:rPr>
-                <w:rFonts w:hint="eastAsia"/>
-                <w:sz w:val="21"/>
-                <w:szCs w:val="21"/>
-                <w:vertAlign w:val="baseline"/>
-                <w:lang w:val="en-US" w:eastAsia="zh-CN"/>
-              </w:rPr>
-            </w:pPr>
-          </w:p>
-        </w:tc>
-        <w:tc>
-          <w:tcPr>
-            <w:tcW w:w="1148" w:type="dxa"/>
-            <w:vMerge w:val="continue"/>
-            <w:vAlign w:val="center"/>
-          </w:tcPr>
-          <w:p>
-            <w:pPr>
-              <w:jc w:val="center"/>
-              <w:rPr>
-                <w:rFonts w:hint="eastAsia"/>
-                <w:sz w:val="21"/>
-                <w:szCs w:val="21"/>
-                <w:vertAlign w:val="baseline"/>
-                <w:lang w:val="en-US" w:eastAsia="zh-CN"/>
-              </w:rPr>
-            </w:pPr>
-          </w:p>
-        </w:tc>
-        <w:tc>
-          <w:tcPr>
-            <w:tcW w:w="5674" w:type="dxa"/>
-            <w:vAlign w:val="center"/>
-          </w:tcPr>
-          <w:p>
-            <w:pPr>
-              <w:jc w:val="both"/>
-              <w:rPr>
-                <w:rFonts w:hint="eastAsia"/>
-                <w:sz w:val="21"/>
-                <w:szCs w:val="21"/>
-                <w:vertAlign w:val="baseline"/>
-              </w:rPr>
-            </w:pPr>
-            <w:r>
-              <w:rPr>
-                <w:rFonts w:hint="eastAsia"/>
-                <w:sz w:val="21"/>
-                <w:szCs w:val="21"/>
-                <w:vertAlign w:val="baseline"/>
-                <w:lang w:val="en-US" w:eastAsia="zh-CN"/>
-              </w:rPr>
-              <w:t>通过按键配置操作，退出配置模式，进入检修模式</w:t>
-            </w:r>
-          </w:p>
-        </w:tc>
-      </w:tr>
-      <w:tr>
-        <w:tblPrEx>
-          <w:tblBorders>
-            <w:top w:val="single" w:color="auto" w:sz="4" w:space="0"/>
-            <w:left w:val="single" w:color="auto" w:sz="4" w:space="0"/>
-            <w:bottom w:val="single" w:color="auto" w:sz="4" w:space="0"/>
-            <w:right w:val="single" w:color="auto" w:sz="4" w:space="0"/>
-            <w:insideH w:val="single" w:color="auto" w:sz="4" w:space="0"/>
-            <w:insideV w:val="single" w:color="auto" w:sz="4" w:space="0"/>
-          </w:tblBorders>
-          <w:tblCellMar>
-            <w:top w:w="0" w:type="dxa"/>
-            <w:left w:w="108" w:type="dxa"/>
-            <w:bottom w:w="0" w:type="dxa"/>
-            <w:right w:w="108" w:type="dxa"/>
-          </w:tblCellMar>
-        </w:tblPrEx>
-        <w:tc>
-          <w:tcPr>
-            <w:tcW w:w="1342" w:type="dxa"/>
-            <w:vMerge w:val="continue"/>
-            <w:vAlign w:val="center"/>
-          </w:tcPr>
-          <w:p>
-            <w:pPr>
-              <w:jc w:val="center"/>
-              <w:rPr>
-                <w:rFonts w:hint="eastAsia"/>
-                <w:sz w:val="21"/>
-                <w:szCs w:val="21"/>
-                <w:vertAlign w:val="baseline"/>
-                <w:lang w:val="en-US" w:eastAsia="zh-CN"/>
-              </w:rPr>
-            </w:pPr>
-          </w:p>
-        </w:tc>
-        <w:tc>
-          <w:tcPr>
-            <w:tcW w:w="1148" w:type="dxa"/>
-            <w:vMerge w:val="continue"/>
-            <w:vAlign w:val="center"/>
-          </w:tcPr>
-          <w:p>
-            <w:pPr>
-              <w:jc w:val="center"/>
-              <w:rPr>
-                <w:rFonts w:hint="eastAsia"/>
-                <w:sz w:val="21"/>
-                <w:szCs w:val="21"/>
-                <w:vertAlign w:val="baseline"/>
-                <w:lang w:val="en-US" w:eastAsia="zh-CN"/>
-              </w:rPr>
-            </w:pPr>
-          </w:p>
-        </w:tc>
-        <w:tc>
-          <w:tcPr>
-            <w:tcW w:w="5674" w:type="dxa"/>
-            <w:vAlign w:val="center"/>
-          </w:tcPr>
-          <w:p>
-            <w:pPr>
-              <w:jc w:val="both"/>
-              <w:rPr>
-                <w:rFonts w:hint="eastAsia"/>
-                <w:sz w:val="21"/>
-                <w:szCs w:val="21"/>
-                <w:vertAlign w:val="baseline"/>
-              </w:rPr>
-            </w:pPr>
-            <w:r>
-              <w:rPr>
-                <w:rFonts w:hint="eastAsia"/>
-                <w:sz w:val="21"/>
-                <w:szCs w:val="21"/>
-                <w:vertAlign w:val="baseline"/>
-                <w:lang w:val="en-US" w:eastAsia="zh-CN"/>
-              </w:rPr>
-              <w:t>通过按键配置操作，退出配置模式，进入综合测量模式</w:t>
-            </w:r>
-          </w:p>
-        </w:tc>
-      </w:tr>
-      <w:tr>
-        <w:tblPrEx>
-          <w:tblBorders>
-            <w:top w:val="single" w:color="auto" w:sz="4" w:space="0"/>
-            <w:left w:val="single" w:color="auto" w:sz="4" w:space="0"/>
-            <w:bottom w:val="single" w:color="auto" w:sz="4" w:space="0"/>
-            <w:right w:val="single" w:color="auto" w:sz="4" w:space="0"/>
-            <w:insideH w:val="single" w:color="auto" w:sz="4" w:space="0"/>
-            <w:insideV w:val="single" w:color="auto" w:sz="4" w:space="0"/>
-          </w:tblBorders>
-          <w:tblCellMar>
-            <w:top w:w="0" w:type="dxa"/>
-            <w:left w:w="108" w:type="dxa"/>
-            <w:bottom w:w="0" w:type="dxa"/>
-            <w:right w:w="108" w:type="dxa"/>
-          </w:tblCellMar>
-        </w:tblPrEx>
-        <w:tc>
-          <w:tcPr>
-            <w:tcW w:w="1342" w:type="dxa"/>
-            <w:vMerge w:val="continue"/>
-            <w:vAlign w:val="center"/>
-          </w:tcPr>
-          <w:p>
-            <w:pPr>
-              <w:jc w:val="center"/>
-              <w:rPr>
-                <w:rFonts w:hint="eastAsia"/>
-                <w:sz w:val="21"/>
-                <w:szCs w:val="21"/>
-                <w:vertAlign w:val="baseline"/>
-                <w:lang w:val="en-US" w:eastAsia="zh-CN"/>
-              </w:rPr>
-            </w:pPr>
-          </w:p>
-        </w:tc>
-        <w:tc>
-          <w:tcPr>
-            <w:tcW w:w="1148" w:type="dxa"/>
-            <w:vMerge w:val="continue"/>
-            <w:vAlign w:val="center"/>
-          </w:tcPr>
-          <w:p>
-            <w:pPr>
-              <w:jc w:val="center"/>
-              <w:rPr>
-                <w:rFonts w:hint="eastAsia"/>
-                <w:sz w:val="21"/>
-                <w:szCs w:val="21"/>
-                <w:vertAlign w:val="baseline"/>
-                <w:lang w:val="en-US" w:eastAsia="zh-CN"/>
-              </w:rPr>
-            </w:pPr>
-          </w:p>
-        </w:tc>
-        <w:tc>
-          <w:tcPr>
-            <w:tcW w:w="5674" w:type="dxa"/>
-            <w:vAlign w:val="center"/>
-          </w:tcPr>
-          <w:p>
-            <w:pPr>
-              <w:jc w:val="both"/>
-              <w:rPr>
-                <w:rFonts w:hint="default" w:eastAsia="华文楷体"/>
-                <w:sz w:val="21"/>
-                <w:szCs w:val="21"/>
-                <w:vertAlign w:val="baseline"/>
-                <w:lang w:val="en-US" w:eastAsia="zh-CN"/>
-              </w:rPr>
-            </w:pPr>
-            <w:r>
-              <w:rPr>
-                <w:rFonts w:hint="eastAsia"/>
-                <w:sz w:val="21"/>
-                <w:szCs w:val="21"/>
-                <w:vertAlign w:val="baseline"/>
-                <w:lang w:val="en-US" w:eastAsia="zh-CN"/>
-              </w:rPr>
-              <w:t>配置过程中出现故障，退出配置模式，进入故障模式</w:t>
+                <w:lang w:eastAsia="zh-CN"/>
+              </w:rPr>
+              <w:t>唯一安全测量模式，用于油水界位定位／跟随；DSM、LTD 和 DM4 非安全协议不得形成安全有效结果。</w:t>
             </w:r>
           </w:p>
         </w:tc>
@@ -26968,25 +25115,37 @@
           </w:tblCellMar>
         </w:tblPrEx>
         <w:trPr>
-          <w:trHeight w:val="760" w:hRule="atLeast"/>
+          <w:cantSplit/>
         </w:trPr>
         <w:tc>
           <w:tcPr>
             <w:tcW w:w="1342" w:type="dxa"/>
-            <w:vMerge w:val="continue"/>
+            <w:vMerge w:val="restart"/>
             <w:vAlign w:val="center"/>
           </w:tcPr>
           <w:p>
             <w:pPr>
               <w:jc w:val="center"/>
               <w:rPr>
-                <w:rFonts w:hint="eastAsia"/>
+                <w:rFonts w:hint="eastAsia" w:eastAsia="华文楷体"/>
+                <w:b w:val="0"/>
                 <w:sz w:val="21"/>
                 <w:szCs w:val="21"/>
                 <w:vertAlign w:val="baseline"/>
-                <w:lang w:val="en-US" w:eastAsia="zh-CN"/>
-              </w:rPr>
-            </w:pPr>
+                <w:lang w:eastAsia="zh-CN"/>
+              </w:rPr>
+            </w:pPr>
+            <w:r>
+              <w:rPr>
+                <w:rFonts w:hint="eastAsia"/>
+                <w:b w:val="0"/>
+                <w:sz w:val="21"/>
+                <w:szCs w:val="21"/>
+                <w:vertAlign w:val="baseline"/>
+                <w:lang w:eastAsia="zh-CN"/>
+              </w:rPr>
+              <w:t>其他测量模式</w:t>
+            </w:r>
           </w:p>
         </w:tc>
         <w:tc>
@@ -26996,23 +25155,27 @@
           </w:tcPr>
           <w:p>
             <w:pPr>
+              <w:keepNext/>
               <w:jc w:val="center"/>
               <w:rPr>
-                <w:rFonts w:hint="eastAsia"/>
+                <w:rFonts w:hint="eastAsia" w:eastAsia="华文楷体"/>
+                <w:b w:val="0"/>
                 <w:sz w:val="21"/>
                 <w:szCs w:val="21"/>
                 <w:vertAlign w:val="baseline"/>
-              </w:rPr>
-            </w:pPr>
-            <w:r>
-              <w:rPr>
-                <w:rFonts w:hint="eastAsia"/>
+                <w:lang w:eastAsia="zh-CN"/>
+              </w:rPr>
+            </w:pPr>
+            <w:r>
+              <w:rPr>
+                <w:rFonts w:hint="eastAsia"/>
+                <w:b w:val="0"/>
                 <w:sz w:val="21"/>
                 <w:szCs w:val="21"/>
                 <w:vertAlign w:val="baseline"/>
-                <w:lang w:val="en-US" w:eastAsia="zh-CN"/>
-              </w:rPr>
-              <w:t>描述</w:t>
+                <w:lang w:eastAsia="zh-CN"/>
+              </w:rPr>
+              <w:t>进入条件</w:t>
             </w:r>
           </w:p>
         </w:tc>
@@ -27023,23 +25186,27 @@
           </w:tcPr>
           <w:p>
             <w:pPr>
+              <w:keepNext/>
               <w:jc w:val="both"/>
               <w:rPr>
-                <w:rFonts w:hint="eastAsia"/>
+                <w:rFonts w:hint="eastAsia" w:eastAsia="华文楷体"/>
+                <w:b w:val="0"/>
                 <w:sz w:val="21"/>
                 <w:szCs w:val="21"/>
                 <w:vertAlign w:val="baseline"/>
-              </w:rPr>
-            </w:pPr>
-            <w:r>
-              <w:rPr>
-                <w:rFonts w:hint="eastAsia"/>
+                <w:lang w:eastAsia="zh-CN"/>
+              </w:rPr>
+            </w:pPr>
+            <w:r>
+              <w:rPr>
+                <w:rFonts w:hint="eastAsia"/>
+                <w:b w:val="0"/>
                 <w:sz w:val="21"/>
                 <w:szCs w:val="21"/>
                 <w:vertAlign w:val="baseline"/>
-                <w:lang w:val="en-US" w:eastAsia="zh-CN"/>
-              </w:rPr>
-              <w:t>需要通过输入密码进入，保护设备。实现系统参数设置，以及状态转移。</w:t>
+                <w:lang w:eastAsia="zh-CN"/>
+              </w:rPr>
+              <w:t>配置模式下界位安全功能当前未被要求，且共享电机、编码器和传感器资源可独占使用。</w:t>
             </w:r>
           </w:p>
         </w:tc>
@@ -27061,33 +25228,24 @@
             <w:right w:w="108" w:type="dxa"/>
           </w:tblCellMar>
         </w:tblPrEx>
+        <w:trPr>
+          <w:cantSplit/>
+        </w:trPr>
         <w:tc>
           <w:tcPr>
             <w:tcW w:w="1342" w:type="dxa"/>
-            <w:vMerge w:val="restart"/>
-            <w:vAlign w:val="center"/>
-          </w:tcPr>
-          <w:p>
-            <w:pPr>
-              <w:jc w:val="center"/>
-              <w:rPr>
-                <w:rFonts w:hint="default" w:eastAsia="华文楷体"/>
+            <w:vMerge w:val="continue"/>
+          </w:tcPr>
+          <w:p>
+            <w:pPr>
+              <w:rPr>
+                <w:rFonts w:hint="eastAsia" w:eastAsia="华文楷体"/>
+                <w:b w:val="0"/>
                 <w:sz w:val="21"/>
                 <w:szCs w:val="21"/>
                 <w:vertAlign w:val="baseline"/>
-                <w:lang w:val="en-US" w:eastAsia="zh-CN"/>
-              </w:rPr>
-            </w:pPr>
-            <w:r>
-              <w:rPr>
-                <w:rFonts w:hint="eastAsia"/>
-                <w:sz w:val="21"/>
-                <w:szCs w:val="21"/>
-                <w:vertAlign w:val="baseline"/>
-                <w:lang w:val="en-US" w:eastAsia="zh-CN"/>
-              </w:rPr>
-              <w:t>检修模式</w:t>
-            </w:r>
+              </w:rPr>
+            </w:pPr>
           </w:p>
         </w:tc>
         <w:tc>
@@ -27097,23 +25255,27 @@
           </w:tcPr>
           <w:p>
             <w:pPr>
+              <w:keepNext/>
               <w:jc w:val="center"/>
               <w:rPr>
-                <w:rFonts w:hint="eastAsia"/>
+                <w:rFonts w:hint="eastAsia" w:eastAsia="华文楷体"/>
+                <w:b w:val="0"/>
                 <w:sz w:val="21"/>
                 <w:szCs w:val="21"/>
                 <w:vertAlign w:val="baseline"/>
-              </w:rPr>
-            </w:pPr>
-            <w:r>
-              <w:rPr>
-                <w:rFonts w:hint="eastAsia"/>
+                <w:lang w:eastAsia="zh-CN"/>
+              </w:rPr>
+            </w:pPr>
+            <w:r>
+              <w:rPr>
+                <w:rFonts w:hint="eastAsia"/>
+                <w:b w:val="0"/>
                 <w:sz w:val="21"/>
                 <w:szCs w:val="21"/>
                 <w:vertAlign w:val="baseline"/>
-                <w:lang w:val="en-US" w:eastAsia="zh-CN"/>
-              </w:rPr>
-              <w:t>进入条件</w:t>
+                <w:lang w:eastAsia="zh-CN"/>
+              </w:rPr>
+              <w:t>退出条件</w:t>
             </w:r>
           </w:p>
         </w:tc>
@@ -27124,24 +25286,27 @@
           </w:tcPr>
           <w:p>
             <w:pPr>
+              <w:keepNext/>
               <w:jc w:val="both"/>
               <w:rPr>
-                <w:rFonts w:hint="default"/>
+                <w:rFonts w:hint="eastAsia" w:eastAsia="华文楷体"/>
+                <w:b w:val="0"/>
                 <w:sz w:val="21"/>
                 <w:szCs w:val="21"/>
                 <w:vertAlign w:val="baseline"/>
-                <w:lang w:val="en-US"/>
-              </w:rPr>
-            </w:pPr>
-            <w:r>
-              <w:rPr>
-                <w:rFonts w:hint="eastAsia"/>
+                <w:lang w:eastAsia="zh-CN"/>
+              </w:rPr>
+            </w:pPr>
+            <w:r>
+              <w:rPr>
+                <w:rFonts w:hint="eastAsia"/>
+                <w:b w:val="0"/>
                 <w:sz w:val="21"/>
                 <w:szCs w:val="21"/>
                 <w:vertAlign w:val="baseline"/>
-                <w:lang w:val="en-US" w:eastAsia="zh-CN"/>
-              </w:rPr>
-              <w:t>在配置模式下，通过按键配置，进入检修模式</w:t>
+                <w:lang w:eastAsia="zh-CN"/>
+              </w:rPr>
+              <w:t>完成或普通业务错误后返回配置模式；影响共享安全资源或安全输出时进入安全故障状态。</w:t>
             </w:r>
           </w:p>
         </w:tc>
@@ -27163,50 +25328,54 @@
             <w:right w:w="108" w:type="dxa"/>
           </w:tblCellMar>
         </w:tblPrEx>
+        <w:trPr>
+          <w:cantSplit/>
+        </w:trPr>
         <w:tc>
           <w:tcPr>
             <w:tcW w:w="1342" w:type="dxa"/>
             <w:vMerge w:val="continue"/>
+          </w:tcPr>
+          <w:p>
+            <w:pPr>
+              <w:rPr>
+                <w:rFonts w:hint="eastAsia" w:eastAsia="华文楷体"/>
+                <w:b w:val="0"/>
+                <w:sz w:val="21"/>
+                <w:szCs w:val="21"/>
+                <w:vertAlign w:val="baseline"/>
+              </w:rPr>
+            </w:pPr>
+          </w:p>
+        </w:tc>
+        <w:tc>
+          <w:tcPr>
+            <w:tcW w:w="1148" w:type="dxa"/>
             <w:vAlign w:val="center"/>
           </w:tcPr>
           <w:p>
             <w:pPr>
+              <w:keepNext w:val="0"/>
               <w:jc w:val="center"/>
               <w:rPr>
-                <w:rFonts w:hint="eastAsia"/>
+                <w:rFonts w:hint="eastAsia" w:eastAsia="华文楷体"/>
+                <w:b w:val="0"/>
                 <w:sz w:val="21"/>
                 <w:szCs w:val="21"/>
                 <w:vertAlign w:val="baseline"/>
-                <w:lang w:val="en-US" w:eastAsia="zh-CN"/>
-              </w:rPr>
-            </w:pPr>
-          </w:p>
-        </w:tc>
-        <w:tc>
-          <w:tcPr>
-            <w:tcW w:w="1148" w:type="dxa"/>
-            <w:vMerge w:val="restart"/>
-            <w:vAlign w:val="center"/>
-          </w:tcPr>
-          <w:p>
-            <w:pPr>
-              <w:jc w:val="center"/>
-              <w:rPr>
-                <w:rFonts w:hint="eastAsia"/>
+                <w:lang w:eastAsia="zh-CN"/>
+              </w:rPr>
+            </w:pPr>
+            <w:r>
+              <w:rPr>
+                <w:rFonts w:hint="eastAsia"/>
+                <w:b w:val="0"/>
                 <w:sz w:val="21"/>
                 <w:szCs w:val="21"/>
                 <w:vertAlign w:val="baseline"/>
-              </w:rPr>
-            </w:pPr>
-            <w:r>
-              <w:rPr>
-                <w:rFonts w:hint="eastAsia"/>
-                <w:sz w:val="21"/>
-                <w:szCs w:val="21"/>
-                <w:vertAlign w:val="baseline"/>
-                <w:lang w:val="en-US" w:eastAsia="zh-CN"/>
-              </w:rPr>
-              <w:t>退出条件</w:t>
+                <w:lang w:eastAsia="zh-CN"/>
+              </w:rPr>
+              <w:t>描述</w:t>
             </w:r>
           </w:p>
         </w:tc>
@@ -27217,24 +25386,27 @@
           </w:tcPr>
           <w:p>
             <w:pPr>
+              <w:keepNext w:val="0"/>
               <w:jc w:val="both"/>
               <w:rPr>
-                <w:rFonts w:hint="default" w:eastAsia="华文楷体"/>
+                <w:rFonts w:hint="eastAsia" w:eastAsia="华文楷体"/>
+                <w:b w:val="0"/>
                 <w:sz w:val="21"/>
                 <w:szCs w:val="21"/>
                 <w:vertAlign w:val="baseline"/>
-                <w:lang w:val="en-US" w:eastAsia="zh-CN"/>
-              </w:rPr>
-            </w:pPr>
-            <w:r>
-              <w:rPr>
-                <w:rFonts w:hint="eastAsia"/>
+                <w:lang w:eastAsia="zh-CN"/>
+              </w:rPr>
+            </w:pPr>
+            <w:r>
+              <w:rPr>
+                <w:rFonts w:hint="eastAsia"/>
+                <w:b w:val="0"/>
                 <w:sz w:val="21"/>
                 <w:szCs w:val="21"/>
                 <w:vertAlign w:val="baseline"/>
-                <w:lang w:val="en-US" w:eastAsia="zh-CN"/>
-              </w:rPr>
-              <w:t>检修模式下，完成检修后，通过按键配置退出检修模式，退出时会对设备进行诊断，诊断完成后若设备故障则进入故障模式。</w:t>
+                <w:lang w:eastAsia="zh-CN"/>
+              </w:rPr>
+              <w:t>液面、密度、温度、罐底等均为非安全测量；与界位安全测量不得并行，也不得发布界位安全有效结果。</w:t>
             </w:r>
           </w:p>
         </w:tc>
@@ -27256,42 +25428,69 @@
             <w:right w:w="108" w:type="dxa"/>
           </w:tblCellMar>
         </w:tblPrEx>
+        <w:trPr>
+          <w:cantSplit/>
+        </w:trPr>
         <w:tc>
           <w:tcPr>
             <w:tcW w:w="1342" w:type="dxa"/>
-            <w:vMerge w:val="continue"/>
+            <w:vMerge w:val="restart"/>
             <w:vAlign w:val="center"/>
           </w:tcPr>
           <w:p>
             <w:pPr>
               <w:jc w:val="center"/>
               <w:rPr>
-                <w:rFonts w:hint="eastAsia"/>
+                <w:rFonts w:hint="eastAsia" w:eastAsia="华文楷体"/>
+                <w:b w:val="0"/>
                 <w:sz w:val="21"/>
                 <w:szCs w:val="21"/>
                 <w:vertAlign w:val="baseline"/>
-                <w:lang w:val="en-US" w:eastAsia="zh-CN"/>
-              </w:rPr>
-            </w:pPr>
+                <w:lang w:eastAsia="zh-CN"/>
+              </w:rPr>
+            </w:pPr>
+            <w:r>
+              <w:rPr>
+                <w:rFonts w:hint="eastAsia"/>
+                <w:b w:val="0"/>
+                <w:sz w:val="21"/>
+                <w:szCs w:val="21"/>
+                <w:vertAlign w:val="baseline"/>
+                <w:lang w:eastAsia="zh-CN"/>
+              </w:rPr>
+              <w:t>安全受控维护状态</w:t>
+            </w:r>
           </w:p>
         </w:tc>
         <w:tc>
           <w:tcPr>
             <w:tcW w:w="1148" w:type="dxa"/>
-            <w:vMerge w:val="continue"/>
             <w:vAlign w:val="center"/>
           </w:tcPr>
           <w:p>
             <w:pPr>
+              <w:keepNext/>
               <w:jc w:val="center"/>
               <w:rPr>
-                <w:rFonts w:hint="eastAsia"/>
+                <w:rFonts w:hint="eastAsia" w:eastAsia="华文楷体"/>
+                <w:b w:val="0"/>
                 <w:sz w:val="21"/>
                 <w:szCs w:val="21"/>
                 <w:vertAlign w:val="baseline"/>
-                <w:lang w:val="en-US" w:eastAsia="zh-CN"/>
-              </w:rPr>
-            </w:pPr>
+                <w:lang w:eastAsia="zh-CN"/>
+              </w:rPr>
+            </w:pPr>
+            <w:r>
+              <w:rPr>
+                <w:rFonts w:hint="eastAsia"/>
+                <w:b w:val="0"/>
+                <w:sz w:val="21"/>
+                <w:szCs w:val="21"/>
+                <w:vertAlign w:val="baseline"/>
+                <w:lang w:eastAsia="zh-CN"/>
+              </w:rPr>
+              <w:t>进入条件</w:t>
+            </w:r>
           </w:p>
         </w:tc>
         <w:tc>
@@ -27301,24 +25500,27 @@
           </w:tcPr>
           <w:p>
             <w:pPr>
+              <w:keepNext/>
               <w:jc w:val="both"/>
               <w:rPr>
-                <w:rFonts w:hint="default" w:eastAsia="华文楷体"/>
+                <w:rFonts w:hint="eastAsia" w:eastAsia="华文楷体"/>
+                <w:b w:val="0"/>
                 <w:sz w:val="21"/>
                 <w:szCs w:val="21"/>
                 <w:vertAlign w:val="baseline"/>
-                <w:lang w:val="en-US" w:eastAsia="zh-CN"/>
-              </w:rPr>
-            </w:pPr>
-            <w:r>
-              <w:rPr>
-                <w:rFonts w:hint="eastAsia"/>
+                <w:lang w:eastAsia="zh-CN"/>
+              </w:rPr>
+            </w:pPr>
+            <w:r>
+              <w:rPr>
+                <w:rFonts w:hint="eastAsia"/>
+                <w:b w:val="0"/>
                 <w:sz w:val="21"/>
                 <w:szCs w:val="21"/>
                 <w:vertAlign w:val="baseline"/>
-                <w:lang w:val="en-US" w:eastAsia="zh-CN"/>
-              </w:rPr>
-              <w:t>检修模式下，完成检修后，通过按键配置退出检修模式，退出时会对设备进行诊断，诊断完成后若设备故障则进入配置模式。</w:t>
+                <w:lang w:eastAsia="zh-CN"/>
+              </w:rPr>
+              <w:t>从配置模式或安全故障状态经授权进入，并已建立经批准的替代保护；从安全故障状态进入时，故障锁存和安全输出持续有效，不视为故障恢复。</w:t>
             </w:r>
           </w:p>
         </w:tc>
@@ -27340,21 +25542,22 @@
             <w:right w:w="108" w:type="dxa"/>
           </w:tblCellMar>
         </w:tblPrEx>
+        <w:trPr>
+          <w:cantSplit/>
+        </w:trPr>
         <w:tc>
           <w:tcPr>
             <w:tcW w:w="1342" w:type="dxa"/>
             <w:vMerge w:val="continue"/>
-            <w:vAlign w:val="center"/>
-          </w:tcPr>
-          <w:p>
-            <w:pPr>
-              <w:jc w:val="center"/>
-              <w:rPr>
-                <w:rFonts w:hint="eastAsia"/>
+          </w:tcPr>
+          <w:p>
+            <w:pPr>
+              <w:rPr>
+                <w:rFonts w:hint="eastAsia" w:eastAsia="华文楷体"/>
+                <w:b w:val="0"/>
                 <w:sz w:val="21"/>
                 <w:szCs w:val="21"/>
                 <w:vertAlign w:val="baseline"/>
-                <w:lang w:val="en-US" w:eastAsia="zh-CN"/>
               </w:rPr>
             </w:pPr>
           </w:p>
@@ -27366,23 +25569,27 @@
           </w:tcPr>
           <w:p>
             <w:pPr>
+              <w:keepNext/>
               <w:jc w:val="center"/>
               <w:rPr>
-                <w:rFonts w:hint="eastAsia"/>
+                <w:rFonts w:hint="eastAsia" w:eastAsia="华文楷体"/>
+                <w:b w:val="0"/>
                 <w:sz w:val="21"/>
                 <w:szCs w:val="21"/>
                 <w:vertAlign w:val="baseline"/>
-              </w:rPr>
-            </w:pPr>
-            <w:r>
-              <w:rPr>
-                <w:rFonts w:hint="eastAsia"/>
+                <w:lang w:eastAsia="zh-CN"/>
+              </w:rPr>
+            </w:pPr>
+            <w:r>
+              <w:rPr>
+                <w:rFonts w:hint="eastAsia"/>
+                <w:b w:val="0"/>
                 <w:sz w:val="21"/>
                 <w:szCs w:val="21"/>
                 <w:vertAlign w:val="baseline"/>
-                <w:lang w:val="en-US" w:eastAsia="zh-CN"/>
-              </w:rPr>
-              <w:t>描述</w:t>
+                <w:lang w:eastAsia="zh-CN"/>
+              </w:rPr>
+              <w:t>退出条件</w:t>
             </w:r>
           </w:p>
         </w:tc>
@@ -27393,24 +25600,27 @@
           </w:tcPr>
           <w:p>
             <w:pPr>
+              <w:keepNext/>
               <w:jc w:val="both"/>
               <w:rPr>
-                <w:rFonts w:hint="default"/>
+                <w:rFonts w:hint="eastAsia" w:eastAsia="华文楷体"/>
+                <w:b w:val="0"/>
                 <w:sz w:val="21"/>
                 <w:szCs w:val="21"/>
                 <w:vertAlign w:val="baseline"/>
-                <w:lang w:val="en-US"/>
-              </w:rPr>
-            </w:pPr>
-            <w:r>
-              <w:rPr>
-                <w:rFonts w:hint="eastAsia"/>
+                <w:lang w:eastAsia="zh-CN"/>
+              </w:rPr>
+            </w:pPr>
+            <w:r>
+              <w:rPr>
+                <w:rFonts w:hint="eastAsia"/>
+                <w:b w:val="0"/>
                 <w:sz w:val="21"/>
                 <w:szCs w:val="21"/>
                 <w:vertAlign w:val="baseline"/>
-                <w:lang w:val="en-US" w:eastAsia="zh-CN"/>
-              </w:rPr>
-              <w:t>开启仪表检修功能时，电流值会在最大值与最小值之间跳动，屏幕会显示传感器的采集信息。</w:t>
+                <w:lang w:eastAsia="zh-CN"/>
+              </w:rPr>
+              <w:t>配置重锁、自检和界位功能复验通过后返回配置模式；恢复检查失败时进入安全故障状态。</w:t>
             </w:r>
           </w:p>
         </w:tc>
@@ -27432,32 +25642,24 @@
             <w:right w:w="108" w:type="dxa"/>
           </w:tblCellMar>
         </w:tblPrEx>
+        <w:trPr>
+          <w:cantSplit/>
+        </w:trPr>
         <w:tc>
           <w:tcPr>
             <w:tcW w:w="1342" w:type="dxa"/>
-            <w:vMerge w:val="restart"/>
-            <w:vAlign w:val="center"/>
-          </w:tcPr>
-          <w:p>
-            <w:pPr>
-              <w:jc w:val="center"/>
-              <w:rPr>
-                <w:rFonts w:hint="eastAsia"/>
+            <w:vMerge w:val="continue"/>
+          </w:tcPr>
+          <w:p>
+            <w:pPr>
+              <w:rPr>
+                <w:rFonts w:hint="eastAsia" w:eastAsia="华文楷体"/>
+                <w:b w:val="0"/>
                 <w:sz w:val="21"/>
                 <w:szCs w:val="21"/>
                 <w:vertAlign w:val="baseline"/>
               </w:rPr>
             </w:pPr>
-            <w:r>
-              <w:rPr>
-                <w:rFonts w:hint="eastAsia"/>
-                <w:sz w:val="21"/>
-                <w:szCs w:val="21"/>
-                <w:vertAlign w:val="baseline"/>
-                <w:lang w:val="en-US" w:eastAsia="zh-CN"/>
-              </w:rPr>
-              <w:t>综合测量模式</w:t>
-            </w:r>
           </w:p>
         </w:tc>
         <w:tc>
@@ -27467,23 +25669,27 @@
           </w:tcPr>
           <w:p>
             <w:pPr>
+              <w:keepNext w:val="0"/>
               <w:jc w:val="center"/>
               <w:rPr>
-                <w:rFonts w:hint="eastAsia"/>
+                <w:rFonts w:hint="eastAsia" w:eastAsia="华文楷体"/>
+                <w:b w:val="0"/>
                 <w:sz w:val="21"/>
                 <w:szCs w:val="21"/>
                 <w:vertAlign w:val="baseline"/>
-              </w:rPr>
-            </w:pPr>
-            <w:r>
-              <w:rPr>
-                <w:rFonts w:hint="eastAsia"/>
+                <w:lang w:eastAsia="zh-CN"/>
+              </w:rPr>
+            </w:pPr>
+            <w:r>
+              <w:rPr>
+                <w:rFonts w:hint="eastAsia"/>
+                <w:b w:val="0"/>
                 <w:sz w:val="21"/>
                 <w:szCs w:val="21"/>
                 <w:vertAlign w:val="baseline"/>
-                <w:lang w:val="en-US" w:eastAsia="zh-CN"/>
-              </w:rPr>
-              <w:t>进入条件</w:t>
+                <w:lang w:eastAsia="zh-CN"/>
+              </w:rPr>
+              <w:t>描述</w:t>
             </w:r>
           </w:p>
         </w:tc>
@@ -27494,24 +25700,27 @@
           </w:tcPr>
           <w:p>
             <w:pPr>
+              <w:keepNext w:val="0"/>
               <w:jc w:val="both"/>
               <w:rPr>
-                <w:rFonts w:hint="default"/>
+                <w:rFonts w:hint="eastAsia" w:eastAsia="华文楷体"/>
+                <w:b w:val="0"/>
                 <w:sz w:val="21"/>
                 <w:szCs w:val="21"/>
                 <w:vertAlign w:val="baseline"/>
-                <w:lang w:val="en-US"/>
-              </w:rPr>
-            </w:pPr>
-            <w:r>
-              <w:rPr>
-                <w:rFonts w:hint="eastAsia"/>
+                <w:lang w:eastAsia="zh-CN"/>
+              </w:rPr>
+            </w:pPr>
+            <w:r>
+              <w:rPr>
+                <w:rFonts w:hint="eastAsia"/>
+                <w:b w:val="0"/>
                 <w:sz w:val="21"/>
                 <w:szCs w:val="21"/>
                 <w:vertAlign w:val="baseline"/>
-                <w:lang w:val="en-US" w:eastAsia="zh-CN"/>
-              </w:rPr>
-              <w:t>在配置模式下，通过按键配置操作，进入综合测量模式</w:t>
+                <w:lang w:eastAsia="zh-CN"/>
+              </w:rPr>
+              <w:t>维护期间安全功能可能不可用，不得宣告界位安全功能有效；替代保护和受控安全输出持续有效。</w:t>
             </w:r>
           </w:p>
         </w:tc>
@@ -27533,28 +25742,12 @@
             <w:right w:w="108" w:type="dxa"/>
           </w:tblCellMar>
         </w:tblPrEx>
+        <w:trPr>
+          <w:cantSplit/>
+        </w:trPr>
         <w:tc>
           <w:tcPr>
             <w:tcW w:w="1342" w:type="dxa"/>
-            <w:vMerge w:val="continue"/>
-            <w:vAlign w:val="center"/>
-          </w:tcPr>
-          <w:p>
-            <w:pPr>
-              <w:jc w:val="center"/>
-              <w:rPr>
-                <w:rFonts w:hint="eastAsia"/>
-                <w:sz w:val="21"/>
-                <w:szCs w:val="21"/>
-                <w:vertAlign w:val="baseline"/>
-                <w:lang w:val="en-US" w:eastAsia="zh-CN"/>
-              </w:rPr>
-            </w:pPr>
-          </w:p>
-        </w:tc>
-        <w:tc>
-          <w:tcPr>
-            <w:tcW w:w="1148" w:type="dxa"/>
             <w:vMerge w:val="restart"/>
             <w:vAlign w:val="center"/>
           </w:tcPr>
@@ -27562,21 +25755,55 @@
             <w:pPr>
               <w:jc w:val="center"/>
               <w:rPr>
-                <w:rFonts w:hint="eastAsia"/>
+                <w:rFonts w:hint="eastAsia" w:eastAsia="华文楷体"/>
+                <w:b w:val="0"/>
                 <w:sz w:val="21"/>
                 <w:szCs w:val="21"/>
                 <w:vertAlign w:val="baseline"/>
-              </w:rPr>
-            </w:pPr>
-            <w:r>
-              <w:rPr>
-                <w:rFonts w:hint="eastAsia"/>
+                <w:lang w:eastAsia="zh-CN"/>
+              </w:rPr>
+            </w:pPr>
+            <w:r>
+              <w:rPr>
+                <w:rFonts w:hint="eastAsia"/>
+                <w:b w:val="0"/>
                 <w:sz w:val="21"/>
                 <w:szCs w:val="21"/>
                 <w:vertAlign w:val="baseline"/>
-                <w:lang w:val="en-US" w:eastAsia="zh-CN"/>
-              </w:rPr>
-              <w:t>退出条件</w:t>
+                <w:lang w:eastAsia="zh-CN"/>
+              </w:rPr>
+              <w:t>安全故障状态</w:t>
+            </w:r>
+          </w:p>
+        </w:tc>
+        <w:tc>
+          <w:tcPr>
+            <w:tcW w:w="1148" w:type="dxa"/>
+            <w:vAlign w:val="center"/>
+          </w:tcPr>
+          <w:p>
+            <w:pPr>
+              <w:keepNext/>
+              <w:jc w:val="center"/>
+              <w:rPr>
+                <w:rFonts w:hint="eastAsia" w:eastAsia="华文楷体"/>
+                <w:b w:val="0"/>
+                <w:sz w:val="21"/>
+                <w:szCs w:val="21"/>
+                <w:vertAlign w:val="baseline"/>
+                <w:lang w:eastAsia="zh-CN"/>
+              </w:rPr>
+            </w:pPr>
+            <w:r>
+              <w:rPr>
+                <w:rFonts w:hint="eastAsia"/>
+                <w:b w:val="0"/>
+                <w:sz w:val="21"/>
+                <w:szCs w:val="21"/>
+                <w:vertAlign w:val="baseline"/>
+                <w:lang w:eastAsia="zh-CN"/>
+              </w:rPr>
+              <w:t>进入条件</w:t>
             </w:r>
           </w:p>
         </w:tc>
@@ -27587,24 +25814,27 @@
           </w:tcPr>
           <w:p>
             <w:pPr>
+              <w:keepNext/>
               <w:jc w:val="both"/>
               <w:rPr>
-                <w:rFonts w:hint="default" w:eastAsia="华文楷体"/>
+                <w:rFonts w:hint="eastAsia" w:eastAsia="华文楷体"/>
+                <w:b w:val="0"/>
                 <w:sz w:val="21"/>
                 <w:szCs w:val="21"/>
                 <w:vertAlign w:val="baseline"/>
-                <w:lang w:val="en-US" w:eastAsia="zh-CN"/>
-              </w:rPr>
-            </w:pPr>
-            <w:r>
-              <w:rPr>
-                <w:rFonts w:hint="eastAsia"/>
+                <w:lang w:eastAsia="zh-CN"/>
+              </w:rPr>
+            </w:pPr>
+            <w:r>
+              <w:rPr>
+                <w:rFonts w:hint="eastAsia"/>
+                <w:b w:val="0"/>
                 <w:sz w:val="21"/>
                 <w:szCs w:val="21"/>
                 <w:vertAlign w:val="baseline"/>
-                <w:lang w:val="en-US" w:eastAsia="zh-CN"/>
-              </w:rPr>
-              <w:t>综合测量过程中，诊断出设备故障，退出综合测量模式，进入故障模式</w:t>
+                <w:lang w:eastAsia="zh-CN"/>
+              </w:rPr>
+              <w:t>关键自检失败；界位安全测量故障；其他测量影响共享安全资源或安全输出；维护恢复失败；独立安全监督检测到安全相关故障。</w:t>
             </w:r>
           </w:p>
         </w:tc>
@@ -27626,41 +25856,55 @@
             <w:right w:w="108" w:type="dxa"/>
           </w:tblCellMar>
         </w:tblPrEx>
+        <w:trPr>
+          <w:cantSplit/>
+        </w:trPr>
         <w:tc>
           <w:tcPr>
             <w:tcW w:w="1342" w:type="dxa"/>
             <w:vMerge w:val="continue"/>
+          </w:tcPr>
+          <w:p>
+            <w:pPr>
+              <w:rPr>
+                <w:rFonts w:hint="eastAsia" w:eastAsia="华文楷体"/>
+                <w:b w:val="0"/>
+                <w:sz w:val="21"/>
+                <w:szCs w:val="21"/>
+                <w:vertAlign w:val="baseline"/>
+              </w:rPr>
+            </w:pPr>
+          </w:p>
+        </w:tc>
+        <w:tc>
+          <w:tcPr>
+            <w:tcW w:w="1148" w:type="dxa"/>
             <w:vAlign w:val="center"/>
           </w:tcPr>
           <w:p>
             <w:pPr>
+              <w:keepNext/>
               <w:jc w:val="center"/>
               <w:rPr>
-                <w:rFonts w:hint="eastAsia"/>
+                <w:rFonts w:hint="eastAsia" w:eastAsia="华文楷体"/>
+                <w:b w:val="0"/>
                 <w:sz w:val="21"/>
                 <w:szCs w:val="21"/>
                 <w:vertAlign w:val="baseline"/>
-                <w:lang w:val="en-US" w:eastAsia="zh-CN"/>
-              </w:rPr>
-            </w:pPr>
-          </w:p>
-        </w:tc>
-        <w:tc>
-          <w:tcPr>
-            <w:tcW w:w="1148" w:type="dxa"/>
-            <w:vMerge w:val="continue"/>
-            <w:vAlign w:val="center"/>
-          </w:tcPr>
-          <w:p>
-            <w:pPr>
-              <w:jc w:val="center"/>
-              <w:rPr>
-                <w:rFonts w:hint="eastAsia"/>
+                <w:lang w:eastAsia="zh-CN"/>
+              </w:rPr>
+            </w:pPr>
+            <w:r>
+              <w:rPr>
+                <w:rFonts w:hint="eastAsia"/>
+                <w:b w:val="0"/>
                 <w:sz w:val="21"/>
                 <w:szCs w:val="21"/>
                 <w:vertAlign w:val="baseline"/>
-              </w:rPr>
-            </w:pPr>
+                <w:lang w:eastAsia="zh-CN"/>
+              </w:rPr>
+              <w:t>退出条件</w:t>
+            </w:r>
           </w:p>
         </w:tc>
         <w:tc>
@@ -27670,23 +25914,27 @@
           </w:tcPr>
           <w:p>
             <w:pPr>
+              <w:keepNext/>
               <w:jc w:val="both"/>
               <w:rPr>
-                <w:rFonts w:hint="eastAsia"/>
+                <w:rFonts w:hint="eastAsia" w:eastAsia="华文楷体"/>
+                <w:b w:val="0"/>
                 <w:sz w:val="21"/>
                 <w:szCs w:val="21"/>
                 <w:vertAlign w:val="baseline"/>
-              </w:rPr>
-            </w:pPr>
-            <w:r>
-              <w:rPr>
-                <w:rFonts w:hint="eastAsia"/>
+                <w:lang w:eastAsia="zh-CN"/>
+              </w:rPr>
+            </w:pPr>
+            <w:r>
+              <w:rPr>
+                <w:rFonts w:hint="eastAsia"/>
+                <w:b w:val="0"/>
                 <w:sz w:val="21"/>
                 <w:szCs w:val="21"/>
                 <w:vertAlign w:val="baseline"/>
-                <w:lang w:val="en-US" w:eastAsia="zh-CN"/>
-              </w:rPr>
-              <w:t>综合测量完成后，无故障问题出现，则退出综合测量模式，进入配置模式</w:t>
+                <w:lang w:eastAsia="zh-CN"/>
+              </w:rPr>
+              <w:t>授权、替代保护已建立且故障锁存和安全输出持续有效时，可进入安全受控维护状态，该转换不视为故障恢复；故障消除、人工复位、诊断和复验通过后进入配置模式；仅必须重启的严重故障返回上电／软件重启流程。</w:t>
             </w:r>
           </w:p>
         </w:tc>
@@ -27708,21 +25956,22 @@
             <w:right w:w="108" w:type="dxa"/>
           </w:tblCellMar>
         </w:tblPrEx>
+        <w:trPr>
+          <w:cantSplit/>
+        </w:trPr>
         <w:tc>
           <w:tcPr>
             <w:tcW w:w="1342" w:type="dxa"/>
             <w:vMerge w:val="continue"/>
-            <w:vAlign w:val="center"/>
-          </w:tcPr>
-          <w:p>
-            <w:pPr>
-              <w:jc w:val="center"/>
-              <w:rPr>
-                <w:rFonts w:hint="eastAsia"/>
+          </w:tcPr>
+          <w:p>
+            <w:pPr>
+              <w:rPr>
+                <w:rFonts w:hint="eastAsia" w:eastAsia="华文楷体"/>
+                <w:b w:val="0"/>
                 <w:sz w:val="21"/>
                 <w:szCs w:val="21"/>
                 <w:vertAlign w:val="baseline"/>
-                <w:lang w:val="en-US" w:eastAsia="zh-CN"/>
               </w:rPr>
             </w:pPr>
           </w:p>
@@ -27734,21 +25983,25 @@
           </w:tcPr>
           <w:p>
             <w:pPr>
+              <w:keepNext w:val="0"/>
               <w:jc w:val="center"/>
               <w:rPr>
-                <w:rFonts w:hint="eastAsia"/>
+                <w:rFonts w:hint="eastAsia" w:eastAsia="华文楷体"/>
+                <w:b w:val="0"/>
                 <w:sz w:val="21"/>
                 <w:szCs w:val="21"/>
                 <w:vertAlign w:val="baseline"/>
-              </w:rPr>
-            </w:pPr>
-            <w:r>
-              <w:rPr>
-                <w:rFonts w:hint="eastAsia"/>
+                <w:lang w:eastAsia="zh-CN"/>
+              </w:rPr>
+            </w:pPr>
+            <w:r>
+              <w:rPr>
+                <w:rFonts w:hint="eastAsia"/>
+                <w:b w:val="0"/>
                 <w:sz w:val="21"/>
                 <w:szCs w:val="21"/>
                 <w:vertAlign w:val="baseline"/>
-                <w:lang w:val="en-US" w:eastAsia="zh-CN"/>
+                <w:lang w:eastAsia="zh-CN"/>
               </w:rPr>
               <w:t>描述</w:t>
             </w:r>
@@ -27761,24 +26014,27 @@
           </w:tcPr>
           <w:p>
             <w:pPr>
+              <w:keepNext w:val="0"/>
               <w:jc w:val="both"/>
               <w:rPr>
-                <w:rFonts w:hint="default"/>
+                <w:rFonts w:hint="eastAsia" w:eastAsia="华文楷体"/>
+                <w:b w:val="0"/>
                 <w:sz w:val="21"/>
                 <w:szCs w:val="21"/>
                 <w:vertAlign w:val="baseline"/>
-                <w:lang w:val="en-US"/>
-              </w:rPr>
-            </w:pPr>
-            <w:r>
-              <w:rPr>
-                <w:rFonts w:hint="eastAsia"/>
+                <w:lang w:eastAsia="zh-CN"/>
+              </w:rPr>
+            </w:pPr>
+            <w:r>
+              <w:rPr>
+                <w:rFonts w:hint="eastAsia"/>
+                <w:b w:val="0"/>
                 <w:sz w:val="21"/>
                 <w:szCs w:val="21"/>
                 <w:vertAlign w:val="baseline"/>
-                <w:lang w:val="en-US" w:eastAsia="zh-CN"/>
-              </w:rPr>
-              <w:t>实现密度、温度、水位、罐高等非安全功能的测量。</w:t>
+                <w:lang w:eastAsia="zh-CN"/>
+              </w:rPr>
+              <w:t>在批准 FTTI 内停止运动、使界位数据无效并执行定义的安全输出；具体时限和输出由批准 SRS 冻结。</w:t>
             </w:r>
           </w:p>
         </w:tc>
@@ -27786,10 +26042,11 @@
     </w:tbl>
     <w:p>
       <w:pPr>
+        <w:spacing w:before="0" w:after="0" w:line="20" w:lineRule="exact"/>
         <w:rPr>
           <w:rFonts w:hint="eastAsia"/>
-          <w:sz w:val="21"/>
-          <w:szCs w:val="21"/>
+          <w:sz w:val="2"/>
+          <w:szCs w:val="2"/>
         </w:rPr>
       </w:pPr>
     </w:p>

--- a/docs/06_SIL功能安全认证/02_软件架构/CG01.系统架构设计-V1.2.docx
+++ b/docs/06_SIL功能安全认证/02_软件架构/CG01.系统架构设计-V1.2.docx
@@ -8,8 +8,6 @@
           <w:rFonts w:hint="eastAsia"/>
         </w:rPr>
       </w:pPr>
-      <w:bookmarkStart w:id="34" w:name="_GoBack"/>
-      <w:bookmarkEnd w:id="34"/>
     </w:p>
     <w:p/>
     <w:p/>
@@ -54,7 +52,7 @@
           <w:bCs/>
           <w:lang w:val="en-US" w:eastAsia="zh-CN"/>
         </w:rPr>
-        <w:t>DSM系列储罐在线自动计量仪</w:t>
+        <w:t>DSM-Ⅱ系列储罐在线自动计量仪</w:t>
       </w:r>
     </w:p>
     <w:p>
@@ -326,9 +324,16 @@
             <w:r>
               <w:rPr>
                 <w:rFonts w:hint="eastAsia"/>
+                <w:lang w:val="en-US" w:eastAsia="zh-CN"/>
+              </w:rPr>
+              <w:t>DSM-Ⅱ</w:t>
+            </w:r>
+            <w:r>
+              <w:rPr>
+                <w:rFonts w:hint="eastAsia"/>
                 <w:lang w:eastAsia="zh-CN"/>
               </w:rPr>
-              <w:t>DSM系列储罐在线自动计量仪</w:t>
+              <w:t>系列储罐在线自动计量仪</w:t>
             </w:r>
             <w:r>
               <w:rPr>
@@ -395,41 +400,9 @@
             <w:r>
               <w:rPr>
                 <w:rFonts w:hint="eastAsia"/>
-              </w:rPr>
-              <w:t>20</w:t>
-            </w:r>
-            <w:r>
-              <w:rPr>
-                <w:rFonts w:hint="eastAsia"/>
-                <w:lang w:val="en-US" w:eastAsia="zh-CN"/>
-              </w:rPr>
-              <w:t>23</w:t>
-            </w:r>
-            <w:r>
-              <w:rPr>
-                <w:rFonts w:hint="eastAsia"/>
-              </w:rPr>
-              <w:t>-</w:t>
-            </w:r>
-            <w:r>
-              <w:rPr>
-                <w:rFonts w:hint="eastAsia"/>
-                <w:lang w:val="en-US" w:eastAsia="zh-CN"/>
-              </w:rPr>
-              <w:t>04</w:t>
-            </w:r>
-            <w:r>
-              <w:rPr>
-                <w:rFonts w:hint="eastAsia"/>
-              </w:rPr>
-              <w:t>-</w:t>
-            </w:r>
-            <w:r>
-              <w:rPr>
-                <w:rFonts w:hint="eastAsia"/>
-                <w:lang w:val="en-US" w:eastAsia="zh-CN"/>
-              </w:rPr>
-              <w:t>18</w:t>
+                <w:lang w:val="en-US" w:eastAsia="zh-CN"/>
+              </w:rPr>
+              <w:t>2026.08.25</w:t>
             </w:r>
           </w:p>
         </w:tc>
@@ -510,49 +483,6 @@
                 <w:lang w:val="en-US" w:eastAsia="zh-CN"/>
               </w:rPr>
             </w:pPr>
-            <w:r>
-              <w:rPr>
-                <w:rFonts w:hint="default" w:eastAsia="宋体"/>
-                <w:lang w:val="en-US" w:eastAsia="zh-CN"/>
-              </w:rPr>
-              <w:drawing>
-                <wp:inline distT="0" distB="0" distL="114300" distR="114300">
-                  <wp:extent cx="552450" cy="327025"/>
-                  <wp:effectExtent l="0" t="0" r="0" b="15875"/>
-                  <wp:docPr id="2" name="图片 2" descr="赵国庆"/>
-                  <wp:cNvGraphicFramePr>
-                    <a:graphicFrameLocks xmlns:a="http://schemas.openxmlformats.org/drawingml/2006/main" noChangeAspect="1"/>
-                  </wp:cNvGraphicFramePr>
-                  <a:graphic xmlns:a="http://schemas.openxmlformats.org/drawingml/2006/main">
-                    <a:graphicData uri="http://schemas.openxmlformats.org/drawingml/2006/picture">
-                      <pic:pic xmlns:pic="http://schemas.openxmlformats.org/drawingml/2006/picture">
-                        <pic:nvPicPr>
-                          <pic:cNvPr id="2" name="图片 2" descr="赵国庆"/>
-                          <pic:cNvPicPr>
-                            <a:picLocks noChangeAspect="1"/>
-                          </pic:cNvPicPr>
-                        </pic:nvPicPr>
-                        <pic:blipFill>
-                          <a:blip r:embed="rId8"/>
-                          <a:stretch>
-                            <a:fillRect/>
-                          </a:stretch>
-                        </pic:blipFill>
-                        <pic:spPr>
-                          <a:xfrm>
-                            <a:off x="0" y="0"/>
-                            <a:ext cx="552450" cy="327025"/>
-                          </a:xfrm>
-                          <a:prstGeom prst="rect">
-                            <a:avLst/>
-                          </a:prstGeom>
-                        </pic:spPr>
-                      </pic:pic>
-                    </a:graphicData>
-                  </a:graphic>
-                </wp:inline>
-              </w:drawing>
-            </w:r>
           </w:p>
         </w:tc>
         <w:tc>
@@ -609,49 +539,6 @@
                 <w:lang w:val="en-US" w:eastAsia="zh-CN"/>
               </w:rPr>
             </w:pPr>
-            <w:r>
-              <w:rPr>
-                <w:rFonts w:hint="eastAsia" w:eastAsia="华文楷体"/>
-                <w:lang w:val="en-US" w:eastAsia="zh-CN"/>
-              </w:rPr>
-              <w:drawing>
-                <wp:inline distT="0" distB="0" distL="114300" distR="114300">
-                  <wp:extent cx="817880" cy="313690"/>
-                  <wp:effectExtent l="0" t="0" r="1270" b="10795"/>
-                  <wp:docPr id="3" name="图片 3" descr="WPS图片(1)"/>
-                  <wp:cNvGraphicFramePr>
-                    <a:graphicFrameLocks xmlns:a="http://schemas.openxmlformats.org/drawingml/2006/main" noChangeAspect="1"/>
-                  </wp:cNvGraphicFramePr>
-                  <a:graphic xmlns:a="http://schemas.openxmlformats.org/drawingml/2006/main">
-                    <a:graphicData uri="http://schemas.openxmlformats.org/drawingml/2006/picture">
-                      <pic:pic xmlns:pic="http://schemas.openxmlformats.org/drawingml/2006/picture">
-                        <pic:nvPicPr>
-                          <pic:cNvPr id="3" name="图片 3" descr="WPS图片(1)"/>
-                          <pic:cNvPicPr>
-                            <a:picLocks noChangeAspect="1"/>
-                          </pic:cNvPicPr>
-                        </pic:nvPicPr>
-                        <pic:blipFill>
-                          <a:blip r:embed="rId9"/>
-                          <a:stretch>
-                            <a:fillRect/>
-                          </a:stretch>
-                        </pic:blipFill>
-                        <pic:spPr>
-                          <a:xfrm>
-                            <a:off x="0" y="0"/>
-                            <a:ext cx="817880" cy="313690"/>
-                          </a:xfrm>
-                          <a:prstGeom prst="rect">
-                            <a:avLst/>
-                          </a:prstGeom>
-                        </pic:spPr>
-                      </pic:pic>
-                    </a:graphicData>
-                  </a:graphic>
-                </wp:inline>
-              </w:drawing>
-            </w:r>
           </w:p>
         </w:tc>
       </w:tr>
@@ -1191,7 +1078,7 @@
                 <w:rFonts w:hint="eastAsia"/>
                 <w:lang w:val="en-US" w:eastAsia="zh-CN"/>
               </w:rPr>
-              <w:t>赵国庆</w:t>
+              <w:t>段学斌</w:t>
             </w:r>
           </w:p>
         </w:tc>
@@ -1249,7 +1136,7 @@
                 <w:rFonts w:hint="eastAsia"/>
                 <w:lang w:val="en-US" w:eastAsia="zh-CN"/>
               </w:rPr>
-              <w:t>2022.06.21</w:t>
+              <w:t>2026.06.21</w:t>
             </w:r>
           </w:p>
         </w:tc>
@@ -1295,13 +1182,6 @@
                 <w:lang w:val="en-US" w:eastAsia="zh-CN"/>
               </w:rPr>
             </w:pPr>
-            <w:r>
-              <w:rPr>
-                <w:rFonts w:hint="eastAsia"/>
-                <w:lang w:val="en-US" w:eastAsia="zh-CN"/>
-              </w:rPr>
-              <w:t>V1.1</w:t>
-            </w:r>
           </w:p>
         </w:tc>
         <w:tc>
@@ -1322,13 +1202,6 @@
                 <w:lang w:val="en-US" w:eastAsia="zh-CN"/>
               </w:rPr>
             </w:pPr>
-            <w:r>
-              <w:rPr>
-                <w:rFonts w:hint="eastAsia"/>
-                <w:lang w:val="en-US" w:eastAsia="zh-CN"/>
-              </w:rPr>
-              <w:t>增加硬件接口部分内容</w:t>
-            </w:r>
           </w:p>
         </w:tc>
         <w:tc>
@@ -1349,13 +1222,6 @@
                 <w:lang w:val="en-US" w:eastAsia="zh-CN"/>
               </w:rPr>
             </w:pPr>
-            <w:r>
-              <w:rPr>
-                <w:rFonts w:hint="eastAsia"/>
-                <w:lang w:val="en-US" w:eastAsia="zh-CN"/>
-              </w:rPr>
-              <w:t>赵国庆</w:t>
-            </w:r>
           </w:p>
         </w:tc>
         <w:tc>
@@ -1378,13 +1244,6 @@
                 <w:lang w:val="en-US" w:eastAsia="zh-CN"/>
               </w:rPr>
             </w:pPr>
-            <w:r>
-              <w:rPr>
-                <w:rFonts w:hint="eastAsia"/>
-                <w:lang w:val="en-US" w:eastAsia="zh-CN"/>
-              </w:rPr>
-              <w:t>崔桂亮</w:t>
-            </w:r>
           </w:p>
         </w:tc>
         <w:tc>
@@ -1407,13 +1266,6 @@
                 <w:lang w:val="en-US" w:eastAsia="zh-CN"/>
               </w:rPr>
             </w:pPr>
-            <w:r>
-              <w:rPr>
-                <w:rFonts w:hint="eastAsia"/>
-                <w:lang w:val="en-US" w:eastAsia="zh-CN"/>
-              </w:rPr>
-              <w:t>2022.10.24</w:t>
-            </w:r>
           </w:p>
         </w:tc>
       </w:tr>
@@ -1458,13 +1310,6 @@
                 <w:lang w:val="en-US" w:eastAsia="zh-CN"/>
               </w:rPr>
             </w:pPr>
-            <w:r>
-              <w:rPr>
-                <w:rFonts w:hint="eastAsia"/>
-                <w:lang w:val="en-US" w:eastAsia="zh-CN"/>
-              </w:rPr>
-              <w:t>V1.2</w:t>
-            </w:r>
           </w:p>
         </w:tc>
         <w:tc>
@@ -1485,31 +1330,6 @@
                 <w:lang w:val="en-US" w:eastAsia="zh-CN"/>
               </w:rPr>
             </w:pPr>
-            <w:r>
-              <w:rPr>
-                <w:rFonts w:hint="eastAsia"/>
-                <w:lang w:val="en-US" w:eastAsia="zh-CN"/>
-              </w:rPr>
-              <w:t>更新硬件接口描述中对应的</w:t>
-            </w:r>
-            <w:r>
-              <w:rPr>
-                <w:color w:val="auto"/>
-                <w:sz w:val="21"/>
-                <w:szCs w:val="21"/>
-              </w:rPr>
-              <w:t>架构编号</w:t>
-            </w:r>
-            <w:r>
-              <w:rPr>
-                <w:rFonts w:hint="eastAsia"/>
-                <w:color w:val="auto"/>
-                <w:sz w:val="21"/>
-                <w:szCs w:val="21"/>
-                <w:lang w:val="en-US" w:eastAsia="zh-CN"/>
-              </w:rPr>
-              <w:t>和需求响应编号</w:t>
-            </w:r>
           </w:p>
         </w:tc>
         <w:tc>
@@ -1530,13 +1350,6 @@
                 <w:lang w:val="en-US" w:eastAsia="zh-CN"/>
               </w:rPr>
             </w:pPr>
-            <w:r>
-              <w:rPr>
-                <w:rFonts w:hint="eastAsia"/>
-                <w:lang w:val="en-US" w:eastAsia="zh-CN"/>
-              </w:rPr>
-              <w:t>赵国庆</w:t>
-            </w:r>
           </w:p>
         </w:tc>
         <w:tc>
@@ -1559,13 +1372,6 @@
                 <w:lang w:val="en-US" w:eastAsia="zh-CN"/>
               </w:rPr>
             </w:pPr>
-            <w:r>
-              <w:rPr>
-                <w:rFonts w:hint="eastAsia"/>
-                <w:lang w:val="en-US" w:eastAsia="zh-CN"/>
-              </w:rPr>
-              <w:t>崔桂亮</w:t>
-            </w:r>
           </w:p>
         </w:tc>
         <w:tc>
@@ -1588,13 +1394,6 @@
                 <w:lang w:val="en-US" w:eastAsia="zh-CN"/>
               </w:rPr>
             </w:pPr>
-            <w:r>
-              <w:rPr>
-                <w:rFonts w:hint="eastAsia"/>
-                <w:lang w:val="en-US" w:eastAsia="zh-CN"/>
-              </w:rPr>
-              <w:t>2023.04.18</w:t>
-            </w:r>
           </w:p>
         </w:tc>
       </w:tr>
@@ -1641,46 +1440,28 @@
                 <w:lang w:eastAsia="zh-CN"/>
               </w:rPr>
             </w:pPr>
-            <w:r>
+          </w:p>
+        </w:tc>
+        <w:tc>
+          <w:tcPr>
+            <w:tcW w:w="2456" w:type="pct"/>
+            <w:tcBorders>
+              <w:left w:val="single" w:color="auto" w:sz="6" w:space="0"/>
+              <w:right w:val="single" w:color="auto" w:sz="4" w:space="0"/>
+            </w:tcBorders>
+            <w:noWrap w:val="0"/>
+            <w:vAlign w:val="center"/>
+          </w:tcPr>
+          <w:p>
+            <w:pPr>
+              <w:jc w:val="left"/>
               <w:rPr>
                 <w:rFonts w:hint="eastAsia" w:eastAsia="华文楷体"/>
                 <w:b w:val="0"/>
                 <w:sz w:val="21"/>
                 <w:lang w:eastAsia="zh-CN"/>
               </w:rPr>
-              <w:t>V1.2-R1</w:t>
-            </w:r>
-          </w:p>
-        </w:tc>
-        <w:tc>
-          <w:tcPr>
-            <w:tcW w:w="2456" w:type="pct"/>
-            <w:tcBorders>
-              <w:left w:val="single" w:color="auto" w:sz="6" w:space="0"/>
-              <w:right w:val="single" w:color="auto" w:sz="4" w:space="0"/>
-            </w:tcBorders>
-            <w:noWrap w:val="0"/>
-            <w:vAlign w:val="center"/>
-          </w:tcPr>
-          <w:p>
-            <w:pPr>
-              <w:jc w:val="left"/>
-              <w:rPr>
-                <w:rFonts w:hint="eastAsia" w:eastAsia="华文楷体"/>
-                <w:b w:val="0"/>
-                <w:sz w:val="21"/>
-                <w:lang w:eastAsia="zh-CN"/>
-              </w:rPr>
-            </w:pPr>
-            <w:r>
-              <w:rPr>
-                <w:rFonts w:hint="eastAsia" w:eastAsia="华文楷体"/>
-                <w:b w:val="0"/>
-                <w:sz w:val="21"/>
-                <w:lang w:eastAsia="zh-CN"/>
-              </w:rPr>
-              <w:t>更新状态转移设计：配置模式作为默认待命，分离界位安全测量与非安全流程（待签审）</w:t>
-            </w:r>
+            </w:pPr>
           </w:p>
         </w:tc>
         <w:tc>
@@ -1751,15 +1532,6 @@
                 <w:lang w:eastAsia="zh-CN"/>
               </w:rPr>
             </w:pPr>
-            <w:r>
-              <w:rPr>
-                <w:rFonts w:hint="eastAsia" w:eastAsia="华文楷体"/>
-                <w:b w:val="0"/>
-                <w:sz w:val="21"/>
-                <w:lang w:eastAsia="zh-CN"/>
-              </w:rPr>
-              <w:t>2026.08.07</w:t>
-            </w:r>
           </w:p>
         </w:tc>
       </w:tr>
@@ -1806,20 +1578,33 @@
                 <w:lang w:eastAsia="zh-CN"/>
               </w:rPr>
             </w:pPr>
-            <w:r>
+          </w:p>
+        </w:tc>
+        <w:tc>
+          <w:tcPr>
+            <w:tcW w:w="2456" w:type="pct"/>
+            <w:tcBorders>
+              <w:left w:val="single" w:color="auto" w:sz="6" w:space="0"/>
+              <w:right w:val="single" w:color="auto" w:sz="4" w:space="0"/>
+            </w:tcBorders>
+            <w:noWrap w:val="0"/>
+            <w:vAlign w:val="center"/>
+          </w:tcPr>
+          <w:p>
+            <w:pPr>
+              <w:jc w:val="left"/>
               <w:rPr>
                 <w:rFonts w:hint="eastAsia" w:eastAsia="华文楷体"/>
                 <w:b w:val="0"/>
                 <w:sz w:val="21"/>
                 <w:lang w:eastAsia="zh-CN"/>
               </w:rPr>
-              <w:t>V1.2-R2</w:t>
-            </w:r>
-          </w:p>
-        </w:tc>
-        <w:tc>
-          <w:tcPr>
-            <w:tcW w:w="2456" w:type="pct"/>
+            </w:pPr>
+          </w:p>
+        </w:tc>
+        <w:tc>
+          <w:tcPr>
+            <w:tcW w:w="703" w:type="pct"/>
             <w:tcBorders>
               <w:left w:val="single" w:color="auto" w:sz="6" w:space="0"/>
               <w:right w:val="single" w:color="auto" w:sz="4" w:space="0"/>
@@ -1829,7 +1614,7 @@
           </w:tcPr>
           <w:p>
             <w:pPr>
-              <w:jc w:val="left"/>
+              <w:jc w:val="center"/>
               <w:rPr>
                 <w:rFonts w:hint="eastAsia" w:eastAsia="华文楷体"/>
                 <w:b w:val="0"/>
@@ -1837,46 +1622,6 @@
                 <w:lang w:eastAsia="zh-CN"/>
               </w:rPr>
             </w:pPr>
-            <w:r>
-              <w:rPr>
-                <w:rFonts w:hint="eastAsia" w:eastAsia="华文楷体"/>
-                <w:b w:val="0"/>
-                <w:sz w:val="21"/>
-                <w:lang w:eastAsia="zh-CN"/>
-              </w:rPr>
-              <w:t>细化状态架构：界位安全测量、受控维护、独立安全监督及故障分级（待签审）</w:t>
-            </w:r>
-          </w:p>
-        </w:tc>
-        <w:tc>
-          <w:tcPr>
-            <w:tcW w:w="703" w:type="pct"/>
-            <w:tcBorders>
-              <w:left w:val="single" w:color="auto" w:sz="6" w:space="0"/>
-              <w:right w:val="single" w:color="auto" w:sz="4" w:space="0"/>
-            </w:tcBorders>
-            <w:noWrap w:val="0"/>
-            <w:vAlign w:val="center"/>
-          </w:tcPr>
-          <w:p>
-            <w:pPr>
-              <w:jc w:val="center"/>
-              <w:rPr>
-                <w:rFonts w:hint="eastAsia" w:eastAsia="华文楷体"/>
-                <w:b w:val="0"/>
-                <w:sz w:val="21"/>
-                <w:lang w:eastAsia="zh-CN"/>
-              </w:rPr>
-            </w:pPr>
-            <w:r>
-              <w:rPr>
-                <w:rFonts w:hint="eastAsia" w:eastAsia="华文楷体"/>
-                <w:b w:val="0"/>
-                <w:sz w:val="21"/>
-                <w:lang w:eastAsia="zh-CN"/>
-              </w:rPr>
-              <w:t>软件设计组</w:t>
-            </w:r>
           </w:p>
         </w:tc>
         <w:tc>
@@ -1925,15 +1670,6 @@
                 <w:lang w:eastAsia="zh-CN"/>
               </w:rPr>
             </w:pPr>
-            <w:r>
-              <w:rPr>
-                <w:rFonts w:hint="eastAsia" w:eastAsia="华文楷体"/>
-                <w:b w:val="0"/>
-                <w:sz w:val="21"/>
-                <w:lang w:eastAsia="zh-CN"/>
-              </w:rPr>
-              <w:t>2026.08.08</w:t>
-            </w:r>
           </w:p>
         </w:tc>
       </w:tr>
@@ -2882,7 +2618,7 @@
         <w:rPr>
           <w:szCs w:val="24"/>
         </w:rPr>
-        <w:instrText xml:space="preserve"> HYPERLINK \l _Toc12917 </w:instrText>
+        <w:instrText xml:space="preserve"> HYPERLINK \l _Toc12185 </w:instrText>
       </w:r>
       <w:r>
         <w:rPr>
@@ -2903,7 +2639,7 @@
         <w:fldChar w:fldCharType="begin"/>
       </w:r>
       <w:r>
-        <w:instrText xml:space="preserve"> PAGEREF _Toc12917 \h </w:instrText>
+        <w:instrText xml:space="preserve"> PAGEREF _Toc12185 \h </w:instrText>
       </w:r>
       <w:r>
         <w:fldChar w:fldCharType="separate"/>
@@ -2940,7 +2676,7 @@
         <w:rPr>
           <w:szCs w:val="24"/>
         </w:rPr>
-        <w:instrText xml:space="preserve"> HYPERLINK \l _Toc15411 </w:instrText>
+        <w:instrText xml:space="preserve"> HYPERLINK \l _Toc20633 </w:instrText>
       </w:r>
       <w:r>
         <w:rPr>
@@ -2961,7 +2697,7 @@
         <w:fldChar w:fldCharType="begin"/>
       </w:r>
       <w:r>
-        <w:instrText xml:space="preserve"> PAGEREF _Toc15411 \h </w:instrText>
+        <w:instrText xml:space="preserve"> PAGEREF _Toc20633 \h </w:instrText>
       </w:r>
       <w:r>
         <w:fldChar w:fldCharType="separate"/>
@@ -2998,7 +2734,7 @@
         <w:rPr>
           <w:szCs w:val="24"/>
         </w:rPr>
-        <w:instrText xml:space="preserve"> HYPERLINK \l _Toc7508 </w:instrText>
+        <w:instrText xml:space="preserve"> HYPERLINK \l _Toc12557 </w:instrText>
       </w:r>
       <w:r>
         <w:rPr>
@@ -3019,7 +2755,7 @@
         <w:fldChar w:fldCharType="begin"/>
       </w:r>
       <w:r>
-        <w:instrText xml:space="preserve"> PAGEREF _Toc7508 \h </w:instrText>
+        <w:instrText xml:space="preserve"> PAGEREF _Toc12557 \h </w:instrText>
       </w:r>
       <w:r>
         <w:fldChar w:fldCharType="separate"/>
@@ -3056,7 +2792,7 @@
         <w:rPr>
           <w:szCs w:val="24"/>
         </w:rPr>
-        <w:instrText xml:space="preserve"> HYPERLINK \l _Toc12950 </w:instrText>
+        <w:instrText xml:space="preserve"> HYPERLINK \l _Toc10122 </w:instrText>
       </w:r>
       <w:r>
         <w:rPr>
@@ -3077,7 +2813,7 @@
         <w:fldChar w:fldCharType="begin"/>
       </w:r>
       <w:r>
-        <w:instrText xml:space="preserve"> PAGEREF _Toc12950 \h </w:instrText>
+        <w:instrText xml:space="preserve"> PAGEREF _Toc10122 \h </w:instrText>
       </w:r>
       <w:r>
         <w:fldChar w:fldCharType="separate"/>
@@ -3112,7 +2848,7 @@
         <w:rPr>
           <w:szCs w:val="24"/>
         </w:rPr>
-        <w:instrText xml:space="preserve"> HYPERLINK \l _Toc28112 </w:instrText>
+        <w:instrText xml:space="preserve"> HYPERLINK \l _Toc5627 </w:instrText>
       </w:r>
       <w:r>
         <w:rPr>
@@ -3133,7 +2869,7 @@
         <w:fldChar w:fldCharType="begin"/>
       </w:r>
       <w:r>
-        <w:instrText xml:space="preserve"> PAGEREF _Toc28112 \h </w:instrText>
+        <w:instrText xml:space="preserve"> PAGEREF _Toc5627 \h </w:instrText>
       </w:r>
       <w:r>
         <w:fldChar w:fldCharType="separate"/>
@@ -3170,7 +2906,7 @@
         <w:rPr>
           <w:szCs w:val="24"/>
         </w:rPr>
-        <w:instrText xml:space="preserve"> HYPERLINK \l _Toc7243 </w:instrText>
+        <w:instrText xml:space="preserve"> HYPERLINK \l _Toc18587 </w:instrText>
       </w:r>
       <w:r>
         <w:rPr>
@@ -3192,7 +2928,7 @@
         <w:fldChar w:fldCharType="begin"/>
       </w:r>
       <w:r>
-        <w:instrText xml:space="preserve"> PAGEREF _Toc7243 \h </w:instrText>
+        <w:instrText xml:space="preserve"> PAGEREF _Toc18587 \h </w:instrText>
       </w:r>
       <w:r>
         <w:fldChar w:fldCharType="separate"/>
@@ -3229,7 +2965,7 @@
         <w:rPr>
           <w:szCs w:val="24"/>
         </w:rPr>
-        <w:instrText xml:space="preserve"> HYPERLINK \l _Toc15570 </w:instrText>
+        <w:instrText xml:space="preserve"> HYPERLINK \l _Toc7119 </w:instrText>
       </w:r>
       <w:r>
         <w:rPr>
@@ -3251,7 +2987,7 @@
         <w:fldChar w:fldCharType="begin"/>
       </w:r>
       <w:r>
-        <w:instrText xml:space="preserve"> PAGEREF _Toc15570 \h </w:instrText>
+        <w:instrText xml:space="preserve"> PAGEREF _Toc7119 \h </w:instrText>
       </w:r>
       <w:r>
         <w:fldChar w:fldCharType="separate"/>
@@ -3288,7 +3024,7 @@
         <w:rPr>
           <w:szCs w:val="24"/>
         </w:rPr>
-        <w:instrText xml:space="preserve"> HYPERLINK \l _Toc12810 </w:instrText>
+        <w:instrText xml:space="preserve"> HYPERLINK \l _Toc29228 </w:instrText>
       </w:r>
       <w:r>
         <w:rPr>
@@ -3310,7 +3046,7 @@
         <w:fldChar w:fldCharType="begin"/>
       </w:r>
       <w:r>
-        <w:instrText xml:space="preserve"> PAGEREF _Toc12810 \h </w:instrText>
+        <w:instrText xml:space="preserve"> PAGEREF _Toc29228 \h </w:instrText>
       </w:r>
       <w:r>
         <w:fldChar w:fldCharType="separate"/>
@@ -3347,7 +3083,7 @@
         <w:rPr>
           <w:szCs w:val="24"/>
         </w:rPr>
-        <w:instrText xml:space="preserve"> HYPERLINK \l _Toc32240 </w:instrText>
+        <w:instrText xml:space="preserve"> HYPERLINK \l _Toc2970 </w:instrText>
       </w:r>
       <w:r>
         <w:rPr>
@@ -3369,7 +3105,7 @@
         <w:fldChar w:fldCharType="begin"/>
       </w:r>
       <w:r>
-        <w:instrText xml:space="preserve"> PAGEREF _Toc32240 \h </w:instrText>
+        <w:instrText xml:space="preserve"> PAGEREF _Toc2970 \h </w:instrText>
       </w:r>
       <w:r>
         <w:fldChar w:fldCharType="separate"/>
@@ -3404,7 +3140,7 @@
         <w:rPr>
           <w:szCs w:val="24"/>
         </w:rPr>
-        <w:instrText xml:space="preserve"> HYPERLINK \l _Toc18371 </w:instrText>
+        <w:instrText xml:space="preserve"> HYPERLINK \l _Toc1132 </w:instrText>
       </w:r>
       <w:r>
         <w:rPr>
@@ -3426,7 +3162,7 @@
         <w:fldChar w:fldCharType="begin"/>
       </w:r>
       <w:r>
-        <w:instrText xml:space="preserve"> PAGEREF _Toc18371 \h </w:instrText>
+        <w:instrText xml:space="preserve"> PAGEREF _Toc1132 \h </w:instrText>
       </w:r>
       <w:r>
         <w:fldChar w:fldCharType="separate"/>
@@ -3463,7 +3199,7 @@
         <w:rPr>
           <w:szCs w:val="24"/>
         </w:rPr>
-        <w:instrText xml:space="preserve"> HYPERLINK \l _Toc4394 </w:instrText>
+        <w:instrText xml:space="preserve"> HYPERLINK \l _Toc14996 </w:instrText>
       </w:r>
       <w:r>
         <w:rPr>
@@ -3485,7 +3221,7 @@
         <w:fldChar w:fldCharType="begin"/>
       </w:r>
       <w:r>
-        <w:instrText xml:space="preserve"> PAGEREF _Toc4394 \h </w:instrText>
+        <w:instrText xml:space="preserve"> PAGEREF _Toc14996 \h </w:instrText>
       </w:r>
       <w:r>
         <w:fldChar w:fldCharType="separate"/>
@@ -3522,7 +3258,7 @@
         <w:rPr>
           <w:szCs w:val="24"/>
         </w:rPr>
-        <w:instrText xml:space="preserve"> HYPERLINK \l _Toc29186 </w:instrText>
+        <w:instrText xml:space="preserve"> HYPERLINK \l _Toc9841 </w:instrText>
       </w:r>
       <w:r>
         <w:rPr>
@@ -3544,7 +3280,7 @@
         <w:fldChar w:fldCharType="begin"/>
       </w:r>
       <w:r>
-        <w:instrText xml:space="preserve"> PAGEREF _Toc29186 \h </w:instrText>
+        <w:instrText xml:space="preserve"> PAGEREF _Toc9841 \h </w:instrText>
       </w:r>
       <w:r>
         <w:fldChar w:fldCharType="separate"/>
@@ -3581,7 +3317,7 @@
         <w:rPr>
           <w:szCs w:val="24"/>
         </w:rPr>
-        <w:instrText xml:space="preserve"> HYPERLINK \l _Toc17218 </w:instrText>
+        <w:instrText xml:space="preserve"> HYPERLINK \l _Toc10058 </w:instrText>
       </w:r>
       <w:r>
         <w:rPr>
@@ -3603,7 +3339,7 @@
         <w:fldChar w:fldCharType="begin"/>
       </w:r>
       <w:r>
-        <w:instrText xml:space="preserve"> PAGEREF _Toc17218 \h </w:instrText>
+        <w:instrText xml:space="preserve"> PAGEREF _Toc10058 \h </w:instrText>
       </w:r>
       <w:r>
         <w:fldChar w:fldCharType="separate"/>
@@ -3640,7 +3376,7 @@
         <w:rPr>
           <w:szCs w:val="24"/>
         </w:rPr>
-        <w:instrText xml:space="preserve"> HYPERLINK \l _Toc13151 </w:instrText>
+        <w:instrText xml:space="preserve"> HYPERLINK \l _Toc18717 </w:instrText>
       </w:r>
       <w:r>
         <w:rPr>
@@ -3662,7 +3398,7 @@
         <w:fldChar w:fldCharType="begin"/>
       </w:r>
       <w:r>
-        <w:instrText xml:space="preserve"> PAGEREF _Toc13151 \h </w:instrText>
+        <w:instrText xml:space="preserve"> PAGEREF _Toc18717 \h </w:instrText>
       </w:r>
       <w:r>
         <w:fldChar w:fldCharType="separate"/>
@@ -3697,7 +3433,7 @@
         <w:rPr>
           <w:szCs w:val="24"/>
         </w:rPr>
-        <w:instrText xml:space="preserve"> HYPERLINK \l _Toc14814 </w:instrText>
+        <w:instrText xml:space="preserve"> HYPERLINK \l _Toc24955 </w:instrText>
       </w:r>
       <w:r>
         <w:rPr>
@@ -3725,7 +3461,7 @@
         <w:fldChar w:fldCharType="begin"/>
       </w:r>
       <w:r>
-        <w:instrText xml:space="preserve"> PAGEREF _Toc14814 \h </w:instrText>
+        <w:instrText xml:space="preserve"> PAGEREF _Toc24955 \h </w:instrText>
       </w:r>
       <w:r>
         <w:fldChar w:fldCharType="separate"/>
@@ -3762,7 +3498,7 @@
         <w:rPr>
           <w:szCs w:val="24"/>
         </w:rPr>
-        <w:instrText xml:space="preserve"> HYPERLINK \l _Toc23181 </w:instrText>
+        <w:instrText xml:space="preserve"> HYPERLINK \l _Toc7694 </w:instrText>
       </w:r>
       <w:r>
         <w:rPr>
@@ -3784,7 +3520,7 @@
         <w:fldChar w:fldCharType="begin"/>
       </w:r>
       <w:r>
-        <w:instrText xml:space="preserve"> PAGEREF _Toc23181 \h </w:instrText>
+        <w:instrText xml:space="preserve"> PAGEREF _Toc7694 \h </w:instrText>
       </w:r>
       <w:r>
         <w:fldChar w:fldCharType="separate"/>
@@ -3821,7 +3557,7 @@
         <w:rPr>
           <w:szCs w:val="24"/>
         </w:rPr>
-        <w:instrText xml:space="preserve"> HYPERLINK \l _Toc29162 </w:instrText>
+        <w:instrText xml:space="preserve"> HYPERLINK \l _Toc6589 </w:instrText>
       </w:r>
       <w:r>
         <w:rPr>
@@ -3843,7 +3579,7 @@
         <w:fldChar w:fldCharType="begin"/>
       </w:r>
       <w:r>
-        <w:instrText xml:space="preserve"> PAGEREF _Toc29162 \h </w:instrText>
+        <w:instrText xml:space="preserve"> PAGEREF _Toc6589 \h </w:instrText>
       </w:r>
       <w:r>
         <w:fldChar w:fldCharType="separate"/>
@@ -3880,7 +3616,7 @@
         <w:rPr>
           <w:szCs w:val="24"/>
         </w:rPr>
-        <w:instrText xml:space="preserve"> HYPERLINK \l _Toc15813 </w:instrText>
+        <w:instrText xml:space="preserve"> HYPERLINK \l _Toc2860 </w:instrText>
       </w:r>
       <w:r>
         <w:rPr>
@@ -3908,7 +3644,7 @@
         <w:fldChar w:fldCharType="begin"/>
       </w:r>
       <w:r>
-        <w:instrText xml:space="preserve"> PAGEREF _Toc15813 \h </w:instrText>
+        <w:instrText xml:space="preserve"> PAGEREF _Toc2860 \h </w:instrText>
       </w:r>
       <w:r>
         <w:fldChar w:fldCharType="separate"/>
@@ -3945,7 +3681,7 @@
         <w:rPr>
           <w:szCs w:val="24"/>
         </w:rPr>
-        <w:instrText xml:space="preserve"> HYPERLINK \l _Toc27085 </w:instrText>
+        <w:instrText xml:space="preserve"> HYPERLINK \l _Toc24408 </w:instrText>
       </w:r>
       <w:r>
         <w:rPr>
@@ -3973,7 +3709,7 @@
         <w:fldChar w:fldCharType="begin"/>
       </w:r>
       <w:r>
-        <w:instrText xml:space="preserve"> PAGEREF _Toc27085 \h </w:instrText>
+        <w:instrText xml:space="preserve"> PAGEREF _Toc24408 \h </w:instrText>
       </w:r>
       <w:r>
         <w:fldChar w:fldCharType="separate"/>
@@ -4010,7 +3746,7 @@
         <w:rPr>
           <w:szCs w:val="24"/>
         </w:rPr>
-        <w:instrText xml:space="preserve"> HYPERLINK \l _Toc9885 </w:instrText>
+        <w:instrText xml:space="preserve"> HYPERLINK \l _Toc10136 </w:instrText>
       </w:r>
       <w:r>
         <w:rPr>
@@ -4038,7 +3774,7 @@
         <w:fldChar w:fldCharType="begin"/>
       </w:r>
       <w:r>
-        <w:instrText xml:space="preserve"> PAGEREF _Toc9885 \h </w:instrText>
+        <w:instrText xml:space="preserve"> PAGEREF _Toc10136 \h </w:instrText>
       </w:r>
       <w:r>
         <w:fldChar w:fldCharType="separate"/>
@@ -4075,7 +3811,7 @@
         <w:rPr>
           <w:szCs w:val="24"/>
         </w:rPr>
-        <w:instrText xml:space="preserve"> HYPERLINK \l _Toc7782 </w:instrText>
+        <w:instrText xml:space="preserve"> HYPERLINK \l _Toc1537 </w:instrText>
       </w:r>
       <w:r>
         <w:rPr>
@@ -4103,7 +3839,7 @@
         <w:fldChar w:fldCharType="begin"/>
       </w:r>
       <w:r>
-        <w:instrText xml:space="preserve"> PAGEREF _Toc7782 \h </w:instrText>
+        <w:instrText xml:space="preserve"> PAGEREF _Toc1537 \h </w:instrText>
       </w:r>
       <w:r>
         <w:fldChar w:fldCharType="separate"/>
@@ -4140,7 +3876,7 @@
         <w:rPr>
           <w:szCs w:val="24"/>
         </w:rPr>
-        <w:instrText xml:space="preserve"> HYPERLINK \l _Toc6543 </w:instrText>
+        <w:instrText xml:space="preserve"> HYPERLINK \l _Toc29947 </w:instrText>
       </w:r>
       <w:r>
         <w:rPr>
@@ -4168,7 +3904,7 @@
         <w:fldChar w:fldCharType="begin"/>
       </w:r>
       <w:r>
-        <w:instrText xml:space="preserve"> PAGEREF _Toc6543 \h </w:instrText>
+        <w:instrText xml:space="preserve"> PAGEREF _Toc29947 \h </w:instrText>
       </w:r>
       <w:r>
         <w:fldChar w:fldCharType="separate"/>
@@ -4205,7 +3941,7 @@
         <w:rPr>
           <w:szCs w:val="24"/>
         </w:rPr>
-        <w:instrText xml:space="preserve"> HYPERLINK \l _Toc30969 </w:instrText>
+        <w:instrText xml:space="preserve"> HYPERLINK \l _Toc14935 </w:instrText>
       </w:r>
       <w:r>
         <w:rPr>
@@ -4233,7 +3969,7 @@
         <w:fldChar w:fldCharType="begin"/>
       </w:r>
       <w:r>
-        <w:instrText xml:space="preserve"> PAGEREF _Toc30969 \h </w:instrText>
+        <w:instrText xml:space="preserve"> PAGEREF _Toc14935 \h </w:instrText>
       </w:r>
       <w:r>
         <w:fldChar w:fldCharType="separate"/>
@@ -4270,7 +4006,7 @@
         <w:rPr>
           <w:szCs w:val="24"/>
         </w:rPr>
-        <w:instrText xml:space="preserve"> HYPERLINK \l _Toc16057 </w:instrText>
+        <w:instrText xml:space="preserve"> HYPERLINK \l _Toc24728 </w:instrText>
       </w:r>
       <w:r>
         <w:rPr>
@@ -4298,7 +4034,7 @@
         <w:fldChar w:fldCharType="begin"/>
       </w:r>
       <w:r>
-        <w:instrText xml:space="preserve"> PAGEREF _Toc16057 \h </w:instrText>
+        <w:instrText xml:space="preserve"> PAGEREF _Toc24728 \h </w:instrText>
       </w:r>
       <w:r>
         <w:fldChar w:fldCharType="separate"/>
@@ -4335,7 +4071,7 @@
         <w:rPr>
           <w:szCs w:val="24"/>
         </w:rPr>
-        <w:instrText xml:space="preserve"> HYPERLINK \l _Toc32110 </w:instrText>
+        <w:instrText xml:space="preserve"> HYPERLINK \l _Toc17226 </w:instrText>
       </w:r>
       <w:r>
         <w:rPr>
@@ -4363,7 +4099,7 @@
         <w:fldChar w:fldCharType="begin"/>
       </w:r>
       <w:r>
-        <w:instrText xml:space="preserve"> PAGEREF _Toc32110 \h </w:instrText>
+        <w:instrText xml:space="preserve"> PAGEREF _Toc17226 \h </w:instrText>
       </w:r>
       <w:r>
         <w:fldChar w:fldCharType="separate"/>
@@ -4400,7 +4136,7 @@
         <w:rPr>
           <w:szCs w:val="24"/>
         </w:rPr>
-        <w:instrText xml:space="preserve"> HYPERLINK \l _Toc7583 </w:instrText>
+        <w:instrText xml:space="preserve"> HYPERLINK \l _Toc12673 </w:instrText>
       </w:r>
       <w:r>
         <w:rPr>
@@ -4428,7 +4164,7 @@
         <w:fldChar w:fldCharType="begin"/>
       </w:r>
       <w:r>
-        <w:instrText xml:space="preserve"> PAGEREF _Toc7583 \h </w:instrText>
+        <w:instrText xml:space="preserve"> PAGEREF _Toc12673 \h </w:instrText>
       </w:r>
       <w:r>
         <w:fldChar w:fldCharType="separate"/>
@@ -4465,7 +4201,7 @@
         <w:rPr>
           <w:szCs w:val="24"/>
         </w:rPr>
-        <w:instrText xml:space="preserve"> HYPERLINK \l _Toc17293 </w:instrText>
+        <w:instrText xml:space="preserve"> HYPERLINK \l _Toc8162 </w:instrText>
       </w:r>
       <w:r>
         <w:rPr>
@@ -4487,7 +4223,7 @@
         <w:fldChar w:fldCharType="begin"/>
       </w:r>
       <w:r>
-        <w:instrText xml:space="preserve"> PAGEREF _Toc17293 \h </w:instrText>
+        <w:instrText xml:space="preserve"> PAGEREF _Toc8162 \h </w:instrText>
       </w:r>
       <w:r>
         <w:fldChar w:fldCharType="separate"/>
@@ -4524,7 +4260,7 @@
         <w:rPr>
           <w:szCs w:val="24"/>
         </w:rPr>
-        <w:instrText xml:space="preserve"> HYPERLINK \l _Toc11251 </w:instrText>
+        <w:instrText xml:space="preserve"> HYPERLINK \l _Toc30177 </w:instrText>
       </w:r>
       <w:r>
         <w:rPr>
@@ -4546,7 +4282,7 @@
         <w:fldChar w:fldCharType="begin"/>
       </w:r>
       <w:r>
-        <w:instrText xml:space="preserve"> PAGEREF _Toc11251 \h </w:instrText>
+        <w:instrText xml:space="preserve"> PAGEREF _Toc30177 \h </w:instrText>
       </w:r>
       <w:r>
         <w:fldChar w:fldCharType="separate"/>
@@ -4583,7 +4319,7 @@
         <w:rPr>
           <w:szCs w:val="24"/>
         </w:rPr>
-        <w:instrText xml:space="preserve"> HYPERLINK \l _Toc23327 </w:instrText>
+        <w:instrText xml:space="preserve"> HYPERLINK \l _Toc27634 </w:instrText>
       </w:r>
       <w:r>
         <w:rPr>
@@ -4611,7 +4347,7 @@
         <w:fldChar w:fldCharType="begin"/>
       </w:r>
       <w:r>
-        <w:instrText xml:space="preserve"> PAGEREF _Toc23327 \h </w:instrText>
+        <w:instrText xml:space="preserve"> PAGEREF _Toc27634 \h </w:instrText>
       </w:r>
       <w:r>
         <w:fldChar w:fldCharType="separate"/>
@@ -4648,7 +4384,7 @@
         <w:rPr>
           <w:szCs w:val="24"/>
         </w:rPr>
-        <w:instrText xml:space="preserve"> HYPERLINK \l _Toc28594 </w:instrText>
+        <w:instrText xml:space="preserve"> HYPERLINK \l _Toc20288 </w:instrText>
       </w:r>
       <w:r>
         <w:rPr>
@@ -4676,7 +4412,7 @@
         <w:fldChar w:fldCharType="begin"/>
       </w:r>
       <w:r>
-        <w:instrText xml:space="preserve"> PAGEREF _Toc28594 \h </w:instrText>
+        <w:instrText xml:space="preserve"> PAGEREF _Toc20288 \h </w:instrText>
       </w:r>
       <w:r>
         <w:fldChar w:fldCharType="separate"/>
@@ -4713,7 +4449,7 @@
         <w:rPr>
           <w:szCs w:val="24"/>
         </w:rPr>
-        <w:instrText xml:space="preserve"> HYPERLINK \l _Toc31263 </w:instrText>
+        <w:instrText xml:space="preserve"> HYPERLINK \l _Toc3012 </w:instrText>
       </w:r>
       <w:r>
         <w:rPr>
@@ -4741,7 +4477,7 @@
         <w:fldChar w:fldCharType="begin"/>
       </w:r>
       <w:r>
-        <w:instrText xml:space="preserve"> PAGEREF _Toc31263 \h </w:instrText>
+        <w:instrText xml:space="preserve"> PAGEREF _Toc3012 \h </w:instrText>
       </w:r>
       <w:r>
         <w:fldChar w:fldCharType="separate"/>
@@ -4776,7 +4512,7 @@
         <w:rPr>
           <w:szCs w:val="24"/>
         </w:rPr>
-        <w:instrText xml:space="preserve"> HYPERLINK \l _Toc14106 </w:instrText>
+        <w:instrText xml:space="preserve"> HYPERLINK \l _Toc15905 </w:instrText>
       </w:r>
       <w:r>
         <w:rPr>
@@ -4804,7 +4540,7 @@
         <w:fldChar w:fldCharType="begin"/>
       </w:r>
       <w:r>
-        <w:instrText xml:space="preserve"> PAGEREF _Toc14106 \h </w:instrText>
+        <w:instrText xml:space="preserve"> PAGEREF _Toc15905 \h </w:instrText>
       </w:r>
       <w:r>
         <w:fldChar w:fldCharType="separate"/>
@@ -4877,7 +4613,7 @@
           <w:rFonts w:hint="eastAsia"/>
         </w:rPr>
       </w:pPr>
-      <w:bookmarkStart w:id="0" w:name="_Toc12917"/>
+      <w:bookmarkStart w:id="0" w:name="_Toc12185"/>
       <w:r>
         <w:rPr>
           <w:rFonts w:hint="eastAsia"/>
@@ -4893,7 +4629,7 @@
           <w:rFonts w:hint="eastAsia"/>
         </w:rPr>
       </w:pPr>
-      <w:bookmarkStart w:id="1" w:name="_Toc15411"/>
+      <w:bookmarkStart w:id="1" w:name="_Toc20633"/>
       <w:r>
         <w:rPr>
           <w:rFonts w:hint="eastAsia"/>
@@ -4939,7 +4675,21 @@
           <w:rFonts w:hint="eastAsia"/>
           <w:lang w:eastAsia="zh-CN"/>
         </w:rPr>
-        <w:t>DSM系列储罐在线自动计量仪</w:t>
+        <w:t>DSM</w:t>
+      </w:r>
+      <w:r>
+        <w:rPr>
+          <w:rFonts w:hint="eastAsia"/>
+          <w:lang w:val="en-US" w:eastAsia="zh-CN"/>
+        </w:rPr>
+        <w:t>-Ⅱ</w:t>
+      </w:r>
+      <w:r>
+        <w:rPr>
+          <w:rFonts w:hint="eastAsia"/>
+          <w:lang w:eastAsia="zh-CN"/>
+        </w:rPr>
+        <w:t>系列储罐在线自动计量仪</w:t>
       </w:r>
       <w:r>
         <w:rPr>
@@ -4974,7 +4724,7 @@
           <w:rFonts w:hint="eastAsia"/>
         </w:rPr>
       </w:pPr>
-      <w:bookmarkStart w:id="2" w:name="_Toc7508"/>
+      <w:bookmarkStart w:id="2" w:name="_Toc12557"/>
       <w:r>
         <w:rPr>
           <w:rFonts w:hint="eastAsia"/>
@@ -5466,7 +5216,7 @@
           <w:rFonts w:hint="eastAsia"/>
         </w:rPr>
       </w:pPr>
-      <w:bookmarkStart w:id="3" w:name="_Toc12950"/>
+      <w:bookmarkStart w:id="3" w:name="_Toc10122"/>
       <w:r>
         <w:rPr>
           <w:rFonts w:hint="eastAsia"/>
@@ -5506,7 +5256,7 @@
           <w:rFonts w:hint="eastAsia"/>
         </w:rPr>
       </w:pPr>
-      <w:bookmarkStart w:id="4" w:name="_Toc28112"/>
+      <w:bookmarkStart w:id="4" w:name="_Toc5627"/>
       <w:r>
         <w:rPr>
           <w:rFonts w:hint="eastAsia"/>
@@ -5524,7 +5274,7 @@
           <w:lang w:val="en-US" w:eastAsia="zh-CN"/>
         </w:rPr>
       </w:pPr>
-      <w:bookmarkStart w:id="5" w:name="_Toc7243"/>
+      <w:bookmarkStart w:id="5" w:name="_Toc18587"/>
       <w:r>
         <w:rPr>
           <w:rFonts w:hint="eastAsia"/>
@@ -5801,12 +5551,12 @@
                   <v:path/>
                   <v:fill on="f" focussize="0,0"/>
                   <v:stroke on="f"/>
-                  <v:imagedata r:id="rId11" o:title=""/>
+                  <v:imagedata r:id="rId9" o:title=""/>
                   <o:lock v:ext="edit" aspectratio="t"/>
                   <w10:wrap type="none"/>
                   <w10:anchorlock/>
                 </v:shape>
-                <o:OLEObject Type="Embed" ProgID="Visio.Drawing.15" ShapeID="_x0000_i1025" DrawAspect="Content" ObjectID="_1468075725" r:id="rId10">
+                <o:OLEObject Type="Embed" ProgID="Visio.Drawing.15" ShapeID="_x0000_i1025" DrawAspect="Content" ObjectID="_1468075725" r:id="rId8">
                   <o:LockedField>false</o:LockedField>
                 </o:OLEObject>
               </w:object>
@@ -6089,7 +5839,7 @@
           <w:lang w:val="en-US" w:eastAsia="zh-CN"/>
         </w:rPr>
       </w:pPr>
-      <w:bookmarkStart w:id="6" w:name="_Toc15570"/>
+      <w:bookmarkStart w:id="6" w:name="_Toc7119"/>
       <w:r>
         <w:rPr>
           <w:rFonts w:hint="eastAsia"/>
@@ -6515,16 +6265,16 @@
             </w:pPr>
             <w:r>
               <w:object>
-                <v:shape id="_x0000_i1026" o:spt="75" type="#_x0000_t75" style="height:650.05pt;width:353pt;" o:ole="t" filled="f" o:preferrelative="t" stroked="f" coordsize="21600,21600">
+                <v:shape id="_x0000_i1031" o:spt="75" type="#_x0000_t75" style="height:636.65pt;width:352.75pt;" o:ole="t" filled="f" o:preferrelative="t" stroked="f" coordsize="21600,21600">
                   <v:path/>
                   <v:fill on="f" focussize="0,0"/>
                   <v:stroke on="f"/>
-                  <v:imagedata r:id="rId13" o:title=""/>
+                  <v:imagedata r:id="rId11" o:title=""/>
                   <o:lock v:ext="edit" aspectratio="f"/>
                   <w10:wrap type="none"/>
                   <w10:anchorlock/>
                 </v:shape>
-                <o:OLEObject Type="Embed" ProgID="Visio.Drawing.15" ShapeID="_x0000_i1026" DrawAspect="Content" ObjectID="_1468075726" r:id="rId12">
+                <o:OLEObject Type="Embed" ProgID="Visio.Drawing.15" ShapeID="_x0000_i1031" DrawAspect="Content" ObjectID="_1468075726" r:id="rId10">
                   <o:LockedField>false</o:LockedField>
                 </o:OLEObject>
               </w:object>
@@ -6633,7 +6383,7 @@
                 <w:szCs w:val="21"/>
                 <w:lang w:val="en-US" w:eastAsia="zh-CN"/>
               </w:rPr>
-              <w:t>安全功能部分：电源(PWOER)、电压采集(V ACQ)、处理器（CPU2）、铁电（FRAM1）、模拟输出（AO）、数字输出（DO1、DO2）、编码器（ENCODE）、电机和驱动(DRIVER)、电机电流检测（CUR ACQ）、液位/压力的采集（AI）、液位测量（DR/ACQ1、2）、水位测量（WATER）；</w:t>
+              <w:t>安全功能部分：电源(PWOER)、电压采集(V ACQ)、处理器（CPU2）、铁电（FRAM1）、模拟输出（AO）、数字输出（DO1、DO2）、编码器（ENCODE）、电机和驱动(DRIVER)、电机电流检测（CUR ACQ）、液位测量（DR/ACQ1、2）；</w:t>
             </w:r>
           </w:p>
           <w:p>
@@ -6963,6 +6713,7 @@
                   <w:insideH w:val="none" w:color="auto" w:sz="0" w:space="0"/>
                   <w:insideV w:val="none" w:color="auto" w:sz="0" w:space="0"/>
                 </w:tblBorders>
+                <w:shd w:val="clear" w:color="auto" w:fill="auto"/>
                 <w:tblCellMar>
                   <w:top w:w="0" w:type="dxa"/>
                   <w:left w:w="108" w:type="dxa"/>
@@ -7042,6 +6793,7 @@
                   <w:insideH w:val="none" w:color="auto" w:sz="0" w:space="0"/>
                   <w:insideV w:val="none" w:color="auto" w:sz="0" w:space="0"/>
                 </w:tblBorders>
+                <w:shd w:val="clear" w:color="auto" w:fill="auto"/>
                 <w:tblCellMar>
                   <w:top w:w="0" w:type="dxa"/>
                   <w:left w:w="108" w:type="dxa"/>
@@ -7368,6 +7120,7 @@
                   <w:insideH w:val="none" w:color="auto" w:sz="0" w:space="0"/>
                   <w:insideV w:val="none" w:color="auto" w:sz="0" w:space="0"/>
                 </w:tblBorders>
+                <w:shd w:val="clear" w:color="auto" w:fill="auto"/>
                 <w:tblCellMar>
                   <w:top w:w="0" w:type="dxa"/>
                   <w:left w:w="108" w:type="dxa"/>
@@ -7573,6 +7326,7 @@
                   <w:insideH w:val="none" w:color="auto" w:sz="0" w:space="0"/>
                   <w:insideV w:val="none" w:color="auto" w:sz="0" w:space="0"/>
                 </w:tblBorders>
+                <w:shd w:val="clear" w:color="auto" w:fill="auto"/>
                 <w:tblCellMar>
                   <w:top w:w="0" w:type="dxa"/>
                   <w:left w:w="108" w:type="dxa"/>
@@ -8784,6 +8538,7 @@
                   <w:insideH w:val="none" w:color="auto" w:sz="0" w:space="0"/>
                   <w:insideV w:val="none" w:color="auto" w:sz="0" w:space="0"/>
                 </w:tblBorders>
+                <w:shd w:val="clear" w:color="auto" w:fill="auto"/>
                 <w:tblCellMar>
                   <w:top w:w="0" w:type="dxa"/>
                   <w:left w:w="108" w:type="dxa"/>
@@ -8944,6 +8699,7 @@
                   <w:insideH w:val="none" w:color="auto" w:sz="0" w:space="0"/>
                   <w:insideV w:val="none" w:color="auto" w:sz="0" w:space="0"/>
                 </w:tblBorders>
+                <w:shd w:val="clear" w:color="auto" w:fill="auto"/>
                 <w:tblCellMar>
                   <w:top w:w="0" w:type="dxa"/>
                   <w:left w:w="108" w:type="dxa"/>
@@ -9187,6 +8943,7 @@
                   <w:insideH w:val="none" w:color="auto" w:sz="0" w:space="0"/>
                   <w:insideV w:val="none" w:color="auto" w:sz="0" w:space="0"/>
                 </w:tblBorders>
+                <w:shd w:val="clear" w:color="auto" w:fill="auto"/>
                 <w:tblCellMar>
                   <w:top w:w="0" w:type="dxa"/>
                   <w:left w:w="108" w:type="dxa"/>
@@ -9452,6 +9209,7 @@
                   <w:insideH w:val="none" w:color="auto" w:sz="0" w:space="0"/>
                   <w:insideV w:val="none" w:color="auto" w:sz="0" w:space="0"/>
                 </w:tblBorders>
+                <w:shd w:val="clear" w:color="auto" w:fill="auto"/>
                 <w:tblCellMar>
                   <w:top w:w="0" w:type="dxa"/>
                   <w:left w:w="108" w:type="dxa"/>
@@ -9876,6 +9634,7 @@
                   <w:insideH w:val="none" w:color="auto" w:sz="0" w:space="0"/>
                   <w:insideV w:val="none" w:color="auto" w:sz="0" w:space="0"/>
                 </w:tblBorders>
+                <w:shd w:val="clear" w:color="auto" w:fill="auto"/>
                 <w:tblCellMar>
                   <w:top w:w="0" w:type="dxa"/>
                   <w:left w:w="108" w:type="dxa"/>
@@ -10241,6 +10000,7 @@
                   <w:insideH w:val="none" w:color="auto" w:sz="0" w:space="0"/>
                   <w:insideV w:val="none" w:color="auto" w:sz="0" w:space="0"/>
                 </w:tblBorders>
+                <w:shd w:val="clear" w:color="auto" w:fill="auto"/>
                 <w:tblCellMar>
                   <w:top w:w="0" w:type="dxa"/>
                   <w:left w:w="108" w:type="dxa"/>
@@ -10818,7 +10578,7 @@
           <w:lang w:val="en-US" w:eastAsia="zh-CN"/>
         </w:rPr>
       </w:pPr>
-      <w:bookmarkStart w:id="7" w:name="_Toc12810"/>
+      <w:bookmarkStart w:id="7" w:name="_Toc29228"/>
       <w:r>
         <w:rPr>
           <w:rFonts w:hint="eastAsia"/>
@@ -11187,12 +10947,12 @@
                   <v:path/>
                   <v:fill on="f" focussize="0,0"/>
                   <v:stroke on="f"/>
-                  <v:imagedata r:id="rId15" o:title=""/>
+                  <v:imagedata r:id="rId13" o:title=""/>
                   <o:lock v:ext="edit" aspectratio="f"/>
                   <w10:wrap type="none"/>
                   <w10:anchorlock/>
                 </v:shape>
-                <o:OLEObject Type="Embed" ProgID="Visio.Drawing.15" ShapeID="_x0000_i1027" DrawAspect="Content" ObjectID="_1468075727" r:id="rId14">
+                <o:OLEObject Type="Embed" ProgID="Visio.Drawing.15" ShapeID="_x0000_i1027" DrawAspect="Content" ObjectID="_1468075727" r:id="rId12">
                   <o:LockedField>false</o:LockedField>
                 </o:OLEObject>
               </w:object>
@@ -12067,7 +11827,7 @@
           <w:lang w:val="en-US" w:eastAsia="zh-CN"/>
         </w:rPr>
       </w:pPr>
-      <w:bookmarkStart w:id="8" w:name="_Toc32240"/>
+      <w:bookmarkStart w:id="8" w:name="_Toc2970"/>
       <w:r>
         <w:rPr>
           <w:rFonts w:hint="eastAsia"/>
@@ -12308,16 +12068,16 @@
                 <w:rFonts w:hint="eastAsia" w:ascii="华文楷体" w:hAnsi="华文楷体" w:eastAsia="华文楷体" w:cs="华文楷体"/>
               </w:rPr>
               <w:object>
-                <v:shape id="_x0000_i1028" o:spt="75" type="#_x0000_t75" style="height:104.95pt;width:323.45pt;" o:ole="t" filled="f" o:preferrelative="t" stroked="f" coordsize="21600,21600">
+                <v:shape id="_x0000_i1032" o:spt="75" type="#_x0000_t75" style="height:105.15pt;width:323.55pt;" o:ole="t" filled="f" o:preferrelative="t" stroked="f" coordsize="21600,21600">
                   <v:path/>
                   <v:fill on="f" focussize="0,0"/>
                   <v:stroke on="f"/>
-                  <v:imagedata r:id="rId17" o:title=""/>
+                  <v:imagedata r:id="rId15" o:title=""/>
                   <o:lock v:ext="edit" aspectratio="f"/>
                   <w10:wrap type="none"/>
                   <w10:anchorlock/>
                 </v:shape>
-                <o:OLEObject Type="Embed" ProgID="Visio.Drawing.15" ShapeID="_x0000_i1028" DrawAspect="Content" ObjectID="_1468075728" r:id="rId16">
+                <o:OLEObject Type="Embed" ProgID="Visio.Drawing.15" ShapeID="_x0000_i1032" DrawAspect="Content" ObjectID="_1468075728" r:id="rId14">
                   <o:LockedField>false</o:LockedField>
                 </o:OLEObject>
               </w:object>
@@ -12513,7 +12273,7 @@
           <w:lang w:val="de-DE"/>
         </w:rPr>
       </w:pPr>
-      <w:bookmarkStart w:id="9" w:name="_Toc18371"/>
+      <w:bookmarkStart w:id="9" w:name="_Toc1132"/>
       <w:r>
         <w:rPr>
           <w:rFonts w:hint="eastAsia"/>
@@ -12531,7 +12291,7 @@
           <w:lang w:val="de-DE"/>
         </w:rPr>
       </w:pPr>
-      <w:bookmarkStart w:id="10" w:name="_Toc4394"/>
+      <w:bookmarkStart w:id="10" w:name="_Toc14996"/>
       <w:r>
         <w:rPr>
           <w:rFonts w:hint="eastAsia"/>
@@ -12715,12 +12475,12 @@
                   <v:path/>
                   <v:fill on="f" focussize="0,0"/>
                   <v:stroke on="f"/>
-                  <v:imagedata r:id="rId19" cropleft="3052f" croptop="5508f" cropright="4504f" cropbottom="4678f" o:title=""/>
+                  <v:imagedata r:id="rId17" cropleft="3052f" croptop="5508f" cropright="4504f" cropbottom="4678f" o:title=""/>
                   <o:lock v:ext="edit" aspectratio="f"/>
                   <w10:wrap type="none"/>
                   <w10:anchorlock/>
                 </v:shape>
-                <o:OLEObject Type="Embed" ProgID="Visio.Drawing.15" ShapeID="_x0000_i1029" DrawAspect="Content" ObjectID="_1468075729" r:id="rId18">
+                <o:OLEObject Type="Embed" ProgID="Visio.Drawing.15" ShapeID="_x0000_i1029" DrawAspect="Content" ObjectID="_1468075729" r:id="rId16">
                   <o:LockedField>false</o:LockedField>
                 </o:OLEObject>
               </w:object>
@@ -12917,7 +12677,7 @@
           <w:lang w:val="en-US" w:eastAsia="zh-CN"/>
         </w:rPr>
       </w:pPr>
-      <w:bookmarkStart w:id="13" w:name="_Toc29186"/>
+      <w:bookmarkStart w:id="13" w:name="_Toc9841"/>
       <w:r>
         <w:rPr>
           <w:rFonts w:hint="eastAsia"/>
@@ -13361,7 +13121,7 @@
           <w:lang w:val="de-DE"/>
         </w:rPr>
       </w:pPr>
-      <w:bookmarkStart w:id="14" w:name="_Toc17218"/>
+      <w:bookmarkStart w:id="14" w:name="_Toc10058"/>
       <w:r>
         <w:rPr>
           <w:rFonts w:hint="eastAsia"/>
@@ -13802,7 +13562,7 @@
           <w:lang w:val="de-DE"/>
         </w:rPr>
       </w:pPr>
-      <w:bookmarkStart w:id="15" w:name="_Toc13151"/>
+      <w:bookmarkStart w:id="15" w:name="_Toc18717"/>
       <w:r>
         <w:rPr>
           <w:rFonts w:hint="eastAsia"/>
@@ -14989,7 +14749,7 @@
         </w:rPr>
         <w:t xml:space="preserve"> </w:t>
       </w:r>
-      <w:bookmarkStart w:id="16" w:name="_Toc14814"/>
+      <w:bookmarkStart w:id="16" w:name="_Toc24955"/>
       <w:r>
         <w:rPr>
           <w:rFonts w:hint="eastAsia"/>
@@ -15014,7 +14774,7 @@
           <w:lang w:val="en-US" w:eastAsia="zh-CN"/>
         </w:rPr>
       </w:pPr>
-      <w:bookmarkStart w:id="17" w:name="_Toc23181"/>
+      <w:bookmarkStart w:id="17" w:name="_Toc7694"/>
       <w:r>
         <w:rPr>
           <w:rFonts w:hint="eastAsia"/>
@@ -15515,7 +15275,7 @@
           <w:lang w:val="en-US" w:eastAsia="zh-CN"/>
         </w:rPr>
       </w:pPr>
-      <w:bookmarkStart w:id="18" w:name="_Toc29162"/>
+      <w:bookmarkStart w:id="18" w:name="_Toc6589"/>
       <w:r>
         <w:rPr>
           <w:rFonts w:hint="eastAsia"/>
@@ -16020,7 +15780,7 @@
           <w:color w:val="auto"/>
         </w:rPr>
       </w:pPr>
-      <w:bookmarkStart w:id="19" w:name="_Toc15813"/>
+      <w:bookmarkStart w:id="19" w:name="_Toc2860"/>
       <w:r>
         <w:rPr>
           <w:rFonts w:hint="eastAsia"/>
@@ -16467,7 +16227,7 @@
           <w:color w:val="auto"/>
         </w:rPr>
       </w:pPr>
-      <w:bookmarkStart w:id="20" w:name="_Toc27085"/>
+      <w:bookmarkStart w:id="20" w:name="_Toc24408"/>
       <w:r>
         <w:rPr>
           <w:rFonts w:hint="eastAsia"/>
@@ -16923,7 +16683,7 @@
           <w:color w:val="auto"/>
         </w:rPr>
       </w:pPr>
-      <w:bookmarkStart w:id="21" w:name="_Toc9885"/>
+      <w:bookmarkStart w:id="21" w:name="_Toc10136"/>
       <w:r>
         <w:rPr>
           <w:rFonts w:hint="eastAsia"/>
@@ -17379,7 +17139,7 @@
           <w:color w:val="auto"/>
         </w:rPr>
       </w:pPr>
-      <w:bookmarkStart w:id="22" w:name="_Toc7782"/>
+      <w:bookmarkStart w:id="22" w:name="_Toc1537"/>
       <w:r>
         <w:rPr>
           <w:rFonts w:hint="eastAsia"/>
@@ -17835,7 +17595,7 @@
           <w:color w:val="auto"/>
         </w:rPr>
       </w:pPr>
-      <w:bookmarkStart w:id="23" w:name="_Toc6543"/>
+      <w:bookmarkStart w:id="23" w:name="_Toc29947"/>
       <w:r>
         <w:rPr>
           <w:rFonts w:hint="eastAsia"/>
@@ -18288,7 +18048,7 @@
           <w:rFonts w:hint="eastAsia"/>
         </w:rPr>
       </w:pPr>
-      <w:bookmarkStart w:id="24" w:name="_Toc30969"/>
+      <w:bookmarkStart w:id="24" w:name="_Toc14935"/>
       <w:r>
         <w:rPr>
           <w:rFonts w:hint="eastAsia"/>
@@ -18786,7 +18546,7 @@
           <w:color w:val="auto"/>
         </w:rPr>
       </w:pPr>
-      <w:bookmarkStart w:id="25" w:name="_Toc16057"/>
+      <w:bookmarkStart w:id="25" w:name="_Toc24728"/>
       <w:r>
         <w:rPr>
           <w:rFonts w:hint="eastAsia"/>
@@ -19240,7 +19000,7 @@
           <w:color w:val="auto"/>
         </w:rPr>
       </w:pPr>
-      <w:bookmarkStart w:id="26" w:name="_Toc32110"/>
+      <w:bookmarkStart w:id="26" w:name="_Toc17226"/>
       <w:r>
         <w:rPr>
           <w:rFonts w:hint="eastAsia"/>
@@ -19745,7 +19505,7 @@
           <w:color w:val="auto"/>
         </w:rPr>
       </w:pPr>
-      <w:bookmarkStart w:id="27" w:name="_Toc7583"/>
+      <w:bookmarkStart w:id="27" w:name="_Toc12673"/>
       <w:r>
         <w:rPr>
           <w:rFonts w:hint="eastAsia"/>
@@ -20261,7 +20021,7 @@
           <w:lang w:val="en-US" w:eastAsia="zh-CN"/>
         </w:rPr>
       </w:pPr>
-      <w:bookmarkStart w:id="28" w:name="_Toc17293"/>
+      <w:bookmarkStart w:id="28" w:name="_Toc8162"/>
       <w:r>
         <w:rPr>
           <w:rFonts w:hint="eastAsia"/>
@@ -20756,7 +20516,7 @@
           <w:lang w:val="en-US" w:eastAsia="zh-CN"/>
         </w:rPr>
       </w:pPr>
-      <w:bookmarkStart w:id="29" w:name="_Toc11251"/>
+      <w:bookmarkStart w:id="29" w:name="_Toc30177"/>
       <w:r>
         <w:rPr>
           <w:rFonts w:hint="eastAsia"/>
@@ -21248,7 +21008,7 @@
           <w:color w:val="auto"/>
         </w:rPr>
       </w:pPr>
-      <w:bookmarkStart w:id="30" w:name="_Toc23327"/>
+      <w:bookmarkStart w:id="30" w:name="_Toc27634"/>
       <w:r>
         <w:rPr>
           <w:rFonts w:hint="eastAsia"/>
@@ -21702,7 +21462,7 @@
           <w:color w:val="auto"/>
         </w:rPr>
       </w:pPr>
-      <w:bookmarkStart w:id="31" w:name="_Toc28594"/>
+      <w:bookmarkStart w:id="31" w:name="_Toc20288"/>
       <w:r>
         <w:rPr>
           <w:rFonts w:hint="eastAsia"/>
@@ -22215,7 +21975,7 @@
           <w:color w:val="auto"/>
         </w:rPr>
       </w:pPr>
-      <w:bookmarkStart w:id="32" w:name="_Toc31263"/>
+      <w:bookmarkStart w:id="32" w:name="_Toc3012"/>
       <w:r>
         <w:rPr>
           <w:rFonts w:hint="eastAsia"/>
@@ -22728,7 +22488,7 @@
           <w:rFonts w:hint="eastAsia"/>
         </w:rPr>
       </w:pPr>
-      <w:bookmarkStart w:id="33" w:name="_Toc14106"/>
+      <w:bookmarkStart w:id="33" w:name="_Toc15905"/>
       <w:r>
         <w:rPr>
           <w:rFonts w:hint="eastAsia"/>
@@ -22754,7 +22514,7 @@
           <w:szCs w:val="24"/>
           <w:lang w:val="en-US" w:eastAsia="zh-CN"/>
         </w:rPr>
-        <w:t>DSM系列储罐在线自动计量仪的状态定义如下表。各模式的具体电流与继电器值由安全需求及输出接口设计规定，本节仅定义状态关系。</w:t>
+        <w:t>DSM-Ⅱ系列储罐在线自动计量仪的状态定义如下表。各模式的具体电流与继电器值由安全需求及输出接口设计规定，本节仅定义状态关系。</w:t>
       </w:r>
     </w:p>
     <w:tbl>
@@ -23795,20 +23555,21 @@
       </w:pPr>
       <w:r>
         <w:rPr>
-          <w:rFonts w:hint="default"/>
-          <w:lang w:val="en-US" w:eastAsia="zh-CN"/>
+          <w:rFonts w:hint="eastAsia" w:eastAsia="华文楷体"/>
+          <w:color w:val="auto"/>
+          <w:lang w:eastAsia="zh-CN"/>
         </w:rPr>
         <w:object>
-          <v:shape id="_x0000_i1030" o:spt="75" alt="CG01-CPU2-STATE-TRANSITION-V1.2-R2" type="#_x0000_t75" style="height:289.3pt;width:435.6pt;" o:ole="t" filled="f" o:preferrelative="t" stroked="f" coordsize="21600,21600">
+          <v:shape id="_x0000_i1033" o:spt="75" alt="" type="#_x0000_t75" style="height:264.65pt;width:414.05pt;" o:ole="t" filled="f" o:preferrelative="t" stroked="f" coordsize="21600,21600">
             <v:path/>
             <v:fill on="f" focussize="0,0"/>
             <v:stroke on="f"/>
-            <v:imagedata r:id="rId21" o:title=""/>
-            <o:lock v:ext="edit" aspectratio="f"/>
+            <v:imagedata r:id="rId19" o:title=""/>
+            <o:lock v:ext="edit" aspectratio="t"/>
             <w10:wrap type="none"/>
             <w10:anchorlock/>
           </v:shape>
-          <o:OLEObject Type="Embed" ProgID="Visio.Drawing.15" ShapeID="_x0000_i1030" DrawAspect="Content" ObjectID="_1468075730" r:id="rId20">
+          <o:OLEObject Type="Embed" ProgID="Visio.Drawing.15" ShapeID="_x0000_i1033" DrawAspect="Content" ObjectID="_1468075730" r:id="rId18">
             <o:LockedField>false</o:LockedField>
           </o:OLEObject>
         </w:object>
@@ -23889,7 +23650,7 @@
           <w:szCs w:val="32"/>
           <w:lang w:val="en-US" w:eastAsia="zh-CN"/>
         </w:rPr>
-        <w:t>界位安全测量模式：本模式是唯一安全测量模式，用于油水界位定位／跟随。SIL 配置只允许 DM4 安全协议在安全会话有效且入口检查通过后进入；DSM、LTD 及 DM4 非安全协议不得形成安全有效结果。正常结束或受控停止后返回配置模式；安全测量故障时进入安全故障状态。</w:t>
+        <w:t>界位安全测量模式：本模式是唯一安全测量模式，用于油水界位定位／跟随。SIL 配置只允许 DM4 安全协议在安全会话有效且入口检查通过后进入；DM4 非安全协议不得形成安全有效结果。正常结束或受控停止后返回配置模式；安全测量故障时进入安全故障状态。</w:t>
       </w:r>
     </w:p>
     <w:p>
@@ -24538,6 +24299,8 @@
                 <w:lang w:eastAsia="zh-CN"/>
               </w:rPr>
             </w:pPr>
+            <w:bookmarkStart w:id="34" w:name="_GoBack"/>
+            <w:bookmarkEnd w:id="34"/>
             <w:r>
               <w:rPr>
                 <w:rFonts w:hint="eastAsia"/>
@@ -25092,7 +24855,7 @@
                 <w:vertAlign w:val="baseline"/>
                 <w:lang w:eastAsia="zh-CN"/>
               </w:rPr>
-              <w:t>唯一安全测量模式，用于油水界位定位／跟随；DSM、LTD 和 DM4 非安全协议不得形成安全有效结果。</w:t>
+              <w:t>唯一安全测量模式，用于油水界位定位／跟随； DM4 非安全协议不得形成安全有效结果。</w:t>
             </w:r>
           </w:p>
         </w:tc>
@@ -26261,8 +26024,8 @@
     </w:tblPr>
     <w:tblGrid>
       <w:gridCol w:w="2679"/>
-      <w:gridCol w:w="4316"/>
-      <w:gridCol w:w="1373"/>
+      <w:gridCol w:w="4512"/>
+      <w:gridCol w:w="1177"/>
     </w:tblGrid>
     <w:tr>
       <w:tblPrEx>
@@ -26308,13 +26071,13 @@
       </w:tc>
       <w:tc>
         <w:tcPr>
-          <w:tcW w:w="2578" w:type="pct"/>
+          <w:tcW w:w="2695" w:type="pct"/>
           <w:noWrap w:val="0"/>
           <w:vAlign w:val="top"/>
         </w:tcPr>
         <w:p>
           <w:pPr>
-            <w:jc w:val="center"/>
+            <w:jc w:val="both"/>
             <w:rPr>
               <w:rFonts w:hint="default" w:eastAsia="宋体"/>
               <w:lang w:val="en-US" w:eastAsia="zh-CN"/>
@@ -26322,16 +26085,25 @@
           </w:pPr>
           <w:r>
             <w:rPr>
+              <w:rFonts w:hint="default" w:ascii="Arial" w:hAnsi="Arial" w:eastAsia="楷体" w:cs="Arial"/>
+              <w:b w:val="0"/>
+              <w:bCs w:val="0"/>
+              <w:lang w:val="en-US" w:eastAsia="zh-CN"/>
+            </w:rPr>
+            <w:t>DSM-Ⅱ</w:t>
+          </w:r>
+          <w:r>
+            <w:rPr>
               <w:rFonts w:hint="eastAsia" w:ascii="楷体" w:hAnsi="楷体" w:eastAsia="楷体" w:cs="楷体"/>
               <w:lang w:val="en-US" w:eastAsia="zh-CN"/>
             </w:rPr>
-            <w:t>DSM系列储罐在线自动计量仪产品架构规范</w:t>
+            <w:t>系列储罐在线自动计量仪产品架构规范</w:t>
           </w:r>
         </w:p>
       </w:tc>
       <w:tc>
         <w:tcPr>
-          <w:tcW w:w="820" w:type="pct"/>
+          <w:tcW w:w="703" w:type="pct"/>
           <w:noWrap w:val="0"/>
           <w:vAlign w:val="top"/>
         </w:tcPr>

--- a/docs/06_SIL功能安全认证/02_软件架构/CG01.系统架构设计-V1.2.docx
+++ b/docs/06_SIL功能安全认证/02_软件架构/CG01.系统架构设计-V1.2.docx
@@ -52,7 +52,7 @@
           <w:bCs/>
           <w:lang w:val="en-US" w:eastAsia="zh-CN"/>
         </w:rPr>
-        <w:t>DSM-Ⅱ系列储罐在线自动计量仪</w:t>
+        <w:t>DSM系列储罐在线自动计量仪</w:t>
       </w:r>
     </w:p>
     <w:p>
@@ -326,7 +326,7 @@
                 <w:rFonts w:hint="eastAsia"/>
                 <w:lang w:val="en-US" w:eastAsia="zh-CN"/>
               </w:rPr>
-              <w:t>DSM-Ⅱ</w:t>
+              <w:t>DSM</w:t>
             </w:r>
             <w:r>
               <w:rPr>
@@ -1182,6 +1182,13 @@
                 <w:lang w:val="en-US" w:eastAsia="zh-CN"/>
               </w:rPr>
             </w:pPr>
+            <w:r>
+              <w:rPr>
+                <w:rFonts w:hint="eastAsia"/>
+                <w:lang w:val="en-US" w:eastAsia="zh-CN"/>
+              </w:rPr>
+              <w:t>V1.2</w:t>
+            </w:r>
           </w:p>
         </w:tc>
         <w:tc>
@@ -1202,6 +1209,13 @@
                 <w:lang w:val="en-US" w:eastAsia="zh-CN"/>
               </w:rPr>
             </w:pPr>
+            <w:r>
+              <w:rPr>
+                <w:rFonts w:hint="eastAsia"/>
+                <w:lang w:val="en-US" w:eastAsia="zh-CN"/>
+              </w:rPr>
+              <w:t>补充系统架构信息；</w:t>
+            </w:r>
           </w:p>
         </w:tc>
         <w:tc>
@@ -1211,6 +1225,7 @@
               <w:left w:val="single" w:color="auto" w:sz="6" w:space="0"/>
               <w:right w:val="single" w:color="auto" w:sz="4" w:space="0"/>
             </w:tcBorders>
+            <w:shd w:val="clear"/>
             <w:noWrap w:val="0"/>
             <w:vAlign w:val="center"/>
           </w:tcPr>
@@ -1218,10 +1233,20 @@
             <w:pPr>
               <w:jc w:val="center"/>
               <w:rPr>
-                <w:rFonts w:hint="default" w:eastAsia="华文楷体"/>
-                <w:lang w:val="en-US" w:eastAsia="zh-CN"/>
-              </w:rPr>
-            </w:pPr>
+                <w:rFonts w:hint="default" w:ascii="Times New Roman" w:hAnsi="Times New Roman" w:eastAsia="华文楷体" w:cs="Times New Roman"/>
+                <w:kern w:val="2"/>
+                <w:sz w:val="21"/>
+                <w:szCs w:val="24"/>
+                <w:lang w:val="en-US" w:eastAsia="zh-CN" w:bidi="ar-SA"/>
+              </w:rPr>
+            </w:pPr>
+            <w:r>
+              <w:rPr>
+                <w:rFonts w:hint="eastAsia"/>
+                <w:lang w:val="en-US" w:eastAsia="zh-CN"/>
+              </w:rPr>
+              <w:t>段学斌</w:t>
+            </w:r>
           </w:p>
         </w:tc>
         <w:tc>
@@ -1233,6 +1258,7 @@
               <w:bottom w:val="single" w:color="auto" w:sz="6" w:space="0"/>
               <w:right w:val="single" w:color="auto" w:sz="4" w:space="0"/>
             </w:tcBorders>
+            <w:shd w:val="clear"/>
             <w:noWrap w:val="0"/>
             <w:vAlign w:val="center"/>
           </w:tcPr>
@@ -1240,10 +1266,20 @@
             <w:pPr>
               <w:jc w:val="center"/>
               <w:rPr>
-                <w:rFonts w:hint="default" w:eastAsia="华文楷体"/>
-                <w:lang w:val="en-US" w:eastAsia="zh-CN"/>
-              </w:rPr>
-            </w:pPr>
+                <w:rFonts w:hint="default" w:ascii="Times New Roman" w:hAnsi="Times New Roman" w:eastAsia="华文楷体" w:cs="Times New Roman"/>
+                <w:kern w:val="2"/>
+                <w:sz w:val="21"/>
+                <w:szCs w:val="24"/>
+                <w:lang w:val="en-US" w:eastAsia="zh-CN" w:bidi="ar-SA"/>
+              </w:rPr>
+            </w:pPr>
+            <w:r>
+              <w:rPr>
+                <w:rFonts w:hint="eastAsia"/>
+                <w:lang w:val="en-US" w:eastAsia="zh-CN"/>
+              </w:rPr>
+              <w:t>崔桂亮</w:t>
+            </w:r>
           </w:p>
         </w:tc>
         <w:tc>
@@ -1255,6 +1291,7 @@
               <w:bottom w:val="single" w:color="auto" w:sz="6" w:space="0"/>
               <w:right w:val="single" w:color="auto" w:sz="18" w:space="0"/>
             </w:tcBorders>
+            <w:shd w:val="clear"/>
             <w:noWrap w:val="0"/>
             <w:vAlign w:val="center"/>
           </w:tcPr>
@@ -1262,10 +1299,20 @@
             <w:pPr>
               <w:jc w:val="both"/>
               <w:rPr>
-                <w:rFonts w:hint="default" w:eastAsia="华文楷体"/>
-                <w:lang w:val="en-US" w:eastAsia="zh-CN"/>
-              </w:rPr>
-            </w:pPr>
+                <w:rFonts w:hint="default" w:ascii="Times New Roman" w:hAnsi="Times New Roman" w:eastAsia="华文楷体" w:cs="Times New Roman"/>
+                <w:kern w:val="2"/>
+                <w:sz w:val="21"/>
+                <w:szCs w:val="24"/>
+                <w:lang w:val="en-US" w:eastAsia="zh-CN" w:bidi="ar-SA"/>
+              </w:rPr>
+            </w:pPr>
+            <w:r>
+              <w:rPr>
+                <w:rFonts w:hint="eastAsia"/>
+                <w:lang w:val="en-US" w:eastAsia="zh-CN"/>
+              </w:rPr>
+              <w:t>2026.08.28</w:t>
+            </w:r>
           </w:p>
         </w:tc>
       </w:tr>
@@ -4675,22 +4722,10 @@
           <w:rFonts w:hint="eastAsia"/>
           <w:lang w:eastAsia="zh-CN"/>
         </w:rPr>
-        <w:t>DSM</w:t>
-      </w:r>
-      <w:r>
-        <w:rPr>
-          <w:rFonts w:hint="eastAsia"/>
-          <w:lang w:val="en-US" w:eastAsia="zh-CN"/>
-        </w:rPr>
-        <w:t>-Ⅱ</w:t>
-      </w:r>
-      <w:r>
-        <w:rPr>
-          <w:rFonts w:hint="eastAsia"/>
-          <w:lang w:eastAsia="zh-CN"/>
-        </w:rPr>
-        <w:t>系列储罐在线自动计量仪</w:t>
-      </w:r>
+        <w:t>DSM系列储罐在线自动计量仪</w:t>
+      </w:r>
+      <w:bookmarkStart w:id="34" w:name="_GoBack"/>
+      <w:bookmarkEnd w:id="34"/>
       <w:r>
         <w:rPr>
           <w:rFonts w:hint="eastAsia" w:ascii="Times New Roman" w:hAnsi="Times New Roman"/>
@@ -4768,12 +4803,6 @@
             <w:insideH w:val="single" w:color="auto" w:sz="4" w:space="0"/>
             <w:insideV w:val="single" w:color="auto" w:sz="4" w:space="0"/>
           </w:tblBorders>
-          <w:tblCellMar>
-            <w:top w:w="0" w:type="dxa"/>
-            <w:left w:w="28" w:type="dxa"/>
-            <w:bottom w:w="0" w:type="dxa"/>
-            <w:right w:w="28" w:type="dxa"/>
-          </w:tblCellMar>
         </w:tblPrEx>
         <w:tc>
           <w:tcPr>
@@ -5525,15 +5554,6 @@
           <w:p>
             <w:pPr>
               <w:rPr>
-                <w:rFonts w:hint="eastAsia"/>
-                <w:sz w:val="21"/>
-                <w:szCs w:val="21"/>
-              </w:rPr>
-            </w:pPr>
-          </w:p>
-          <w:p>
-            <w:pPr>
-              <w:rPr>
                 <w:rFonts w:hint="eastAsia" w:ascii="宋体" w:cs="宋体" w:hAnsiTheme="minorHAnsi"/>
                 <w:i/>
                 <w:kern w:val="0"/>
@@ -5705,7 +5725,7 @@
                 <w:szCs w:val="21"/>
                 <w:lang w:val="en-US" w:eastAsia="zh-CN"/>
               </w:rPr>
-              <w:t>本产品可以通过数字接口与工程师站进行交互，实现指令下发、参数配置、数据上传的功能。</w:t>
+              <w:t>本产品可以通过HART、RS485、BPM、V1、TRL2等数字接口与工程师站进行交互，实现指令下发、参数配置、数据上传的功能。</w:t>
             </w:r>
           </w:p>
           <w:p>
@@ -5792,40 +5812,12 @@
           <w:p>
             <w:pPr>
               <w:rPr>
-                <w:rFonts w:hint="eastAsia"/>
-                <w:sz w:val="21"/>
-                <w:szCs w:val="21"/>
-                <w:lang w:val="en-US" w:eastAsia="zh-CN"/>
-              </w:rPr>
-            </w:pPr>
-            <w:r>
-              <w:rPr>
-                <w:rFonts w:hint="eastAsia"/>
-                <w:sz w:val="21"/>
-                <w:szCs w:val="21"/>
-                <w:lang w:val="en-US" w:eastAsia="zh-CN"/>
-              </w:rPr>
-              <w:t>ABDSM-SR-002-A、ABDSM-SR-003-A、ABDSM-SR-004-A、ABDSM-SR-005-A、</w:t>
-            </w:r>
-          </w:p>
-          <w:p>
-            <w:pPr>
-              <w:rPr>
                 <w:rFonts w:hint="default" w:eastAsia="宋体"/>
                 <w:sz w:val="21"/>
                 <w:szCs w:val="21"/>
                 <w:lang w:val="en-US" w:eastAsia="zh-CN"/>
               </w:rPr>
             </w:pPr>
-            <w:r>
-              <w:rPr>
-                <w:rFonts w:hint="eastAsia"/>
-                <w:sz w:val="21"/>
-                <w:szCs w:val="21"/>
-                <w:lang w:val="en-US" w:eastAsia="zh-CN"/>
-              </w:rPr>
-              <w:t>ABDSM-SR-006-A、ABDSM-SR-007-A、ABDSM-SR-008-A、ABDSM-SR-009-A、ABDSM-SR-011-A、ABDSM-SR-012-A、ABDSM-SR-013-A、ABDSM-SR-015-A、ABDSM-SR-026-A、ABDSM-SR-027-A、ABDSM-SR-039-A、ABDSM-SR-040-A；</w:t>
-            </w:r>
           </w:p>
         </w:tc>
       </w:tr>
@@ -6265,7 +6257,7 @@
             </w:pPr>
             <w:r>
               <w:object>
-                <v:shape id="_x0000_i1031" o:spt="75" type="#_x0000_t75" style="height:636.65pt;width:352.75pt;" o:ole="t" filled="f" o:preferrelative="t" stroked="f" coordsize="21600,21600">
+                <v:shape id="_x0000_i1026" o:spt="75" alt="" type="#_x0000_t75" style="height:503.8pt;width:327.65pt;" o:ole="t" filled="f" o:preferrelative="t" stroked="f" coordsize="21600,21600">
                   <v:path/>
                   <v:fill on="f" focussize="0,0"/>
                   <v:stroke on="f"/>
@@ -6274,7 +6266,7 @@
                   <w10:wrap type="none"/>
                   <w10:anchorlock/>
                 </v:shape>
-                <o:OLEObject Type="Embed" ProgID="Visio.Drawing.15" ShapeID="_x0000_i1031" DrawAspect="Content" ObjectID="_1468075726" r:id="rId10">
+                <o:OLEObject Type="Embed" ProgID="Visio.Drawing.15" ShapeID="_x0000_i1026" DrawAspect="Content" ObjectID="_1468075726" r:id="rId10">
                   <o:LockedField>false</o:LockedField>
                 </o:OLEObject>
               </w:object>
@@ -6359,7 +6351,7 @@
                 <w:szCs w:val="21"/>
                 <w:lang w:val="en-US" w:eastAsia="zh-CN"/>
               </w:rPr>
-              <w:t>从安全与非安全功能的角度划分，本产品的组成：</w:t>
+              <w:t>本产品按架构图划分为非安全功能模块、变送器（安全功能模块)和传感器(安全功能模块)三个部分。</w:t>
             </w:r>
           </w:p>
           <w:p>
@@ -6379,11 +6371,9 @@
             <w:r>
               <w:rPr>
                 <w:rFonts w:hint="eastAsia"/>
-                <w:sz w:val="21"/>
-                <w:szCs w:val="21"/>
-                <w:lang w:val="en-US" w:eastAsia="zh-CN"/>
-              </w:rPr>
-              <w:t>安全功能部分：电源(PWOER)、电压采集(V ACQ)、处理器（CPU2）、铁电（FRAM1）、模拟输出（AO）、数字输出（DO1、DO2）、编码器（ENCODE）、电机和驱动(DRIVER)、电机电流检测（CUR ACQ）、液位测量（DR/ACQ1、2）；</w:t>
+                <w:lang w:eastAsia="zh-CN"/>
+              </w:rPr>
+              <w:t>非安全功能模块包括显示模块（DISP）、BPM数字信号通信模块（BPM）、铁电存储器（FRAM2）、非安全功能处理器（CPU3）、按键模块（KEY）、RS485通信模块（RS485）、0-20mA通信模块（0-20MA）、HART主机（HART2）、非安全功能处理器（CPU4）、外接温度采集模块（TEMP1）、霍尔传感器（HALL）、扭力处理器（CPUW）和扭力监测模块（WHG ACQ）。非安全功能处理器（CPU3）连接显示模块（DISP）、BPM数字信号通信模块（BPM）、铁电存储器（FRAM2）、按键模块（KEY）、RS485通信模块（RS485）、0-20mA通信模块（0-20MA）和HART主机（HART2）；非安全功能处理器（CPU4）连接外接温度采集模块（TEMP1）；扭力处理器（CPUW）连接霍尔传感器（HALL）和扭力监测模块（WHG ACQ）。非安全功能处理器（CPU3）、非安全功能处理器（CPU4）及扭力监测模块（WHG ACQ）通过图示内部通信链路与主控处理器（CPU2）侧连接。</w:t>
             </w:r>
           </w:p>
           <w:p>
@@ -6407,7 +6397,31 @@
                 <w:szCs w:val="21"/>
                 <w:lang w:val="en-US" w:eastAsia="zh-CN"/>
               </w:rPr>
-              <w:t>非安全功能部分：显示（DISP）、按键（KEY）、温度采集模块1（TEMP1）、铁电存储器(FRAM2)、485通信（RS485）、HART主机（HART HO）、HART从机（HART SL）、温度采集模块2（TEMP2）、密度采集模块（DENSITY）、处理器（CPU0、CPU3）；</w:t>
+              <w:t>变送器包括铁电存储器（FRAM1）、编码器（ENCODER）、电机（MOTOR）、电机驱动模块（DRIVER）、电机电流采集模块（CUR ACQ）、主控处理器（CPU2）、HART从机（HART1）、扭力信号模块（WHG）、模拟量输出模块（AO）、数字量输出模块（DO1、DO2、DO3）、主板电压采集模块（V ACQ1）、主电源模块（POWER1）、无线主机和无线从机。其中，HART从机（HART1）在图中标注为非安全功能；电机（MOTOR）、电机驱动模块（DRIVER）和电机电流采集模块（CUR ACQ）构成电机驱动及电流采集链路；模拟量输出模块（AO）输出4-20mA模拟量信号；数字量输出模块（DO1、DO2、DO3）输出开关量信号；主板电压采集模块（V ACQ1）用于主电源模块（POWER1）的电源电压采集；主控处理器（CPU2）通过无线主机和无线从机链路与传感器处理器（CPU1）侧连接。</w:t>
+            </w:r>
+          </w:p>
+          <w:p>
+            <w:pPr>
+              <w:numPr>
+                <w:ilvl w:val="0"/>
+                <w:numId w:val="6"/>
+              </w:numPr>
+              <w:ind w:left="420" w:leftChars="0" w:hanging="420" w:firstLineChars="0"/>
+              <w:rPr>
+                <w:rFonts w:hint="eastAsia"/>
+                <w:sz w:val="21"/>
+                <w:szCs w:val="21"/>
+                <w:lang w:val="en-US" w:eastAsia="zh-CN"/>
+              </w:rPr>
+            </w:pPr>
+            <w:r>
+              <w:rPr>
+                <w:rFonts w:hint="eastAsia"/>
+                <w:sz w:val="21"/>
+                <w:szCs w:val="21"/>
+                <w:lang w:val="en-US" w:eastAsia="zh-CN"/>
+              </w:rPr>
+              <w:t>传感器安全功能模块包括第一路液位/界位传感器（L SEN1）、第二路液位/界位传感器（L SEN2）、频率采集模块（FREQUENCY）、传感器侧电压采集模块（V ACQ2）、传感器处理器（CPU1）和传感器侧电源模块（POWER2）。其中，L SEN1和L SEN2经FREQUENCY接入CPU1，V ACQ2和POWER2连接CPU1。传感器非安全功能模块包括温度传感器（TEMP SEN）、密度传感器（DENSITY）和姿态监测模块（AAM），均连接CPU1。0-20mA通信模块（0-20MA）与模拟量输出模块（AO）的4-20mA输出为两个独立模块。各模块的信号方向、通信和供电关系以架构图连线及箭头为准。</w:t>
             </w:r>
           </w:p>
           <w:p>
@@ -6452,20 +6466,11 @@
               </w:tblCellMar>
             </w:tblPr>
             <w:tblGrid>
-              <w:gridCol w:w="1420"/>
-              <w:gridCol w:w="5884"/>
+              <w:gridCol w:w="1504"/>
+              <w:gridCol w:w="5800"/>
             </w:tblGrid>
             <w:tr>
               <w:tblPrEx>
-                <w:tblBorders>
-                  <w:top w:val="none" w:color="auto" w:sz="0" w:space="0"/>
-                  <w:left w:val="none" w:color="auto" w:sz="0" w:space="0"/>
-                  <w:bottom w:val="none" w:color="auto" w:sz="0" w:space="0"/>
-                  <w:right w:val="none" w:color="auto" w:sz="0" w:space="0"/>
-                  <w:insideH w:val="none" w:color="auto" w:sz="0" w:space="0"/>
-                  <w:insideV w:val="none" w:color="auto" w:sz="0" w:space="0"/>
-                </w:tblBorders>
-                <w:shd w:val="clear" w:color="auto" w:fill="auto"/>
                 <w:tblCellMar>
                   <w:top w:w="0" w:type="dxa"/>
                   <w:left w:w="108" w:type="dxa"/>
@@ -6474,11 +6479,12 @@
                 </w:tblCellMar>
               </w:tblPrEx>
               <w:trPr>
+                <w:cantSplit/>
                 <w:trHeight w:val="220" w:hRule="atLeast"/>
               </w:trPr>
               <w:tc>
                 <w:tcPr>
-                  <w:tcW w:w="1420" w:type="dxa"/>
+                  <w:tcW w:w="1504" w:type="dxa"/>
                   <w:tcBorders>
                     <w:top w:val="single" w:color="000000" w:sz="4" w:space="0"/>
                     <w:left w:val="single" w:color="000000" w:sz="4" w:space="0"/>
@@ -6530,7 +6536,7 @@
               </w:tc>
               <w:tc>
                 <w:tcPr>
-                  <w:tcW w:w="5884" w:type="dxa"/>
+                  <w:tcW w:w="5800" w:type="dxa"/>
                   <w:tcBorders>
                     <w:top w:val="single" w:color="000000" w:sz="4" w:space="0"/>
                     <w:left w:val="single" w:color="000000" w:sz="4" w:space="0"/>
@@ -6600,11 +6606,12 @@
                 </w:tblCellMar>
               </w:tblPrEx>
               <w:trPr>
+                <w:cantSplit/>
                 <w:trHeight w:val="460" w:hRule="atLeast"/>
               </w:trPr>
               <w:tc>
                 <w:tcPr>
-                  <w:tcW w:w="1420" w:type="dxa"/>
+                  <w:tcW w:w="1504" w:type="dxa"/>
                   <w:vMerge w:val="restart"/>
                   <w:tcBorders>
                     <w:top w:val="single" w:color="000000" w:sz="4" w:space="0"/>
@@ -6618,7 +6625,7 @@
                 <w:p>
                   <w:pPr>
                     <w:keepNext w:val="0"/>
-                    <w:keepLines w:val="0"/>
+                    <w:keepLines/>
                     <w:widowControl/>
                     <w:suppressLineNumbers w:val="0"/>
                     <w:jc w:val="center"/>
@@ -6637,7 +6644,7 @@
                   </w:pPr>
                   <w:r>
                     <w:rPr>
-                      <w:rFonts w:hint="eastAsia" w:ascii="华文楷体" w:hAnsi="华文楷体" w:eastAsia="华文楷体" w:cs="华文楷体"/>
+                      <w:rFonts w:hint="eastAsia" w:ascii="华文楷体" w:hAnsi="华文楷体" w:cs="华文楷体"/>
                       <w:b/>
                       <w:bCs/>
                       <w:i w:val="0"/>
@@ -6649,13 +6656,13 @@
                       <w:u w:val="none"/>
                       <w:lang w:val="en-US" w:eastAsia="zh-CN" w:bidi="ar"/>
                     </w:rPr>
-                    <w:t>CPU1</w:t>
+                    <w:t>DISP</w:t>
                   </w:r>
                 </w:p>
               </w:tc>
               <w:tc>
                 <w:tcPr>
-                  <w:tcW w:w="5884" w:type="dxa"/>
+                  <w:tcW w:w="5800" w:type="dxa"/>
                   <w:vMerge w:val="restart"/>
                   <w:tcBorders>
                     <w:top w:val="single" w:color="000000" w:sz="4" w:space="0"/>
@@ -6668,12 +6675,8 @@
                 </w:tcPr>
                 <w:p>
                   <w:pPr>
-                    <w:keepNext w:val="0"/>
-                    <w:keepLines w:val="0"/>
-                    <w:widowControl/>
-                    <w:suppressLineNumbers w:val="0"/>
-                    <w:jc w:val="both"/>
-                    <w:textAlignment w:val="center"/>
+                    <w:pStyle w:val="8"/>
+                    <w:keepLines/>
                     <w:rPr>
                       <w:rFonts w:hint="default" w:ascii="华文楷体" w:hAnsi="华文楷体" w:eastAsia="华文楷体" w:cs="华文楷体"/>
                       <w:i w:val="0"/>
@@ -6698,7 +6701,7 @@
                       <w:u w:val="none"/>
                       <w:lang w:val="en-US" w:eastAsia="zh-CN" w:bidi="ar"/>
                     </w:rPr>
-                    <w:t>作为安全功能处理器，实现密度波探头的驱动及频率采集，确认采集数据进行液位计算，根据不同介质密度不同实现液位、界位测量。</w:t>
+                    <w:t>与CPU3连接，显示测量信息和配置信息。</w:t>
                   </w:r>
                 </w:p>
               </w:tc>
@@ -6722,11 +6725,12 @@
                 </w:tblCellMar>
               </w:tblPrEx>
               <w:trPr>
+                <w:cantSplit/>
                 <w:trHeight w:val="312" w:hRule="atLeast"/>
               </w:trPr>
               <w:tc>
                 <w:tcPr>
-                  <w:tcW w:w="1420" w:type="dxa"/>
+                  <w:tcW w:w="1504" w:type="dxa"/>
                   <w:vMerge w:val="continue"/>
                   <w:tcBorders>
                     <w:top w:val="single" w:color="000000" w:sz="4" w:space="0"/>
@@ -6756,7 +6760,7 @@
               </w:tc>
               <w:tc>
                 <w:tcPr>
-                  <w:tcW w:w="5884" w:type="dxa"/>
+                  <w:tcW w:w="5800" w:type="dxa"/>
                   <w:vMerge w:val="continue"/>
                   <w:tcBorders>
                     <w:top w:val="single" w:color="000000" w:sz="4" w:space="0"/>
@@ -6802,11 +6806,12 @@
                 </w:tblCellMar>
               </w:tblPrEx>
               <w:trPr>
+                <w:cantSplit/>
                 <w:trHeight w:val="90" w:hRule="atLeast"/>
               </w:trPr>
               <w:tc>
                 <w:tcPr>
-                  <w:tcW w:w="1420" w:type="dxa"/>
+                  <w:tcW w:w="1504" w:type="dxa"/>
                   <w:tcBorders>
                     <w:top w:val="single" w:color="000000" w:sz="4" w:space="0"/>
                     <w:left w:val="single" w:color="000000" w:sz="4" w:space="0"/>
@@ -6819,540 +6824,7 @@
                 <w:p>
                   <w:pPr>
                     <w:keepNext w:val="0"/>
-                    <w:keepLines w:val="0"/>
-                    <w:widowControl/>
-                    <w:suppressLineNumbers w:val="0"/>
-                    <w:jc w:val="center"/>
-                    <w:textAlignment w:val="center"/>
-                    <w:rPr>
-                      <w:rFonts w:hint="eastAsia" w:ascii="华文楷体" w:hAnsi="华文楷体" w:eastAsia="华文楷体" w:cs="华文楷体"/>
-                      <w:b/>
-                      <w:bCs/>
-                      <w:i w:val="0"/>
-                      <w:iCs w:val="0"/>
-                      <w:color w:val="000000"/>
-                      <w:kern w:val="0"/>
-                      <w:sz w:val="21"/>
-                      <w:szCs w:val="21"/>
-                      <w:u w:val="none"/>
-                      <w:lang w:val="en-US" w:eastAsia="zh-CN" w:bidi="ar"/>
-                    </w:rPr>
-                  </w:pPr>
-                  <w:r>
-                    <w:rPr>
-                      <w:rFonts w:hint="eastAsia" w:ascii="华文楷体" w:hAnsi="华文楷体" w:eastAsia="华文楷体" w:cs="华文楷体"/>
-                      <w:b/>
-                      <w:bCs/>
-                      <w:i w:val="0"/>
-                      <w:iCs w:val="0"/>
-                      <w:color w:val="000000"/>
-                      <w:kern w:val="0"/>
-                      <w:sz w:val="21"/>
-                      <w:szCs w:val="21"/>
-                      <w:u w:val="none"/>
-                      <w:lang w:val="en-US" w:eastAsia="zh-CN" w:bidi="ar"/>
-                    </w:rPr>
-                    <w:t>CPU2</w:t>
-                  </w:r>
-                </w:p>
-              </w:tc>
-              <w:tc>
-                <w:tcPr>
-                  <w:tcW w:w="5884" w:type="dxa"/>
-                  <w:tcBorders>
-                    <w:top w:val="single" w:color="000000" w:sz="4" w:space="0"/>
-                    <w:left w:val="single" w:color="000000" w:sz="4" w:space="0"/>
-                    <w:bottom w:val="single" w:color="000000" w:sz="4" w:space="0"/>
-                    <w:right w:val="single" w:color="000000" w:sz="4" w:space="0"/>
-                  </w:tcBorders>
-                  <w:shd w:val="clear" w:color="auto" w:fill="auto"/>
-                  <w:vAlign w:val="center"/>
-                </w:tcPr>
-                <w:p>
-                  <w:pPr>
-                    <w:keepNext w:val="0"/>
-                    <w:keepLines w:val="0"/>
-                    <w:widowControl/>
-                    <w:suppressLineNumbers w:val="0"/>
-                    <w:jc w:val="both"/>
-                    <w:textAlignment w:val="center"/>
-                    <w:rPr>
-                      <w:rFonts w:hint="eastAsia" w:ascii="华文楷体" w:hAnsi="华文楷体" w:eastAsia="华文楷体" w:cs="华文楷体"/>
-                      <w:i w:val="0"/>
-                      <w:iCs w:val="0"/>
-                      <w:color w:val="000000"/>
-                      <w:kern w:val="0"/>
-                      <w:sz w:val="21"/>
-                      <w:szCs w:val="21"/>
-                      <w:u w:val="none"/>
-                      <w:lang w:val="en-US" w:eastAsia="zh-CN" w:bidi="ar"/>
-                    </w:rPr>
-                  </w:pPr>
-                  <w:r>
-                    <w:rPr>
-                      <w:rFonts w:hint="eastAsia" w:ascii="华文楷体" w:hAnsi="华文楷体" w:cs="华文楷体"/>
-                      <w:i w:val="0"/>
-                      <w:iCs w:val="0"/>
-                      <w:color w:val="000000"/>
-                      <w:kern w:val="0"/>
-                      <w:sz w:val="21"/>
-                      <w:szCs w:val="21"/>
-                      <w:u w:val="none"/>
-                      <w:lang w:val="en-US" w:eastAsia="zh-CN" w:bidi="ar"/>
-                    </w:rPr>
-                    <w:t>系统功能的核心处理器</w:t>
-                  </w:r>
-                  <w:r>
-                    <w:rPr>
-                      <w:rFonts w:hint="eastAsia" w:ascii="华文楷体" w:hAnsi="华文楷体" w:eastAsia="华文楷体" w:cs="华文楷体"/>
-                      <w:i w:val="0"/>
-                      <w:iCs w:val="0"/>
-                      <w:color w:val="000000"/>
-                      <w:kern w:val="0"/>
-                      <w:sz w:val="21"/>
-                      <w:szCs w:val="21"/>
-                      <w:u w:val="none"/>
-                      <w:lang w:val="en-US" w:eastAsia="zh-CN" w:bidi="ar"/>
-                    </w:rPr>
-                    <w:t>，实现</w:t>
-                  </w:r>
-                  <w:r>
-                    <w:rPr>
-                      <w:rFonts w:hint="eastAsia" w:ascii="华文楷体" w:hAnsi="华文楷体" w:cs="华文楷体"/>
-                      <w:i w:val="0"/>
-                      <w:iCs w:val="0"/>
-                      <w:color w:val="000000"/>
-                      <w:kern w:val="0"/>
-                      <w:sz w:val="21"/>
-                      <w:szCs w:val="21"/>
-                      <w:u w:val="none"/>
-                      <w:lang w:val="en-US" w:eastAsia="zh-CN" w:bidi="ar"/>
-                    </w:rPr>
-                    <w:t>液位原始数据通讯</w:t>
-                  </w:r>
-                  <w:r>
-                    <w:rPr>
-                      <w:rFonts w:hint="eastAsia" w:ascii="华文楷体" w:hAnsi="华文楷体" w:eastAsia="华文楷体" w:cs="华文楷体"/>
-                      <w:i w:val="0"/>
-                      <w:iCs w:val="0"/>
-                      <w:color w:val="000000"/>
-                      <w:kern w:val="0"/>
-                      <w:sz w:val="21"/>
-                      <w:szCs w:val="21"/>
-                      <w:u w:val="none"/>
-                      <w:lang w:val="en-US" w:eastAsia="zh-CN" w:bidi="ar"/>
-                    </w:rPr>
-                    <w:t>、编码器采集、铁电管理、电流更新与诊断、电机驱动、继电器控制</w:t>
-                  </w:r>
-                  <w:r>
-                    <w:rPr>
-                      <w:rFonts w:hint="eastAsia" w:ascii="华文楷体" w:hAnsi="华文楷体" w:cs="华文楷体"/>
-                      <w:i w:val="0"/>
-                      <w:iCs w:val="0"/>
-                      <w:color w:val="000000"/>
-                      <w:kern w:val="0"/>
-                      <w:sz w:val="21"/>
-                      <w:szCs w:val="21"/>
-                      <w:u w:val="none"/>
-                      <w:lang w:val="en-US" w:eastAsia="zh-CN" w:bidi="ar"/>
-                    </w:rPr>
-                    <w:t>、扭力检测、液位计算，并</w:t>
-                  </w:r>
-                  <w:r>
-                    <w:rPr>
-                      <w:rFonts w:hint="eastAsia" w:ascii="华文楷体" w:hAnsi="华文楷体" w:eastAsia="华文楷体" w:cs="华文楷体"/>
-                      <w:i w:val="0"/>
-                      <w:iCs w:val="0"/>
-                      <w:color w:val="000000"/>
-                      <w:kern w:val="0"/>
-                      <w:sz w:val="21"/>
-                      <w:szCs w:val="21"/>
-                      <w:u w:val="none"/>
-                      <w:lang w:val="en-US" w:eastAsia="zh-CN" w:bidi="ar"/>
-                    </w:rPr>
-                    <w:t>与CPU3通讯</w:t>
-                  </w:r>
-                  <w:r>
-                    <w:rPr>
-                      <w:rFonts w:hint="eastAsia" w:ascii="华文楷体" w:hAnsi="华文楷体" w:cs="华文楷体"/>
-                      <w:i w:val="0"/>
-                      <w:iCs w:val="0"/>
-                      <w:color w:val="000000"/>
-                      <w:kern w:val="0"/>
-                      <w:sz w:val="21"/>
-                      <w:szCs w:val="21"/>
-                      <w:u w:val="none"/>
-                      <w:lang w:val="en-US" w:eastAsia="zh-CN" w:bidi="ar"/>
-                    </w:rPr>
-                    <w:t>。</w:t>
-                  </w:r>
-                  <w:r>
-                    <w:rPr>
-                      <w:rFonts w:hint="eastAsia" w:ascii="华文楷体" w:hAnsi="华文楷体" w:eastAsia="华文楷体" w:cs="华文楷体"/>
-                      <w:i w:val="0"/>
-                      <w:iCs w:val="0"/>
-                      <w:color w:val="000000"/>
-                      <w:kern w:val="0"/>
-                      <w:sz w:val="21"/>
-                      <w:szCs w:val="21"/>
-                      <w:u w:val="none"/>
-                      <w:lang w:val="en-US" w:eastAsia="zh-CN" w:bidi="ar"/>
-                    </w:rPr>
-                    <w:t>其中铁电管理、</w:t>
-                  </w:r>
-                  <w:r>
-                    <w:rPr>
-                      <w:rFonts w:hint="eastAsia" w:ascii="华文楷体" w:hAnsi="华文楷体" w:cs="华文楷体"/>
-                      <w:i w:val="0"/>
-                      <w:iCs w:val="0"/>
-                      <w:color w:val="000000"/>
-                      <w:kern w:val="0"/>
-                      <w:sz w:val="21"/>
-                      <w:szCs w:val="21"/>
-                      <w:u w:val="none"/>
-                      <w:lang w:val="en-US" w:eastAsia="zh-CN" w:bidi="ar"/>
-                    </w:rPr>
-                    <w:t>编码器采集、</w:t>
-                  </w:r>
-                  <w:r>
-                    <w:rPr>
-                      <w:rFonts w:hint="eastAsia" w:ascii="华文楷体" w:hAnsi="华文楷体" w:eastAsia="华文楷体" w:cs="华文楷体"/>
-                      <w:i w:val="0"/>
-                      <w:iCs w:val="0"/>
-                      <w:color w:val="000000"/>
-                      <w:kern w:val="0"/>
-                      <w:sz w:val="21"/>
-                      <w:szCs w:val="21"/>
-                      <w:u w:val="none"/>
-                      <w:lang w:val="en-US" w:eastAsia="zh-CN" w:bidi="ar"/>
-                    </w:rPr>
-                    <w:t>电机驱动</w:t>
-                  </w:r>
-                  <w:r>
-                    <w:rPr>
-                      <w:rFonts w:hint="eastAsia" w:ascii="华文楷体" w:hAnsi="华文楷体" w:cs="华文楷体"/>
-                      <w:i w:val="0"/>
-                      <w:iCs w:val="0"/>
-                      <w:color w:val="000000"/>
-                      <w:kern w:val="0"/>
-                      <w:sz w:val="21"/>
-                      <w:szCs w:val="21"/>
-                      <w:u w:val="none"/>
-                      <w:lang w:val="en-US" w:eastAsia="zh-CN" w:bidi="ar"/>
-                    </w:rPr>
-                    <w:t>、电流更新</w:t>
-                  </w:r>
-                  <w:r>
-                    <w:rPr>
-                      <w:rFonts w:hint="eastAsia" w:ascii="华文楷体" w:hAnsi="华文楷体" w:eastAsia="华文楷体" w:cs="华文楷体"/>
-                      <w:i w:val="0"/>
-                      <w:iCs w:val="0"/>
-                      <w:color w:val="000000"/>
-                      <w:kern w:val="0"/>
-                      <w:sz w:val="21"/>
-                      <w:szCs w:val="21"/>
-                      <w:u w:val="none"/>
-                      <w:lang w:val="en-US" w:eastAsia="zh-CN" w:bidi="ar"/>
-                    </w:rPr>
-                    <w:t>部分是非冗余部分。安全功能模式CPU2</w:t>
-                  </w:r>
-                  <w:r>
-                    <w:rPr>
-                      <w:rFonts w:hint="eastAsia" w:ascii="华文楷体" w:hAnsi="华文楷体" w:cs="华文楷体"/>
-                      <w:i w:val="0"/>
-                      <w:iCs w:val="0"/>
-                      <w:color w:val="000000"/>
-                      <w:kern w:val="0"/>
-                      <w:sz w:val="21"/>
-                      <w:szCs w:val="21"/>
-                      <w:u w:val="none"/>
-                      <w:lang w:val="en-US" w:eastAsia="zh-CN" w:bidi="ar"/>
-                    </w:rPr>
-                    <w:t>只进行数据</w:t>
-                  </w:r>
-                  <w:r>
-                    <w:rPr>
-                      <w:rFonts w:hint="eastAsia" w:ascii="华文楷体" w:hAnsi="华文楷体" w:eastAsia="华文楷体" w:cs="华文楷体"/>
-                      <w:i w:val="0"/>
-                      <w:iCs w:val="0"/>
-                      <w:color w:val="000000"/>
-                      <w:kern w:val="0"/>
-                      <w:sz w:val="21"/>
-                      <w:szCs w:val="21"/>
-                      <w:u w:val="none"/>
-                      <w:lang w:val="en-US" w:eastAsia="zh-CN" w:bidi="ar"/>
-                    </w:rPr>
-                    <w:t>发送</w:t>
-                  </w:r>
-                  <w:r>
-                    <w:rPr>
-                      <w:rFonts w:hint="eastAsia" w:ascii="华文楷体" w:hAnsi="华文楷体" w:cs="华文楷体"/>
-                      <w:i w:val="0"/>
-                      <w:iCs w:val="0"/>
-                      <w:color w:val="000000"/>
-                      <w:kern w:val="0"/>
-                      <w:sz w:val="21"/>
-                      <w:szCs w:val="21"/>
-                      <w:u w:val="none"/>
-                      <w:lang w:val="en-US" w:eastAsia="zh-CN" w:bidi="ar"/>
-                    </w:rPr>
-                    <w:t>至CPU3进行显示</w:t>
-                  </w:r>
-                  <w:r>
-                    <w:rPr>
-                      <w:rFonts w:hint="eastAsia" w:ascii="华文楷体" w:hAnsi="华文楷体" w:cs="华文楷体"/>
-                      <w:sz w:val="21"/>
-                      <w:szCs w:val="21"/>
-                      <w:lang w:eastAsia="zh-CN"/>
-                    </w:rPr>
-                    <w:t>。</w:t>
-                  </w:r>
-                </w:p>
-              </w:tc>
-            </w:tr>
-            <w:tr>
-              <w:tblPrEx>
-                <w:tblBorders>
-                  <w:top w:val="none" w:color="auto" w:sz="0" w:space="0"/>
-                  <w:left w:val="none" w:color="auto" w:sz="0" w:space="0"/>
-                  <w:bottom w:val="none" w:color="auto" w:sz="0" w:space="0"/>
-                  <w:right w:val="none" w:color="auto" w:sz="0" w:space="0"/>
-                  <w:insideH w:val="none" w:color="auto" w:sz="0" w:space="0"/>
-                  <w:insideV w:val="none" w:color="auto" w:sz="0" w:space="0"/>
-                </w:tblBorders>
-                <w:shd w:val="clear" w:color="auto" w:fill="auto"/>
-                <w:tblCellMar>
-                  <w:top w:w="0" w:type="dxa"/>
-                  <w:left w:w="108" w:type="dxa"/>
-                  <w:bottom w:w="0" w:type="dxa"/>
-                  <w:right w:w="108" w:type="dxa"/>
-                </w:tblCellMar>
-              </w:tblPrEx>
-              <w:trPr>
-                <w:trHeight w:val="480" w:hRule="atLeast"/>
-              </w:trPr>
-              <w:tc>
-                <w:tcPr>
-                  <w:tcW w:w="1420" w:type="dxa"/>
-                  <w:tcBorders>
-                    <w:top w:val="single" w:color="000000" w:sz="4" w:space="0"/>
-                    <w:left w:val="single" w:color="000000" w:sz="4" w:space="0"/>
-                    <w:bottom w:val="single" w:color="000000" w:sz="4" w:space="0"/>
-                    <w:right w:val="single" w:color="000000" w:sz="4" w:space="0"/>
-                  </w:tcBorders>
-                  <w:shd w:val="clear" w:color="auto" w:fill="auto"/>
-                  <w:vAlign w:val="center"/>
-                </w:tcPr>
-                <w:p>
-                  <w:pPr>
-                    <w:keepNext w:val="0"/>
-                    <w:keepLines w:val="0"/>
-                    <w:widowControl/>
-                    <w:suppressLineNumbers w:val="0"/>
-                    <w:jc w:val="center"/>
-                    <w:textAlignment w:val="center"/>
-                    <w:rPr>
-                      <w:rFonts w:hint="eastAsia" w:ascii="华文楷体" w:hAnsi="华文楷体" w:eastAsia="华文楷体" w:cs="华文楷体"/>
-                      <w:b/>
-                      <w:bCs/>
-                      <w:i w:val="0"/>
-                      <w:iCs w:val="0"/>
-                      <w:color w:val="000000"/>
-                      <w:kern w:val="0"/>
-                      <w:sz w:val="21"/>
-                      <w:szCs w:val="21"/>
-                      <w:u w:val="none"/>
-                      <w:lang w:val="en-US" w:eastAsia="zh-CN" w:bidi="ar"/>
-                    </w:rPr>
-                  </w:pPr>
-                  <w:r>
-                    <w:rPr>
-                      <w:rFonts w:hint="eastAsia" w:ascii="华文楷体" w:hAnsi="华文楷体" w:eastAsia="华文楷体" w:cs="华文楷体"/>
-                      <w:b/>
-                      <w:bCs/>
-                      <w:i w:val="0"/>
-                      <w:iCs w:val="0"/>
-                      <w:color w:val="000000"/>
-                      <w:kern w:val="0"/>
-                      <w:sz w:val="21"/>
-                      <w:szCs w:val="21"/>
-                      <w:u w:val="none"/>
-                      <w:lang w:val="en-US" w:eastAsia="zh-CN" w:bidi="ar"/>
-                    </w:rPr>
-                    <w:t>CPU3</w:t>
-                  </w:r>
-                </w:p>
-              </w:tc>
-              <w:tc>
-                <w:tcPr>
-                  <w:tcW w:w="5884" w:type="dxa"/>
-                  <w:tcBorders>
-                    <w:top w:val="single" w:color="000000" w:sz="4" w:space="0"/>
-                    <w:left w:val="single" w:color="000000" w:sz="4" w:space="0"/>
-                    <w:bottom w:val="single" w:color="000000" w:sz="4" w:space="0"/>
-                    <w:right w:val="single" w:color="000000" w:sz="4" w:space="0"/>
-                  </w:tcBorders>
-                  <w:shd w:val="clear" w:color="auto" w:fill="auto"/>
-                  <w:vAlign w:val="center"/>
-                </w:tcPr>
-                <w:p>
-                  <w:pPr>
-                    <w:keepNext w:val="0"/>
-                    <w:keepLines w:val="0"/>
-                    <w:widowControl/>
-                    <w:suppressLineNumbers w:val="0"/>
-                    <w:jc w:val="left"/>
-                    <w:textAlignment w:val="center"/>
-                    <w:rPr>
-                      <w:rFonts w:hint="default" w:ascii="华文楷体" w:hAnsi="华文楷体" w:eastAsia="华文楷体" w:cs="华文楷体"/>
-                      <w:i w:val="0"/>
-                      <w:iCs w:val="0"/>
-                      <w:color w:val="000000"/>
-                      <w:kern w:val="0"/>
-                      <w:sz w:val="21"/>
-                      <w:szCs w:val="21"/>
-                      <w:u w:val="none"/>
-                      <w:lang w:val="en-US" w:eastAsia="zh-CN" w:bidi="ar"/>
-                    </w:rPr>
-                  </w:pPr>
-                  <w:r>
-                    <w:rPr>
-                      <w:rFonts w:hint="eastAsia" w:ascii="华文楷体" w:hAnsi="华文楷体" w:cs="华文楷体"/>
-                      <w:i w:val="0"/>
-                      <w:iCs w:val="0"/>
-                      <w:color w:val="000000"/>
-                      <w:kern w:val="0"/>
-                      <w:sz w:val="21"/>
-                      <w:szCs w:val="21"/>
-                      <w:u w:val="none"/>
-                      <w:lang w:val="en-US" w:eastAsia="zh-CN" w:bidi="ar"/>
-                    </w:rPr>
-                    <w:t>实现</w:t>
-                  </w:r>
-                  <w:r>
-                    <w:rPr>
-                      <w:rFonts w:hint="eastAsia" w:ascii="华文楷体" w:hAnsi="华文楷体" w:eastAsia="华文楷体" w:cs="华文楷体"/>
-                      <w:i w:val="0"/>
-                      <w:iCs w:val="0"/>
-                      <w:color w:val="000000"/>
-                      <w:kern w:val="0"/>
-                      <w:sz w:val="21"/>
-                      <w:szCs w:val="21"/>
-                      <w:u w:val="none"/>
-                      <w:lang w:val="en-US" w:eastAsia="zh-CN" w:bidi="ar"/>
-                    </w:rPr>
-                    <w:t>非安全功能</w:t>
-                  </w:r>
-                  <w:r>
-                    <w:rPr>
-                      <w:rFonts w:hint="eastAsia" w:ascii="华文楷体" w:hAnsi="华文楷体" w:cs="华文楷体"/>
-                      <w:i w:val="0"/>
-                      <w:iCs w:val="0"/>
-                      <w:color w:val="000000"/>
-                      <w:kern w:val="0"/>
-                      <w:sz w:val="21"/>
-                      <w:szCs w:val="21"/>
-                      <w:u w:val="none"/>
-                      <w:lang w:val="en-US" w:eastAsia="zh-CN" w:bidi="ar"/>
-                    </w:rPr>
-                    <w:t>的控制</w:t>
-                  </w:r>
-                  <w:r>
-                    <w:rPr>
-                      <w:rFonts w:hint="eastAsia" w:ascii="华文楷体" w:hAnsi="华文楷体" w:eastAsia="华文楷体" w:cs="华文楷体"/>
-                      <w:i w:val="0"/>
-                      <w:iCs w:val="0"/>
-                      <w:color w:val="000000"/>
-                      <w:kern w:val="0"/>
-                      <w:sz w:val="21"/>
-                      <w:szCs w:val="21"/>
-                      <w:u w:val="none"/>
-                      <w:lang w:val="en-US" w:eastAsia="zh-CN" w:bidi="ar"/>
-                    </w:rPr>
-                    <w:t>，包括显示及按键模块、温度密度测量</w:t>
-                  </w:r>
-                  <w:r>
-                    <w:rPr>
-                      <w:rFonts w:hint="eastAsia" w:ascii="华文楷体" w:hAnsi="华文楷体" w:cs="华文楷体"/>
-                      <w:i w:val="0"/>
-                      <w:iCs w:val="0"/>
-                      <w:color w:val="000000"/>
-                      <w:kern w:val="0"/>
-                      <w:sz w:val="21"/>
-                      <w:szCs w:val="21"/>
-                      <w:u w:val="none"/>
-                      <w:lang w:val="en-US" w:eastAsia="zh-CN" w:bidi="ar"/>
-                    </w:rPr>
-                    <w:t>功能</w:t>
-                  </w:r>
-                  <w:r>
-                    <w:rPr>
-                      <w:rFonts w:hint="eastAsia" w:ascii="华文楷体" w:hAnsi="华文楷体" w:eastAsia="华文楷体" w:cs="华文楷体"/>
-                      <w:i w:val="0"/>
-                      <w:iCs w:val="0"/>
-                      <w:color w:val="000000"/>
-                      <w:kern w:val="0"/>
-                      <w:sz w:val="21"/>
-                      <w:szCs w:val="21"/>
-                      <w:u w:val="none"/>
-                      <w:lang w:val="en-US" w:eastAsia="zh-CN" w:bidi="ar"/>
-                    </w:rPr>
-                    <w:t>、数字信号通讯</w:t>
-                  </w:r>
-                  <w:r>
-                    <w:rPr>
-                      <w:rFonts w:hint="eastAsia" w:ascii="华文楷体" w:hAnsi="华文楷体" w:cs="华文楷体"/>
-                      <w:i w:val="0"/>
-                      <w:iCs w:val="0"/>
-                      <w:color w:val="000000"/>
-                      <w:kern w:val="0"/>
-                      <w:sz w:val="21"/>
-                      <w:szCs w:val="21"/>
-                      <w:u w:val="none"/>
-                      <w:lang w:val="en-US" w:eastAsia="zh-CN" w:bidi="ar"/>
-                    </w:rPr>
-                    <w:t>等。</w:t>
-                  </w:r>
-                </w:p>
-              </w:tc>
-            </w:tr>
-            <w:tr>
-              <w:tblPrEx>
-                <w:tblBorders>
-                  <w:top w:val="none" w:color="auto" w:sz="0" w:space="0"/>
-                  <w:left w:val="none" w:color="auto" w:sz="0" w:space="0"/>
-                  <w:bottom w:val="none" w:color="auto" w:sz="0" w:space="0"/>
-                  <w:right w:val="none" w:color="auto" w:sz="0" w:space="0"/>
-                  <w:insideH w:val="none" w:color="auto" w:sz="0" w:space="0"/>
-                  <w:insideV w:val="none" w:color="auto" w:sz="0" w:space="0"/>
-                </w:tblBorders>
-                <w:shd w:val="clear" w:color="auto" w:fill="auto"/>
-                <w:tblCellMar>
-                  <w:top w:w="0" w:type="dxa"/>
-                  <w:left w:w="108" w:type="dxa"/>
-                  <w:bottom w:w="0" w:type="dxa"/>
-                  <w:right w:w="108" w:type="dxa"/>
-                </w:tblCellMar>
-              </w:tblPrEx>
-              <w:trPr>
-                <w:trHeight w:val="90" w:hRule="atLeast"/>
-              </w:trPr>
-              <w:tc>
-                <w:tcPr>
-                  <w:tcW w:w="1420" w:type="dxa"/>
-                  <w:tcBorders>
-                    <w:top w:val="single" w:color="000000" w:sz="4" w:space="0"/>
-                    <w:left w:val="single" w:color="000000" w:sz="4" w:space="0"/>
-                    <w:bottom w:val="single" w:color="000000" w:sz="4" w:space="0"/>
-                    <w:right w:val="single" w:color="000000" w:sz="4" w:space="0"/>
-                  </w:tcBorders>
-                  <w:shd w:val="clear" w:color="auto" w:fill="auto"/>
-                  <w:vAlign w:val="center"/>
-                </w:tcPr>
-                <w:p>
-                  <w:pPr>
-                    <w:keepNext w:val="0"/>
-                    <w:keepLines w:val="0"/>
+                    <w:keepLines/>
                     <w:widowControl/>
                     <w:suppressLineNumbers w:val="0"/>
                     <w:jc w:val="center"/>
@@ -7385,13 +6857,13 @@
                       <w:u w:val="none"/>
                       <w:lang w:val="en-US" w:eastAsia="zh-CN" w:bidi="ar"/>
                     </w:rPr>
-                    <w:t>CPU4</w:t>
+                    <w:t>BPM</w:t>
                   </w:r>
                 </w:p>
               </w:tc>
               <w:tc>
                 <w:tcPr>
-                  <w:tcW w:w="5884" w:type="dxa"/>
+                  <w:tcW w:w="5800" w:type="dxa"/>
                   <w:tcBorders>
                     <w:top w:val="single" w:color="000000" w:sz="4" w:space="0"/>
                     <w:left w:val="single" w:color="000000" w:sz="4" w:space="0"/>
@@ -7404,7 +6876,253 @@
                 <w:p>
                   <w:pPr>
                     <w:keepNext w:val="0"/>
-                    <w:keepLines w:val="0"/>
+                    <w:keepLines/>
+                    <w:widowControl/>
+                    <w:suppressLineNumbers w:val="0"/>
+                    <w:jc w:val="both"/>
+                    <w:textAlignment w:val="center"/>
+                    <w:rPr>
+                      <w:rFonts w:hint="eastAsia" w:ascii="华文楷体" w:hAnsi="华文楷体" w:eastAsia="华文楷体" w:cs="华文楷体"/>
+                      <w:i w:val="0"/>
+                      <w:iCs w:val="0"/>
+                      <w:color w:val="000000"/>
+                      <w:kern w:val="0"/>
+                      <w:sz w:val="21"/>
+                      <w:szCs w:val="21"/>
+                      <w:u w:val="none"/>
+                      <w:lang w:val="en-US" w:eastAsia="zh-CN" w:bidi="ar"/>
+                    </w:rPr>
+                  </w:pPr>
+                  <w:r>
+                    <w:rPr>
+                      <w:rFonts w:hint="eastAsia" w:ascii="华文楷体" w:hAnsi="华文楷体" w:cs="华文楷体"/>
+                      <w:i w:val="0"/>
+                      <w:iCs w:val="0"/>
+                      <w:color w:val="000000"/>
+                      <w:kern w:val="0"/>
+                      <w:sz w:val="21"/>
+                      <w:szCs w:val="21"/>
+                      <w:u w:val="none"/>
+                      <w:lang w:val="en-US" w:eastAsia="zh-CN" w:bidi="ar"/>
+                    </w:rPr>
+                    <w:t>与CPU3连接，实现BPM数字信号通信。</w:t>
+                  </w:r>
+                </w:p>
+              </w:tc>
+            </w:tr>
+            <w:tr>
+              <w:tblPrEx>
+                <w:tblBorders>
+                  <w:top w:val="none" w:color="auto" w:sz="0" w:space="0"/>
+                  <w:left w:val="none" w:color="auto" w:sz="0" w:space="0"/>
+                  <w:bottom w:val="none" w:color="auto" w:sz="0" w:space="0"/>
+                  <w:right w:val="none" w:color="auto" w:sz="0" w:space="0"/>
+                  <w:insideH w:val="none" w:color="auto" w:sz="0" w:space="0"/>
+                  <w:insideV w:val="none" w:color="auto" w:sz="0" w:space="0"/>
+                </w:tblBorders>
+                <w:shd w:val="clear" w:color="auto" w:fill="auto"/>
+                <w:tblCellMar>
+                  <w:top w:w="0" w:type="dxa"/>
+                  <w:left w:w="108" w:type="dxa"/>
+                  <w:bottom w:w="0" w:type="dxa"/>
+                  <w:right w:w="108" w:type="dxa"/>
+                </w:tblCellMar>
+              </w:tblPrEx>
+              <w:trPr>
+                <w:cantSplit/>
+                <w:trHeight w:val="480" w:hRule="atLeast"/>
+              </w:trPr>
+              <w:tc>
+                <w:tcPr>
+                  <w:tcW w:w="1504" w:type="dxa"/>
+                  <w:tcBorders>
+                    <w:top w:val="single" w:color="000000" w:sz="4" w:space="0"/>
+                    <w:left w:val="single" w:color="000000" w:sz="4" w:space="0"/>
+                    <w:bottom w:val="single" w:color="000000" w:sz="4" w:space="0"/>
+                    <w:right w:val="single" w:color="000000" w:sz="4" w:space="0"/>
+                  </w:tcBorders>
+                  <w:shd w:val="clear" w:color="auto" w:fill="auto"/>
+                  <w:vAlign w:val="center"/>
+                </w:tcPr>
+                <w:p>
+                  <w:pPr>
+                    <w:keepNext w:val="0"/>
+                    <w:keepLines/>
+                    <w:widowControl/>
+                    <w:suppressLineNumbers w:val="0"/>
+                    <w:jc w:val="center"/>
+                    <w:textAlignment w:val="center"/>
+                    <w:rPr>
+                      <w:rFonts w:hint="eastAsia" w:ascii="华文楷体" w:hAnsi="华文楷体" w:eastAsia="华文楷体" w:cs="华文楷体"/>
+                      <w:b/>
+                      <w:bCs/>
+                      <w:i w:val="0"/>
+                      <w:iCs w:val="0"/>
+                      <w:color w:val="000000"/>
+                      <w:kern w:val="0"/>
+                      <w:sz w:val="21"/>
+                      <w:szCs w:val="21"/>
+                      <w:u w:val="none"/>
+                      <w:lang w:val="en-US" w:eastAsia="zh-CN" w:bidi="ar"/>
+                    </w:rPr>
+                  </w:pPr>
+                  <w:r>
+                    <w:rPr>
+                      <w:rFonts w:hint="eastAsia" w:ascii="华文楷体" w:hAnsi="华文楷体" w:cs="华文楷体"/>
+                      <w:b/>
+                      <w:bCs/>
+                      <w:i w:val="0"/>
+                      <w:iCs w:val="0"/>
+                      <w:color w:val="000000"/>
+                      <w:kern w:val="0"/>
+                      <w:sz w:val="21"/>
+                      <w:szCs w:val="21"/>
+                      <w:u w:val="none"/>
+                      <w:lang w:val="en-US" w:eastAsia="zh-CN" w:bidi="ar"/>
+                    </w:rPr>
+                    <w:t>FRAM2</w:t>
+                  </w:r>
+                </w:p>
+              </w:tc>
+              <w:tc>
+                <w:tcPr>
+                  <w:tcW w:w="5800" w:type="dxa"/>
+                  <w:tcBorders>
+                    <w:top w:val="single" w:color="000000" w:sz="4" w:space="0"/>
+                    <w:left w:val="single" w:color="000000" w:sz="4" w:space="0"/>
+                    <w:bottom w:val="single" w:color="000000" w:sz="4" w:space="0"/>
+                    <w:right w:val="single" w:color="000000" w:sz="4" w:space="0"/>
+                  </w:tcBorders>
+                  <w:shd w:val="clear" w:color="auto" w:fill="auto"/>
+                  <w:vAlign w:val="center"/>
+                </w:tcPr>
+                <w:p>
+                  <w:pPr>
+                    <w:keepNext w:val="0"/>
+                    <w:keepLines/>
+                    <w:widowControl/>
+                    <w:suppressLineNumbers w:val="0"/>
+                    <w:jc w:val="left"/>
+                    <w:textAlignment w:val="center"/>
+                    <w:rPr>
+                      <w:rFonts w:hint="default" w:ascii="华文楷体" w:hAnsi="华文楷体" w:eastAsia="华文楷体" w:cs="华文楷体"/>
+                      <w:i w:val="0"/>
+                      <w:iCs w:val="0"/>
+                      <w:color w:val="000000"/>
+                      <w:kern w:val="0"/>
+                      <w:sz w:val="21"/>
+                      <w:szCs w:val="21"/>
+                      <w:u w:val="none"/>
+                      <w:lang w:val="en-US" w:eastAsia="zh-CN" w:bidi="ar"/>
+                    </w:rPr>
+                  </w:pPr>
+                  <w:r>
+                    <w:rPr>
+                      <w:rFonts w:hint="eastAsia" w:ascii="华文楷体" w:hAnsi="华文楷体" w:cs="华文楷体"/>
+                      <w:i w:val="0"/>
+                      <w:iCs w:val="0"/>
+                      <w:color w:val="000000"/>
+                      <w:kern w:val="0"/>
+                      <w:sz w:val="21"/>
+                      <w:szCs w:val="21"/>
+                      <w:u w:val="none"/>
+                      <w:lang w:val="en-US" w:eastAsia="zh-CN" w:bidi="ar"/>
+                    </w:rPr>
+                    <w:t>与CPU3连接，存储非安全相关的配置参数。</w:t>
+                  </w:r>
+                </w:p>
+              </w:tc>
+            </w:tr>
+            <w:tr>
+              <w:tblPrEx>
+                <w:tblBorders>
+                  <w:top w:val="none" w:color="auto" w:sz="0" w:space="0"/>
+                  <w:left w:val="none" w:color="auto" w:sz="0" w:space="0"/>
+                  <w:bottom w:val="none" w:color="auto" w:sz="0" w:space="0"/>
+                  <w:right w:val="none" w:color="auto" w:sz="0" w:space="0"/>
+                  <w:insideH w:val="none" w:color="auto" w:sz="0" w:space="0"/>
+                  <w:insideV w:val="none" w:color="auto" w:sz="0" w:space="0"/>
+                </w:tblBorders>
+                <w:shd w:val="clear" w:color="auto" w:fill="auto"/>
+                <w:tblCellMar>
+                  <w:top w:w="0" w:type="dxa"/>
+                  <w:left w:w="108" w:type="dxa"/>
+                  <w:bottom w:w="0" w:type="dxa"/>
+                  <w:right w:w="108" w:type="dxa"/>
+                </w:tblCellMar>
+              </w:tblPrEx>
+              <w:trPr>
+                <w:cantSplit/>
+                <w:trHeight w:val="90" w:hRule="atLeast"/>
+              </w:trPr>
+              <w:tc>
+                <w:tcPr>
+                  <w:tcW w:w="1504" w:type="dxa"/>
+                  <w:tcBorders>
+                    <w:top w:val="single" w:color="000000" w:sz="4" w:space="0"/>
+                    <w:left w:val="single" w:color="000000" w:sz="4" w:space="0"/>
+                    <w:bottom w:val="single" w:color="000000" w:sz="4" w:space="0"/>
+                    <w:right w:val="single" w:color="000000" w:sz="4" w:space="0"/>
+                  </w:tcBorders>
+                  <w:shd w:val="clear" w:color="auto" w:fill="auto"/>
+                  <w:vAlign w:val="center"/>
+                </w:tcPr>
+                <w:p>
+                  <w:pPr>
+                    <w:keepNext w:val="0"/>
+                    <w:keepLines/>
+                    <w:widowControl/>
+                    <w:suppressLineNumbers w:val="0"/>
+                    <w:jc w:val="center"/>
+                    <w:textAlignment w:val="center"/>
+                    <w:rPr>
+                      <w:rFonts w:hint="eastAsia" w:ascii="华文楷体" w:hAnsi="华文楷体" w:eastAsia="华文楷体" w:cs="华文楷体"/>
+                      <w:b/>
+                      <w:bCs/>
+                      <w:i w:val="0"/>
+                      <w:iCs w:val="0"/>
+                      <w:color w:val="000000"/>
+                      <w:kern w:val="0"/>
+                      <w:sz w:val="21"/>
+                      <w:szCs w:val="21"/>
+                      <w:u w:val="none"/>
+                      <w:lang w:val="en-US" w:eastAsia="zh-CN" w:bidi="ar"/>
+                    </w:rPr>
+                  </w:pPr>
+                  <w:r>
+                    <w:rPr>
+                      <w:rFonts w:hint="eastAsia" w:ascii="华文楷体" w:hAnsi="华文楷体" w:cs="华文楷体"/>
+                      <w:b/>
+                      <w:bCs/>
+                      <w:i w:val="0"/>
+                      <w:iCs w:val="0"/>
+                      <w:color w:val="000000"/>
+                      <w:kern w:val="0"/>
+                      <w:sz w:val="21"/>
+                      <w:szCs w:val="21"/>
+                      <w:u w:val="none"/>
+                      <w:lang w:val="en-US" w:eastAsia="zh-CN" w:bidi="ar"/>
+                    </w:rPr>
+                    <w:t>CPU3</w:t>
+                  </w:r>
+                </w:p>
+              </w:tc>
+              <w:tc>
+                <w:tcPr>
+                  <w:tcW w:w="5800" w:type="dxa"/>
+                  <w:tcBorders>
+                    <w:top w:val="single" w:color="000000" w:sz="4" w:space="0"/>
+                    <w:left w:val="single" w:color="000000" w:sz="4" w:space="0"/>
+                    <w:bottom w:val="single" w:color="000000" w:sz="4" w:space="0"/>
+                    <w:right w:val="single" w:color="000000" w:sz="4" w:space="0"/>
+                  </w:tcBorders>
+                  <w:shd w:val="clear" w:color="auto" w:fill="auto"/>
+                  <w:vAlign w:val="center"/>
+                </w:tcPr>
+                <w:p>
+                  <w:pPr>
+                    <w:keepNext w:val="0"/>
+                    <w:keepLines/>
                     <w:widowControl/>
                     <w:suppressLineNumbers w:val="0"/>
                     <w:jc w:val="left"/>
@@ -7433,7 +7151,7 @@
                       <w:u w:val="none"/>
                       <w:lang w:val="en-US" w:eastAsia="zh-CN" w:bidi="ar"/>
                     </w:rPr>
-                    <w:t>实现非安全功能控制，连接实时温度计，通过CPU3上传。</w:t>
+                    <w:t>实现非安全功能控制，连接DISP、BPM、FRAM2、KEY、RS485、0-20MA和HART2，并通过图示内部通信链路与CPU2侧交互。</w:t>
                   </w:r>
                 </w:p>
               </w:tc>
@@ -7457,11 +7175,12 @@
                 </w:tblCellMar>
               </w:tblPrEx>
               <w:trPr>
+                <w:cantSplit/>
                 <w:trHeight w:val="90" w:hRule="atLeast"/>
               </w:trPr>
               <w:tc>
                 <w:tcPr>
-                  <w:tcW w:w="1420" w:type="dxa"/>
+                  <w:tcW w:w="1504" w:type="dxa"/>
                   <w:tcBorders>
                     <w:top w:val="single" w:color="000000" w:sz="4" w:space="0"/>
                     <w:left w:val="single" w:color="000000" w:sz="4" w:space="0"/>
@@ -7474,7 +7193,7 @@
                 <w:p>
                   <w:pPr>
                     <w:keepNext w:val="0"/>
-                    <w:keepLines w:val="0"/>
+                    <w:keepLines/>
                     <w:widowControl/>
                     <w:suppressLineNumbers w:val="0"/>
                     <w:jc w:val="center"/>
@@ -7507,13 +7226,13 @@
                       <w:u w:val="none"/>
                       <w:lang w:val="en-US" w:eastAsia="zh-CN" w:bidi="ar"/>
                     </w:rPr>
-                    <w:t>CPUW</w:t>
+                    <w:t>KEY</w:t>
                   </w:r>
                 </w:p>
               </w:tc>
               <w:tc>
                 <w:tcPr>
-                  <w:tcW w:w="5884" w:type="dxa"/>
+                  <w:tcW w:w="5800" w:type="dxa"/>
                   <w:tcBorders>
                     <w:top w:val="single" w:color="000000" w:sz="4" w:space="0"/>
                     <w:left w:val="single" w:color="000000" w:sz="4" w:space="0"/>
@@ -7526,7 +7245,7 @@
                 <w:p>
                   <w:pPr>
                     <w:keepNext w:val="0"/>
-                    <w:keepLines w:val="0"/>
+                    <w:keepLines/>
                     <w:widowControl/>
                     <w:suppressLineNumbers w:val="0"/>
                     <w:jc w:val="left"/>
@@ -7555,7 +7274,7 @@
                       <w:u w:val="none"/>
                       <w:lang w:val="en-US" w:eastAsia="zh-CN" w:bidi="ar"/>
                     </w:rPr>
-                    <w:t>扭力采集，实现运行过程的异常监控。</w:t>
+                    <w:t>与CPU3连接，提供按键输入，实现配置和模式选择。</w:t>
                   </w:r>
                 </w:p>
               </w:tc>
@@ -7579,11 +7298,12 @@
                 </w:tblCellMar>
               </w:tblPrEx>
               <w:trPr>
+                <w:cantSplit/>
                 <w:trHeight w:val="90" w:hRule="atLeast"/>
               </w:trPr>
               <w:tc>
                 <w:tcPr>
-                  <w:tcW w:w="1420" w:type="dxa"/>
+                  <w:tcW w:w="1504" w:type="dxa"/>
                   <w:tcBorders>
                     <w:top w:val="single" w:color="000000" w:sz="4" w:space="0"/>
                     <w:left w:val="single" w:color="000000" w:sz="4" w:space="0"/>
@@ -7596,339 +7316,7 @@
                 <w:p>
                   <w:pPr>
                     <w:keepNext w:val="0"/>
-                    <w:keepLines w:val="0"/>
-                    <w:widowControl/>
-                    <w:suppressLineNumbers w:val="0"/>
-                    <w:jc w:val="center"/>
-                    <w:textAlignment w:val="center"/>
-                    <w:rPr>
-                      <w:rFonts w:hint="default" w:ascii="华文楷体" w:hAnsi="华文楷体" w:eastAsia="华文楷体" w:cs="华文楷体"/>
-                      <w:b/>
-                      <w:bCs/>
-                      <w:i w:val="0"/>
-                      <w:iCs w:val="0"/>
-                      <w:color w:val="000000"/>
-                      <w:kern w:val="0"/>
-                      <w:sz w:val="21"/>
-                      <w:szCs w:val="21"/>
-                      <w:u w:val="none"/>
-                      <w:lang w:val="en-US" w:eastAsia="zh-CN" w:bidi="ar"/>
-                    </w:rPr>
-                  </w:pPr>
-                  <w:r>
-                    <w:rPr>
-                      <w:rFonts w:hint="eastAsia" w:ascii="华文楷体" w:hAnsi="华文楷体" w:eastAsia="华文楷体" w:cs="华文楷体"/>
-                      <w:b/>
-                      <w:bCs/>
-                      <w:i w:val="0"/>
-                      <w:iCs w:val="0"/>
-                      <w:color w:val="000000"/>
-                      <w:kern w:val="0"/>
-                      <w:sz w:val="21"/>
-                      <w:szCs w:val="21"/>
-                      <w:u w:val="none"/>
-                      <w:lang w:val="en-US" w:eastAsia="zh-CN" w:bidi="ar"/>
-                    </w:rPr>
-                    <w:t>FRAM</w:t>
-                  </w:r>
-                  <w:r>
-                    <w:rPr>
-                      <w:rFonts w:hint="eastAsia" w:ascii="华文楷体" w:hAnsi="华文楷体" w:cs="华文楷体"/>
-                      <w:b/>
-                      <w:bCs/>
-                      <w:i w:val="0"/>
-                      <w:iCs w:val="0"/>
-                      <w:color w:val="000000"/>
-                      <w:kern w:val="0"/>
-                      <w:sz w:val="21"/>
-                      <w:szCs w:val="21"/>
-                      <w:u w:val="none"/>
-                      <w:lang w:val="en-US" w:eastAsia="zh-CN" w:bidi="ar"/>
-                    </w:rPr>
-                    <w:t>1</w:t>
-                  </w:r>
-                </w:p>
-              </w:tc>
-              <w:tc>
-                <w:tcPr>
-                  <w:tcW w:w="5884" w:type="dxa"/>
-                  <w:tcBorders>
-                    <w:top w:val="single" w:color="000000" w:sz="4" w:space="0"/>
-                    <w:left w:val="single" w:color="000000" w:sz="4" w:space="0"/>
-                    <w:bottom w:val="single" w:color="000000" w:sz="4" w:space="0"/>
-                    <w:right w:val="single" w:color="000000" w:sz="4" w:space="0"/>
-                  </w:tcBorders>
-                  <w:shd w:val="clear" w:color="auto" w:fill="auto"/>
-                  <w:vAlign w:val="center"/>
-                </w:tcPr>
-                <w:p>
-                  <w:pPr>
-                    <w:keepNext w:val="0"/>
-                    <w:keepLines w:val="0"/>
-                    <w:widowControl/>
-                    <w:suppressLineNumbers w:val="0"/>
-                    <w:jc w:val="left"/>
-                    <w:textAlignment w:val="center"/>
-                    <w:rPr>
-                      <w:rFonts w:hint="eastAsia" w:ascii="华文楷体" w:hAnsi="华文楷体" w:eastAsia="华文楷体" w:cs="华文楷体"/>
-                      <w:i w:val="0"/>
-                      <w:iCs w:val="0"/>
-                      <w:color w:val="000000"/>
-                      <w:kern w:val="0"/>
-                      <w:sz w:val="21"/>
-                      <w:szCs w:val="21"/>
-                      <w:u w:val="none"/>
-                      <w:lang w:val="en-US" w:eastAsia="zh-CN" w:bidi="ar"/>
-                    </w:rPr>
-                  </w:pPr>
-                  <w:r>
-                    <w:rPr>
-                      <w:rFonts w:hint="eastAsia" w:ascii="华文楷体" w:hAnsi="华文楷体" w:cs="华文楷体"/>
-                      <w:i w:val="0"/>
-                      <w:iCs w:val="0"/>
-                      <w:color w:val="000000"/>
-                      <w:kern w:val="0"/>
-                      <w:sz w:val="21"/>
-                      <w:szCs w:val="21"/>
-                      <w:u w:val="none"/>
-                      <w:lang w:val="en-US" w:eastAsia="zh-CN" w:bidi="ar"/>
-                    </w:rPr>
-                    <w:t>实现</w:t>
-                  </w:r>
-                  <w:r>
-                    <w:rPr>
-                      <w:rFonts w:hint="eastAsia" w:ascii="华文楷体" w:hAnsi="华文楷体" w:eastAsia="华文楷体" w:cs="华文楷体"/>
-                      <w:i w:val="0"/>
-                      <w:iCs w:val="0"/>
-                      <w:color w:val="000000"/>
-                      <w:kern w:val="0"/>
-                      <w:sz w:val="21"/>
-                      <w:szCs w:val="21"/>
-                      <w:u w:val="none"/>
-                      <w:lang w:val="en-US" w:eastAsia="zh-CN" w:bidi="ar"/>
-                    </w:rPr>
-                    <w:t>安全相关的配置参数</w:t>
-                  </w:r>
-                  <w:r>
-                    <w:rPr>
-                      <w:rFonts w:hint="eastAsia" w:ascii="华文楷体" w:hAnsi="华文楷体" w:cs="华文楷体"/>
-                      <w:i w:val="0"/>
-                      <w:iCs w:val="0"/>
-                      <w:color w:val="000000"/>
-                      <w:kern w:val="0"/>
-                      <w:sz w:val="21"/>
-                      <w:szCs w:val="21"/>
-                      <w:u w:val="none"/>
-                      <w:lang w:val="en-US" w:eastAsia="zh-CN" w:bidi="ar"/>
-                    </w:rPr>
-                    <w:t>的存储。</w:t>
-                  </w:r>
-                </w:p>
-              </w:tc>
-            </w:tr>
-            <w:tr>
-              <w:tblPrEx>
-                <w:tblBorders>
-                  <w:top w:val="none" w:color="auto" w:sz="0" w:space="0"/>
-                  <w:left w:val="none" w:color="auto" w:sz="0" w:space="0"/>
-                  <w:bottom w:val="none" w:color="auto" w:sz="0" w:space="0"/>
-                  <w:right w:val="none" w:color="auto" w:sz="0" w:space="0"/>
-                  <w:insideH w:val="none" w:color="auto" w:sz="0" w:space="0"/>
-                  <w:insideV w:val="none" w:color="auto" w:sz="0" w:space="0"/>
-                </w:tblBorders>
-                <w:shd w:val="clear" w:color="auto" w:fill="auto"/>
-                <w:tblCellMar>
-                  <w:top w:w="0" w:type="dxa"/>
-                  <w:left w:w="108" w:type="dxa"/>
-                  <w:bottom w:w="0" w:type="dxa"/>
-                  <w:right w:w="108" w:type="dxa"/>
-                </w:tblCellMar>
-              </w:tblPrEx>
-              <w:trPr>
-                <w:trHeight w:val="90" w:hRule="atLeast"/>
-              </w:trPr>
-              <w:tc>
-                <w:tcPr>
-                  <w:tcW w:w="1420" w:type="dxa"/>
-                  <w:tcBorders>
-                    <w:top w:val="single" w:color="000000" w:sz="4" w:space="0"/>
-                    <w:left w:val="single" w:color="000000" w:sz="4" w:space="0"/>
-                    <w:bottom w:val="single" w:color="000000" w:sz="4" w:space="0"/>
-                    <w:right w:val="single" w:color="000000" w:sz="4" w:space="0"/>
-                  </w:tcBorders>
-                  <w:shd w:val="clear" w:color="auto" w:fill="auto"/>
-                  <w:vAlign w:val="center"/>
-                </w:tcPr>
-                <w:p>
-                  <w:pPr>
-                    <w:keepNext w:val="0"/>
-                    <w:keepLines w:val="0"/>
-                    <w:widowControl/>
-                    <w:suppressLineNumbers w:val="0"/>
-                    <w:jc w:val="center"/>
-                    <w:textAlignment w:val="center"/>
-                    <w:rPr>
-                      <w:rFonts w:hint="default" w:ascii="华文楷体" w:hAnsi="华文楷体" w:eastAsia="华文楷体" w:cs="华文楷体"/>
-                      <w:b/>
-                      <w:bCs/>
-                      <w:i w:val="0"/>
-                      <w:iCs w:val="0"/>
-                      <w:color w:val="000000"/>
-                      <w:kern w:val="0"/>
-                      <w:sz w:val="21"/>
-                      <w:szCs w:val="21"/>
-                      <w:u w:val="none"/>
-                      <w:lang w:val="en-US" w:eastAsia="zh-CN" w:bidi="ar"/>
-                    </w:rPr>
-                  </w:pPr>
-                  <w:r>
-                    <w:rPr>
-                      <w:rFonts w:hint="eastAsia" w:ascii="华文楷体" w:hAnsi="华文楷体" w:eastAsia="华文楷体" w:cs="华文楷体"/>
-                      <w:b/>
-                      <w:bCs/>
-                      <w:i w:val="0"/>
-                      <w:iCs w:val="0"/>
-                      <w:color w:val="000000"/>
-                      <w:kern w:val="0"/>
-                      <w:sz w:val="21"/>
-                      <w:szCs w:val="21"/>
-                      <w:u w:val="none"/>
-                      <w:lang w:val="en-US" w:eastAsia="zh-CN" w:bidi="ar"/>
-                    </w:rPr>
-                    <w:t>FRAM</w:t>
-                  </w:r>
-                  <w:r>
-                    <w:rPr>
-                      <w:rFonts w:hint="eastAsia" w:ascii="华文楷体" w:hAnsi="华文楷体" w:cs="华文楷体"/>
-                      <w:b/>
-                      <w:bCs/>
-                      <w:i w:val="0"/>
-                      <w:iCs w:val="0"/>
-                      <w:color w:val="000000"/>
-                      <w:kern w:val="0"/>
-                      <w:sz w:val="21"/>
-                      <w:szCs w:val="21"/>
-                      <w:u w:val="none"/>
-                      <w:lang w:val="en-US" w:eastAsia="zh-CN" w:bidi="ar"/>
-                    </w:rPr>
-                    <w:t>2</w:t>
-                  </w:r>
-                </w:p>
-              </w:tc>
-              <w:tc>
-                <w:tcPr>
-                  <w:tcW w:w="5884" w:type="dxa"/>
-                  <w:tcBorders>
-                    <w:top w:val="single" w:color="000000" w:sz="4" w:space="0"/>
-                    <w:left w:val="single" w:color="000000" w:sz="4" w:space="0"/>
-                    <w:bottom w:val="single" w:color="000000" w:sz="4" w:space="0"/>
-                    <w:right w:val="single" w:color="000000" w:sz="4" w:space="0"/>
-                  </w:tcBorders>
-                  <w:shd w:val="clear" w:color="auto" w:fill="auto"/>
-                  <w:vAlign w:val="center"/>
-                </w:tcPr>
-                <w:p>
-                  <w:pPr>
-                    <w:keepNext w:val="0"/>
-                    <w:keepLines w:val="0"/>
-                    <w:widowControl/>
-                    <w:suppressLineNumbers w:val="0"/>
-                    <w:jc w:val="left"/>
-                    <w:textAlignment w:val="center"/>
-                    <w:rPr>
-                      <w:rFonts w:hint="eastAsia" w:ascii="华文楷体" w:hAnsi="华文楷体" w:eastAsia="华文楷体" w:cs="华文楷体"/>
-                      <w:i w:val="0"/>
-                      <w:iCs w:val="0"/>
-                      <w:color w:val="000000"/>
-                      <w:kern w:val="0"/>
-                      <w:sz w:val="21"/>
-                      <w:szCs w:val="21"/>
-                      <w:u w:val="none"/>
-                      <w:lang w:val="en-US" w:eastAsia="zh-CN" w:bidi="ar"/>
-                    </w:rPr>
-                  </w:pPr>
-                  <w:r>
-                    <w:rPr>
-                      <w:rFonts w:hint="eastAsia" w:ascii="华文楷体" w:hAnsi="华文楷体" w:cs="华文楷体"/>
-                      <w:i w:val="0"/>
-                      <w:iCs w:val="0"/>
-                      <w:color w:val="000000"/>
-                      <w:kern w:val="0"/>
-                      <w:sz w:val="21"/>
-                      <w:szCs w:val="21"/>
-                      <w:u w:val="none"/>
-                      <w:lang w:val="en-US" w:eastAsia="zh-CN" w:bidi="ar"/>
-                    </w:rPr>
-                    <w:t>实现非</w:t>
-                  </w:r>
-                  <w:r>
-                    <w:rPr>
-                      <w:rFonts w:hint="eastAsia" w:ascii="华文楷体" w:hAnsi="华文楷体" w:eastAsia="华文楷体" w:cs="华文楷体"/>
-                      <w:i w:val="0"/>
-                      <w:iCs w:val="0"/>
-                      <w:color w:val="000000"/>
-                      <w:kern w:val="0"/>
-                      <w:sz w:val="21"/>
-                      <w:szCs w:val="21"/>
-                      <w:u w:val="none"/>
-                      <w:lang w:val="en-US" w:eastAsia="zh-CN" w:bidi="ar"/>
-                    </w:rPr>
-                    <w:t>安全相关的配置参数</w:t>
-                  </w:r>
-                  <w:r>
-                    <w:rPr>
-                      <w:rFonts w:hint="eastAsia" w:ascii="华文楷体" w:hAnsi="华文楷体" w:cs="华文楷体"/>
-                      <w:i w:val="0"/>
-                      <w:iCs w:val="0"/>
-                      <w:color w:val="000000"/>
-                      <w:kern w:val="0"/>
-                      <w:sz w:val="21"/>
-                      <w:szCs w:val="21"/>
-                      <w:u w:val="none"/>
-                      <w:lang w:val="en-US" w:eastAsia="zh-CN" w:bidi="ar"/>
-                    </w:rPr>
-                    <w:t>的存储。</w:t>
-                  </w:r>
-                </w:p>
-              </w:tc>
-            </w:tr>
-            <w:tr>
-              <w:tblPrEx>
-                <w:tblBorders>
-                  <w:top w:val="none" w:color="auto" w:sz="0" w:space="0"/>
-                  <w:left w:val="none" w:color="auto" w:sz="0" w:space="0"/>
-                  <w:bottom w:val="none" w:color="auto" w:sz="0" w:space="0"/>
-                  <w:right w:val="none" w:color="auto" w:sz="0" w:space="0"/>
-                  <w:insideH w:val="none" w:color="auto" w:sz="0" w:space="0"/>
-                  <w:insideV w:val="none" w:color="auto" w:sz="0" w:space="0"/>
-                </w:tblBorders>
-                <w:shd w:val="clear" w:color="auto" w:fill="auto"/>
-                <w:tblCellMar>
-                  <w:top w:w="0" w:type="dxa"/>
-                  <w:left w:w="108" w:type="dxa"/>
-                  <w:bottom w:w="0" w:type="dxa"/>
-                  <w:right w:w="108" w:type="dxa"/>
-                </w:tblCellMar>
-              </w:tblPrEx>
-              <w:trPr>
-                <w:trHeight w:val="90" w:hRule="atLeast"/>
-              </w:trPr>
-              <w:tc>
-                <w:tcPr>
-                  <w:tcW w:w="1420" w:type="dxa"/>
-                  <w:tcBorders>
-                    <w:top w:val="single" w:color="000000" w:sz="4" w:space="0"/>
-                    <w:left w:val="single" w:color="000000" w:sz="4" w:space="0"/>
-                    <w:bottom w:val="single" w:color="000000" w:sz="4" w:space="0"/>
-                    <w:right w:val="single" w:color="000000" w:sz="4" w:space="0"/>
-                  </w:tcBorders>
-                  <w:shd w:val="clear" w:color="auto" w:fill="auto"/>
-                  <w:vAlign w:val="center"/>
-                </w:tcPr>
-                <w:p>
-                  <w:pPr>
-                    <w:keepNext w:val="0"/>
-                    <w:keepLines w:val="0"/>
+                    <w:keepLines/>
                     <w:widowControl/>
                     <w:suppressLineNumbers w:val="0"/>
                     <w:jc w:val="center"/>
@@ -7961,13 +7349,13 @@
                       <w:u w:val="none"/>
                       <w:lang w:val="en-US" w:eastAsia="zh-CN" w:bidi="ar"/>
                     </w:rPr>
-                    <w:t>AI</w:t>
+                    <w:t>RS485</w:t>
                   </w:r>
                 </w:p>
               </w:tc>
               <w:tc>
                 <w:tcPr>
-                  <w:tcW w:w="5884" w:type="dxa"/>
+                  <w:tcW w:w="5800" w:type="dxa"/>
                   <w:tcBorders>
                     <w:top w:val="single" w:color="000000" w:sz="4" w:space="0"/>
                     <w:left w:val="single" w:color="000000" w:sz="4" w:space="0"/>
@@ -7980,13 +7368,13 @@
                 <w:p>
                   <w:pPr>
                     <w:keepNext w:val="0"/>
-                    <w:keepLines w:val="0"/>
+                    <w:keepLines/>
                     <w:widowControl/>
                     <w:suppressLineNumbers w:val="0"/>
                     <w:jc w:val="left"/>
                     <w:textAlignment w:val="center"/>
                     <w:rPr>
-                      <w:rFonts w:hint="default" w:ascii="华文楷体" w:hAnsi="华文楷体" w:eastAsia="华文楷体" w:cs="华文楷体"/>
+                      <w:rFonts w:hint="eastAsia" w:ascii="华文楷体" w:hAnsi="华文楷体" w:eastAsia="华文楷体" w:cs="华文楷体"/>
                       <w:i w:val="0"/>
                       <w:iCs w:val="0"/>
                       <w:color w:val="000000"/>
@@ -8009,7 +7397,7 @@
                       <w:u w:val="none"/>
                       <w:lang w:val="en-US" w:eastAsia="zh-CN" w:bidi="ar"/>
                     </w:rPr>
-                    <w:t>实现4-20mA信号的压变、温变输入。</w:t>
+                    <w:t>与CPU3连接，实现与工程师站的RS485数字通信。</w:t>
                   </w:r>
                 </w:p>
               </w:tc>
@@ -8033,11 +7421,12 @@
                 </w:tblCellMar>
               </w:tblPrEx>
               <w:trPr>
+                <w:cantSplit/>
                 <w:trHeight w:val="90" w:hRule="atLeast"/>
               </w:trPr>
               <w:tc>
                 <w:tcPr>
-                  <w:tcW w:w="1420" w:type="dxa"/>
+                  <w:tcW w:w="1504" w:type="dxa"/>
                   <w:tcBorders>
                     <w:top w:val="single" w:color="000000" w:sz="4" w:space="0"/>
                     <w:left w:val="single" w:color="000000" w:sz="4" w:space="0"/>
@@ -8050,26 +7439,13 @@
                 <w:p>
                   <w:pPr>
                     <w:keepNext w:val="0"/>
-                    <w:keepLines w:val="0"/>
+                    <w:keepLines/>
                     <w:widowControl/>
                     <w:suppressLineNumbers w:val="0"/>
                     <w:jc w:val="center"/>
                     <w:textAlignment w:val="center"/>
                     <w:rPr>
-                      <w:rFonts w:hint="eastAsia" w:ascii="华文楷体" w:hAnsi="华文楷体" w:eastAsia="华文楷体" w:cs="华文楷体"/>
-                      <w:b/>
-                      <w:bCs/>
-                      <w:i w:val="0"/>
-                      <w:iCs w:val="0"/>
-                      <w:color w:val="000000"/>
-                      <w:sz w:val="21"/>
-                      <w:szCs w:val="21"/>
-                      <w:u w:val="none"/>
-                    </w:rPr>
-                  </w:pPr>
-                  <w:r>
-                    <w:rPr>
-                      <w:rFonts w:hint="eastAsia" w:ascii="华文楷体" w:hAnsi="华文楷体" w:eastAsia="华文楷体" w:cs="华文楷体"/>
+                      <w:rFonts w:hint="default" w:ascii="华文楷体" w:hAnsi="华文楷体" w:eastAsia="华文楷体" w:cs="华文楷体"/>
                       <w:b/>
                       <w:bCs/>
                       <w:i w:val="0"/>
@@ -8081,13 +7457,28 @@
                       <w:u w:val="none"/>
                       <w:lang w:val="en-US" w:eastAsia="zh-CN" w:bidi="ar"/>
                     </w:rPr>
-                    <w:t>AO</w:t>
+                  </w:pPr>
+                  <w:r>
+                    <w:rPr>
+                      <w:rFonts w:hint="eastAsia" w:ascii="华文楷体" w:hAnsi="华文楷体" w:cs="华文楷体"/>
+                      <w:b/>
+                      <w:bCs/>
+                      <w:i w:val="0"/>
+                      <w:iCs w:val="0"/>
+                      <w:color w:val="000000"/>
+                      <w:kern w:val="0"/>
+                      <w:sz w:val="21"/>
+                      <w:szCs w:val="21"/>
+                      <w:u w:val="none"/>
+                      <w:lang w:val="en-US" w:eastAsia="zh-CN" w:bidi="ar"/>
+                    </w:rPr>
+                    <w:t>0-20MA</w:t>
                   </w:r>
                 </w:p>
               </w:tc>
               <w:tc>
                 <w:tcPr>
-                  <w:tcW w:w="5884" w:type="dxa"/>
+                  <w:tcW w:w="5800" w:type="dxa"/>
                   <w:tcBorders>
                     <w:top w:val="single" w:color="000000" w:sz="4" w:space="0"/>
                     <w:left w:val="single" w:color="000000" w:sz="4" w:space="0"/>
@@ -8100,22 +7491,11 @@
                 <w:p>
                   <w:pPr>
                     <w:keepNext w:val="0"/>
-                    <w:keepLines w:val="0"/>
+                    <w:keepLines/>
                     <w:widowControl/>
                     <w:suppressLineNumbers w:val="0"/>
                     <w:jc w:val="left"/>
                     <w:textAlignment w:val="center"/>
-                    <w:rPr>
-                      <w:rFonts w:hint="eastAsia" w:ascii="华文楷体" w:hAnsi="华文楷体" w:eastAsia="华文楷体" w:cs="华文楷体"/>
-                      <w:i w:val="0"/>
-                      <w:iCs w:val="0"/>
-                      <w:color w:val="000000"/>
-                      <w:sz w:val="21"/>
-                      <w:szCs w:val="21"/>
-                      <w:u w:val="none"/>
-                    </w:rPr>
-                  </w:pPr>
-                  <w:r>
                     <w:rPr>
                       <w:rFonts w:hint="eastAsia" w:ascii="华文楷体" w:hAnsi="华文楷体" w:eastAsia="华文楷体" w:cs="华文楷体"/>
                       <w:i w:val="0"/>
@@ -8127,37 +7507,20 @@
                       <w:u w:val="none"/>
                       <w:lang w:val="en-US" w:eastAsia="zh-CN" w:bidi="ar"/>
                     </w:rPr>
-                    <w:t>实现</w:t>
-                  </w:r>
+                  </w:pPr>
                   <w:r>
                     <w:rPr>
-                      <w:rStyle w:val="39"/>
-                      <w:rFonts w:hint="eastAsia" w:ascii="华文楷体" w:hAnsi="华文楷体" w:eastAsia="华文楷体" w:cs="华文楷体"/>
+                      <w:rFonts w:hint="eastAsia" w:ascii="华文楷体" w:hAnsi="华文楷体" w:cs="华文楷体"/>
+                      <w:i w:val="0"/>
+                      <w:iCs w:val="0"/>
+                      <w:color w:val="000000"/>
+                      <w:kern w:val="0"/>
                       <w:sz w:val="21"/>
                       <w:szCs w:val="21"/>
+                      <w:u w:val="none"/>
                       <w:lang w:val="en-US" w:eastAsia="zh-CN" w:bidi="ar"/>
                     </w:rPr>
-                    <w:t>4-20mA电流信号</w:t>
-                  </w:r>
-                  <w:r>
-                    <w:rPr>
-                      <w:rStyle w:val="40"/>
-                      <w:rFonts w:hint="eastAsia" w:ascii="华文楷体" w:hAnsi="华文楷体" w:eastAsia="华文楷体" w:cs="华文楷体"/>
-                      <w:sz w:val="21"/>
-                      <w:szCs w:val="21"/>
-                      <w:lang w:val="en-US" w:eastAsia="zh-CN" w:bidi="ar"/>
-                    </w:rPr>
-                    <w:t>的输出</w:t>
-                  </w:r>
-                  <w:r>
-                    <w:rPr>
-                      <w:rStyle w:val="40"/>
-                      <w:rFonts w:hint="eastAsia" w:ascii="华文楷体" w:hAnsi="华文楷体" w:cs="华文楷体"/>
-                      <w:sz w:val="21"/>
-                      <w:szCs w:val="21"/>
-                      <w:lang w:val="en-US" w:eastAsia="zh-CN" w:bidi="ar"/>
-                    </w:rPr>
-                    <w:t>。</w:t>
+                    <w:t>与CPU3连接，实现图示0-20mA模拟量接口功能。</w:t>
                   </w:r>
                 </w:p>
               </w:tc>
@@ -8181,11 +7544,12 @@
                 </w:tblCellMar>
               </w:tblPrEx>
               <w:trPr>
+                <w:cantSplit/>
                 <w:trHeight w:val="90" w:hRule="atLeast"/>
               </w:trPr>
               <w:tc>
                 <w:tcPr>
-                  <w:tcW w:w="1420" w:type="dxa"/>
+                  <w:tcW w:w="1504" w:type="dxa"/>
                   <w:tcBorders>
                     <w:top w:val="single" w:color="000000" w:sz="4" w:space="0"/>
                     <w:left w:val="single" w:color="000000" w:sz="4" w:space="0"/>
@@ -8198,7 +7562,126 @@
                 <w:p>
                   <w:pPr>
                     <w:keepNext w:val="0"/>
-                    <w:keepLines w:val="0"/>
+                    <w:keepLines/>
+                    <w:widowControl/>
+                    <w:suppressLineNumbers w:val="0"/>
+                    <w:jc w:val="center"/>
+                    <w:textAlignment w:val="center"/>
+                    <w:rPr>
+                      <w:rFonts w:hint="eastAsia" w:ascii="华文楷体" w:hAnsi="华文楷体" w:eastAsia="华文楷体" w:cs="华文楷体"/>
+                      <w:b/>
+                      <w:bCs/>
+                      <w:i w:val="0"/>
+                      <w:iCs w:val="0"/>
+                      <w:color w:val="000000"/>
+                      <w:sz w:val="21"/>
+                      <w:szCs w:val="21"/>
+                      <w:u w:val="none"/>
+                    </w:rPr>
+                  </w:pPr>
+                  <w:r>
+                    <w:rPr>
+                      <w:rFonts w:hint="eastAsia" w:ascii="华文楷体" w:hAnsi="华文楷体" w:cs="华文楷体"/>
+                      <w:b/>
+                      <w:bCs/>
+                      <w:i w:val="0"/>
+                      <w:iCs w:val="0"/>
+                      <w:color w:val="000000"/>
+                      <w:kern w:val="0"/>
+                      <w:sz w:val="21"/>
+                      <w:szCs w:val="21"/>
+                      <w:u w:val="none"/>
+                      <w:lang w:val="en-US" w:eastAsia="zh-CN" w:bidi="ar"/>
+                    </w:rPr>
+                    <w:t>HART2</w:t>
+                  </w:r>
+                </w:p>
+              </w:tc>
+              <w:tc>
+                <w:tcPr>
+                  <w:tcW w:w="5800" w:type="dxa"/>
+                  <w:tcBorders>
+                    <w:top w:val="single" w:color="000000" w:sz="4" w:space="0"/>
+                    <w:left w:val="single" w:color="000000" w:sz="4" w:space="0"/>
+                    <w:bottom w:val="single" w:color="000000" w:sz="4" w:space="0"/>
+                    <w:right w:val="single" w:color="000000" w:sz="4" w:space="0"/>
+                  </w:tcBorders>
+                  <w:shd w:val="clear" w:color="auto" w:fill="auto"/>
+                  <w:vAlign w:val="center"/>
+                </w:tcPr>
+                <w:p>
+                  <w:pPr>
+                    <w:keepNext w:val="0"/>
+                    <w:keepLines/>
+                    <w:widowControl/>
+                    <w:suppressLineNumbers w:val="0"/>
+                    <w:jc w:val="left"/>
+                    <w:textAlignment w:val="center"/>
+                    <w:rPr>
+                      <w:rFonts w:hint="eastAsia" w:ascii="华文楷体" w:hAnsi="华文楷体" w:eastAsia="华文楷体" w:cs="华文楷体"/>
+                      <w:i w:val="0"/>
+                      <w:iCs w:val="0"/>
+                      <w:color w:val="000000"/>
+                      <w:sz w:val="21"/>
+                      <w:szCs w:val="21"/>
+                      <w:u w:val="none"/>
+                    </w:rPr>
+                  </w:pPr>
+                  <w:r>
+                    <w:rPr>
+                      <w:rFonts w:hint="eastAsia" w:ascii="华文楷体" w:hAnsi="华文楷体" w:cs="华文楷体"/>
+                      <w:i w:val="0"/>
+                      <w:iCs w:val="0"/>
+                      <w:color w:val="000000"/>
+                      <w:kern w:val="0"/>
+                      <w:sz w:val="21"/>
+                      <w:szCs w:val="21"/>
+                      <w:u w:val="none"/>
+                      <w:lang w:val="en-US" w:eastAsia="zh-CN" w:bidi="ar"/>
+                    </w:rPr>
+                    <w:t>与CPU3连接，实现HART数字信号通信。</w:t>
+                  </w:r>
+                </w:p>
+              </w:tc>
+            </w:tr>
+            <w:tr>
+              <w:tblPrEx>
+                <w:tblBorders>
+                  <w:top w:val="none" w:color="auto" w:sz="0" w:space="0"/>
+                  <w:left w:val="none" w:color="auto" w:sz="0" w:space="0"/>
+                  <w:bottom w:val="none" w:color="auto" w:sz="0" w:space="0"/>
+                  <w:right w:val="none" w:color="auto" w:sz="0" w:space="0"/>
+                  <w:insideH w:val="none" w:color="auto" w:sz="0" w:space="0"/>
+                  <w:insideV w:val="none" w:color="auto" w:sz="0" w:space="0"/>
+                </w:tblBorders>
+                <w:shd w:val="clear" w:color="auto" w:fill="auto"/>
+                <w:tblCellMar>
+                  <w:top w:w="0" w:type="dxa"/>
+                  <w:left w:w="108" w:type="dxa"/>
+                  <w:bottom w:w="0" w:type="dxa"/>
+                  <w:right w:w="108" w:type="dxa"/>
+                </w:tblCellMar>
+              </w:tblPrEx>
+              <w:trPr>
+                <w:cantSplit/>
+                <w:trHeight w:val="90" w:hRule="atLeast"/>
+              </w:trPr>
+              <w:tc>
+                <w:tcPr>
+                  <w:tcW w:w="1504" w:type="dxa"/>
+                  <w:tcBorders>
+                    <w:top w:val="single" w:color="000000" w:sz="4" w:space="0"/>
+                    <w:left w:val="single" w:color="000000" w:sz="4" w:space="0"/>
+                    <w:bottom w:val="single" w:color="000000" w:sz="4" w:space="0"/>
+                    <w:right w:val="single" w:color="000000" w:sz="4" w:space="0"/>
+                  </w:tcBorders>
+                  <w:shd w:val="clear" w:color="auto" w:fill="auto"/>
+                  <w:vAlign w:val="center"/>
+                </w:tcPr>
+                <w:p>
+                  <w:pPr>
+                    <w:keepNext w:val="0"/>
+                    <w:keepLines/>
                     <w:widowControl/>
                     <w:suppressLineNumbers w:val="0"/>
                     <w:jc w:val="center"/>
@@ -8231,13 +7714,13 @@
                       <w:u w:val="none"/>
                       <w:lang w:val="en-US" w:eastAsia="zh-CN" w:bidi="ar"/>
                     </w:rPr>
-                    <w:t>DR/ACQ1、2</w:t>
+                    <w:t>CPU4</w:t>
                   </w:r>
                 </w:p>
               </w:tc>
               <w:tc>
                 <w:tcPr>
-                  <w:tcW w:w="5884" w:type="dxa"/>
+                  <w:tcW w:w="5800" w:type="dxa"/>
                   <w:tcBorders>
                     <w:top w:val="single" w:color="000000" w:sz="4" w:space="0"/>
                     <w:left w:val="single" w:color="000000" w:sz="4" w:space="0"/>
@@ -8250,7 +7733,7 @@
                 <w:p>
                   <w:pPr>
                     <w:keepNext w:val="0"/>
-                    <w:keepLines w:val="0"/>
+                    <w:keepLines/>
                     <w:widowControl/>
                     <w:suppressLineNumbers w:val="0"/>
                     <w:jc w:val="left"/>
@@ -8279,7 +7762,7 @@
                       <w:u w:val="none"/>
                       <w:lang w:val="en-US" w:eastAsia="zh-CN" w:bidi="ar"/>
                     </w:rPr>
-                    <w:t>液位传感器的驱动采集部分，由两路相同原理硬件构成</w:t>
+                    <w:t>连接TEMP1，并通过图示内部通信链路与CPU2侧交互。</w:t>
                   </w:r>
                 </w:p>
               </w:tc>
@@ -8303,11 +7786,12 @@
                 </w:tblCellMar>
               </w:tblPrEx>
               <w:trPr>
+                <w:cantSplit/>
                 <w:trHeight w:val="90" w:hRule="atLeast"/>
               </w:trPr>
               <w:tc>
                 <w:tcPr>
-                  <w:tcW w:w="1420" w:type="dxa"/>
+                  <w:tcW w:w="1504" w:type="dxa"/>
                   <w:tcBorders>
                     <w:top w:val="single" w:color="000000" w:sz="4" w:space="0"/>
                     <w:left w:val="single" w:color="000000" w:sz="4" w:space="0"/>
@@ -8320,7 +7804,7 @@
                 <w:p>
                   <w:pPr>
                     <w:keepNext w:val="0"/>
-                    <w:keepLines w:val="0"/>
+                    <w:keepLines/>
                     <w:widowControl/>
                     <w:suppressLineNumbers w:val="0"/>
                     <w:jc w:val="center"/>
@@ -8353,13 +7837,13 @@
                       <w:u w:val="none"/>
                       <w:lang w:val="en-US" w:eastAsia="zh-CN" w:bidi="ar"/>
                     </w:rPr>
-                    <w:t>VACQ1</w:t>
+                    <w:t>TEMP1</w:t>
                   </w:r>
                 </w:p>
               </w:tc>
               <w:tc>
                 <w:tcPr>
-                  <w:tcW w:w="5884" w:type="dxa"/>
+                  <w:tcW w:w="5800" w:type="dxa"/>
                   <w:tcBorders>
                     <w:top w:val="single" w:color="000000" w:sz="4" w:space="0"/>
                     <w:left w:val="single" w:color="000000" w:sz="4" w:space="0"/>
@@ -8372,7 +7856,7 @@
                 <w:p>
                   <w:pPr>
                     <w:keepNext w:val="0"/>
-                    <w:keepLines w:val="0"/>
+                    <w:keepLines/>
                     <w:widowControl/>
                     <w:suppressLineNumbers w:val="0"/>
                     <w:jc w:val="left"/>
@@ -8401,7 +7885,7 @@
                       <w:u w:val="none"/>
                       <w:lang w:val="en-US" w:eastAsia="zh-CN" w:bidi="ar"/>
                     </w:rPr>
-                    <w:t>主控板电压监测</w:t>
+                    <w:t>与CPU4连接，实现外接实时温度计温度值读取。</w:t>
                   </w:r>
                 </w:p>
               </w:tc>
@@ -8425,11 +7909,12 @@
                 </w:tblCellMar>
               </w:tblPrEx>
               <w:trPr>
+                <w:cantSplit/>
                 <w:trHeight w:val="90" w:hRule="atLeast"/>
               </w:trPr>
               <w:tc>
                 <w:tcPr>
-                  <w:tcW w:w="1420" w:type="dxa"/>
+                  <w:tcW w:w="1504" w:type="dxa"/>
                   <w:tcBorders>
                     <w:top w:val="single" w:color="000000" w:sz="4" w:space="0"/>
                     <w:left w:val="single" w:color="000000" w:sz="4" w:space="0"/>
@@ -8442,1225 +7927,7 @@
                 <w:p>
                   <w:pPr>
                     <w:keepNext w:val="0"/>
-                    <w:keepLines w:val="0"/>
-                    <w:widowControl/>
-                    <w:suppressLineNumbers w:val="0"/>
-                    <w:jc w:val="center"/>
-                    <w:textAlignment w:val="center"/>
-                    <w:rPr>
-                      <w:rFonts w:hint="default" w:ascii="华文楷体" w:hAnsi="华文楷体" w:eastAsia="华文楷体" w:cs="华文楷体"/>
-                      <w:b/>
-                      <w:bCs/>
-                      <w:i w:val="0"/>
-                      <w:iCs w:val="0"/>
-                      <w:color w:val="000000"/>
-                      <w:kern w:val="0"/>
-                      <w:sz w:val="21"/>
-                      <w:szCs w:val="21"/>
-                      <w:u w:val="none"/>
-                      <w:lang w:val="en-US" w:eastAsia="zh-CN" w:bidi="ar"/>
-                    </w:rPr>
-                  </w:pPr>
-                  <w:r>
-                    <w:rPr>
-                      <w:rFonts w:hint="eastAsia" w:ascii="华文楷体" w:hAnsi="华文楷体" w:cs="华文楷体"/>
-                      <w:b/>
-                      <w:bCs/>
-                      <w:i w:val="0"/>
-                      <w:iCs w:val="0"/>
-                      <w:color w:val="000000"/>
-                      <w:kern w:val="0"/>
-                      <w:sz w:val="21"/>
-                      <w:szCs w:val="21"/>
-                      <w:u w:val="none"/>
-                      <w:lang w:val="en-US" w:eastAsia="zh-CN" w:bidi="ar"/>
-                    </w:rPr>
-                    <w:t>VACQ2</w:t>
-                  </w:r>
-                </w:p>
-              </w:tc>
-              <w:tc>
-                <w:tcPr>
-                  <w:tcW w:w="5884" w:type="dxa"/>
-                  <w:tcBorders>
-                    <w:top w:val="single" w:color="000000" w:sz="4" w:space="0"/>
-                    <w:left w:val="single" w:color="000000" w:sz="4" w:space="0"/>
-                    <w:bottom w:val="single" w:color="000000" w:sz="4" w:space="0"/>
-                    <w:right w:val="single" w:color="000000" w:sz="4" w:space="0"/>
-                  </w:tcBorders>
-                  <w:shd w:val="clear" w:color="auto" w:fill="auto"/>
-                  <w:vAlign w:val="center"/>
-                </w:tcPr>
-                <w:p>
-                  <w:pPr>
-                    <w:keepNext w:val="0"/>
-                    <w:keepLines w:val="0"/>
-                    <w:widowControl/>
-                    <w:suppressLineNumbers w:val="0"/>
-                    <w:jc w:val="left"/>
-                    <w:textAlignment w:val="center"/>
-                    <w:rPr>
-                      <w:rFonts w:hint="eastAsia" w:ascii="华文楷体" w:hAnsi="华文楷体" w:eastAsia="华文楷体" w:cs="华文楷体"/>
-                      <w:i w:val="0"/>
-                      <w:iCs w:val="0"/>
-                      <w:color w:val="000000"/>
-                      <w:kern w:val="0"/>
-                      <w:sz w:val="21"/>
-                      <w:szCs w:val="21"/>
-                      <w:u w:val="none"/>
-                      <w:lang w:val="en-US" w:eastAsia="zh-CN" w:bidi="ar"/>
-                    </w:rPr>
-                  </w:pPr>
-                  <w:r>
-                    <w:rPr>
-                      <w:rFonts w:hint="eastAsia" w:ascii="华文楷体" w:hAnsi="华文楷体" w:cs="华文楷体"/>
-                      <w:i w:val="0"/>
-                      <w:iCs w:val="0"/>
-                      <w:color w:val="000000"/>
-                      <w:kern w:val="0"/>
-                      <w:sz w:val="21"/>
-                      <w:szCs w:val="21"/>
-                      <w:u w:val="none"/>
-                      <w:lang w:val="en-US" w:eastAsia="zh-CN" w:bidi="ar"/>
-                    </w:rPr>
-                    <w:t>传感器电压监测</w:t>
-                  </w:r>
-                </w:p>
-              </w:tc>
-            </w:tr>
-            <w:tr>
-              <w:tblPrEx>
-                <w:tblBorders>
-                  <w:top w:val="none" w:color="auto" w:sz="0" w:space="0"/>
-                  <w:left w:val="none" w:color="auto" w:sz="0" w:space="0"/>
-                  <w:bottom w:val="none" w:color="auto" w:sz="0" w:space="0"/>
-                  <w:right w:val="none" w:color="auto" w:sz="0" w:space="0"/>
-                  <w:insideH w:val="none" w:color="auto" w:sz="0" w:space="0"/>
-                  <w:insideV w:val="none" w:color="auto" w:sz="0" w:space="0"/>
-                </w:tblBorders>
-                <w:shd w:val="clear" w:color="auto" w:fill="auto"/>
-                <w:tblCellMar>
-                  <w:top w:w="0" w:type="dxa"/>
-                  <w:left w:w="108" w:type="dxa"/>
-                  <w:bottom w:w="0" w:type="dxa"/>
-                  <w:right w:w="108" w:type="dxa"/>
-                </w:tblCellMar>
-              </w:tblPrEx>
-              <w:trPr>
-                <w:trHeight w:val="90" w:hRule="atLeast"/>
-              </w:trPr>
-              <w:tc>
-                <w:tcPr>
-                  <w:tcW w:w="1420" w:type="dxa"/>
-                  <w:tcBorders>
-                    <w:top w:val="single" w:color="000000" w:sz="4" w:space="0"/>
-                    <w:left w:val="single" w:color="000000" w:sz="4" w:space="0"/>
-                    <w:bottom w:val="single" w:color="000000" w:sz="4" w:space="0"/>
-                    <w:right w:val="single" w:color="000000" w:sz="4" w:space="0"/>
-                  </w:tcBorders>
-                  <w:shd w:val="clear" w:color="auto" w:fill="auto"/>
-                  <w:vAlign w:val="center"/>
-                </w:tcPr>
-                <w:p>
-                  <w:pPr>
-                    <w:keepNext w:val="0"/>
-                    <w:keepLines w:val="0"/>
-                    <w:widowControl/>
-                    <w:suppressLineNumbers w:val="0"/>
-                    <w:jc w:val="center"/>
-                    <w:textAlignment w:val="center"/>
-                    <w:rPr>
-                      <w:rFonts w:hint="eastAsia" w:ascii="华文楷体" w:hAnsi="华文楷体" w:eastAsia="华文楷体" w:cs="华文楷体"/>
-                      <w:b/>
-                      <w:bCs/>
-                      <w:i w:val="0"/>
-                      <w:iCs w:val="0"/>
-                      <w:color w:val="000000"/>
-                      <w:sz w:val="21"/>
-                      <w:szCs w:val="21"/>
-                      <w:u w:val="none"/>
-                    </w:rPr>
-                  </w:pPr>
-                  <w:r>
-                    <w:rPr>
-                      <w:rFonts w:hint="eastAsia" w:ascii="华文楷体" w:hAnsi="华文楷体" w:eastAsia="华文楷体" w:cs="华文楷体"/>
-                      <w:b/>
-                      <w:bCs/>
-                      <w:i w:val="0"/>
-                      <w:iCs w:val="0"/>
-                      <w:color w:val="000000"/>
-                      <w:kern w:val="0"/>
-                      <w:sz w:val="21"/>
-                      <w:szCs w:val="21"/>
-                      <w:u w:val="none"/>
-                      <w:lang w:val="en-US" w:eastAsia="zh-CN" w:bidi="ar"/>
-                    </w:rPr>
-                    <w:t>ENCODER</w:t>
-                  </w:r>
-                </w:p>
-              </w:tc>
-              <w:tc>
-                <w:tcPr>
-                  <w:tcW w:w="5884" w:type="dxa"/>
-                  <w:tcBorders>
-                    <w:top w:val="single" w:color="000000" w:sz="4" w:space="0"/>
-                    <w:left w:val="single" w:color="000000" w:sz="4" w:space="0"/>
-                    <w:bottom w:val="single" w:color="000000" w:sz="4" w:space="0"/>
-                    <w:right w:val="single" w:color="000000" w:sz="4" w:space="0"/>
-                  </w:tcBorders>
-                  <w:shd w:val="clear" w:color="auto" w:fill="auto"/>
-                  <w:vAlign w:val="center"/>
-                </w:tcPr>
-                <w:p>
-                  <w:pPr>
-                    <w:keepNext w:val="0"/>
-                    <w:keepLines w:val="0"/>
-                    <w:widowControl/>
-                    <w:suppressLineNumbers w:val="0"/>
-                    <w:jc w:val="left"/>
-                    <w:textAlignment w:val="center"/>
-                    <w:rPr>
-                      <w:rFonts w:hint="eastAsia" w:ascii="华文楷体" w:hAnsi="华文楷体" w:eastAsia="华文楷体" w:cs="华文楷体"/>
-                      <w:i w:val="0"/>
-                      <w:iCs w:val="0"/>
-                      <w:color w:val="000000"/>
-                      <w:sz w:val="21"/>
-                      <w:szCs w:val="21"/>
-                      <w:u w:val="none"/>
-                      <w:lang w:val="en-US"/>
-                    </w:rPr>
-                  </w:pPr>
-                  <w:r>
-                    <w:rPr>
-                      <w:rFonts w:hint="eastAsia" w:ascii="华文楷体" w:hAnsi="华文楷体" w:eastAsia="华文楷体" w:cs="华文楷体"/>
-                      <w:i w:val="0"/>
-                      <w:iCs w:val="0"/>
-                      <w:color w:val="000000"/>
-                      <w:kern w:val="0"/>
-                      <w:sz w:val="21"/>
-                      <w:szCs w:val="21"/>
-                      <w:u w:val="none"/>
-                      <w:lang w:val="en-US" w:eastAsia="zh-CN" w:bidi="ar"/>
-                    </w:rPr>
-                    <w:t>通过读取编码值，并进行计算，判断电机丢步，实现</w:t>
-                  </w:r>
-                  <w:r>
-                    <w:rPr>
-                      <w:rFonts w:hint="eastAsia" w:ascii="华文楷体" w:hAnsi="华文楷体" w:cs="华文楷体"/>
-                      <w:i w:val="0"/>
-                      <w:iCs w:val="0"/>
-                      <w:color w:val="000000"/>
-                      <w:kern w:val="0"/>
-                      <w:sz w:val="21"/>
-                      <w:szCs w:val="21"/>
-                      <w:u w:val="none"/>
-                      <w:lang w:val="en-US" w:eastAsia="zh-CN" w:bidi="ar"/>
-                    </w:rPr>
-                    <w:t>电机及减速机构的</w:t>
-                  </w:r>
-                  <w:r>
-                    <w:rPr>
-                      <w:rFonts w:hint="eastAsia" w:ascii="华文楷体" w:hAnsi="华文楷体" w:eastAsia="华文楷体" w:cs="华文楷体"/>
-                      <w:i w:val="0"/>
-                      <w:iCs w:val="0"/>
-                      <w:color w:val="000000"/>
-                      <w:kern w:val="0"/>
-                      <w:sz w:val="21"/>
-                      <w:szCs w:val="21"/>
-                      <w:u w:val="none"/>
-                      <w:lang w:val="en-US" w:eastAsia="zh-CN" w:bidi="ar"/>
-                    </w:rPr>
-                    <w:t>运行状态</w:t>
-                  </w:r>
-                  <w:r>
-                    <w:rPr>
-                      <w:rFonts w:hint="eastAsia" w:ascii="华文楷体" w:hAnsi="华文楷体" w:cs="华文楷体"/>
-                      <w:i w:val="0"/>
-                      <w:iCs w:val="0"/>
-                      <w:color w:val="000000"/>
-                      <w:kern w:val="0"/>
-                      <w:sz w:val="21"/>
-                      <w:szCs w:val="21"/>
-                      <w:u w:val="none"/>
-                      <w:lang w:val="en-US" w:eastAsia="zh-CN" w:bidi="ar"/>
-                    </w:rPr>
-                    <w:t>检测。</w:t>
-                  </w:r>
-                </w:p>
-              </w:tc>
-            </w:tr>
-            <w:tr>
-              <w:tblPrEx>
-                <w:tblBorders>
-                  <w:top w:val="none" w:color="auto" w:sz="0" w:space="0"/>
-                  <w:left w:val="none" w:color="auto" w:sz="0" w:space="0"/>
-                  <w:bottom w:val="none" w:color="auto" w:sz="0" w:space="0"/>
-                  <w:right w:val="none" w:color="auto" w:sz="0" w:space="0"/>
-                  <w:insideH w:val="none" w:color="auto" w:sz="0" w:space="0"/>
-                  <w:insideV w:val="none" w:color="auto" w:sz="0" w:space="0"/>
-                </w:tblBorders>
-                <w:shd w:val="clear" w:color="auto" w:fill="auto"/>
-                <w:tblCellMar>
-                  <w:top w:w="0" w:type="dxa"/>
-                  <w:left w:w="108" w:type="dxa"/>
-                  <w:bottom w:w="0" w:type="dxa"/>
-                  <w:right w:w="108" w:type="dxa"/>
-                </w:tblCellMar>
-              </w:tblPrEx>
-              <w:trPr>
-                <w:trHeight w:val="90" w:hRule="atLeast"/>
-              </w:trPr>
-              <w:tc>
-                <w:tcPr>
-                  <w:tcW w:w="1420" w:type="dxa"/>
-                  <w:tcBorders>
-                    <w:top w:val="single" w:color="000000" w:sz="4" w:space="0"/>
-                    <w:left w:val="single" w:color="000000" w:sz="4" w:space="0"/>
-                    <w:bottom w:val="single" w:color="000000" w:sz="4" w:space="0"/>
-                    <w:right w:val="single" w:color="000000" w:sz="4" w:space="0"/>
-                  </w:tcBorders>
-                  <w:shd w:val="clear" w:color="auto" w:fill="auto"/>
-                  <w:vAlign w:val="center"/>
-                </w:tcPr>
-                <w:p>
-                  <w:pPr>
-                    <w:keepNext w:val="0"/>
-                    <w:keepLines w:val="0"/>
-                    <w:widowControl/>
-                    <w:suppressLineNumbers w:val="0"/>
-                    <w:jc w:val="center"/>
-                    <w:textAlignment w:val="center"/>
-                    <w:rPr>
-                      <w:rFonts w:hint="eastAsia" w:ascii="华文楷体" w:hAnsi="华文楷体" w:eastAsia="华文楷体" w:cs="华文楷体"/>
-                      <w:b/>
-                      <w:bCs/>
-                      <w:i w:val="0"/>
-                      <w:iCs w:val="0"/>
-                      <w:color w:val="000000"/>
-                      <w:sz w:val="21"/>
-                      <w:szCs w:val="21"/>
-                      <w:u w:val="none"/>
-                    </w:rPr>
-                  </w:pPr>
-                  <w:r>
-                    <w:rPr>
-                      <w:rFonts w:hint="eastAsia" w:ascii="华文楷体" w:hAnsi="华文楷体" w:eastAsia="华文楷体" w:cs="华文楷体"/>
-                      <w:b/>
-                      <w:bCs/>
-                      <w:i w:val="0"/>
-                      <w:iCs w:val="0"/>
-                      <w:color w:val="000000"/>
-                      <w:kern w:val="0"/>
-                      <w:sz w:val="21"/>
-                      <w:szCs w:val="21"/>
-                      <w:u w:val="none"/>
-                      <w:lang w:val="en-US" w:eastAsia="zh-CN" w:bidi="ar"/>
-                    </w:rPr>
-                    <w:t>DRIVER</w:t>
-                  </w:r>
-                </w:p>
-              </w:tc>
-              <w:tc>
-                <w:tcPr>
-                  <w:tcW w:w="5884" w:type="dxa"/>
-                  <w:tcBorders>
-                    <w:top w:val="single" w:color="000000" w:sz="4" w:space="0"/>
-                    <w:left w:val="single" w:color="000000" w:sz="4" w:space="0"/>
-                    <w:bottom w:val="single" w:color="000000" w:sz="4" w:space="0"/>
-                    <w:right w:val="single" w:color="000000" w:sz="4" w:space="0"/>
-                  </w:tcBorders>
-                  <w:shd w:val="clear" w:color="auto" w:fill="auto"/>
-                  <w:vAlign w:val="center"/>
-                </w:tcPr>
-                <w:p>
-                  <w:pPr>
-                    <w:keepNext w:val="0"/>
-                    <w:keepLines w:val="0"/>
-                    <w:widowControl/>
-                    <w:suppressLineNumbers w:val="0"/>
-                    <w:jc w:val="left"/>
-                    <w:textAlignment w:val="center"/>
-                    <w:rPr>
-                      <w:rFonts w:hint="eastAsia" w:ascii="华文楷体" w:hAnsi="华文楷体" w:eastAsia="华文楷体" w:cs="华文楷体"/>
-                      <w:i w:val="0"/>
-                      <w:iCs w:val="0"/>
-                      <w:color w:val="000000"/>
-                      <w:sz w:val="21"/>
-                      <w:szCs w:val="21"/>
-                      <w:u w:val="none"/>
-                    </w:rPr>
-                  </w:pPr>
-                  <w:r>
-                    <w:rPr>
-                      <w:rFonts w:hint="eastAsia" w:ascii="华文楷体" w:hAnsi="华文楷体" w:eastAsia="华文楷体" w:cs="华文楷体"/>
-                      <w:i w:val="0"/>
-                      <w:iCs w:val="0"/>
-                      <w:color w:val="000000"/>
-                      <w:kern w:val="0"/>
-                      <w:sz w:val="21"/>
-                      <w:szCs w:val="21"/>
-                      <w:u w:val="none"/>
-                      <w:lang w:val="en-US" w:eastAsia="zh-CN" w:bidi="ar"/>
-                    </w:rPr>
-                    <w:t>根据扭力采集</w:t>
-                  </w:r>
-                  <w:r>
-                    <w:rPr>
-                      <w:rFonts w:hint="eastAsia" w:ascii="华文楷体" w:hAnsi="华文楷体" w:cs="华文楷体"/>
-                      <w:i w:val="0"/>
-                      <w:iCs w:val="0"/>
-                      <w:color w:val="000000"/>
-                      <w:kern w:val="0"/>
-                      <w:sz w:val="21"/>
-                      <w:szCs w:val="21"/>
-                      <w:u w:val="none"/>
-                      <w:lang w:val="en-US" w:eastAsia="zh-CN" w:bidi="ar"/>
-                    </w:rPr>
-                    <w:t>数据与保存</w:t>
-                  </w:r>
-                  <w:r>
-                    <w:rPr>
-                      <w:rFonts w:hint="eastAsia" w:ascii="华文楷体" w:hAnsi="华文楷体" w:eastAsia="华文楷体" w:cs="华文楷体"/>
-                      <w:i w:val="0"/>
-                      <w:iCs w:val="0"/>
-                      <w:color w:val="000000"/>
-                      <w:kern w:val="0"/>
-                      <w:sz w:val="21"/>
-                      <w:szCs w:val="21"/>
-                      <w:u w:val="none"/>
-                      <w:lang w:val="en-US" w:eastAsia="zh-CN" w:bidi="ar"/>
-                    </w:rPr>
-                    <w:t>阈值</w:t>
-                  </w:r>
-                  <w:r>
-                    <w:rPr>
-                      <w:rFonts w:hint="eastAsia" w:ascii="华文楷体" w:hAnsi="华文楷体" w:cs="华文楷体"/>
-                      <w:i w:val="0"/>
-                      <w:iCs w:val="0"/>
-                      <w:color w:val="000000"/>
-                      <w:kern w:val="0"/>
-                      <w:sz w:val="21"/>
-                      <w:szCs w:val="21"/>
-                      <w:u w:val="none"/>
-                      <w:lang w:val="en-US" w:eastAsia="zh-CN" w:bidi="ar"/>
-                    </w:rPr>
-                    <w:t>计算的结果，</w:t>
-                  </w:r>
-                  <w:r>
-                    <w:rPr>
-                      <w:rFonts w:hint="eastAsia" w:ascii="华文楷体" w:hAnsi="华文楷体" w:eastAsia="华文楷体" w:cs="华文楷体"/>
-                      <w:i w:val="0"/>
-                      <w:iCs w:val="0"/>
-                      <w:color w:val="000000"/>
-                      <w:kern w:val="0"/>
-                      <w:sz w:val="21"/>
-                      <w:szCs w:val="21"/>
-                      <w:u w:val="none"/>
-                      <w:lang w:val="en-US" w:eastAsia="zh-CN" w:bidi="ar"/>
-                    </w:rPr>
-                    <w:t>实现</w:t>
-                  </w:r>
-                  <w:r>
-                    <w:rPr>
-                      <w:rFonts w:hint="eastAsia" w:ascii="华文楷体" w:hAnsi="华文楷体" w:cs="华文楷体"/>
-                      <w:i w:val="0"/>
-                      <w:iCs w:val="0"/>
-                      <w:color w:val="000000"/>
-                      <w:kern w:val="0"/>
-                      <w:sz w:val="21"/>
-                      <w:szCs w:val="21"/>
-                      <w:u w:val="none"/>
-                      <w:lang w:val="en-US" w:eastAsia="zh-CN" w:bidi="ar"/>
-                    </w:rPr>
-                    <w:t>电机的驱动，进而</w:t>
-                  </w:r>
-                  <w:r>
-                    <w:rPr>
-                      <w:rFonts w:hint="eastAsia" w:ascii="华文楷体" w:hAnsi="华文楷体" w:eastAsia="华文楷体" w:cs="华文楷体"/>
-                      <w:i w:val="0"/>
-                      <w:iCs w:val="0"/>
-                      <w:color w:val="000000"/>
-                      <w:kern w:val="0"/>
-                      <w:sz w:val="21"/>
-                      <w:szCs w:val="21"/>
-                      <w:u w:val="none"/>
-                      <w:lang w:val="en-US" w:eastAsia="zh-CN" w:bidi="ar"/>
-                    </w:rPr>
-                    <w:t>控制</w:t>
-                  </w:r>
-                  <w:r>
-                    <w:rPr>
-                      <w:rFonts w:hint="eastAsia" w:ascii="华文楷体" w:hAnsi="华文楷体" w:cs="华文楷体"/>
-                      <w:i w:val="0"/>
-                      <w:iCs w:val="0"/>
-                      <w:color w:val="000000"/>
-                      <w:kern w:val="0"/>
-                      <w:sz w:val="21"/>
-                      <w:szCs w:val="21"/>
-                      <w:u w:val="none"/>
-                      <w:lang w:val="en-US" w:eastAsia="zh-CN" w:bidi="ar"/>
-                    </w:rPr>
-                    <w:t>传感器的上下</w:t>
-                  </w:r>
-                  <w:r>
-                    <w:rPr>
-                      <w:rFonts w:hint="eastAsia" w:ascii="华文楷体" w:hAnsi="华文楷体" w:eastAsia="华文楷体" w:cs="华文楷体"/>
-                      <w:i w:val="0"/>
-                      <w:iCs w:val="0"/>
-                      <w:color w:val="000000"/>
-                      <w:kern w:val="0"/>
-                      <w:sz w:val="21"/>
-                      <w:szCs w:val="21"/>
-                      <w:u w:val="none"/>
-                      <w:lang w:val="en-US" w:eastAsia="zh-CN" w:bidi="ar"/>
-                    </w:rPr>
-                    <w:t>运动</w:t>
-                  </w:r>
-                  <w:r>
-                    <w:rPr>
-                      <w:rFonts w:hint="eastAsia" w:ascii="华文楷体" w:hAnsi="华文楷体" w:cs="华文楷体"/>
-                      <w:i w:val="0"/>
-                      <w:iCs w:val="0"/>
-                      <w:color w:val="000000"/>
-                      <w:kern w:val="0"/>
-                      <w:sz w:val="21"/>
-                      <w:szCs w:val="21"/>
-                      <w:u w:val="none"/>
-                      <w:lang w:val="en-US" w:eastAsia="zh-CN" w:bidi="ar"/>
-                    </w:rPr>
-                    <w:t>。</w:t>
-                  </w:r>
-                </w:p>
-              </w:tc>
-            </w:tr>
-            <w:tr>
-              <w:tblPrEx>
-                <w:tblBorders>
-                  <w:top w:val="none" w:color="auto" w:sz="0" w:space="0"/>
-                  <w:left w:val="none" w:color="auto" w:sz="0" w:space="0"/>
-                  <w:bottom w:val="none" w:color="auto" w:sz="0" w:space="0"/>
-                  <w:right w:val="none" w:color="auto" w:sz="0" w:space="0"/>
-                  <w:insideH w:val="none" w:color="auto" w:sz="0" w:space="0"/>
-                  <w:insideV w:val="none" w:color="auto" w:sz="0" w:space="0"/>
-                </w:tblBorders>
-                <w:shd w:val="clear" w:color="auto" w:fill="auto"/>
-                <w:tblCellMar>
-                  <w:top w:w="0" w:type="dxa"/>
-                  <w:left w:w="108" w:type="dxa"/>
-                  <w:bottom w:w="0" w:type="dxa"/>
-                  <w:right w:w="108" w:type="dxa"/>
-                </w:tblCellMar>
-              </w:tblPrEx>
-              <w:trPr>
-                <w:trHeight w:val="300" w:hRule="atLeast"/>
-              </w:trPr>
-              <w:tc>
-                <w:tcPr>
-                  <w:tcW w:w="1420" w:type="dxa"/>
-                  <w:tcBorders>
-                    <w:top w:val="single" w:color="000000" w:sz="4" w:space="0"/>
-                    <w:left w:val="single" w:color="000000" w:sz="4" w:space="0"/>
-                    <w:bottom w:val="single" w:color="000000" w:sz="4" w:space="0"/>
-                    <w:right w:val="single" w:color="000000" w:sz="4" w:space="0"/>
-                  </w:tcBorders>
-                  <w:shd w:val="clear" w:color="auto" w:fill="auto"/>
-                  <w:vAlign w:val="center"/>
-                </w:tcPr>
-                <w:p>
-                  <w:pPr>
-                    <w:keepNext w:val="0"/>
-                    <w:keepLines w:val="0"/>
-                    <w:widowControl/>
-                    <w:suppressLineNumbers w:val="0"/>
-                    <w:jc w:val="center"/>
-                    <w:textAlignment w:val="center"/>
-                    <w:rPr>
-                      <w:rFonts w:hint="eastAsia" w:ascii="华文楷体" w:hAnsi="华文楷体" w:eastAsia="华文楷体" w:cs="华文楷体"/>
-                      <w:b/>
-                      <w:bCs/>
-                      <w:i w:val="0"/>
-                      <w:iCs w:val="0"/>
-                      <w:color w:val="000000"/>
-                      <w:sz w:val="21"/>
-                      <w:szCs w:val="21"/>
-                      <w:u w:val="none"/>
-                    </w:rPr>
-                  </w:pPr>
-                  <w:r>
-                    <w:rPr>
-                      <w:rFonts w:hint="eastAsia" w:ascii="华文楷体" w:hAnsi="华文楷体" w:eastAsia="华文楷体" w:cs="华文楷体"/>
-                      <w:b/>
-                      <w:bCs/>
-                      <w:i w:val="0"/>
-                      <w:iCs w:val="0"/>
-                      <w:color w:val="000000"/>
-                      <w:kern w:val="0"/>
-                      <w:sz w:val="21"/>
-                      <w:szCs w:val="21"/>
-                      <w:u w:val="none"/>
-                      <w:lang w:val="en-US" w:eastAsia="zh-CN" w:bidi="ar"/>
-                    </w:rPr>
-                    <w:t>DISP</w:t>
-                  </w:r>
-                </w:p>
-              </w:tc>
-              <w:tc>
-                <w:tcPr>
-                  <w:tcW w:w="5884" w:type="dxa"/>
-                  <w:tcBorders>
-                    <w:top w:val="single" w:color="000000" w:sz="4" w:space="0"/>
-                    <w:left w:val="single" w:color="000000" w:sz="4" w:space="0"/>
-                    <w:bottom w:val="single" w:color="000000" w:sz="4" w:space="0"/>
-                    <w:right w:val="single" w:color="000000" w:sz="4" w:space="0"/>
-                  </w:tcBorders>
-                  <w:shd w:val="clear" w:color="auto" w:fill="auto"/>
-                  <w:vAlign w:val="center"/>
-                </w:tcPr>
-                <w:p>
-                  <w:pPr>
-                    <w:keepNext w:val="0"/>
-                    <w:keepLines w:val="0"/>
-                    <w:widowControl/>
-                    <w:suppressLineNumbers w:val="0"/>
-                    <w:jc w:val="left"/>
-                    <w:textAlignment w:val="center"/>
-                    <w:rPr>
-                      <w:rFonts w:hint="eastAsia" w:ascii="华文楷体" w:hAnsi="华文楷体" w:eastAsia="华文楷体" w:cs="华文楷体"/>
-                      <w:i w:val="0"/>
-                      <w:iCs w:val="0"/>
-                      <w:color w:val="000000"/>
-                      <w:sz w:val="21"/>
-                      <w:szCs w:val="21"/>
-                      <w:u w:val="none"/>
-                      <w:lang w:val="en-US"/>
-                    </w:rPr>
-                  </w:pPr>
-                  <w:r>
-                    <w:rPr>
-                      <w:rFonts w:hint="eastAsia" w:ascii="华文楷体" w:hAnsi="华文楷体" w:eastAsia="华文楷体" w:cs="华文楷体"/>
-                      <w:i w:val="0"/>
-                      <w:iCs w:val="0"/>
-                      <w:color w:val="000000"/>
-                      <w:kern w:val="0"/>
-                      <w:sz w:val="21"/>
-                      <w:szCs w:val="21"/>
-                      <w:u w:val="none"/>
-                      <w:lang w:val="en-US" w:eastAsia="zh-CN" w:bidi="ar"/>
-                    </w:rPr>
-                    <w:t>显示测量信息与配置信息</w:t>
-                  </w:r>
-                  <w:r>
-                    <w:rPr>
-                      <w:rFonts w:hint="eastAsia" w:ascii="华文楷体" w:hAnsi="华文楷体" w:cs="华文楷体"/>
-                      <w:i w:val="0"/>
-                      <w:iCs w:val="0"/>
-                      <w:color w:val="000000"/>
-                      <w:kern w:val="0"/>
-                      <w:sz w:val="21"/>
-                      <w:szCs w:val="21"/>
-                      <w:u w:val="none"/>
-                      <w:lang w:val="en-US" w:eastAsia="zh-CN" w:bidi="ar"/>
-                    </w:rPr>
-                    <w:t>。</w:t>
-                  </w:r>
-                </w:p>
-              </w:tc>
-            </w:tr>
-            <w:tr>
-              <w:tblPrEx>
-                <w:tblBorders>
-                  <w:top w:val="none" w:color="auto" w:sz="0" w:space="0"/>
-                  <w:left w:val="none" w:color="auto" w:sz="0" w:space="0"/>
-                  <w:bottom w:val="none" w:color="auto" w:sz="0" w:space="0"/>
-                  <w:right w:val="none" w:color="auto" w:sz="0" w:space="0"/>
-                  <w:insideH w:val="none" w:color="auto" w:sz="0" w:space="0"/>
-                  <w:insideV w:val="none" w:color="auto" w:sz="0" w:space="0"/>
-                </w:tblBorders>
-                <w:shd w:val="clear" w:color="auto" w:fill="auto"/>
-                <w:tblCellMar>
-                  <w:top w:w="0" w:type="dxa"/>
-                  <w:left w:w="108" w:type="dxa"/>
-                  <w:bottom w:w="0" w:type="dxa"/>
-                  <w:right w:w="108" w:type="dxa"/>
-                </w:tblCellMar>
-              </w:tblPrEx>
-              <w:trPr>
-                <w:trHeight w:val="90" w:hRule="atLeast"/>
-              </w:trPr>
-              <w:tc>
-                <w:tcPr>
-                  <w:tcW w:w="1420" w:type="dxa"/>
-                  <w:tcBorders>
-                    <w:top w:val="single" w:color="000000" w:sz="4" w:space="0"/>
-                    <w:left w:val="single" w:color="000000" w:sz="4" w:space="0"/>
-                    <w:bottom w:val="single" w:color="000000" w:sz="4" w:space="0"/>
-                    <w:right w:val="single" w:color="000000" w:sz="4" w:space="0"/>
-                  </w:tcBorders>
-                  <w:shd w:val="clear" w:color="auto" w:fill="auto"/>
-                  <w:vAlign w:val="center"/>
-                </w:tcPr>
-                <w:p>
-                  <w:pPr>
-                    <w:keepNext w:val="0"/>
-                    <w:keepLines w:val="0"/>
-                    <w:widowControl/>
-                    <w:suppressLineNumbers w:val="0"/>
-                    <w:jc w:val="center"/>
-                    <w:textAlignment w:val="center"/>
-                    <w:rPr>
-                      <w:rFonts w:hint="eastAsia" w:ascii="华文楷体" w:hAnsi="华文楷体" w:eastAsia="华文楷体" w:cs="华文楷体"/>
-                      <w:b/>
-                      <w:bCs/>
-                      <w:i w:val="0"/>
-                      <w:iCs w:val="0"/>
-                      <w:color w:val="000000"/>
-                      <w:sz w:val="21"/>
-                      <w:szCs w:val="21"/>
-                      <w:u w:val="none"/>
-                    </w:rPr>
-                  </w:pPr>
-                  <w:r>
-                    <w:rPr>
-                      <w:rFonts w:hint="eastAsia" w:ascii="华文楷体" w:hAnsi="华文楷体" w:eastAsia="华文楷体" w:cs="华文楷体"/>
-                      <w:b/>
-                      <w:bCs/>
-                      <w:i w:val="0"/>
-                      <w:iCs w:val="0"/>
-                      <w:color w:val="000000"/>
-                      <w:kern w:val="0"/>
-                      <w:sz w:val="21"/>
-                      <w:szCs w:val="21"/>
-                      <w:u w:val="none"/>
-                      <w:lang w:val="en-US" w:eastAsia="zh-CN" w:bidi="ar"/>
-                    </w:rPr>
-                    <w:t>KEY</w:t>
-                  </w:r>
-                </w:p>
-              </w:tc>
-              <w:tc>
-                <w:tcPr>
-                  <w:tcW w:w="5884" w:type="dxa"/>
-                  <w:tcBorders>
-                    <w:top w:val="single" w:color="000000" w:sz="4" w:space="0"/>
-                    <w:left w:val="single" w:color="000000" w:sz="4" w:space="0"/>
-                    <w:bottom w:val="single" w:color="000000" w:sz="4" w:space="0"/>
-                    <w:right w:val="single" w:color="000000" w:sz="4" w:space="0"/>
-                  </w:tcBorders>
-                  <w:shd w:val="clear" w:color="auto" w:fill="auto"/>
-                  <w:vAlign w:val="center"/>
-                </w:tcPr>
-                <w:p>
-                  <w:pPr>
-                    <w:keepNext w:val="0"/>
-                    <w:keepLines w:val="0"/>
-                    <w:widowControl/>
-                    <w:suppressLineNumbers w:val="0"/>
-                    <w:jc w:val="left"/>
-                    <w:textAlignment w:val="center"/>
-                    <w:rPr>
-                      <w:rFonts w:hint="eastAsia" w:ascii="华文楷体" w:hAnsi="华文楷体" w:eastAsia="华文楷体" w:cs="华文楷体"/>
-                      <w:i w:val="0"/>
-                      <w:iCs w:val="0"/>
-                      <w:color w:val="000000"/>
-                      <w:sz w:val="21"/>
-                      <w:szCs w:val="21"/>
-                      <w:u w:val="none"/>
-                      <w:lang w:val="en-US"/>
-                    </w:rPr>
-                  </w:pPr>
-                  <w:r>
-                    <w:rPr>
-                      <w:rFonts w:hint="eastAsia" w:ascii="华文楷体" w:hAnsi="华文楷体" w:eastAsia="华文楷体" w:cs="华文楷体"/>
-                      <w:i w:val="0"/>
-                      <w:iCs w:val="0"/>
-                      <w:color w:val="000000"/>
-                      <w:kern w:val="0"/>
-                      <w:sz w:val="21"/>
-                      <w:szCs w:val="21"/>
-                      <w:u w:val="none"/>
-                      <w:lang w:val="en-US" w:eastAsia="zh-CN" w:bidi="ar"/>
-                    </w:rPr>
-                    <w:t>通过响应按键的输出，实现配置与模式选择</w:t>
-                  </w:r>
-                  <w:r>
-                    <w:rPr>
-                      <w:rFonts w:hint="eastAsia" w:ascii="华文楷体" w:hAnsi="华文楷体" w:cs="华文楷体"/>
-                      <w:i w:val="0"/>
-                      <w:iCs w:val="0"/>
-                      <w:color w:val="000000"/>
-                      <w:kern w:val="0"/>
-                      <w:sz w:val="21"/>
-                      <w:szCs w:val="21"/>
-                      <w:u w:val="none"/>
-                      <w:lang w:val="en-US" w:eastAsia="zh-CN" w:bidi="ar"/>
-                    </w:rPr>
-                    <w:t>。</w:t>
-                  </w:r>
-                </w:p>
-              </w:tc>
-            </w:tr>
-            <w:tr>
-              <w:tblPrEx>
-                <w:tblBorders>
-                  <w:top w:val="none" w:color="auto" w:sz="0" w:space="0"/>
-                  <w:left w:val="none" w:color="auto" w:sz="0" w:space="0"/>
-                  <w:bottom w:val="none" w:color="auto" w:sz="0" w:space="0"/>
-                  <w:right w:val="none" w:color="auto" w:sz="0" w:space="0"/>
-                  <w:insideH w:val="none" w:color="auto" w:sz="0" w:space="0"/>
-                  <w:insideV w:val="none" w:color="auto" w:sz="0" w:space="0"/>
-                </w:tblBorders>
-                <w:shd w:val="clear" w:color="auto" w:fill="auto"/>
-                <w:tblCellMar>
-                  <w:top w:w="0" w:type="dxa"/>
-                  <w:left w:w="108" w:type="dxa"/>
-                  <w:bottom w:w="0" w:type="dxa"/>
-                  <w:right w:w="108" w:type="dxa"/>
-                </w:tblCellMar>
-              </w:tblPrEx>
-              <w:trPr>
-                <w:trHeight w:val="300" w:hRule="atLeast"/>
-              </w:trPr>
-              <w:tc>
-                <w:tcPr>
-                  <w:tcW w:w="1420" w:type="dxa"/>
-                  <w:tcBorders>
-                    <w:top w:val="single" w:color="000000" w:sz="4" w:space="0"/>
-                    <w:left w:val="single" w:color="000000" w:sz="4" w:space="0"/>
-                    <w:bottom w:val="single" w:color="000000" w:sz="4" w:space="0"/>
-                    <w:right w:val="single" w:color="000000" w:sz="4" w:space="0"/>
-                  </w:tcBorders>
-                  <w:shd w:val="clear" w:color="auto" w:fill="auto"/>
-                  <w:vAlign w:val="center"/>
-                </w:tcPr>
-                <w:p>
-                  <w:pPr>
-                    <w:keepNext w:val="0"/>
-                    <w:keepLines w:val="0"/>
-                    <w:widowControl/>
-                    <w:suppressLineNumbers w:val="0"/>
-                    <w:jc w:val="center"/>
-                    <w:textAlignment w:val="center"/>
-                    <w:rPr>
-                      <w:rFonts w:hint="default" w:ascii="华文楷体" w:hAnsi="华文楷体" w:eastAsia="华文楷体" w:cs="华文楷体"/>
-                      <w:b/>
-                      <w:bCs/>
-                      <w:i w:val="0"/>
-                      <w:iCs w:val="0"/>
-                      <w:color w:val="000000"/>
-                      <w:sz w:val="21"/>
-                      <w:szCs w:val="21"/>
-                      <w:u w:val="none"/>
-                      <w:lang w:val="en-US"/>
-                    </w:rPr>
-                  </w:pPr>
-                  <w:r>
-                    <w:rPr>
-                      <w:rFonts w:hint="default" w:ascii="华文楷体" w:hAnsi="华文楷体" w:eastAsia="华文楷体" w:cs="华文楷体"/>
-                      <w:b/>
-                      <w:bCs/>
-                      <w:i w:val="0"/>
-                      <w:iCs w:val="0"/>
-                      <w:color w:val="000000"/>
-                      <w:sz w:val="21"/>
-                      <w:szCs w:val="21"/>
-                      <w:u w:val="none"/>
-                      <w:lang w:val="en-US"/>
-                    </w:rPr>
-                    <w:t>TEMP SEN</w:t>
-                  </w:r>
-                </w:p>
-              </w:tc>
-              <w:tc>
-                <w:tcPr>
-                  <w:tcW w:w="5884" w:type="dxa"/>
-                  <w:tcBorders>
-                    <w:top w:val="single" w:color="000000" w:sz="4" w:space="0"/>
-                    <w:left w:val="single" w:color="000000" w:sz="4" w:space="0"/>
-                    <w:bottom w:val="single" w:color="000000" w:sz="4" w:space="0"/>
-                    <w:right w:val="single" w:color="000000" w:sz="4" w:space="0"/>
-                  </w:tcBorders>
-                  <w:shd w:val="clear" w:color="auto" w:fill="auto"/>
-                  <w:vAlign w:val="center"/>
-                </w:tcPr>
-                <w:p>
-                  <w:pPr>
-                    <w:keepNext w:val="0"/>
-                    <w:keepLines w:val="0"/>
-                    <w:widowControl/>
-                    <w:suppressLineNumbers w:val="0"/>
-                    <w:jc w:val="left"/>
-                    <w:textAlignment w:val="center"/>
-                    <w:rPr>
-                      <w:rFonts w:hint="eastAsia" w:ascii="华文楷体" w:hAnsi="华文楷体" w:eastAsia="华文楷体" w:cs="华文楷体"/>
-                      <w:i w:val="0"/>
-                      <w:iCs w:val="0"/>
-                      <w:color w:val="000000"/>
-                      <w:sz w:val="21"/>
-                      <w:szCs w:val="21"/>
-                      <w:u w:val="none"/>
-                    </w:rPr>
-                  </w:pPr>
-                  <w:r>
-                    <w:rPr>
-                      <w:rFonts w:hint="eastAsia" w:ascii="华文楷体" w:hAnsi="华文楷体" w:cs="华文楷体"/>
-                      <w:i w:val="0"/>
-                      <w:iCs w:val="0"/>
-                      <w:color w:val="000000"/>
-                      <w:kern w:val="0"/>
-                      <w:sz w:val="21"/>
-                      <w:szCs w:val="21"/>
-                      <w:u w:val="none"/>
-                      <w:lang w:val="en-US" w:eastAsia="zh-CN" w:bidi="ar"/>
-                    </w:rPr>
-                    <w:t>实现</w:t>
-                  </w:r>
-                  <w:r>
-                    <w:rPr>
-                      <w:rFonts w:hint="eastAsia" w:ascii="华文楷体" w:hAnsi="华文楷体" w:eastAsia="华文楷体" w:cs="华文楷体"/>
-                      <w:i w:val="0"/>
-                      <w:iCs w:val="0"/>
-                      <w:color w:val="000000"/>
-                      <w:kern w:val="0"/>
-                      <w:sz w:val="21"/>
-                      <w:szCs w:val="21"/>
-                      <w:u w:val="none"/>
-                      <w:lang w:val="en-US" w:eastAsia="zh-CN" w:bidi="ar"/>
-                    </w:rPr>
-                    <w:t>液体温度数据的采集</w:t>
-                  </w:r>
-                  <w:r>
-                    <w:rPr>
-                      <w:rFonts w:hint="eastAsia" w:ascii="华文楷体" w:hAnsi="华文楷体" w:cs="华文楷体"/>
-                      <w:i w:val="0"/>
-                      <w:iCs w:val="0"/>
-                      <w:color w:val="000000"/>
-                      <w:kern w:val="0"/>
-                      <w:sz w:val="21"/>
-                      <w:szCs w:val="21"/>
-                      <w:u w:val="none"/>
-                      <w:lang w:val="en-US" w:eastAsia="zh-CN" w:bidi="ar"/>
-                    </w:rPr>
-                    <w:t>。</w:t>
-                  </w:r>
-                </w:p>
-              </w:tc>
-            </w:tr>
-            <w:tr>
-              <w:tblPrEx>
-                <w:tblBorders>
-                  <w:top w:val="none" w:color="auto" w:sz="0" w:space="0"/>
-                  <w:left w:val="none" w:color="auto" w:sz="0" w:space="0"/>
-                  <w:bottom w:val="none" w:color="auto" w:sz="0" w:space="0"/>
-                  <w:right w:val="none" w:color="auto" w:sz="0" w:space="0"/>
-                  <w:insideH w:val="none" w:color="auto" w:sz="0" w:space="0"/>
-                  <w:insideV w:val="none" w:color="auto" w:sz="0" w:space="0"/>
-                </w:tblBorders>
-                <w:shd w:val="clear" w:color="auto" w:fill="auto"/>
-                <w:tblCellMar>
-                  <w:top w:w="0" w:type="dxa"/>
-                  <w:left w:w="108" w:type="dxa"/>
-                  <w:bottom w:w="0" w:type="dxa"/>
-                  <w:right w:w="108" w:type="dxa"/>
-                </w:tblCellMar>
-              </w:tblPrEx>
-              <w:trPr>
-                <w:trHeight w:val="300" w:hRule="atLeast"/>
-              </w:trPr>
-              <w:tc>
-                <w:tcPr>
-                  <w:tcW w:w="1420" w:type="dxa"/>
-                  <w:tcBorders>
-                    <w:top w:val="single" w:color="000000" w:sz="4" w:space="0"/>
-                    <w:left w:val="single" w:color="000000" w:sz="4" w:space="0"/>
-                    <w:bottom w:val="single" w:color="000000" w:sz="4" w:space="0"/>
-                    <w:right w:val="single" w:color="000000" w:sz="4" w:space="0"/>
-                  </w:tcBorders>
-                  <w:shd w:val="clear" w:color="auto" w:fill="auto"/>
-                  <w:vAlign w:val="center"/>
-                </w:tcPr>
-                <w:p>
-                  <w:pPr>
-                    <w:keepNext w:val="0"/>
-                    <w:keepLines w:val="0"/>
-                    <w:widowControl/>
-                    <w:suppressLineNumbers w:val="0"/>
-                    <w:jc w:val="center"/>
-                    <w:textAlignment w:val="center"/>
-                    <w:rPr>
-                      <w:rFonts w:hint="eastAsia" w:ascii="华文楷体" w:hAnsi="华文楷体" w:eastAsia="华文楷体" w:cs="华文楷体"/>
-                      <w:b/>
-                      <w:bCs/>
-                      <w:i w:val="0"/>
-                      <w:iCs w:val="0"/>
-                      <w:color w:val="000000"/>
-                      <w:sz w:val="21"/>
-                      <w:szCs w:val="21"/>
-                      <w:u w:val="none"/>
-                    </w:rPr>
-                  </w:pPr>
-                  <w:r>
-                    <w:rPr>
-                      <w:rFonts w:hint="eastAsia" w:ascii="华文楷体" w:hAnsi="华文楷体" w:eastAsia="华文楷体" w:cs="华文楷体"/>
-                      <w:b/>
-                      <w:bCs/>
-                      <w:i w:val="0"/>
-                      <w:iCs w:val="0"/>
-                      <w:color w:val="000000"/>
-                      <w:kern w:val="0"/>
-                      <w:sz w:val="21"/>
-                      <w:szCs w:val="21"/>
-                      <w:u w:val="none"/>
-                      <w:lang w:val="en-US" w:eastAsia="zh-CN" w:bidi="ar"/>
-                    </w:rPr>
-                    <w:t>DENSTY</w:t>
-                  </w:r>
-                </w:p>
-              </w:tc>
-              <w:tc>
-                <w:tcPr>
-                  <w:tcW w:w="5884" w:type="dxa"/>
-                  <w:tcBorders>
-                    <w:top w:val="single" w:color="000000" w:sz="4" w:space="0"/>
-                    <w:left w:val="single" w:color="000000" w:sz="4" w:space="0"/>
-                    <w:bottom w:val="single" w:color="000000" w:sz="4" w:space="0"/>
-                    <w:right w:val="single" w:color="000000" w:sz="4" w:space="0"/>
-                  </w:tcBorders>
-                  <w:shd w:val="clear" w:color="auto" w:fill="auto"/>
-                  <w:vAlign w:val="center"/>
-                </w:tcPr>
-                <w:p>
-                  <w:pPr>
-                    <w:keepNext w:val="0"/>
-                    <w:keepLines w:val="0"/>
-                    <w:widowControl/>
-                    <w:suppressLineNumbers w:val="0"/>
-                    <w:jc w:val="left"/>
-                    <w:textAlignment w:val="center"/>
-                    <w:rPr>
-                      <w:rFonts w:hint="eastAsia" w:ascii="华文楷体" w:hAnsi="华文楷体" w:eastAsia="华文楷体" w:cs="华文楷体"/>
-                      <w:i w:val="0"/>
-                      <w:iCs w:val="0"/>
-                      <w:color w:val="000000"/>
-                      <w:sz w:val="21"/>
-                      <w:szCs w:val="21"/>
-                      <w:u w:val="none"/>
-                    </w:rPr>
-                  </w:pPr>
-                  <w:r>
-                    <w:rPr>
-                      <w:rFonts w:hint="eastAsia" w:ascii="华文楷体" w:hAnsi="华文楷体" w:cs="华文楷体"/>
-                      <w:i w:val="0"/>
-                      <w:iCs w:val="0"/>
-                      <w:color w:val="000000"/>
-                      <w:kern w:val="0"/>
-                      <w:sz w:val="21"/>
-                      <w:szCs w:val="21"/>
-                      <w:u w:val="none"/>
-                      <w:lang w:val="en-US" w:eastAsia="zh-CN" w:bidi="ar"/>
-                    </w:rPr>
-                    <w:t>实现</w:t>
-                  </w:r>
-                  <w:r>
-                    <w:rPr>
-                      <w:rFonts w:hint="eastAsia" w:ascii="华文楷体" w:hAnsi="华文楷体" w:eastAsia="华文楷体" w:cs="华文楷体"/>
-                      <w:i w:val="0"/>
-                      <w:iCs w:val="0"/>
-                      <w:color w:val="000000"/>
-                      <w:kern w:val="0"/>
-                      <w:sz w:val="21"/>
-                      <w:szCs w:val="21"/>
-                      <w:u w:val="none"/>
-                      <w:lang w:val="en-US" w:eastAsia="zh-CN" w:bidi="ar"/>
-                    </w:rPr>
-                    <w:t>液体密度数据的采集</w:t>
-                  </w:r>
-                  <w:r>
-                    <w:rPr>
-                      <w:rFonts w:hint="eastAsia" w:ascii="华文楷体" w:hAnsi="华文楷体" w:cs="华文楷体"/>
-                      <w:i w:val="0"/>
-                      <w:iCs w:val="0"/>
-                      <w:color w:val="000000"/>
-                      <w:kern w:val="0"/>
-                      <w:sz w:val="21"/>
-                      <w:szCs w:val="21"/>
-                      <w:u w:val="none"/>
-                      <w:lang w:val="en-US" w:eastAsia="zh-CN" w:bidi="ar"/>
-                    </w:rPr>
-                    <w:t>。</w:t>
-                  </w:r>
-                </w:p>
-              </w:tc>
-            </w:tr>
-            <w:tr>
-              <w:tblPrEx>
-                <w:tblBorders>
-                  <w:top w:val="none" w:color="auto" w:sz="0" w:space="0"/>
-                  <w:left w:val="none" w:color="auto" w:sz="0" w:space="0"/>
-                  <w:bottom w:val="none" w:color="auto" w:sz="0" w:space="0"/>
-                  <w:right w:val="none" w:color="auto" w:sz="0" w:space="0"/>
-                  <w:insideH w:val="none" w:color="auto" w:sz="0" w:space="0"/>
-                  <w:insideV w:val="none" w:color="auto" w:sz="0" w:space="0"/>
-                </w:tblBorders>
-                <w:shd w:val="clear" w:color="auto" w:fill="auto"/>
-                <w:tblCellMar>
-                  <w:top w:w="0" w:type="dxa"/>
-                  <w:left w:w="108" w:type="dxa"/>
-                  <w:bottom w:w="0" w:type="dxa"/>
-                  <w:right w:w="108" w:type="dxa"/>
-                </w:tblCellMar>
-              </w:tblPrEx>
-              <w:trPr>
-                <w:trHeight w:val="300" w:hRule="atLeast"/>
-              </w:trPr>
-              <w:tc>
-                <w:tcPr>
-                  <w:tcW w:w="1420" w:type="dxa"/>
-                  <w:tcBorders>
-                    <w:top w:val="single" w:color="000000" w:sz="4" w:space="0"/>
-                    <w:left w:val="single" w:color="000000" w:sz="4" w:space="0"/>
-                    <w:bottom w:val="single" w:color="000000" w:sz="4" w:space="0"/>
-                    <w:right w:val="single" w:color="000000" w:sz="4" w:space="0"/>
-                  </w:tcBorders>
-                  <w:shd w:val="clear" w:color="auto" w:fill="auto"/>
-                  <w:vAlign w:val="center"/>
-                </w:tcPr>
-                <w:p>
-                  <w:pPr>
-                    <w:keepNext w:val="0"/>
-                    <w:keepLines w:val="0"/>
-                    <w:widowControl/>
-                    <w:suppressLineNumbers w:val="0"/>
-                    <w:jc w:val="center"/>
-                    <w:textAlignment w:val="center"/>
-                    <w:rPr>
-                      <w:rFonts w:hint="eastAsia" w:ascii="华文楷体" w:hAnsi="华文楷体" w:eastAsia="华文楷体" w:cs="华文楷体"/>
-                      <w:b/>
-                      <w:bCs/>
-                      <w:i w:val="0"/>
-                      <w:iCs w:val="0"/>
-                      <w:color w:val="000000"/>
-                      <w:sz w:val="21"/>
-                      <w:szCs w:val="21"/>
-                      <w:u w:val="none"/>
-                    </w:rPr>
-                  </w:pPr>
-                  <w:r>
-                    <w:rPr>
-                      <w:rFonts w:hint="eastAsia" w:ascii="华文楷体" w:hAnsi="华文楷体" w:eastAsia="华文楷体" w:cs="华文楷体"/>
-                      <w:b/>
-                      <w:bCs/>
-                      <w:i w:val="0"/>
-                      <w:iCs w:val="0"/>
-                      <w:color w:val="000000"/>
-                      <w:kern w:val="0"/>
-                      <w:sz w:val="21"/>
-                      <w:szCs w:val="21"/>
-                      <w:u w:val="none"/>
-                      <w:lang w:val="en-US" w:eastAsia="zh-CN" w:bidi="ar"/>
-                    </w:rPr>
-                    <w:t>RS485</w:t>
-                  </w:r>
-                </w:p>
-              </w:tc>
-              <w:tc>
-                <w:tcPr>
-                  <w:tcW w:w="5884" w:type="dxa"/>
-                  <w:tcBorders>
-                    <w:top w:val="single" w:color="000000" w:sz="4" w:space="0"/>
-                    <w:left w:val="single" w:color="000000" w:sz="4" w:space="0"/>
-                    <w:bottom w:val="single" w:color="000000" w:sz="4" w:space="0"/>
-                    <w:right w:val="single" w:color="000000" w:sz="4" w:space="0"/>
-                  </w:tcBorders>
-                  <w:shd w:val="clear" w:color="auto" w:fill="auto"/>
-                  <w:vAlign w:val="center"/>
-                </w:tcPr>
-                <w:p>
-                  <w:pPr>
-                    <w:keepNext w:val="0"/>
-                    <w:keepLines w:val="0"/>
-                    <w:widowControl/>
-                    <w:suppressLineNumbers w:val="0"/>
-                    <w:jc w:val="left"/>
-                    <w:textAlignment w:val="center"/>
-                    <w:rPr>
-                      <w:rFonts w:hint="eastAsia" w:ascii="华文楷体" w:hAnsi="华文楷体" w:eastAsia="华文楷体" w:cs="华文楷体"/>
-                      <w:i w:val="0"/>
-                      <w:iCs w:val="0"/>
-                      <w:color w:val="000000"/>
-                      <w:sz w:val="21"/>
-                      <w:szCs w:val="21"/>
-                      <w:u w:val="none"/>
-                      <w:lang w:val="en-US"/>
-                    </w:rPr>
-                  </w:pPr>
-                  <w:r>
-                    <w:rPr>
-                      <w:rFonts w:hint="eastAsia" w:ascii="华文楷体" w:hAnsi="华文楷体" w:eastAsia="华文楷体" w:cs="华文楷体"/>
-                      <w:i w:val="0"/>
-                      <w:iCs w:val="0"/>
-                      <w:color w:val="000000"/>
-                      <w:kern w:val="0"/>
-                      <w:sz w:val="21"/>
-                      <w:szCs w:val="21"/>
-                      <w:u w:val="none"/>
-                      <w:lang w:val="en-US" w:eastAsia="zh-CN" w:bidi="ar"/>
-                    </w:rPr>
-                    <w:t>通过这种数字通信，实现与工程师站信息交互</w:t>
-                  </w:r>
-                  <w:r>
-                    <w:rPr>
-                      <w:rFonts w:hint="eastAsia" w:ascii="华文楷体" w:hAnsi="华文楷体" w:cs="华文楷体"/>
-                      <w:i w:val="0"/>
-                      <w:iCs w:val="0"/>
-                      <w:color w:val="000000"/>
-                      <w:kern w:val="0"/>
-                      <w:sz w:val="21"/>
-                      <w:szCs w:val="21"/>
-                      <w:u w:val="none"/>
-                      <w:lang w:val="en-US" w:eastAsia="zh-CN" w:bidi="ar"/>
-                    </w:rPr>
-                    <w:t>。</w:t>
-                  </w:r>
-                </w:p>
-              </w:tc>
-            </w:tr>
-            <w:tr>
-              <w:tblPrEx>
-                <w:tblBorders>
-                  <w:top w:val="none" w:color="auto" w:sz="0" w:space="0"/>
-                  <w:left w:val="none" w:color="auto" w:sz="0" w:space="0"/>
-                  <w:bottom w:val="none" w:color="auto" w:sz="0" w:space="0"/>
-                  <w:right w:val="none" w:color="auto" w:sz="0" w:space="0"/>
-                  <w:insideH w:val="none" w:color="auto" w:sz="0" w:space="0"/>
-                  <w:insideV w:val="none" w:color="auto" w:sz="0" w:space="0"/>
-                </w:tblBorders>
-                <w:shd w:val="clear" w:color="auto" w:fill="auto"/>
-                <w:tblCellMar>
-                  <w:top w:w="0" w:type="dxa"/>
-                  <w:left w:w="108" w:type="dxa"/>
-                  <w:bottom w:w="0" w:type="dxa"/>
-                  <w:right w:w="108" w:type="dxa"/>
-                </w:tblCellMar>
-              </w:tblPrEx>
-              <w:trPr>
-                <w:trHeight w:val="300" w:hRule="atLeast"/>
-              </w:trPr>
-              <w:tc>
-                <w:tcPr>
-                  <w:tcW w:w="1420" w:type="dxa"/>
-                  <w:tcBorders>
-                    <w:top w:val="single" w:color="000000" w:sz="4" w:space="0"/>
-                    <w:left w:val="single" w:color="000000" w:sz="4" w:space="0"/>
-                    <w:bottom w:val="single" w:color="000000" w:sz="4" w:space="0"/>
-                    <w:right w:val="single" w:color="000000" w:sz="4" w:space="0"/>
-                  </w:tcBorders>
-                  <w:shd w:val="clear" w:color="auto" w:fill="auto"/>
-                  <w:vAlign w:val="center"/>
-                </w:tcPr>
-                <w:p>
-                  <w:pPr>
-                    <w:keepNext w:val="0"/>
-                    <w:keepLines w:val="0"/>
+                    <w:keepLines/>
                     <w:widowControl/>
                     <w:suppressLineNumbers w:val="0"/>
                     <w:jc w:val="center"/>
@@ -9699,7 +7966,7 @@
               </w:tc>
               <w:tc>
                 <w:tcPr>
-                  <w:tcW w:w="5884" w:type="dxa"/>
+                  <w:tcW w:w="5800" w:type="dxa"/>
                   <w:tcBorders>
                     <w:top w:val="single" w:color="000000" w:sz="4" w:space="0"/>
                     <w:left w:val="single" w:color="000000" w:sz="4" w:space="0"/>
@@ -9712,13 +7979,13 @@
                 <w:p>
                   <w:pPr>
                     <w:keepNext w:val="0"/>
-                    <w:keepLines w:val="0"/>
+                    <w:keepLines/>
                     <w:widowControl/>
                     <w:suppressLineNumbers w:val="0"/>
                     <w:jc w:val="left"/>
                     <w:textAlignment w:val="center"/>
                     <w:rPr>
-                      <w:rFonts w:hint="default" w:ascii="华文楷体" w:hAnsi="华文楷体" w:cs="华文楷体"/>
+                      <w:rFonts w:hint="eastAsia" w:ascii="华文楷体" w:hAnsi="华文楷体" w:eastAsia="华文楷体" w:cs="华文楷体"/>
                       <w:i w:val="0"/>
                       <w:iCs w:val="0"/>
                       <w:color w:val="000000"/>
@@ -9741,7 +8008,7 @@
                       <w:u w:val="none"/>
                       <w:lang w:val="en-US" w:eastAsia="zh-CN" w:bidi="ar"/>
                     </w:rPr>
-                    <w:t>感知磁场强度，用于磁零点检测</w:t>
+                    <w:t>与CPUW连接，感知磁场强度，用于磁零点检测。</w:t>
                   </w:r>
                 </w:p>
               </w:tc>
@@ -9765,11 +8032,12 @@
                 </w:tblCellMar>
               </w:tblPrEx>
               <w:trPr>
-                <w:trHeight w:val="300" w:hRule="atLeast"/>
+                <w:cantSplit/>
+                <w:trHeight w:val="90" w:hRule="atLeast"/>
               </w:trPr>
               <w:tc>
                 <w:tcPr>
-                  <w:tcW w:w="1420" w:type="dxa"/>
+                  <w:tcW w:w="1504" w:type="dxa"/>
                   <w:tcBorders>
                     <w:top w:val="single" w:color="000000" w:sz="4" w:space="0"/>
                     <w:left w:val="single" w:color="000000" w:sz="4" w:space="0"/>
@@ -9782,7 +8050,605 @@
                 <w:p>
                   <w:pPr>
                     <w:keepNext w:val="0"/>
-                    <w:keepLines w:val="0"/>
+                    <w:keepLines/>
+                    <w:widowControl/>
+                    <w:suppressLineNumbers w:val="0"/>
+                    <w:jc w:val="center"/>
+                    <w:textAlignment w:val="center"/>
+                    <w:rPr>
+                      <w:rFonts w:hint="eastAsia" w:ascii="华文楷体" w:hAnsi="华文楷体" w:eastAsia="华文楷体" w:cs="华文楷体"/>
+                      <w:b/>
+                      <w:bCs/>
+                      <w:i w:val="0"/>
+                      <w:iCs w:val="0"/>
+                      <w:color w:val="000000"/>
+                      <w:sz w:val="21"/>
+                      <w:szCs w:val="21"/>
+                      <w:u w:val="none"/>
+                    </w:rPr>
+                  </w:pPr>
+                  <w:r>
+                    <w:rPr>
+                      <w:rFonts w:hint="eastAsia" w:ascii="华文楷体" w:hAnsi="华文楷体" w:cs="华文楷体"/>
+                      <w:b/>
+                      <w:bCs/>
+                      <w:i w:val="0"/>
+                      <w:iCs w:val="0"/>
+                      <w:color w:val="000000"/>
+                      <w:kern w:val="0"/>
+                      <w:sz w:val="21"/>
+                      <w:szCs w:val="21"/>
+                      <w:u w:val="none"/>
+                      <w:lang w:val="en-US" w:eastAsia="zh-CN" w:bidi="ar"/>
+                    </w:rPr>
+                    <w:t>CPUW</w:t>
+                  </w:r>
+                </w:p>
+              </w:tc>
+              <w:tc>
+                <w:tcPr>
+                  <w:tcW w:w="5800" w:type="dxa"/>
+                  <w:tcBorders>
+                    <w:top w:val="single" w:color="000000" w:sz="4" w:space="0"/>
+                    <w:left w:val="single" w:color="000000" w:sz="4" w:space="0"/>
+                    <w:bottom w:val="single" w:color="000000" w:sz="4" w:space="0"/>
+                    <w:right w:val="single" w:color="000000" w:sz="4" w:space="0"/>
+                  </w:tcBorders>
+                  <w:shd w:val="clear" w:color="auto" w:fill="auto"/>
+                  <w:vAlign w:val="center"/>
+                </w:tcPr>
+                <w:p>
+                  <w:pPr>
+                    <w:keepNext w:val="0"/>
+                    <w:keepLines/>
+                    <w:widowControl/>
+                    <w:suppressLineNumbers w:val="0"/>
+                    <w:jc w:val="left"/>
+                    <w:textAlignment w:val="center"/>
+                    <w:rPr>
+                      <w:rFonts w:hint="eastAsia" w:ascii="华文楷体" w:hAnsi="华文楷体" w:eastAsia="华文楷体" w:cs="华文楷体"/>
+                      <w:i w:val="0"/>
+                      <w:iCs w:val="0"/>
+                      <w:color w:val="000000"/>
+                      <w:sz w:val="21"/>
+                      <w:szCs w:val="21"/>
+                      <w:u w:val="none"/>
+                      <w:lang w:val="en-US"/>
+                    </w:rPr>
+                  </w:pPr>
+                  <w:r>
+                    <w:rPr>
+                      <w:rFonts w:hint="eastAsia" w:ascii="华文楷体" w:hAnsi="华文楷体" w:cs="华文楷体"/>
+                      <w:i w:val="0"/>
+                      <w:iCs w:val="0"/>
+                      <w:color w:val="000000"/>
+                      <w:kern w:val="0"/>
+                      <w:sz w:val="21"/>
+                      <w:szCs w:val="21"/>
+                      <w:u w:val="none"/>
+                      <w:lang w:val="en-US" w:eastAsia="zh-CN" w:bidi="ar"/>
+                    </w:rPr>
+                    <w:t>连接HALL和WHG ACQ，实现相关信号处理和运行状态监测。</w:t>
+                  </w:r>
+                </w:p>
+              </w:tc>
+            </w:tr>
+            <w:tr>
+              <w:tblPrEx>
+                <w:tblBorders>
+                  <w:top w:val="none" w:color="auto" w:sz="0" w:space="0"/>
+                  <w:left w:val="none" w:color="auto" w:sz="0" w:space="0"/>
+                  <w:bottom w:val="none" w:color="auto" w:sz="0" w:space="0"/>
+                  <w:right w:val="none" w:color="auto" w:sz="0" w:space="0"/>
+                  <w:insideH w:val="none" w:color="auto" w:sz="0" w:space="0"/>
+                  <w:insideV w:val="none" w:color="auto" w:sz="0" w:space="0"/>
+                </w:tblBorders>
+                <w:shd w:val="clear" w:color="auto" w:fill="auto"/>
+                <w:tblCellMar>
+                  <w:top w:w="0" w:type="dxa"/>
+                  <w:left w:w="108" w:type="dxa"/>
+                  <w:bottom w:w="0" w:type="dxa"/>
+                  <w:right w:w="108" w:type="dxa"/>
+                </w:tblCellMar>
+              </w:tblPrEx>
+              <w:trPr>
+                <w:cantSplit/>
+                <w:trHeight w:val="90" w:hRule="atLeast"/>
+              </w:trPr>
+              <w:tc>
+                <w:tcPr>
+                  <w:tcW w:w="1504" w:type="dxa"/>
+                  <w:tcBorders>
+                    <w:top w:val="single" w:color="000000" w:sz="4" w:space="0"/>
+                    <w:left w:val="single" w:color="000000" w:sz="4" w:space="0"/>
+                    <w:bottom w:val="single" w:color="000000" w:sz="4" w:space="0"/>
+                    <w:right w:val="single" w:color="000000" w:sz="4" w:space="0"/>
+                  </w:tcBorders>
+                  <w:shd w:val="clear" w:color="auto" w:fill="auto"/>
+                  <w:vAlign w:val="center"/>
+                </w:tcPr>
+                <w:p>
+                  <w:pPr>
+                    <w:keepNext w:val="0"/>
+                    <w:keepLines/>
+                    <w:widowControl/>
+                    <w:suppressLineNumbers w:val="0"/>
+                    <w:jc w:val="center"/>
+                    <w:textAlignment w:val="center"/>
+                    <w:rPr>
+                      <w:rFonts w:hint="eastAsia" w:ascii="华文楷体" w:hAnsi="华文楷体" w:eastAsia="华文楷体" w:cs="华文楷体"/>
+                      <w:b/>
+                      <w:bCs/>
+                      <w:i w:val="0"/>
+                      <w:iCs w:val="0"/>
+                      <w:color w:val="000000"/>
+                      <w:sz w:val="21"/>
+                      <w:szCs w:val="21"/>
+                      <w:u w:val="none"/>
+                    </w:rPr>
+                  </w:pPr>
+                  <w:r>
+                    <w:rPr>
+                      <w:rFonts w:hint="eastAsia" w:ascii="华文楷体" w:hAnsi="华文楷体" w:cs="华文楷体"/>
+                      <w:b/>
+                      <w:bCs/>
+                      <w:i w:val="0"/>
+                      <w:iCs w:val="0"/>
+                      <w:color w:val="000000"/>
+                      <w:kern w:val="0"/>
+                      <w:sz w:val="21"/>
+                      <w:szCs w:val="21"/>
+                      <w:u w:val="none"/>
+                      <w:lang w:val="en-US" w:eastAsia="zh-CN" w:bidi="ar"/>
+                    </w:rPr>
+                    <w:t>WHG ACQ</w:t>
+                  </w:r>
+                </w:p>
+              </w:tc>
+              <w:tc>
+                <w:tcPr>
+                  <w:tcW w:w="5800" w:type="dxa"/>
+                  <w:tcBorders>
+                    <w:top w:val="single" w:color="000000" w:sz="4" w:space="0"/>
+                    <w:left w:val="single" w:color="000000" w:sz="4" w:space="0"/>
+                    <w:bottom w:val="single" w:color="000000" w:sz="4" w:space="0"/>
+                    <w:right w:val="single" w:color="000000" w:sz="4" w:space="0"/>
+                  </w:tcBorders>
+                  <w:shd w:val="clear" w:color="auto" w:fill="auto"/>
+                  <w:vAlign w:val="center"/>
+                </w:tcPr>
+                <w:p>
+                  <w:pPr>
+                    <w:keepNext w:val="0"/>
+                    <w:keepLines/>
+                    <w:widowControl/>
+                    <w:suppressLineNumbers w:val="0"/>
+                    <w:jc w:val="left"/>
+                    <w:textAlignment w:val="center"/>
+                    <w:rPr>
+                      <w:rFonts w:hint="eastAsia" w:ascii="华文楷体" w:hAnsi="华文楷体" w:eastAsia="华文楷体" w:cs="华文楷体"/>
+                      <w:i w:val="0"/>
+                      <w:iCs w:val="0"/>
+                      <w:color w:val="000000"/>
+                      <w:sz w:val="21"/>
+                      <w:szCs w:val="21"/>
+                      <w:u w:val="none"/>
+                    </w:rPr>
+                  </w:pPr>
+                  <w:r>
+                    <w:rPr>
+                      <w:rFonts w:hint="eastAsia" w:ascii="华文楷体" w:hAnsi="华文楷体" w:cs="华文楷体"/>
+                      <w:i w:val="0"/>
+                      <w:iCs w:val="0"/>
+                      <w:color w:val="000000"/>
+                      <w:kern w:val="0"/>
+                      <w:sz w:val="21"/>
+                      <w:szCs w:val="21"/>
+                      <w:u w:val="none"/>
+                      <w:lang w:val="en-US" w:eastAsia="zh-CN" w:bidi="ar"/>
+                    </w:rPr>
+                    <w:t>与CPUW及图示内部通信链路连接，实现WHG信号采集。</w:t>
+                  </w:r>
+                </w:p>
+              </w:tc>
+            </w:tr>
+            <w:tr>
+              <w:tblPrEx>
+                <w:tblBorders>
+                  <w:top w:val="none" w:color="auto" w:sz="0" w:space="0"/>
+                  <w:left w:val="none" w:color="auto" w:sz="0" w:space="0"/>
+                  <w:bottom w:val="none" w:color="auto" w:sz="0" w:space="0"/>
+                  <w:right w:val="none" w:color="auto" w:sz="0" w:space="0"/>
+                  <w:insideH w:val="none" w:color="auto" w:sz="0" w:space="0"/>
+                  <w:insideV w:val="none" w:color="auto" w:sz="0" w:space="0"/>
+                </w:tblBorders>
+                <w:shd w:val="clear" w:color="auto" w:fill="auto"/>
+                <w:tblCellMar>
+                  <w:top w:w="0" w:type="dxa"/>
+                  <w:left w:w="108" w:type="dxa"/>
+                  <w:bottom w:w="0" w:type="dxa"/>
+                  <w:right w:w="108" w:type="dxa"/>
+                </w:tblCellMar>
+              </w:tblPrEx>
+              <w:trPr>
+                <w:cantSplit/>
+                <w:trHeight w:val="300" w:hRule="atLeast"/>
+              </w:trPr>
+              <w:tc>
+                <w:tcPr>
+                  <w:tcW w:w="1504" w:type="dxa"/>
+                  <w:tcBorders>
+                    <w:top w:val="single" w:color="000000" w:sz="4" w:space="0"/>
+                    <w:left w:val="single" w:color="000000" w:sz="4" w:space="0"/>
+                    <w:bottom w:val="single" w:color="000000" w:sz="4" w:space="0"/>
+                    <w:right w:val="single" w:color="000000" w:sz="4" w:space="0"/>
+                  </w:tcBorders>
+                  <w:shd w:val="clear" w:color="auto" w:fill="auto"/>
+                  <w:vAlign w:val="center"/>
+                </w:tcPr>
+                <w:p>
+                  <w:pPr>
+                    <w:keepNext w:val="0"/>
+                    <w:keepLines/>
+                    <w:widowControl/>
+                    <w:suppressLineNumbers w:val="0"/>
+                    <w:jc w:val="center"/>
+                    <w:textAlignment w:val="center"/>
+                    <w:rPr>
+                      <w:rFonts w:hint="eastAsia" w:ascii="华文楷体" w:hAnsi="华文楷体" w:eastAsia="华文楷体" w:cs="华文楷体"/>
+                      <w:b/>
+                      <w:bCs/>
+                      <w:i w:val="0"/>
+                      <w:iCs w:val="0"/>
+                      <w:color w:val="000000"/>
+                      <w:sz w:val="21"/>
+                      <w:szCs w:val="21"/>
+                      <w:u w:val="none"/>
+                    </w:rPr>
+                  </w:pPr>
+                  <w:r>
+                    <w:rPr>
+                      <w:rFonts w:hint="eastAsia" w:ascii="华文楷体" w:hAnsi="华文楷体" w:cs="华文楷体"/>
+                      <w:b/>
+                      <w:bCs/>
+                      <w:i w:val="0"/>
+                      <w:iCs w:val="0"/>
+                      <w:color w:val="000000"/>
+                      <w:kern w:val="0"/>
+                      <w:sz w:val="21"/>
+                      <w:szCs w:val="21"/>
+                      <w:u w:val="none"/>
+                      <w:lang w:val="en-US" w:eastAsia="zh-CN" w:bidi="ar"/>
+                    </w:rPr>
+                    <w:t>FRAM1</w:t>
+                  </w:r>
+                </w:p>
+              </w:tc>
+              <w:tc>
+                <w:tcPr>
+                  <w:tcW w:w="5800" w:type="dxa"/>
+                  <w:tcBorders>
+                    <w:top w:val="single" w:color="000000" w:sz="4" w:space="0"/>
+                    <w:left w:val="single" w:color="000000" w:sz="4" w:space="0"/>
+                    <w:bottom w:val="single" w:color="000000" w:sz="4" w:space="0"/>
+                    <w:right w:val="single" w:color="000000" w:sz="4" w:space="0"/>
+                  </w:tcBorders>
+                  <w:shd w:val="clear" w:color="auto" w:fill="auto"/>
+                  <w:vAlign w:val="center"/>
+                </w:tcPr>
+                <w:p>
+                  <w:pPr>
+                    <w:keepNext w:val="0"/>
+                    <w:keepLines/>
+                    <w:widowControl/>
+                    <w:suppressLineNumbers w:val="0"/>
+                    <w:jc w:val="left"/>
+                    <w:textAlignment w:val="center"/>
+                    <w:rPr>
+                      <w:rFonts w:hint="eastAsia" w:ascii="华文楷体" w:hAnsi="华文楷体" w:eastAsia="华文楷体" w:cs="华文楷体"/>
+                      <w:i w:val="0"/>
+                      <w:iCs w:val="0"/>
+                      <w:color w:val="000000"/>
+                      <w:sz w:val="21"/>
+                      <w:szCs w:val="21"/>
+                      <w:u w:val="none"/>
+                      <w:lang w:val="en-US"/>
+                    </w:rPr>
+                  </w:pPr>
+                  <w:r>
+                    <w:rPr>
+                      <w:rFonts w:hint="eastAsia" w:ascii="华文楷体" w:hAnsi="华文楷体" w:cs="华文楷体"/>
+                      <w:i w:val="0"/>
+                      <w:iCs w:val="0"/>
+                      <w:color w:val="000000"/>
+                      <w:kern w:val="0"/>
+                      <w:sz w:val="21"/>
+                      <w:szCs w:val="21"/>
+                      <w:u w:val="none"/>
+                      <w:lang w:val="en-US" w:eastAsia="zh-CN" w:bidi="ar"/>
+                    </w:rPr>
+                    <w:t>与CPU2连接，存储安全相关的配置参数。</w:t>
+                  </w:r>
+                </w:p>
+              </w:tc>
+            </w:tr>
+            <w:tr>
+              <w:tblPrEx>
+                <w:tblBorders>
+                  <w:top w:val="none" w:color="auto" w:sz="0" w:space="0"/>
+                  <w:left w:val="none" w:color="auto" w:sz="0" w:space="0"/>
+                  <w:bottom w:val="none" w:color="auto" w:sz="0" w:space="0"/>
+                  <w:right w:val="none" w:color="auto" w:sz="0" w:space="0"/>
+                  <w:insideH w:val="none" w:color="auto" w:sz="0" w:space="0"/>
+                  <w:insideV w:val="none" w:color="auto" w:sz="0" w:space="0"/>
+                </w:tblBorders>
+                <w:shd w:val="clear" w:color="auto" w:fill="auto"/>
+                <w:tblCellMar>
+                  <w:top w:w="0" w:type="dxa"/>
+                  <w:left w:w="108" w:type="dxa"/>
+                  <w:bottom w:w="0" w:type="dxa"/>
+                  <w:right w:w="108" w:type="dxa"/>
+                </w:tblCellMar>
+              </w:tblPrEx>
+              <w:trPr>
+                <w:cantSplit/>
+                <w:trHeight w:val="90" w:hRule="atLeast"/>
+              </w:trPr>
+              <w:tc>
+                <w:tcPr>
+                  <w:tcW w:w="1504" w:type="dxa"/>
+                  <w:tcBorders>
+                    <w:top w:val="single" w:color="000000" w:sz="4" w:space="0"/>
+                    <w:left w:val="single" w:color="000000" w:sz="4" w:space="0"/>
+                    <w:bottom w:val="single" w:color="000000" w:sz="4" w:space="0"/>
+                    <w:right w:val="single" w:color="000000" w:sz="4" w:space="0"/>
+                  </w:tcBorders>
+                  <w:shd w:val="clear" w:color="auto" w:fill="auto"/>
+                  <w:vAlign w:val="center"/>
+                </w:tcPr>
+                <w:p>
+                  <w:pPr>
+                    <w:keepNext w:val="0"/>
+                    <w:keepLines/>
+                    <w:widowControl/>
+                    <w:suppressLineNumbers w:val="0"/>
+                    <w:jc w:val="center"/>
+                    <w:textAlignment w:val="center"/>
+                    <w:rPr>
+                      <w:rFonts w:hint="eastAsia" w:ascii="华文楷体" w:hAnsi="华文楷体" w:eastAsia="华文楷体" w:cs="华文楷体"/>
+                      <w:b/>
+                      <w:bCs/>
+                      <w:i w:val="0"/>
+                      <w:iCs w:val="0"/>
+                      <w:color w:val="000000"/>
+                      <w:sz w:val="21"/>
+                      <w:szCs w:val="21"/>
+                      <w:u w:val="none"/>
+                    </w:rPr>
+                  </w:pPr>
+                  <w:r>
+                    <w:rPr>
+                      <w:rFonts w:hint="eastAsia" w:ascii="华文楷体" w:hAnsi="华文楷体" w:cs="华文楷体"/>
+                      <w:b/>
+                      <w:bCs/>
+                      <w:i w:val="0"/>
+                      <w:iCs w:val="0"/>
+                      <w:color w:val="000000"/>
+                      <w:kern w:val="0"/>
+                      <w:sz w:val="21"/>
+                      <w:szCs w:val="21"/>
+                      <w:u w:val="none"/>
+                      <w:lang w:val="en-US" w:eastAsia="zh-CN" w:bidi="ar"/>
+                    </w:rPr>
+                    <w:t>ENCODER</w:t>
+                  </w:r>
+                </w:p>
+              </w:tc>
+              <w:tc>
+                <w:tcPr>
+                  <w:tcW w:w="5800" w:type="dxa"/>
+                  <w:tcBorders>
+                    <w:top w:val="single" w:color="000000" w:sz="4" w:space="0"/>
+                    <w:left w:val="single" w:color="000000" w:sz="4" w:space="0"/>
+                    <w:bottom w:val="single" w:color="000000" w:sz="4" w:space="0"/>
+                    <w:right w:val="single" w:color="000000" w:sz="4" w:space="0"/>
+                  </w:tcBorders>
+                  <w:shd w:val="clear" w:color="auto" w:fill="auto"/>
+                  <w:vAlign w:val="center"/>
+                </w:tcPr>
+                <w:p>
+                  <w:pPr>
+                    <w:keepNext w:val="0"/>
+                    <w:keepLines/>
+                    <w:widowControl/>
+                    <w:suppressLineNumbers w:val="0"/>
+                    <w:jc w:val="left"/>
+                    <w:textAlignment w:val="center"/>
+                    <w:rPr>
+                      <w:rFonts w:hint="eastAsia" w:ascii="华文楷体" w:hAnsi="华文楷体" w:eastAsia="华文楷体" w:cs="华文楷体"/>
+                      <w:i w:val="0"/>
+                      <w:iCs w:val="0"/>
+                      <w:color w:val="000000"/>
+                      <w:sz w:val="21"/>
+                      <w:szCs w:val="21"/>
+                      <w:u w:val="none"/>
+                      <w:lang w:val="en-US"/>
+                    </w:rPr>
+                  </w:pPr>
+                  <w:r>
+                    <w:rPr>
+                      <w:rFonts w:hint="eastAsia" w:ascii="华文楷体" w:hAnsi="华文楷体" w:cs="华文楷体"/>
+                      <w:i w:val="0"/>
+                      <w:iCs w:val="0"/>
+                      <w:color w:val="000000"/>
+                      <w:kern w:val="0"/>
+                      <w:sz w:val="21"/>
+                      <w:szCs w:val="21"/>
+                      <w:u w:val="none"/>
+                      <w:lang w:val="en-US" w:eastAsia="zh-CN" w:bidi="ar"/>
+                    </w:rPr>
+                    <w:t>与CPU2连接，通过编码值反馈判断电机丢步及传动机构运行状态。</w:t>
+                  </w:r>
+                </w:p>
+              </w:tc>
+            </w:tr>
+            <w:tr>
+              <w:tblPrEx>
+                <w:tblBorders>
+                  <w:top w:val="none" w:color="auto" w:sz="0" w:space="0"/>
+                  <w:left w:val="none" w:color="auto" w:sz="0" w:space="0"/>
+                  <w:bottom w:val="none" w:color="auto" w:sz="0" w:space="0"/>
+                  <w:right w:val="none" w:color="auto" w:sz="0" w:space="0"/>
+                  <w:insideH w:val="none" w:color="auto" w:sz="0" w:space="0"/>
+                  <w:insideV w:val="none" w:color="auto" w:sz="0" w:space="0"/>
+                </w:tblBorders>
+                <w:shd w:val="clear" w:color="auto" w:fill="auto"/>
+                <w:tblCellMar>
+                  <w:top w:w="0" w:type="dxa"/>
+                  <w:left w:w="108" w:type="dxa"/>
+                  <w:bottom w:w="0" w:type="dxa"/>
+                  <w:right w:w="108" w:type="dxa"/>
+                </w:tblCellMar>
+              </w:tblPrEx>
+              <w:trPr>
+                <w:cantSplit/>
+                <w:trHeight w:val="300" w:hRule="atLeast"/>
+              </w:trPr>
+              <w:tc>
+                <w:tcPr>
+                  <w:tcW w:w="1504" w:type="dxa"/>
+                  <w:tcBorders>
+                    <w:top w:val="single" w:color="000000" w:sz="4" w:space="0"/>
+                    <w:left w:val="single" w:color="000000" w:sz="4" w:space="0"/>
+                    <w:bottom w:val="single" w:color="000000" w:sz="4" w:space="0"/>
+                    <w:right w:val="single" w:color="000000" w:sz="4" w:space="0"/>
+                  </w:tcBorders>
+                  <w:shd w:val="clear" w:color="auto" w:fill="auto"/>
+                  <w:vAlign w:val="center"/>
+                </w:tcPr>
+                <w:p>
+                  <w:pPr>
+                    <w:keepNext w:val="0"/>
+                    <w:keepLines/>
+                    <w:widowControl/>
+                    <w:suppressLineNumbers w:val="0"/>
+                    <w:jc w:val="center"/>
+                    <w:textAlignment w:val="center"/>
+                    <w:rPr>
+                      <w:rFonts w:hint="eastAsia" w:ascii="华文楷体" w:hAnsi="华文楷体" w:eastAsia="华文楷体" w:cs="华文楷体"/>
+                      <w:b/>
+                      <w:bCs/>
+                      <w:i w:val="0"/>
+                      <w:iCs w:val="0"/>
+                      <w:color w:val="000000"/>
+                      <w:sz w:val="21"/>
+                      <w:szCs w:val="21"/>
+                      <w:u w:val="none"/>
+                      <w:lang w:val="en-US" w:eastAsia="zh-CN"/>
+                    </w:rPr>
+                  </w:pPr>
+                  <w:r>
+                    <w:rPr>
+                      <w:rFonts w:hint="eastAsia" w:ascii="华文楷体" w:hAnsi="华文楷体" w:cs="华文楷体"/>
+                      <w:b/>
+                      <w:bCs/>
+                      <w:i w:val="0"/>
+                      <w:iCs w:val="0"/>
+                      <w:color w:val="000000"/>
+                      <w:sz w:val="21"/>
+                      <w:szCs w:val="21"/>
+                      <w:u w:val="none"/>
+                      <w:lang w:val="en-US" w:eastAsia="zh-CN"/>
+                    </w:rPr>
+                    <w:t>MOTOR</w:t>
+                  </w:r>
+                </w:p>
+              </w:tc>
+              <w:tc>
+                <w:tcPr>
+                  <w:tcW w:w="5800" w:type="dxa"/>
+                  <w:tcBorders>
+                    <w:top w:val="single" w:color="000000" w:sz="4" w:space="0"/>
+                    <w:left w:val="single" w:color="000000" w:sz="4" w:space="0"/>
+                    <w:bottom w:val="single" w:color="000000" w:sz="4" w:space="0"/>
+                    <w:right w:val="single" w:color="000000" w:sz="4" w:space="0"/>
+                  </w:tcBorders>
+                  <w:shd w:val="clear" w:color="auto" w:fill="auto"/>
+                  <w:vAlign w:val="center"/>
+                </w:tcPr>
+                <w:p>
+                  <w:pPr>
+                    <w:keepNext w:val="0"/>
+                    <w:keepLines/>
+                    <w:widowControl/>
+                    <w:suppressLineNumbers w:val="0"/>
+                    <w:jc w:val="left"/>
+                    <w:textAlignment w:val="center"/>
+                    <w:rPr>
+                      <w:rFonts w:hint="eastAsia" w:ascii="华文楷体" w:hAnsi="华文楷体" w:eastAsia="华文楷体" w:cs="华文楷体"/>
+                      <w:i w:val="0"/>
+                      <w:iCs w:val="0"/>
+                      <w:color w:val="000000"/>
+                      <w:sz w:val="21"/>
+                      <w:szCs w:val="21"/>
+                      <w:u w:val="none"/>
+                    </w:rPr>
+                  </w:pPr>
+                  <w:r>
+                    <w:rPr>
+                      <w:rFonts w:hint="eastAsia" w:ascii="华文楷体" w:hAnsi="华文楷体" w:cs="华文楷体"/>
+                      <w:i w:val="0"/>
+                      <w:iCs w:val="0"/>
+                      <w:color w:val="000000"/>
+                      <w:kern w:val="0"/>
+                      <w:sz w:val="21"/>
+                      <w:szCs w:val="21"/>
+                      <w:u w:val="none"/>
+                      <w:lang w:val="en-US" w:eastAsia="zh-CN" w:bidi="ar"/>
+                    </w:rPr>
+                    <w:t>与DRIVER连接，接收驱动并输出机械运动。</w:t>
+                  </w:r>
+                </w:p>
+              </w:tc>
+            </w:tr>
+            <w:tr>
+              <w:tblPrEx>
+                <w:tblBorders>
+                  <w:top w:val="none" w:color="auto" w:sz="0" w:space="0"/>
+                  <w:left w:val="none" w:color="auto" w:sz="0" w:space="0"/>
+                  <w:bottom w:val="none" w:color="auto" w:sz="0" w:space="0"/>
+                  <w:right w:val="none" w:color="auto" w:sz="0" w:space="0"/>
+                  <w:insideH w:val="none" w:color="auto" w:sz="0" w:space="0"/>
+                  <w:insideV w:val="none" w:color="auto" w:sz="0" w:space="0"/>
+                </w:tblBorders>
+                <w:shd w:val="clear" w:color="auto" w:fill="auto"/>
+                <w:tblCellMar>
+                  <w:top w:w="0" w:type="dxa"/>
+                  <w:left w:w="108" w:type="dxa"/>
+                  <w:bottom w:w="0" w:type="dxa"/>
+                  <w:right w:w="108" w:type="dxa"/>
+                </w:tblCellMar>
+              </w:tblPrEx>
+              <w:trPr>
+                <w:cantSplit/>
+                <w:trHeight w:val="300" w:hRule="atLeast"/>
+              </w:trPr>
+              <w:tc>
+                <w:tcPr>
+                  <w:tcW w:w="1504" w:type="dxa"/>
+                  <w:tcBorders>
+                    <w:top w:val="single" w:color="000000" w:sz="4" w:space="0"/>
+                    <w:left w:val="single" w:color="000000" w:sz="4" w:space="0"/>
+                    <w:bottom w:val="single" w:color="000000" w:sz="4" w:space="0"/>
+                    <w:right w:val="single" w:color="000000" w:sz="4" w:space="0"/>
+                  </w:tcBorders>
+                  <w:shd w:val="clear" w:color="auto" w:fill="auto"/>
+                  <w:vAlign w:val="center"/>
+                </w:tcPr>
+                <w:p>
+                  <w:pPr>
+                    <w:keepNext w:val="0"/>
+                    <w:keepLines/>
                     <w:widowControl/>
                     <w:suppressLineNumbers w:val="0"/>
                     <w:jc w:val="center"/>
@@ -9815,13 +8681,13 @@
                       <w:u w:val="none"/>
                       <w:lang w:val="en-US" w:eastAsia="zh-CN" w:bidi="ar"/>
                     </w:rPr>
-                    <w:t>WATER SEN</w:t>
+                    <w:t>DRIVER</w:t>
                   </w:r>
                 </w:p>
               </w:tc>
               <w:tc>
                 <w:tcPr>
-                  <w:tcW w:w="5884" w:type="dxa"/>
+                  <w:tcW w:w="5800" w:type="dxa"/>
                   <w:tcBorders>
                     <w:top w:val="single" w:color="000000" w:sz="4" w:space="0"/>
                     <w:left w:val="single" w:color="000000" w:sz="4" w:space="0"/>
@@ -9834,7 +8700,7 @@
                 <w:p>
                   <w:pPr>
                     <w:keepNext w:val="0"/>
-                    <w:keepLines w:val="0"/>
+                    <w:keepLines/>
                     <w:widowControl/>
                     <w:suppressLineNumbers w:val="0"/>
                     <w:jc w:val="left"/>
@@ -9863,7 +8729,7 @@
                       <w:u w:val="none"/>
                       <w:lang w:val="en-US" w:eastAsia="zh-CN" w:bidi="ar"/>
                     </w:rPr>
-                    <w:t>通过电容原理测水。</w:t>
+                    <w:t>连接MOTOR和CUR ACQ，根据CPU2控制实现电机驱动。</w:t>
                   </w:r>
                 </w:p>
               </w:tc>
@@ -9887,11 +8753,12 @@
                 </w:tblCellMar>
               </w:tblPrEx>
               <w:trPr>
+                <w:cantSplit/>
                 <w:trHeight w:val="300" w:hRule="atLeast"/>
               </w:trPr>
               <w:tc>
                 <w:tcPr>
-                  <w:tcW w:w="1420" w:type="dxa"/>
+                  <w:tcW w:w="1504" w:type="dxa"/>
                   <w:tcBorders>
                     <w:top w:val="single" w:color="000000" w:sz="4" w:space="0"/>
                     <w:left w:val="single" w:color="000000" w:sz="4" w:space="0"/>
@@ -9904,7 +8771,246 @@
                 <w:p>
                   <w:pPr>
                     <w:keepNext w:val="0"/>
-                    <w:keepLines w:val="0"/>
+                    <w:keepLines/>
+                    <w:widowControl/>
+                    <w:suppressLineNumbers w:val="0"/>
+                    <w:jc w:val="center"/>
+                    <w:textAlignment w:val="center"/>
+                    <w:rPr>
+                      <w:rFonts w:hint="eastAsia" w:ascii="华文楷体" w:hAnsi="华文楷体" w:eastAsia="华文楷体" w:cs="华文楷体"/>
+                      <w:b/>
+                      <w:bCs/>
+                      <w:i w:val="0"/>
+                      <w:iCs w:val="0"/>
+                      <w:color w:val="000000"/>
+                      <w:sz w:val="21"/>
+                      <w:szCs w:val="21"/>
+                      <w:u w:val="none"/>
+                    </w:rPr>
+                  </w:pPr>
+                  <w:r>
+                    <w:rPr>
+                      <w:rFonts w:hint="eastAsia" w:ascii="华文楷体" w:hAnsi="华文楷体" w:cs="华文楷体"/>
+                      <w:b/>
+                      <w:bCs/>
+                      <w:i w:val="0"/>
+                      <w:iCs w:val="0"/>
+                      <w:color w:val="000000"/>
+                      <w:kern w:val="0"/>
+                      <w:sz w:val="21"/>
+                      <w:szCs w:val="21"/>
+                      <w:u w:val="none"/>
+                      <w:lang w:val="en-US" w:eastAsia="zh-CN" w:bidi="ar"/>
+                    </w:rPr>
+                    <w:t>CUR ACQ</w:t>
+                  </w:r>
+                </w:p>
+              </w:tc>
+              <w:tc>
+                <w:tcPr>
+                  <w:tcW w:w="5800" w:type="dxa"/>
+                  <w:tcBorders>
+                    <w:top w:val="single" w:color="000000" w:sz="4" w:space="0"/>
+                    <w:left w:val="single" w:color="000000" w:sz="4" w:space="0"/>
+                    <w:bottom w:val="single" w:color="000000" w:sz="4" w:space="0"/>
+                    <w:right w:val="single" w:color="000000" w:sz="4" w:space="0"/>
+                  </w:tcBorders>
+                  <w:shd w:val="clear" w:color="auto" w:fill="auto"/>
+                  <w:vAlign w:val="center"/>
+                </w:tcPr>
+                <w:p>
+                  <w:pPr>
+                    <w:keepNext w:val="0"/>
+                    <w:keepLines/>
+                    <w:widowControl/>
+                    <w:suppressLineNumbers w:val="0"/>
+                    <w:jc w:val="left"/>
+                    <w:textAlignment w:val="center"/>
+                    <w:rPr>
+                      <w:rFonts w:hint="eastAsia" w:ascii="华文楷体" w:hAnsi="华文楷体" w:eastAsia="华文楷体" w:cs="华文楷体"/>
+                      <w:i w:val="0"/>
+                      <w:iCs w:val="0"/>
+                      <w:color w:val="000000"/>
+                      <w:sz w:val="21"/>
+                      <w:szCs w:val="21"/>
+                      <w:u w:val="none"/>
+                    </w:rPr>
+                  </w:pPr>
+                  <w:r>
+                    <w:rPr>
+                      <w:rFonts w:hint="eastAsia" w:ascii="华文楷体" w:hAnsi="华文楷体" w:cs="华文楷体"/>
+                      <w:i w:val="0"/>
+                      <w:iCs w:val="0"/>
+                      <w:color w:val="000000"/>
+                      <w:kern w:val="0"/>
+                      <w:sz w:val="21"/>
+                      <w:szCs w:val="21"/>
+                      <w:u w:val="none"/>
+                      <w:lang w:val="en-US" w:eastAsia="zh-CN" w:bidi="ar"/>
+                    </w:rPr>
+                    <w:t>连接电机驱动链路和CPU2，采集电机驱动回路电流。</w:t>
+                  </w:r>
+                </w:p>
+              </w:tc>
+            </w:tr>
+            <w:tr>
+              <w:tblPrEx>
+                <w:tblBorders>
+                  <w:top w:val="none" w:color="auto" w:sz="0" w:space="0"/>
+                  <w:left w:val="none" w:color="auto" w:sz="0" w:space="0"/>
+                  <w:bottom w:val="none" w:color="auto" w:sz="0" w:space="0"/>
+                  <w:right w:val="none" w:color="auto" w:sz="0" w:space="0"/>
+                  <w:insideH w:val="none" w:color="auto" w:sz="0" w:space="0"/>
+                  <w:insideV w:val="none" w:color="auto" w:sz="0" w:space="0"/>
+                </w:tblBorders>
+                <w:shd w:val="clear" w:color="auto" w:fill="auto"/>
+                <w:tblCellMar>
+                  <w:top w:w="0" w:type="dxa"/>
+                  <w:left w:w="108" w:type="dxa"/>
+                  <w:bottom w:w="0" w:type="dxa"/>
+                  <w:right w:w="108" w:type="dxa"/>
+                </w:tblCellMar>
+              </w:tblPrEx>
+              <w:trPr>
+                <w:cantSplit/>
+                <w:trHeight w:val="300" w:hRule="atLeast"/>
+              </w:trPr>
+              <w:tc>
+                <w:tcPr>
+                  <w:tcW w:w="1504" w:type="dxa"/>
+                  <w:tcBorders>
+                    <w:top w:val="single" w:color="000000" w:sz="4" w:space="0"/>
+                    <w:left w:val="single" w:color="000000" w:sz="4" w:space="0"/>
+                    <w:bottom w:val="single" w:color="000000" w:sz="4" w:space="0"/>
+                    <w:right w:val="single" w:color="000000" w:sz="4" w:space="0"/>
+                  </w:tcBorders>
+                  <w:shd w:val="clear" w:color="auto" w:fill="auto"/>
+                  <w:vAlign w:val="center"/>
+                </w:tcPr>
+                <w:p>
+                  <w:pPr>
+                    <w:keepNext w:val="0"/>
+                    <w:keepLines/>
+                    <w:widowControl/>
+                    <w:suppressLineNumbers w:val="0"/>
+                    <w:jc w:val="center"/>
+                    <w:textAlignment w:val="center"/>
+                    <w:rPr>
+                      <w:rFonts w:hint="eastAsia" w:ascii="华文楷体" w:hAnsi="华文楷体" w:eastAsia="华文楷体" w:cs="华文楷体"/>
+                      <w:b/>
+                      <w:bCs/>
+                      <w:i w:val="0"/>
+                      <w:iCs w:val="0"/>
+                      <w:color w:val="000000"/>
+                      <w:sz w:val="21"/>
+                      <w:szCs w:val="21"/>
+                      <w:u w:val="none"/>
+                    </w:rPr>
+                  </w:pPr>
+                  <w:r>
+                    <w:rPr>
+                      <w:rFonts w:hint="eastAsia" w:ascii="华文楷体" w:hAnsi="华文楷体" w:cs="华文楷体"/>
+                      <w:b/>
+                      <w:bCs/>
+                      <w:i w:val="0"/>
+                      <w:iCs w:val="0"/>
+                      <w:color w:val="000000"/>
+                      <w:kern w:val="0"/>
+                      <w:sz w:val="21"/>
+                      <w:szCs w:val="21"/>
+                      <w:u w:val="none"/>
+                      <w:lang w:val="en-US" w:eastAsia="zh-CN" w:bidi="ar"/>
+                    </w:rPr>
+                    <w:t>HART1</w:t>
+                  </w:r>
+                </w:p>
+              </w:tc>
+              <w:tc>
+                <w:tcPr>
+                  <w:tcW w:w="5800" w:type="dxa"/>
+                  <w:tcBorders>
+                    <w:top w:val="single" w:color="000000" w:sz="4" w:space="0"/>
+                    <w:left w:val="single" w:color="000000" w:sz="4" w:space="0"/>
+                    <w:bottom w:val="single" w:color="000000" w:sz="4" w:space="0"/>
+                    <w:right w:val="single" w:color="000000" w:sz="4" w:space="0"/>
+                  </w:tcBorders>
+                  <w:shd w:val="clear" w:color="auto" w:fill="auto"/>
+                  <w:vAlign w:val="center"/>
+                </w:tcPr>
+                <w:p>
+                  <w:pPr>
+                    <w:keepNext w:val="0"/>
+                    <w:keepLines/>
+                    <w:widowControl/>
+                    <w:suppressLineNumbers w:val="0"/>
+                    <w:jc w:val="left"/>
+                    <w:textAlignment w:val="center"/>
+                    <w:rPr>
+                      <w:rFonts w:hint="eastAsia" w:ascii="华文楷体" w:hAnsi="华文楷体" w:eastAsia="华文楷体" w:cs="华文楷体"/>
+                      <w:i w:val="0"/>
+                      <w:iCs w:val="0"/>
+                      <w:color w:val="000000"/>
+                      <w:sz w:val="21"/>
+                      <w:szCs w:val="21"/>
+                      <w:u w:val="none"/>
+                      <w:lang w:val="en-US"/>
+                    </w:rPr>
+                  </w:pPr>
+                  <w:r>
+                    <w:rPr>
+                      <w:rFonts w:hint="eastAsia" w:ascii="华文楷体" w:hAnsi="华文楷体" w:cs="华文楷体"/>
+                      <w:i w:val="0"/>
+                      <w:iCs w:val="0"/>
+                      <w:color w:val="000000"/>
+                      <w:kern w:val="0"/>
+                      <w:sz w:val="21"/>
+                      <w:szCs w:val="21"/>
+                      <w:u w:val="none"/>
+                      <w:lang w:val="en-US" w:eastAsia="zh-CN" w:bidi="ar"/>
+                    </w:rPr>
+                    <w:t>在图中标注为非安全功能，与CPU2连接，实现HART数字信号通信。</w:t>
+                  </w:r>
+                </w:p>
+              </w:tc>
+            </w:tr>
+            <w:tr>
+              <w:tblPrEx>
+                <w:tblBorders>
+                  <w:top w:val="none" w:color="auto" w:sz="0" w:space="0"/>
+                  <w:left w:val="none" w:color="auto" w:sz="0" w:space="0"/>
+                  <w:bottom w:val="none" w:color="auto" w:sz="0" w:space="0"/>
+                  <w:right w:val="none" w:color="auto" w:sz="0" w:space="0"/>
+                  <w:insideH w:val="none" w:color="auto" w:sz="0" w:space="0"/>
+                  <w:insideV w:val="none" w:color="auto" w:sz="0" w:space="0"/>
+                </w:tblBorders>
+                <w:shd w:val="clear" w:color="auto" w:fill="auto"/>
+                <w:tblCellMar>
+                  <w:top w:w="0" w:type="dxa"/>
+                  <w:left w:w="108" w:type="dxa"/>
+                  <w:bottom w:w="0" w:type="dxa"/>
+                  <w:right w:w="108" w:type="dxa"/>
+                </w:tblCellMar>
+              </w:tblPrEx>
+              <w:trPr>
+                <w:cantSplit/>
+                <w:trHeight w:val="300" w:hRule="atLeast"/>
+              </w:trPr>
+              <w:tc>
+                <w:tcPr>
+                  <w:tcW w:w="1504" w:type="dxa"/>
+                  <w:tcBorders>
+                    <w:top w:val="single" w:color="000000" w:sz="4" w:space="0"/>
+                    <w:left w:val="single" w:color="000000" w:sz="4" w:space="0"/>
+                    <w:bottom w:val="single" w:color="000000" w:sz="4" w:space="0"/>
+                    <w:right w:val="single" w:color="000000" w:sz="4" w:space="0"/>
+                  </w:tcBorders>
+                  <w:shd w:val="clear" w:color="auto" w:fill="auto"/>
+                  <w:vAlign w:val="center"/>
+                </w:tcPr>
+                <w:p>
+                  <w:pPr>
+                    <w:keepNext w:val="0"/>
+                    <w:keepLines/>
                     <w:widowControl/>
                     <w:suppressLineNumbers w:val="0"/>
                     <w:jc w:val="center"/>
@@ -9937,13 +9043,13 @@
                       <w:u w:val="none"/>
                       <w:lang w:val="en-US" w:eastAsia="zh-CN" w:bidi="ar"/>
                     </w:rPr>
-                    <w:t>AAM</w:t>
+                    <w:t>WHG</w:t>
                   </w:r>
                 </w:p>
               </w:tc>
               <w:tc>
                 <w:tcPr>
-                  <w:tcW w:w="5884" w:type="dxa"/>
+                  <w:tcW w:w="5800" w:type="dxa"/>
                   <w:tcBorders>
                     <w:top w:val="single" w:color="000000" w:sz="4" w:space="0"/>
                     <w:left w:val="single" w:color="000000" w:sz="4" w:space="0"/>
@@ -9956,7 +9062,130 @@
                 <w:p>
                   <w:pPr>
                     <w:keepNext w:val="0"/>
-                    <w:keepLines w:val="0"/>
+                    <w:keepLines/>
+                    <w:widowControl/>
+                    <w:suppressLineNumbers w:val="0"/>
+                    <w:jc w:val="left"/>
+                    <w:textAlignment w:val="center"/>
+                    <w:rPr>
+                      <w:rFonts w:hint="default" w:ascii="华文楷体" w:hAnsi="华文楷体" w:cs="华文楷体"/>
+                      <w:i w:val="0"/>
+                      <w:iCs w:val="0"/>
+                      <w:color w:val="000000"/>
+                      <w:kern w:val="0"/>
+                      <w:sz w:val="21"/>
+                      <w:szCs w:val="21"/>
+                      <w:u w:val="none"/>
+                      <w:lang w:val="en-US" w:eastAsia="zh-CN" w:bidi="ar"/>
+                    </w:rPr>
+                  </w:pPr>
+                  <w:r>
+                    <w:rPr>
+                      <w:rFonts w:hint="eastAsia" w:ascii="华文楷体" w:hAnsi="华文楷体" w:cs="华文楷体"/>
+                      <w:i w:val="0"/>
+                      <w:iCs w:val="0"/>
+                      <w:color w:val="000000"/>
+                      <w:kern w:val="0"/>
+                      <w:sz w:val="21"/>
+                      <w:szCs w:val="21"/>
+                      <w:u w:val="none"/>
+                      <w:lang w:val="en-US" w:eastAsia="zh-CN" w:bidi="ar"/>
+                    </w:rPr>
+                    <w:t>与CPU2连接，实现WHG信号采集和传递。</w:t>
+                  </w:r>
+                </w:p>
+              </w:tc>
+            </w:tr>
+            <w:tr>
+              <w:tblPrEx>
+                <w:tblBorders>
+                  <w:top w:val="none" w:color="auto" w:sz="0" w:space="0"/>
+                  <w:left w:val="none" w:color="auto" w:sz="0" w:space="0"/>
+                  <w:bottom w:val="none" w:color="auto" w:sz="0" w:space="0"/>
+                  <w:right w:val="none" w:color="auto" w:sz="0" w:space="0"/>
+                  <w:insideH w:val="none" w:color="auto" w:sz="0" w:space="0"/>
+                  <w:insideV w:val="none" w:color="auto" w:sz="0" w:space="0"/>
+                </w:tblBorders>
+                <w:shd w:val="clear" w:color="auto" w:fill="auto"/>
+                <w:tblCellMar>
+                  <w:top w:w="0" w:type="dxa"/>
+                  <w:left w:w="108" w:type="dxa"/>
+                  <w:bottom w:w="0" w:type="dxa"/>
+                  <w:right w:w="108" w:type="dxa"/>
+                </w:tblCellMar>
+              </w:tblPrEx>
+              <w:trPr>
+                <w:cantSplit/>
+                <w:trHeight w:val="300" w:hRule="atLeast"/>
+              </w:trPr>
+              <w:tc>
+                <w:tcPr>
+                  <w:tcW w:w="1504" w:type="dxa"/>
+                  <w:tcBorders>
+                    <w:top w:val="single" w:color="000000" w:sz="4" w:space="0"/>
+                    <w:left w:val="single" w:color="000000" w:sz="4" w:space="0"/>
+                    <w:bottom w:val="single" w:color="000000" w:sz="4" w:space="0"/>
+                    <w:right w:val="single" w:color="000000" w:sz="4" w:space="0"/>
+                  </w:tcBorders>
+                  <w:shd w:val="clear" w:color="auto" w:fill="auto"/>
+                  <w:vAlign w:val="center"/>
+                </w:tcPr>
+                <w:p>
+                  <w:pPr>
+                    <w:keepNext w:val="0"/>
+                    <w:keepLines/>
+                    <w:widowControl/>
+                    <w:suppressLineNumbers w:val="0"/>
+                    <w:jc w:val="center"/>
+                    <w:textAlignment w:val="center"/>
+                    <w:rPr>
+                      <w:rFonts w:hint="default" w:ascii="华文楷体" w:hAnsi="华文楷体" w:eastAsia="华文楷体" w:cs="华文楷体"/>
+                      <w:b/>
+                      <w:bCs/>
+                      <w:i w:val="0"/>
+                      <w:iCs w:val="0"/>
+                      <w:color w:val="000000"/>
+                      <w:kern w:val="0"/>
+                      <w:sz w:val="21"/>
+                      <w:szCs w:val="21"/>
+                      <w:u w:val="none"/>
+                      <w:lang w:val="en-US" w:eastAsia="zh-CN" w:bidi="ar"/>
+                    </w:rPr>
+                  </w:pPr>
+                  <w:r>
+                    <w:rPr>
+                      <w:rFonts w:hint="eastAsia" w:ascii="华文楷体" w:hAnsi="华文楷体" w:cs="华文楷体"/>
+                      <w:b/>
+                      <w:bCs/>
+                      <w:i w:val="0"/>
+                      <w:iCs w:val="0"/>
+                      <w:color w:val="000000"/>
+                      <w:kern w:val="0"/>
+                      <w:sz w:val="21"/>
+                      <w:szCs w:val="21"/>
+                      <w:u w:val="none"/>
+                      <w:lang w:val="en-US" w:eastAsia="zh-CN" w:bidi="ar"/>
+                    </w:rPr>
+                    <w:t>CPU2</w:t>
+                  </w:r>
+                </w:p>
+              </w:tc>
+              <w:tc>
+                <w:tcPr>
+                  <w:tcW w:w="5800" w:type="dxa"/>
+                  <w:tcBorders>
+                    <w:top w:val="single" w:color="000000" w:sz="4" w:space="0"/>
+                    <w:left w:val="single" w:color="000000" w:sz="4" w:space="0"/>
+                    <w:bottom w:val="single" w:color="000000" w:sz="4" w:space="0"/>
+                    <w:right w:val="single" w:color="000000" w:sz="4" w:space="0"/>
+                  </w:tcBorders>
+                  <w:shd w:val="clear" w:color="auto" w:fill="auto"/>
+                  <w:vAlign w:val="center"/>
+                </w:tcPr>
+                <w:p>
+                  <w:pPr>
+                    <w:keepNext w:val="0"/>
+                    <w:keepLines/>
                     <w:widowControl/>
                     <w:suppressLineNumbers w:val="0"/>
                     <w:jc w:val="left"/>
@@ -9985,7 +9214,7 @@
                       <w:u w:val="none"/>
                       <w:lang w:val="en-US" w:eastAsia="zh-CN" w:bidi="ar"/>
                     </w:rPr>
-                    <w:t>基于加速度计的姿态监测,用于传感器倾角姿态异常监测</w:t>
+                    <w:t>作为变送器核心处理器，连接FRAM1、ENCODER、电机驱动链路、HART1、WHG、AO、DO1、DO2、DO3、V ACQ1及无线主机，并与上部非安全功能模块交互。</w:t>
                   </w:r>
                 </w:p>
               </w:tc>
@@ -10009,11 +9238,12 @@
                 </w:tblCellMar>
               </w:tblPrEx>
               <w:trPr>
+                <w:cantSplit/>
                 <w:trHeight w:val="300" w:hRule="atLeast"/>
               </w:trPr>
               <w:tc>
                 <w:tcPr>
-                  <w:tcW w:w="1420" w:type="dxa"/>
+                  <w:tcW w:w="1504" w:type="dxa"/>
                   <w:tcBorders>
                     <w:top w:val="single" w:color="000000" w:sz="4" w:space="0"/>
                     <w:left w:val="single" w:color="000000" w:sz="4" w:space="0"/>
@@ -10026,7 +9256,7 @@
                 <w:p>
                   <w:pPr>
                     <w:keepNext w:val="0"/>
-                    <w:keepLines w:val="0"/>
+                    <w:keepLines/>
                     <w:widowControl/>
                     <w:suppressLineNumbers w:val="0"/>
                     <w:jc w:val="center"/>
@@ -10047,22 +9277,6 @@
                   </w:pPr>
                   <w:r>
                     <w:rPr>
-                      <w:rFonts w:hint="eastAsia" w:ascii="华文楷体" w:hAnsi="华文楷体" w:eastAsia="华文楷体" w:cs="华文楷体"/>
-                      <w:b/>
-                      <w:bCs/>
-                      <w:i w:val="0"/>
-                      <w:iCs w:val="0"/>
-                      <w:color w:val="000000"/>
-                      <w:kern w:val="0"/>
-                      <w:sz w:val="21"/>
-                      <w:szCs w:val="21"/>
-                      <w:u w:val="none"/>
-                      <w:lang w:val="en-US" w:eastAsia="zh-CN" w:bidi="ar"/>
-                    </w:rPr>
-                    <w:t>TEM</w:t>
-                  </w:r>
-                  <w:r>
-                    <w:rPr>
                       <w:rFonts w:hint="eastAsia" w:ascii="华文楷体" w:hAnsi="华文楷体" w:cs="华文楷体"/>
                       <w:b/>
                       <w:bCs/>
@@ -10075,13 +9289,13 @@
                       <w:u w:val="none"/>
                       <w:lang w:val="en-US" w:eastAsia="zh-CN" w:bidi="ar"/>
                     </w:rPr>
-                    <w:t>P1</w:t>
+                    <w:t>AO</w:t>
                   </w:r>
                 </w:p>
               </w:tc>
               <w:tc>
                 <w:tcPr>
-                  <w:tcW w:w="5884" w:type="dxa"/>
+                  <w:tcW w:w="5800" w:type="dxa"/>
                   <w:tcBorders>
                     <w:top w:val="single" w:color="000000" w:sz="4" w:space="0"/>
                     <w:left w:val="single" w:color="000000" w:sz="4" w:space="0"/>
@@ -10094,7 +9308,7 @@
                 <w:p>
                   <w:pPr>
                     <w:keepNext w:val="0"/>
-                    <w:keepLines w:val="0"/>
+                    <w:keepLines/>
                     <w:widowControl/>
                     <w:suppressLineNumbers w:val="0"/>
                     <w:jc w:val="left"/>
@@ -10123,7 +9337,7 @@
                       <w:u w:val="none"/>
                       <w:lang w:val="en-US" w:eastAsia="zh-CN" w:bidi="ar"/>
                     </w:rPr>
-                    <w:t>实现外接实时温度计温度值读取。</w:t>
+                    <w:t>受CPU2控制，输出4-20mA模拟量信号。</w:t>
                   </w:r>
                 </w:p>
               </w:tc>
@@ -10147,11 +9361,12 @@
                 </w:tblCellMar>
               </w:tblPrEx>
               <w:trPr>
+                <w:cantSplit/>
                 <w:trHeight w:val="300" w:hRule="atLeast"/>
               </w:trPr>
               <w:tc>
                 <w:tcPr>
-                  <w:tcW w:w="1420" w:type="dxa"/>
+                  <w:tcW w:w="1504" w:type="dxa"/>
                   <w:tcBorders>
                     <w:top w:val="single" w:color="000000" w:sz="4" w:space="0"/>
                     <w:left w:val="single" w:color="000000" w:sz="4" w:space="0"/>
@@ -10164,7 +9379,7 @@
                 <w:p>
                   <w:pPr>
                     <w:keepNext w:val="0"/>
-                    <w:keepLines w:val="0"/>
+                    <w:keepLines/>
                     <w:widowControl/>
                     <w:suppressLineNumbers w:val="0"/>
                     <w:jc w:val="center"/>
@@ -10184,22 +9399,6 @@
                   </w:pPr>
                   <w:r>
                     <w:rPr>
-                      <w:rFonts w:hint="eastAsia" w:ascii="华文楷体" w:hAnsi="华文楷体" w:eastAsia="华文楷体" w:cs="华文楷体"/>
-                      <w:b/>
-                      <w:bCs/>
-                      <w:i w:val="0"/>
-                      <w:iCs w:val="0"/>
-                      <w:color w:val="000000"/>
-                      <w:kern w:val="0"/>
-                      <w:sz w:val="21"/>
-                      <w:szCs w:val="21"/>
-                      <w:u w:val="none"/>
-                      <w:lang w:val="en-US" w:eastAsia="zh-CN" w:bidi="ar"/>
-                    </w:rPr>
-                    <w:t>HART</w:t>
-                  </w:r>
-                  <w:r>
-                    <w:rPr>
                       <w:rFonts w:hint="eastAsia" w:ascii="华文楷体" w:hAnsi="华文楷体" w:cs="华文楷体"/>
                       <w:b/>
                       <w:bCs/>
@@ -10212,13 +9411,13 @@
                       <w:u w:val="none"/>
                       <w:lang w:val="en-US" w:eastAsia="zh-CN" w:bidi="ar"/>
                     </w:rPr>
-                    <w:t xml:space="preserve"> 2</w:t>
+                    <w:t>DO1</w:t>
                   </w:r>
                 </w:p>
               </w:tc>
               <w:tc>
                 <w:tcPr>
-                  <w:tcW w:w="5884" w:type="dxa"/>
+                  <w:tcW w:w="5800" w:type="dxa"/>
                   <w:tcBorders>
                     <w:top w:val="single" w:color="000000" w:sz="4" w:space="0"/>
                     <w:left w:val="single" w:color="000000" w:sz="4" w:space="0"/>
@@ -10231,7 +9430,7 @@
                 <w:p>
                   <w:pPr>
                     <w:keepNext w:val="0"/>
-                    <w:keepLines w:val="0"/>
+                    <w:keepLines/>
                     <w:widowControl/>
                     <w:suppressLineNumbers w:val="0"/>
                     <w:jc w:val="left"/>
@@ -10248,20 +9447,6 @@
                   </w:pPr>
                   <w:r>
                     <w:rPr>
-                      <w:rFonts w:hint="eastAsia" w:ascii="华文楷体" w:hAnsi="华文楷体" w:eastAsia="华文楷体" w:cs="华文楷体"/>
-                      <w:i w:val="0"/>
-                      <w:iCs w:val="0"/>
-                      <w:color w:val="000000"/>
-                      <w:kern w:val="0"/>
-                      <w:sz w:val="21"/>
-                      <w:szCs w:val="21"/>
-                      <w:u w:val="none"/>
-                      <w:lang w:val="en-US" w:eastAsia="zh-CN" w:bidi="ar"/>
-                    </w:rPr>
-                    <w:t>通过Hart通用通信，实现</w:t>
-                  </w:r>
-                  <w:r>
-                    <w:rPr>
                       <w:rFonts w:hint="eastAsia" w:ascii="华文楷体" w:hAnsi="华文楷体" w:cs="华文楷体"/>
                       <w:i w:val="0"/>
                       <w:iCs w:val="0"/>
@@ -10272,7 +9457,7 @@
                       <w:u w:val="none"/>
                       <w:lang w:val="en-US" w:eastAsia="zh-CN" w:bidi="ar"/>
                     </w:rPr>
-                    <w:t>读取HART信号压变等。</w:t>
+                    <w:t>受CPU2控制，输出第一路开关量信号。</w:t>
                   </w:r>
                 </w:p>
               </w:tc>
@@ -10296,11 +9481,12 @@
                 </w:tblCellMar>
               </w:tblPrEx>
               <w:trPr>
+                <w:cantSplit/>
                 <w:trHeight w:val="300" w:hRule="atLeast"/>
               </w:trPr>
               <w:tc>
                 <w:tcPr>
-                  <w:tcW w:w="1420" w:type="dxa"/>
+                  <w:tcW w:w="1504" w:type="dxa"/>
                   <w:tcBorders>
                     <w:top w:val="single" w:color="000000" w:sz="4" w:space="0"/>
                     <w:left w:val="single" w:color="000000" w:sz="4" w:space="0"/>
@@ -10313,7 +9499,7 @@
                 <w:p>
                   <w:pPr>
                     <w:keepNext w:val="0"/>
-                    <w:keepLines w:val="0"/>
+                    <w:keepLines/>
                     <w:widowControl/>
                     <w:suppressLineNumbers w:val="0"/>
                     <w:jc w:val="center"/>
@@ -10344,13 +9530,13 @@
                       <w:u w:val="none"/>
                       <w:lang w:val="en-US" w:eastAsia="zh-CN"/>
                     </w:rPr>
-                    <w:t>HART 1</w:t>
+                    <w:t>DO2</w:t>
                   </w:r>
                 </w:p>
               </w:tc>
               <w:tc>
                 <w:tcPr>
-                  <w:tcW w:w="5884" w:type="dxa"/>
+                  <w:tcW w:w="5800" w:type="dxa"/>
                   <w:tcBorders>
                     <w:top w:val="single" w:color="000000" w:sz="4" w:space="0"/>
                     <w:left w:val="single" w:color="000000" w:sz="4" w:space="0"/>
@@ -10363,7 +9549,7 @@
                 <w:p>
                   <w:pPr>
                     <w:keepNext w:val="0"/>
-                    <w:keepLines w:val="0"/>
+                    <w:keepLines/>
                     <w:widowControl/>
                     <w:suppressLineNumbers w:val="0"/>
                     <w:jc w:val="left"/>
@@ -10380,6 +9566,114 @@
                   </w:pPr>
                   <w:r>
                     <w:rPr>
+                      <w:rFonts w:hint="eastAsia" w:ascii="华文楷体" w:hAnsi="华文楷体" w:cs="华文楷体"/>
+                      <w:i w:val="0"/>
+                      <w:iCs w:val="0"/>
+                      <w:color w:val="000000"/>
+                      <w:kern w:val="0"/>
+                      <w:sz w:val="21"/>
+                      <w:szCs w:val="21"/>
+                      <w:u w:val="none"/>
+                      <w:lang w:val="en-US" w:eastAsia="zh-CN" w:bidi="ar"/>
+                    </w:rPr>
+                    <w:t>受CPU2控制，输出第二路开关量信号。</w:t>
+                  </w:r>
+                </w:p>
+              </w:tc>
+            </w:tr>
+            <w:tr>
+              <w:tblPrEx>
+                <w:tblBorders>
+                  <w:top w:val="none" w:color="auto" w:sz="0" w:space="0"/>
+                  <w:left w:val="none" w:color="auto" w:sz="0" w:space="0"/>
+                  <w:bottom w:val="none" w:color="auto" w:sz="0" w:space="0"/>
+                  <w:right w:val="none" w:color="auto" w:sz="0" w:space="0"/>
+                  <w:insideH w:val="none" w:color="auto" w:sz="0" w:space="0"/>
+                  <w:insideV w:val="none" w:color="auto" w:sz="0" w:space="0"/>
+                </w:tblBorders>
+                <w:shd w:val="clear" w:color="auto" w:fill="auto"/>
+                <w:tblCellMar>
+                  <w:top w:w="0" w:type="dxa"/>
+                  <w:left w:w="108" w:type="dxa"/>
+                  <w:bottom w:w="0" w:type="dxa"/>
+                  <w:right w:w="108" w:type="dxa"/>
+                </w:tblCellMar>
+              </w:tblPrEx>
+              <w:trPr>
+                <w:cantSplit/>
+                <w:trHeight w:val="300" w:hRule="atLeast"/>
+              </w:trPr>
+              <w:tc>
+                <w:tcPr>
+                  <w:tcW w:w="1504" w:type="dxa"/>
+                  <w:tcBorders>
+                    <w:top w:val="single" w:color="000000" w:sz="4" w:space="0"/>
+                    <w:left w:val="single" w:color="000000" w:sz="4" w:space="0"/>
+                    <w:bottom w:val="single" w:color="000000" w:sz="4" w:space="0"/>
+                    <w:right w:val="single" w:color="000000" w:sz="4" w:space="0"/>
+                  </w:tcBorders>
+                  <w:shd w:val="clear" w:color="auto" w:fill="auto"/>
+                  <w:vAlign w:val="center"/>
+                </w:tcPr>
+                <w:p>
+                  <w:pPr>
+                    <w:keepNext w:val="0"/>
+                    <w:keepLines/>
+                    <w:widowControl/>
+                    <w:suppressLineNumbers w:val="0"/>
+                    <w:jc w:val="center"/>
+                    <w:textAlignment w:val="center"/>
+                    <w:rPr>
+                      <w:rFonts w:hint="eastAsia" w:ascii="华文楷体" w:hAnsi="华文楷体" w:cs="华文楷体"/>
+                      <w:b/>
+                      <w:bCs/>
+                      <w:i w:val="0"/>
+                      <w:iCs w:val="0"/>
+                      <w:color w:val="000000"/>
+                      <w:sz w:val="21"/>
+                      <w:szCs w:val="21"/>
+                      <w:u w:val="none"/>
+                      <w:lang w:val="en-US" w:eastAsia="zh-CN"/>
+                    </w:rPr>
+                  </w:pPr>
+                  <w:r>
+                    <w:rPr>
+                      <w:rFonts w:hint="eastAsia" w:ascii="华文楷体" w:hAnsi="华文楷体" w:cs="华文楷体"/>
+                      <w:b/>
+                      <w:bCs/>
+                      <w:i w:val="0"/>
+                      <w:iCs w:val="0"/>
+                      <w:color w:val="000000"/>
+                      <w:sz w:val="21"/>
+                      <w:szCs w:val="21"/>
+                      <w:u w:val="none"/>
+                      <w:lang w:val="en-US" w:eastAsia="zh-CN"/>
+                    </w:rPr>
+                    <w:t>DO3</w:t>
+                  </w:r>
+                </w:p>
+              </w:tc>
+              <w:tc>
+                <w:tcPr>
+                  <w:tcW w:w="5800" w:type="dxa"/>
+                  <w:tcBorders>
+                    <w:top w:val="single" w:color="000000" w:sz="4" w:space="0"/>
+                    <w:left w:val="single" w:color="000000" w:sz="4" w:space="0"/>
+                    <w:bottom w:val="single" w:color="000000" w:sz="4" w:space="0"/>
+                    <w:right w:val="single" w:color="000000" w:sz="4" w:space="0"/>
+                  </w:tcBorders>
+                  <w:shd w:val="clear" w:color="auto" w:fill="auto"/>
+                  <w:vAlign w:val="center"/>
+                </w:tcPr>
+                <w:p>
+                  <w:pPr>
+                    <w:keepNext w:val="0"/>
+                    <w:keepLines/>
+                    <w:widowControl/>
+                    <w:suppressLineNumbers w:val="0"/>
+                    <w:jc w:val="left"/>
+                    <w:textAlignment w:val="center"/>
+                    <w:rPr>
                       <w:rFonts w:hint="eastAsia" w:ascii="华文楷体" w:hAnsi="华文楷体" w:eastAsia="华文楷体" w:cs="华文楷体"/>
                       <w:i w:val="0"/>
                       <w:iCs w:val="0"/>
@@ -10390,8 +9684,7 @@
                       <w:u w:val="none"/>
                       <w:lang w:val="en-US" w:eastAsia="zh-CN" w:bidi="ar"/>
                     </w:rPr>
-                    <w:t>通过Hart通用通信，实现与</w:t>
-                  </w:r>
+                  </w:pPr>
                   <w:r>
                     <w:rPr>
                       <w:rFonts w:hint="eastAsia" w:ascii="华文楷体" w:hAnsi="华文楷体" w:cs="华文楷体"/>
@@ -10404,9 +9697,103 @@
                       <w:u w:val="none"/>
                       <w:lang w:val="en-US" w:eastAsia="zh-CN" w:bidi="ar"/>
                     </w:rPr>
-                    <w:t>通信接口进行</w:t>
+                    <w:t>受CPU2控制，输出第三路开关量信号。</w:t>
                   </w:r>
+                </w:p>
+              </w:tc>
+            </w:tr>
+            <w:tr>
+              <w:tblPrEx>
+                <w:tblBorders>
+                  <w:top w:val="none" w:color="auto" w:sz="0" w:space="0"/>
+                  <w:left w:val="none" w:color="auto" w:sz="0" w:space="0"/>
+                  <w:bottom w:val="none" w:color="auto" w:sz="0" w:space="0"/>
+                  <w:right w:val="none" w:color="auto" w:sz="0" w:space="0"/>
+                  <w:insideH w:val="none" w:color="auto" w:sz="0" w:space="0"/>
+                  <w:insideV w:val="none" w:color="auto" w:sz="0" w:space="0"/>
+                </w:tblBorders>
+                <w:shd w:val="clear" w:color="auto" w:fill="auto"/>
+                <w:tblCellMar>
+                  <w:top w:w="0" w:type="dxa"/>
+                  <w:left w:w="108" w:type="dxa"/>
+                  <w:bottom w:w="0" w:type="dxa"/>
+                  <w:right w:w="108" w:type="dxa"/>
+                </w:tblCellMar>
+              </w:tblPrEx>
+              <w:trPr>
+                <w:cantSplit/>
+                <w:trHeight w:val="300" w:hRule="atLeast"/>
+              </w:trPr>
+              <w:tc>
+                <w:tcPr>
+                  <w:tcW w:w="1504" w:type="dxa"/>
+                  <w:tcBorders>
+                    <w:top w:val="single" w:color="000000" w:sz="4" w:space="0"/>
+                    <w:left w:val="single" w:color="000000" w:sz="4" w:space="0"/>
+                    <w:bottom w:val="single" w:color="000000" w:sz="4" w:space="0"/>
+                    <w:right w:val="single" w:color="000000" w:sz="4" w:space="0"/>
+                  </w:tcBorders>
+                  <w:shd w:val="clear" w:color="auto" w:fill="auto"/>
+                  <w:vAlign w:val="center"/>
+                </w:tcPr>
+                <w:p>
+                  <w:pPr>
+                    <w:keepNext w:val="0"/>
+                    <w:keepLines/>
+                    <w:widowControl/>
+                    <w:suppressLineNumbers w:val="0"/>
+                    <w:jc w:val="center"/>
+                    <w:textAlignment w:val="center"/>
+                    <w:rPr>
+                      <w:rFonts w:hint="eastAsia" w:ascii="华文楷体" w:hAnsi="华文楷体" w:cs="华文楷体"/>
+                      <w:b/>
+                      <w:bCs/>
+                      <w:i w:val="0"/>
+                      <w:iCs w:val="0"/>
+                      <w:color w:val="000000"/>
+                      <w:sz w:val="21"/>
+                      <w:szCs w:val="21"/>
+                      <w:u w:val="none"/>
+                      <w:lang w:val="en-US" w:eastAsia="zh-CN"/>
+                    </w:rPr>
+                  </w:pPr>
                   <w:r>
+                    <w:rPr>
+                      <w:rFonts w:hint="eastAsia" w:ascii="华文楷体" w:hAnsi="华文楷体" w:cs="华文楷体"/>
+                      <w:b/>
+                      <w:bCs/>
+                      <w:i w:val="0"/>
+                      <w:iCs w:val="0"/>
+                      <w:color w:val="000000"/>
+                      <w:sz w:val="21"/>
+                      <w:szCs w:val="21"/>
+                      <w:u w:val="none"/>
+                      <w:lang w:val="en-US" w:eastAsia="zh-CN"/>
+                    </w:rPr>
+                    <w:t>V ACQ1</w:t>
+                  </w:r>
+                </w:p>
+              </w:tc>
+              <w:tc>
+                <w:tcPr>
+                  <w:tcW w:w="5800" w:type="dxa"/>
+                  <w:tcBorders>
+                    <w:top w:val="single" w:color="000000" w:sz="4" w:space="0"/>
+                    <w:left w:val="single" w:color="000000" w:sz="4" w:space="0"/>
+                    <w:bottom w:val="single" w:color="000000" w:sz="4" w:space="0"/>
+                    <w:right w:val="single" w:color="000000" w:sz="4" w:space="0"/>
+                  </w:tcBorders>
+                  <w:shd w:val="clear" w:color="auto" w:fill="auto"/>
+                  <w:vAlign w:val="center"/>
+                </w:tcPr>
+                <w:p>
+                  <w:pPr>
+                    <w:keepNext w:val="0"/>
+                    <w:keepLines/>
+                    <w:widowControl/>
+                    <w:suppressLineNumbers w:val="0"/>
+                    <w:jc w:val="left"/>
+                    <w:textAlignment w:val="center"/>
                     <w:rPr>
                       <w:rFonts w:hint="eastAsia" w:ascii="华文楷体" w:hAnsi="华文楷体" w:eastAsia="华文楷体" w:cs="华文楷体"/>
                       <w:i w:val="0"/>
@@ -10418,8 +9805,7 @@
                       <w:u w:val="none"/>
                       <w:lang w:val="en-US" w:eastAsia="zh-CN" w:bidi="ar"/>
                     </w:rPr>
-                    <w:t>数据交互</w:t>
-                  </w:r>
+                  </w:pPr>
                   <w:r>
                     <w:rPr>
                       <w:rFonts w:hint="eastAsia" w:ascii="华文楷体" w:hAnsi="华文楷体" w:cs="华文楷体"/>
@@ -10432,12 +9818,1484 @@
                       <w:u w:val="none"/>
                       <w:lang w:val="en-US" w:eastAsia="zh-CN" w:bidi="ar"/>
                     </w:rPr>
-                    <w:t>。</w:t>
+                    <w:t>连接CPU2和POWER1，实现变送器侧电源电压采集。</w:t>
+                  </w:r>
+                </w:p>
+              </w:tc>
+            </w:tr>
+            <w:tr>
+              <w:tblPrEx>
+                <w:tblBorders>
+                  <w:top w:val="none" w:color="auto" w:sz="0" w:space="0"/>
+                  <w:left w:val="none" w:color="auto" w:sz="0" w:space="0"/>
+                  <w:bottom w:val="none" w:color="auto" w:sz="0" w:space="0"/>
+                  <w:right w:val="none" w:color="auto" w:sz="0" w:space="0"/>
+                  <w:insideH w:val="none" w:color="auto" w:sz="0" w:space="0"/>
+                  <w:insideV w:val="none" w:color="auto" w:sz="0" w:space="0"/>
+                </w:tblBorders>
+                <w:shd w:val="clear" w:color="auto" w:fill="auto"/>
+                <w:tblCellMar>
+                  <w:top w:w="0" w:type="dxa"/>
+                  <w:left w:w="108" w:type="dxa"/>
+                  <w:bottom w:w="0" w:type="dxa"/>
+                  <w:right w:w="108" w:type="dxa"/>
+                </w:tblCellMar>
+              </w:tblPrEx>
+              <w:trPr>
+                <w:cantSplit/>
+                <w:trHeight w:val="300" w:hRule="atLeast"/>
+              </w:trPr>
+              <w:tc>
+                <w:tcPr>
+                  <w:tcW w:w="1504" w:type="dxa"/>
+                  <w:tcBorders>
+                    <w:top w:val="single" w:color="000000" w:sz="4" w:space="0"/>
+                    <w:left w:val="single" w:color="000000" w:sz="4" w:space="0"/>
+                    <w:bottom w:val="single" w:color="000000" w:sz="4" w:space="0"/>
+                    <w:right w:val="single" w:color="000000" w:sz="4" w:space="0"/>
+                  </w:tcBorders>
+                  <w:shd w:val="clear" w:color="auto" w:fill="auto"/>
+                  <w:vAlign w:val="center"/>
+                </w:tcPr>
+                <w:p>
+                  <w:pPr>
+                    <w:keepNext w:val="0"/>
+                    <w:keepLines/>
+                    <w:widowControl/>
+                    <w:suppressLineNumbers w:val="0"/>
+                    <w:jc w:val="center"/>
+                    <w:textAlignment w:val="center"/>
+                    <w:rPr>
+                      <w:rFonts w:hint="eastAsia" w:ascii="华文楷体" w:hAnsi="华文楷体" w:cs="华文楷体"/>
+                      <w:b/>
+                      <w:bCs/>
+                      <w:i w:val="0"/>
+                      <w:iCs w:val="0"/>
+                      <w:color w:val="000000"/>
+                      <w:sz w:val="21"/>
+                      <w:szCs w:val="21"/>
+                      <w:u w:val="none"/>
+                      <w:lang w:val="en-US" w:eastAsia="zh-CN"/>
+                    </w:rPr>
+                  </w:pPr>
+                  <w:r>
+                    <w:rPr>
+                      <w:rFonts w:hint="eastAsia" w:ascii="华文楷体" w:hAnsi="华文楷体" w:cs="华文楷体"/>
+                      <w:b/>
+                      <w:bCs/>
+                      <w:i w:val="0"/>
+                      <w:iCs w:val="0"/>
+                      <w:color w:val="000000"/>
+                      <w:sz w:val="21"/>
+                      <w:szCs w:val="21"/>
+                      <w:u w:val="none"/>
+                      <w:lang w:val="en-US" w:eastAsia="zh-CN"/>
+                    </w:rPr>
+                    <w:t>POWER1</w:t>
+                  </w:r>
+                </w:p>
+              </w:tc>
+              <w:tc>
+                <w:tcPr>
+                  <w:tcW w:w="5800" w:type="dxa"/>
+                  <w:tcBorders>
+                    <w:top w:val="single" w:color="000000" w:sz="4" w:space="0"/>
+                    <w:left w:val="single" w:color="000000" w:sz="4" w:space="0"/>
+                    <w:bottom w:val="single" w:color="000000" w:sz="4" w:space="0"/>
+                    <w:right w:val="single" w:color="000000" w:sz="4" w:space="0"/>
+                  </w:tcBorders>
+                  <w:shd w:val="clear" w:color="auto" w:fill="auto"/>
+                  <w:vAlign w:val="center"/>
+                </w:tcPr>
+                <w:p>
+                  <w:pPr>
+                    <w:keepNext w:val="0"/>
+                    <w:keepLines/>
+                    <w:widowControl/>
+                    <w:suppressLineNumbers w:val="0"/>
+                    <w:jc w:val="left"/>
+                    <w:textAlignment w:val="center"/>
+                    <w:rPr>
+                      <w:rFonts w:hint="eastAsia" w:ascii="华文楷体" w:hAnsi="华文楷体" w:eastAsia="华文楷体" w:cs="华文楷体"/>
+                      <w:i w:val="0"/>
+                      <w:iCs w:val="0"/>
+                      <w:color w:val="000000"/>
+                      <w:kern w:val="0"/>
+                      <w:sz w:val="21"/>
+                      <w:szCs w:val="21"/>
+                      <w:u w:val="none"/>
+                      <w:lang w:val="en-US" w:eastAsia="zh-CN" w:bidi="ar"/>
+                    </w:rPr>
+                  </w:pPr>
+                  <w:r>
+                    <w:rPr>
+                      <w:rFonts w:hint="eastAsia" w:ascii="华文楷体" w:hAnsi="华文楷体" w:cs="华文楷体"/>
+                      <w:i w:val="0"/>
+                      <w:iCs w:val="0"/>
+                      <w:color w:val="000000"/>
+                      <w:kern w:val="0"/>
+                      <w:sz w:val="21"/>
+                      <w:szCs w:val="21"/>
+                      <w:u w:val="none"/>
+                      <w:lang w:val="en-US" w:eastAsia="zh-CN" w:bidi="ar"/>
+                    </w:rPr>
+                    <w:t>变送器侧电源模块，为相关模块供电，并由V ACQ1进行电压采集。</w:t>
+                  </w:r>
+                </w:p>
+              </w:tc>
+            </w:tr>
+            <w:tr>
+              <w:tblPrEx>
+                <w:tblBorders>
+                  <w:top w:val="none" w:color="auto" w:sz="0" w:space="0"/>
+                  <w:left w:val="none" w:color="auto" w:sz="0" w:space="0"/>
+                  <w:bottom w:val="none" w:color="auto" w:sz="0" w:space="0"/>
+                  <w:right w:val="none" w:color="auto" w:sz="0" w:space="0"/>
+                  <w:insideH w:val="none" w:color="auto" w:sz="0" w:space="0"/>
+                  <w:insideV w:val="none" w:color="auto" w:sz="0" w:space="0"/>
+                </w:tblBorders>
+                <w:shd w:val="clear" w:color="auto" w:fill="auto"/>
+                <w:tblCellMar>
+                  <w:top w:w="0" w:type="dxa"/>
+                  <w:left w:w="108" w:type="dxa"/>
+                  <w:bottom w:w="0" w:type="dxa"/>
+                  <w:right w:w="108" w:type="dxa"/>
+                </w:tblCellMar>
+              </w:tblPrEx>
+              <w:trPr>
+                <w:cantSplit/>
+                <w:trHeight w:val="300" w:hRule="atLeast"/>
+              </w:trPr>
+              <w:tc>
+                <w:tcPr>
+                  <w:tcW w:w="1504" w:type="dxa"/>
+                  <w:tcBorders>
+                    <w:top w:val="single" w:color="000000" w:sz="4" w:space="0"/>
+                    <w:left w:val="single" w:color="000000" w:sz="4" w:space="0"/>
+                    <w:bottom w:val="single" w:color="000000" w:sz="4" w:space="0"/>
+                    <w:right w:val="single" w:color="000000" w:sz="4" w:space="0"/>
+                  </w:tcBorders>
+                  <w:shd w:val="clear" w:color="auto" w:fill="auto"/>
+                  <w:vAlign w:val="center"/>
+                </w:tcPr>
+                <w:p>
+                  <w:pPr>
+                    <w:keepNext w:val="0"/>
+                    <w:keepLines/>
+                    <w:widowControl/>
+                    <w:suppressLineNumbers w:val="0"/>
+                    <w:jc w:val="center"/>
+                    <w:textAlignment w:val="center"/>
+                    <w:rPr>
+                      <w:rFonts w:hint="eastAsia" w:ascii="华文楷体" w:hAnsi="华文楷体" w:cs="华文楷体"/>
+                      <w:b/>
+                      <w:bCs/>
+                      <w:i w:val="0"/>
+                      <w:iCs w:val="0"/>
+                      <w:color w:val="000000"/>
+                      <w:sz w:val="21"/>
+                      <w:szCs w:val="21"/>
+                      <w:u w:val="none"/>
+                      <w:lang w:val="en-US" w:eastAsia="zh-CN"/>
+                    </w:rPr>
+                  </w:pPr>
+                  <w:r>
+                    <w:rPr>
+                      <w:rFonts w:hint="eastAsia" w:ascii="华文楷体" w:hAnsi="华文楷体" w:cs="华文楷体"/>
+                      <w:b/>
+                      <w:bCs/>
+                      <w:i w:val="0"/>
+                      <w:iCs w:val="0"/>
+                      <w:color w:val="000000"/>
+                      <w:sz w:val="21"/>
+                      <w:szCs w:val="21"/>
+                      <w:u w:val="none"/>
+                      <w:lang w:val="en-US" w:eastAsia="zh-CN"/>
+                    </w:rPr>
+                    <w:t>无线主机</w:t>
+                  </w:r>
+                </w:p>
+              </w:tc>
+              <w:tc>
+                <w:tcPr>
+                  <w:tcW w:w="5800" w:type="dxa"/>
+                  <w:tcBorders>
+                    <w:top w:val="single" w:color="000000" w:sz="4" w:space="0"/>
+                    <w:left w:val="single" w:color="000000" w:sz="4" w:space="0"/>
+                    <w:bottom w:val="single" w:color="000000" w:sz="4" w:space="0"/>
+                    <w:right w:val="single" w:color="000000" w:sz="4" w:space="0"/>
+                  </w:tcBorders>
+                  <w:shd w:val="clear" w:color="auto" w:fill="auto"/>
+                  <w:vAlign w:val="center"/>
+                </w:tcPr>
+                <w:p>
+                  <w:pPr>
+                    <w:keepNext w:val="0"/>
+                    <w:keepLines/>
+                    <w:widowControl/>
+                    <w:suppressLineNumbers w:val="0"/>
+                    <w:jc w:val="left"/>
+                    <w:textAlignment w:val="center"/>
+                    <w:rPr>
+                      <w:rFonts w:hint="eastAsia" w:ascii="华文楷体" w:hAnsi="华文楷体" w:eastAsia="华文楷体" w:cs="华文楷体"/>
+                      <w:i w:val="0"/>
+                      <w:iCs w:val="0"/>
+                      <w:color w:val="000000"/>
+                      <w:kern w:val="0"/>
+                      <w:sz w:val="21"/>
+                      <w:szCs w:val="21"/>
+                      <w:u w:val="none"/>
+                      <w:lang w:val="en-US" w:eastAsia="zh-CN" w:bidi="ar"/>
+                    </w:rPr>
+                  </w:pPr>
+                  <w:r>
+                    <w:rPr>
+                      <w:rFonts w:hint="eastAsia" w:ascii="华文楷体" w:hAnsi="华文楷体" w:cs="华文楷体"/>
+                      <w:i w:val="0"/>
+                      <w:iCs w:val="0"/>
+                      <w:color w:val="000000"/>
+                      <w:kern w:val="0"/>
+                      <w:sz w:val="21"/>
+                      <w:szCs w:val="21"/>
+                      <w:u w:val="none"/>
+                      <w:lang w:val="en-US" w:eastAsia="zh-CN" w:bidi="ar"/>
+                    </w:rPr>
+                    <w:t>与CPU2连接，通过BLE链路与无线从机通信。</w:t>
+                  </w:r>
+                </w:p>
+              </w:tc>
+            </w:tr>
+            <w:tr>
+              <w:tblPrEx>
+                <w:tblBorders>
+                  <w:top w:val="none" w:color="auto" w:sz="0" w:space="0"/>
+                  <w:left w:val="none" w:color="auto" w:sz="0" w:space="0"/>
+                  <w:bottom w:val="none" w:color="auto" w:sz="0" w:space="0"/>
+                  <w:right w:val="none" w:color="auto" w:sz="0" w:space="0"/>
+                  <w:insideH w:val="none" w:color="auto" w:sz="0" w:space="0"/>
+                  <w:insideV w:val="none" w:color="auto" w:sz="0" w:space="0"/>
+                </w:tblBorders>
+                <w:shd w:val="clear" w:color="auto" w:fill="auto"/>
+                <w:tblCellMar>
+                  <w:top w:w="0" w:type="dxa"/>
+                  <w:left w:w="108" w:type="dxa"/>
+                  <w:bottom w:w="0" w:type="dxa"/>
+                  <w:right w:w="108" w:type="dxa"/>
+                </w:tblCellMar>
+              </w:tblPrEx>
+              <w:trPr>
+                <w:cantSplit/>
+                <w:trHeight w:val="300" w:hRule="atLeast"/>
+              </w:trPr>
+              <w:tc>
+                <w:tcPr>
+                  <w:tcW w:w="1504" w:type="dxa"/>
+                  <w:tcBorders>
+                    <w:top w:val="single" w:color="000000" w:sz="4" w:space="0"/>
+                    <w:left w:val="single" w:color="000000" w:sz="4" w:space="0"/>
+                    <w:bottom w:val="single" w:color="000000" w:sz="4" w:space="0"/>
+                    <w:right w:val="single" w:color="000000" w:sz="4" w:space="0"/>
+                  </w:tcBorders>
+                  <w:shd w:val="clear" w:color="auto" w:fill="auto"/>
+                  <w:vAlign w:val="center"/>
+                </w:tcPr>
+                <w:p>
+                  <w:pPr>
+                    <w:keepNext w:val="0"/>
+                    <w:keepLines/>
+                    <w:widowControl/>
+                    <w:suppressLineNumbers w:val="0"/>
+                    <w:jc w:val="center"/>
+                    <w:textAlignment w:val="center"/>
+                    <w:rPr>
+                      <w:rFonts w:hint="eastAsia" w:ascii="华文楷体" w:hAnsi="华文楷体" w:cs="华文楷体"/>
+                      <w:b/>
+                      <w:bCs/>
+                      <w:i w:val="0"/>
+                      <w:iCs w:val="0"/>
+                      <w:color w:val="000000"/>
+                      <w:sz w:val="21"/>
+                      <w:szCs w:val="21"/>
+                      <w:u w:val="none"/>
+                      <w:lang w:val="en-US" w:eastAsia="zh-CN"/>
+                    </w:rPr>
+                  </w:pPr>
+                  <w:r>
+                    <w:rPr>
+                      <w:rFonts w:hint="eastAsia" w:ascii="华文楷体" w:hAnsi="华文楷体" w:cs="华文楷体"/>
+                      <w:b/>
+                      <w:bCs/>
+                      <w:i w:val="0"/>
+                      <w:iCs w:val="0"/>
+                      <w:color w:val="000000"/>
+                      <w:sz w:val="21"/>
+                      <w:szCs w:val="21"/>
+                      <w:u w:val="none"/>
+                      <w:lang w:val="en-US" w:eastAsia="zh-CN"/>
+                    </w:rPr>
+                    <w:t>无线从机</w:t>
+                  </w:r>
+                </w:p>
+              </w:tc>
+              <w:tc>
+                <w:tcPr>
+                  <w:tcW w:w="5800" w:type="dxa"/>
+                  <w:tcBorders>
+                    <w:top w:val="single" w:color="000000" w:sz="4" w:space="0"/>
+                    <w:left w:val="single" w:color="000000" w:sz="4" w:space="0"/>
+                    <w:bottom w:val="single" w:color="000000" w:sz="4" w:space="0"/>
+                    <w:right w:val="single" w:color="000000" w:sz="4" w:space="0"/>
+                  </w:tcBorders>
+                  <w:shd w:val="clear" w:color="auto" w:fill="auto"/>
+                  <w:vAlign w:val="center"/>
+                </w:tcPr>
+                <w:p>
+                  <w:pPr>
+                    <w:keepNext w:val="0"/>
+                    <w:keepLines/>
+                    <w:widowControl/>
+                    <w:suppressLineNumbers w:val="0"/>
+                    <w:jc w:val="left"/>
+                    <w:textAlignment w:val="center"/>
+                    <w:rPr>
+                      <w:rFonts w:hint="eastAsia" w:ascii="华文楷体" w:hAnsi="华文楷体" w:eastAsia="华文楷体" w:cs="华文楷体"/>
+                      <w:i w:val="0"/>
+                      <w:iCs w:val="0"/>
+                      <w:color w:val="000000"/>
+                      <w:kern w:val="0"/>
+                      <w:sz w:val="21"/>
+                      <w:szCs w:val="21"/>
+                      <w:u w:val="none"/>
+                      <w:lang w:val="en-US" w:eastAsia="zh-CN" w:bidi="ar"/>
+                    </w:rPr>
+                  </w:pPr>
+                  <w:r>
+                    <w:rPr>
+                      <w:rFonts w:hint="eastAsia" w:ascii="华文楷体" w:hAnsi="华文楷体" w:cs="华文楷体"/>
+                      <w:i w:val="0"/>
+                      <w:iCs w:val="0"/>
+                      <w:color w:val="000000"/>
+                      <w:kern w:val="0"/>
+                      <w:sz w:val="21"/>
+                      <w:szCs w:val="21"/>
+                      <w:u w:val="none"/>
+                      <w:lang w:val="en-US" w:eastAsia="zh-CN" w:bidi="ar"/>
+                    </w:rPr>
+                    <w:t>通过BLE链路与无线主机通信，并连接CPU1侧。</w:t>
+                  </w:r>
+                </w:p>
+              </w:tc>
+            </w:tr>
+            <w:tr>
+              <w:tblPrEx>
+                <w:tblBorders>
+                  <w:top w:val="none" w:color="auto" w:sz="0" w:space="0"/>
+                  <w:left w:val="none" w:color="auto" w:sz="0" w:space="0"/>
+                  <w:bottom w:val="none" w:color="auto" w:sz="0" w:space="0"/>
+                  <w:right w:val="none" w:color="auto" w:sz="0" w:space="0"/>
+                  <w:insideH w:val="none" w:color="auto" w:sz="0" w:space="0"/>
+                  <w:insideV w:val="none" w:color="auto" w:sz="0" w:space="0"/>
+                </w:tblBorders>
+                <w:shd w:val="clear" w:color="auto" w:fill="auto"/>
+                <w:tblCellMar>
+                  <w:top w:w="0" w:type="dxa"/>
+                  <w:left w:w="108" w:type="dxa"/>
+                  <w:bottom w:w="0" w:type="dxa"/>
+                  <w:right w:w="108" w:type="dxa"/>
+                </w:tblCellMar>
+              </w:tblPrEx>
+              <w:trPr>
+                <w:cantSplit/>
+                <w:trHeight w:val="300" w:hRule="atLeast"/>
+              </w:trPr>
+              <w:tc>
+                <w:tcPr>
+                  <w:tcW w:w="1504" w:type="dxa"/>
+                  <w:tcBorders>
+                    <w:top w:val="single" w:color="000000" w:sz="4" w:space="0"/>
+                    <w:left w:val="single" w:color="000000" w:sz="4" w:space="0"/>
+                    <w:bottom w:val="single" w:color="000000" w:sz="4" w:space="0"/>
+                    <w:right w:val="single" w:color="000000" w:sz="4" w:space="0"/>
+                  </w:tcBorders>
+                  <w:shd w:val="clear" w:color="auto" w:fill="auto"/>
+                  <w:vAlign w:val="center"/>
+                </w:tcPr>
+                <w:p>
+                  <w:pPr>
+                    <w:keepNext w:val="0"/>
+                    <w:keepLines/>
+                    <w:widowControl/>
+                    <w:suppressLineNumbers w:val="0"/>
+                    <w:jc w:val="center"/>
+                    <w:textAlignment w:val="center"/>
+                    <w:rPr>
+                      <w:rFonts w:hint="eastAsia" w:ascii="华文楷体" w:hAnsi="华文楷体" w:cs="华文楷体"/>
+                      <w:b/>
+                      <w:bCs/>
+                      <w:i w:val="0"/>
+                      <w:iCs w:val="0"/>
+                      <w:color w:val="000000"/>
+                      <w:sz w:val="21"/>
+                      <w:szCs w:val="21"/>
+                      <w:u w:val="none"/>
+                      <w:lang w:val="en-US" w:eastAsia="zh-CN"/>
+                    </w:rPr>
+                  </w:pPr>
+                  <w:r>
+                    <w:rPr>
+                      <w:rFonts w:hint="eastAsia" w:ascii="华文楷体" w:hAnsi="华文楷体" w:cs="华文楷体"/>
+                      <w:b/>
+                      <w:bCs/>
+                      <w:i w:val="0"/>
+                      <w:iCs w:val="0"/>
+                      <w:color w:val="000000"/>
+                      <w:sz w:val="21"/>
+                      <w:szCs w:val="21"/>
+                      <w:u w:val="none"/>
+                      <w:lang w:val="en-US" w:eastAsia="zh-CN"/>
+                    </w:rPr>
+                    <w:t>L SEN1</w:t>
+                  </w:r>
+                </w:p>
+              </w:tc>
+              <w:tc>
+                <w:tcPr>
+                  <w:tcW w:w="5800" w:type="dxa"/>
+                  <w:tcBorders>
+                    <w:top w:val="single" w:color="000000" w:sz="4" w:space="0"/>
+                    <w:left w:val="single" w:color="000000" w:sz="4" w:space="0"/>
+                    <w:bottom w:val="single" w:color="000000" w:sz="4" w:space="0"/>
+                    <w:right w:val="single" w:color="000000" w:sz="4" w:space="0"/>
+                  </w:tcBorders>
+                  <w:shd w:val="clear" w:color="auto" w:fill="auto"/>
+                  <w:vAlign w:val="center"/>
+                </w:tcPr>
+                <w:p>
+                  <w:pPr>
+                    <w:keepNext w:val="0"/>
+                    <w:keepLines/>
+                    <w:widowControl/>
+                    <w:suppressLineNumbers w:val="0"/>
+                    <w:jc w:val="left"/>
+                    <w:textAlignment w:val="center"/>
+                    <w:rPr>
+                      <w:rFonts w:hint="eastAsia" w:ascii="华文楷体" w:hAnsi="华文楷体" w:eastAsia="华文楷体" w:cs="华文楷体"/>
+                      <w:i w:val="0"/>
+                      <w:iCs w:val="0"/>
+                      <w:color w:val="000000"/>
+                      <w:kern w:val="0"/>
+                      <w:sz w:val="21"/>
+                      <w:szCs w:val="21"/>
+                      <w:u w:val="none"/>
+                      <w:lang w:val="en-US" w:eastAsia="zh-CN" w:bidi="ar"/>
+                    </w:rPr>
+                  </w:pPr>
+                  <w:r>
+                    <w:rPr>
+                      <w:rFonts w:hint="eastAsia" w:ascii="华文楷体" w:hAnsi="华文楷体" w:cs="华文楷体"/>
+                      <w:i w:val="0"/>
+                      <w:iCs w:val="0"/>
+                      <w:color w:val="000000"/>
+                      <w:kern w:val="0"/>
+                      <w:sz w:val="21"/>
+                      <w:szCs w:val="21"/>
+                      <w:u w:val="none"/>
+                      <w:lang w:val="en-US" w:eastAsia="zh-CN" w:bidi="ar"/>
+                    </w:rPr>
+                    <w:t>第一路液位/界位传感器信号通道，信号送入FREQUENCY。</w:t>
+                  </w:r>
+                </w:p>
+              </w:tc>
+            </w:tr>
+            <w:tr>
+              <w:tblPrEx>
+                <w:tblBorders>
+                  <w:top w:val="none" w:color="auto" w:sz="0" w:space="0"/>
+                  <w:left w:val="none" w:color="auto" w:sz="0" w:space="0"/>
+                  <w:bottom w:val="none" w:color="auto" w:sz="0" w:space="0"/>
+                  <w:right w:val="none" w:color="auto" w:sz="0" w:space="0"/>
+                  <w:insideH w:val="none" w:color="auto" w:sz="0" w:space="0"/>
+                  <w:insideV w:val="none" w:color="auto" w:sz="0" w:space="0"/>
+                </w:tblBorders>
+                <w:shd w:val="clear" w:color="auto" w:fill="auto"/>
+                <w:tblCellMar>
+                  <w:top w:w="0" w:type="dxa"/>
+                  <w:left w:w="108" w:type="dxa"/>
+                  <w:bottom w:w="0" w:type="dxa"/>
+                  <w:right w:w="108" w:type="dxa"/>
+                </w:tblCellMar>
+              </w:tblPrEx>
+              <w:trPr>
+                <w:cantSplit/>
+                <w:trHeight w:val="300" w:hRule="atLeast"/>
+              </w:trPr>
+              <w:tc>
+                <w:tcPr>
+                  <w:tcW w:w="1504" w:type="dxa"/>
+                  <w:tcBorders>
+                    <w:top w:val="single" w:color="000000" w:sz="4" w:space="0"/>
+                    <w:left w:val="single" w:color="000000" w:sz="4" w:space="0"/>
+                    <w:bottom w:val="single" w:color="000000" w:sz="4" w:space="0"/>
+                    <w:right w:val="single" w:color="000000" w:sz="4" w:space="0"/>
+                  </w:tcBorders>
+                  <w:shd w:val="clear" w:color="auto" w:fill="auto"/>
+                  <w:vAlign w:val="center"/>
+                </w:tcPr>
+                <w:p>
+                  <w:pPr>
+                    <w:keepNext w:val="0"/>
+                    <w:keepLines/>
+                    <w:widowControl/>
+                    <w:suppressLineNumbers w:val="0"/>
+                    <w:jc w:val="center"/>
+                    <w:textAlignment w:val="center"/>
+                    <w:rPr>
+                      <w:rFonts w:hint="eastAsia" w:ascii="华文楷体" w:hAnsi="华文楷体" w:cs="华文楷体"/>
+                      <w:b/>
+                      <w:bCs/>
+                      <w:i w:val="0"/>
+                      <w:iCs w:val="0"/>
+                      <w:color w:val="000000"/>
+                      <w:sz w:val="21"/>
+                      <w:szCs w:val="21"/>
+                      <w:u w:val="none"/>
+                      <w:lang w:val="en-US" w:eastAsia="zh-CN"/>
+                    </w:rPr>
+                  </w:pPr>
+                  <w:r>
+                    <w:rPr>
+                      <w:rFonts w:hint="eastAsia" w:ascii="华文楷体" w:hAnsi="华文楷体" w:cs="华文楷体"/>
+                      <w:b/>
+                      <w:bCs/>
+                      <w:i w:val="0"/>
+                      <w:iCs w:val="0"/>
+                      <w:color w:val="000000"/>
+                      <w:sz w:val="21"/>
+                      <w:szCs w:val="21"/>
+                      <w:u w:val="none"/>
+                      <w:lang w:val="en-US" w:eastAsia="zh-CN"/>
+                    </w:rPr>
+                    <w:t>L SEN2</w:t>
+                  </w:r>
+                </w:p>
+              </w:tc>
+              <w:tc>
+                <w:tcPr>
+                  <w:tcW w:w="5800" w:type="dxa"/>
+                  <w:tcBorders>
+                    <w:top w:val="single" w:color="000000" w:sz="4" w:space="0"/>
+                    <w:left w:val="single" w:color="000000" w:sz="4" w:space="0"/>
+                    <w:bottom w:val="single" w:color="000000" w:sz="4" w:space="0"/>
+                    <w:right w:val="single" w:color="000000" w:sz="4" w:space="0"/>
+                  </w:tcBorders>
+                  <w:shd w:val="clear" w:color="auto" w:fill="auto"/>
+                  <w:vAlign w:val="center"/>
+                </w:tcPr>
+                <w:p>
+                  <w:pPr>
+                    <w:keepNext w:val="0"/>
+                    <w:keepLines/>
+                    <w:widowControl/>
+                    <w:suppressLineNumbers w:val="0"/>
+                    <w:jc w:val="left"/>
+                    <w:textAlignment w:val="center"/>
+                    <w:rPr>
+                      <w:rFonts w:hint="eastAsia" w:ascii="华文楷体" w:hAnsi="华文楷体" w:eastAsia="华文楷体" w:cs="华文楷体"/>
+                      <w:i w:val="0"/>
+                      <w:iCs w:val="0"/>
+                      <w:color w:val="000000"/>
+                      <w:kern w:val="0"/>
+                      <w:sz w:val="21"/>
+                      <w:szCs w:val="21"/>
+                      <w:u w:val="none"/>
+                      <w:lang w:val="en-US" w:eastAsia="zh-CN" w:bidi="ar"/>
+                    </w:rPr>
+                  </w:pPr>
+                  <w:r>
+                    <w:rPr>
+                      <w:rFonts w:hint="eastAsia" w:ascii="华文楷体" w:hAnsi="华文楷体" w:cs="华文楷体"/>
+                      <w:i w:val="0"/>
+                      <w:iCs w:val="0"/>
+                      <w:color w:val="000000"/>
+                      <w:kern w:val="0"/>
+                      <w:sz w:val="21"/>
+                      <w:szCs w:val="21"/>
+                      <w:u w:val="none"/>
+                      <w:lang w:val="en-US" w:eastAsia="zh-CN" w:bidi="ar"/>
+                    </w:rPr>
+                    <w:t>第二路液位/界位传感器信号通道，信号送入FREQUENCY。</w:t>
+                  </w:r>
+                </w:p>
+              </w:tc>
+            </w:tr>
+            <w:tr>
+              <w:tblPrEx>
+                <w:tblBorders>
+                  <w:top w:val="none" w:color="auto" w:sz="0" w:space="0"/>
+                  <w:left w:val="none" w:color="auto" w:sz="0" w:space="0"/>
+                  <w:bottom w:val="none" w:color="auto" w:sz="0" w:space="0"/>
+                  <w:right w:val="none" w:color="auto" w:sz="0" w:space="0"/>
+                  <w:insideH w:val="none" w:color="auto" w:sz="0" w:space="0"/>
+                  <w:insideV w:val="none" w:color="auto" w:sz="0" w:space="0"/>
+                </w:tblBorders>
+                <w:shd w:val="clear" w:color="auto" w:fill="auto"/>
+                <w:tblCellMar>
+                  <w:top w:w="0" w:type="dxa"/>
+                  <w:left w:w="108" w:type="dxa"/>
+                  <w:bottom w:w="0" w:type="dxa"/>
+                  <w:right w:w="108" w:type="dxa"/>
+                </w:tblCellMar>
+              </w:tblPrEx>
+              <w:trPr>
+                <w:cantSplit/>
+                <w:trHeight w:val="300" w:hRule="atLeast"/>
+              </w:trPr>
+              <w:tc>
+                <w:tcPr>
+                  <w:tcW w:w="1504" w:type="dxa"/>
+                  <w:tcBorders>
+                    <w:top w:val="single" w:color="000000" w:sz="4" w:space="0"/>
+                    <w:left w:val="single" w:color="000000" w:sz="4" w:space="0"/>
+                    <w:bottom w:val="single" w:color="000000" w:sz="4" w:space="0"/>
+                    <w:right w:val="single" w:color="000000" w:sz="4" w:space="0"/>
+                  </w:tcBorders>
+                  <w:shd w:val="clear" w:color="auto" w:fill="auto"/>
+                  <w:vAlign w:val="center"/>
+                </w:tcPr>
+                <w:p>
+                  <w:pPr>
+                    <w:keepNext w:val="0"/>
+                    <w:keepLines/>
+                    <w:widowControl/>
+                    <w:suppressLineNumbers w:val="0"/>
+                    <w:jc w:val="center"/>
+                    <w:textAlignment w:val="center"/>
+                    <w:rPr>
+                      <w:rFonts w:hint="eastAsia" w:ascii="华文楷体" w:hAnsi="华文楷体" w:cs="华文楷体"/>
+                      <w:b/>
+                      <w:bCs/>
+                      <w:i w:val="0"/>
+                      <w:iCs w:val="0"/>
+                      <w:color w:val="000000"/>
+                      <w:sz w:val="21"/>
+                      <w:szCs w:val="21"/>
+                      <w:u w:val="none"/>
+                      <w:lang w:val="en-US" w:eastAsia="zh-CN"/>
+                    </w:rPr>
+                  </w:pPr>
+                  <w:r>
+                    <w:rPr>
+                      <w:rFonts w:hint="eastAsia" w:ascii="华文楷体" w:hAnsi="华文楷体" w:cs="华文楷体"/>
+                      <w:b/>
+                      <w:bCs/>
+                      <w:i w:val="0"/>
+                      <w:iCs w:val="0"/>
+                      <w:color w:val="000000"/>
+                      <w:sz w:val="21"/>
+                      <w:szCs w:val="21"/>
+                      <w:u w:val="none"/>
+                      <w:lang w:val="en-US" w:eastAsia="zh-CN"/>
+                    </w:rPr>
+                    <w:t>FREQUENCY</w:t>
+                  </w:r>
+                </w:p>
+              </w:tc>
+              <w:tc>
+                <w:tcPr>
+                  <w:tcW w:w="5800" w:type="dxa"/>
+                  <w:tcBorders>
+                    <w:top w:val="single" w:color="000000" w:sz="4" w:space="0"/>
+                    <w:left w:val="single" w:color="000000" w:sz="4" w:space="0"/>
+                    <w:bottom w:val="single" w:color="000000" w:sz="4" w:space="0"/>
+                    <w:right w:val="single" w:color="000000" w:sz="4" w:space="0"/>
+                  </w:tcBorders>
+                  <w:shd w:val="clear" w:color="auto" w:fill="auto"/>
+                  <w:vAlign w:val="center"/>
+                </w:tcPr>
+                <w:p>
+                  <w:pPr>
+                    <w:keepNext w:val="0"/>
+                    <w:keepLines/>
+                    <w:widowControl/>
+                    <w:suppressLineNumbers w:val="0"/>
+                    <w:jc w:val="left"/>
+                    <w:textAlignment w:val="center"/>
+                    <w:rPr>
+                      <w:rFonts w:hint="eastAsia" w:ascii="华文楷体" w:hAnsi="华文楷体" w:eastAsia="华文楷体" w:cs="华文楷体"/>
+                      <w:i w:val="0"/>
+                      <w:iCs w:val="0"/>
+                      <w:color w:val="000000"/>
+                      <w:kern w:val="0"/>
+                      <w:sz w:val="21"/>
+                      <w:szCs w:val="21"/>
+                      <w:u w:val="none"/>
+                      <w:lang w:val="en-US" w:eastAsia="zh-CN" w:bidi="ar"/>
+                    </w:rPr>
+                  </w:pPr>
+                  <w:r>
+                    <w:rPr>
+                      <w:rFonts w:hint="eastAsia" w:ascii="华文楷体" w:hAnsi="华文楷体" w:cs="华文楷体"/>
+                      <w:i w:val="0"/>
+                      <w:iCs w:val="0"/>
+                      <w:color w:val="000000"/>
+                      <w:kern w:val="0"/>
+                      <w:sz w:val="21"/>
+                      <w:szCs w:val="21"/>
+                      <w:u w:val="none"/>
+                      <w:lang w:val="en-US" w:eastAsia="zh-CN" w:bidi="ar"/>
+                    </w:rPr>
+                    <w:t>接收L SEN1和L SEN2信号，采集频率数据并送入CPU1。</w:t>
+                  </w:r>
+                </w:p>
+              </w:tc>
+            </w:tr>
+            <w:tr>
+              <w:tblPrEx>
+                <w:tblBorders>
+                  <w:top w:val="none" w:color="auto" w:sz="0" w:space="0"/>
+                  <w:left w:val="none" w:color="auto" w:sz="0" w:space="0"/>
+                  <w:bottom w:val="none" w:color="auto" w:sz="0" w:space="0"/>
+                  <w:right w:val="none" w:color="auto" w:sz="0" w:space="0"/>
+                  <w:insideH w:val="none" w:color="auto" w:sz="0" w:space="0"/>
+                  <w:insideV w:val="none" w:color="auto" w:sz="0" w:space="0"/>
+                </w:tblBorders>
+                <w:shd w:val="clear" w:color="auto" w:fill="auto"/>
+                <w:tblCellMar>
+                  <w:top w:w="0" w:type="dxa"/>
+                  <w:left w:w="108" w:type="dxa"/>
+                  <w:bottom w:w="0" w:type="dxa"/>
+                  <w:right w:w="108" w:type="dxa"/>
+                </w:tblCellMar>
+              </w:tblPrEx>
+              <w:trPr>
+                <w:cantSplit/>
+                <w:trHeight w:val="300" w:hRule="atLeast"/>
+              </w:trPr>
+              <w:tc>
+                <w:tcPr>
+                  <w:tcW w:w="1504" w:type="dxa"/>
+                  <w:tcBorders>
+                    <w:top w:val="single" w:color="000000" w:sz="4" w:space="0"/>
+                    <w:left w:val="single" w:color="000000" w:sz="4" w:space="0"/>
+                    <w:bottom w:val="single" w:color="000000" w:sz="4" w:space="0"/>
+                    <w:right w:val="single" w:color="000000" w:sz="4" w:space="0"/>
+                  </w:tcBorders>
+                  <w:shd w:val="clear" w:color="auto" w:fill="auto"/>
+                  <w:vAlign w:val="center"/>
+                </w:tcPr>
+                <w:p>
+                  <w:pPr>
+                    <w:keepNext w:val="0"/>
+                    <w:keepLines/>
+                    <w:widowControl/>
+                    <w:suppressLineNumbers w:val="0"/>
+                    <w:jc w:val="center"/>
+                    <w:textAlignment w:val="center"/>
+                    <w:rPr>
+                      <w:rFonts w:hint="eastAsia" w:ascii="华文楷体" w:hAnsi="华文楷体" w:cs="华文楷体"/>
+                      <w:b/>
+                      <w:bCs/>
+                      <w:i w:val="0"/>
+                      <w:iCs w:val="0"/>
+                      <w:color w:val="000000"/>
+                      <w:sz w:val="21"/>
+                      <w:szCs w:val="21"/>
+                      <w:u w:val="none"/>
+                      <w:lang w:val="en-US" w:eastAsia="zh-CN"/>
+                    </w:rPr>
+                  </w:pPr>
+                  <w:r>
+                    <w:rPr>
+                      <w:rFonts w:hint="eastAsia" w:ascii="华文楷体" w:hAnsi="华文楷体" w:cs="华文楷体"/>
+                      <w:b/>
+                      <w:bCs/>
+                      <w:i w:val="0"/>
+                      <w:iCs w:val="0"/>
+                      <w:color w:val="000000"/>
+                      <w:sz w:val="21"/>
+                      <w:szCs w:val="21"/>
+                      <w:u w:val="none"/>
+                      <w:lang w:val="en-US" w:eastAsia="zh-CN"/>
+                    </w:rPr>
+                    <w:t>V ACQ2</w:t>
+                  </w:r>
+                </w:p>
+              </w:tc>
+              <w:tc>
+                <w:tcPr>
+                  <w:tcW w:w="5800" w:type="dxa"/>
+                  <w:tcBorders>
+                    <w:top w:val="single" w:color="000000" w:sz="4" w:space="0"/>
+                    <w:left w:val="single" w:color="000000" w:sz="4" w:space="0"/>
+                    <w:bottom w:val="single" w:color="000000" w:sz="4" w:space="0"/>
+                    <w:right w:val="single" w:color="000000" w:sz="4" w:space="0"/>
+                  </w:tcBorders>
+                  <w:shd w:val="clear" w:color="auto" w:fill="auto"/>
+                  <w:vAlign w:val="center"/>
+                </w:tcPr>
+                <w:p>
+                  <w:pPr>
+                    <w:keepNext w:val="0"/>
+                    <w:keepLines/>
+                    <w:widowControl/>
+                    <w:suppressLineNumbers w:val="0"/>
+                    <w:jc w:val="left"/>
+                    <w:textAlignment w:val="center"/>
+                    <w:rPr>
+                      <w:rFonts w:hint="eastAsia" w:ascii="华文楷体" w:hAnsi="华文楷体" w:eastAsia="华文楷体" w:cs="华文楷体"/>
+                      <w:i w:val="0"/>
+                      <w:iCs w:val="0"/>
+                      <w:color w:val="000000"/>
+                      <w:kern w:val="0"/>
+                      <w:sz w:val="21"/>
+                      <w:szCs w:val="21"/>
+                      <w:u w:val="none"/>
+                      <w:lang w:val="en-US" w:eastAsia="zh-CN" w:bidi="ar"/>
+                    </w:rPr>
+                  </w:pPr>
+                  <w:r>
+                    <w:rPr>
+                      <w:rFonts w:hint="eastAsia" w:ascii="华文楷体" w:hAnsi="华文楷体" w:cs="华文楷体"/>
+                      <w:i w:val="0"/>
+                      <w:iCs w:val="0"/>
+                      <w:color w:val="000000"/>
+                      <w:kern w:val="0"/>
+                      <w:sz w:val="21"/>
+                      <w:szCs w:val="21"/>
+                      <w:u w:val="none"/>
+                      <w:lang w:val="en-US" w:eastAsia="zh-CN" w:bidi="ar"/>
+                    </w:rPr>
+                    <w:t>与CPU1连接，实现传感器侧电源电压采集。</w:t>
+                  </w:r>
+                </w:p>
+              </w:tc>
+            </w:tr>
+            <w:tr>
+              <w:tblPrEx>
+                <w:tblBorders>
+                  <w:top w:val="none" w:color="auto" w:sz="0" w:space="0"/>
+                  <w:left w:val="none" w:color="auto" w:sz="0" w:space="0"/>
+                  <w:bottom w:val="none" w:color="auto" w:sz="0" w:space="0"/>
+                  <w:right w:val="none" w:color="auto" w:sz="0" w:space="0"/>
+                  <w:insideH w:val="none" w:color="auto" w:sz="0" w:space="0"/>
+                  <w:insideV w:val="none" w:color="auto" w:sz="0" w:space="0"/>
+                </w:tblBorders>
+                <w:shd w:val="clear" w:color="auto" w:fill="auto"/>
+                <w:tblCellMar>
+                  <w:top w:w="0" w:type="dxa"/>
+                  <w:left w:w="108" w:type="dxa"/>
+                  <w:bottom w:w="0" w:type="dxa"/>
+                  <w:right w:w="108" w:type="dxa"/>
+                </w:tblCellMar>
+              </w:tblPrEx>
+              <w:trPr>
+                <w:cantSplit/>
+                <w:trHeight w:val="300" w:hRule="atLeast"/>
+              </w:trPr>
+              <w:tc>
+                <w:tcPr>
+                  <w:tcW w:w="1504" w:type="dxa"/>
+                  <w:tcBorders>
+                    <w:top w:val="single" w:color="000000" w:sz="4" w:space="0"/>
+                    <w:left w:val="single" w:color="000000" w:sz="4" w:space="0"/>
+                    <w:bottom w:val="single" w:color="000000" w:sz="4" w:space="0"/>
+                    <w:right w:val="single" w:color="000000" w:sz="4" w:space="0"/>
+                  </w:tcBorders>
+                  <w:shd w:val="clear" w:color="auto" w:fill="auto"/>
+                  <w:vAlign w:val="center"/>
+                </w:tcPr>
+                <w:p>
+                  <w:pPr>
+                    <w:keepNext w:val="0"/>
+                    <w:keepLines/>
+                    <w:widowControl/>
+                    <w:suppressLineNumbers w:val="0"/>
+                    <w:jc w:val="center"/>
+                    <w:textAlignment w:val="center"/>
+                    <w:rPr>
+                      <w:rFonts w:hint="eastAsia" w:ascii="华文楷体" w:hAnsi="华文楷体" w:cs="华文楷体"/>
+                      <w:b/>
+                      <w:bCs/>
+                      <w:i w:val="0"/>
+                      <w:iCs w:val="0"/>
+                      <w:color w:val="000000"/>
+                      <w:sz w:val="21"/>
+                      <w:szCs w:val="21"/>
+                      <w:u w:val="none"/>
+                      <w:lang w:val="en-US" w:eastAsia="zh-CN"/>
+                    </w:rPr>
+                  </w:pPr>
+                  <w:r>
+                    <w:rPr>
+                      <w:rFonts w:hint="eastAsia" w:ascii="华文楷体" w:hAnsi="华文楷体" w:cs="华文楷体"/>
+                      <w:b/>
+                      <w:bCs/>
+                      <w:i w:val="0"/>
+                      <w:iCs w:val="0"/>
+                      <w:color w:val="000000"/>
+                      <w:sz w:val="21"/>
+                      <w:szCs w:val="21"/>
+                      <w:u w:val="none"/>
+                      <w:lang w:val="en-US" w:eastAsia="zh-CN"/>
+                    </w:rPr>
+                    <w:t>CPU1</w:t>
+                  </w:r>
+                </w:p>
+              </w:tc>
+              <w:tc>
+                <w:tcPr>
+                  <w:tcW w:w="5800" w:type="dxa"/>
+                  <w:tcBorders>
+                    <w:top w:val="single" w:color="000000" w:sz="4" w:space="0"/>
+                    <w:left w:val="single" w:color="000000" w:sz="4" w:space="0"/>
+                    <w:bottom w:val="single" w:color="000000" w:sz="4" w:space="0"/>
+                    <w:right w:val="single" w:color="000000" w:sz="4" w:space="0"/>
+                  </w:tcBorders>
+                  <w:shd w:val="clear" w:color="auto" w:fill="auto"/>
+                  <w:vAlign w:val="center"/>
+                </w:tcPr>
+                <w:p>
+                  <w:pPr>
+                    <w:keepNext w:val="0"/>
+                    <w:keepLines/>
+                    <w:widowControl/>
+                    <w:suppressLineNumbers w:val="0"/>
+                    <w:jc w:val="left"/>
+                    <w:textAlignment w:val="center"/>
+                    <w:rPr>
+                      <w:rFonts w:hint="eastAsia" w:ascii="华文楷体" w:hAnsi="华文楷体" w:eastAsia="华文楷体" w:cs="华文楷体"/>
+                      <w:i w:val="0"/>
+                      <w:iCs w:val="0"/>
+                      <w:color w:val="000000"/>
+                      <w:kern w:val="0"/>
+                      <w:sz w:val="21"/>
+                      <w:szCs w:val="21"/>
+                      <w:u w:val="none"/>
+                      <w:lang w:val="en-US" w:eastAsia="zh-CN" w:bidi="ar"/>
+                    </w:rPr>
+                  </w:pPr>
+                  <w:r>
+                    <w:rPr>
+                      <w:rFonts w:hint="eastAsia" w:ascii="华文楷体" w:hAnsi="华文楷体" w:cs="华文楷体"/>
+                      <w:i w:val="0"/>
+                      <w:iCs w:val="0"/>
+                      <w:color w:val="000000"/>
+                      <w:kern w:val="0"/>
+                      <w:sz w:val="21"/>
+                      <w:szCs w:val="21"/>
+                      <w:u w:val="none"/>
+                      <w:lang w:val="en-US" w:eastAsia="zh-CN" w:bidi="ar"/>
+                    </w:rPr>
+                    <w:t>作为传感器安全功能处理器，连接FREQUENCY、V ACQ2、POWER2、TEMP SEN、DENSITY和AAM，完成传感器侧信号处理。</w:t>
+                  </w:r>
+                </w:p>
+              </w:tc>
+            </w:tr>
+            <w:tr>
+              <w:tblPrEx>
+                <w:tblBorders>
+                  <w:top w:val="none" w:color="auto" w:sz="0" w:space="0"/>
+                  <w:left w:val="none" w:color="auto" w:sz="0" w:space="0"/>
+                  <w:bottom w:val="none" w:color="auto" w:sz="0" w:space="0"/>
+                  <w:right w:val="none" w:color="auto" w:sz="0" w:space="0"/>
+                  <w:insideH w:val="none" w:color="auto" w:sz="0" w:space="0"/>
+                  <w:insideV w:val="none" w:color="auto" w:sz="0" w:space="0"/>
+                </w:tblBorders>
+                <w:shd w:val="clear" w:color="auto" w:fill="auto"/>
+                <w:tblCellMar>
+                  <w:top w:w="0" w:type="dxa"/>
+                  <w:left w:w="108" w:type="dxa"/>
+                  <w:bottom w:w="0" w:type="dxa"/>
+                  <w:right w:w="108" w:type="dxa"/>
+                </w:tblCellMar>
+              </w:tblPrEx>
+              <w:trPr>
+                <w:cantSplit/>
+                <w:trHeight w:val="300" w:hRule="atLeast"/>
+              </w:trPr>
+              <w:tc>
+                <w:tcPr>
+                  <w:tcW w:w="1504" w:type="dxa"/>
+                  <w:tcBorders>
+                    <w:top w:val="single" w:color="000000" w:sz="4" w:space="0"/>
+                    <w:left w:val="single" w:color="000000" w:sz="4" w:space="0"/>
+                    <w:bottom w:val="single" w:color="000000" w:sz="4" w:space="0"/>
+                    <w:right w:val="single" w:color="000000" w:sz="4" w:space="0"/>
+                  </w:tcBorders>
+                  <w:shd w:val="clear" w:color="auto" w:fill="auto"/>
+                  <w:vAlign w:val="center"/>
+                </w:tcPr>
+                <w:p>
+                  <w:pPr>
+                    <w:keepNext w:val="0"/>
+                    <w:keepLines/>
+                    <w:widowControl/>
+                    <w:suppressLineNumbers w:val="0"/>
+                    <w:jc w:val="center"/>
+                    <w:textAlignment w:val="center"/>
+                    <w:rPr>
+                      <w:rFonts w:hint="eastAsia" w:ascii="华文楷体" w:hAnsi="华文楷体" w:cs="华文楷体"/>
+                      <w:b/>
+                      <w:bCs/>
+                      <w:i w:val="0"/>
+                      <w:iCs w:val="0"/>
+                      <w:color w:val="000000"/>
+                      <w:sz w:val="21"/>
+                      <w:szCs w:val="21"/>
+                      <w:u w:val="none"/>
+                      <w:lang w:val="en-US" w:eastAsia="zh-CN"/>
+                    </w:rPr>
+                  </w:pPr>
+                  <w:r>
+                    <w:rPr>
+                      <w:rFonts w:hint="eastAsia" w:ascii="华文楷体" w:hAnsi="华文楷体" w:cs="华文楷体"/>
+                      <w:b/>
+                      <w:bCs/>
+                      <w:i w:val="0"/>
+                      <w:iCs w:val="0"/>
+                      <w:color w:val="000000"/>
+                      <w:sz w:val="21"/>
+                      <w:szCs w:val="21"/>
+                      <w:u w:val="none"/>
+                      <w:lang w:val="en-US" w:eastAsia="zh-CN"/>
+                    </w:rPr>
+                    <w:t>POWER2</w:t>
+                  </w:r>
+                </w:p>
+              </w:tc>
+              <w:tc>
+                <w:tcPr>
+                  <w:tcW w:w="5800" w:type="dxa"/>
+                  <w:tcBorders>
+                    <w:top w:val="single" w:color="000000" w:sz="4" w:space="0"/>
+                    <w:left w:val="single" w:color="000000" w:sz="4" w:space="0"/>
+                    <w:bottom w:val="single" w:color="000000" w:sz="4" w:space="0"/>
+                    <w:right w:val="single" w:color="000000" w:sz="4" w:space="0"/>
+                  </w:tcBorders>
+                  <w:shd w:val="clear" w:color="auto" w:fill="auto"/>
+                  <w:vAlign w:val="center"/>
+                </w:tcPr>
+                <w:p>
+                  <w:pPr>
+                    <w:keepNext w:val="0"/>
+                    <w:keepLines/>
+                    <w:widowControl/>
+                    <w:suppressLineNumbers w:val="0"/>
+                    <w:jc w:val="left"/>
+                    <w:textAlignment w:val="center"/>
+                    <w:rPr>
+                      <w:rFonts w:hint="eastAsia" w:ascii="华文楷体" w:hAnsi="华文楷体" w:eastAsia="华文楷体" w:cs="华文楷体"/>
+                      <w:i w:val="0"/>
+                      <w:iCs w:val="0"/>
+                      <w:color w:val="000000"/>
+                      <w:kern w:val="0"/>
+                      <w:sz w:val="21"/>
+                      <w:szCs w:val="21"/>
+                      <w:u w:val="none"/>
+                      <w:lang w:val="en-US" w:eastAsia="zh-CN" w:bidi="ar"/>
+                    </w:rPr>
+                  </w:pPr>
+                  <w:r>
+                    <w:rPr>
+                      <w:rFonts w:hint="eastAsia" w:ascii="华文楷体" w:hAnsi="华文楷体" w:cs="华文楷体"/>
+                      <w:i w:val="0"/>
+                      <w:iCs w:val="0"/>
+                      <w:color w:val="000000"/>
+                      <w:kern w:val="0"/>
+                      <w:sz w:val="21"/>
+                      <w:szCs w:val="21"/>
+                      <w:u w:val="none"/>
+                      <w:lang w:val="en-US" w:eastAsia="zh-CN" w:bidi="ar"/>
+                    </w:rPr>
+                    <w:t>传感器侧电源模块，为CPU1及相关传感器模块供电。</w:t>
+                  </w:r>
+                </w:p>
+              </w:tc>
+            </w:tr>
+            <w:tr>
+              <w:tblPrEx>
+                <w:tblBorders>
+                  <w:top w:val="none" w:color="auto" w:sz="0" w:space="0"/>
+                  <w:left w:val="none" w:color="auto" w:sz="0" w:space="0"/>
+                  <w:bottom w:val="none" w:color="auto" w:sz="0" w:space="0"/>
+                  <w:right w:val="none" w:color="auto" w:sz="0" w:space="0"/>
+                  <w:insideH w:val="none" w:color="auto" w:sz="0" w:space="0"/>
+                  <w:insideV w:val="none" w:color="auto" w:sz="0" w:space="0"/>
+                </w:tblBorders>
+                <w:shd w:val="clear" w:color="auto" w:fill="auto"/>
+                <w:tblCellMar>
+                  <w:top w:w="0" w:type="dxa"/>
+                  <w:left w:w="108" w:type="dxa"/>
+                  <w:bottom w:w="0" w:type="dxa"/>
+                  <w:right w:w="108" w:type="dxa"/>
+                </w:tblCellMar>
+              </w:tblPrEx>
+              <w:trPr>
+                <w:cantSplit/>
+                <w:trHeight w:val="300" w:hRule="atLeast"/>
+              </w:trPr>
+              <w:tc>
+                <w:tcPr>
+                  <w:tcW w:w="1504" w:type="dxa"/>
+                  <w:tcBorders>
+                    <w:top w:val="single" w:color="000000" w:sz="4" w:space="0"/>
+                    <w:left w:val="single" w:color="000000" w:sz="4" w:space="0"/>
+                    <w:bottom w:val="single" w:color="000000" w:sz="4" w:space="0"/>
+                    <w:right w:val="single" w:color="000000" w:sz="4" w:space="0"/>
+                  </w:tcBorders>
+                  <w:shd w:val="clear" w:color="auto" w:fill="auto"/>
+                  <w:vAlign w:val="center"/>
+                </w:tcPr>
+                <w:p>
+                  <w:pPr>
+                    <w:keepNext w:val="0"/>
+                    <w:keepLines/>
+                    <w:widowControl/>
+                    <w:suppressLineNumbers w:val="0"/>
+                    <w:jc w:val="center"/>
+                    <w:textAlignment w:val="center"/>
+                    <w:rPr>
+                      <w:rFonts w:hint="eastAsia" w:ascii="华文楷体" w:hAnsi="华文楷体" w:cs="华文楷体"/>
+                      <w:b/>
+                      <w:bCs/>
+                      <w:i w:val="0"/>
+                      <w:iCs w:val="0"/>
+                      <w:color w:val="000000"/>
+                      <w:sz w:val="21"/>
+                      <w:szCs w:val="21"/>
+                      <w:u w:val="none"/>
+                      <w:lang w:val="en-US" w:eastAsia="zh-CN"/>
+                    </w:rPr>
+                  </w:pPr>
+                  <w:r>
+                    <w:rPr>
+                      <w:rFonts w:hint="eastAsia" w:ascii="华文楷体" w:hAnsi="华文楷体" w:cs="华文楷体"/>
+                      <w:b/>
+                      <w:bCs/>
+                      <w:i w:val="0"/>
+                      <w:iCs w:val="0"/>
+                      <w:color w:val="000000"/>
+                      <w:sz w:val="21"/>
+                      <w:szCs w:val="21"/>
+                      <w:u w:val="none"/>
+                      <w:lang w:val="en-US" w:eastAsia="zh-CN"/>
+                    </w:rPr>
+                    <w:t>TEMP SEN</w:t>
+                  </w:r>
+                </w:p>
+              </w:tc>
+              <w:tc>
+                <w:tcPr>
+                  <w:tcW w:w="5800" w:type="dxa"/>
+                  <w:tcBorders>
+                    <w:top w:val="single" w:color="000000" w:sz="4" w:space="0"/>
+                    <w:left w:val="single" w:color="000000" w:sz="4" w:space="0"/>
+                    <w:bottom w:val="single" w:color="000000" w:sz="4" w:space="0"/>
+                    <w:right w:val="single" w:color="000000" w:sz="4" w:space="0"/>
+                  </w:tcBorders>
+                  <w:shd w:val="clear" w:color="auto" w:fill="auto"/>
+                  <w:vAlign w:val="center"/>
+                </w:tcPr>
+                <w:p>
+                  <w:pPr>
+                    <w:keepNext w:val="0"/>
+                    <w:keepLines/>
+                    <w:widowControl/>
+                    <w:suppressLineNumbers w:val="0"/>
+                    <w:jc w:val="left"/>
+                    <w:textAlignment w:val="center"/>
+                    <w:rPr>
+                      <w:rFonts w:hint="eastAsia" w:ascii="华文楷体" w:hAnsi="华文楷体" w:eastAsia="华文楷体" w:cs="华文楷体"/>
+                      <w:i w:val="0"/>
+                      <w:iCs w:val="0"/>
+                      <w:color w:val="000000"/>
+                      <w:kern w:val="0"/>
+                      <w:sz w:val="21"/>
+                      <w:szCs w:val="21"/>
+                      <w:u w:val="none"/>
+                      <w:lang w:val="en-US" w:eastAsia="zh-CN" w:bidi="ar"/>
+                    </w:rPr>
+                  </w:pPr>
+                  <w:r>
+                    <w:rPr>
+                      <w:rFonts w:hint="eastAsia" w:ascii="华文楷体" w:hAnsi="华文楷体" w:cs="华文楷体"/>
+                      <w:i w:val="0"/>
+                      <w:iCs w:val="0"/>
+                      <w:color w:val="000000"/>
+                      <w:kern w:val="0"/>
+                      <w:sz w:val="21"/>
+                      <w:szCs w:val="21"/>
+                      <w:u w:val="none"/>
+                      <w:lang w:val="en-US" w:eastAsia="zh-CN" w:bidi="ar"/>
+                    </w:rPr>
+                    <w:t>作为传感器非安全功能模块，与CPU1连接，实现液体温度数据采集。</w:t>
+                  </w:r>
+                </w:p>
+              </w:tc>
+            </w:tr>
+            <w:tr>
+              <w:tblPrEx>
+                <w:tblBorders>
+                  <w:top w:val="none" w:color="auto" w:sz="0" w:space="0"/>
+                  <w:left w:val="none" w:color="auto" w:sz="0" w:space="0"/>
+                  <w:bottom w:val="none" w:color="auto" w:sz="0" w:space="0"/>
+                  <w:right w:val="none" w:color="auto" w:sz="0" w:space="0"/>
+                  <w:insideH w:val="none" w:color="auto" w:sz="0" w:space="0"/>
+                  <w:insideV w:val="none" w:color="auto" w:sz="0" w:space="0"/>
+                </w:tblBorders>
+                <w:shd w:val="clear" w:color="auto" w:fill="auto"/>
+                <w:tblCellMar>
+                  <w:top w:w="0" w:type="dxa"/>
+                  <w:left w:w="108" w:type="dxa"/>
+                  <w:bottom w:w="0" w:type="dxa"/>
+                  <w:right w:w="108" w:type="dxa"/>
+                </w:tblCellMar>
+              </w:tblPrEx>
+              <w:trPr>
+                <w:cantSplit/>
+                <w:trHeight w:val="300" w:hRule="atLeast"/>
+              </w:trPr>
+              <w:tc>
+                <w:tcPr>
+                  <w:tcW w:w="1504" w:type="dxa"/>
+                  <w:tcBorders>
+                    <w:top w:val="single" w:color="000000" w:sz="4" w:space="0"/>
+                    <w:left w:val="single" w:color="000000" w:sz="4" w:space="0"/>
+                    <w:bottom w:val="single" w:color="000000" w:sz="4" w:space="0"/>
+                    <w:right w:val="single" w:color="000000" w:sz="4" w:space="0"/>
+                  </w:tcBorders>
+                  <w:shd w:val="clear" w:color="auto" w:fill="auto"/>
+                  <w:vAlign w:val="center"/>
+                </w:tcPr>
+                <w:p>
+                  <w:pPr>
+                    <w:keepNext w:val="0"/>
+                    <w:keepLines/>
+                    <w:widowControl/>
+                    <w:suppressLineNumbers w:val="0"/>
+                    <w:jc w:val="center"/>
+                    <w:textAlignment w:val="center"/>
+                    <w:rPr>
+                      <w:rFonts w:hint="eastAsia" w:ascii="华文楷体" w:hAnsi="华文楷体" w:cs="华文楷体"/>
+                      <w:b/>
+                      <w:bCs/>
+                      <w:i w:val="0"/>
+                      <w:iCs w:val="0"/>
+                      <w:color w:val="000000"/>
+                      <w:sz w:val="21"/>
+                      <w:szCs w:val="21"/>
+                      <w:u w:val="none"/>
+                      <w:lang w:val="en-US" w:eastAsia="zh-CN"/>
+                    </w:rPr>
+                  </w:pPr>
+                  <w:r>
+                    <w:rPr>
+                      <w:rFonts w:hint="eastAsia" w:ascii="华文楷体" w:hAnsi="华文楷体" w:cs="华文楷体"/>
+                      <w:b/>
+                      <w:bCs/>
+                      <w:i w:val="0"/>
+                      <w:iCs w:val="0"/>
+                      <w:color w:val="000000"/>
+                      <w:sz w:val="21"/>
+                      <w:szCs w:val="21"/>
+                      <w:u w:val="none"/>
+                      <w:lang w:val="en-US" w:eastAsia="zh-CN"/>
+                    </w:rPr>
+                    <w:t>DENSITY</w:t>
+                  </w:r>
+                </w:p>
+              </w:tc>
+              <w:tc>
+                <w:tcPr>
+                  <w:tcW w:w="5800" w:type="dxa"/>
+                  <w:tcBorders>
+                    <w:top w:val="single" w:color="000000" w:sz="4" w:space="0"/>
+                    <w:left w:val="single" w:color="000000" w:sz="4" w:space="0"/>
+                    <w:bottom w:val="single" w:color="000000" w:sz="4" w:space="0"/>
+                    <w:right w:val="single" w:color="000000" w:sz="4" w:space="0"/>
+                  </w:tcBorders>
+                  <w:shd w:val="clear" w:color="auto" w:fill="auto"/>
+                  <w:vAlign w:val="center"/>
+                </w:tcPr>
+                <w:p>
+                  <w:pPr>
+                    <w:keepNext w:val="0"/>
+                    <w:keepLines/>
+                    <w:widowControl/>
+                    <w:suppressLineNumbers w:val="0"/>
+                    <w:jc w:val="left"/>
+                    <w:textAlignment w:val="center"/>
+                    <w:rPr>
+                      <w:rFonts w:hint="eastAsia" w:ascii="华文楷体" w:hAnsi="华文楷体" w:eastAsia="华文楷体" w:cs="华文楷体"/>
+                      <w:i w:val="0"/>
+                      <w:iCs w:val="0"/>
+                      <w:color w:val="000000"/>
+                      <w:kern w:val="0"/>
+                      <w:sz w:val="21"/>
+                      <w:szCs w:val="21"/>
+                      <w:u w:val="none"/>
+                      <w:lang w:val="en-US" w:eastAsia="zh-CN" w:bidi="ar"/>
+                    </w:rPr>
+                  </w:pPr>
+                  <w:r>
+                    <w:rPr>
+                      <w:rFonts w:hint="eastAsia" w:ascii="华文楷体" w:hAnsi="华文楷体" w:cs="华文楷体"/>
+                      <w:i w:val="0"/>
+                      <w:iCs w:val="0"/>
+                      <w:color w:val="000000"/>
+                      <w:kern w:val="0"/>
+                      <w:sz w:val="21"/>
+                      <w:szCs w:val="21"/>
+                      <w:u w:val="none"/>
+                      <w:lang w:val="en-US" w:eastAsia="zh-CN" w:bidi="ar"/>
+                    </w:rPr>
+                    <w:t>作为传感器非安全功能模块，与CPU1连接，实现液体密度数据采集。</w:t>
+                  </w:r>
+                </w:p>
+              </w:tc>
+            </w:tr>
+            <w:tr>
+              <w:tblPrEx>
+                <w:tblBorders>
+                  <w:top w:val="none" w:color="auto" w:sz="0" w:space="0"/>
+                  <w:left w:val="none" w:color="auto" w:sz="0" w:space="0"/>
+                  <w:bottom w:val="none" w:color="auto" w:sz="0" w:space="0"/>
+                  <w:right w:val="none" w:color="auto" w:sz="0" w:space="0"/>
+                  <w:insideH w:val="none" w:color="auto" w:sz="0" w:space="0"/>
+                  <w:insideV w:val="none" w:color="auto" w:sz="0" w:space="0"/>
+                </w:tblBorders>
+                <w:shd w:val="clear" w:color="auto" w:fill="auto"/>
+                <w:tblCellMar>
+                  <w:top w:w="0" w:type="dxa"/>
+                  <w:left w:w="108" w:type="dxa"/>
+                  <w:bottom w:w="0" w:type="dxa"/>
+                  <w:right w:w="108" w:type="dxa"/>
+                </w:tblCellMar>
+              </w:tblPrEx>
+              <w:trPr>
+                <w:cantSplit/>
+                <w:trHeight w:val="300" w:hRule="atLeast"/>
+              </w:trPr>
+              <w:tc>
+                <w:tcPr>
+                  <w:tcW w:w="1504" w:type="dxa"/>
+                  <w:tcBorders>
+                    <w:top w:val="single" w:color="000000" w:sz="4" w:space="0"/>
+                    <w:left w:val="single" w:color="000000" w:sz="4" w:space="0"/>
+                    <w:bottom w:val="single" w:color="000000" w:sz="4" w:space="0"/>
+                    <w:right w:val="single" w:color="000000" w:sz="4" w:space="0"/>
+                  </w:tcBorders>
+                  <w:shd w:val="clear" w:color="auto" w:fill="auto"/>
+                  <w:vAlign w:val="center"/>
+                </w:tcPr>
+                <w:p>
+                  <w:pPr>
+                    <w:keepNext w:val="0"/>
+                    <w:keepLines/>
+                    <w:widowControl/>
+                    <w:suppressLineNumbers w:val="0"/>
+                    <w:jc w:val="center"/>
+                    <w:textAlignment w:val="center"/>
+                    <w:rPr>
+                      <w:rFonts w:hint="eastAsia" w:ascii="华文楷体" w:hAnsi="华文楷体" w:cs="华文楷体"/>
+                      <w:b/>
+                      <w:bCs/>
+                      <w:i w:val="0"/>
+                      <w:iCs w:val="0"/>
+                      <w:color w:val="000000"/>
+                      <w:sz w:val="21"/>
+                      <w:szCs w:val="21"/>
+                      <w:u w:val="none"/>
+                      <w:lang w:val="en-US" w:eastAsia="zh-CN"/>
+                    </w:rPr>
+                  </w:pPr>
+                  <w:r>
+                    <w:rPr>
+                      <w:rFonts w:hint="eastAsia" w:ascii="华文楷体" w:hAnsi="华文楷体" w:cs="华文楷体"/>
+                      <w:b/>
+                      <w:bCs/>
+                      <w:i w:val="0"/>
+                      <w:iCs w:val="0"/>
+                      <w:color w:val="000000"/>
+                      <w:sz w:val="21"/>
+                      <w:szCs w:val="21"/>
+                      <w:u w:val="none"/>
+                      <w:lang w:val="en-US" w:eastAsia="zh-CN"/>
+                    </w:rPr>
+                    <w:t>AAM</w:t>
+                  </w:r>
+                </w:p>
+              </w:tc>
+              <w:tc>
+                <w:tcPr>
+                  <w:tcW w:w="5800" w:type="dxa"/>
+                  <w:tcBorders>
+                    <w:top w:val="single" w:color="000000" w:sz="4" w:space="0"/>
+                    <w:left w:val="single" w:color="000000" w:sz="4" w:space="0"/>
+                    <w:bottom w:val="single" w:color="000000" w:sz="4" w:space="0"/>
+                    <w:right w:val="single" w:color="000000" w:sz="4" w:space="0"/>
+                  </w:tcBorders>
+                  <w:shd w:val="clear" w:color="auto" w:fill="auto"/>
+                  <w:vAlign w:val="center"/>
+                </w:tcPr>
+                <w:p>
+                  <w:pPr>
+                    <w:keepNext w:val="0"/>
+                    <w:keepLines/>
+                    <w:widowControl/>
+                    <w:suppressLineNumbers w:val="0"/>
+                    <w:jc w:val="left"/>
+                    <w:textAlignment w:val="center"/>
+                    <w:rPr>
+                      <w:rFonts w:hint="eastAsia" w:ascii="华文楷体" w:hAnsi="华文楷体" w:eastAsia="华文楷体" w:cs="华文楷体"/>
+                      <w:i w:val="0"/>
+                      <w:iCs w:val="0"/>
+                      <w:color w:val="000000"/>
+                      <w:kern w:val="0"/>
+                      <w:sz w:val="21"/>
+                      <w:szCs w:val="21"/>
+                      <w:u w:val="none"/>
+                      <w:lang w:val="en-US" w:eastAsia="zh-CN" w:bidi="ar"/>
+                    </w:rPr>
+                  </w:pPr>
+                  <w:r>
+                    <w:rPr>
+                      <w:rFonts w:hint="eastAsia" w:ascii="华文楷体" w:hAnsi="华文楷体" w:cs="华文楷体"/>
+                      <w:i w:val="0"/>
+                      <w:iCs w:val="0"/>
+                      <w:color w:val="000000"/>
+                      <w:kern w:val="0"/>
+                      <w:sz w:val="21"/>
+                      <w:szCs w:val="21"/>
+                      <w:u w:val="none"/>
+                      <w:lang w:val="en-US" w:eastAsia="zh-CN" w:bidi="ar"/>
+                    </w:rPr>
+                    <w:t>作为传感器非安全功能模块，与CPU1连接，实现传感器姿态异常监测。</w:t>
                   </w:r>
                 </w:p>
               </w:tc>
             </w:tr>
           </w:tbl>
+          <w:p>
+            <w:pPr>
+              <w:rPr>
+                <w:rFonts w:hint="eastAsia"/>
+                <w:sz w:val="21"/>
+                <w:szCs w:val="21"/>
+                <w:lang w:val="en-US" w:eastAsia="zh-CN"/>
+              </w:rPr>
+            </w:pPr>
+          </w:p>
+          <w:p>
+            <w:pPr>
+              <w:rPr>
+                <w:rFonts w:hint="eastAsia"/>
+                <w:sz w:val="21"/>
+                <w:szCs w:val="21"/>
+                <w:lang w:val="en-US" w:eastAsia="zh-CN"/>
+              </w:rPr>
+            </w:pPr>
+          </w:p>
           <w:p>
             <w:pPr>
               <w:rPr>
@@ -11805,15 +12663,6 @@
                 <w:lang w:val="en-US" w:eastAsia="zh-CN"/>
               </w:rPr>
             </w:pPr>
-            <w:r>
-              <w:rPr>
-                <w:rFonts w:hint="eastAsia"/>
-                <w:sz w:val="21"/>
-                <w:szCs w:val="21"/>
-                <w:lang w:val="en-US" w:eastAsia="zh-CN"/>
-              </w:rPr>
-              <w:t>ABDSM-SR-002-A、ABDSM-SR-008-A、ABDSM-SR-012-A、ABDSM-SR-014-A、ABDSM-SR-018-A、ABDSM-SR-022-A、ABDSM-R-033-A；</w:t>
-            </w:r>
           </w:p>
         </w:tc>
       </w:tr>
@@ -12068,7 +12917,7 @@
                 <w:rFonts w:hint="eastAsia" w:ascii="华文楷体" w:hAnsi="华文楷体" w:eastAsia="华文楷体" w:cs="华文楷体"/>
               </w:rPr>
               <w:object>
-                <v:shape id="_x0000_i1032" o:spt="75" type="#_x0000_t75" style="height:105.15pt;width:323.55pt;" o:ole="t" filled="f" o:preferrelative="t" stroked="f" coordsize="21600,21600">
+                <v:shape id="_x0000_i1028" o:spt="75" type="#_x0000_t75" style="height:105.15pt;width:323.55pt;" o:ole="t" filled="f" o:preferrelative="t" stroked="f" coordsize="21600,21600">
                   <v:path/>
                   <v:fill on="f" focussize="0,0"/>
                   <v:stroke on="f"/>
@@ -12077,7 +12926,7 @@
                   <w10:wrap type="none"/>
                   <w10:anchorlock/>
                 </v:shape>
-                <o:OLEObject Type="Embed" ProgID="Visio.Drawing.15" ShapeID="_x0000_i1032" DrawAspect="Content" ObjectID="_1468075728" r:id="rId14">
+                <o:OLEObject Type="Embed" ProgID="Visio.Drawing.15" ShapeID="_x0000_i1028" DrawAspect="Content" ObjectID="_1468075728" r:id="rId14">
                   <o:LockedField>false</o:LockedField>
                 </o:OLEObject>
               </w:object>
@@ -12235,24 +13084,6 @@
                 <w:lang w:val="en-US" w:eastAsia="zh-CN"/>
               </w:rPr>
             </w:pPr>
-            <w:r>
-              <w:rPr>
-                <w:rFonts w:hint="default" w:eastAsia="宋体"/>
-                <w:sz w:val="21"/>
-                <w:szCs w:val="21"/>
-                <w:lang w:val="en-US" w:eastAsia="zh-CN"/>
-              </w:rPr>
-              <w:t>ABDSM-SR-004-A</w:t>
-            </w:r>
-            <w:r>
-              <w:rPr>
-                <w:rFonts w:hint="eastAsia" w:eastAsia="宋体"/>
-                <w:sz w:val="21"/>
-                <w:szCs w:val="21"/>
-                <w:lang w:val="en-US" w:eastAsia="zh-CN"/>
-              </w:rPr>
-              <w:t>、ABDSM-SR-017-A、ABDSM-SR-019-A、ABDSM-SR-022-A、ABDSM-SR-028-A、ABDSM-SR-029-A、ABDSM-SR-030-A、ABDSM-SR-031-A、ABDSM-SR-032-A、ABDSM-SR-033-A、ABDSM-SR-034-A、ABDSM-SR-035-A、ABDSM-SR-036-A、ABDSM-SR-037-A、ABDSM-SR-038-A.</w:t>
-            </w:r>
           </w:p>
         </w:tc>
       </w:tr>
@@ -12648,13 +13479,6 @@
                 <w:lang w:val="de-DE"/>
               </w:rPr>
             </w:pPr>
-            <w:r>
-              <w:rPr>
-                <w:rFonts w:hint="eastAsia"/>
-                <w:lang w:val="en-US" w:eastAsia="zh-CN"/>
-              </w:rPr>
-              <w:t>ABDSM-SR-017-A</w:t>
-            </w:r>
           </w:p>
         </w:tc>
       </w:tr>
@@ -13535,13 +14359,6 @@
                 <w:lang w:val="en-US" w:eastAsia="zh-CN"/>
               </w:rPr>
             </w:pPr>
-            <w:r>
-              <w:rPr>
-                <w:rFonts w:hint="eastAsia"/>
-                <w:lang w:val="en-US" w:eastAsia="zh-CN"/>
-              </w:rPr>
-              <w:t>ABDSM-SR-019-A、ABDSM-SR-022-A、ABDSM-SR-028-A、ABDSM-SR-029-A、ABDSM-SR-030-A、ABDSM-SR-031-A、ABDSM-SR-032-A、ABDSM-SR-033-A、ABDSM-SR-034-A、ABDSM-SR-035-A、ABDSM-SR-036-A、ABDSM-SR-37-A、ABDSM-SR-038-A</w:t>
-            </w:r>
           </w:p>
         </w:tc>
       </w:tr>
@@ -17116,7 +17933,22 @@
                 <w:color w:val="auto"/>
                 <w:lang w:val="en-US" w:eastAsia="zh-CN"/>
               </w:rPr>
-              <w:t>为安全功能通信接口，通过I2C接口读取编码器数字数据，为双向通信，读取编码器数据，过程无检验。与电机步进数对比完成故障诊断。</w:t>
+              <w:t>为安全功能通信接口，通过</w:t>
+            </w:r>
+            <w:r>
+              <w:rPr>
+                <w:rFonts w:hint="eastAsia"/>
+                <w:lang w:val="en-US" w:eastAsia="zh-CN"/>
+              </w:rPr>
+              <w:t>SPI</w:t>
+            </w:r>
+            <w:r>
+              <w:rPr>
+                <w:rFonts w:hint="eastAsia"/>
+                <w:color w:val="auto"/>
+                <w:lang w:val="en-US" w:eastAsia="zh-CN"/>
+              </w:rPr>
+              <w:t>接口读取编码器数字数据，为双向通信，读取编码器数据，过程无检验。与电机步进数对比完成故障诊断。</w:t>
             </w:r>
           </w:p>
         </w:tc>
@@ -19937,41 +20769,7 @@
                 <w:color w:val="auto"/>
                 <w:lang w:val="en-US" w:eastAsia="zh-CN"/>
               </w:rPr>
-              <w:t>通过UART串口实现CPU2与CPU3的数据交互，安全功能模式下：CPU3接收CPU2发送的测量信息，为单向通信。</w:t>
-            </w:r>
-          </w:p>
-          <w:p>
-            <w:pPr>
-              <w:rPr>
-                <w:rFonts w:hint="eastAsia"/>
-                <w:color w:val="auto"/>
-                <w:lang w:val="en-US" w:eastAsia="zh-CN"/>
-              </w:rPr>
-            </w:pPr>
-            <w:r>
-              <w:rPr>
-                <w:rFonts w:hint="eastAsia"/>
-                <w:color w:val="auto"/>
-                <w:lang w:val="en-US" w:eastAsia="zh-CN"/>
-              </w:rPr>
-              <w:t>在非安全功能模式下，CPU3向CPU2下发测量指令、配置参数，CPU2返回所需信息，为双向通信。</w:t>
-            </w:r>
-          </w:p>
-          <w:p>
-            <w:pPr>
-              <w:rPr>
-                <w:rFonts w:hint="eastAsia"/>
-                <w:color w:val="auto"/>
-                <w:lang w:val="en-US" w:eastAsia="zh-CN"/>
-              </w:rPr>
-            </w:pPr>
-            <w:r>
-              <w:rPr>
-                <w:rFonts w:hint="eastAsia"/>
-                <w:color w:val="auto"/>
-                <w:lang w:val="en-US" w:eastAsia="zh-CN"/>
-              </w:rPr>
-              <w:t>安全功能下，使用内部封装的协议，通过CRC16检验方式诊断通信异常；</w:t>
+              <w:t>非安全功能：CPU3向CPU4下发指令，CPU4返回信息，为双向通信。</w:t>
             </w:r>
           </w:p>
           <w:p>
@@ -19982,32 +20780,15 @@
                 <w:lang w:val="en-US" w:eastAsia="zh-CN"/>
               </w:rPr>
             </w:pPr>
-            <w:r>
-              <w:rPr>
-                <w:rFonts w:hint="eastAsia"/>
-                <w:color w:val="auto"/>
-                <w:lang w:val="en-US" w:eastAsia="zh-CN"/>
-              </w:rPr>
-              <w:t>非安全功能时，使用modbus-RTU协议，通过CRC16检验方式诊断通信异常。</w:t>
-            </w:r>
           </w:p>
         </w:tc>
       </w:tr>
     </w:tbl>
     <w:p>
       <w:pPr>
-        <w:pStyle w:val="3"/>
-        <w:numPr>
-          <w:ilvl w:val="1"/>
-          <w:numId w:val="0"/>
-        </w:numPr>
-        <w:tabs>
-          <w:tab w:val="clear" w:pos="567"/>
-        </w:tabs>
-        <w:ind w:leftChars="0"/>
+        <w:bidi w:val="0"/>
         <w:rPr>
           <w:rFonts w:hint="default"/>
-          <w:color w:val="auto"/>
           <w:lang w:val="en-US" w:eastAsia="zh-CN"/>
         </w:rPr>
       </w:pPr>
@@ -20434,7 +21215,7 @@
           </w:tblCellMar>
         </w:tblPrEx>
         <w:trPr>
-          <w:trHeight w:val="959" w:hRule="atLeast"/>
+          <w:trHeight w:val="509" w:hRule="atLeast"/>
         </w:trPr>
         <w:tc>
           <w:tcPr>
@@ -20921,7 +21702,7 @@
           </w:tblCellMar>
         </w:tblPrEx>
         <w:trPr>
-          <w:trHeight w:val="959" w:hRule="atLeast"/>
+          <w:trHeight w:val="509" w:hRule="atLeast"/>
         </w:trPr>
         <w:tc>
           <w:tcPr>
@@ -21984,6 +22765,517 @@
         </w:rPr>
         <w:t>CPU3_Hart 数字信号通信</w:t>
       </w:r>
+    </w:p>
+    <w:tbl>
+      <w:tblPr>
+        <w:tblStyle w:val="23"/>
+        <w:tblW w:w="5000" w:type="pct"/>
+        <w:tblInd w:w="0" w:type="dxa"/>
+        <w:tblBorders>
+          <w:top w:val="single" w:color="auto" w:sz="4" w:space="0"/>
+          <w:left w:val="single" w:color="auto" w:sz="4" w:space="0"/>
+          <w:bottom w:val="single" w:color="auto" w:sz="4" w:space="0"/>
+          <w:right w:val="single" w:color="auto" w:sz="4" w:space="0"/>
+          <w:insideH w:val="single" w:color="auto" w:sz="4" w:space="0"/>
+          <w:insideV w:val="single" w:color="auto" w:sz="4" w:space="0"/>
+        </w:tblBorders>
+        <w:tblLayout w:type="autofit"/>
+        <w:tblCellMar>
+          <w:top w:w="0" w:type="dxa"/>
+          <w:left w:w="28" w:type="dxa"/>
+          <w:bottom w:w="0" w:type="dxa"/>
+          <w:right w:w="28" w:type="dxa"/>
+        </w:tblCellMar>
+      </w:tblPr>
+      <w:tblGrid>
+        <w:gridCol w:w="1232"/>
+        <w:gridCol w:w="7136"/>
+      </w:tblGrid>
+      <w:tr>
+        <w:tblPrEx>
+          <w:tblBorders>
+            <w:top w:val="single" w:color="auto" w:sz="4" w:space="0"/>
+            <w:left w:val="single" w:color="auto" w:sz="4" w:space="0"/>
+            <w:bottom w:val="single" w:color="auto" w:sz="4" w:space="0"/>
+            <w:right w:val="single" w:color="auto" w:sz="4" w:space="0"/>
+            <w:insideH w:val="single" w:color="auto" w:sz="4" w:space="0"/>
+            <w:insideV w:val="single" w:color="auto" w:sz="4" w:space="0"/>
+          </w:tblBorders>
+          <w:tblCellMar>
+            <w:top w:w="0" w:type="dxa"/>
+            <w:left w:w="28" w:type="dxa"/>
+            <w:bottom w:w="0" w:type="dxa"/>
+            <w:right w:w="28" w:type="dxa"/>
+          </w:tblCellMar>
+        </w:tblPrEx>
+        <w:trPr>
+          <w:trHeight w:val="293" w:hRule="atLeast"/>
+        </w:trPr>
+        <w:tc>
+          <w:tcPr>
+            <w:tcW w:w="736" w:type="pct"/>
+            <w:tcBorders>
+              <w:top w:val="single" w:color="auto" w:sz="4" w:space="0"/>
+              <w:left w:val="single" w:color="auto" w:sz="4" w:space="0"/>
+              <w:bottom w:val="single" w:color="auto" w:sz="4" w:space="0"/>
+              <w:right w:val="single" w:color="auto" w:sz="4" w:space="0"/>
+            </w:tcBorders>
+            <w:noWrap w:val="0"/>
+            <w:vAlign w:val="top"/>
+          </w:tcPr>
+          <w:p>
+            <w:pPr>
+              <w:jc w:val="center"/>
+              <w:rPr>
+                <w:rFonts w:hint="eastAsia"/>
+                <w:color w:val="auto"/>
+              </w:rPr>
+            </w:pPr>
+            <w:r>
+              <w:rPr>
+                <w:color w:val="auto"/>
+              </w:rPr>
+              <w:t>架构编号</w:t>
+            </w:r>
+          </w:p>
+        </w:tc>
+        <w:tc>
+          <w:tcPr>
+            <w:tcW w:w="4263" w:type="pct"/>
+            <w:tcBorders>
+              <w:top w:val="single" w:color="auto" w:sz="4" w:space="0"/>
+              <w:left w:val="single" w:color="auto" w:sz="4" w:space="0"/>
+              <w:bottom w:val="single" w:color="auto" w:sz="4" w:space="0"/>
+              <w:right w:val="single" w:color="auto" w:sz="4" w:space="0"/>
+            </w:tcBorders>
+            <w:noWrap w:val="0"/>
+            <w:vAlign w:val="top"/>
+          </w:tcPr>
+          <w:p>
+            <w:pPr>
+              <w:rPr>
+                <w:rFonts w:hint="default" w:eastAsia="华文楷体"/>
+                <w:color w:val="auto"/>
+                <w:lang w:val="en-US" w:eastAsia="zh-CN"/>
+              </w:rPr>
+            </w:pPr>
+            <w:r>
+              <w:rPr>
+                <w:rFonts w:hint="eastAsia"/>
+                <w:color w:val="auto"/>
+                <w:lang w:val="en-US" w:eastAsia="zh-CN"/>
+              </w:rPr>
+              <w:t>ABDSM</w:t>
+            </w:r>
+            <w:r>
+              <w:rPr>
+                <w:rFonts w:hint="eastAsia"/>
+                <w:color w:val="auto"/>
+                <w:lang w:val="de-DE"/>
+              </w:rPr>
+              <w:t>-Arch-SYS-</w:t>
+            </w:r>
+            <w:r>
+              <w:rPr>
+                <w:rFonts w:hint="eastAsia"/>
+                <w:color w:val="auto"/>
+                <w:lang w:val="en-US" w:eastAsia="zh-CN"/>
+              </w:rPr>
+              <w:t>030</w:t>
+            </w:r>
+          </w:p>
+        </w:tc>
+      </w:tr>
+      <w:tr>
+        <w:tblPrEx>
+          <w:tblBorders>
+            <w:top w:val="single" w:color="auto" w:sz="4" w:space="0"/>
+            <w:left w:val="single" w:color="auto" w:sz="4" w:space="0"/>
+            <w:bottom w:val="single" w:color="auto" w:sz="4" w:space="0"/>
+            <w:right w:val="single" w:color="auto" w:sz="4" w:space="0"/>
+            <w:insideH w:val="single" w:color="auto" w:sz="4" w:space="0"/>
+            <w:insideV w:val="single" w:color="auto" w:sz="4" w:space="0"/>
+          </w:tblBorders>
+          <w:tblCellMar>
+            <w:top w:w="0" w:type="dxa"/>
+            <w:left w:w="28" w:type="dxa"/>
+            <w:bottom w:w="0" w:type="dxa"/>
+            <w:right w:w="28" w:type="dxa"/>
+          </w:tblCellMar>
+        </w:tblPrEx>
+        <w:tc>
+          <w:tcPr>
+            <w:tcW w:w="736" w:type="pct"/>
+            <w:tcBorders>
+              <w:top w:val="single" w:color="auto" w:sz="4" w:space="0"/>
+              <w:left w:val="single" w:color="auto" w:sz="4" w:space="0"/>
+              <w:bottom w:val="single" w:color="auto" w:sz="4" w:space="0"/>
+              <w:right w:val="single" w:color="auto" w:sz="4" w:space="0"/>
+            </w:tcBorders>
+            <w:noWrap w:val="0"/>
+            <w:vAlign w:val="top"/>
+          </w:tcPr>
+          <w:p>
+            <w:pPr>
+              <w:jc w:val="center"/>
+              <w:rPr>
+                <w:color w:val="auto"/>
+              </w:rPr>
+            </w:pPr>
+            <w:r>
+              <w:rPr>
+                <w:color w:val="auto"/>
+              </w:rPr>
+              <w:t>架构摘要</w:t>
+            </w:r>
+          </w:p>
+        </w:tc>
+        <w:tc>
+          <w:tcPr>
+            <w:tcW w:w="4263" w:type="pct"/>
+            <w:tcBorders>
+              <w:top w:val="single" w:color="auto" w:sz="4" w:space="0"/>
+              <w:left w:val="single" w:color="auto" w:sz="4" w:space="0"/>
+              <w:bottom w:val="single" w:color="auto" w:sz="4" w:space="0"/>
+              <w:right w:val="single" w:color="auto" w:sz="4" w:space="0"/>
+            </w:tcBorders>
+            <w:noWrap w:val="0"/>
+            <w:vAlign w:val="top"/>
+          </w:tcPr>
+          <w:p>
+            <w:pPr>
+              <w:rPr>
+                <w:rFonts w:hint="default" w:eastAsia="华文楷体"/>
+                <w:color w:val="auto"/>
+                <w:lang w:val="en-US" w:eastAsia="zh-CN"/>
+              </w:rPr>
+            </w:pPr>
+            <w:r>
+              <w:rPr>
+                <w:rFonts w:hint="default" w:eastAsia="华文楷体"/>
+                <w:color w:val="auto"/>
+                <w:lang w:val="en-US" w:eastAsia="zh-CN"/>
+              </w:rPr>
+              <w:t>Hart</w:t>
+            </w:r>
+            <w:r>
+              <w:rPr>
+                <w:rFonts w:hint="eastAsia"/>
+                <w:color w:val="auto"/>
+                <w:lang w:val="en-US" w:eastAsia="zh-CN"/>
+              </w:rPr>
+              <w:t xml:space="preserve"> HO</w:t>
+            </w:r>
+            <w:r>
+              <w:rPr>
+                <w:rFonts w:hint="default" w:eastAsia="华文楷体"/>
+                <w:color w:val="auto"/>
+                <w:lang w:val="en-US" w:eastAsia="zh-CN"/>
+              </w:rPr>
+              <w:t>及</w:t>
+            </w:r>
+            <w:r>
+              <w:rPr>
+                <w:rFonts w:hint="eastAsia"/>
+                <w:color w:val="auto"/>
+                <w:lang w:val="en-US" w:eastAsia="zh-CN"/>
+              </w:rPr>
+              <w:t>Hart SL数</w:t>
+            </w:r>
+            <w:r>
+              <w:rPr>
+                <w:rFonts w:hint="default" w:eastAsia="华文楷体"/>
+                <w:color w:val="auto"/>
+                <w:lang w:val="en-US" w:eastAsia="zh-CN"/>
+              </w:rPr>
+              <w:t>字信号</w:t>
+            </w:r>
+          </w:p>
+        </w:tc>
+      </w:tr>
+      <w:tr>
+        <w:tblPrEx>
+          <w:tblBorders>
+            <w:top w:val="single" w:color="auto" w:sz="4" w:space="0"/>
+            <w:left w:val="single" w:color="auto" w:sz="4" w:space="0"/>
+            <w:bottom w:val="single" w:color="auto" w:sz="4" w:space="0"/>
+            <w:right w:val="single" w:color="auto" w:sz="4" w:space="0"/>
+            <w:insideH w:val="single" w:color="auto" w:sz="4" w:space="0"/>
+            <w:insideV w:val="single" w:color="auto" w:sz="4" w:space="0"/>
+          </w:tblBorders>
+          <w:tblCellMar>
+            <w:top w:w="0" w:type="dxa"/>
+            <w:left w:w="28" w:type="dxa"/>
+            <w:bottom w:w="0" w:type="dxa"/>
+            <w:right w:w="28" w:type="dxa"/>
+          </w:tblCellMar>
+        </w:tblPrEx>
+        <w:tc>
+          <w:tcPr>
+            <w:tcW w:w="736" w:type="pct"/>
+            <w:tcBorders>
+              <w:top w:val="single" w:color="auto" w:sz="4" w:space="0"/>
+              <w:left w:val="single" w:color="auto" w:sz="4" w:space="0"/>
+              <w:bottom w:val="single" w:color="auto" w:sz="4" w:space="0"/>
+              <w:right w:val="single" w:color="auto" w:sz="4" w:space="0"/>
+            </w:tcBorders>
+            <w:noWrap w:val="0"/>
+            <w:vAlign w:val="top"/>
+          </w:tcPr>
+          <w:p>
+            <w:pPr>
+              <w:jc w:val="center"/>
+              <w:rPr>
+                <w:color w:val="auto"/>
+              </w:rPr>
+            </w:pPr>
+            <w:r>
+              <w:rPr>
+                <w:color w:val="auto"/>
+              </w:rPr>
+              <w:t>架构描述</w:t>
+            </w:r>
+          </w:p>
+        </w:tc>
+        <w:tc>
+          <w:tcPr>
+            <w:tcW w:w="4263" w:type="pct"/>
+            <w:tcBorders>
+              <w:top w:val="single" w:color="auto" w:sz="4" w:space="0"/>
+              <w:left w:val="single" w:color="auto" w:sz="4" w:space="0"/>
+              <w:bottom w:val="single" w:color="auto" w:sz="4" w:space="0"/>
+              <w:right w:val="single" w:color="auto" w:sz="4" w:space="0"/>
+            </w:tcBorders>
+            <w:noWrap w:val="0"/>
+            <w:vAlign w:val="top"/>
+          </w:tcPr>
+          <w:p>
+            <w:pPr>
+              <w:numPr>
+                <w:ilvl w:val="0"/>
+                <w:numId w:val="0"/>
+              </w:numPr>
+              <w:rPr>
+                <w:rFonts w:hint="default"/>
+                <w:color w:val="auto"/>
+                <w:lang w:val="en-US" w:eastAsia="zh-CN"/>
+              </w:rPr>
+            </w:pPr>
+            <w:r>
+              <w:rPr>
+                <w:rFonts w:hint="default"/>
+                <w:color w:val="auto"/>
+                <w:lang w:val="en-US" w:eastAsia="zh-CN"/>
+              </w:rPr>
+              <w:t>通过UART串口实现</w:t>
+            </w:r>
+            <w:r>
+              <w:rPr>
+                <w:rFonts w:hint="eastAsia"/>
+                <w:color w:val="auto"/>
+                <w:lang w:val="en-US" w:eastAsia="zh-CN"/>
+              </w:rPr>
+              <w:t>HART</w:t>
+            </w:r>
+            <w:r>
+              <w:rPr>
+                <w:rFonts w:hint="default"/>
+                <w:color w:val="auto"/>
+                <w:lang w:val="en-US" w:eastAsia="zh-CN"/>
+              </w:rPr>
+              <w:t>信号的物理层与数据链</w:t>
+            </w:r>
+            <w:r>
+              <w:rPr>
+                <w:rFonts w:hint="eastAsia"/>
+                <w:color w:val="auto"/>
+                <w:lang w:val="en-US" w:eastAsia="zh-CN"/>
+              </w:rPr>
+              <w:t>路</w:t>
+            </w:r>
+            <w:r>
+              <w:rPr>
+                <w:rFonts w:hint="default"/>
+                <w:color w:val="auto"/>
+                <w:lang w:val="en-US" w:eastAsia="zh-CN"/>
+              </w:rPr>
+              <w:t>层的数据通信</w:t>
+            </w:r>
+          </w:p>
+        </w:tc>
+      </w:tr>
+      <w:tr>
+        <w:tblPrEx>
+          <w:tblBorders>
+            <w:top w:val="single" w:color="auto" w:sz="4" w:space="0"/>
+            <w:left w:val="single" w:color="auto" w:sz="4" w:space="0"/>
+            <w:bottom w:val="single" w:color="auto" w:sz="4" w:space="0"/>
+            <w:right w:val="single" w:color="auto" w:sz="4" w:space="0"/>
+            <w:insideH w:val="single" w:color="auto" w:sz="4" w:space="0"/>
+            <w:insideV w:val="single" w:color="auto" w:sz="4" w:space="0"/>
+          </w:tblBorders>
+          <w:tblCellMar>
+            <w:top w:w="0" w:type="dxa"/>
+            <w:left w:w="28" w:type="dxa"/>
+            <w:bottom w:w="0" w:type="dxa"/>
+            <w:right w:w="28" w:type="dxa"/>
+          </w:tblCellMar>
+        </w:tblPrEx>
+        <w:tc>
+          <w:tcPr>
+            <w:tcW w:w="736" w:type="pct"/>
+            <w:tcBorders>
+              <w:top w:val="single" w:color="auto" w:sz="4" w:space="0"/>
+              <w:left w:val="single" w:color="auto" w:sz="4" w:space="0"/>
+              <w:bottom w:val="single" w:color="auto" w:sz="4" w:space="0"/>
+              <w:right w:val="single" w:color="auto" w:sz="4" w:space="0"/>
+            </w:tcBorders>
+            <w:noWrap w:val="0"/>
+            <w:vAlign w:val="top"/>
+          </w:tcPr>
+          <w:p>
+            <w:pPr>
+              <w:jc w:val="center"/>
+              <w:rPr>
+                <w:rFonts w:hint="eastAsia"/>
+                <w:color w:val="auto"/>
+              </w:rPr>
+            </w:pPr>
+            <w:r>
+              <w:rPr>
+                <w:color w:val="auto"/>
+              </w:rPr>
+              <w:t>对应需求</w:t>
+            </w:r>
+          </w:p>
+        </w:tc>
+        <w:tc>
+          <w:tcPr>
+            <w:tcW w:w="4263" w:type="pct"/>
+            <w:tcBorders>
+              <w:top w:val="single" w:color="auto" w:sz="4" w:space="0"/>
+              <w:left w:val="single" w:color="auto" w:sz="4" w:space="0"/>
+              <w:bottom w:val="single" w:color="auto" w:sz="4" w:space="0"/>
+              <w:right w:val="single" w:color="auto" w:sz="4" w:space="0"/>
+            </w:tcBorders>
+            <w:noWrap w:val="0"/>
+            <w:vAlign w:val="top"/>
+          </w:tcPr>
+          <w:p>
+            <w:pPr>
+              <w:rPr>
+                <w:rFonts w:hint="eastAsia"/>
+                <w:color w:val="auto"/>
+                <w:lang w:val="en-US" w:eastAsia="zh-CN"/>
+              </w:rPr>
+            </w:pPr>
+            <w:r>
+              <w:rPr>
+                <w:rFonts w:hint="eastAsia"/>
+                <w:color w:val="auto"/>
+                <w:lang w:val="en-US" w:eastAsia="zh-CN"/>
+              </w:rPr>
+              <w:t>ABDSM-R-035-A</w:t>
+            </w:r>
+          </w:p>
+        </w:tc>
+      </w:tr>
+      <w:tr>
+        <w:tblPrEx>
+          <w:tblBorders>
+            <w:top w:val="single" w:color="auto" w:sz="4" w:space="0"/>
+            <w:left w:val="single" w:color="auto" w:sz="4" w:space="0"/>
+            <w:bottom w:val="single" w:color="auto" w:sz="4" w:space="0"/>
+            <w:right w:val="single" w:color="auto" w:sz="4" w:space="0"/>
+            <w:insideH w:val="single" w:color="auto" w:sz="4" w:space="0"/>
+            <w:insideV w:val="single" w:color="auto" w:sz="4" w:space="0"/>
+          </w:tblBorders>
+          <w:tblCellMar>
+            <w:top w:w="0" w:type="dxa"/>
+            <w:left w:w="28" w:type="dxa"/>
+            <w:bottom w:w="0" w:type="dxa"/>
+            <w:right w:w="28" w:type="dxa"/>
+          </w:tblCellMar>
+        </w:tblPrEx>
+        <w:tc>
+          <w:tcPr>
+            <w:tcW w:w="736" w:type="pct"/>
+            <w:tcBorders>
+              <w:top w:val="single" w:color="auto" w:sz="4" w:space="0"/>
+              <w:left w:val="single" w:color="auto" w:sz="4" w:space="0"/>
+              <w:bottom w:val="single" w:color="auto" w:sz="4" w:space="0"/>
+              <w:right w:val="single" w:color="auto" w:sz="4" w:space="0"/>
+            </w:tcBorders>
+            <w:noWrap w:val="0"/>
+            <w:vAlign w:val="center"/>
+          </w:tcPr>
+          <w:p>
+            <w:pPr>
+              <w:jc w:val="center"/>
+              <w:rPr>
+                <w:rFonts w:hint="eastAsia" w:eastAsia="华文楷体"/>
+                <w:color w:val="auto"/>
+                <w:lang w:val="en-US" w:eastAsia="zh-CN"/>
+              </w:rPr>
+            </w:pPr>
+            <w:r>
+              <w:rPr>
+                <w:rFonts w:hint="eastAsia"/>
+                <w:color w:val="auto"/>
+                <w:lang w:val="en-US" w:eastAsia="zh-CN"/>
+              </w:rPr>
+              <w:t>简介</w:t>
+            </w:r>
+          </w:p>
+        </w:tc>
+        <w:tc>
+          <w:tcPr>
+            <w:tcW w:w="4263" w:type="pct"/>
+            <w:tcBorders>
+              <w:top w:val="single" w:color="auto" w:sz="4" w:space="0"/>
+              <w:left w:val="single" w:color="auto" w:sz="4" w:space="0"/>
+              <w:bottom w:val="single" w:color="auto" w:sz="4" w:space="0"/>
+              <w:right w:val="single" w:color="auto" w:sz="4" w:space="0"/>
+            </w:tcBorders>
+            <w:noWrap w:val="0"/>
+            <w:vAlign w:val="top"/>
+          </w:tcPr>
+          <w:p>
+            <w:pPr>
+              <w:rPr>
+                <w:rFonts w:hint="default"/>
+                <w:color w:val="auto"/>
+                <w:lang w:val="en-US" w:eastAsia="zh-CN"/>
+              </w:rPr>
+            </w:pPr>
+            <w:r>
+              <w:rPr>
+                <w:rFonts w:hint="eastAsia"/>
+                <w:color w:val="auto"/>
+                <w:lang w:val="en-US" w:eastAsia="zh-CN"/>
+              </w:rPr>
+              <w:t>为非安全功能通信接口，通过专门的通信芯片，实现Hart信号与罐底显示单元的通信。串口为双向通信，使用HART协议，协议定义校验方式进行数据校验。</w:t>
+            </w:r>
+          </w:p>
+        </w:tc>
+      </w:tr>
+    </w:tbl>
+    <w:p>
+      <w:pPr>
+        <w:pStyle w:val="3"/>
+        <w:rPr>
+          <w:rFonts w:hint="eastAsia"/>
+          <w:color w:val="auto"/>
+        </w:rPr>
+      </w:pPr>
+      <w:r>
+        <w:rPr>
+          <w:rFonts w:hint="eastAsia"/>
+          <w:color w:val="auto"/>
+          <w:lang w:val="en-US" w:eastAsia="zh-CN"/>
+        </w:rPr>
+        <w:t>CPU3_BPM 数字信号通信</w:t>
+      </w:r>
       <w:bookmarkEnd w:id="32"/>
     </w:p>
     <w:tbl>
@@ -22101,7 +23393,7 @@
                 <w:color w:val="auto"/>
                 <w:lang w:val="en-US" w:eastAsia="zh-CN"/>
               </w:rPr>
-              <w:t>029</w:t>
+              <w:t>031</w:t>
             </w:r>
           </w:p>
         </w:tc>
@@ -22176,39 +23468,7 @@
                 <w:color w:val="auto"/>
                 <w:lang w:val="en-US" w:eastAsia="zh-CN"/>
               </w:rPr>
-              <w:t>Hart</w:t>
-            </w:r>
-            <w:r>
-              <w:rPr>
-                <w:rFonts w:hint="eastAsia"/>
-                <w:color w:val="auto"/>
-                <w:lang w:val="en-US" w:eastAsia="zh-CN"/>
-              </w:rPr>
-              <w:t xml:space="preserve"> HO</w:t>
-            </w:r>
-            <w:r>
-              <w:rPr>
-                <w:rFonts w:hint="default" w:eastAsia="华文楷体"/>
-                <w:color w:val="auto"/>
-                <w:lang w:val="en-US" w:eastAsia="zh-CN"/>
-              </w:rPr>
-              <w:t>及</w:t>
-            </w:r>
-            <w:r>
-              <w:rPr>
-                <w:rFonts w:hint="eastAsia"/>
-                <w:color w:val="auto"/>
-                <w:lang w:val="en-US" w:eastAsia="zh-CN"/>
-              </w:rPr>
-              <w:t>Hart SL数</w:t>
-            </w:r>
-            <w:r>
-              <w:rPr>
-                <w:rFonts w:hint="default" w:eastAsia="华文楷体"/>
-                <w:color w:val="auto"/>
-                <w:lang w:val="en-US" w:eastAsia="zh-CN"/>
-              </w:rPr>
-              <w:t>字信号</w:t>
+              <w:t>BPM数字信号通信</w:t>
             </w:r>
           </w:p>
         </w:tc>
@@ -22287,39 +23547,7 @@
                 <w:color w:val="auto"/>
                 <w:lang w:val="en-US" w:eastAsia="zh-CN"/>
               </w:rPr>
-              <w:t>通过UART串口实现</w:t>
-            </w:r>
-            <w:r>
-              <w:rPr>
-                <w:rFonts w:hint="eastAsia"/>
-                <w:color w:val="auto"/>
-                <w:lang w:val="en-US" w:eastAsia="zh-CN"/>
-              </w:rPr>
-              <w:t>HART</w:t>
-            </w:r>
-            <w:r>
-              <w:rPr>
-                <w:rFonts w:hint="default"/>
-                <w:color w:val="auto"/>
-                <w:lang w:val="en-US" w:eastAsia="zh-CN"/>
-              </w:rPr>
-              <w:t>信号的物理层与数据链</w:t>
-            </w:r>
-            <w:r>
-              <w:rPr>
-                <w:rFonts w:hint="eastAsia"/>
-                <w:color w:val="auto"/>
-                <w:lang w:val="en-US" w:eastAsia="zh-CN"/>
-              </w:rPr>
-              <w:t>路</w:t>
-            </w:r>
-            <w:r>
-              <w:rPr>
-                <w:rFonts w:hint="default"/>
-                <w:color w:val="auto"/>
-                <w:lang w:val="en-US" w:eastAsia="zh-CN"/>
-              </w:rPr>
-              <w:t>层的数据通信</w:t>
+              <w:t>CPU3与BPM数字信号通信模块连接，实现CPU3与BPM模块之间的数字信号双向传输。</w:t>
             </w:r>
           </w:p>
         </w:tc>
@@ -22470,11 +23698,11 @@
             </w:pPr>
             <w:r>
               <w:rPr>
-                <w:rFonts w:hint="eastAsia"/>
-                <w:color w:val="auto"/>
-                <w:lang w:val="en-US" w:eastAsia="zh-CN"/>
-              </w:rPr>
-              <w:t>为非安全功能通信接口，通过专门的通信芯片，实现Hart信号与罐底显示单元的通信。串口为双向通信，使用HART协议，协议定义校验方式进行数据校验。</w:t>
+                <w:rFonts w:hint="default"/>
+                <w:color w:val="auto"/>
+                <w:lang w:val="en-US" w:eastAsia="zh-CN"/>
+              </w:rPr>
+              <w:t>BPM数字信号通信接口属于非安全功能接口。CPU3通过图示双向通信链路与BPM模块进行数字信号收发，实现BPM相关数据在CPU3与BPM模块之间的传递。</w:t>
             </w:r>
           </w:p>
         </w:tc>
@@ -22514,7 +23742,7 @@
           <w:szCs w:val="24"/>
           <w:lang w:val="en-US" w:eastAsia="zh-CN"/>
         </w:rPr>
-        <w:t>DSM-Ⅱ系列储罐在线自动计量仪的状态定义如下表。各模式的具体电流与继电器值由安全需求及输出接口设计规定，本节仅定义状态关系。</w:t>
+        <w:t>DSM系列储罐在线自动计量仪的状态定义如下表。各模式的具体电流与继电器值由安全需求及输出接口设计规定，本节仅定义状态关系。</w:t>
       </w:r>
     </w:p>
     <w:tbl>
@@ -23560,7 +24788,7 @@
           <w:lang w:eastAsia="zh-CN"/>
         </w:rPr>
         <w:object>
-          <v:shape id="_x0000_i1033" o:spt="75" alt="" type="#_x0000_t75" style="height:264.65pt;width:414.05pt;" o:ole="t" filled="f" o:preferrelative="t" stroked="f" coordsize="21600,21600">
+          <v:shape id="_x0000_i1030" o:spt="75" type="#_x0000_t75" style="height:264.65pt;width:414.05pt;" o:ole="t" filled="f" o:preferrelative="t" stroked="f" coordsize="21600,21600">
             <v:path/>
             <v:fill on="f" focussize="0,0"/>
             <v:stroke on="f"/>
@@ -23569,7 +24797,7 @@
             <w10:wrap type="none"/>
             <w10:anchorlock/>
           </v:shape>
-          <o:OLEObject Type="Embed" ProgID="Visio.Drawing.15" ShapeID="_x0000_i1033" DrawAspect="Content" ObjectID="_1468075730" r:id="rId18">
+          <o:OLEObject Type="Embed" ProgID="Visio.Drawing.15" ShapeID="_x0000_i1030" DrawAspect="Content" ObjectID="_1468075730" r:id="rId18">
             <o:LockedField>false</o:LockedField>
           </o:OLEObject>
         </w:object>
@@ -23577,25 +24805,19 @@
     </w:p>
     <w:p>
       <w:pPr>
-        <w:pStyle w:val="6"/>
         <w:numPr>
           <w:ilvl w:val="0"/>
           <w:numId w:val="8"/>
         </w:numPr>
-        <w:ind w:left="420" w:leftChars="0" w:hanging="420" w:firstLineChars="0"/>
-        <w:jc w:val="both"/>
+        <w:bidi w:val="0"/>
         <w:rPr>
           <w:rFonts w:hint="eastAsia"/>
-          <w:sz w:val="24"/>
-          <w:szCs w:val="32"/>
           <w:lang w:val="en-US" w:eastAsia="zh-CN"/>
         </w:rPr>
       </w:pPr>
       <w:r>
         <w:rPr>
           <w:rFonts w:hint="eastAsia"/>
-          <w:sz w:val="24"/>
-          <w:szCs w:val="32"/>
           <w:lang w:val="en-US" w:eastAsia="zh-CN"/>
         </w:rPr>
         <w:t>初始化模式：仪表上电或软件重启后执行初始化与安全自检，安全输出先进入定义的安全态。全部检查通过后进入配置模式；关键自检失败时进入安全故障状态。只有上电、软件重启或必须重启的严重故障才重新执行启动序列。</w:t>
@@ -23603,25 +24825,19 @@
     </w:p>
     <w:p>
       <w:pPr>
-        <w:pStyle w:val="6"/>
         <w:numPr>
           <w:ilvl w:val="0"/>
           <w:numId w:val="8"/>
         </w:numPr>
-        <w:ind w:left="420" w:leftChars="0" w:hanging="420" w:firstLineChars="0"/>
-        <w:jc w:val="both"/>
+        <w:bidi w:val="0"/>
         <w:rPr>
           <w:rFonts w:hint="eastAsia"/>
-          <w:sz w:val="24"/>
-          <w:szCs w:val="32"/>
           <w:lang w:val="en-US" w:eastAsia="zh-CN"/>
         </w:rPr>
       </w:pPr>
       <w:r>
         <w:rPr>
           <w:rFonts w:hint="eastAsia"/>
-          <w:sz w:val="24"/>
-          <w:szCs w:val="32"/>
           <w:lang w:val="en-US" w:eastAsia="zh-CN"/>
         </w:rPr>
         <w:t>配置模式：配置模式是默认待命状态，兼具命令接收和参数配置功能；安全参数默认锁定，独立安全监督持续有效。满足 DM4 安全会话和入口检查条件时进入界位安全测量；界位安全功能未被要求时可进入其他测量；授权且替代保护已建立后可进入安全受控维护状态。</w:t>
@@ -23629,25 +24845,19 @@
     </w:p>
     <w:p>
       <w:pPr>
-        <w:pStyle w:val="6"/>
         <w:numPr>
           <w:ilvl w:val="0"/>
           <w:numId w:val="8"/>
         </w:numPr>
-        <w:ind w:left="420" w:leftChars="0" w:hanging="420" w:firstLineChars="0"/>
-        <w:jc w:val="both"/>
+        <w:bidi w:val="0"/>
         <w:rPr>
           <w:rFonts w:hint="eastAsia"/>
-          <w:sz w:val="24"/>
-          <w:szCs w:val="32"/>
           <w:lang w:val="en-US" w:eastAsia="zh-CN"/>
         </w:rPr>
       </w:pPr>
       <w:r>
         <w:rPr>
           <w:rFonts w:hint="eastAsia"/>
-          <w:sz w:val="24"/>
-          <w:szCs w:val="32"/>
           <w:lang w:val="en-US" w:eastAsia="zh-CN"/>
         </w:rPr>
         <w:t>界位安全测量模式：本模式是唯一安全测量模式，用于油水界位定位／跟随。SIL 配置只允许 DM4 安全协议在安全会话有效且入口检查通过后进入；DM4 非安全协议不得形成安全有效结果。正常结束或受控停止后返回配置模式；安全测量故障时进入安全故障状态。</w:t>
@@ -23655,25 +24865,19 @@
     </w:p>
     <w:p>
       <w:pPr>
-        <w:pStyle w:val="6"/>
         <w:numPr>
           <w:ilvl w:val="0"/>
           <w:numId w:val="8"/>
         </w:numPr>
-        <w:ind w:left="420" w:leftChars="0" w:hanging="420" w:firstLineChars="0"/>
-        <w:jc w:val="both"/>
+        <w:bidi w:val="0"/>
         <w:rPr>
           <w:rFonts w:hint="default"/>
-          <w:sz w:val="24"/>
-          <w:szCs w:val="32"/>
           <w:lang w:val="en-US" w:eastAsia="zh-CN"/>
         </w:rPr>
       </w:pPr>
       <w:r>
         <w:rPr>
           <w:rFonts w:hint="eastAsia"/>
-          <w:sz w:val="24"/>
-          <w:szCs w:val="32"/>
           <w:lang w:val="en-US" w:eastAsia="zh-CN"/>
         </w:rPr>
         <w:t>其他测量模式：液面、密度、温度、罐底等均为非安全测量。当前 CPU2 单命令同步执行，界位安全测量与其他测量共享电机、编码器和传感器资源，二者不得并行。完成或普通业务错误后返回配置模式；若故障影响共享安全资源或安全输出，则进入安全故障状态。</w:t>
@@ -23681,25 +24885,19 @@
     </w:p>
     <w:p>
       <w:pPr>
-        <w:pStyle w:val="6"/>
         <w:numPr>
           <w:ilvl w:val="0"/>
           <w:numId w:val="8"/>
         </w:numPr>
-        <w:ind w:left="420" w:leftChars="0" w:hanging="420" w:firstLineChars="0"/>
-        <w:jc w:val="both"/>
+        <w:bidi w:val="0"/>
         <w:rPr>
           <w:rFonts w:hint="eastAsia"/>
-          <w:sz w:val="24"/>
-          <w:szCs w:val="32"/>
           <w:lang w:val="en-US" w:eastAsia="zh-CN"/>
         </w:rPr>
       </w:pPr>
       <w:r>
         <w:rPr>
           <w:rFonts w:hint="eastAsia"/>
-          <w:sz w:val="24"/>
-          <w:szCs w:val="32"/>
           <w:lang w:val="en-US" w:eastAsia="zh-CN"/>
         </w:rPr>
         <w:t>安全受控维护状态：维护活动本身不承担安全测量，维护期间界位安全功能可能不可用。只有经授权且替代保护已建立才可从配置模式或安全故障状态进入；从安全故障状态进入时，故障锁存和安全输出持续有效，不视为故障恢复。退出前必须完成配置重锁、自检和界位功能复验，通过后返回配置模式，恢复检查失败则进入安全故障状态。</w:t>
@@ -23707,79 +24905,22 @@
     </w:p>
     <w:p>
       <w:pPr>
-        <w:pStyle w:val="6"/>
         <w:numPr>
           <w:ilvl w:val="0"/>
           <w:numId w:val="8"/>
         </w:numPr>
-        <w:ind w:left="420" w:leftChars="0" w:hanging="420" w:firstLineChars="0"/>
-        <w:jc w:val="both"/>
-        <w:rPr>
-          <w:rFonts w:hint="default"/>
-          <w:sz w:val="24"/>
-          <w:szCs w:val="32"/>
+        <w:bidi w:val="0"/>
+        <w:rPr>
+          <w:rFonts w:hint="eastAsia"/>
+        </w:rPr>
+      </w:pPr>
+      <w:r>
+        <w:rPr>
+          <w:rFonts w:hint="eastAsia"/>
           <w:lang w:val="en-US" w:eastAsia="zh-CN"/>
         </w:rPr>
-      </w:pPr>
-      <w:r>
-        <w:rPr>
-          <w:rFonts w:hint="eastAsia"/>
-          <w:sz w:val="24"/>
-          <w:szCs w:val="32"/>
-          <w:lang w:val="en-US" w:eastAsia="zh-CN"/>
-        </w:rPr>
         <w:t>安全故障状态：关键自检失败、界位安全测量故障、共享安全资源或安全输出故障、维护恢复检查失败，以及独立安全监督检测到的安全相关故障，均进入本状态。在批准 FTTI 内停止运动、使界位数据无效并执行定义的安全输出；授权、替代保护已建立且故障锁存和安全输出持续有效时，可进入安全受控维护状态，该转换不视为故障恢复。故障消除、人工复位、诊断和复验通过后返回配置模式，仅必须重启的严重故障返回上电／软件重启流程。</w:t>
       </w:r>
-    </w:p>
-    <w:p>
-      <w:pPr>
-        <w:pStyle w:val="6"/>
-        <w:numPr>
-          <w:ilvl w:val="0"/>
-          <w:numId w:val="8"/>
-        </w:numPr>
-        <w:ind w:left="420" w:leftChars="0" w:hanging="420" w:firstLineChars="0"/>
-        <w:jc w:val="both"/>
-        <w:rPr>
-          <w:rFonts w:hint="eastAsia"/>
-          <w:sz w:val="24"/>
-          <w:szCs w:val="32"/>
-        </w:rPr>
-      </w:pPr>
-      <w:r>
-        <w:rPr>
-          <w:rFonts w:hint="eastAsia"/>
-          <w:sz w:val="24"/>
-          <w:szCs w:val="32"/>
-          <w:lang w:val="en-US" w:eastAsia="zh-CN"/>
-        </w:rPr>
-        <w:t>独立安全监督与运行约束：安全监督层贯穿全部状态但不是业务模式，覆盖 CPU、供电、DM4 安全通信、运动与位置、安全参数和安全输出。本图按界位安全功能按需执行建立；若批准 SRS 后续要求持续在线，其他测量必须改经维护／旁路和替代保护进入。本状态架构按 SIL2 目标设计，不等同于已满足 SIL2。</w:t>
-      </w:r>
-    </w:p>
-    <w:p>
-      <w:pPr>
-        <w:rPr>
-          <w:rFonts w:hint="eastAsia"/>
-          <w:sz w:val="24"/>
-          <w:szCs w:val="32"/>
-        </w:rPr>
-      </w:pPr>
-      <w:r>
-        <w:rPr>
-          <w:rFonts w:hint="eastAsia"/>
-          <w:sz w:val="24"/>
-          <w:szCs w:val="32"/>
-          <w:lang w:val="en-US" w:eastAsia="zh-CN"/>
-        </w:rPr>
-        <w:br w:type="page"/>
-      </w:r>
-    </w:p>
-    <w:p>
-      <w:pPr>
-        <w:rPr>
-          <w:rFonts w:hint="eastAsia"/>
-        </w:rPr>
-      </w:pPr>
     </w:p>
     <w:tbl>
       <w:tblPr>
@@ -24299,8 +25440,6 @@
                 <w:lang w:eastAsia="zh-CN"/>
               </w:rPr>
             </w:pPr>
-            <w:bookmarkStart w:id="34" w:name="_GoBack"/>
-            <w:bookmarkEnd w:id="34"/>
             <w:r>
               <w:rPr>
                 <w:rFonts w:hint="eastAsia"/>
@@ -24341,7 +25480,7 @@
                 <w:vertAlign w:val="baseline"/>
                 <w:lang w:eastAsia="zh-CN"/>
               </w:rPr>
-              <w:t>初始化成功；界位安全测量正常结束或受控停止；其他测量完成或普通业务错误；维护重锁、自检和界位复验通过；安全故障复位、诊断和复验通过。</w:t>
+              <w:t>初始化成功；界位安全测量正常结束或受控停止；其他测量完成或普通业务错误；检和界位复验通过；安全故障复位、诊断和复验通过。</w:t>
             </w:r>
           </w:p>
         </w:tc>
@@ -24838,7 +25977,7 @@
               <w:keepNext w:val="0"/>
               <w:jc w:val="both"/>
               <w:rPr>
-                <w:rFonts w:hint="eastAsia" w:eastAsia="华文楷体"/>
+                <w:rFonts w:hint="eastAsia"/>
                 <w:b w:val="0"/>
                 <w:sz w:val="21"/>
                 <w:szCs w:val="21"/>
@@ -24856,6 +25995,31 @@
                 <w:lang w:eastAsia="zh-CN"/>
               </w:rPr>
               <w:t>唯一安全测量模式，用于油水界位定位／跟随； DM4 非安全协议不得形成安全有效结果。</w:t>
+            </w:r>
+          </w:p>
+          <w:p>
+            <w:pPr>
+              <w:keepNext w:val="0"/>
+              <w:jc w:val="both"/>
+              <w:rPr>
+                <w:rFonts w:hint="eastAsia"/>
+                <w:b w:val="0"/>
+                <w:sz w:val="21"/>
+                <w:szCs w:val="21"/>
+                <w:vertAlign w:val="baseline"/>
+                <w:lang w:eastAsia="zh-CN"/>
+              </w:rPr>
+            </w:pPr>
+            <w:r>
+              <w:rPr>
+                <w:rFonts w:hint="eastAsia"/>
+                <w:b w:val="0"/>
+                <w:sz w:val="21"/>
+                <w:szCs w:val="21"/>
+                <w:vertAlign w:val="baseline"/>
+                <w:lang w:eastAsia="zh-CN"/>
+              </w:rPr>
+              <w:t>界位搜索阶段尚未形成有效测量结果时，模拟量输出模块不输出界位过程电流，而输出规定的搜索未就绪电流；继电器输出保持安全报警动作状态，不执行界位阈值判断。界位定位成功且测量结果通过有效性检查后，模拟量输出切换为正常界位过程电流，继电器按报警阈值和滞回规则工作。超过规定的最大定位时间或检测到安全相关故障时，模拟量输出切换为故障电流，继电器保持报警并锁存，直至故障复位和功能复验通过。</w:t>
             </w:r>
           </w:p>
         </w:tc>
@@ -25797,7 +26961,7 @@
                 <w:vertAlign w:val="baseline"/>
                 <w:lang w:eastAsia="zh-CN"/>
               </w:rPr>
-              <w:t>在批准 FTTI 内停止运动、使界位数据无效并执行定义的安全输出；具体时限和输出由批准 SRS 冻结。</w:t>
+              <w:t>在批准 FTTI （故障容许时间间隔）内停止运动、使界位数据无效并执行定义的安全输出；具体时限和输出由批准 SRS（安全要求规格书） 冻结。</w:t>
             </w:r>
           </w:p>
         </w:tc>
@@ -26090,7 +27254,7 @@
               <w:bCs w:val="0"/>
               <w:lang w:val="en-US" w:eastAsia="zh-CN"/>
             </w:rPr>
-            <w:t>DSM-Ⅱ</w:t>
+            <w:t>DSM</w:t>
           </w:r>
           <w:r>
             <w:rPr>
@@ -26181,14 +27345,6 @@
     </w:tblGrid>
     <w:tr>
       <w:tblPrEx>
-        <w:tblBorders>
-          <w:top w:val="single" w:color="FFFFFF" w:sz="4" w:space="0"/>
-          <w:left w:val="single" w:color="FFFFFF" w:sz="4" w:space="0"/>
-          <w:bottom w:val="single" w:color="FFFFFF" w:sz="4" w:space="0"/>
-          <w:right w:val="single" w:color="FFFFFF" w:sz="4" w:space="0"/>
-          <w:insideH w:val="single" w:color="FFFFFF" w:sz="4" w:space="0"/>
-          <w:insideV w:val="single" w:color="FFFFFF" w:sz="4" w:space="0"/>
-        </w:tblBorders>
         <w:tblCellMar>
           <w:top w:w="0" w:type="dxa"/>
           <w:left w:w="28" w:type="dxa"/>
